--- a/masters-brief/ЖК_МАСТЕРС_информационная_справка.docx
+++ b/masters-brief/ЖК_МАСТЕРС_информационная_справка.docx
@@ -8436,6 +8436,5333 @@
     </w:p>
     <w:p>
       <w:pPr>
+        <w:pBdr>
+          <w:bottom w:val="single" w:color="A9762F" w:sz="10" w:space="8"/>
+        </w:pBdr>
+        <w:spacing w:after="160"/>
+      </w:pPr>
+      <w:r>
+        <w:rPr>
+          <w:rFonts w:ascii="Georgia" w:cs="Georgia" w:eastAsia="Georgia" w:hAnsi="Georgia"/>
+          <w:b/>
+          <w:bCs/>
+          <w:i w:val="false"/>
+          <w:iCs w:val="false"/>
+          <w:color w:val="1F2A44"/>
+          <w:sz w:val="36"/>
+          <w:szCs w:val="36"/>
+        </w:rPr>
+        <w:t xml:space="preserve">Ценовое сравнение с конкурентами</w:t>
+      </w:r>
+    </w:p>
+    <w:p>
+      <w:pPr>
+        <w:spacing w:after="130" w:line="264" w:lineRule="auto"/>
+      </w:pPr>
+      <w:r>
+        <w:rPr>
+          <w:rFonts w:ascii="Arial" w:cs="Arial" w:eastAsia="Arial" w:hAnsi="Arial"/>
+          <w:b w:val="false"/>
+          <w:bCs w:val="false"/>
+          <w:i w:val="false"/>
+          <w:iCs w:val="false"/>
+          <w:color w:val="2A2E38"/>
+          <w:sz w:val="19"/>
+          <w:szCs w:val="19"/>
+        </w:rPr>
+        <w:t xml:space="preserve">Сравнение построено на выгрузках Циан по пяти реализованным проектам локации на ту же дату — 28.07.2026, суммарно 520 лотов. Чтобы сопоставление было корректным, из каждой выгрузки взята одна и та же база: квартиры площадью 40–140 м² (диапазон экспозиции МАСТЕРС), без лотов свободной планировки.</w:t>
+      </w:r>
+    </w:p>
+    <w:p>
+      <w:pPr>
+        <w:spacing w:after="190" w:line="264" w:lineRule="auto"/>
+      </w:pPr>
+      <w:r>
+        <w:rPr>
+          <w:rFonts w:ascii="Arial" w:cs="Arial" w:eastAsia="Arial" w:hAnsi="Arial"/>
+          <w:b/>
+          <w:bCs/>
+          <w:i w:val="false"/>
+          <w:iCs w:val="false"/>
+          <w:color w:val="2A2E38"/>
+          <w:sz w:val="19"/>
+          <w:szCs w:val="19"/>
+        </w:rPr>
+        <w:t xml:space="preserve">Ключевая оговорка: цены «в лоб» несопоставимы. </w:t>
+      </w:r>
+      <w:r>
+        <w:rPr>
+          <w:rFonts w:ascii="Arial" w:cs="Arial" w:eastAsia="Arial" w:hAnsi="Arial"/>
+          <w:b w:val="false"/>
+          <w:bCs w:val="false"/>
+          <w:i w:val="false"/>
+          <w:iCs w:val="false"/>
+          <w:color w:val="2A2E38"/>
+          <w:sz w:val="19"/>
+          <w:szCs w:val="19"/>
+        </w:rPr>
+        <w:t xml:space="preserve">МАСТЕРС — это 100 % первичного рынка, без отделки, со сроком ввода в 2029 г. Конкуренты — готовое жильё, где среди лотов с определённым уровнем отделки 70–95 % идут с ремонтом. Поэтому ниже приведены два измерения: цена экспозиции как есть и цена, приведённая к общей базе «без отделки».</w:t>
+      </w:r>
+    </w:p>
+    <w:p>
+      <w:pPr>
+        <w:spacing w:after="110" w:before="170"/>
+      </w:pPr>
+      <w:r>
+        <w:rPr>
+          <w:rFonts w:ascii="Georgia" w:cs="Georgia" w:eastAsia="Georgia" w:hAnsi="Georgia"/>
+          <w:b/>
+          <w:bCs/>
+          <w:i w:val="false"/>
+          <w:iCs w:val="false"/>
+          <w:color w:val="1F2A44"/>
+          <w:sz w:val="24"/>
+          <w:szCs w:val="24"/>
+        </w:rPr>
+        <w:t xml:space="preserve">Экспозиция конкурентов</w:t>
+      </w:r>
+    </w:p>
+    <w:tbl>
+      <w:tblPr>
+        <w:tblW w:type="dxa" w:w="9638"/>
+        <w:tblBorders>
+          <w:top w:val="single" w:color="auto" w:sz="4"/>
+          <w:left w:val="single" w:color="auto" w:sz="4"/>
+          <w:bottom w:val="single" w:color="auto" w:sz="4"/>
+          <w:right w:val="single" w:color="auto" w:sz="4"/>
+          <w:insideH w:val="single" w:color="auto" w:sz="4"/>
+          <w:insideV w:val="single" w:color="auto" w:sz="4"/>
+        </w:tblBorders>
+      </w:tblPr>
+      <w:tblGrid>
+        <w:gridCol w:w="1720"/>
+        <w:gridCol w:w="1500"/>
+        <w:gridCol w:w="720"/>
+        <w:gridCol w:w="1180"/>
+        <w:gridCol w:w="2200"/>
+        <w:gridCol w:w="1050"/>
+        <w:gridCol w:w="1268"/>
+      </w:tblGrid>
+      <w:tr>
+        <w:trPr>
+          <w:tblHeader/>
+        </w:trPr>
+        <w:tc>
+          <w:tcPr>
+            <w:tcW w:type="dxa" w:w="1720"/>
+            <w:tcBorders>
+              <w:top w:val="single" w:color="1F2A44" w:sz="4"/>
+              <w:left w:val="none" w:color="auto" w:sz="0"/>
+              <w:bottom w:val="single" w:color="D9D4CB" w:sz="4"/>
+              <w:right w:val="none" w:color="auto" w:sz="0"/>
+            </w:tcBorders>
+            <w:shd w:fill="1F2A44" w:color="auto" w:val="clear"/>
+            <w:tcMar>
+              <w:top w:type="dxa" w:w="70"/>
+              <w:left w:type="dxa" w:w="100"/>
+              <w:bottom w:type="dxa" w:w="70"/>
+              <w:right w:type="dxa" w:w="100"/>
+            </w:tcMar>
+            <w:vAlign w:val="center"/>
+          </w:tcPr>
+          <w:p>
+            <w:pPr>
+              <w:spacing w:after="0" w:line="240" w:lineRule="auto"/>
+              <w:jc w:val="left"/>
+            </w:pPr>
+            <w:r>
+              <w:rPr>
+                <w:rFonts w:ascii="Arial" w:cs="Arial" w:eastAsia="Arial" w:hAnsi="Arial"/>
+                <w:b/>
+                <w:bCs/>
+                <w:i w:val="false"/>
+                <w:iCs w:val="false"/>
+                <w:color w:val="FFFFFF"/>
+                <w:sz w:val="16"/>
+                <w:szCs w:val="16"/>
+              </w:rPr>
+              <w:t xml:space="preserve">ЖК</w:t>
+            </w:r>
+          </w:p>
+        </w:tc>
+        <w:tc>
+          <w:tcPr>
+            <w:tcW w:type="dxa" w:w="1500"/>
+            <w:tcBorders>
+              <w:top w:val="single" w:color="1F2A44" w:sz="4"/>
+              <w:left w:val="none" w:color="auto" w:sz="0"/>
+              <w:bottom w:val="single" w:color="D9D4CB" w:sz="4"/>
+              <w:right w:val="none" w:color="auto" w:sz="0"/>
+            </w:tcBorders>
+            <w:shd w:fill="1F2A44" w:color="auto" w:val="clear"/>
+            <w:tcMar>
+              <w:top w:type="dxa" w:w="70"/>
+              <w:left w:type="dxa" w:w="100"/>
+              <w:bottom w:type="dxa" w:w="70"/>
+              <w:right w:type="dxa" w:w="100"/>
+            </w:tcMar>
+            <w:vAlign w:val="center"/>
+          </w:tcPr>
+          <w:p>
+            <w:pPr>
+              <w:spacing w:after="0" w:line="240" w:lineRule="auto"/>
+              <w:jc w:val="center"/>
+            </w:pPr>
+            <w:r>
+              <w:rPr>
+                <w:rFonts w:ascii="Arial" w:cs="Arial" w:eastAsia="Arial" w:hAnsi="Arial"/>
+                <w:b/>
+                <w:bCs/>
+                <w:i w:val="false"/>
+                <w:iCs w:val="false"/>
+                <w:color w:val="FFFFFF"/>
+                <w:sz w:val="16"/>
+                <w:szCs w:val="16"/>
+              </w:rPr>
+              <w:t xml:space="preserve">Рынок</w:t>
+            </w:r>
+          </w:p>
+        </w:tc>
+        <w:tc>
+          <w:tcPr>
+            <w:tcW w:type="dxa" w:w="720"/>
+            <w:tcBorders>
+              <w:top w:val="single" w:color="1F2A44" w:sz="4"/>
+              <w:left w:val="none" w:color="auto" w:sz="0"/>
+              <w:bottom w:val="single" w:color="D9D4CB" w:sz="4"/>
+              <w:right w:val="none" w:color="auto" w:sz="0"/>
+            </w:tcBorders>
+            <w:shd w:fill="1F2A44" w:color="auto" w:val="clear"/>
+            <w:tcMar>
+              <w:top w:type="dxa" w:w="70"/>
+              <w:left w:type="dxa" w:w="100"/>
+              <w:bottom w:type="dxa" w:w="70"/>
+              <w:right w:type="dxa" w:w="100"/>
+            </w:tcMar>
+            <w:vAlign w:val="center"/>
+          </w:tcPr>
+          <w:p>
+            <w:pPr>
+              <w:spacing w:after="0" w:line="240" w:lineRule="auto"/>
+              <w:jc w:val="center"/>
+            </w:pPr>
+            <w:r>
+              <w:rPr>
+                <w:rFonts w:ascii="Arial" w:cs="Arial" w:eastAsia="Arial" w:hAnsi="Arial"/>
+                <w:b/>
+                <w:bCs/>
+                <w:i w:val="false"/>
+                <w:iCs w:val="false"/>
+                <w:color w:val="FFFFFF"/>
+                <w:sz w:val="16"/>
+                <w:szCs w:val="16"/>
+              </w:rPr>
+              <w:t xml:space="preserve">Лотов</w:t>
+            </w:r>
+          </w:p>
+        </w:tc>
+        <w:tc>
+          <w:tcPr>
+            <w:tcW w:type="dxa" w:w="1180"/>
+            <w:tcBorders>
+              <w:top w:val="single" w:color="1F2A44" w:sz="4"/>
+              <w:left w:val="none" w:color="auto" w:sz="0"/>
+              <w:bottom w:val="single" w:color="D9D4CB" w:sz="4"/>
+              <w:right w:val="none" w:color="auto" w:sz="0"/>
+            </w:tcBorders>
+            <w:shd w:fill="1F2A44" w:color="auto" w:val="clear"/>
+            <w:tcMar>
+              <w:top w:type="dxa" w:w="70"/>
+              <w:left w:type="dxa" w:w="100"/>
+              <w:bottom w:type="dxa" w:w="70"/>
+              <w:right w:type="dxa" w:w="100"/>
+            </w:tcMar>
+            <w:vAlign w:val="center"/>
+          </w:tcPr>
+          <w:p>
+            <w:pPr>
+              <w:spacing w:after="0" w:line="240" w:lineRule="auto"/>
+              <w:jc w:val="center"/>
+            </w:pPr>
+            <w:r>
+              <w:rPr>
+                <w:rFonts w:ascii="Arial" w:cs="Arial" w:eastAsia="Arial" w:hAnsi="Arial"/>
+                <w:b/>
+                <w:bCs/>
+                <w:i w:val="false"/>
+                <w:iCs w:val="false"/>
+                <w:color w:val="FFFFFF"/>
+                <w:sz w:val="16"/>
+                <w:szCs w:val="16"/>
+              </w:rPr>
+              <w:t xml:space="preserve">Ø ₽/м²</w:t>
+            </w:r>
+          </w:p>
+        </w:tc>
+        <w:tc>
+          <w:tcPr>
+            <w:tcW w:type="dxa" w:w="2200"/>
+            <w:tcBorders>
+              <w:top w:val="single" w:color="1F2A44" w:sz="4"/>
+              <w:left w:val="none" w:color="auto" w:sz="0"/>
+              <w:bottom w:val="single" w:color="D9D4CB" w:sz="4"/>
+              <w:right w:val="none" w:color="auto" w:sz="0"/>
+            </w:tcBorders>
+            <w:shd w:fill="1F2A44" w:color="auto" w:val="clear"/>
+            <w:tcMar>
+              <w:top w:type="dxa" w:w="70"/>
+              <w:left w:type="dxa" w:w="100"/>
+              <w:bottom w:type="dxa" w:w="70"/>
+              <w:right w:type="dxa" w:w="100"/>
+            </w:tcMar>
+            <w:vAlign w:val="center"/>
+          </w:tcPr>
+          <w:p>
+            <w:pPr>
+              <w:spacing w:after="0" w:line="240" w:lineRule="auto"/>
+              <w:jc w:val="center"/>
+            </w:pPr>
+            <w:r>
+              <w:rPr>
+                <w:rFonts w:ascii="Arial" w:cs="Arial" w:eastAsia="Arial" w:hAnsi="Arial"/>
+                <w:b/>
+                <w:bCs/>
+                <w:i w:val="false"/>
+                <w:iCs w:val="false"/>
+                <w:color w:val="FFFFFF"/>
+                <w:sz w:val="16"/>
+                <w:szCs w:val="16"/>
+              </w:rPr>
+              <w:t xml:space="preserve">Диапазон ₽/м²</w:t>
+            </w:r>
+          </w:p>
+        </w:tc>
+        <w:tc>
+          <w:tcPr>
+            <w:tcW w:type="dxa" w:w="1050"/>
+            <w:tcBorders>
+              <w:top w:val="single" w:color="1F2A44" w:sz="4"/>
+              <w:left w:val="none" w:color="auto" w:sz="0"/>
+              <w:bottom w:val="single" w:color="D9D4CB" w:sz="4"/>
+              <w:right w:val="none" w:color="auto" w:sz="0"/>
+            </w:tcBorders>
+            <w:shd w:fill="1F2A44" w:color="auto" w:val="clear"/>
+            <w:tcMar>
+              <w:top w:type="dxa" w:w="70"/>
+              <w:left w:type="dxa" w:w="100"/>
+              <w:bottom w:type="dxa" w:w="70"/>
+              <w:right w:type="dxa" w:w="100"/>
+            </w:tcMar>
+            <w:vAlign w:val="center"/>
+          </w:tcPr>
+          <w:p>
+            <w:pPr>
+              <w:spacing w:after="0" w:line="240" w:lineRule="auto"/>
+              <w:jc w:val="center"/>
+            </w:pPr>
+            <w:r>
+              <w:rPr>
+                <w:rFonts w:ascii="Arial" w:cs="Arial" w:eastAsia="Arial" w:hAnsi="Arial"/>
+                <w:b/>
+                <w:bCs/>
+                <w:i w:val="false"/>
+                <w:iCs w:val="false"/>
+                <w:color w:val="FFFFFF"/>
+                <w:sz w:val="16"/>
+                <w:szCs w:val="16"/>
+              </w:rPr>
+              <w:t xml:space="preserve">Ср. S,
+м²</w:t>
+            </w:r>
+          </w:p>
+        </w:tc>
+        <w:tc>
+          <w:tcPr>
+            <w:tcW w:type="dxa" w:w="1268"/>
+            <w:tcBorders>
+              <w:top w:val="single" w:color="1F2A44" w:sz="4"/>
+              <w:left w:val="none" w:color="auto" w:sz="0"/>
+              <w:bottom w:val="single" w:color="D9D4CB" w:sz="4"/>
+              <w:right w:val="none" w:color="auto" w:sz="0"/>
+            </w:tcBorders>
+            <w:shd w:fill="1F2A44" w:color="auto" w:val="clear"/>
+            <w:tcMar>
+              <w:top w:type="dxa" w:w="70"/>
+              <w:left w:type="dxa" w:w="100"/>
+              <w:bottom w:type="dxa" w:w="70"/>
+              <w:right w:type="dxa" w:w="100"/>
+            </w:tcMar>
+            <w:vAlign w:val="center"/>
+          </w:tcPr>
+          <w:p>
+            <w:pPr>
+              <w:spacing w:after="0" w:line="240" w:lineRule="auto"/>
+              <w:jc w:val="center"/>
+            </w:pPr>
+            <w:r>
+              <w:rPr>
+                <w:rFonts w:ascii="Arial" w:cs="Arial" w:eastAsia="Arial" w:hAnsi="Arial"/>
+                <w:b/>
+                <w:bCs/>
+                <w:i w:val="false"/>
+                <w:iCs w:val="false"/>
+                <w:color w:val="FFFFFF"/>
+                <w:sz w:val="16"/>
+                <w:szCs w:val="16"/>
+              </w:rPr>
+              <w:t xml:space="preserve">Ср. лот,
+млн ₽</w:t>
+            </w:r>
+          </w:p>
+        </w:tc>
+      </w:tr>
+      <w:tr>
+        <w:tc>
+          <w:tcPr>
+            <w:tcW w:type="dxa" w:w="1720"/>
+            <w:tcBorders>
+              <w:top w:val="single" w:color="D9D4CB" w:sz="4"/>
+              <w:left w:val="none" w:color="auto" w:sz="0"/>
+              <w:bottom w:val="single" w:color="D9D4CB" w:sz="4"/>
+              <w:right w:val="none" w:color="auto" w:sz="0"/>
+            </w:tcBorders>
+            <w:tcMar>
+              <w:top w:type="dxa" w:w="70"/>
+              <w:left w:type="dxa" w:w="100"/>
+              <w:bottom w:type="dxa" w:w="70"/>
+              <w:right w:type="dxa" w:w="100"/>
+            </w:tcMar>
+            <w:vAlign w:val="center"/>
+          </w:tcPr>
+          <w:p>
+            <w:pPr>
+              <w:spacing w:after="0" w:line="240" w:lineRule="auto"/>
+              <w:jc w:val="left"/>
+            </w:pPr>
+            <w:r>
+              <w:rPr>
+                <w:rFonts w:ascii="Arial" w:cs="Arial" w:eastAsia="Arial" w:hAnsi="Arial"/>
+                <w:b/>
+                <w:bCs/>
+                <w:i w:val="false"/>
+                <w:iCs w:val="false"/>
+                <w:color w:val="2A2E38"/>
+                <w:sz w:val="17"/>
+                <w:szCs w:val="17"/>
+              </w:rPr>
+              <w:t xml:space="preserve">Прайм Парк</w:t>
+            </w:r>
+          </w:p>
+        </w:tc>
+        <w:tc>
+          <w:tcPr>
+            <w:tcW w:type="dxa" w:w="1500"/>
+            <w:tcBorders>
+              <w:top w:val="single" w:color="D9D4CB" w:sz="4"/>
+              <w:left w:val="none" w:color="auto" w:sz="0"/>
+              <w:bottom w:val="single" w:color="D9D4CB" w:sz="4"/>
+              <w:right w:val="none" w:color="auto" w:sz="0"/>
+            </w:tcBorders>
+            <w:tcMar>
+              <w:top w:type="dxa" w:w="70"/>
+              <w:left w:type="dxa" w:w="100"/>
+              <w:bottom w:type="dxa" w:w="70"/>
+              <w:right w:type="dxa" w:w="100"/>
+            </w:tcMar>
+            <w:vAlign w:val="center"/>
+          </w:tcPr>
+          <w:p>
+            <w:pPr>
+              <w:spacing w:after="0" w:line="240" w:lineRule="auto"/>
+              <w:jc w:val="center"/>
+            </w:pPr>
+            <w:r>
+              <w:rPr>
+                <w:rFonts w:ascii="Arial" w:cs="Arial" w:eastAsia="Arial" w:hAnsi="Arial"/>
+                <w:b w:val="false"/>
+                <w:bCs w:val="false"/>
+                <w:i w:val="false"/>
+                <w:iCs w:val="false"/>
+                <w:color w:val="2A2E38"/>
+                <w:sz w:val="17"/>
+                <w:szCs w:val="17"/>
+              </w:rPr>
+              <w:t xml:space="preserve">первич. + вторич.</w:t>
+            </w:r>
+          </w:p>
+        </w:tc>
+        <w:tc>
+          <w:tcPr>
+            <w:tcW w:type="dxa" w:w="720"/>
+            <w:tcBorders>
+              <w:top w:val="single" w:color="D9D4CB" w:sz="4"/>
+              <w:left w:val="none" w:color="auto" w:sz="0"/>
+              <w:bottom w:val="single" w:color="D9D4CB" w:sz="4"/>
+              <w:right w:val="none" w:color="auto" w:sz="0"/>
+            </w:tcBorders>
+            <w:tcMar>
+              <w:top w:type="dxa" w:w="70"/>
+              <w:left w:type="dxa" w:w="100"/>
+              <w:bottom w:type="dxa" w:w="70"/>
+              <w:right w:type="dxa" w:w="100"/>
+            </w:tcMar>
+            <w:vAlign w:val="center"/>
+          </w:tcPr>
+          <w:p>
+            <w:pPr>
+              <w:spacing w:after="0" w:line="240" w:lineRule="auto"/>
+              <w:jc w:val="center"/>
+            </w:pPr>
+            <w:r>
+              <w:rPr>
+                <w:rFonts w:ascii="Arial" w:cs="Arial" w:eastAsia="Arial" w:hAnsi="Arial"/>
+                <w:b w:val="false"/>
+                <w:bCs w:val="false"/>
+                <w:i w:val="false"/>
+                <w:iCs w:val="false"/>
+                <w:color w:val="2A2E38"/>
+                <w:sz w:val="17"/>
+                <w:szCs w:val="17"/>
+              </w:rPr>
+              <w:t xml:space="preserve">271</w:t>
+            </w:r>
+          </w:p>
+        </w:tc>
+        <w:tc>
+          <w:tcPr>
+            <w:tcW w:type="dxa" w:w="1180"/>
+            <w:tcBorders>
+              <w:top w:val="single" w:color="D9D4CB" w:sz="4"/>
+              <w:left w:val="none" w:color="auto" w:sz="0"/>
+              <w:bottom w:val="single" w:color="D9D4CB" w:sz="4"/>
+              <w:right w:val="none" w:color="auto" w:sz="0"/>
+            </w:tcBorders>
+            <w:tcMar>
+              <w:top w:type="dxa" w:w="70"/>
+              <w:left w:type="dxa" w:w="100"/>
+              <w:bottom w:type="dxa" w:w="70"/>
+              <w:right w:type="dxa" w:w="100"/>
+            </w:tcMar>
+            <w:vAlign w:val="center"/>
+          </w:tcPr>
+          <w:p>
+            <w:pPr>
+              <w:spacing w:after="0" w:line="240" w:lineRule="auto"/>
+              <w:jc w:val="center"/>
+            </w:pPr>
+            <w:r>
+              <w:rPr>
+                <w:rFonts w:ascii="Arial" w:cs="Arial" w:eastAsia="Arial" w:hAnsi="Arial"/>
+                <w:b w:val="false"/>
+                <w:bCs w:val="false"/>
+                <w:i w:val="false"/>
+                <w:iCs w:val="false"/>
+                <w:color w:val="2A2E38"/>
+                <w:sz w:val="17"/>
+                <w:szCs w:val="17"/>
+              </w:rPr>
+              <w:t xml:space="preserve">895 048</w:t>
+            </w:r>
+          </w:p>
+        </w:tc>
+        <w:tc>
+          <w:tcPr>
+            <w:tcW w:type="dxa" w:w="2200"/>
+            <w:tcBorders>
+              <w:top w:val="single" w:color="D9D4CB" w:sz="4"/>
+              <w:left w:val="none" w:color="auto" w:sz="0"/>
+              <w:bottom w:val="single" w:color="D9D4CB" w:sz="4"/>
+              <w:right w:val="none" w:color="auto" w:sz="0"/>
+            </w:tcBorders>
+            <w:tcMar>
+              <w:top w:type="dxa" w:w="70"/>
+              <w:left w:type="dxa" w:w="100"/>
+              <w:bottom w:type="dxa" w:w="70"/>
+              <w:right w:type="dxa" w:w="100"/>
+            </w:tcMar>
+            <w:vAlign w:val="center"/>
+          </w:tcPr>
+          <w:p>
+            <w:pPr>
+              <w:spacing w:after="0" w:line="240" w:lineRule="auto"/>
+              <w:jc w:val="center"/>
+            </w:pPr>
+            <w:r>
+              <w:rPr>
+                <w:rFonts w:ascii="Arial" w:cs="Arial" w:eastAsia="Arial" w:hAnsi="Arial"/>
+                <w:b w:val="false"/>
+                <w:bCs w:val="false"/>
+                <w:i w:val="false"/>
+                <w:iCs w:val="false"/>
+                <w:color w:val="2A2E38"/>
+                <w:sz w:val="17"/>
+                <w:szCs w:val="17"/>
+              </w:rPr>
+              <w:t xml:space="preserve">651 025–1 340 580</w:t>
+            </w:r>
+          </w:p>
+        </w:tc>
+        <w:tc>
+          <w:tcPr>
+            <w:tcW w:type="dxa" w:w="1050"/>
+            <w:tcBorders>
+              <w:top w:val="single" w:color="D9D4CB" w:sz="4"/>
+              <w:left w:val="none" w:color="auto" w:sz="0"/>
+              <w:bottom w:val="single" w:color="D9D4CB" w:sz="4"/>
+              <w:right w:val="none" w:color="auto" w:sz="0"/>
+            </w:tcBorders>
+            <w:tcMar>
+              <w:top w:type="dxa" w:w="70"/>
+              <w:left w:type="dxa" w:w="100"/>
+              <w:bottom w:type="dxa" w:w="70"/>
+              <w:right w:type="dxa" w:w="100"/>
+            </w:tcMar>
+            <w:vAlign w:val="center"/>
+          </w:tcPr>
+          <w:p>
+            <w:pPr>
+              <w:spacing w:after="0" w:line="240" w:lineRule="auto"/>
+              <w:jc w:val="center"/>
+            </w:pPr>
+            <w:r>
+              <w:rPr>
+                <w:rFonts w:ascii="Arial" w:cs="Arial" w:eastAsia="Arial" w:hAnsi="Arial"/>
+                <w:b w:val="false"/>
+                <w:bCs w:val="false"/>
+                <w:i w:val="false"/>
+                <w:iCs w:val="false"/>
+                <w:color w:val="2A2E38"/>
+                <w:sz w:val="17"/>
+                <w:szCs w:val="17"/>
+              </w:rPr>
+              <w:t xml:space="preserve">90,4</w:t>
+            </w:r>
+          </w:p>
+        </w:tc>
+        <w:tc>
+          <w:tcPr>
+            <w:tcW w:type="dxa" w:w="1268"/>
+            <w:tcBorders>
+              <w:top w:val="single" w:color="D9D4CB" w:sz="4"/>
+              <w:left w:val="none" w:color="auto" w:sz="0"/>
+              <w:bottom w:val="single" w:color="D9D4CB" w:sz="4"/>
+              <w:right w:val="none" w:color="auto" w:sz="0"/>
+            </w:tcBorders>
+            <w:tcMar>
+              <w:top w:type="dxa" w:w="70"/>
+              <w:left w:type="dxa" w:w="100"/>
+              <w:bottom w:type="dxa" w:w="70"/>
+              <w:right w:type="dxa" w:w="100"/>
+            </w:tcMar>
+            <w:vAlign w:val="center"/>
+          </w:tcPr>
+          <w:p>
+            <w:pPr>
+              <w:spacing w:after="0" w:line="240" w:lineRule="auto"/>
+              <w:jc w:val="center"/>
+            </w:pPr>
+            <w:r>
+              <w:rPr>
+                <w:rFonts w:ascii="Arial" w:cs="Arial" w:eastAsia="Arial" w:hAnsi="Arial"/>
+                <w:b w:val="false"/>
+                <w:bCs w:val="false"/>
+                <w:i w:val="false"/>
+                <w:iCs w:val="false"/>
+                <w:color w:val="2A2E38"/>
+                <w:sz w:val="17"/>
+                <w:szCs w:val="17"/>
+              </w:rPr>
+              <w:t xml:space="preserve">80,9</w:t>
+            </w:r>
+          </w:p>
+        </w:tc>
+      </w:tr>
+      <w:tr>
+        <w:tc>
+          <w:tcPr>
+            <w:tcW w:type="dxa" w:w="1720"/>
+            <w:tcBorders>
+              <w:top w:val="single" w:color="D9D4CB" w:sz="4"/>
+              <w:left w:val="none" w:color="auto" w:sz="0"/>
+              <w:bottom w:val="single" w:color="D9D4CB" w:sz="4"/>
+              <w:right w:val="none" w:color="auto" w:sz="0"/>
+            </w:tcBorders>
+            <w:shd w:fill="FBFAF8" w:color="auto" w:val="clear"/>
+            <w:tcMar>
+              <w:top w:type="dxa" w:w="70"/>
+              <w:left w:type="dxa" w:w="100"/>
+              <w:bottom w:type="dxa" w:w="70"/>
+              <w:right w:type="dxa" w:w="100"/>
+            </w:tcMar>
+            <w:vAlign w:val="center"/>
+          </w:tcPr>
+          <w:p>
+            <w:pPr>
+              <w:spacing w:after="0" w:line="240" w:lineRule="auto"/>
+              <w:jc w:val="left"/>
+            </w:pPr>
+            <w:r>
+              <w:rPr>
+                <w:rFonts w:ascii="Arial" w:cs="Arial" w:eastAsia="Arial" w:hAnsi="Arial"/>
+                <w:b/>
+                <w:bCs/>
+                <w:i w:val="false"/>
+                <w:iCs w:val="false"/>
+                <w:color w:val="2A2E38"/>
+                <w:sz w:val="17"/>
+                <w:szCs w:val="17"/>
+              </w:rPr>
+              <w:t xml:space="preserve">Династия</w:t>
+            </w:r>
+          </w:p>
+        </w:tc>
+        <w:tc>
+          <w:tcPr>
+            <w:tcW w:type="dxa" w:w="1500"/>
+            <w:tcBorders>
+              <w:top w:val="single" w:color="D9D4CB" w:sz="4"/>
+              <w:left w:val="none" w:color="auto" w:sz="0"/>
+              <w:bottom w:val="single" w:color="D9D4CB" w:sz="4"/>
+              <w:right w:val="none" w:color="auto" w:sz="0"/>
+            </w:tcBorders>
+            <w:shd w:fill="FBFAF8" w:color="auto" w:val="clear"/>
+            <w:tcMar>
+              <w:top w:type="dxa" w:w="70"/>
+              <w:left w:type="dxa" w:w="100"/>
+              <w:bottom w:type="dxa" w:w="70"/>
+              <w:right w:type="dxa" w:w="100"/>
+            </w:tcMar>
+            <w:vAlign w:val="center"/>
+          </w:tcPr>
+          <w:p>
+            <w:pPr>
+              <w:spacing w:after="0" w:line="240" w:lineRule="auto"/>
+              <w:jc w:val="center"/>
+            </w:pPr>
+            <w:r>
+              <w:rPr>
+                <w:rFonts w:ascii="Arial" w:cs="Arial" w:eastAsia="Arial" w:hAnsi="Arial"/>
+                <w:b w:val="false"/>
+                <w:bCs w:val="false"/>
+                <w:i w:val="false"/>
+                <w:iCs w:val="false"/>
+                <w:color w:val="2A2E38"/>
+                <w:sz w:val="17"/>
+                <w:szCs w:val="17"/>
+              </w:rPr>
+              <w:t xml:space="preserve">вторичка</w:t>
+            </w:r>
+          </w:p>
+        </w:tc>
+        <w:tc>
+          <w:tcPr>
+            <w:tcW w:type="dxa" w:w="720"/>
+            <w:tcBorders>
+              <w:top w:val="single" w:color="D9D4CB" w:sz="4"/>
+              <w:left w:val="none" w:color="auto" w:sz="0"/>
+              <w:bottom w:val="single" w:color="D9D4CB" w:sz="4"/>
+              <w:right w:val="none" w:color="auto" w:sz="0"/>
+            </w:tcBorders>
+            <w:shd w:fill="FBFAF8" w:color="auto" w:val="clear"/>
+            <w:tcMar>
+              <w:top w:type="dxa" w:w="70"/>
+              <w:left w:type="dxa" w:w="100"/>
+              <w:bottom w:type="dxa" w:w="70"/>
+              <w:right w:type="dxa" w:w="100"/>
+            </w:tcMar>
+            <w:vAlign w:val="center"/>
+          </w:tcPr>
+          <w:p>
+            <w:pPr>
+              <w:spacing w:after="0" w:line="240" w:lineRule="auto"/>
+              <w:jc w:val="center"/>
+            </w:pPr>
+            <w:r>
+              <w:rPr>
+                <w:rFonts w:ascii="Arial" w:cs="Arial" w:eastAsia="Arial" w:hAnsi="Arial"/>
+                <w:b w:val="false"/>
+                <w:bCs w:val="false"/>
+                <w:i w:val="false"/>
+                <w:iCs w:val="false"/>
+                <w:color w:val="2A2E38"/>
+                <w:sz w:val="17"/>
+                <w:szCs w:val="17"/>
+              </w:rPr>
+              <w:t xml:space="preserve">38</w:t>
+            </w:r>
+          </w:p>
+        </w:tc>
+        <w:tc>
+          <w:tcPr>
+            <w:tcW w:type="dxa" w:w="1180"/>
+            <w:tcBorders>
+              <w:top w:val="single" w:color="D9D4CB" w:sz="4"/>
+              <w:left w:val="none" w:color="auto" w:sz="0"/>
+              <w:bottom w:val="single" w:color="D9D4CB" w:sz="4"/>
+              <w:right w:val="none" w:color="auto" w:sz="0"/>
+            </w:tcBorders>
+            <w:shd w:fill="FBFAF8" w:color="auto" w:val="clear"/>
+            <w:tcMar>
+              <w:top w:type="dxa" w:w="70"/>
+              <w:left w:type="dxa" w:w="100"/>
+              <w:bottom w:type="dxa" w:w="70"/>
+              <w:right w:type="dxa" w:w="100"/>
+            </w:tcMar>
+            <w:vAlign w:val="center"/>
+          </w:tcPr>
+          <w:p>
+            <w:pPr>
+              <w:spacing w:after="0" w:line="240" w:lineRule="auto"/>
+              <w:jc w:val="center"/>
+            </w:pPr>
+            <w:r>
+              <w:rPr>
+                <w:rFonts w:ascii="Arial" w:cs="Arial" w:eastAsia="Arial" w:hAnsi="Arial"/>
+                <w:b w:val="false"/>
+                <w:bCs w:val="false"/>
+                <w:i w:val="false"/>
+                <w:iCs w:val="false"/>
+                <w:color w:val="2A2E38"/>
+                <w:sz w:val="17"/>
+                <w:szCs w:val="17"/>
+              </w:rPr>
+              <w:t xml:space="preserve">810 222</w:t>
+            </w:r>
+          </w:p>
+        </w:tc>
+        <w:tc>
+          <w:tcPr>
+            <w:tcW w:type="dxa" w:w="2200"/>
+            <w:tcBorders>
+              <w:top w:val="single" w:color="D9D4CB" w:sz="4"/>
+              <w:left w:val="none" w:color="auto" w:sz="0"/>
+              <w:bottom w:val="single" w:color="D9D4CB" w:sz="4"/>
+              <w:right w:val="none" w:color="auto" w:sz="0"/>
+            </w:tcBorders>
+            <w:shd w:fill="FBFAF8" w:color="auto" w:val="clear"/>
+            <w:tcMar>
+              <w:top w:type="dxa" w:w="70"/>
+              <w:left w:type="dxa" w:w="100"/>
+              <w:bottom w:type="dxa" w:w="70"/>
+              <w:right w:type="dxa" w:w="100"/>
+            </w:tcMar>
+            <w:vAlign w:val="center"/>
+          </w:tcPr>
+          <w:p>
+            <w:pPr>
+              <w:spacing w:after="0" w:line="240" w:lineRule="auto"/>
+              <w:jc w:val="center"/>
+            </w:pPr>
+            <w:r>
+              <w:rPr>
+                <w:rFonts w:ascii="Arial" w:cs="Arial" w:eastAsia="Arial" w:hAnsi="Arial"/>
+                <w:b w:val="false"/>
+                <w:bCs w:val="false"/>
+                <w:i w:val="false"/>
+                <w:iCs w:val="false"/>
+                <w:color w:val="2A2E38"/>
+                <w:sz w:val="17"/>
+                <w:szCs w:val="17"/>
+              </w:rPr>
+              <w:t xml:space="preserve">519 663–1 408 451</w:t>
+            </w:r>
+          </w:p>
+        </w:tc>
+        <w:tc>
+          <w:tcPr>
+            <w:tcW w:type="dxa" w:w="1050"/>
+            <w:tcBorders>
+              <w:top w:val="single" w:color="D9D4CB" w:sz="4"/>
+              <w:left w:val="none" w:color="auto" w:sz="0"/>
+              <w:bottom w:val="single" w:color="D9D4CB" w:sz="4"/>
+              <w:right w:val="none" w:color="auto" w:sz="0"/>
+            </w:tcBorders>
+            <w:shd w:fill="FBFAF8" w:color="auto" w:val="clear"/>
+            <w:tcMar>
+              <w:top w:type="dxa" w:w="70"/>
+              <w:left w:type="dxa" w:w="100"/>
+              <w:bottom w:type="dxa" w:w="70"/>
+              <w:right w:type="dxa" w:w="100"/>
+            </w:tcMar>
+            <w:vAlign w:val="center"/>
+          </w:tcPr>
+          <w:p>
+            <w:pPr>
+              <w:spacing w:after="0" w:line="240" w:lineRule="auto"/>
+              <w:jc w:val="center"/>
+            </w:pPr>
+            <w:r>
+              <w:rPr>
+                <w:rFonts w:ascii="Arial" w:cs="Arial" w:eastAsia="Arial" w:hAnsi="Arial"/>
+                <w:b w:val="false"/>
+                <w:bCs w:val="false"/>
+                <w:i w:val="false"/>
+                <w:iCs w:val="false"/>
+                <w:color w:val="2A2E38"/>
+                <w:sz w:val="17"/>
+                <w:szCs w:val="17"/>
+              </w:rPr>
+              <w:t xml:space="preserve">76,3</w:t>
+            </w:r>
+          </w:p>
+        </w:tc>
+        <w:tc>
+          <w:tcPr>
+            <w:tcW w:type="dxa" w:w="1268"/>
+            <w:tcBorders>
+              <w:top w:val="single" w:color="D9D4CB" w:sz="4"/>
+              <w:left w:val="none" w:color="auto" w:sz="0"/>
+              <w:bottom w:val="single" w:color="D9D4CB" w:sz="4"/>
+              <w:right w:val="none" w:color="auto" w:sz="0"/>
+            </w:tcBorders>
+            <w:shd w:fill="FBFAF8" w:color="auto" w:val="clear"/>
+            <w:tcMar>
+              <w:top w:type="dxa" w:w="70"/>
+              <w:left w:type="dxa" w:w="100"/>
+              <w:bottom w:type="dxa" w:w="70"/>
+              <w:right w:type="dxa" w:w="100"/>
+            </w:tcMar>
+            <w:vAlign w:val="center"/>
+          </w:tcPr>
+          <w:p>
+            <w:pPr>
+              <w:spacing w:after="0" w:line="240" w:lineRule="auto"/>
+              <w:jc w:val="center"/>
+            </w:pPr>
+            <w:r>
+              <w:rPr>
+                <w:rFonts w:ascii="Arial" w:cs="Arial" w:eastAsia="Arial" w:hAnsi="Arial"/>
+                <w:b w:val="false"/>
+                <w:bCs w:val="false"/>
+                <w:i w:val="false"/>
+                <w:iCs w:val="false"/>
+                <w:color w:val="2A2E38"/>
+                <w:sz w:val="17"/>
+                <w:szCs w:val="17"/>
+              </w:rPr>
+              <w:t xml:space="preserve">61,8</w:t>
+            </w:r>
+          </w:p>
+        </w:tc>
+      </w:tr>
+      <w:tr>
+        <w:tc>
+          <w:tcPr>
+            <w:tcW w:type="dxa" w:w="1720"/>
+            <w:tcBorders>
+              <w:top w:val="single" w:color="D9D4CB" w:sz="4"/>
+              <w:left w:val="none" w:color="auto" w:sz="0"/>
+              <w:bottom w:val="single" w:color="D9D4CB" w:sz="4"/>
+              <w:right w:val="none" w:color="auto" w:sz="0"/>
+            </w:tcBorders>
+            <w:tcMar>
+              <w:top w:type="dxa" w:w="70"/>
+              <w:left w:type="dxa" w:w="100"/>
+              <w:bottom w:type="dxa" w:w="70"/>
+              <w:right w:type="dxa" w:w="100"/>
+            </w:tcMar>
+            <w:vAlign w:val="center"/>
+          </w:tcPr>
+          <w:p>
+            <w:pPr>
+              <w:spacing w:after="0" w:line="240" w:lineRule="auto"/>
+              <w:jc w:val="left"/>
+            </w:pPr>
+            <w:r>
+              <w:rPr>
+                <w:rFonts w:ascii="Arial" w:cs="Arial" w:eastAsia="Arial" w:hAnsi="Arial"/>
+                <w:b/>
+                <w:bCs/>
+                <w:i w:val="false"/>
+                <w:iCs w:val="false"/>
+                <w:color w:val="2A2E38"/>
+                <w:sz w:val="17"/>
+                <w:szCs w:val="17"/>
+              </w:rPr>
+              <w:t xml:space="preserve">МАСТЕРС</w:t>
+            </w:r>
+          </w:p>
+        </w:tc>
+        <w:tc>
+          <w:tcPr>
+            <w:tcW w:type="dxa" w:w="1500"/>
+            <w:tcBorders>
+              <w:top w:val="single" w:color="D9D4CB" w:sz="4"/>
+              <w:left w:val="none" w:color="auto" w:sz="0"/>
+              <w:bottom w:val="single" w:color="D9D4CB" w:sz="4"/>
+              <w:right w:val="none" w:color="auto" w:sz="0"/>
+            </w:tcBorders>
+            <w:tcMar>
+              <w:top w:type="dxa" w:w="70"/>
+              <w:left w:type="dxa" w:w="100"/>
+              <w:bottom w:type="dxa" w:w="70"/>
+              <w:right w:type="dxa" w:w="100"/>
+            </w:tcMar>
+            <w:vAlign w:val="center"/>
+          </w:tcPr>
+          <w:p>
+            <w:pPr>
+              <w:spacing w:after="0" w:line="240" w:lineRule="auto"/>
+              <w:jc w:val="center"/>
+            </w:pPr>
+            <w:r>
+              <w:rPr>
+                <w:rFonts w:ascii="Arial" w:cs="Arial" w:eastAsia="Arial" w:hAnsi="Arial"/>
+                <w:b w:val="false"/>
+                <w:bCs w:val="false"/>
+                <w:i w:val="false"/>
+                <w:iCs w:val="false"/>
+                <w:color w:val="2A2E38"/>
+                <w:sz w:val="17"/>
+                <w:szCs w:val="17"/>
+              </w:rPr>
+              <w:t xml:space="preserve">первичка</w:t>
+            </w:r>
+          </w:p>
+        </w:tc>
+        <w:tc>
+          <w:tcPr>
+            <w:tcW w:type="dxa" w:w="720"/>
+            <w:tcBorders>
+              <w:top w:val="single" w:color="D9D4CB" w:sz="4"/>
+              <w:left w:val="none" w:color="auto" w:sz="0"/>
+              <w:bottom w:val="single" w:color="D9D4CB" w:sz="4"/>
+              <w:right w:val="none" w:color="auto" w:sz="0"/>
+            </w:tcBorders>
+            <w:tcMar>
+              <w:top w:type="dxa" w:w="70"/>
+              <w:left w:type="dxa" w:w="100"/>
+              <w:bottom w:type="dxa" w:w="70"/>
+              <w:right w:type="dxa" w:w="100"/>
+            </w:tcMar>
+            <w:vAlign w:val="center"/>
+          </w:tcPr>
+          <w:p>
+            <w:pPr>
+              <w:spacing w:after="0" w:line="240" w:lineRule="auto"/>
+              <w:jc w:val="center"/>
+            </w:pPr>
+            <w:r>
+              <w:rPr>
+                <w:rFonts w:ascii="Arial" w:cs="Arial" w:eastAsia="Arial" w:hAnsi="Arial"/>
+                <w:b w:val="false"/>
+                <w:bCs w:val="false"/>
+                <w:i w:val="false"/>
+                <w:iCs w:val="false"/>
+                <w:color w:val="2A2E38"/>
+                <w:sz w:val="17"/>
+                <w:szCs w:val="17"/>
+              </w:rPr>
+              <w:t xml:space="preserve">163</w:t>
+            </w:r>
+          </w:p>
+        </w:tc>
+        <w:tc>
+          <w:tcPr>
+            <w:tcW w:type="dxa" w:w="1180"/>
+            <w:tcBorders>
+              <w:top w:val="single" w:color="D9D4CB" w:sz="4"/>
+              <w:left w:val="none" w:color="auto" w:sz="0"/>
+              <w:bottom w:val="single" w:color="D9D4CB" w:sz="4"/>
+              <w:right w:val="none" w:color="auto" w:sz="0"/>
+            </w:tcBorders>
+            <w:tcMar>
+              <w:top w:type="dxa" w:w="70"/>
+              <w:left w:type="dxa" w:w="100"/>
+              <w:bottom w:type="dxa" w:w="70"/>
+              <w:right w:type="dxa" w:w="100"/>
+            </w:tcMar>
+            <w:vAlign w:val="center"/>
+          </w:tcPr>
+          <w:p>
+            <w:pPr>
+              <w:spacing w:after="0" w:line="240" w:lineRule="auto"/>
+              <w:jc w:val="center"/>
+            </w:pPr>
+            <w:r>
+              <w:rPr>
+                <w:rFonts w:ascii="Arial" w:cs="Arial" w:eastAsia="Arial" w:hAnsi="Arial"/>
+                <w:b w:val="false"/>
+                <w:bCs w:val="false"/>
+                <w:i w:val="false"/>
+                <w:iCs w:val="false"/>
+                <w:color w:val="2A2E38"/>
+                <w:sz w:val="17"/>
+                <w:szCs w:val="17"/>
+              </w:rPr>
+              <w:t xml:space="preserve">759 654</w:t>
+            </w:r>
+          </w:p>
+        </w:tc>
+        <w:tc>
+          <w:tcPr>
+            <w:tcW w:type="dxa" w:w="2200"/>
+            <w:tcBorders>
+              <w:top w:val="single" w:color="D9D4CB" w:sz="4"/>
+              <w:left w:val="none" w:color="auto" w:sz="0"/>
+              <w:bottom w:val="single" w:color="D9D4CB" w:sz="4"/>
+              <w:right w:val="none" w:color="auto" w:sz="0"/>
+            </w:tcBorders>
+            <w:tcMar>
+              <w:top w:type="dxa" w:w="70"/>
+              <w:left w:type="dxa" w:w="100"/>
+              <w:bottom w:type="dxa" w:w="70"/>
+              <w:right w:type="dxa" w:w="100"/>
+            </w:tcMar>
+            <w:vAlign w:val="center"/>
+          </w:tcPr>
+          <w:p>
+            <w:pPr>
+              <w:spacing w:after="0" w:line="240" w:lineRule="auto"/>
+              <w:jc w:val="center"/>
+            </w:pPr>
+            <w:r>
+              <w:rPr>
+                <w:rFonts w:ascii="Arial" w:cs="Arial" w:eastAsia="Arial" w:hAnsi="Arial"/>
+                <w:b w:val="false"/>
+                <w:bCs w:val="false"/>
+                <w:i w:val="false"/>
+                <w:iCs w:val="false"/>
+                <w:color w:val="2A2E38"/>
+                <w:sz w:val="17"/>
+                <w:szCs w:val="17"/>
+              </w:rPr>
+              <w:t xml:space="preserve">582 120–1 199 610</w:t>
+            </w:r>
+          </w:p>
+        </w:tc>
+        <w:tc>
+          <w:tcPr>
+            <w:tcW w:type="dxa" w:w="1050"/>
+            <w:tcBorders>
+              <w:top w:val="single" w:color="D9D4CB" w:sz="4"/>
+              <w:left w:val="none" w:color="auto" w:sz="0"/>
+              <w:bottom w:val="single" w:color="D9D4CB" w:sz="4"/>
+              <w:right w:val="none" w:color="auto" w:sz="0"/>
+            </w:tcBorders>
+            <w:tcMar>
+              <w:top w:type="dxa" w:w="70"/>
+              <w:left w:type="dxa" w:w="100"/>
+              <w:bottom w:type="dxa" w:w="70"/>
+              <w:right w:type="dxa" w:w="100"/>
+            </w:tcMar>
+            <w:vAlign w:val="center"/>
+          </w:tcPr>
+          <w:p>
+            <w:pPr>
+              <w:spacing w:after="0" w:line="240" w:lineRule="auto"/>
+              <w:jc w:val="center"/>
+            </w:pPr>
+            <w:r>
+              <w:rPr>
+                <w:rFonts w:ascii="Arial" w:cs="Arial" w:eastAsia="Arial" w:hAnsi="Arial"/>
+                <w:b w:val="false"/>
+                <w:bCs w:val="false"/>
+                <w:i w:val="false"/>
+                <w:iCs w:val="false"/>
+                <w:color w:val="2A2E38"/>
+                <w:sz w:val="17"/>
+                <w:szCs w:val="17"/>
+              </w:rPr>
+              <w:t xml:space="preserve">83,9</w:t>
+            </w:r>
+          </w:p>
+        </w:tc>
+        <w:tc>
+          <w:tcPr>
+            <w:tcW w:type="dxa" w:w="1268"/>
+            <w:tcBorders>
+              <w:top w:val="single" w:color="D9D4CB" w:sz="4"/>
+              <w:left w:val="none" w:color="auto" w:sz="0"/>
+              <w:bottom w:val="single" w:color="D9D4CB" w:sz="4"/>
+              <w:right w:val="none" w:color="auto" w:sz="0"/>
+            </w:tcBorders>
+            <w:tcMar>
+              <w:top w:type="dxa" w:w="70"/>
+              <w:left w:type="dxa" w:w="100"/>
+              <w:bottom w:type="dxa" w:w="70"/>
+              <w:right w:type="dxa" w:w="100"/>
+            </w:tcMar>
+            <w:vAlign w:val="center"/>
+          </w:tcPr>
+          <w:p>
+            <w:pPr>
+              <w:spacing w:after="0" w:line="240" w:lineRule="auto"/>
+              <w:jc w:val="center"/>
+            </w:pPr>
+            <w:r>
+              <w:rPr>
+                <w:rFonts w:ascii="Arial" w:cs="Arial" w:eastAsia="Arial" w:hAnsi="Arial"/>
+                <w:b w:val="false"/>
+                <w:bCs w:val="false"/>
+                <w:i w:val="false"/>
+                <w:iCs w:val="false"/>
+                <w:color w:val="2A2E38"/>
+                <w:sz w:val="17"/>
+                <w:szCs w:val="17"/>
+              </w:rPr>
+              <w:t xml:space="preserve">63,7</w:t>
+            </w:r>
+          </w:p>
+        </w:tc>
+      </w:tr>
+      <w:tr>
+        <w:tc>
+          <w:tcPr>
+            <w:tcW w:type="dxa" w:w="1720"/>
+            <w:tcBorders>
+              <w:top w:val="single" w:color="D9D4CB" w:sz="4"/>
+              <w:left w:val="none" w:color="auto" w:sz="0"/>
+              <w:bottom w:val="single" w:color="D9D4CB" w:sz="4"/>
+              <w:right w:val="none" w:color="auto" w:sz="0"/>
+            </w:tcBorders>
+            <w:shd w:fill="FBFAF8" w:color="auto" w:val="clear"/>
+            <w:tcMar>
+              <w:top w:type="dxa" w:w="70"/>
+              <w:left w:type="dxa" w:w="100"/>
+              <w:bottom w:type="dxa" w:w="70"/>
+              <w:right w:type="dxa" w:w="100"/>
+            </w:tcMar>
+            <w:vAlign w:val="center"/>
+          </w:tcPr>
+          <w:p>
+            <w:pPr>
+              <w:spacing w:after="0" w:line="240" w:lineRule="auto"/>
+              <w:jc w:val="left"/>
+            </w:pPr>
+            <w:r>
+              <w:rPr>
+                <w:rFonts w:ascii="Arial" w:cs="Arial" w:eastAsia="Arial" w:hAnsi="Arial"/>
+                <w:b/>
+                <w:bCs/>
+                <w:i w:val="false"/>
+                <w:iCs w:val="false"/>
+                <w:color w:val="2A2E38"/>
+                <w:sz w:val="17"/>
+                <w:szCs w:val="17"/>
+              </w:rPr>
+              <w:t xml:space="preserve">Царская площадь</w:t>
+            </w:r>
+          </w:p>
+        </w:tc>
+        <w:tc>
+          <w:tcPr>
+            <w:tcW w:type="dxa" w:w="1500"/>
+            <w:tcBorders>
+              <w:top w:val="single" w:color="D9D4CB" w:sz="4"/>
+              <w:left w:val="none" w:color="auto" w:sz="0"/>
+              <w:bottom w:val="single" w:color="D9D4CB" w:sz="4"/>
+              <w:right w:val="none" w:color="auto" w:sz="0"/>
+            </w:tcBorders>
+            <w:shd w:fill="FBFAF8" w:color="auto" w:val="clear"/>
+            <w:tcMar>
+              <w:top w:type="dxa" w:w="70"/>
+              <w:left w:type="dxa" w:w="100"/>
+              <w:bottom w:type="dxa" w:w="70"/>
+              <w:right w:type="dxa" w:w="100"/>
+            </w:tcMar>
+            <w:vAlign w:val="center"/>
+          </w:tcPr>
+          <w:p>
+            <w:pPr>
+              <w:spacing w:after="0" w:line="240" w:lineRule="auto"/>
+              <w:jc w:val="center"/>
+            </w:pPr>
+            <w:r>
+              <w:rPr>
+                <w:rFonts w:ascii="Arial" w:cs="Arial" w:eastAsia="Arial" w:hAnsi="Arial"/>
+                <w:b w:val="false"/>
+                <w:bCs w:val="false"/>
+                <w:i w:val="false"/>
+                <w:iCs w:val="false"/>
+                <w:color w:val="2A2E38"/>
+                <w:sz w:val="17"/>
+                <w:szCs w:val="17"/>
+              </w:rPr>
+              <w:t xml:space="preserve">вторичка</w:t>
+            </w:r>
+          </w:p>
+        </w:tc>
+        <w:tc>
+          <w:tcPr>
+            <w:tcW w:type="dxa" w:w="720"/>
+            <w:tcBorders>
+              <w:top w:val="single" w:color="D9D4CB" w:sz="4"/>
+              <w:left w:val="none" w:color="auto" w:sz="0"/>
+              <w:bottom w:val="single" w:color="D9D4CB" w:sz="4"/>
+              <w:right w:val="none" w:color="auto" w:sz="0"/>
+            </w:tcBorders>
+            <w:shd w:fill="FBFAF8" w:color="auto" w:val="clear"/>
+            <w:tcMar>
+              <w:top w:type="dxa" w:w="70"/>
+              <w:left w:type="dxa" w:w="100"/>
+              <w:bottom w:type="dxa" w:w="70"/>
+              <w:right w:type="dxa" w:w="100"/>
+            </w:tcMar>
+            <w:vAlign w:val="center"/>
+          </w:tcPr>
+          <w:p>
+            <w:pPr>
+              <w:spacing w:after="0" w:line="240" w:lineRule="auto"/>
+              <w:jc w:val="center"/>
+            </w:pPr>
+            <w:r>
+              <w:rPr>
+                <w:rFonts w:ascii="Arial" w:cs="Arial" w:eastAsia="Arial" w:hAnsi="Arial"/>
+                <w:b w:val="false"/>
+                <w:bCs w:val="false"/>
+                <w:i w:val="false"/>
+                <w:iCs w:val="false"/>
+                <w:color w:val="2A2E38"/>
+                <w:sz w:val="17"/>
+                <w:szCs w:val="17"/>
+              </w:rPr>
+              <w:t xml:space="preserve">54</w:t>
+            </w:r>
+          </w:p>
+        </w:tc>
+        <w:tc>
+          <w:tcPr>
+            <w:tcW w:type="dxa" w:w="1180"/>
+            <w:tcBorders>
+              <w:top w:val="single" w:color="D9D4CB" w:sz="4"/>
+              <w:left w:val="none" w:color="auto" w:sz="0"/>
+              <w:bottom w:val="single" w:color="D9D4CB" w:sz="4"/>
+              <w:right w:val="none" w:color="auto" w:sz="0"/>
+            </w:tcBorders>
+            <w:shd w:fill="FBFAF8" w:color="auto" w:val="clear"/>
+            <w:tcMar>
+              <w:top w:type="dxa" w:w="70"/>
+              <w:left w:type="dxa" w:w="100"/>
+              <w:bottom w:type="dxa" w:w="70"/>
+              <w:right w:type="dxa" w:w="100"/>
+            </w:tcMar>
+            <w:vAlign w:val="center"/>
+          </w:tcPr>
+          <w:p>
+            <w:pPr>
+              <w:spacing w:after="0" w:line="240" w:lineRule="auto"/>
+              <w:jc w:val="center"/>
+            </w:pPr>
+            <w:r>
+              <w:rPr>
+                <w:rFonts w:ascii="Arial" w:cs="Arial" w:eastAsia="Arial" w:hAnsi="Arial"/>
+                <w:b w:val="false"/>
+                <w:bCs w:val="false"/>
+                <w:i w:val="false"/>
+                <w:iCs w:val="false"/>
+                <w:color w:val="2A2E38"/>
+                <w:sz w:val="17"/>
+                <w:szCs w:val="17"/>
+              </w:rPr>
+              <w:t xml:space="preserve">712 425</w:t>
+            </w:r>
+          </w:p>
+        </w:tc>
+        <w:tc>
+          <w:tcPr>
+            <w:tcW w:type="dxa" w:w="2200"/>
+            <w:tcBorders>
+              <w:top w:val="single" w:color="D9D4CB" w:sz="4"/>
+              <w:left w:val="none" w:color="auto" w:sz="0"/>
+              <w:bottom w:val="single" w:color="D9D4CB" w:sz="4"/>
+              <w:right w:val="none" w:color="auto" w:sz="0"/>
+            </w:tcBorders>
+            <w:shd w:fill="FBFAF8" w:color="auto" w:val="clear"/>
+            <w:tcMar>
+              <w:top w:type="dxa" w:w="70"/>
+              <w:left w:type="dxa" w:w="100"/>
+              <w:bottom w:type="dxa" w:w="70"/>
+              <w:right w:type="dxa" w:w="100"/>
+            </w:tcMar>
+            <w:vAlign w:val="center"/>
+          </w:tcPr>
+          <w:p>
+            <w:pPr>
+              <w:spacing w:after="0" w:line="240" w:lineRule="auto"/>
+              <w:jc w:val="center"/>
+            </w:pPr>
+            <w:r>
+              <w:rPr>
+                <w:rFonts w:ascii="Arial" w:cs="Arial" w:eastAsia="Arial" w:hAnsi="Arial"/>
+                <w:b w:val="false"/>
+                <w:bCs w:val="false"/>
+                <w:i w:val="false"/>
+                <w:iCs w:val="false"/>
+                <w:color w:val="2A2E38"/>
+                <w:sz w:val="17"/>
+                <w:szCs w:val="17"/>
+              </w:rPr>
+              <w:t xml:space="preserve">542 254–1 077 500</w:t>
+            </w:r>
+          </w:p>
+        </w:tc>
+        <w:tc>
+          <w:tcPr>
+            <w:tcW w:type="dxa" w:w="1050"/>
+            <w:tcBorders>
+              <w:top w:val="single" w:color="D9D4CB" w:sz="4"/>
+              <w:left w:val="none" w:color="auto" w:sz="0"/>
+              <w:bottom w:val="single" w:color="D9D4CB" w:sz="4"/>
+              <w:right w:val="none" w:color="auto" w:sz="0"/>
+            </w:tcBorders>
+            <w:shd w:fill="FBFAF8" w:color="auto" w:val="clear"/>
+            <w:tcMar>
+              <w:top w:type="dxa" w:w="70"/>
+              <w:left w:type="dxa" w:w="100"/>
+              <w:bottom w:type="dxa" w:w="70"/>
+              <w:right w:type="dxa" w:w="100"/>
+            </w:tcMar>
+            <w:vAlign w:val="center"/>
+          </w:tcPr>
+          <w:p>
+            <w:pPr>
+              <w:spacing w:after="0" w:line="240" w:lineRule="auto"/>
+              <w:jc w:val="center"/>
+            </w:pPr>
+            <w:r>
+              <w:rPr>
+                <w:rFonts w:ascii="Arial" w:cs="Arial" w:eastAsia="Arial" w:hAnsi="Arial"/>
+                <w:b w:val="false"/>
+                <w:bCs w:val="false"/>
+                <w:i w:val="false"/>
+                <w:iCs w:val="false"/>
+                <w:color w:val="2A2E38"/>
+                <w:sz w:val="17"/>
+                <w:szCs w:val="17"/>
+              </w:rPr>
+              <w:t xml:space="preserve">69,9</w:t>
+            </w:r>
+          </w:p>
+        </w:tc>
+        <w:tc>
+          <w:tcPr>
+            <w:tcW w:type="dxa" w:w="1268"/>
+            <w:tcBorders>
+              <w:top w:val="single" w:color="D9D4CB" w:sz="4"/>
+              <w:left w:val="none" w:color="auto" w:sz="0"/>
+              <w:bottom w:val="single" w:color="D9D4CB" w:sz="4"/>
+              <w:right w:val="none" w:color="auto" w:sz="0"/>
+            </w:tcBorders>
+            <w:shd w:fill="FBFAF8" w:color="auto" w:val="clear"/>
+            <w:tcMar>
+              <w:top w:type="dxa" w:w="70"/>
+              <w:left w:type="dxa" w:w="100"/>
+              <w:bottom w:type="dxa" w:w="70"/>
+              <w:right w:type="dxa" w:w="100"/>
+            </w:tcMar>
+            <w:vAlign w:val="center"/>
+          </w:tcPr>
+          <w:p>
+            <w:pPr>
+              <w:spacing w:after="0" w:line="240" w:lineRule="auto"/>
+              <w:jc w:val="center"/>
+            </w:pPr>
+            <w:r>
+              <w:rPr>
+                <w:rFonts w:ascii="Arial" w:cs="Arial" w:eastAsia="Arial" w:hAnsi="Arial"/>
+                <w:b w:val="false"/>
+                <w:bCs w:val="false"/>
+                <w:i w:val="false"/>
+                <w:iCs w:val="false"/>
+                <w:color w:val="2A2E38"/>
+                <w:sz w:val="17"/>
+                <w:szCs w:val="17"/>
+              </w:rPr>
+              <w:t xml:space="preserve">49,8</w:t>
+            </w:r>
+          </w:p>
+        </w:tc>
+      </w:tr>
+      <w:tr>
+        <w:tc>
+          <w:tcPr>
+            <w:tcW w:type="dxa" w:w="1720"/>
+            <w:tcBorders>
+              <w:top w:val="single" w:color="D9D4CB" w:sz="4"/>
+              <w:left w:val="none" w:color="auto" w:sz="0"/>
+              <w:bottom w:val="single" w:color="D9D4CB" w:sz="4"/>
+              <w:right w:val="none" w:color="auto" w:sz="0"/>
+            </w:tcBorders>
+            <w:tcMar>
+              <w:top w:type="dxa" w:w="70"/>
+              <w:left w:type="dxa" w:w="100"/>
+              <w:bottom w:type="dxa" w:w="70"/>
+              <w:right w:type="dxa" w:w="100"/>
+            </w:tcMar>
+            <w:vAlign w:val="center"/>
+          </w:tcPr>
+          <w:p>
+            <w:pPr>
+              <w:spacing w:after="0" w:line="240" w:lineRule="auto"/>
+              <w:jc w:val="left"/>
+            </w:pPr>
+            <w:r>
+              <w:rPr>
+                <w:rFonts w:ascii="Arial" w:cs="Arial" w:eastAsia="Arial" w:hAnsi="Arial"/>
+                <w:b/>
+                <w:bCs/>
+                <w:i w:val="false"/>
+                <w:iCs w:val="false"/>
+                <w:color w:val="2A2E38"/>
+                <w:sz w:val="17"/>
+                <w:szCs w:val="17"/>
+              </w:rPr>
+              <w:t xml:space="preserve">Лица</w:t>
+            </w:r>
+          </w:p>
+        </w:tc>
+        <w:tc>
+          <w:tcPr>
+            <w:tcW w:type="dxa" w:w="1500"/>
+            <w:tcBorders>
+              <w:top w:val="single" w:color="D9D4CB" w:sz="4"/>
+              <w:left w:val="none" w:color="auto" w:sz="0"/>
+              <w:bottom w:val="single" w:color="D9D4CB" w:sz="4"/>
+              <w:right w:val="none" w:color="auto" w:sz="0"/>
+            </w:tcBorders>
+            <w:tcMar>
+              <w:top w:type="dxa" w:w="70"/>
+              <w:left w:type="dxa" w:w="100"/>
+              <w:bottom w:type="dxa" w:w="70"/>
+              <w:right w:type="dxa" w:w="100"/>
+            </w:tcMar>
+            <w:vAlign w:val="center"/>
+          </w:tcPr>
+          <w:p>
+            <w:pPr>
+              <w:spacing w:after="0" w:line="240" w:lineRule="auto"/>
+              <w:jc w:val="center"/>
+            </w:pPr>
+            <w:r>
+              <w:rPr>
+                <w:rFonts w:ascii="Arial" w:cs="Arial" w:eastAsia="Arial" w:hAnsi="Arial"/>
+                <w:b w:val="false"/>
+                <w:bCs w:val="false"/>
+                <w:i w:val="false"/>
+                <w:iCs w:val="false"/>
+                <w:color w:val="2A2E38"/>
+                <w:sz w:val="17"/>
+                <w:szCs w:val="17"/>
+              </w:rPr>
+              <w:t xml:space="preserve">вторичка</w:t>
+            </w:r>
+          </w:p>
+        </w:tc>
+        <w:tc>
+          <w:tcPr>
+            <w:tcW w:type="dxa" w:w="720"/>
+            <w:tcBorders>
+              <w:top w:val="single" w:color="D9D4CB" w:sz="4"/>
+              <w:left w:val="none" w:color="auto" w:sz="0"/>
+              <w:bottom w:val="single" w:color="D9D4CB" w:sz="4"/>
+              <w:right w:val="none" w:color="auto" w:sz="0"/>
+            </w:tcBorders>
+            <w:tcMar>
+              <w:top w:type="dxa" w:w="70"/>
+              <w:left w:type="dxa" w:w="100"/>
+              <w:bottom w:type="dxa" w:w="70"/>
+              <w:right w:type="dxa" w:w="100"/>
+            </w:tcMar>
+            <w:vAlign w:val="center"/>
+          </w:tcPr>
+          <w:p>
+            <w:pPr>
+              <w:spacing w:after="0" w:line="240" w:lineRule="auto"/>
+              <w:jc w:val="center"/>
+            </w:pPr>
+            <w:r>
+              <w:rPr>
+                <w:rFonts w:ascii="Arial" w:cs="Arial" w:eastAsia="Arial" w:hAnsi="Arial"/>
+                <w:b w:val="false"/>
+                <w:bCs w:val="false"/>
+                <w:i w:val="false"/>
+                <w:iCs w:val="false"/>
+                <w:color w:val="2A2E38"/>
+                <w:sz w:val="17"/>
+                <w:szCs w:val="17"/>
+              </w:rPr>
+              <w:t xml:space="preserve">12</w:t>
+            </w:r>
+          </w:p>
+        </w:tc>
+        <w:tc>
+          <w:tcPr>
+            <w:tcW w:type="dxa" w:w="1180"/>
+            <w:tcBorders>
+              <w:top w:val="single" w:color="D9D4CB" w:sz="4"/>
+              <w:left w:val="none" w:color="auto" w:sz="0"/>
+              <w:bottom w:val="single" w:color="D9D4CB" w:sz="4"/>
+              <w:right w:val="none" w:color="auto" w:sz="0"/>
+            </w:tcBorders>
+            <w:tcMar>
+              <w:top w:type="dxa" w:w="70"/>
+              <w:left w:type="dxa" w:w="100"/>
+              <w:bottom w:type="dxa" w:w="70"/>
+              <w:right w:type="dxa" w:w="100"/>
+            </w:tcMar>
+            <w:vAlign w:val="center"/>
+          </w:tcPr>
+          <w:p>
+            <w:pPr>
+              <w:spacing w:after="0" w:line="240" w:lineRule="auto"/>
+              <w:jc w:val="center"/>
+            </w:pPr>
+            <w:r>
+              <w:rPr>
+                <w:rFonts w:ascii="Arial" w:cs="Arial" w:eastAsia="Arial" w:hAnsi="Arial"/>
+                <w:b w:val="false"/>
+                <w:bCs w:val="false"/>
+                <w:i w:val="false"/>
+                <w:iCs w:val="false"/>
+                <w:color w:val="2A2E38"/>
+                <w:sz w:val="17"/>
+                <w:szCs w:val="17"/>
+              </w:rPr>
+              <w:t xml:space="preserve">562 035</w:t>
+            </w:r>
+          </w:p>
+        </w:tc>
+        <w:tc>
+          <w:tcPr>
+            <w:tcW w:type="dxa" w:w="2200"/>
+            <w:tcBorders>
+              <w:top w:val="single" w:color="D9D4CB" w:sz="4"/>
+              <w:left w:val="none" w:color="auto" w:sz="0"/>
+              <w:bottom w:val="single" w:color="D9D4CB" w:sz="4"/>
+              <w:right w:val="none" w:color="auto" w:sz="0"/>
+            </w:tcBorders>
+            <w:tcMar>
+              <w:top w:type="dxa" w:w="70"/>
+              <w:left w:type="dxa" w:w="100"/>
+              <w:bottom w:type="dxa" w:w="70"/>
+              <w:right w:type="dxa" w:w="100"/>
+            </w:tcMar>
+            <w:vAlign w:val="center"/>
+          </w:tcPr>
+          <w:p>
+            <w:pPr>
+              <w:spacing w:after="0" w:line="240" w:lineRule="auto"/>
+              <w:jc w:val="center"/>
+            </w:pPr>
+            <w:r>
+              <w:rPr>
+                <w:rFonts w:ascii="Arial" w:cs="Arial" w:eastAsia="Arial" w:hAnsi="Arial"/>
+                <w:b w:val="false"/>
+                <w:bCs w:val="false"/>
+                <w:i w:val="false"/>
+                <w:iCs w:val="false"/>
+                <w:color w:val="2A2E38"/>
+                <w:sz w:val="17"/>
+                <w:szCs w:val="17"/>
+              </w:rPr>
+              <w:t xml:space="preserve">410 256–659 656</w:t>
+            </w:r>
+          </w:p>
+        </w:tc>
+        <w:tc>
+          <w:tcPr>
+            <w:tcW w:type="dxa" w:w="1050"/>
+            <w:tcBorders>
+              <w:top w:val="single" w:color="D9D4CB" w:sz="4"/>
+              <w:left w:val="none" w:color="auto" w:sz="0"/>
+              <w:bottom w:val="single" w:color="D9D4CB" w:sz="4"/>
+              <w:right w:val="none" w:color="auto" w:sz="0"/>
+            </w:tcBorders>
+            <w:tcMar>
+              <w:top w:type="dxa" w:w="70"/>
+              <w:left w:type="dxa" w:w="100"/>
+              <w:bottom w:type="dxa" w:w="70"/>
+              <w:right w:type="dxa" w:w="100"/>
+            </w:tcMar>
+            <w:vAlign w:val="center"/>
+          </w:tcPr>
+          <w:p>
+            <w:pPr>
+              <w:spacing w:after="0" w:line="240" w:lineRule="auto"/>
+              <w:jc w:val="center"/>
+            </w:pPr>
+            <w:r>
+              <w:rPr>
+                <w:rFonts w:ascii="Arial" w:cs="Arial" w:eastAsia="Arial" w:hAnsi="Arial"/>
+                <w:b w:val="false"/>
+                <w:bCs w:val="false"/>
+                <w:i w:val="false"/>
+                <w:iCs w:val="false"/>
+                <w:color w:val="2A2E38"/>
+                <w:sz w:val="17"/>
+                <w:szCs w:val="17"/>
+              </w:rPr>
+              <w:t xml:space="preserve">85,3</w:t>
+            </w:r>
+          </w:p>
+        </w:tc>
+        <w:tc>
+          <w:tcPr>
+            <w:tcW w:type="dxa" w:w="1268"/>
+            <w:tcBorders>
+              <w:top w:val="single" w:color="D9D4CB" w:sz="4"/>
+              <w:left w:val="none" w:color="auto" w:sz="0"/>
+              <w:bottom w:val="single" w:color="D9D4CB" w:sz="4"/>
+              <w:right w:val="none" w:color="auto" w:sz="0"/>
+            </w:tcBorders>
+            <w:tcMar>
+              <w:top w:type="dxa" w:w="70"/>
+              <w:left w:type="dxa" w:w="100"/>
+              <w:bottom w:type="dxa" w:w="70"/>
+              <w:right w:type="dxa" w:w="100"/>
+            </w:tcMar>
+            <w:vAlign w:val="center"/>
+          </w:tcPr>
+          <w:p>
+            <w:pPr>
+              <w:spacing w:after="0" w:line="240" w:lineRule="auto"/>
+              <w:jc w:val="center"/>
+            </w:pPr>
+            <w:r>
+              <w:rPr>
+                <w:rFonts w:ascii="Arial" w:cs="Arial" w:eastAsia="Arial" w:hAnsi="Arial"/>
+                <w:b w:val="false"/>
+                <w:bCs w:val="false"/>
+                <w:i w:val="false"/>
+                <w:iCs w:val="false"/>
+                <w:color w:val="2A2E38"/>
+                <w:sz w:val="17"/>
+                <w:szCs w:val="17"/>
+              </w:rPr>
+              <w:t xml:space="preserve">47,9</w:t>
+            </w:r>
+          </w:p>
+        </w:tc>
+      </w:tr>
+      <w:tr>
+        <w:tc>
+          <w:tcPr>
+            <w:tcW w:type="dxa" w:w="1720"/>
+            <w:tcBorders>
+              <w:top w:val="single" w:color="D9D4CB" w:sz="4"/>
+              <w:left w:val="none" w:color="auto" w:sz="0"/>
+              <w:bottom w:val="single" w:color="D9D4CB" w:sz="4"/>
+              <w:right w:val="none" w:color="auto" w:sz="0"/>
+            </w:tcBorders>
+            <w:shd w:fill="FBFAF8" w:color="auto" w:val="clear"/>
+            <w:tcMar>
+              <w:top w:type="dxa" w:w="70"/>
+              <w:left w:type="dxa" w:w="100"/>
+              <w:bottom w:type="dxa" w:w="70"/>
+              <w:right w:type="dxa" w:w="100"/>
+            </w:tcMar>
+            <w:vAlign w:val="center"/>
+          </w:tcPr>
+          <w:p>
+            <w:pPr>
+              <w:spacing w:after="0" w:line="240" w:lineRule="auto"/>
+              <w:jc w:val="left"/>
+            </w:pPr>
+            <w:r>
+              <w:rPr>
+                <w:rFonts w:ascii="Arial" w:cs="Arial" w:eastAsia="Arial" w:hAnsi="Arial"/>
+                <w:b/>
+                <w:bCs/>
+                <w:i w:val="false"/>
+                <w:iCs w:val="false"/>
+                <w:color w:val="2A2E38"/>
+                <w:sz w:val="17"/>
+                <w:szCs w:val="17"/>
+              </w:rPr>
+              <w:t xml:space="preserve">Лайнер</w:t>
+            </w:r>
+          </w:p>
+        </w:tc>
+        <w:tc>
+          <w:tcPr>
+            <w:tcW w:type="dxa" w:w="1500"/>
+            <w:tcBorders>
+              <w:top w:val="single" w:color="D9D4CB" w:sz="4"/>
+              <w:left w:val="none" w:color="auto" w:sz="0"/>
+              <w:bottom w:val="single" w:color="D9D4CB" w:sz="4"/>
+              <w:right w:val="none" w:color="auto" w:sz="0"/>
+            </w:tcBorders>
+            <w:shd w:fill="FBFAF8" w:color="auto" w:val="clear"/>
+            <w:tcMar>
+              <w:top w:type="dxa" w:w="70"/>
+              <w:left w:type="dxa" w:w="100"/>
+              <w:bottom w:type="dxa" w:w="70"/>
+              <w:right w:type="dxa" w:w="100"/>
+            </w:tcMar>
+            <w:vAlign w:val="center"/>
+          </w:tcPr>
+          <w:p>
+            <w:pPr>
+              <w:spacing w:after="0" w:line="240" w:lineRule="auto"/>
+              <w:jc w:val="center"/>
+            </w:pPr>
+            <w:r>
+              <w:rPr>
+                <w:rFonts w:ascii="Arial" w:cs="Arial" w:eastAsia="Arial" w:hAnsi="Arial"/>
+                <w:b w:val="false"/>
+                <w:bCs w:val="false"/>
+                <w:i w:val="false"/>
+                <w:iCs w:val="false"/>
+                <w:color w:val="2A2E38"/>
+                <w:sz w:val="17"/>
+                <w:szCs w:val="17"/>
+              </w:rPr>
+              <w:t xml:space="preserve">вторичка</w:t>
+            </w:r>
+          </w:p>
+        </w:tc>
+        <w:tc>
+          <w:tcPr>
+            <w:tcW w:type="dxa" w:w="720"/>
+            <w:tcBorders>
+              <w:top w:val="single" w:color="D9D4CB" w:sz="4"/>
+              <w:left w:val="none" w:color="auto" w:sz="0"/>
+              <w:bottom w:val="single" w:color="D9D4CB" w:sz="4"/>
+              <w:right w:val="none" w:color="auto" w:sz="0"/>
+            </w:tcBorders>
+            <w:shd w:fill="FBFAF8" w:color="auto" w:val="clear"/>
+            <w:tcMar>
+              <w:top w:type="dxa" w:w="70"/>
+              <w:left w:type="dxa" w:w="100"/>
+              <w:bottom w:type="dxa" w:w="70"/>
+              <w:right w:type="dxa" w:w="100"/>
+            </w:tcMar>
+            <w:vAlign w:val="center"/>
+          </w:tcPr>
+          <w:p>
+            <w:pPr>
+              <w:spacing w:after="0" w:line="240" w:lineRule="auto"/>
+              <w:jc w:val="center"/>
+            </w:pPr>
+            <w:r>
+              <w:rPr>
+                <w:rFonts w:ascii="Arial" w:cs="Arial" w:eastAsia="Arial" w:hAnsi="Arial"/>
+                <w:b w:val="false"/>
+                <w:bCs w:val="false"/>
+                <w:i w:val="false"/>
+                <w:iCs w:val="false"/>
+                <w:color w:val="2A2E38"/>
+                <w:sz w:val="17"/>
+                <w:szCs w:val="17"/>
+              </w:rPr>
+              <w:t xml:space="preserve">34</w:t>
+            </w:r>
+          </w:p>
+        </w:tc>
+        <w:tc>
+          <w:tcPr>
+            <w:tcW w:type="dxa" w:w="1180"/>
+            <w:tcBorders>
+              <w:top w:val="single" w:color="D9D4CB" w:sz="4"/>
+              <w:left w:val="none" w:color="auto" w:sz="0"/>
+              <w:bottom w:val="single" w:color="D9D4CB" w:sz="4"/>
+              <w:right w:val="none" w:color="auto" w:sz="0"/>
+            </w:tcBorders>
+            <w:shd w:fill="FBFAF8" w:color="auto" w:val="clear"/>
+            <w:tcMar>
+              <w:top w:type="dxa" w:w="70"/>
+              <w:left w:type="dxa" w:w="100"/>
+              <w:bottom w:type="dxa" w:w="70"/>
+              <w:right w:type="dxa" w:w="100"/>
+            </w:tcMar>
+            <w:vAlign w:val="center"/>
+          </w:tcPr>
+          <w:p>
+            <w:pPr>
+              <w:spacing w:after="0" w:line="240" w:lineRule="auto"/>
+              <w:jc w:val="center"/>
+            </w:pPr>
+            <w:r>
+              <w:rPr>
+                <w:rFonts w:ascii="Arial" w:cs="Arial" w:eastAsia="Arial" w:hAnsi="Arial"/>
+                <w:b w:val="false"/>
+                <w:bCs w:val="false"/>
+                <w:i w:val="false"/>
+                <w:iCs w:val="false"/>
+                <w:color w:val="2A2E38"/>
+                <w:sz w:val="17"/>
+                <w:szCs w:val="17"/>
+              </w:rPr>
+              <w:t xml:space="preserve">487 743</w:t>
+            </w:r>
+          </w:p>
+        </w:tc>
+        <w:tc>
+          <w:tcPr>
+            <w:tcW w:type="dxa" w:w="2200"/>
+            <w:tcBorders>
+              <w:top w:val="single" w:color="D9D4CB" w:sz="4"/>
+              <w:left w:val="none" w:color="auto" w:sz="0"/>
+              <w:bottom w:val="single" w:color="D9D4CB" w:sz="4"/>
+              <w:right w:val="none" w:color="auto" w:sz="0"/>
+            </w:tcBorders>
+            <w:shd w:fill="FBFAF8" w:color="auto" w:val="clear"/>
+            <w:tcMar>
+              <w:top w:type="dxa" w:w="70"/>
+              <w:left w:type="dxa" w:w="100"/>
+              <w:bottom w:type="dxa" w:w="70"/>
+              <w:right w:type="dxa" w:w="100"/>
+            </w:tcMar>
+            <w:vAlign w:val="center"/>
+          </w:tcPr>
+          <w:p>
+            <w:pPr>
+              <w:spacing w:after="0" w:line="240" w:lineRule="auto"/>
+              <w:jc w:val="center"/>
+            </w:pPr>
+            <w:r>
+              <w:rPr>
+                <w:rFonts w:ascii="Arial" w:cs="Arial" w:eastAsia="Arial" w:hAnsi="Arial"/>
+                <w:b w:val="false"/>
+                <w:bCs w:val="false"/>
+                <w:i w:val="false"/>
+                <w:iCs w:val="false"/>
+                <w:color w:val="2A2E38"/>
+                <w:sz w:val="17"/>
+                <w:szCs w:val="17"/>
+              </w:rPr>
+              <w:t xml:space="preserve">411 491–619 565</w:t>
+            </w:r>
+          </w:p>
+        </w:tc>
+        <w:tc>
+          <w:tcPr>
+            <w:tcW w:type="dxa" w:w="1050"/>
+            <w:tcBorders>
+              <w:top w:val="single" w:color="D9D4CB" w:sz="4"/>
+              <w:left w:val="none" w:color="auto" w:sz="0"/>
+              <w:bottom w:val="single" w:color="D9D4CB" w:sz="4"/>
+              <w:right w:val="none" w:color="auto" w:sz="0"/>
+            </w:tcBorders>
+            <w:shd w:fill="FBFAF8" w:color="auto" w:val="clear"/>
+            <w:tcMar>
+              <w:top w:type="dxa" w:w="70"/>
+              <w:left w:type="dxa" w:w="100"/>
+              <w:bottom w:type="dxa" w:w="70"/>
+              <w:right w:type="dxa" w:w="100"/>
+            </w:tcMar>
+            <w:vAlign w:val="center"/>
+          </w:tcPr>
+          <w:p>
+            <w:pPr>
+              <w:spacing w:after="0" w:line="240" w:lineRule="auto"/>
+              <w:jc w:val="center"/>
+            </w:pPr>
+            <w:r>
+              <w:rPr>
+                <w:rFonts w:ascii="Arial" w:cs="Arial" w:eastAsia="Arial" w:hAnsi="Arial"/>
+                <w:b w:val="false"/>
+                <w:bCs w:val="false"/>
+                <w:i w:val="false"/>
+                <w:iCs w:val="false"/>
+                <w:color w:val="2A2E38"/>
+                <w:sz w:val="17"/>
+                <w:szCs w:val="17"/>
+              </w:rPr>
+              <w:t xml:space="preserve">58,5</w:t>
+            </w:r>
+          </w:p>
+        </w:tc>
+        <w:tc>
+          <w:tcPr>
+            <w:tcW w:type="dxa" w:w="1268"/>
+            <w:tcBorders>
+              <w:top w:val="single" w:color="D9D4CB" w:sz="4"/>
+              <w:left w:val="none" w:color="auto" w:sz="0"/>
+              <w:bottom w:val="single" w:color="D9D4CB" w:sz="4"/>
+              <w:right w:val="none" w:color="auto" w:sz="0"/>
+            </w:tcBorders>
+            <w:shd w:fill="FBFAF8" w:color="auto" w:val="clear"/>
+            <w:tcMar>
+              <w:top w:type="dxa" w:w="70"/>
+              <w:left w:type="dxa" w:w="100"/>
+              <w:bottom w:type="dxa" w:w="70"/>
+              <w:right w:type="dxa" w:w="100"/>
+            </w:tcMar>
+            <w:vAlign w:val="center"/>
+          </w:tcPr>
+          <w:p>
+            <w:pPr>
+              <w:spacing w:after="0" w:line="240" w:lineRule="auto"/>
+              <w:jc w:val="center"/>
+            </w:pPr>
+            <w:r>
+              <w:rPr>
+                <w:rFonts w:ascii="Arial" w:cs="Arial" w:eastAsia="Arial" w:hAnsi="Arial"/>
+                <w:b w:val="false"/>
+                <w:bCs w:val="false"/>
+                <w:i w:val="false"/>
+                <w:iCs w:val="false"/>
+                <w:color w:val="2A2E38"/>
+                <w:sz w:val="17"/>
+                <w:szCs w:val="17"/>
+              </w:rPr>
+              <w:t xml:space="preserve">28,6</w:t>
+            </w:r>
+          </w:p>
+        </w:tc>
+      </w:tr>
+    </w:tbl>
+    <w:p>
+      <w:pPr>
+        <w:spacing w:after="30"/>
+      </w:pPr>
+      <w:r>
+        <w:rPr>
+          <w:rFonts w:ascii="Arial" w:cs="Arial" w:eastAsia="Arial" w:hAnsi="Arial"/>
+          <w:b w:val="false"/>
+          <w:bCs w:val="false"/>
+          <w:i w:val="false"/>
+          <w:iCs w:val="false"/>
+          <w:color w:val="2A2E38"/>
+          <w:sz w:val="19"/>
+          <w:szCs w:val="19"/>
+        </w:rPr>
+        <w:t xml:space="preserve"/>
+      </w:r>
+    </w:p>
+    <w:p>
+      <w:pPr>
+        <w:spacing w:after="60" w:line="230" w:lineRule="auto"/>
+      </w:pPr>
+      <w:r>
+        <w:rPr>
+          <w:rFonts w:ascii="Arial" w:cs="Arial" w:eastAsia="Arial" w:hAnsi="Arial"/>
+          <w:b w:val="false"/>
+          <w:bCs w:val="false"/>
+          <w:i w:val="false"/>
+          <w:iCs w:val="false"/>
+          <w:color w:val="70788A"/>
+          <w:sz w:val="15"/>
+          <w:szCs w:val="15"/>
+        </w:rPr>
+        <w:t xml:space="preserve">Все проекты, кроме МАСТЕРС и части экспозиции «Прайм Парка», представлены вторичным рынком — предложениями собственников и агентств.</w:t>
+      </w:r>
+    </w:p>
+    <w:p>
+      <w:pPr>
+        <w:spacing w:after="110" w:before="170"/>
+      </w:pPr>
+      <w:r>
+        <w:rPr>
+          <w:rFonts w:ascii="Georgia" w:cs="Georgia" w:eastAsia="Georgia" w:hAnsi="Georgia"/>
+          <w:b/>
+          <w:bCs/>
+          <w:i w:val="false"/>
+          <w:iCs w:val="false"/>
+          <w:color w:val="1F2A44"/>
+          <w:sz w:val="24"/>
+          <w:szCs w:val="24"/>
+        </w:rPr>
+        <w:t xml:space="preserve">Уровень отделки и премия за ремонт</w:t>
+      </w:r>
+    </w:p>
+    <w:tbl>
+      <w:tblPr>
+        <w:tblW w:type="dxa" w:w="9638"/>
+        <w:tblBorders>
+          <w:top w:val="single" w:color="auto" w:sz="4"/>
+          <w:left w:val="single" w:color="auto" w:sz="4"/>
+          <w:bottom w:val="single" w:color="auto" w:sz="4"/>
+          <w:right w:val="single" w:color="auto" w:sz="4"/>
+          <w:insideH w:val="single" w:color="auto" w:sz="4"/>
+          <w:insideV w:val="single" w:color="auto" w:sz="4"/>
+        </w:tblBorders>
+      </w:tblPr>
+      <w:tblGrid>
+        <w:gridCol w:w="1620"/>
+        <w:gridCol w:w="900"/>
+        <w:gridCol w:w="2140"/>
+        <w:gridCol w:w="2000"/>
+        <w:gridCol w:w="1770"/>
+        <w:gridCol w:w="1208"/>
+      </w:tblGrid>
+      <w:tr>
+        <w:trPr>
+          <w:tblHeader/>
+        </w:trPr>
+        <w:tc>
+          <w:tcPr>
+            <w:tcW w:type="dxa" w:w="1620"/>
+            <w:tcBorders>
+              <w:top w:val="single" w:color="1F2A44" w:sz="4"/>
+              <w:left w:val="none" w:color="auto" w:sz="0"/>
+              <w:bottom w:val="single" w:color="D9D4CB" w:sz="4"/>
+              <w:right w:val="none" w:color="auto" w:sz="0"/>
+            </w:tcBorders>
+            <w:shd w:fill="1F2A44" w:color="auto" w:val="clear"/>
+            <w:tcMar>
+              <w:top w:type="dxa" w:w="70"/>
+              <w:left w:type="dxa" w:w="100"/>
+              <w:bottom w:type="dxa" w:w="70"/>
+              <w:right w:type="dxa" w:w="100"/>
+            </w:tcMar>
+            <w:vAlign w:val="center"/>
+          </w:tcPr>
+          <w:p>
+            <w:pPr>
+              <w:spacing w:after="0" w:line="240" w:lineRule="auto"/>
+              <w:jc w:val="left"/>
+            </w:pPr>
+            <w:r>
+              <w:rPr>
+                <w:rFonts w:ascii="Arial" w:cs="Arial" w:eastAsia="Arial" w:hAnsi="Arial"/>
+                <w:b/>
+                <w:bCs/>
+                <w:i w:val="false"/>
+                <w:iCs w:val="false"/>
+                <w:color w:val="FFFFFF"/>
+                <w:sz w:val="16"/>
+                <w:szCs w:val="16"/>
+              </w:rPr>
+              <w:t xml:space="preserve">ЖК</w:t>
+            </w:r>
+          </w:p>
+        </w:tc>
+        <w:tc>
+          <w:tcPr>
+            <w:tcW w:type="dxa" w:w="900"/>
+            <w:tcBorders>
+              <w:top w:val="single" w:color="1F2A44" w:sz="4"/>
+              <w:left w:val="none" w:color="auto" w:sz="0"/>
+              <w:bottom w:val="single" w:color="D9D4CB" w:sz="4"/>
+              <w:right w:val="none" w:color="auto" w:sz="0"/>
+            </w:tcBorders>
+            <w:shd w:fill="1F2A44" w:color="auto" w:val="clear"/>
+            <w:tcMar>
+              <w:top w:type="dxa" w:w="70"/>
+              <w:left w:type="dxa" w:w="100"/>
+              <w:bottom w:type="dxa" w:w="70"/>
+              <w:right w:type="dxa" w:w="100"/>
+            </w:tcMar>
+            <w:vAlign w:val="center"/>
+          </w:tcPr>
+          <w:p>
+            <w:pPr>
+              <w:spacing w:after="0" w:line="240" w:lineRule="auto"/>
+              <w:jc w:val="center"/>
+            </w:pPr>
+            <w:r>
+              <w:rPr>
+                <w:rFonts w:ascii="Arial" w:cs="Arial" w:eastAsia="Arial" w:hAnsi="Arial"/>
+                <w:b/>
+                <w:bCs/>
+                <w:i w:val="false"/>
+                <w:iCs w:val="false"/>
+                <w:color w:val="FFFFFF"/>
+                <w:sz w:val="16"/>
+                <w:szCs w:val="16"/>
+              </w:rPr>
+              <w:t xml:space="preserve">Отделка
+опред.</w:t>
+            </w:r>
+          </w:p>
+        </w:tc>
+        <w:tc>
+          <w:tcPr>
+            <w:tcW w:type="dxa" w:w="2140"/>
+            <w:tcBorders>
+              <w:top w:val="single" w:color="1F2A44" w:sz="4"/>
+              <w:left w:val="none" w:color="auto" w:sz="0"/>
+              <w:bottom w:val="single" w:color="D9D4CB" w:sz="4"/>
+              <w:right w:val="none" w:color="auto" w:sz="0"/>
+            </w:tcBorders>
+            <w:shd w:fill="1F2A44" w:color="auto" w:val="clear"/>
+            <w:tcMar>
+              <w:top w:type="dxa" w:w="70"/>
+              <w:left w:type="dxa" w:w="100"/>
+              <w:bottom w:type="dxa" w:w="70"/>
+              <w:right w:type="dxa" w:w="100"/>
+            </w:tcMar>
+            <w:vAlign w:val="center"/>
+          </w:tcPr>
+          <w:p>
+            <w:pPr>
+              <w:spacing w:after="0" w:line="240" w:lineRule="auto"/>
+              <w:jc w:val="center"/>
+            </w:pPr>
+            <w:r>
+              <w:rPr>
+                <w:rFonts w:ascii="Arial" w:cs="Arial" w:eastAsia="Arial" w:hAnsi="Arial"/>
+                <w:b/>
+                <w:bCs/>
+                <w:i w:val="false"/>
+                <w:iCs w:val="false"/>
+                <w:color w:val="FFFFFF"/>
+                <w:sz w:val="16"/>
+                <w:szCs w:val="16"/>
+              </w:rPr>
+              <w:t xml:space="preserve">Без отделки / черновая</w:t>
+            </w:r>
+          </w:p>
+        </w:tc>
+        <w:tc>
+          <w:tcPr>
+            <w:tcW w:type="dxa" w:w="2000"/>
+            <w:tcBorders>
+              <w:top w:val="single" w:color="1F2A44" w:sz="4"/>
+              <w:left w:val="none" w:color="auto" w:sz="0"/>
+              <w:bottom w:val="single" w:color="D9D4CB" w:sz="4"/>
+              <w:right w:val="none" w:color="auto" w:sz="0"/>
+            </w:tcBorders>
+            <w:shd w:fill="1F2A44" w:color="auto" w:val="clear"/>
+            <w:tcMar>
+              <w:top w:type="dxa" w:w="70"/>
+              <w:left w:type="dxa" w:w="100"/>
+              <w:bottom w:type="dxa" w:w="70"/>
+              <w:right w:type="dxa" w:w="100"/>
+            </w:tcMar>
+            <w:vAlign w:val="center"/>
+          </w:tcPr>
+          <w:p>
+            <w:pPr>
+              <w:spacing w:after="0" w:line="240" w:lineRule="auto"/>
+              <w:jc w:val="center"/>
+            </w:pPr>
+            <w:r>
+              <w:rPr>
+                <w:rFonts w:ascii="Arial" w:cs="Arial" w:eastAsia="Arial" w:hAnsi="Arial"/>
+                <w:b/>
+                <w:bCs/>
+                <w:i w:val="false"/>
+                <w:iCs w:val="false"/>
+                <w:color w:val="FFFFFF"/>
+                <w:sz w:val="16"/>
+                <w:szCs w:val="16"/>
+              </w:rPr>
+              <w:t xml:space="preserve">White box / чистовая</w:t>
+            </w:r>
+          </w:p>
+        </w:tc>
+        <w:tc>
+          <w:tcPr>
+            <w:tcW w:type="dxa" w:w="1770"/>
+            <w:tcBorders>
+              <w:top w:val="single" w:color="1F2A44" w:sz="4"/>
+              <w:left w:val="none" w:color="auto" w:sz="0"/>
+              <w:bottom w:val="single" w:color="D9D4CB" w:sz="4"/>
+              <w:right w:val="none" w:color="auto" w:sz="0"/>
+            </w:tcBorders>
+            <w:shd w:fill="1F2A44" w:color="auto" w:val="clear"/>
+            <w:tcMar>
+              <w:top w:type="dxa" w:w="70"/>
+              <w:left w:type="dxa" w:w="100"/>
+              <w:bottom w:type="dxa" w:w="70"/>
+              <w:right w:type="dxa" w:w="100"/>
+            </w:tcMar>
+            <w:vAlign w:val="center"/>
+          </w:tcPr>
+          <w:p>
+            <w:pPr>
+              <w:spacing w:after="0" w:line="240" w:lineRule="auto"/>
+              <w:jc w:val="center"/>
+            </w:pPr>
+            <w:r>
+              <w:rPr>
+                <w:rFonts w:ascii="Arial" w:cs="Arial" w:eastAsia="Arial" w:hAnsi="Arial"/>
+                <w:b/>
+                <w:bCs/>
+                <w:i w:val="false"/>
+                <w:iCs w:val="false"/>
+                <w:color w:val="FFFFFF"/>
+                <w:sz w:val="16"/>
+                <w:szCs w:val="16"/>
+              </w:rPr>
+              <w:t xml:space="preserve">С ремонтом</w:t>
+            </w:r>
+          </w:p>
+        </w:tc>
+        <w:tc>
+          <w:tcPr>
+            <w:tcW w:type="dxa" w:w="1208"/>
+            <w:tcBorders>
+              <w:top w:val="single" w:color="1F2A44" w:sz="4"/>
+              <w:left w:val="none" w:color="auto" w:sz="0"/>
+              <w:bottom w:val="single" w:color="D9D4CB" w:sz="4"/>
+              <w:right w:val="none" w:color="auto" w:sz="0"/>
+            </w:tcBorders>
+            <w:shd w:fill="1F2A44" w:color="auto" w:val="clear"/>
+            <w:tcMar>
+              <w:top w:type="dxa" w:w="70"/>
+              <w:left w:type="dxa" w:w="100"/>
+              <w:bottom w:type="dxa" w:w="70"/>
+              <w:right w:type="dxa" w:w="100"/>
+            </w:tcMar>
+            <w:vAlign w:val="center"/>
+          </w:tcPr>
+          <w:p>
+            <w:pPr>
+              <w:spacing w:after="0" w:line="240" w:lineRule="auto"/>
+              <w:jc w:val="center"/>
+            </w:pPr>
+            <w:r>
+              <w:rPr>
+                <w:rFonts w:ascii="Arial" w:cs="Arial" w:eastAsia="Arial" w:hAnsi="Arial"/>
+                <w:b/>
+                <w:bCs/>
+                <w:i w:val="false"/>
+                <w:iCs w:val="false"/>
+                <w:color w:val="FFFFFF"/>
+                <w:sz w:val="16"/>
+                <w:szCs w:val="16"/>
+              </w:rPr>
+              <w:t xml:space="preserve">Премия за
+ремонт</w:t>
+            </w:r>
+          </w:p>
+        </w:tc>
+      </w:tr>
+      <w:tr>
+        <w:tc>
+          <w:tcPr>
+            <w:tcW w:type="dxa" w:w="1620"/>
+            <w:tcBorders>
+              <w:top w:val="single" w:color="D9D4CB" w:sz="4"/>
+              <w:left w:val="none" w:color="auto" w:sz="0"/>
+              <w:bottom w:val="single" w:color="D9D4CB" w:sz="4"/>
+              <w:right w:val="none" w:color="auto" w:sz="0"/>
+            </w:tcBorders>
+            <w:tcMar>
+              <w:top w:type="dxa" w:w="70"/>
+              <w:left w:type="dxa" w:w="100"/>
+              <w:bottom w:type="dxa" w:w="70"/>
+              <w:right w:type="dxa" w:w="100"/>
+            </w:tcMar>
+            <w:vAlign w:val="center"/>
+          </w:tcPr>
+          <w:p>
+            <w:pPr>
+              <w:spacing w:after="0" w:line="240" w:lineRule="auto"/>
+              <w:jc w:val="left"/>
+            </w:pPr>
+            <w:r>
+              <w:rPr>
+                <w:rFonts w:ascii="Arial" w:cs="Arial" w:eastAsia="Arial" w:hAnsi="Arial"/>
+                <w:b/>
+                <w:bCs/>
+                <w:i w:val="false"/>
+                <w:iCs w:val="false"/>
+                <w:color w:val="2A2E38"/>
+                <w:sz w:val="17"/>
+                <w:szCs w:val="17"/>
+              </w:rPr>
+              <w:t xml:space="preserve">Прайм Парк</w:t>
+            </w:r>
+          </w:p>
+        </w:tc>
+        <w:tc>
+          <w:tcPr>
+            <w:tcW w:type="dxa" w:w="900"/>
+            <w:tcBorders>
+              <w:top w:val="single" w:color="D9D4CB" w:sz="4"/>
+              <w:left w:val="none" w:color="auto" w:sz="0"/>
+              <w:bottom w:val="single" w:color="D9D4CB" w:sz="4"/>
+              <w:right w:val="none" w:color="auto" w:sz="0"/>
+            </w:tcBorders>
+            <w:tcMar>
+              <w:top w:type="dxa" w:w="70"/>
+              <w:left w:type="dxa" w:w="100"/>
+              <w:bottom w:type="dxa" w:w="70"/>
+              <w:right w:type="dxa" w:w="100"/>
+            </w:tcMar>
+            <w:vAlign w:val="center"/>
+          </w:tcPr>
+          <w:p>
+            <w:pPr>
+              <w:spacing w:after="0" w:line="240" w:lineRule="auto"/>
+              <w:jc w:val="center"/>
+            </w:pPr>
+            <w:r>
+              <w:rPr>
+                <w:rFonts w:ascii="Arial" w:cs="Arial" w:eastAsia="Arial" w:hAnsi="Arial"/>
+                <w:b w:val="false"/>
+                <w:bCs w:val="false"/>
+                <w:i w:val="false"/>
+                <w:iCs w:val="false"/>
+                <w:color w:val="2A2E38"/>
+                <w:sz w:val="17"/>
+                <w:szCs w:val="17"/>
+              </w:rPr>
+              <w:t xml:space="preserve">222/271</w:t>
+            </w:r>
+          </w:p>
+        </w:tc>
+        <w:tc>
+          <w:tcPr>
+            <w:tcW w:type="dxa" w:w="2140"/>
+            <w:tcBorders>
+              <w:top w:val="single" w:color="D9D4CB" w:sz="4"/>
+              <w:left w:val="none" w:color="auto" w:sz="0"/>
+              <w:bottom w:val="single" w:color="D9D4CB" w:sz="4"/>
+              <w:right w:val="none" w:color="auto" w:sz="0"/>
+            </w:tcBorders>
+            <w:tcMar>
+              <w:top w:type="dxa" w:w="70"/>
+              <w:left w:type="dxa" w:w="100"/>
+              <w:bottom w:type="dxa" w:w="70"/>
+              <w:right w:type="dxa" w:w="100"/>
+            </w:tcMar>
+            <w:vAlign w:val="center"/>
+          </w:tcPr>
+          <w:p>
+            <w:pPr>
+              <w:spacing w:after="0" w:line="240" w:lineRule="auto"/>
+              <w:jc w:val="center"/>
+            </w:pPr>
+            <w:r>
+              <w:rPr>
+                <w:rFonts w:ascii="Arial" w:cs="Arial" w:eastAsia="Arial" w:hAnsi="Arial"/>
+                <w:b w:val="false"/>
+                <w:bCs w:val="false"/>
+                <w:i w:val="false"/>
+                <w:iCs w:val="false"/>
+                <w:color w:val="2A2E38"/>
+                <w:sz w:val="17"/>
+                <w:szCs w:val="17"/>
+              </w:rPr>
+              <w:t xml:space="preserve">9 шт · 865 140</w:t>
+            </w:r>
+          </w:p>
+        </w:tc>
+        <w:tc>
+          <w:tcPr>
+            <w:tcW w:type="dxa" w:w="2000"/>
+            <w:tcBorders>
+              <w:top w:val="single" w:color="D9D4CB" w:sz="4"/>
+              <w:left w:val="none" w:color="auto" w:sz="0"/>
+              <w:bottom w:val="single" w:color="D9D4CB" w:sz="4"/>
+              <w:right w:val="none" w:color="auto" w:sz="0"/>
+            </w:tcBorders>
+            <w:tcMar>
+              <w:top w:type="dxa" w:w="70"/>
+              <w:left w:type="dxa" w:w="100"/>
+              <w:bottom w:type="dxa" w:w="70"/>
+              <w:right w:type="dxa" w:w="100"/>
+            </w:tcMar>
+            <w:vAlign w:val="center"/>
+          </w:tcPr>
+          <w:p>
+            <w:pPr>
+              <w:spacing w:after="0" w:line="240" w:lineRule="auto"/>
+              <w:jc w:val="center"/>
+            </w:pPr>
+            <w:r>
+              <w:rPr>
+                <w:rFonts w:ascii="Arial" w:cs="Arial" w:eastAsia="Arial" w:hAnsi="Arial"/>
+                <w:b w:val="false"/>
+                <w:bCs w:val="false"/>
+                <w:i w:val="false"/>
+                <w:iCs w:val="false"/>
+                <w:color w:val="2A2E38"/>
+                <w:sz w:val="17"/>
+                <w:szCs w:val="17"/>
+              </w:rPr>
+              <w:t xml:space="preserve">153 шт · 821 947</w:t>
+            </w:r>
+          </w:p>
+        </w:tc>
+        <w:tc>
+          <w:tcPr>
+            <w:tcW w:type="dxa" w:w="1770"/>
+            <w:tcBorders>
+              <w:top w:val="single" w:color="D9D4CB" w:sz="4"/>
+              <w:left w:val="none" w:color="auto" w:sz="0"/>
+              <w:bottom w:val="single" w:color="D9D4CB" w:sz="4"/>
+              <w:right w:val="none" w:color="auto" w:sz="0"/>
+            </w:tcBorders>
+            <w:tcMar>
+              <w:top w:type="dxa" w:w="70"/>
+              <w:left w:type="dxa" w:w="100"/>
+              <w:bottom w:type="dxa" w:w="70"/>
+              <w:right w:type="dxa" w:w="100"/>
+            </w:tcMar>
+            <w:vAlign w:val="center"/>
+          </w:tcPr>
+          <w:p>
+            <w:pPr>
+              <w:spacing w:after="0" w:line="240" w:lineRule="auto"/>
+              <w:jc w:val="center"/>
+            </w:pPr>
+            <w:r>
+              <w:rPr>
+                <w:rFonts w:ascii="Arial" w:cs="Arial" w:eastAsia="Arial" w:hAnsi="Arial"/>
+                <w:b w:val="false"/>
+                <w:bCs w:val="false"/>
+                <w:i w:val="false"/>
+                <w:iCs w:val="false"/>
+                <w:color w:val="2A2E38"/>
+                <w:sz w:val="17"/>
+                <w:szCs w:val="17"/>
+              </w:rPr>
+              <w:t xml:space="preserve">60 шт · 1 045 515</w:t>
+            </w:r>
+          </w:p>
+        </w:tc>
+        <w:tc>
+          <w:tcPr>
+            <w:tcW w:type="dxa" w:w="1208"/>
+            <w:tcBorders>
+              <w:top w:val="single" w:color="D9D4CB" w:sz="4"/>
+              <w:left w:val="none" w:color="auto" w:sz="0"/>
+              <w:bottom w:val="single" w:color="D9D4CB" w:sz="4"/>
+              <w:right w:val="none" w:color="auto" w:sz="0"/>
+            </w:tcBorders>
+            <w:tcMar>
+              <w:top w:type="dxa" w:w="70"/>
+              <w:left w:type="dxa" w:w="100"/>
+              <w:bottom w:type="dxa" w:w="70"/>
+              <w:right w:type="dxa" w:w="100"/>
+            </w:tcMar>
+            <w:vAlign w:val="center"/>
+          </w:tcPr>
+          <w:p>
+            <w:pPr>
+              <w:spacing w:after="0" w:line="240" w:lineRule="auto"/>
+              <w:jc w:val="center"/>
+            </w:pPr>
+            <w:r>
+              <w:rPr>
+                <w:rFonts w:ascii="Arial" w:cs="Arial" w:eastAsia="Arial" w:hAnsi="Arial"/>
+                <w:b w:val="false"/>
+                <w:bCs w:val="false"/>
+                <w:i w:val="false"/>
+                <w:iCs w:val="false"/>
+                <w:color w:val="2A2E38"/>
+                <w:sz w:val="17"/>
+                <w:szCs w:val="17"/>
+              </w:rPr>
+              <w:t xml:space="preserve">+21 %</w:t>
+            </w:r>
+          </w:p>
+        </w:tc>
+      </w:tr>
+      <w:tr>
+        <w:tc>
+          <w:tcPr>
+            <w:tcW w:type="dxa" w:w="1620"/>
+            <w:tcBorders>
+              <w:top w:val="single" w:color="D9D4CB" w:sz="4"/>
+              <w:left w:val="none" w:color="auto" w:sz="0"/>
+              <w:bottom w:val="single" w:color="D9D4CB" w:sz="4"/>
+              <w:right w:val="none" w:color="auto" w:sz="0"/>
+            </w:tcBorders>
+            <w:shd w:fill="FBFAF8" w:color="auto" w:val="clear"/>
+            <w:tcMar>
+              <w:top w:type="dxa" w:w="70"/>
+              <w:left w:type="dxa" w:w="100"/>
+              <w:bottom w:type="dxa" w:w="70"/>
+              <w:right w:type="dxa" w:w="100"/>
+            </w:tcMar>
+            <w:vAlign w:val="center"/>
+          </w:tcPr>
+          <w:p>
+            <w:pPr>
+              <w:spacing w:after="0" w:line="240" w:lineRule="auto"/>
+              <w:jc w:val="left"/>
+            </w:pPr>
+            <w:r>
+              <w:rPr>
+                <w:rFonts w:ascii="Arial" w:cs="Arial" w:eastAsia="Arial" w:hAnsi="Arial"/>
+                <w:b/>
+                <w:bCs/>
+                <w:i w:val="false"/>
+                <w:iCs w:val="false"/>
+                <w:color w:val="2A2E38"/>
+                <w:sz w:val="17"/>
+                <w:szCs w:val="17"/>
+              </w:rPr>
+              <w:t xml:space="preserve">Династия</w:t>
+            </w:r>
+          </w:p>
+        </w:tc>
+        <w:tc>
+          <w:tcPr>
+            <w:tcW w:type="dxa" w:w="900"/>
+            <w:tcBorders>
+              <w:top w:val="single" w:color="D9D4CB" w:sz="4"/>
+              <w:left w:val="none" w:color="auto" w:sz="0"/>
+              <w:bottom w:val="single" w:color="D9D4CB" w:sz="4"/>
+              <w:right w:val="none" w:color="auto" w:sz="0"/>
+            </w:tcBorders>
+            <w:shd w:fill="FBFAF8" w:color="auto" w:val="clear"/>
+            <w:tcMar>
+              <w:top w:type="dxa" w:w="70"/>
+              <w:left w:type="dxa" w:w="100"/>
+              <w:bottom w:type="dxa" w:w="70"/>
+              <w:right w:type="dxa" w:w="100"/>
+            </w:tcMar>
+            <w:vAlign w:val="center"/>
+          </w:tcPr>
+          <w:p>
+            <w:pPr>
+              <w:spacing w:after="0" w:line="240" w:lineRule="auto"/>
+              <w:jc w:val="center"/>
+            </w:pPr>
+            <w:r>
+              <w:rPr>
+                <w:rFonts w:ascii="Arial" w:cs="Arial" w:eastAsia="Arial" w:hAnsi="Arial"/>
+                <w:b w:val="false"/>
+                <w:bCs w:val="false"/>
+                <w:i w:val="false"/>
+                <w:iCs w:val="false"/>
+                <w:color w:val="2A2E38"/>
+                <w:sz w:val="17"/>
+                <w:szCs w:val="17"/>
+              </w:rPr>
+              <w:t xml:space="preserve">26/38</w:t>
+            </w:r>
+          </w:p>
+        </w:tc>
+        <w:tc>
+          <w:tcPr>
+            <w:tcW w:type="dxa" w:w="2140"/>
+            <w:tcBorders>
+              <w:top w:val="single" w:color="D9D4CB" w:sz="4"/>
+              <w:left w:val="none" w:color="auto" w:sz="0"/>
+              <w:bottom w:val="single" w:color="D9D4CB" w:sz="4"/>
+              <w:right w:val="none" w:color="auto" w:sz="0"/>
+            </w:tcBorders>
+            <w:shd w:fill="FBFAF8" w:color="auto" w:val="clear"/>
+            <w:tcMar>
+              <w:top w:type="dxa" w:w="70"/>
+              <w:left w:type="dxa" w:w="100"/>
+              <w:bottom w:type="dxa" w:w="70"/>
+              <w:right w:type="dxa" w:w="100"/>
+            </w:tcMar>
+            <w:vAlign w:val="center"/>
+          </w:tcPr>
+          <w:p>
+            <w:pPr>
+              <w:spacing w:after="0" w:line="240" w:lineRule="auto"/>
+              <w:jc w:val="center"/>
+            </w:pPr>
+            <w:r>
+              <w:rPr>
+                <w:rFonts w:ascii="Arial" w:cs="Arial" w:eastAsia="Arial" w:hAnsi="Arial"/>
+                <w:b w:val="false"/>
+                <w:bCs w:val="false"/>
+                <w:i w:val="false"/>
+                <w:iCs w:val="false"/>
+                <w:color w:val="2A2E38"/>
+                <w:sz w:val="17"/>
+                <w:szCs w:val="17"/>
+              </w:rPr>
+              <w:t xml:space="preserve">3 шт · 698 105</w:t>
+            </w:r>
+          </w:p>
+        </w:tc>
+        <w:tc>
+          <w:tcPr>
+            <w:tcW w:type="dxa" w:w="2000"/>
+            <w:tcBorders>
+              <w:top w:val="single" w:color="D9D4CB" w:sz="4"/>
+              <w:left w:val="none" w:color="auto" w:sz="0"/>
+              <w:bottom w:val="single" w:color="D9D4CB" w:sz="4"/>
+              <w:right w:val="none" w:color="auto" w:sz="0"/>
+            </w:tcBorders>
+            <w:shd w:fill="FBFAF8" w:color="auto" w:val="clear"/>
+            <w:tcMar>
+              <w:top w:type="dxa" w:w="70"/>
+              <w:left w:type="dxa" w:w="100"/>
+              <w:bottom w:type="dxa" w:w="70"/>
+              <w:right w:type="dxa" w:w="100"/>
+            </w:tcMar>
+            <w:vAlign w:val="center"/>
+          </w:tcPr>
+          <w:p>
+            <w:pPr>
+              <w:spacing w:after="0" w:line="240" w:lineRule="auto"/>
+              <w:jc w:val="center"/>
+            </w:pPr>
+            <w:r>
+              <w:rPr>
+                <w:rFonts w:ascii="Arial" w:cs="Arial" w:eastAsia="Arial" w:hAnsi="Arial"/>
+                <w:b w:val="false"/>
+                <w:bCs w:val="false"/>
+                <w:i w:val="false"/>
+                <w:iCs w:val="false"/>
+                <w:color w:val="2A2E38"/>
+                <w:sz w:val="17"/>
+                <w:szCs w:val="17"/>
+              </w:rPr>
+              <w:t xml:space="preserve">—</w:t>
+            </w:r>
+          </w:p>
+        </w:tc>
+        <w:tc>
+          <w:tcPr>
+            <w:tcW w:type="dxa" w:w="1770"/>
+            <w:tcBorders>
+              <w:top w:val="single" w:color="D9D4CB" w:sz="4"/>
+              <w:left w:val="none" w:color="auto" w:sz="0"/>
+              <w:bottom w:val="single" w:color="D9D4CB" w:sz="4"/>
+              <w:right w:val="none" w:color="auto" w:sz="0"/>
+            </w:tcBorders>
+            <w:shd w:fill="FBFAF8" w:color="auto" w:val="clear"/>
+            <w:tcMar>
+              <w:top w:type="dxa" w:w="70"/>
+              <w:left w:type="dxa" w:w="100"/>
+              <w:bottom w:type="dxa" w:w="70"/>
+              <w:right w:type="dxa" w:w="100"/>
+            </w:tcMar>
+            <w:vAlign w:val="center"/>
+          </w:tcPr>
+          <w:p>
+            <w:pPr>
+              <w:spacing w:after="0" w:line="240" w:lineRule="auto"/>
+              <w:jc w:val="center"/>
+            </w:pPr>
+            <w:r>
+              <w:rPr>
+                <w:rFonts w:ascii="Arial" w:cs="Arial" w:eastAsia="Arial" w:hAnsi="Arial"/>
+                <w:b w:val="false"/>
+                <w:bCs w:val="false"/>
+                <w:i w:val="false"/>
+                <w:iCs w:val="false"/>
+                <w:color w:val="2A2E38"/>
+                <w:sz w:val="17"/>
+                <w:szCs w:val="17"/>
+              </w:rPr>
+              <w:t xml:space="preserve">23 шт · 867 222</w:t>
+            </w:r>
+          </w:p>
+        </w:tc>
+        <w:tc>
+          <w:tcPr>
+            <w:tcW w:type="dxa" w:w="1208"/>
+            <w:tcBorders>
+              <w:top w:val="single" w:color="D9D4CB" w:sz="4"/>
+              <w:left w:val="none" w:color="auto" w:sz="0"/>
+              <w:bottom w:val="single" w:color="D9D4CB" w:sz="4"/>
+              <w:right w:val="none" w:color="auto" w:sz="0"/>
+            </w:tcBorders>
+            <w:shd w:fill="FBFAF8" w:color="auto" w:val="clear"/>
+            <w:tcMar>
+              <w:top w:type="dxa" w:w="70"/>
+              <w:left w:type="dxa" w:w="100"/>
+              <w:bottom w:type="dxa" w:w="70"/>
+              <w:right w:type="dxa" w:w="100"/>
+            </w:tcMar>
+            <w:vAlign w:val="center"/>
+          </w:tcPr>
+          <w:p>
+            <w:pPr>
+              <w:spacing w:after="0" w:line="240" w:lineRule="auto"/>
+              <w:jc w:val="center"/>
+            </w:pPr>
+            <w:r>
+              <w:rPr>
+                <w:rFonts w:ascii="Arial" w:cs="Arial" w:eastAsia="Arial" w:hAnsi="Arial"/>
+                <w:b w:val="false"/>
+                <w:bCs w:val="false"/>
+                <w:i w:val="false"/>
+                <w:iCs w:val="false"/>
+                <w:color w:val="2A2E38"/>
+                <w:sz w:val="17"/>
+                <w:szCs w:val="17"/>
+              </w:rPr>
+              <w:t xml:space="preserve">+24 %</w:t>
+            </w:r>
+          </w:p>
+        </w:tc>
+      </w:tr>
+      <w:tr>
+        <w:tc>
+          <w:tcPr>
+            <w:tcW w:type="dxa" w:w="1620"/>
+            <w:tcBorders>
+              <w:top w:val="single" w:color="D9D4CB" w:sz="4"/>
+              <w:left w:val="none" w:color="auto" w:sz="0"/>
+              <w:bottom w:val="single" w:color="D9D4CB" w:sz="4"/>
+              <w:right w:val="none" w:color="auto" w:sz="0"/>
+            </w:tcBorders>
+            <w:tcMar>
+              <w:top w:type="dxa" w:w="70"/>
+              <w:left w:type="dxa" w:w="100"/>
+              <w:bottom w:type="dxa" w:w="70"/>
+              <w:right w:type="dxa" w:w="100"/>
+            </w:tcMar>
+            <w:vAlign w:val="center"/>
+          </w:tcPr>
+          <w:p>
+            <w:pPr>
+              <w:spacing w:after="0" w:line="240" w:lineRule="auto"/>
+              <w:jc w:val="left"/>
+            </w:pPr>
+            <w:r>
+              <w:rPr>
+                <w:rFonts w:ascii="Arial" w:cs="Arial" w:eastAsia="Arial" w:hAnsi="Arial"/>
+                <w:b/>
+                <w:bCs/>
+                <w:i w:val="false"/>
+                <w:iCs w:val="false"/>
+                <w:color w:val="2A2E38"/>
+                <w:sz w:val="17"/>
+                <w:szCs w:val="17"/>
+              </w:rPr>
+              <w:t xml:space="preserve">МАСТЕРС</w:t>
+            </w:r>
+          </w:p>
+        </w:tc>
+        <w:tc>
+          <w:tcPr>
+            <w:tcW w:type="dxa" w:w="900"/>
+            <w:tcBorders>
+              <w:top w:val="single" w:color="D9D4CB" w:sz="4"/>
+              <w:left w:val="none" w:color="auto" w:sz="0"/>
+              <w:bottom w:val="single" w:color="D9D4CB" w:sz="4"/>
+              <w:right w:val="none" w:color="auto" w:sz="0"/>
+            </w:tcBorders>
+            <w:tcMar>
+              <w:top w:type="dxa" w:w="70"/>
+              <w:left w:type="dxa" w:w="100"/>
+              <w:bottom w:type="dxa" w:w="70"/>
+              <w:right w:type="dxa" w:w="100"/>
+            </w:tcMar>
+            <w:vAlign w:val="center"/>
+          </w:tcPr>
+          <w:p>
+            <w:pPr>
+              <w:spacing w:after="0" w:line="240" w:lineRule="auto"/>
+              <w:jc w:val="center"/>
+            </w:pPr>
+            <w:r>
+              <w:rPr>
+                <w:rFonts w:ascii="Arial" w:cs="Arial" w:eastAsia="Arial" w:hAnsi="Arial"/>
+                <w:b w:val="false"/>
+                <w:bCs w:val="false"/>
+                <w:i w:val="false"/>
+                <w:iCs w:val="false"/>
+                <w:color w:val="2A2E38"/>
+                <w:sz w:val="17"/>
+                <w:szCs w:val="17"/>
+              </w:rPr>
+              <w:t xml:space="preserve">163/163</w:t>
+            </w:r>
+          </w:p>
+        </w:tc>
+        <w:tc>
+          <w:tcPr>
+            <w:tcW w:type="dxa" w:w="2140"/>
+            <w:tcBorders>
+              <w:top w:val="single" w:color="D9D4CB" w:sz="4"/>
+              <w:left w:val="none" w:color="auto" w:sz="0"/>
+              <w:bottom w:val="single" w:color="D9D4CB" w:sz="4"/>
+              <w:right w:val="none" w:color="auto" w:sz="0"/>
+            </w:tcBorders>
+            <w:tcMar>
+              <w:top w:type="dxa" w:w="70"/>
+              <w:left w:type="dxa" w:w="100"/>
+              <w:bottom w:type="dxa" w:w="70"/>
+              <w:right w:type="dxa" w:w="100"/>
+            </w:tcMar>
+            <w:vAlign w:val="center"/>
+          </w:tcPr>
+          <w:p>
+            <w:pPr>
+              <w:spacing w:after="0" w:line="240" w:lineRule="auto"/>
+              <w:jc w:val="center"/>
+            </w:pPr>
+            <w:r>
+              <w:rPr>
+                <w:rFonts w:ascii="Arial" w:cs="Arial" w:eastAsia="Arial" w:hAnsi="Arial"/>
+                <w:b w:val="false"/>
+                <w:bCs w:val="false"/>
+                <w:i w:val="false"/>
+                <w:iCs w:val="false"/>
+                <w:color w:val="2A2E38"/>
+                <w:sz w:val="17"/>
+                <w:szCs w:val="17"/>
+              </w:rPr>
+              <w:t xml:space="preserve">163 шт · 759 654</w:t>
+            </w:r>
+          </w:p>
+        </w:tc>
+        <w:tc>
+          <w:tcPr>
+            <w:tcW w:type="dxa" w:w="2000"/>
+            <w:tcBorders>
+              <w:top w:val="single" w:color="D9D4CB" w:sz="4"/>
+              <w:left w:val="none" w:color="auto" w:sz="0"/>
+              <w:bottom w:val="single" w:color="D9D4CB" w:sz="4"/>
+              <w:right w:val="none" w:color="auto" w:sz="0"/>
+            </w:tcBorders>
+            <w:tcMar>
+              <w:top w:type="dxa" w:w="70"/>
+              <w:left w:type="dxa" w:w="100"/>
+              <w:bottom w:type="dxa" w:w="70"/>
+              <w:right w:type="dxa" w:w="100"/>
+            </w:tcMar>
+            <w:vAlign w:val="center"/>
+          </w:tcPr>
+          <w:p>
+            <w:pPr>
+              <w:spacing w:after="0" w:line="240" w:lineRule="auto"/>
+              <w:jc w:val="center"/>
+            </w:pPr>
+            <w:r>
+              <w:rPr>
+                <w:rFonts w:ascii="Arial" w:cs="Arial" w:eastAsia="Arial" w:hAnsi="Arial"/>
+                <w:b w:val="false"/>
+                <w:bCs w:val="false"/>
+                <w:i w:val="false"/>
+                <w:iCs w:val="false"/>
+                <w:color w:val="2A2E38"/>
+                <w:sz w:val="17"/>
+                <w:szCs w:val="17"/>
+              </w:rPr>
+              <w:t xml:space="preserve">—</w:t>
+            </w:r>
+          </w:p>
+        </w:tc>
+        <w:tc>
+          <w:tcPr>
+            <w:tcW w:type="dxa" w:w="1770"/>
+            <w:tcBorders>
+              <w:top w:val="single" w:color="D9D4CB" w:sz="4"/>
+              <w:left w:val="none" w:color="auto" w:sz="0"/>
+              <w:bottom w:val="single" w:color="D9D4CB" w:sz="4"/>
+              <w:right w:val="none" w:color="auto" w:sz="0"/>
+            </w:tcBorders>
+            <w:tcMar>
+              <w:top w:type="dxa" w:w="70"/>
+              <w:left w:type="dxa" w:w="100"/>
+              <w:bottom w:type="dxa" w:w="70"/>
+              <w:right w:type="dxa" w:w="100"/>
+            </w:tcMar>
+            <w:vAlign w:val="center"/>
+          </w:tcPr>
+          <w:p>
+            <w:pPr>
+              <w:spacing w:after="0" w:line="240" w:lineRule="auto"/>
+              <w:jc w:val="center"/>
+            </w:pPr>
+            <w:r>
+              <w:rPr>
+                <w:rFonts w:ascii="Arial" w:cs="Arial" w:eastAsia="Arial" w:hAnsi="Arial"/>
+                <w:b w:val="false"/>
+                <w:bCs w:val="false"/>
+                <w:i w:val="false"/>
+                <w:iCs w:val="false"/>
+                <w:color w:val="2A2E38"/>
+                <w:sz w:val="17"/>
+                <w:szCs w:val="17"/>
+              </w:rPr>
+              <w:t xml:space="preserve">—</w:t>
+            </w:r>
+          </w:p>
+        </w:tc>
+        <w:tc>
+          <w:tcPr>
+            <w:tcW w:type="dxa" w:w="1208"/>
+            <w:tcBorders>
+              <w:top w:val="single" w:color="D9D4CB" w:sz="4"/>
+              <w:left w:val="none" w:color="auto" w:sz="0"/>
+              <w:bottom w:val="single" w:color="D9D4CB" w:sz="4"/>
+              <w:right w:val="none" w:color="auto" w:sz="0"/>
+            </w:tcBorders>
+            <w:tcMar>
+              <w:top w:type="dxa" w:w="70"/>
+              <w:left w:type="dxa" w:w="100"/>
+              <w:bottom w:type="dxa" w:w="70"/>
+              <w:right w:type="dxa" w:w="100"/>
+            </w:tcMar>
+            <w:vAlign w:val="center"/>
+          </w:tcPr>
+          <w:p>
+            <w:pPr>
+              <w:spacing w:after="0" w:line="240" w:lineRule="auto"/>
+              <w:jc w:val="center"/>
+            </w:pPr>
+            <w:r>
+              <w:rPr>
+                <w:rFonts w:ascii="Arial" w:cs="Arial" w:eastAsia="Arial" w:hAnsi="Arial"/>
+                <w:b w:val="false"/>
+                <w:bCs w:val="false"/>
+                <w:i w:val="false"/>
+                <w:iCs w:val="false"/>
+                <w:color w:val="2A2E38"/>
+                <w:sz w:val="17"/>
+                <w:szCs w:val="17"/>
+              </w:rPr>
+              <w:t xml:space="preserve">—</w:t>
+            </w:r>
+          </w:p>
+        </w:tc>
+      </w:tr>
+      <w:tr>
+        <w:tc>
+          <w:tcPr>
+            <w:tcW w:type="dxa" w:w="1620"/>
+            <w:tcBorders>
+              <w:top w:val="single" w:color="D9D4CB" w:sz="4"/>
+              <w:left w:val="none" w:color="auto" w:sz="0"/>
+              <w:bottom w:val="single" w:color="D9D4CB" w:sz="4"/>
+              <w:right w:val="none" w:color="auto" w:sz="0"/>
+            </w:tcBorders>
+            <w:shd w:fill="FBFAF8" w:color="auto" w:val="clear"/>
+            <w:tcMar>
+              <w:top w:type="dxa" w:w="70"/>
+              <w:left w:type="dxa" w:w="100"/>
+              <w:bottom w:type="dxa" w:w="70"/>
+              <w:right w:type="dxa" w:w="100"/>
+            </w:tcMar>
+            <w:vAlign w:val="center"/>
+          </w:tcPr>
+          <w:p>
+            <w:pPr>
+              <w:spacing w:after="0" w:line="240" w:lineRule="auto"/>
+              <w:jc w:val="left"/>
+            </w:pPr>
+            <w:r>
+              <w:rPr>
+                <w:rFonts w:ascii="Arial" w:cs="Arial" w:eastAsia="Arial" w:hAnsi="Arial"/>
+                <w:b/>
+                <w:bCs/>
+                <w:i w:val="false"/>
+                <w:iCs w:val="false"/>
+                <w:color w:val="2A2E38"/>
+                <w:sz w:val="17"/>
+                <w:szCs w:val="17"/>
+              </w:rPr>
+              <w:t xml:space="preserve">Царская площадь</w:t>
+            </w:r>
+          </w:p>
+        </w:tc>
+        <w:tc>
+          <w:tcPr>
+            <w:tcW w:type="dxa" w:w="900"/>
+            <w:tcBorders>
+              <w:top w:val="single" w:color="D9D4CB" w:sz="4"/>
+              <w:left w:val="none" w:color="auto" w:sz="0"/>
+              <w:bottom w:val="single" w:color="D9D4CB" w:sz="4"/>
+              <w:right w:val="none" w:color="auto" w:sz="0"/>
+            </w:tcBorders>
+            <w:shd w:fill="FBFAF8" w:color="auto" w:val="clear"/>
+            <w:tcMar>
+              <w:top w:type="dxa" w:w="70"/>
+              <w:left w:type="dxa" w:w="100"/>
+              <w:bottom w:type="dxa" w:w="70"/>
+              <w:right w:type="dxa" w:w="100"/>
+            </w:tcMar>
+            <w:vAlign w:val="center"/>
+          </w:tcPr>
+          <w:p>
+            <w:pPr>
+              <w:spacing w:after="0" w:line="240" w:lineRule="auto"/>
+              <w:jc w:val="center"/>
+            </w:pPr>
+            <w:r>
+              <w:rPr>
+                <w:rFonts w:ascii="Arial" w:cs="Arial" w:eastAsia="Arial" w:hAnsi="Arial"/>
+                <w:b w:val="false"/>
+                <w:bCs w:val="false"/>
+                <w:i w:val="false"/>
+                <w:iCs w:val="false"/>
+                <w:color w:val="2A2E38"/>
+                <w:sz w:val="17"/>
+                <w:szCs w:val="17"/>
+              </w:rPr>
+              <w:t xml:space="preserve">39/54</w:t>
+            </w:r>
+          </w:p>
+        </w:tc>
+        <w:tc>
+          <w:tcPr>
+            <w:tcW w:type="dxa" w:w="2140"/>
+            <w:tcBorders>
+              <w:top w:val="single" w:color="D9D4CB" w:sz="4"/>
+              <w:left w:val="none" w:color="auto" w:sz="0"/>
+              <w:bottom w:val="single" w:color="D9D4CB" w:sz="4"/>
+              <w:right w:val="none" w:color="auto" w:sz="0"/>
+            </w:tcBorders>
+            <w:shd w:fill="FBFAF8" w:color="auto" w:val="clear"/>
+            <w:tcMar>
+              <w:top w:type="dxa" w:w="70"/>
+              <w:left w:type="dxa" w:w="100"/>
+              <w:bottom w:type="dxa" w:w="70"/>
+              <w:right w:type="dxa" w:w="100"/>
+            </w:tcMar>
+            <w:vAlign w:val="center"/>
+          </w:tcPr>
+          <w:p>
+            <w:pPr>
+              <w:spacing w:after="0" w:line="240" w:lineRule="auto"/>
+              <w:jc w:val="center"/>
+            </w:pPr>
+            <w:r>
+              <w:rPr>
+                <w:rFonts w:ascii="Arial" w:cs="Arial" w:eastAsia="Arial" w:hAnsi="Arial"/>
+                <w:b w:val="false"/>
+                <w:bCs w:val="false"/>
+                <w:i w:val="false"/>
+                <w:iCs w:val="false"/>
+                <w:color w:val="2A2E38"/>
+                <w:sz w:val="17"/>
+                <w:szCs w:val="17"/>
+              </w:rPr>
+              <w:t xml:space="preserve">2 шт · 629 323</w:t>
+            </w:r>
+          </w:p>
+        </w:tc>
+        <w:tc>
+          <w:tcPr>
+            <w:tcW w:type="dxa" w:w="2000"/>
+            <w:tcBorders>
+              <w:top w:val="single" w:color="D9D4CB" w:sz="4"/>
+              <w:left w:val="none" w:color="auto" w:sz="0"/>
+              <w:bottom w:val="single" w:color="D9D4CB" w:sz="4"/>
+              <w:right w:val="none" w:color="auto" w:sz="0"/>
+            </w:tcBorders>
+            <w:shd w:fill="FBFAF8" w:color="auto" w:val="clear"/>
+            <w:tcMar>
+              <w:top w:type="dxa" w:w="70"/>
+              <w:left w:type="dxa" w:w="100"/>
+              <w:bottom w:type="dxa" w:w="70"/>
+              <w:right w:type="dxa" w:w="100"/>
+            </w:tcMar>
+            <w:vAlign w:val="center"/>
+          </w:tcPr>
+          <w:p>
+            <w:pPr>
+              <w:spacing w:after="0" w:line="240" w:lineRule="auto"/>
+              <w:jc w:val="center"/>
+            </w:pPr>
+            <w:r>
+              <w:rPr>
+                <w:rFonts w:ascii="Arial" w:cs="Arial" w:eastAsia="Arial" w:hAnsi="Arial"/>
+                <w:b w:val="false"/>
+                <w:bCs w:val="false"/>
+                <w:i w:val="false"/>
+                <w:iCs w:val="false"/>
+                <w:color w:val="2A2E38"/>
+                <w:sz w:val="17"/>
+                <w:szCs w:val="17"/>
+              </w:rPr>
+              <w:t xml:space="preserve">—</w:t>
+            </w:r>
+          </w:p>
+        </w:tc>
+        <w:tc>
+          <w:tcPr>
+            <w:tcW w:type="dxa" w:w="1770"/>
+            <w:tcBorders>
+              <w:top w:val="single" w:color="D9D4CB" w:sz="4"/>
+              <w:left w:val="none" w:color="auto" w:sz="0"/>
+              <w:bottom w:val="single" w:color="D9D4CB" w:sz="4"/>
+              <w:right w:val="none" w:color="auto" w:sz="0"/>
+            </w:tcBorders>
+            <w:shd w:fill="FBFAF8" w:color="auto" w:val="clear"/>
+            <w:tcMar>
+              <w:top w:type="dxa" w:w="70"/>
+              <w:left w:type="dxa" w:w="100"/>
+              <w:bottom w:type="dxa" w:w="70"/>
+              <w:right w:type="dxa" w:w="100"/>
+            </w:tcMar>
+            <w:vAlign w:val="center"/>
+          </w:tcPr>
+          <w:p>
+            <w:pPr>
+              <w:spacing w:after="0" w:line="240" w:lineRule="auto"/>
+              <w:jc w:val="center"/>
+            </w:pPr>
+            <w:r>
+              <w:rPr>
+                <w:rFonts w:ascii="Arial" w:cs="Arial" w:eastAsia="Arial" w:hAnsi="Arial"/>
+                <w:b w:val="false"/>
+                <w:bCs w:val="false"/>
+                <w:i w:val="false"/>
+                <w:iCs w:val="false"/>
+                <w:color w:val="2A2E38"/>
+                <w:sz w:val="17"/>
+                <w:szCs w:val="17"/>
+              </w:rPr>
+              <w:t xml:space="preserve">37 шт · 709 453</w:t>
+            </w:r>
+          </w:p>
+        </w:tc>
+        <w:tc>
+          <w:tcPr>
+            <w:tcW w:type="dxa" w:w="1208"/>
+            <w:tcBorders>
+              <w:top w:val="single" w:color="D9D4CB" w:sz="4"/>
+              <w:left w:val="none" w:color="auto" w:sz="0"/>
+              <w:bottom w:val="single" w:color="D9D4CB" w:sz="4"/>
+              <w:right w:val="none" w:color="auto" w:sz="0"/>
+            </w:tcBorders>
+            <w:shd w:fill="FBFAF8" w:color="auto" w:val="clear"/>
+            <w:tcMar>
+              <w:top w:type="dxa" w:w="70"/>
+              <w:left w:type="dxa" w:w="100"/>
+              <w:bottom w:type="dxa" w:w="70"/>
+              <w:right w:type="dxa" w:w="100"/>
+            </w:tcMar>
+            <w:vAlign w:val="center"/>
+          </w:tcPr>
+          <w:p>
+            <w:pPr>
+              <w:spacing w:after="0" w:line="240" w:lineRule="auto"/>
+              <w:jc w:val="center"/>
+            </w:pPr>
+            <w:r>
+              <w:rPr>
+                <w:rFonts w:ascii="Arial" w:cs="Arial" w:eastAsia="Arial" w:hAnsi="Arial"/>
+                <w:b w:val="false"/>
+                <w:bCs w:val="false"/>
+                <w:i w:val="false"/>
+                <w:iCs w:val="false"/>
+                <w:color w:val="2A2E38"/>
+                <w:sz w:val="17"/>
+                <w:szCs w:val="17"/>
+              </w:rPr>
+              <w:t xml:space="preserve">+13 %</w:t>
+            </w:r>
+          </w:p>
+        </w:tc>
+      </w:tr>
+      <w:tr>
+        <w:tc>
+          <w:tcPr>
+            <w:tcW w:type="dxa" w:w="1620"/>
+            <w:tcBorders>
+              <w:top w:val="single" w:color="D9D4CB" w:sz="4"/>
+              <w:left w:val="none" w:color="auto" w:sz="0"/>
+              <w:bottom w:val="single" w:color="D9D4CB" w:sz="4"/>
+              <w:right w:val="none" w:color="auto" w:sz="0"/>
+            </w:tcBorders>
+            <w:tcMar>
+              <w:top w:type="dxa" w:w="70"/>
+              <w:left w:type="dxa" w:w="100"/>
+              <w:bottom w:type="dxa" w:w="70"/>
+              <w:right w:type="dxa" w:w="100"/>
+            </w:tcMar>
+            <w:vAlign w:val="center"/>
+          </w:tcPr>
+          <w:p>
+            <w:pPr>
+              <w:spacing w:after="0" w:line="240" w:lineRule="auto"/>
+              <w:jc w:val="left"/>
+            </w:pPr>
+            <w:r>
+              <w:rPr>
+                <w:rFonts w:ascii="Arial" w:cs="Arial" w:eastAsia="Arial" w:hAnsi="Arial"/>
+                <w:b/>
+                <w:bCs/>
+                <w:i w:val="false"/>
+                <w:iCs w:val="false"/>
+                <w:color w:val="2A2E38"/>
+                <w:sz w:val="17"/>
+                <w:szCs w:val="17"/>
+              </w:rPr>
+              <w:t xml:space="preserve">Лица</w:t>
+            </w:r>
+          </w:p>
+        </w:tc>
+        <w:tc>
+          <w:tcPr>
+            <w:tcW w:type="dxa" w:w="900"/>
+            <w:tcBorders>
+              <w:top w:val="single" w:color="D9D4CB" w:sz="4"/>
+              <w:left w:val="none" w:color="auto" w:sz="0"/>
+              <w:bottom w:val="single" w:color="D9D4CB" w:sz="4"/>
+              <w:right w:val="none" w:color="auto" w:sz="0"/>
+            </w:tcBorders>
+            <w:tcMar>
+              <w:top w:type="dxa" w:w="70"/>
+              <w:left w:type="dxa" w:w="100"/>
+              <w:bottom w:type="dxa" w:w="70"/>
+              <w:right w:type="dxa" w:w="100"/>
+            </w:tcMar>
+            <w:vAlign w:val="center"/>
+          </w:tcPr>
+          <w:p>
+            <w:pPr>
+              <w:spacing w:after="0" w:line="240" w:lineRule="auto"/>
+              <w:jc w:val="center"/>
+            </w:pPr>
+            <w:r>
+              <w:rPr>
+                <w:rFonts w:ascii="Arial" w:cs="Arial" w:eastAsia="Arial" w:hAnsi="Arial"/>
+                <w:b w:val="false"/>
+                <w:bCs w:val="false"/>
+                <w:i w:val="false"/>
+                <w:iCs w:val="false"/>
+                <w:color w:val="2A2E38"/>
+                <w:sz w:val="17"/>
+                <w:szCs w:val="17"/>
+              </w:rPr>
+              <w:t xml:space="preserve">6/12</w:t>
+            </w:r>
+          </w:p>
+        </w:tc>
+        <w:tc>
+          <w:tcPr>
+            <w:tcW w:type="dxa" w:w="2140"/>
+            <w:tcBorders>
+              <w:top w:val="single" w:color="D9D4CB" w:sz="4"/>
+              <w:left w:val="none" w:color="auto" w:sz="0"/>
+              <w:bottom w:val="single" w:color="D9D4CB" w:sz="4"/>
+              <w:right w:val="none" w:color="auto" w:sz="0"/>
+            </w:tcBorders>
+            <w:tcMar>
+              <w:top w:type="dxa" w:w="70"/>
+              <w:left w:type="dxa" w:w="100"/>
+              <w:bottom w:type="dxa" w:w="70"/>
+              <w:right w:type="dxa" w:w="100"/>
+            </w:tcMar>
+            <w:vAlign w:val="center"/>
+          </w:tcPr>
+          <w:p>
+            <w:pPr>
+              <w:spacing w:after="0" w:line="240" w:lineRule="auto"/>
+              <w:jc w:val="center"/>
+            </w:pPr>
+            <w:r>
+              <w:rPr>
+                <w:rFonts w:ascii="Arial" w:cs="Arial" w:eastAsia="Arial" w:hAnsi="Arial"/>
+                <w:b w:val="false"/>
+                <w:bCs w:val="false"/>
+                <w:i w:val="false"/>
+                <w:iCs w:val="false"/>
+                <w:color w:val="2A2E38"/>
+                <w:sz w:val="17"/>
+                <w:szCs w:val="17"/>
+              </w:rPr>
+              <w:t xml:space="preserve">1 шт · 410 256</w:t>
+            </w:r>
+          </w:p>
+        </w:tc>
+        <w:tc>
+          <w:tcPr>
+            <w:tcW w:type="dxa" w:w="2000"/>
+            <w:tcBorders>
+              <w:top w:val="single" w:color="D9D4CB" w:sz="4"/>
+              <w:left w:val="none" w:color="auto" w:sz="0"/>
+              <w:bottom w:val="single" w:color="D9D4CB" w:sz="4"/>
+              <w:right w:val="none" w:color="auto" w:sz="0"/>
+            </w:tcBorders>
+            <w:tcMar>
+              <w:top w:type="dxa" w:w="70"/>
+              <w:left w:type="dxa" w:w="100"/>
+              <w:bottom w:type="dxa" w:w="70"/>
+              <w:right w:type="dxa" w:w="100"/>
+            </w:tcMar>
+            <w:vAlign w:val="center"/>
+          </w:tcPr>
+          <w:p>
+            <w:pPr>
+              <w:spacing w:after="0" w:line="240" w:lineRule="auto"/>
+              <w:jc w:val="center"/>
+            </w:pPr>
+            <w:r>
+              <w:rPr>
+                <w:rFonts w:ascii="Arial" w:cs="Arial" w:eastAsia="Arial" w:hAnsi="Arial"/>
+                <w:b w:val="false"/>
+                <w:bCs w:val="false"/>
+                <w:i w:val="false"/>
+                <w:iCs w:val="false"/>
+                <w:color w:val="2A2E38"/>
+                <w:sz w:val="17"/>
+                <w:szCs w:val="17"/>
+              </w:rPr>
+              <w:t xml:space="preserve">—</w:t>
+            </w:r>
+          </w:p>
+        </w:tc>
+        <w:tc>
+          <w:tcPr>
+            <w:tcW w:type="dxa" w:w="1770"/>
+            <w:tcBorders>
+              <w:top w:val="single" w:color="D9D4CB" w:sz="4"/>
+              <w:left w:val="none" w:color="auto" w:sz="0"/>
+              <w:bottom w:val="single" w:color="D9D4CB" w:sz="4"/>
+              <w:right w:val="none" w:color="auto" w:sz="0"/>
+            </w:tcBorders>
+            <w:tcMar>
+              <w:top w:type="dxa" w:w="70"/>
+              <w:left w:type="dxa" w:w="100"/>
+              <w:bottom w:type="dxa" w:w="70"/>
+              <w:right w:type="dxa" w:w="100"/>
+            </w:tcMar>
+            <w:vAlign w:val="center"/>
+          </w:tcPr>
+          <w:p>
+            <w:pPr>
+              <w:spacing w:after="0" w:line="240" w:lineRule="auto"/>
+              <w:jc w:val="center"/>
+            </w:pPr>
+            <w:r>
+              <w:rPr>
+                <w:rFonts w:ascii="Arial" w:cs="Arial" w:eastAsia="Arial" w:hAnsi="Arial"/>
+                <w:b w:val="false"/>
+                <w:bCs w:val="false"/>
+                <w:i w:val="false"/>
+                <w:iCs w:val="false"/>
+                <w:color w:val="2A2E38"/>
+                <w:sz w:val="17"/>
+                <w:szCs w:val="17"/>
+              </w:rPr>
+              <w:t xml:space="preserve">5 шт · 604 614</w:t>
+            </w:r>
+          </w:p>
+        </w:tc>
+        <w:tc>
+          <w:tcPr>
+            <w:tcW w:type="dxa" w:w="1208"/>
+            <w:tcBorders>
+              <w:top w:val="single" w:color="D9D4CB" w:sz="4"/>
+              <w:left w:val="none" w:color="auto" w:sz="0"/>
+              <w:bottom w:val="single" w:color="D9D4CB" w:sz="4"/>
+              <w:right w:val="none" w:color="auto" w:sz="0"/>
+            </w:tcBorders>
+            <w:tcMar>
+              <w:top w:type="dxa" w:w="70"/>
+              <w:left w:type="dxa" w:w="100"/>
+              <w:bottom w:type="dxa" w:w="70"/>
+              <w:right w:type="dxa" w:w="100"/>
+            </w:tcMar>
+            <w:vAlign w:val="center"/>
+          </w:tcPr>
+          <w:p>
+            <w:pPr>
+              <w:spacing w:after="0" w:line="240" w:lineRule="auto"/>
+              <w:jc w:val="center"/>
+            </w:pPr>
+            <w:r>
+              <w:rPr>
+                <w:rFonts w:ascii="Arial" w:cs="Arial" w:eastAsia="Arial" w:hAnsi="Arial"/>
+                <w:b w:val="false"/>
+                <w:bCs w:val="false"/>
+                <w:i w:val="false"/>
+                <w:iCs w:val="false"/>
+                <w:color w:val="2A2E38"/>
+                <w:sz w:val="17"/>
+                <w:szCs w:val="17"/>
+              </w:rPr>
+              <w:t xml:space="preserve">+47 %</w:t>
+            </w:r>
+          </w:p>
+        </w:tc>
+      </w:tr>
+      <w:tr>
+        <w:tc>
+          <w:tcPr>
+            <w:tcW w:type="dxa" w:w="1620"/>
+            <w:tcBorders>
+              <w:top w:val="single" w:color="D9D4CB" w:sz="4"/>
+              <w:left w:val="none" w:color="auto" w:sz="0"/>
+              <w:bottom w:val="single" w:color="D9D4CB" w:sz="4"/>
+              <w:right w:val="none" w:color="auto" w:sz="0"/>
+            </w:tcBorders>
+            <w:shd w:fill="FBFAF8" w:color="auto" w:val="clear"/>
+            <w:tcMar>
+              <w:top w:type="dxa" w:w="70"/>
+              <w:left w:type="dxa" w:w="100"/>
+              <w:bottom w:type="dxa" w:w="70"/>
+              <w:right w:type="dxa" w:w="100"/>
+            </w:tcMar>
+            <w:vAlign w:val="center"/>
+          </w:tcPr>
+          <w:p>
+            <w:pPr>
+              <w:spacing w:after="0" w:line="240" w:lineRule="auto"/>
+              <w:jc w:val="left"/>
+            </w:pPr>
+            <w:r>
+              <w:rPr>
+                <w:rFonts w:ascii="Arial" w:cs="Arial" w:eastAsia="Arial" w:hAnsi="Arial"/>
+                <w:b/>
+                <w:bCs/>
+                <w:i w:val="false"/>
+                <w:iCs w:val="false"/>
+                <w:color w:val="2A2E38"/>
+                <w:sz w:val="17"/>
+                <w:szCs w:val="17"/>
+              </w:rPr>
+              <w:t xml:space="preserve">Лайнер</w:t>
+            </w:r>
+          </w:p>
+        </w:tc>
+        <w:tc>
+          <w:tcPr>
+            <w:tcW w:type="dxa" w:w="900"/>
+            <w:tcBorders>
+              <w:top w:val="single" w:color="D9D4CB" w:sz="4"/>
+              <w:left w:val="none" w:color="auto" w:sz="0"/>
+              <w:bottom w:val="single" w:color="D9D4CB" w:sz="4"/>
+              <w:right w:val="none" w:color="auto" w:sz="0"/>
+            </w:tcBorders>
+            <w:shd w:fill="FBFAF8" w:color="auto" w:val="clear"/>
+            <w:tcMar>
+              <w:top w:type="dxa" w:w="70"/>
+              <w:left w:type="dxa" w:w="100"/>
+              <w:bottom w:type="dxa" w:w="70"/>
+              <w:right w:type="dxa" w:w="100"/>
+            </w:tcMar>
+            <w:vAlign w:val="center"/>
+          </w:tcPr>
+          <w:p>
+            <w:pPr>
+              <w:spacing w:after="0" w:line="240" w:lineRule="auto"/>
+              <w:jc w:val="center"/>
+            </w:pPr>
+            <w:r>
+              <w:rPr>
+                <w:rFonts w:ascii="Arial" w:cs="Arial" w:eastAsia="Arial" w:hAnsi="Arial"/>
+                <w:b w:val="false"/>
+                <w:bCs w:val="false"/>
+                <w:i w:val="false"/>
+                <w:iCs w:val="false"/>
+                <w:color w:val="2A2E38"/>
+                <w:sz w:val="17"/>
+                <w:szCs w:val="17"/>
+              </w:rPr>
+              <w:t xml:space="preserve">22/34</w:t>
+            </w:r>
+          </w:p>
+        </w:tc>
+        <w:tc>
+          <w:tcPr>
+            <w:tcW w:type="dxa" w:w="2140"/>
+            <w:tcBorders>
+              <w:top w:val="single" w:color="D9D4CB" w:sz="4"/>
+              <w:left w:val="none" w:color="auto" w:sz="0"/>
+              <w:bottom w:val="single" w:color="D9D4CB" w:sz="4"/>
+              <w:right w:val="none" w:color="auto" w:sz="0"/>
+            </w:tcBorders>
+            <w:shd w:fill="FBFAF8" w:color="auto" w:val="clear"/>
+            <w:tcMar>
+              <w:top w:type="dxa" w:w="70"/>
+              <w:left w:type="dxa" w:w="100"/>
+              <w:bottom w:type="dxa" w:w="70"/>
+              <w:right w:type="dxa" w:w="100"/>
+            </w:tcMar>
+            <w:vAlign w:val="center"/>
+          </w:tcPr>
+          <w:p>
+            <w:pPr>
+              <w:spacing w:after="0" w:line="240" w:lineRule="auto"/>
+              <w:jc w:val="center"/>
+            </w:pPr>
+            <w:r>
+              <w:rPr>
+                <w:rFonts w:ascii="Arial" w:cs="Arial" w:eastAsia="Arial" w:hAnsi="Arial"/>
+                <w:b w:val="false"/>
+                <w:bCs w:val="false"/>
+                <w:i w:val="false"/>
+                <w:iCs w:val="false"/>
+                <w:color w:val="2A2E38"/>
+                <w:sz w:val="17"/>
+                <w:szCs w:val="17"/>
+              </w:rPr>
+              <w:t xml:space="preserve">3 шт · 470 909</w:t>
+            </w:r>
+          </w:p>
+        </w:tc>
+        <w:tc>
+          <w:tcPr>
+            <w:tcW w:type="dxa" w:w="2000"/>
+            <w:tcBorders>
+              <w:top w:val="single" w:color="D9D4CB" w:sz="4"/>
+              <w:left w:val="none" w:color="auto" w:sz="0"/>
+              <w:bottom w:val="single" w:color="D9D4CB" w:sz="4"/>
+              <w:right w:val="none" w:color="auto" w:sz="0"/>
+            </w:tcBorders>
+            <w:shd w:fill="FBFAF8" w:color="auto" w:val="clear"/>
+            <w:tcMar>
+              <w:top w:type="dxa" w:w="70"/>
+              <w:left w:type="dxa" w:w="100"/>
+              <w:bottom w:type="dxa" w:w="70"/>
+              <w:right w:type="dxa" w:w="100"/>
+            </w:tcMar>
+            <w:vAlign w:val="center"/>
+          </w:tcPr>
+          <w:p>
+            <w:pPr>
+              <w:spacing w:after="0" w:line="240" w:lineRule="auto"/>
+              <w:jc w:val="center"/>
+            </w:pPr>
+            <w:r>
+              <w:rPr>
+                <w:rFonts w:ascii="Arial" w:cs="Arial" w:eastAsia="Arial" w:hAnsi="Arial"/>
+                <w:b w:val="false"/>
+                <w:bCs w:val="false"/>
+                <w:i w:val="false"/>
+                <w:iCs w:val="false"/>
+                <w:color w:val="2A2E38"/>
+                <w:sz w:val="17"/>
+                <w:szCs w:val="17"/>
+              </w:rPr>
+              <w:t xml:space="preserve">1 шт · 420 233</w:t>
+            </w:r>
+          </w:p>
+        </w:tc>
+        <w:tc>
+          <w:tcPr>
+            <w:tcW w:type="dxa" w:w="1770"/>
+            <w:tcBorders>
+              <w:top w:val="single" w:color="D9D4CB" w:sz="4"/>
+              <w:left w:val="none" w:color="auto" w:sz="0"/>
+              <w:bottom w:val="single" w:color="D9D4CB" w:sz="4"/>
+              <w:right w:val="none" w:color="auto" w:sz="0"/>
+            </w:tcBorders>
+            <w:shd w:fill="FBFAF8" w:color="auto" w:val="clear"/>
+            <w:tcMar>
+              <w:top w:type="dxa" w:w="70"/>
+              <w:left w:type="dxa" w:w="100"/>
+              <w:bottom w:type="dxa" w:w="70"/>
+              <w:right w:type="dxa" w:w="100"/>
+            </w:tcMar>
+            <w:vAlign w:val="center"/>
+          </w:tcPr>
+          <w:p>
+            <w:pPr>
+              <w:spacing w:after="0" w:line="240" w:lineRule="auto"/>
+              <w:jc w:val="center"/>
+            </w:pPr>
+            <w:r>
+              <w:rPr>
+                <w:rFonts w:ascii="Arial" w:cs="Arial" w:eastAsia="Arial" w:hAnsi="Arial"/>
+                <w:b w:val="false"/>
+                <w:bCs w:val="false"/>
+                <w:i w:val="false"/>
+                <w:iCs w:val="false"/>
+                <w:color w:val="2A2E38"/>
+                <w:sz w:val="17"/>
+                <w:szCs w:val="17"/>
+              </w:rPr>
+              <w:t xml:space="preserve">18 шт · 495 143</w:t>
+            </w:r>
+          </w:p>
+        </w:tc>
+        <w:tc>
+          <w:tcPr>
+            <w:tcW w:type="dxa" w:w="1208"/>
+            <w:tcBorders>
+              <w:top w:val="single" w:color="D9D4CB" w:sz="4"/>
+              <w:left w:val="none" w:color="auto" w:sz="0"/>
+              <w:bottom w:val="single" w:color="D9D4CB" w:sz="4"/>
+              <w:right w:val="none" w:color="auto" w:sz="0"/>
+            </w:tcBorders>
+            <w:shd w:fill="FBFAF8" w:color="auto" w:val="clear"/>
+            <w:tcMar>
+              <w:top w:type="dxa" w:w="70"/>
+              <w:left w:type="dxa" w:w="100"/>
+              <w:bottom w:type="dxa" w:w="70"/>
+              <w:right w:type="dxa" w:w="100"/>
+            </w:tcMar>
+            <w:vAlign w:val="center"/>
+          </w:tcPr>
+          <w:p>
+            <w:pPr>
+              <w:spacing w:after="0" w:line="240" w:lineRule="auto"/>
+              <w:jc w:val="center"/>
+            </w:pPr>
+            <w:r>
+              <w:rPr>
+                <w:rFonts w:ascii="Arial" w:cs="Arial" w:eastAsia="Arial" w:hAnsi="Arial"/>
+                <w:b w:val="false"/>
+                <w:bCs w:val="false"/>
+                <w:i w:val="false"/>
+                <w:iCs w:val="false"/>
+                <w:color w:val="2A2E38"/>
+                <w:sz w:val="17"/>
+                <w:szCs w:val="17"/>
+              </w:rPr>
+              <w:t xml:space="preserve">+5 %</w:t>
+            </w:r>
+          </w:p>
+        </w:tc>
+      </w:tr>
+    </w:tbl>
+    <w:p>
+      <w:pPr>
+        <w:spacing w:after="30"/>
+      </w:pPr>
+      <w:r>
+        <w:rPr>
+          <w:rFonts w:ascii="Arial" w:cs="Arial" w:eastAsia="Arial" w:hAnsi="Arial"/>
+          <w:b w:val="false"/>
+          <w:bCs w:val="false"/>
+          <w:i w:val="false"/>
+          <w:iCs w:val="false"/>
+          <w:color w:val="2A2E38"/>
+          <w:sz w:val="19"/>
+          <w:szCs w:val="19"/>
+        </w:rPr>
+        <w:t xml:space="preserve"/>
+      </w:r>
+    </w:p>
+    <w:p>
+      <w:pPr>
+        <w:spacing w:after="60" w:line="230" w:lineRule="auto"/>
+      </w:pPr>
+      <w:r>
+        <w:rPr>
+          <w:rFonts w:ascii="Arial" w:cs="Arial" w:eastAsia="Arial" w:hAnsi="Arial"/>
+          <w:b w:val="false"/>
+          <w:bCs w:val="false"/>
+          <w:i w:val="false"/>
+          <w:iCs w:val="false"/>
+          <w:color w:val="70788A"/>
+          <w:sz w:val="15"/>
+          <w:szCs w:val="15"/>
+        </w:rPr>
+        <w:t xml:space="preserve">Премия — отношение средней цены лотов с ремонтом к цене лотов без отделки внутри того же ЖК. Медиана по локации +21 %, разброс +5…+47 % (в деньгах 24–194 тыс. ₽/м²). Малые выборки «без отделки» (1–9 лотов) снижают точность отдельных оценок. По «Прайм Парку» в графу white box отнесены 17 лотов с прямым указанием отделки и 136 лотов застройщика: Optima Development реализует квартиры с предчистовой (white box) или чистовой отделкой.</w:t>
+      </w:r>
+    </w:p>
+    <w:p>
+      <w:r>
+        <w:br w:type="page"/>
+      </w:r>
+    </w:p>
+    <w:p>
+      <w:pPr>
+        <w:spacing w:after="110" w:before="170"/>
+      </w:pPr>
+      <w:r>
+        <w:rPr>
+          <w:rFonts w:ascii="Georgia" w:cs="Georgia" w:eastAsia="Georgia" w:hAnsi="Georgia"/>
+          <w:b/>
+          <w:bCs/>
+          <w:i w:val="false"/>
+          <w:iCs w:val="false"/>
+          <w:color w:val="1F2A44"/>
+          <w:sz w:val="24"/>
+          <w:szCs w:val="24"/>
+        </w:rPr>
+        <w:t xml:space="preserve">Сравнение: как есть и с поправкой на отделку</w:t>
+      </w:r>
+    </w:p>
+    <w:p>
+      <w:pPr>
+        <w:spacing w:after="60"/>
+        <w:jc w:val="center"/>
+      </w:pPr>
+      <w:r>
+        <w:drawing>
+          <wp:inline distT="0" distB="0" distL="0" distR="0">
+            <wp:extent cx="6124575" cy="3067050"/>
+            <wp:effectExtent t="0" r="0" b="0" l="0"/>
+            <wp:docPr id="1" name="" descr="" title=""/>
+            <wp:cNvGraphicFramePr>
+              <a:graphicFrameLocks xmlns:a="http://schemas.openxmlformats.org/drawingml/2006/main" noChangeAspect="1"/>
+            </wp:cNvGraphicFramePr>
+            <a:graphic xmlns:a="http://schemas.openxmlformats.org/drawingml/2006/main">
+              <a:graphicData uri="http://schemas.openxmlformats.org/drawingml/2006/picture">
+                <pic:pic xmlns:pic="http://schemas.openxmlformats.org/drawingml/2006/picture">
+                  <pic:nvPicPr>
+                    <pic:cNvPr id="0" name="" descr=""/>
+                    <pic:cNvPicPr>
+                      <a:picLocks noChangeAspect="1" noChangeArrowheads="1"/>
+                    </pic:cNvPicPr>
+                  </pic:nvPicPr>
+                  <pic:blipFill>
+                    <a:blip r:embed="rId16" cstate="none"/>
+                    <a:srcRect/>
+                    <a:stretch>
+                      <a:fillRect/>
+                    </a:stretch>
+                  </pic:blipFill>
+                  <pic:spPr bwMode="auto">
+                    <a:xfrm>
+                      <a:off x="0" y="0"/>
+                      <a:ext cx="6124575" cy="3067050"/>
+                    </a:xfrm>
+                    <a:prstGeom prst="rect">
+                      <a:avLst/>
+                    </a:prstGeom>
+                  </pic:spPr>
+                </pic:pic>
+              </a:graphicData>
+            </a:graphic>
+          </wp:inline>
+        </w:drawing>
+      </w:r>
+    </w:p>
+    <w:p>
+      <w:pPr>
+        <w:spacing w:after="220"/>
+      </w:pPr>
+      <w:r>
+        <w:rPr>
+          <w:rFonts w:ascii="Arial" w:cs="Arial" w:eastAsia="Arial" w:hAnsi="Arial"/>
+          <w:b w:val="false"/>
+          <w:bCs w:val="false"/>
+          <w:i/>
+          <w:iCs/>
+          <w:color w:val="70788A"/>
+          <w:sz w:val="16"/>
+          <w:szCs w:val="16"/>
+        </w:rPr>
+        <w:t xml:space="preserve">Расчёт по выгрузкам Циан от 28.07.2026, сопоставимая выборка 40–140 м².</w:t>
+      </w:r>
+    </w:p>
+    <w:p>
+      <w:pPr>
+        <w:spacing w:after="110" w:before="170"/>
+      </w:pPr>
+      <w:r>
+        <w:rPr>
+          <w:rFonts w:ascii="Georgia" w:cs="Georgia" w:eastAsia="Georgia" w:hAnsi="Georgia"/>
+          <w:b/>
+          <w:bCs/>
+          <w:i w:val="false"/>
+          <w:iCs w:val="false"/>
+          <w:color w:val="1F2A44"/>
+          <w:sz w:val="24"/>
+          <w:szCs w:val="24"/>
+        </w:rPr>
+        <w:t xml:space="preserve">Чувствительность к стоимости ремонта</w:t>
+      </w:r>
+    </w:p>
+    <w:p>
+      <w:pPr>
+        <w:spacing w:after="140" w:line="264" w:lineRule="auto"/>
+      </w:pPr>
+      <w:r>
+        <w:rPr>
+          <w:rFonts w:ascii="Arial" w:cs="Arial" w:eastAsia="Arial" w:hAnsi="Arial"/>
+          <w:b w:val="false"/>
+          <w:bCs w:val="false"/>
+          <w:i w:val="false"/>
+          <w:iCs w:val="false"/>
+          <w:color w:val="2A2E38"/>
+          <w:sz w:val="19"/>
+          <w:szCs w:val="19"/>
+        </w:rPr>
+        <w:t xml:space="preserve">Приведённая цена, ₽/м², при трёх ставках вычета за ремонт: 80 тыс. (капитальный), 120 тыс. (базовый сценарий) и 160 тыс. ₽/м² (дизайнерский премиум-уровня).</w:t>
+      </w:r>
+    </w:p>
+    <w:tbl>
+      <w:tblPr>
+        <w:tblW w:type="dxa" w:w="9638"/>
+        <w:tblBorders>
+          <w:top w:val="single" w:color="auto" w:sz="4"/>
+          <w:left w:val="single" w:color="auto" w:sz="4"/>
+          <w:bottom w:val="single" w:color="auto" w:sz="4"/>
+          <w:right w:val="single" w:color="auto" w:sz="4"/>
+          <w:insideH w:val="single" w:color="auto" w:sz="4"/>
+          <w:insideV w:val="single" w:color="auto" w:sz="4"/>
+        </w:tblBorders>
+      </w:tblPr>
+      <w:tblGrid>
+        <w:gridCol w:w="1760"/>
+        <w:gridCol w:w="1330"/>
+        <w:gridCol w:w="1200"/>
+        <w:gridCol w:w="1200"/>
+        <w:gridCol w:w="1610"/>
+        <w:gridCol w:w="1000"/>
+        <w:gridCol w:w="1538"/>
+      </w:tblGrid>
+      <w:tr>
+        <w:trPr>
+          <w:tblHeader/>
+        </w:trPr>
+        <w:tc>
+          <w:tcPr>
+            <w:tcW w:type="dxa" w:w="1760"/>
+            <w:tcBorders>
+              <w:top w:val="single" w:color="1F2A44" w:sz="4"/>
+              <w:left w:val="none" w:color="auto" w:sz="0"/>
+              <w:bottom w:val="single" w:color="D9D4CB" w:sz="4"/>
+              <w:right w:val="none" w:color="auto" w:sz="0"/>
+            </w:tcBorders>
+            <w:shd w:fill="1F2A44" w:color="auto" w:val="clear"/>
+            <w:tcMar>
+              <w:top w:type="dxa" w:w="70"/>
+              <w:left w:type="dxa" w:w="100"/>
+              <w:bottom w:type="dxa" w:w="70"/>
+              <w:right w:type="dxa" w:w="100"/>
+            </w:tcMar>
+            <w:vAlign w:val="center"/>
+          </w:tcPr>
+          <w:p>
+            <w:pPr>
+              <w:spacing w:after="0" w:line="240" w:lineRule="auto"/>
+              <w:jc w:val="left"/>
+            </w:pPr>
+            <w:r>
+              <w:rPr>
+                <w:rFonts w:ascii="Arial" w:cs="Arial" w:eastAsia="Arial" w:hAnsi="Arial"/>
+                <w:b/>
+                <w:bCs/>
+                <w:i w:val="false"/>
+                <w:iCs w:val="false"/>
+                <w:color w:val="FFFFFF"/>
+                <w:sz w:val="16"/>
+                <w:szCs w:val="16"/>
+              </w:rPr>
+              <w:t xml:space="preserve">Ставка вычета</w:t>
+            </w:r>
+          </w:p>
+        </w:tc>
+        <w:tc>
+          <w:tcPr>
+            <w:tcW w:type="dxa" w:w="1330"/>
+            <w:tcBorders>
+              <w:top w:val="single" w:color="1F2A44" w:sz="4"/>
+              <w:left w:val="none" w:color="auto" w:sz="0"/>
+              <w:bottom w:val="single" w:color="D9D4CB" w:sz="4"/>
+              <w:right w:val="none" w:color="auto" w:sz="0"/>
+            </w:tcBorders>
+            <w:shd w:fill="1F2A44" w:color="auto" w:val="clear"/>
+            <w:tcMar>
+              <w:top w:type="dxa" w:w="70"/>
+              <w:left w:type="dxa" w:w="100"/>
+              <w:bottom w:type="dxa" w:w="70"/>
+              <w:right w:type="dxa" w:w="100"/>
+            </w:tcMar>
+            <w:vAlign w:val="center"/>
+          </w:tcPr>
+          <w:p>
+            <w:pPr>
+              <w:spacing w:after="0" w:line="240" w:lineRule="auto"/>
+              <w:jc w:val="center"/>
+            </w:pPr>
+            <w:r>
+              <w:rPr>
+                <w:rFonts w:ascii="Arial" w:cs="Arial" w:eastAsia="Arial" w:hAnsi="Arial"/>
+                <w:b/>
+                <w:bCs/>
+                <w:i w:val="false"/>
+                <w:iCs w:val="false"/>
+                <w:color w:val="FFFFFF"/>
+                <w:sz w:val="16"/>
+                <w:szCs w:val="16"/>
+              </w:rPr>
+              <w:t xml:space="preserve">Прайм Парк</w:t>
+            </w:r>
+          </w:p>
+        </w:tc>
+        <w:tc>
+          <w:tcPr>
+            <w:tcW w:type="dxa" w:w="1200"/>
+            <w:tcBorders>
+              <w:top w:val="single" w:color="1F2A44" w:sz="4"/>
+              <w:left w:val="none" w:color="auto" w:sz="0"/>
+              <w:bottom w:val="single" w:color="D9D4CB" w:sz="4"/>
+              <w:right w:val="none" w:color="auto" w:sz="0"/>
+            </w:tcBorders>
+            <w:shd w:fill="1F2A44" w:color="auto" w:val="clear"/>
+            <w:tcMar>
+              <w:top w:type="dxa" w:w="70"/>
+              <w:left w:type="dxa" w:w="100"/>
+              <w:bottom w:type="dxa" w:w="70"/>
+              <w:right w:type="dxa" w:w="100"/>
+            </w:tcMar>
+            <w:vAlign w:val="center"/>
+          </w:tcPr>
+          <w:p>
+            <w:pPr>
+              <w:spacing w:after="0" w:line="240" w:lineRule="auto"/>
+              <w:jc w:val="center"/>
+            </w:pPr>
+            <w:r>
+              <w:rPr>
+                <w:rFonts w:ascii="Arial" w:cs="Arial" w:eastAsia="Arial" w:hAnsi="Arial"/>
+                <w:b/>
+                <w:bCs/>
+                <w:i w:val="false"/>
+                <w:iCs w:val="false"/>
+                <w:color w:val="FFFFFF"/>
+                <w:sz w:val="16"/>
+                <w:szCs w:val="16"/>
+              </w:rPr>
+              <w:t xml:space="preserve">Династия</w:t>
+            </w:r>
+          </w:p>
+        </w:tc>
+        <w:tc>
+          <w:tcPr>
+            <w:tcW w:type="dxa" w:w="1200"/>
+            <w:tcBorders>
+              <w:top w:val="single" w:color="1F2A44" w:sz="4"/>
+              <w:left w:val="none" w:color="auto" w:sz="0"/>
+              <w:bottom w:val="single" w:color="D9D4CB" w:sz="4"/>
+              <w:right w:val="none" w:color="auto" w:sz="0"/>
+            </w:tcBorders>
+            <w:shd w:fill="1F2A44" w:color="auto" w:val="clear"/>
+            <w:tcMar>
+              <w:top w:type="dxa" w:w="70"/>
+              <w:left w:type="dxa" w:w="100"/>
+              <w:bottom w:type="dxa" w:w="70"/>
+              <w:right w:type="dxa" w:w="100"/>
+            </w:tcMar>
+            <w:vAlign w:val="center"/>
+          </w:tcPr>
+          <w:p>
+            <w:pPr>
+              <w:spacing w:after="0" w:line="240" w:lineRule="auto"/>
+              <w:jc w:val="center"/>
+            </w:pPr>
+            <w:r>
+              <w:rPr>
+                <w:rFonts w:ascii="Arial" w:cs="Arial" w:eastAsia="Arial" w:hAnsi="Arial"/>
+                <w:b/>
+                <w:bCs/>
+                <w:i w:val="false"/>
+                <w:iCs w:val="false"/>
+                <w:color w:val="FFFFFF"/>
+                <w:sz w:val="16"/>
+                <w:szCs w:val="16"/>
+              </w:rPr>
+              <w:t xml:space="preserve">МАСТЕРС</w:t>
+            </w:r>
+          </w:p>
+        </w:tc>
+        <w:tc>
+          <w:tcPr>
+            <w:tcW w:type="dxa" w:w="1610"/>
+            <w:tcBorders>
+              <w:top w:val="single" w:color="1F2A44" w:sz="4"/>
+              <w:left w:val="none" w:color="auto" w:sz="0"/>
+              <w:bottom w:val="single" w:color="D9D4CB" w:sz="4"/>
+              <w:right w:val="none" w:color="auto" w:sz="0"/>
+            </w:tcBorders>
+            <w:shd w:fill="1F2A44" w:color="auto" w:val="clear"/>
+            <w:tcMar>
+              <w:top w:type="dxa" w:w="70"/>
+              <w:left w:type="dxa" w:w="100"/>
+              <w:bottom w:type="dxa" w:w="70"/>
+              <w:right w:type="dxa" w:w="100"/>
+            </w:tcMar>
+            <w:vAlign w:val="center"/>
+          </w:tcPr>
+          <w:p>
+            <w:pPr>
+              <w:spacing w:after="0" w:line="240" w:lineRule="auto"/>
+              <w:jc w:val="center"/>
+            </w:pPr>
+            <w:r>
+              <w:rPr>
+                <w:rFonts w:ascii="Arial" w:cs="Arial" w:eastAsia="Arial" w:hAnsi="Arial"/>
+                <w:b/>
+                <w:bCs/>
+                <w:i w:val="false"/>
+                <w:iCs w:val="false"/>
+                <w:color w:val="FFFFFF"/>
+                <w:sz w:val="16"/>
+                <w:szCs w:val="16"/>
+              </w:rPr>
+              <w:t xml:space="preserve">Царская площадь</w:t>
+            </w:r>
+          </w:p>
+        </w:tc>
+        <w:tc>
+          <w:tcPr>
+            <w:tcW w:type="dxa" w:w="1000"/>
+            <w:tcBorders>
+              <w:top w:val="single" w:color="1F2A44" w:sz="4"/>
+              <w:left w:val="none" w:color="auto" w:sz="0"/>
+              <w:bottom w:val="single" w:color="D9D4CB" w:sz="4"/>
+              <w:right w:val="none" w:color="auto" w:sz="0"/>
+            </w:tcBorders>
+            <w:shd w:fill="1F2A44" w:color="auto" w:val="clear"/>
+            <w:tcMar>
+              <w:top w:type="dxa" w:w="70"/>
+              <w:left w:type="dxa" w:w="100"/>
+              <w:bottom w:type="dxa" w:w="70"/>
+              <w:right w:type="dxa" w:w="100"/>
+            </w:tcMar>
+            <w:vAlign w:val="center"/>
+          </w:tcPr>
+          <w:p>
+            <w:pPr>
+              <w:spacing w:after="0" w:line="240" w:lineRule="auto"/>
+              <w:jc w:val="center"/>
+            </w:pPr>
+            <w:r>
+              <w:rPr>
+                <w:rFonts w:ascii="Arial" w:cs="Arial" w:eastAsia="Arial" w:hAnsi="Arial"/>
+                <w:b/>
+                <w:bCs/>
+                <w:i w:val="false"/>
+                <w:iCs w:val="false"/>
+                <w:color w:val="FFFFFF"/>
+                <w:sz w:val="16"/>
+                <w:szCs w:val="16"/>
+              </w:rPr>
+              <w:t xml:space="preserve">Лица</w:t>
+            </w:r>
+          </w:p>
+        </w:tc>
+        <w:tc>
+          <w:tcPr>
+            <w:tcW w:type="dxa" w:w="1538"/>
+            <w:tcBorders>
+              <w:top w:val="single" w:color="1F2A44" w:sz="4"/>
+              <w:left w:val="none" w:color="auto" w:sz="0"/>
+              <w:bottom w:val="single" w:color="D9D4CB" w:sz="4"/>
+              <w:right w:val="none" w:color="auto" w:sz="0"/>
+            </w:tcBorders>
+            <w:shd w:fill="1F2A44" w:color="auto" w:val="clear"/>
+            <w:tcMar>
+              <w:top w:type="dxa" w:w="70"/>
+              <w:left w:type="dxa" w:w="100"/>
+              <w:bottom w:type="dxa" w:w="70"/>
+              <w:right w:type="dxa" w:w="100"/>
+            </w:tcMar>
+            <w:vAlign w:val="center"/>
+          </w:tcPr>
+          <w:p>
+            <w:pPr>
+              <w:spacing w:after="0" w:line="240" w:lineRule="auto"/>
+              <w:jc w:val="center"/>
+            </w:pPr>
+            <w:r>
+              <w:rPr>
+                <w:rFonts w:ascii="Arial" w:cs="Arial" w:eastAsia="Arial" w:hAnsi="Arial"/>
+                <w:b/>
+                <w:bCs/>
+                <w:i w:val="false"/>
+                <w:iCs w:val="false"/>
+                <w:color w:val="FFFFFF"/>
+                <w:sz w:val="16"/>
+                <w:szCs w:val="16"/>
+              </w:rPr>
+              <w:t xml:space="preserve">Лайнер</w:t>
+            </w:r>
+          </w:p>
+        </w:tc>
+      </w:tr>
+      <w:tr>
+        <w:tc>
+          <w:tcPr>
+            <w:tcW w:type="dxa" w:w="1760"/>
+            <w:tcBorders>
+              <w:top w:val="single" w:color="D9D4CB" w:sz="4"/>
+              <w:left w:val="none" w:color="auto" w:sz="0"/>
+              <w:bottom w:val="single" w:color="D9D4CB" w:sz="4"/>
+              <w:right w:val="none" w:color="auto" w:sz="0"/>
+            </w:tcBorders>
+            <w:tcMar>
+              <w:top w:type="dxa" w:w="70"/>
+              <w:left w:type="dxa" w:w="100"/>
+              <w:bottom w:type="dxa" w:w="70"/>
+              <w:right w:type="dxa" w:w="100"/>
+            </w:tcMar>
+            <w:vAlign w:val="center"/>
+          </w:tcPr>
+          <w:p>
+            <w:pPr>
+              <w:spacing w:after="0" w:line="240" w:lineRule="auto"/>
+              <w:jc w:val="left"/>
+            </w:pPr>
+            <w:r>
+              <w:rPr>
+                <w:rFonts w:ascii="Arial" w:cs="Arial" w:eastAsia="Arial" w:hAnsi="Arial"/>
+                <w:b/>
+                <w:bCs/>
+                <w:i w:val="false"/>
+                <w:iCs w:val="false"/>
+                <w:color w:val="2A2E38"/>
+                <w:sz w:val="17"/>
+                <w:szCs w:val="17"/>
+              </w:rPr>
+              <w:t xml:space="preserve">−80 тыс. ₽/м²</w:t>
+            </w:r>
+          </w:p>
+        </w:tc>
+        <w:tc>
+          <w:tcPr>
+            <w:tcW w:type="dxa" w:w="1330"/>
+            <w:tcBorders>
+              <w:top w:val="single" w:color="D9D4CB" w:sz="4"/>
+              <w:left w:val="none" w:color="auto" w:sz="0"/>
+              <w:bottom w:val="single" w:color="D9D4CB" w:sz="4"/>
+              <w:right w:val="none" w:color="auto" w:sz="0"/>
+            </w:tcBorders>
+            <w:tcMar>
+              <w:top w:type="dxa" w:w="70"/>
+              <w:left w:type="dxa" w:w="100"/>
+              <w:bottom w:type="dxa" w:w="70"/>
+              <w:right w:type="dxa" w:w="100"/>
+            </w:tcMar>
+            <w:vAlign w:val="center"/>
+          </w:tcPr>
+          <w:p>
+            <w:pPr>
+              <w:spacing w:after="0" w:line="240" w:lineRule="auto"/>
+              <w:jc w:val="center"/>
+            </w:pPr>
+            <w:r>
+              <w:rPr>
+                <w:rFonts w:ascii="Arial" w:cs="Arial" w:eastAsia="Arial" w:hAnsi="Arial"/>
+                <w:b w:val="false"/>
+                <w:bCs w:val="false"/>
+                <w:i w:val="false"/>
+                <w:iCs w:val="false"/>
+                <w:color w:val="2A2E38"/>
+                <w:sz w:val="17"/>
+                <w:szCs w:val="17"/>
+              </w:rPr>
+              <w:t xml:space="preserve">850 606</w:t>
+            </w:r>
+          </w:p>
+        </w:tc>
+        <w:tc>
+          <w:tcPr>
+            <w:tcW w:type="dxa" w:w="1200"/>
+            <w:tcBorders>
+              <w:top w:val="single" w:color="D9D4CB" w:sz="4"/>
+              <w:left w:val="none" w:color="auto" w:sz="0"/>
+              <w:bottom w:val="single" w:color="D9D4CB" w:sz="4"/>
+              <w:right w:val="none" w:color="auto" w:sz="0"/>
+            </w:tcBorders>
+            <w:tcMar>
+              <w:top w:type="dxa" w:w="70"/>
+              <w:left w:type="dxa" w:w="100"/>
+              <w:bottom w:type="dxa" w:w="70"/>
+              <w:right w:type="dxa" w:w="100"/>
+            </w:tcMar>
+            <w:vAlign w:val="center"/>
+          </w:tcPr>
+          <w:p>
+            <w:pPr>
+              <w:spacing w:after="0" w:line="240" w:lineRule="auto"/>
+              <w:jc w:val="center"/>
+            </w:pPr>
+            <w:r>
+              <w:rPr>
+                <w:rFonts w:ascii="Arial" w:cs="Arial" w:eastAsia="Arial" w:hAnsi="Arial"/>
+                <w:b w:val="false"/>
+                <w:bCs w:val="false"/>
+                <w:i w:val="false"/>
+                <w:iCs w:val="false"/>
+                <w:color w:val="2A2E38"/>
+                <w:sz w:val="17"/>
+                <w:szCs w:val="17"/>
+              </w:rPr>
+              <w:t xml:space="preserve">776 610</w:t>
+            </w:r>
+          </w:p>
+        </w:tc>
+        <w:tc>
+          <w:tcPr>
+            <w:tcW w:type="dxa" w:w="1200"/>
+            <w:tcBorders>
+              <w:top w:val="single" w:color="D9D4CB" w:sz="4"/>
+              <w:left w:val="none" w:color="auto" w:sz="0"/>
+              <w:bottom w:val="single" w:color="D9D4CB" w:sz="4"/>
+              <w:right w:val="none" w:color="auto" w:sz="0"/>
+            </w:tcBorders>
+            <w:tcMar>
+              <w:top w:type="dxa" w:w="70"/>
+              <w:left w:type="dxa" w:w="100"/>
+              <w:bottom w:type="dxa" w:w="70"/>
+              <w:right w:type="dxa" w:w="100"/>
+            </w:tcMar>
+            <w:vAlign w:val="center"/>
+          </w:tcPr>
+          <w:p>
+            <w:pPr>
+              <w:spacing w:after="0" w:line="240" w:lineRule="auto"/>
+              <w:jc w:val="center"/>
+            </w:pPr>
+            <w:r>
+              <w:rPr>
+                <w:rFonts w:ascii="Arial" w:cs="Arial" w:eastAsia="Arial" w:hAnsi="Arial"/>
+                <w:b w:val="false"/>
+                <w:bCs w:val="false"/>
+                <w:i w:val="false"/>
+                <w:iCs w:val="false"/>
+                <w:color w:val="2A2E38"/>
+                <w:sz w:val="17"/>
+                <w:szCs w:val="17"/>
+              </w:rPr>
+              <w:t xml:space="preserve">759 654</w:t>
+            </w:r>
+          </w:p>
+        </w:tc>
+        <w:tc>
+          <w:tcPr>
+            <w:tcW w:type="dxa" w:w="1610"/>
+            <w:tcBorders>
+              <w:top w:val="single" w:color="D9D4CB" w:sz="4"/>
+              <w:left w:val="none" w:color="auto" w:sz="0"/>
+              <w:bottom w:val="single" w:color="D9D4CB" w:sz="4"/>
+              <w:right w:val="none" w:color="auto" w:sz="0"/>
+            </w:tcBorders>
+            <w:tcMar>
+              <w:top w:type="dxa" w:w="70"/>
+              <w:left w:type="dxa" w:w="100"/>
+              <w:bottom w:type="dxa" w:w="70"/>
+              <w:right w:type="dxa" w:w="100"/>
+            </w:tcMar>
+            <w:vAlign w:val="center"/>
+          </w:tcPr>
+          <w:p>
+            <w:pPr>
+              <w:spacing w:after="0" w:line="240" w:lineRule="auto"/>
+              <w:jc w:val="center"/>
+            </w:pPr>
+            <w:r>
+              <w:rPr>
+                <w:rFonts w:ascii="Arial" w:cs="Arial" w:eastAsia="Arial" w:hAnsi="Arial"/>
+                <w:b w:val="false"/>
+                <w:bCs w:val="false"/>
+                <w:i w:val="false"/>
+                <w:iCs w:val="false"/>
+                <w:color w:val="2A2E38"/>
+                <w:sz w:val="17"/>
+                <w:szCs w:val="17"/>
+              </w:rPr>
+              <w:t xml:space="preserve">629 446</w:t>
+            </w:r>
+          </w:p>
+        </w:tc>
+        <w:tc>
+          <w:tcPr>
+            <w:tcW w:type="dxa" w:w="1000"/>
+            <w:tcBorders>
+              <w:top w:val="single" w:color="D9D4CB" w:sz="4"/>
+              <w:left w:val="none" w:color="auto" w:sz="0"/>
+              <w:bottom w:val="single" w:color="D9D4CB" w:sz="4"/>
+              <w:right w:val="none" w:color="auto" w:sz="0"/>
+            </w:tcBorders>
+            <w:tcMar>
+              <w:top w:type="dxa" w:w="70"/>
+              <w:left w:type="dxa" w:w="100"/>
+              <w:bottom w:type="dxa" w:w="70"/>
+              <w:right w:type="dxa" w:w="100"/>
+            </w:tcMar>
+            <w:vAlign w:val="center"/>
+          </w:tcPr>
+          <w:p>
+            <w:pPr>
+              <w:spacing w:after="0" w:line="240" w:lineRule="auto"/>
+              <w:jc w:val="center"/>
+            </w:pPr>
+            <w:r>
+              <w:rPr>
+                <w:rFonts w:ascii="Arial" w:cs="Arial" w:eastAsia="Arial" w:hAnsi="Arial"/>
+                <w:b w:val="false"/>
+                <w:bCs w:val="false"/>
+                <w:i w:val="false"/>
+                <w:iCs w:val="false"/>
+                <w:color w:val="2A2E38"/>
+                <w:sz w:val="17"/>
+                <w:szCs w:val="17"/>
+              </w:rPr>
+              <w:t xml:space="preserve">507 321</w:t>
+            </w:r>
+          </w:p>
+        </w:tc>
+        <w:tc>
+          <w:tcPr>
+            <w:tcW w:type="dxa" w:w="1538"/>
+            <w:tcBorders>
+              <w:top w:val="single" w:color="D9D4CB" w:sz="4"/>
+              <w:left w:val="none" w:color="auto" w:sz="0"/>
+              <w:bottom w:val="single" w:color="D9D4CB" w:sz="4"/>
+              <w:right w:val="none" w:color="auto" w:sz="0"/>
+            </w:tcBorders>
+            <w:tcMar>
+              <w:top w:type="dxa" w:w="70"/>
+              <w:left w:type="dxa" w:w="100"/>
+              <w:bottom w:type="dxa" w:w="70"/>
+              <w:right w:type="dxa" w:w="100"/>
+            </w:tcMar>
+            <w:vAlign w:val="center"/>
+          </w:tcPr>
+          <w:p>
+            <w:pPr>
+              <w:spacing w:after="0" w:line="240" w:lineRule="auto"/>
+              <w:jc w:val="center"/>
+            </w:pPr>
+            <w:r>
+              <w:rPr>
+                <w:rFonts w:ascii="Arial" w:cs="Arial" w:eastAsia="Arial" w:hAnsi="Arial"/>
+                <w:b w:val="false"/>
+                <w:bCs w:val="false"/>
+                <w:i w:val="false"/>
+                <w:iCs w:val="false"/>
+                <w:color w:val="2A2E38"/>
+                <w:sz w:val="17"/>
+                <w:szCs w:val="17"/>
+              </w:rPr>
+              <w:t xml:space="preserve">420 199</w:t>
+            </w:r>
+          </w:p>
+        </w:tc>
+      </w:tr>
+      <w:tr>
+        <w:tc>
+          <w:tcPr>
+            <w:tcW w:type="dxa" w:w="1760"/>
+            <w:tcBorders>
+              <w:top w:val="single" w:color="D9D4CB" w:sz="4"/>
+              <w:left w:val="none" w:color="auto" w:sz="0"/>
+              <w:bottom w:val="single" w:color="D9D4CB" w:sz="4"/>
+              <w:right w:val="none" w:color="auto" w:sz="0"/>
+            </w:tcBorders>
+            <w:shd w:fill="FBFAF8" w:color="auto" w:val="clear"/>
+            <w:tcMar>
+              <w:top w:type="dxa" w:w="70"/>
+              <w:left w:type="dxa" w:w="100"/>
+              <w:bottom w:type="dxa" w:w="70"/>
+              <w:right w:type="dxa" w:w="100"/>
+            </w:tcMar>
+            <w:vAlign w:val="center"/>
+          </w:tcPr>
+          <w:p>
+            <w:pPr>
+              <w:spacing w:after="0" w:line="240" w:lineRule="auto"/>
+              <w:jc w:val="left"/>
+            </w:pPr>
+            <w:r>
+              <w:rPr>
+                <w:rFonts w:ascii="Arial" w:cs="Arial" w:eastAsia="Arial" w:hAnsi="Arial"/>
+                <w:b/>
+                <w:bCs/>
+                <w:i w:val="false"/>
+                <w:iCs w:val="false"/>
+                <w:color w:val="2A2E38"/>
+                <w:sz w:val="17"/>
+                <w:szCs w:val="17"/>
+              </w:rPr>
+              <w:t xml:space="preserve">−120 тыс. ₽/м²</w:t>
+            </w:r>
+          </w:p>
+        </w:tc>
+        <w:tc>
+          <w:tcPr>
+            <w:tcW w:type="dxa" w:w="1330"/>
+            <w:tcBorders>
+              <w:top w:val="single" w:color="D9D4CB" w:sz="4"/>
+              <w:left w:val="none" w:color="auto" w:sz="0"/>
+              <w:bottom w:val="single" w:color="D9D4CB" w:sz="4"/>
+              <w:right w:val="none" w:color="auto" w:sz="0"/>
+            </w:tcBorders>
+            <w:shd w:fill="FBFAF8" w:color="auto" w:val="clear"/>
+            <w:tcMar>
+              <w:top w:type="dxa" w:w="70"/>
+              <w:left w:type="dxa" w:w="100"/>
+              <w:bottom w:type="dxa" w:w="70"/>
+              <w:right w:type="dxa" w:w="100"/>
+            </w:tcMar>
+            <w:vAlign w:val="center"/>
+          </w:tcPr>
+          <w:p>
+            <w:pPr>
+              <w:spacing w:after="0" w:line="240" w:lineRule="auto"/>
+              <w:jc w:val="center"/>
+            </w:pPr>
+            <w:r>
+              <w:rPr>
+                <w:rFonts w:ascii="Arial" w:cs="Arial" w:eastAsia="Arial" w:hAnsi="Arial"/>
+                <w:b w:val="false"/>
+                <w:bCs w:val="false"/>
+                <w:i w:val="false"/>
+                <w:iCs w:val="false"/>
+                <w:color w:val="2A2E38"/>
+                <w:sz w:val="17"/>
+                <w:szCs w:val="17"/>
+              </w:rPr>
+              <w:t xml:space="preserve">839 769</w:t>
+            </w:r>
+          </w:p>
+        </w:tc>
+        <w:tc>
+          <w:tcPr>
+            <w:tcW w:type="dxa" w:w="1200"/>
+            <w:tcBorders>
+              <w:top w:val="single" w:color="D9D4CB" w:sz="4"/>
+              <w:left w:val="none" w:color="auto" w:sz="0"/>
+              <w:bottom w:val="single" w:color="D9D4CB" w:sz="4"/>
+              <w:right w:val="none" w:color="auto" w:sz="0"/>
+            </w:tcBorders>
+            <w:shd w:fill="FBFAF8" w:color="auto" w:val="clear"/>
+            <w:tcMar>
+              <w:top w:type="dxa" w:w="70"/>
+              <w:left w:type="dxa" w:w="100"/>
+              <w:bottom w:type="dxa" w:w="70"/>
+              <w:right w:type="dxa" w:w="100"/>
+            </w:tcMar>
+            <w:vAlign w:val="center"/>
+          </w:tcPr>
+          <w:p>
+            <w:pPr>
+              <w:spacing w:after="0" w:line="240" w:lineRule="auto"/>
+              <w:jc w:val="center"/>
+            </w:pPr>
+            <w:r>
+              <w:rPr>
+                <w:rFonts w:ascii="Arial" w:cs="Arial" w:eastAsia="Arial" w:hAnsi="Arial"/>
+                <w:b w:val="false"/>
+                <w:bCs w:val="false"/>
+                <w:i w:val="false"/>
+                <w:iCs w:val="false"/>
+                <w:color w:val="2A2E38"/>
+                <w:sz w:val="17"/>
+                <w:szCs w:val="17"/>
+              </w:rPr>
+              <w:t xml:space="preserve">741 373</w:t>
+            </w:r>
+          </w:p>
+        </w:tc>
+        <w:tc>
+          <w:tcPr>
+            <w:tcW w:type="dxa" w:w="1200"/>
+            <w:tcBorders>
+              <w:top w:val="single" w:color="D9D4CB" w:sz="4"/>
+              <w:left w:val="none" w:color="auto" w:sz="0"/>
+              <w:bottom w:val="single" w:color="D9D4CB" w:sz="4"/>
+              <w:right w:val="none" w:color="auto" w:sz="0"/>
+            </w:tcBorders>
+            <w:shd w:fill="FBFAF8" w:color="auto" w:val="clear"/>
+            <w:tcMar>
+              <w:top w:type="dxa" w:w="70"/>
+              <w:left w:type="dxa" w:w="100"/>
+              <w:bottom w:type="dxa" w:w="70"/>
+              <w:right w:type="dxa" w:w="100"/>
+            </w:tcMar>
+            <w:vAlign w:val="center"/>
+          </w:tcPr>
+          <w:p>
+            <w:pPr>
+              <w:spacing w:after="0" w:line="240" w:lineRule="auto"/>
+              <w:jc w:val="center"/>
+            </w:pPr>
+            <w:r>
+              <w:rPr>
+                <w:rFonts w:ascii="Arial" w:cs="Arial" w:eastAsia="Arial" w:hAnsi="Arial"/>
+                <w:b w:val="false"/>
+                <w:bCs w:val="false"/>
+                <w:i w:val="false"/>
+                <w:iCs w:val="false"/>
+                <w:color w:val="2A2E38"/>
+                <w:sz w:val="17"/>
+                <w:szCs w:val="17"/>
+              </w:rPr>
+              <w:t xml:space="preserve">759 654</w:t>
+            </w:r>
+          </w:p>
+        </w:tc>
+        <w:tc>
+          <w:tcPr>
+            <w:tcW w:type="dxa" w:w="1610"/>
+            <w:tcBorders>
+              <w:top w:val="single" w:color="D9D4CB" w:sz="4"/>
+              <w:left w:val="none" w:color="auto" w:sz="0"/>
+              <w:bottom w:val="single" w:color="D9D4CB" w:sz="4"/>
+              <w:right w:val="none" w:color="auto" w:sz="0"/>
+            </w:tcBorders>
+            <w:shd w:fill="FBFAF8" w:color="auto" w:val="clear"/>
+            <w:tcMar>
+              <w:top w:type="dxa" w:w="70"/>
+              <w:left w:type="dxa" w:w="100"/>
+              <w:bottom w:type="dxa" w:w="70"/>
+              <w:right w:type="dxa" w:w="100"/>
+            </w:tcMar>
+            <w:vAlign w:val="center"/>
+          </w:tcPr>
+          <w:p>
+            <w:pPr>
+              <w:spacing w:after="0" w:line="240" w:lineRule="auto"/>
+              <w:jc w:val="center"/>
+            </w:pPr>
+            <w:r>
+              <w:rPr>
+                <w:rFonts w:ascii="Arial" w:cs="Arial" w:eastAsia="Arial" w:hAnsi="Arial"/>
+                <w:b w:val="false"/>
+                <w:bCs w:val="false"/>
+                <w:i w:val="false"/>
+                <w:iCs w:val="false"/>
+                <w:color w:val="2A2E38"/>
+                <w:sz w:val="17"/>
+                <w:szCs w:val="17"/>
+              </w:rPr>
+              <w:t xml:space="preserve">591 450</w:t>
+            </w:r>
+          </w:p>
+        </w:tc>
+        <w:tc>
+          <w:tcPr>
+            <w:tcW w:type="dxa" w:w="1000"/>
+            <w:tcBorders>
+              <w:top w:val="single" w:color="D9D4CB" w:sz="4"/>
+              <w:left w:val="none" w:color="auto" w:sz="0"/>
+              <w:bottom w:val="single" w:color="D9D4CB" w:sz="4"/>
+              <w:right w:val="none" w:color="auto" w:sz="0"/>
+            </w:tcBorders>
+            <w:shd w:fill="FBFAF8" w:color="auto" w:val="clear"/>
+            <w:tcMar>
+              <w:top w:type="dxa" w:w="70"/>
+              <w:left w:type="dxa" w:w="100"/>
+              <w:bottom w:type="dxa" w:w="70"/>
+              <w:right w:type="dxa" w:w="100"/>
+            </w:tcMar>
+            <w:vAlign w:val="center"/>
+          </w:tcPr>
+          <w:p>
+            <w:pPr>
+              <w:spacing w:after="0" w:line="240" w:lineRule="auto"/>
+              <w:jc w:val="center"/>
+            </w:pPr>
+            <w:r>
+              <w:rPr>
+                <w:rFonts w:ascii="Arial" w:cs="Arial" w:eastAsia="Arial" w:hAnsi="Arial"/>
+                <w:b w:val="false"/>
+                <w:bCs w:val="false"/>
+                <w:i w:val="false"/>
+                <w:iCs w:val="false"/>
+                <w:color w:val="2A2E38"/>
+                <w:sz w:val="17"/>
+                <w:szCs w:val="17"/>
+              </w:rPr>
+              <w:t xml:space="preserve">473 370</w:t>
+            </w:r>
+          </w:p>
+        </w:tc>
+        <w:tc>
+          <w:tcPr>
+            <w:tcW w:type="dxa" w:w="1538"/>
+            <w:tcBorders>
+              <w:top w:val="single" w:color="D9D4CB" w:sz="4"/>
+              <w:left w:val="none" w:color="auto" w:sz="0"/>
+              <w:bottom w:val="single" w:color="D9D4CB" w:sz="4"/>
+              <w:right w:val="none" w:color="auto" w:sz="0"/>
+            </w:tcBorders>
+            <w:shd w:fill="FBFAF8" w:color="auto" w:val="clear"/>
+            <w:tcMar>
+              <w:top w:type="dxa" w:w="70"/>
+              <w:left w:type="dxa" w:w="100"/>
+              <w:bottom w:type="dxa" w:w="70"/>
+              <w:right w:type="dxa" w:w="100"/>
+            </w:tcMar>
+            <w:vAlign w:val="center"/>
+          </w:tcPr>
+          <w:p>
+            <w:pPr>
+              <w:spacing w:after="0" w:line="240" w:lineRule="auto"/>
+              <w:jc w:val="center"/>
+            </w:pPr>
+            <w:r>
+              <w:rPr>
+                <w:rFonts w:ascii="Arial" w:cs="Arial" w:eastAsia="Arial" w:hAnsi="Arial"/>
+                <w:b w:val="false"/>
+                <w:bCs w:val="false"/>
+                <w:i w:val="false"/>
+                <w:iCs w:val="false"/>
+                <w:color w:val="2A2E38"/>
+                <w:sz w:val="17"/>
+                <w:szCs w:val="17"/>
+              </w:rPr>
+              <w:t xml:space="preserve">388 444</w:t>
+            </w:r>
+          </w:p>
+        </w:tc>
+      </w:tr>
+      <w:tr>
+        <w:tc>
+          <w:tcPr>
+            <w:tcW w:type="dxa" w:w="1760"/>
+            <w:tcBorders>
+              <w:top w:val="single" w:color="D9D4CB" w:sz="4"/>
+              <w:left w:val="none" w:color="auto" w:sz="0"/>
+              <w:bottom w:val="single" w:color="D9D4CB" w:sz="4"/>
+              <w:right w:val="none" w:color="auto" w:sz="0"/>
+            </w:tcBorders>
+            <w:tcMar>
+              <w:top w:type="dxa" w:w="70"/>
+              <w:left w:type="dxa" w:w="100"/>
+              <w:bottom w:type="dxa" w:w="70"/>
+              <w:right w:type="dxa" w:w="100"/>
+            </w:tcMar>
+            <w:vAlign w:val="center"/>
+          </w:tcPr>
+          <w:p>
+            <w:pPr>
+              <w:spacing w:after="0" w:line="240" w:lineRule="auto"/>
+              <w:jc w:val="left"/>
+            </w:pPr>
+            <w:r>
+              <w:rPr>
+                <w:rFonts w:ascii="Arial" w:cs="Arial" w:eastAsia="Arial" w:hAnsi="Arial"/>
+                <w:b/>
+                <w:bCs/>
+                <w:i w:val="false"/>
+                <w:iCs w:val="false"/>
+                <w:color w:val="2A2E38"/>
+                <w:sz w:val="17"/>
+                <w:szCs w:val="17"/>
+              </w:rPr>
+              <w:t xml:space="preserve">−160 тыс. ₽/м²</w:t>
+            </w:r>
+          </w:p>
+        </w:tc>
+        <w:tc>
+          <w:tcPr>
+            <w:tcW w:type="dxa" w:w="1330"/>
+            <w:tcBorders>
+              <w:top w:val="single" w:color="D9D4CB" w:sz="4"/>
+              <w:left w:val="none" w:color="auto" w:sz="0"/>
+              <w:bottom w:val="single" w:color="D9D4CB" w:sz="4"/>
+              <w:right w:val="none" w:color="auto" w:sz="0"/>
+            </w:tcBorders>
+            <w:tcMar>
+              <w:top w:type="dxa" w:w="70"/>
+              <w:left w:type="dxa" w:w="100"/>
+              <w:bottom w:type="dxa" w:w="70"/>
+              <w:right w:type="dxa" w:w="100"/>
+            </w:tcMar>
+            <w:vAlign w:val="center"/>
+          </w:tcPr>
+          <w:p>
+            <w:pPr>
+              <w:spacing w:after="0" w:line="240" w:lineRule="auto"/>
+              <w:jc w:val="center"/>
+            </w:pPr>
+            <w:r>
+              <w:rPr>
+                <w:rFonts w:ascii="Arial" w:cs="Arial" w:eastAsia="Arial" w:hAnsi="Arial"/>
+                <w:b w:val="false"/>
+                <w:bCs w:val="false"/>
+                <w:i w:val="false"/>
+                <w:iCs w:val="false"/>
+                <w:color w:val="2A2E38"/>
+                <w:sz w:val="17"/>
+                <w:szCs w:val="17"/>
+              </w:rPr>
+              <w:t xml:space="preserve">828 931</w:t>
+            </w:r>
+          </w:p>
+        </w:tc>
+        <w:tc>
+          <w:tcPr>
+            <w:tcW w:type="dxa" w:w="1200"/>
+            <w:tcBorders>
+              <w:top w:val="single" w:color="D9D4CB" w:sz="4"/>
+              <w:left w:val="none" w:color="auto" w:sz="0"/>
+              <w:bottom w:val="single" w:color="D9D4CB" w:sz="4"/>
+              <w:right w:val="none" w:color="auto" w:sz="0"/>
+            </w:tcBorders>
+            <w:tcMar>
+              <w:top w:type="dxa" w:w="70"/>
+              <w:left w:type="dxa" w:w="100"/>
+              <w:bottom w:type="dxa" w:w="70"/>
+              <w:right w:type="dxa" w:w="100"/>
+            </w:tcMar>
+            <w:vAlign w:val="center"/>
+          </w:tcPr>
+          <w:p>
+            <w:pPr>
+              <w:spacing w:after="0" w:line="240" w:lineRule="auto"/>
+              <w:jc w:val="center"/>
+            </w:pPr>
+            <w:r>
+              <w:rPr>
+                <w:rFonts w:ascii="Arial" w:cs="Arial" w:eastAsia="Arial" w:hAnsi="Arial"/>
+                <w:b w:val="false"/>
+                <w:bCs w:val="false"/>
+                <w:i w:val="false"/>
+                <w:iCs w:val="false"/>
+                <w:color w:val="2A2E38"/>
+                <w:sz w:val="17"/>
+                <w:szCs w:val="17"/>
+              </w:rPr>
+              <w:t xml:space="preserve">706 137</w:t>
+            </w:r>
+          </w:p>
+        </w:tc>
+        <w:tc>
+          <w:tcPr>
+            <w:tcW w:type="dxa" w:w="1200"/>
+            <w:tcBorders>
+              <w:top w:val="single" w:color="D9D4CB" w:sz="4"/>
+              <w:left w:val="none" w:color="auto" w:sz="0"/>
+              <w:bottom w:val="single" w:color="D9D4CB" w:sz="4"/>
+              <w:right w:val="none" w:color="auto" w:sz="0"/>
+            </w:tcBorders>
+            <w:tcMar>
+              <w:top w:type="dxa" w:w="70"/>
+              <w:left w:type="dxa" w:w="100"/>
+              <w:bottom w:type="dxa" w:w="70"/>
+              <w:right w:type="dxa" w:w="100"/>
+            </w:tcMar>
+            <w:vAlign w:val="center"/>
+          </w:tcPr>
+          <w:p>
+            <w:pPr>
+              <w:spacing w:after="0" w:line="240" w:lineRule="auto"/>
+              <w:jc w:val="center"/>
+            </w:pPr>
+            <w:r>
+              <w:rPr>
+                <w:rFonts w:ascii="Arial" w:cs="Arial" w:eastAsia="Arial" w:hAnsi="Arial"/>
+                <w:b w:val="false"/>
+                <w:bCs w:val="false"/>
+                <w:i w:val="false"/>
+                <w:iCs w:val="false"/>
+                <w:color w:val="2A2E38"/>
+                <w:sz w:val="17"/>
+                <w:szCs w:val="17"/>
+              </w:rPr>
+              <w:t xml:space="preserve">759 654</w:t>
+            </w:r>
+          </w:p>
+        </w:tc>
+        <w:tc>
+          <w:tcPr>
+            <w:tcW w:type="dxa" w:w="1610"/>
+            <w:tcBorders>
+              <w:top w:val="single" w:color="D9D4CB" w:sz="4"/>
+              <w:left w:val="none" w:color="auto" w:sz="0"/>
+              <w:bottom w:val="single" w:color="D9D4CB" w:sz="4"/>
+              <w:right w:val="none" w:color="auto" w:sz="0"/>
+            </w:tcBorders>
+            <w:tcMar>
+              <w:top w:type="dxa" w:w="70"/>
+              <w:left w:type="dxa" w:w="100"/>
+              <w:bottom w:type="dxa" w:w="70"/>
+              <w:right w:type="dxa" w:w="100"/>
+            </w:tcMar>
+            <w:vAlign w:val="center"/>
+          </w:tcPr>
+          <w:p>
+            <w:pPr>
+              <w:spacing w:after="0" w:line="240" w:lineRule="auto"/>
+              <w:jc w:val="center"/>
+            </w:pPr>
+            <w:r>
+              <w:rPr>
+                <w:rFonts w:ascii="Arial" w:cs="Arial" w:eastAsia="Arial" w:hAnsi="Arial"/>
+                <w:b w:val="false"/>
+                <w:bCs w:val="false"/>
+                <w:i w:val="false"/>
+                <w:iCs w:val="false"/>
+                <w:color w:val="2A2E38"/>
+                <w:sz w:val="17"/>
+                <w:szCs w:val="17"/>
+              </w:rPr>
+              <w:t xml:space="preserve">553 454</w:t>
+            </w:r>
+          </w:p>
+        </w:tc>
+        <w:tc>
+          <w:tcPr>
+            <w:tcW w:type="dxa" w:w="1000"/>
+            <w:tcBorders>
+              <w:top w:val="single" w:color="D9D4CB" w:sz="4"/>
+              <w:left w:val="none" w:color="auto" w:sz="0"/>
+              <w:bottom w:val="single" w:color="D9D4CB" w:sz="4"/>
+              <w:right w:val="none" w:color="auto" w:sz="0"/>
+            </w:tcBorders>
+            <w:tcMar>
+              <w:top w:type="dxa" w:w="70"/>
+              <w:left w:type="dxa" w:w="100"/>
+              <w:bottom w:type="dxa" w:w="70"/>
+              <w:right w:type="dxa" w:w="100"/>
+            </w:tcMar>
+            <w:vAlign w:val="center"/>
+          </w:tcPr>
+          <w:p>
+            <w:pPr>
+              <w:spacing w:after="0" w:line="240" w:lineRule="auto"/>
+              <w:jc w:val="center"/>
+            </w:pPr>
+            <w:r>
+              <w:rPr>
+                <w:rFonts w:ascii="Arial" w:cs="Arial" w:eastAsia="Arial" w:hAnsi="Arial"/>
+                <w:b w:val="false"/>
+                <w:bCs w:val="false"/>
+                <w:i w:val="false"/>
+                <w:iCs w:val="false"/>
+                <w:color w:val="2A2E38"/>
+                <w:sz w:val="17"/>
+                <w:szCs w:val="17"/>
+              </w:rPr>
+              <w:t xml:space="preserve">439 418</w:t>
+            </w:r>
+          </w:p>
+        </w:tc>
+        <w:tc>
+          <w:tcPr>
+            <w:tcW w:type="dxa" w:w="1538"/>
+            <w:tcBorders>
+              <w:top w:val="single" w:color="D9D4CB" w:sz="4"/>
+              <w:left w:val="none" w:color="auto" w:sz="0"/>
+              <w:bottom w:val="single" w:color="D9D4CB" w:sz="4"/>
+              <w:right w:val="none" w:color="auto" w:sz="0"/>
+            </w:tcBorders>
+            <w:tcMar>
+              <w:top w:type="dxa" w:w="70"/>
+              <w:left w:type="dxa" w:w="100"/>
+              <w:bottom w:type="dxa" w:w="70"/>
+              <w:right w:type="dxa" w:w="100"/>
+            </w:tcMar>
+            <w:vAlign w:val="center"/>
+          </w:tcPr>
+          <w:p>
+            <w:pPr>
+              <w:spacing w:after="0" w:line="240" w:lineRule="auto"/>
+              <w:jc w:val="center"/>
+            </w:pPr>
+            <w:r>
+              <w:rPr>
+                <w:rFonts w:ascii="Arial" w:cs="Arial" w:eastAsia="Arial" w:hAnsi="Arial"/>
+                <w:b w:val="false"/>
+                <w:bCs w:val="false"/>
+                <w:i w:val="false"/>
+                <w:iCs w:val="false"/>
+                <w:color w:val="2A2E38"/>
+                <w:sz w:val="17"/>
+                <w:szCs w:val="17"/>
+              </w:rPr>
+              <w:t xml:space="preserve">356 689</w:t>
+            </w:r>
+          </w:p>
+        </w:tc>
+      </w:tr>
+    </w:tbl>
+    <w:p>
+      <w:pPr>
+        <w:spacing w:after="30"/>
+      </w:pPr>
+      <w:r>
+        <w:rPr>
+          <w:rFonts w:ascii="Arial" w:cs="Arial" w:eastAsia="Arial" w:hAnsi="Arial"/>
+          <w:b w:val="false"/>
+          <w:bCs w:val="false"/>
+          <w:i w:val="false"/>
+          <w:iCs w:val="false"/>
+          <w:color w:val="2A2E38"/>
+          <w:sz w:val="19"/>
+          <w:szCs w:val="19"/>
+        </w:rPr>
+        <w:t xml:space="preserve"/>
+      </w:r>
+    </w:p>
+    <w:p>
+      <w:pPr>
+        <w:spacing w:after="60" w:line="230" w:lineRule="auto"/>
+      </w:pPr>
+      <w:r>
+        <w:rPr>
+          <w:rFonts w:ascii="Arial" w:cs="Arial" w:eastAsia="Arial" w:hAnsi="Arial"/>
+          <w:b w:val="false"/>
+          <w:bCs w:val="false"/>
+          <w:i w:val="false"/>
+          <w:iCs w:val="false"/>
+          <w:color w:val="70788A"/>
+          <w:sz w:val="15"/>
+          <w:szCs w:val="15"/>
+        </w:rPr>
+        <w:t xml:space="preserve">Ориентиры рынка: капитальный ремонт — 27–36 тыс. ₽/м², дизайнерский — от 50 тыс. ₽/м² (Яндекс Недвижимость, 2026); в премиальном сегменте бюджеты «под ключ» заметно выше. Позиция МАСТЕРС от ставки не зависит — все лоты и так без отделки.</w:t>
+      </w:r>
+    </w:p>
+    <w:p>
+      <w:pPr>
+        <w:spacing w:after="110" w:before="170"/>
+      </w:pPr>
+      <w:r>
+        <w:rPr>
+          <w:rFonts w:ascii="Georgia" w:cs="Georgia" w:eastAsia="Georgia" w:hAnsi="Georgia"/>
+          <w:b/>
+          <w:bCs/>
+          <w:i w:val="false"/>
+          <w:iCs w:val="false"/>
+          <w:color w:val="1F2A44"/>
+          <w:sz w:val="24"/>
+          <w:szCs w:val="24"/>
+        </w:rPr>
+        <w:t xml:space="preserve">Выводы</w:t>
+      </w:r>
+    </w:p>
+    <w:p>
+      <w:pPr>
+        <w:spacing w:after="70" w:line="258" w:lineRule="auto"/>
+        <w:ind w:left="170" w:hanging="170"/>
+      </w:pPr>
+      <w:r>
+        <w:rPr>
+          <w:rFonts w:ascii="Arial" w:cs="Arial" w:eastAsia="Arial" w:hAnsi="Arial"/>
+          <w:b/>
+          <w:bCs/>
+          <w:i w:val="false"/>
+          <w:iCs w:val="false"/>
+          <w:color w:val="A9762F"/>
+          <w:sz w:val="19"/>
+          <w:szCs w:val="19"/>
+        </w:rPr>
+        <w:t xml:space="preserve">—   </w:t>
+      </w:r>
+      <w:r>
+        <w:rPr>
+          <w:rFonts w:ascii="Arial" w:cs="Arial" w:eastAsia="Arial" w:hAnsi="Arial"/>
+          <w:b w:val="false"/>
+          <w:bCs w:val="false"/>
+          <w:i w:val="false"/>
+          <w:iCs w:val="false"/>
+          <w:color w:val="2A2E38"/>
+          <w:sz w:val="19"/>
+          <w:szCs w:val="19"/>
+        </w:rPr>
+        <w:t xml:space="preserve">По цене экспозиции МАСТЕРС — третий из шести: </w:t>
+      </w:r>
+      <w:r>
+        <w:rPr>
+          <w:rFonts w:ascii="Arial" w:cs="Arial" w:eastAsia="Arial" w:hAnsi="Arial"/>
+          <w:b/>
+          <w:bCs/>
+          <w:i w:val="false"/>
+          <w:iCs w:val="false"/>
+          <w:color w:val="2A2E38"/>
+          <w:sz w:val="19"/>
+          <w:szCs w:val="19"/>
+        </w:rPr>
+        <w:t xml:space="preserve">−15 %</w:t>
+      </w:r>
+      <w:r>
+        <w:rPr>
+          <w:rFonts w:ascii="Arial" w:cs="Arial" w:eastAsia="Arial" w:hAnsi="Arial"/>
+          <w:b w:val="false"/>
+          <w:bCs w:val="false"/>
+          <w:i w:val="false"/>
+          <w:iCs w:val="false"/>
+          <w:color w:val="2A2E38"/>
+          <w:sz w:val="19"/>
+          <w:szCs w:val="19"/>
+        </w:rPr>
+        <w:t xml:space="preserve"> к «Прайм Парку», −6 % к «Династии», +7 % к «Царской площади», +35 % к «Лицам» и +56 % к «Лайнеру».</w:t>
+      </w:r>
+    </w:p>
+    <w:p>
+      <w:pPr>
+        <w:spacing w:after="70" w:line="258" w:lineRule="auto"/>
+        <w:ind w:left="170" w:hanging="170"/>
+      </w:pPr>
+      <w:r>
+        <w:rPr>
+          <w:rFonts w:ascii="Arial" w:cs="Arial" w:eastAsia="Arial" w:hAnsi="Arial"/>
+          <w:b/>
+          <w:bCs/>
+          <w:i w:val="false"/>
+          <w:iCs w:val="false"/>
+          <w:color w:val="A9762F"/>
+          <w:sz w:val="19"/>
+          <w:szCs w:val="19"/>
+        </w:rPr>
+        <w:t xml:space="preserve">—   </w:t>
+      </w:r>
+      <w:r>
+        <w:rPr>
+          <w:rFonts w:ascii="Arial" w:cs="Arial" w:eastAsia="Arial" w:hAnsi="Arial"/>
+          <w:b w:val="false"/>
+          <w:bCs w:val="false"/>
+          <w:i w:val="false"/>
+          <w:iCs w:val="false"/>
+          <w:color w:val="2A2E38"/>
+          <w:sz w:val="19"/>
+          <w:szCs w:val="19"/>
+        </w:rPr>
+        <w:t xml:space="preserve">С поправкой на отделку проект поднимается на второе место и его премия к локации растёт: </w:t>
+      </w:r>
+      <w:r>
+        <w:rPr>
+          <w:rFonts w:ascii="Arial" w:cs="Arial" w:eastAsia="Arial" w:hAnsi="Arial"/>
+          <w:b/>
+          <w:bCs/>
+          <w:i w:val="false"/>
+          <w:iCs w:val="false"/>
+          <w:color w:val="2A2E38"/>
+          <w:sz w:val="19"/>
+          <w:szCs w:val="19"/>
+        </w:rPr>
+        <w:t xml:space="preserve">−10 %</w:t>
+      </w:r>
+      <w:r>
+        <w:rPr>
+          <w:rFonts w:ascii="Arial" w:cs="Arial" w:eastAsia="Arial" w:hAnsi="Arial"/>
+          <w:b w:val="false"/>
+          <w:bCs w:val="false"/>
+          <w:i w:val="false"/>
+          <w:iCs w:val="false"/>
+          <w:color w:val="2A2E38"/>
+          <w:sz w:val="19"/>
+          <w:szCs w:val="19"/>
+        </w:rPr>
+        <w:t xml:space="preserve"> к «Прайм Парку», </w:t>
+      </w:r>
+      <w:r>
+        <w:rPr>
+          <w:rFonts w:ascii="Arial" w:cs="Arial" w:eastAsia="Arial" w:hAnsi="Arial"/>
+          <w:b/>
+          <w:bCs/>
+          <w:i w:val="false"/>
+          <w:iCs w:val="false"/>
+          <w:color w:val="2A2E38"/>
+          <w:sz w:val="19"/>
+          <w:szCs w:val="19"/>
+        </w:rPr>
+        <w:t xml:space="preserve">+2 %</w:t>
+      </w:r>
+      <w:r>
+        <w:rPr>
+          <w:rFonts w:ascii="Arial" w:cs="Arial" w:eastAsia="Arial" w:hAnsi="Arial"/>
+          <w:b w:val="false"/>
+          <w:bCs w:val="false"/>
+          <w:i w:val="false"/>
+          <w:iCs w:val="false"/>
+          <w:color w:val="2A2E38"/>
+          <w:sz w:val="19"/>
+          <w:szCs w:val="19"/>
+        </w:rPr>
+        <w:t xml:space="preserve"> к «Династии», +28 % к «Царской площади», +60 % к «Лицам», +96 % к «Лайнеру». Иначе говоря, по «сырым» ценам МАСТЕРС выглядит дешевле локации, чем он есть: конкуренты продают метр вместе с ремонтом.</w:t>
+      </w:r>
+    </w:p>
+    <w:p>
+      <w:pPr>
+        <w:spacing w:after="70" w:line="258" w:lineRule="auto"/>
+        <w:ind w:left="170" w:hanging="170"/>
+      </w:pPr>
+      <w:r>
+        <w:rPr>
+          <w:rFonts w:ascii="Arial" w:cs="Arial" w:eastAsia="Arial" w:hAnsi="Arial"/>
+          <w:b/>
+          <w:bCs/>
+          <w:i w:val="false"/>
+          <w:iCs w:val="false"/>
+          <w:color w:val="A9762F"/>
+          <w:sz w:val="19"/>
+          <w:szCs w:val="19"/>
+        </w:rPr>
+        <w:t xml:space="preserve">—   </w:t>
+      </w:r>
+      <w:r>
+        <w:rPr>
+          <w:rFonts w:ascii="Arial" w:cs="Arial" w:eastAsia="Arial" w:hAnsi="Arial"/>
+          <w:b w:val="false"/>
+          <w:bCs w:val="false"/>
+          <w:i w:val="false"/>
+          <w:iCs w:val="false"/>
+          <w:color w:val="2A2E38"/>
+          <w:sz w:val="19"/>
+          <w:szCs w:val="19"/>
+        </w:rPr>
+        <w:t xml:space="preserve">Единственный проект дороже МАСТЕРС в приведённых ценах — «Прайм Парк», и разрыв всего 10 %. При этом «Прайм Парк» уже построен, ключи выдаются сразу, а квартиры идут с white box. Эти 10 % не компенсируют покупателю ни 3,5 года ожидания, ни расходов на отделку.</w:t>
+      </w:r>
+    </w:p>
+    <w:p>
+      <w:pPr>
+        <w:spacing w:after="70" w:line="258" w:lineRule="auto"/>
+        <w:ind w:left="170" w:hanging="170"/>
+      </w:pPr>
+      <w:r>
+        <w:rPr>
+          <w:rFonts w:ascii="Arial" w:cs="Arial" w:eastAsia="Arial" w:hAnsi="Arial"/>
+          <w:b/>
+          <w:bCs/>
+          <w:i w:val="false"/>
+          <w:iCs w:val="false"/>
+          <w:color w:val="A9762F"/>
+          <w:sz w:val="19"/>
+          <w:szCs w:val="19"/>
+        </w:rPr>
+        <w:t xml:space="preserve">—   </w:t>
+      </w:r>
+      <w:r>
+        <w:rPr>
+          <w:rFonts w:ascii="Arial" w:cs="Arial" w:eastAsia="Arial" w:hAnsi="Arial"/>
+          <w:b w:val="false"/>
+          <w:bCs w:val="false"/>
+          <w:i w:val="false"/>
+          <w:iCs w:val="false"/>
+          <w:color w:val="2A2E38"/>
+          <w:sz w:val="19"/>
+          <w:szCs w:val="19"/>
+        </w:rPr>
+        <w:t xml:space="preserve">Совокупный бюджет входа. </w:t>
+      </w:r>
+      <w:r>
+        <w:rPr>
+          <w:rFonts w:ascii="Arial" w:cs="Arial" w:eastAsia="Arial" w:hAnsi="Arial"/>
+          <w:b w:val="false"/>
+          <w:bCs w:val="false"/>
+          <w:i w:val="false"/>
+          <w:iCs w:val="false"/>
+          <w:color w:val="2A2E38"/>
+          <w:sz w:val="19"/>
+          <w:szCs w:val="19"/>
+        </w:rPr>
+        <w:t xml:space="preserve">К 759 654 ₽/м² нужно добавить отделку: при 120–160 тыс. ₽/м² метр к моменту заселения обходится в </w:t>
+      </w:r>
+      <w:r>
+        <w:rPr>
+          <w:rFonts w:ascii="Arial" w:cs="Arial" w:eastAsia="Arial" w:hAnsi="Arial"/>
+          <w:b/>
+          <w:bCs/>
+          <w:i w:val="false"/>
+          <w:iCs w:val="false"/>
+          <w:color w:val="2A2E38"/>
+          <w:sz w:val="19"/>
+          <w:szCs w:val="19"/>
+        </w:rPr>
+        <w:t xml:space="preserve">880–920 тыс. ₽/м²</w:t>
+      </w:r>
+      <w:r>
+        <w:rPr>
+          <w:rFonts w:ascii="Arial" w:cs="Arial" w:eastAsia="Arial" w:hAnsi="Arial"/>
+          <w:b w:val="false"/>
+          <w:bCs w:val="false"/>
+          <w:i w:val="false"/>
+          <w:iCs w:val="false"/>
+          <w:color w:val="2A2E38"/>
+          <w:sz w:val="19"/>
+          <w:szCs w:val="19"/>
+        </w:rPr>
+        <w:t xml:space="preserve">. Это выше приведённой цены всех конкурентов без исключения и сопоставимо с ценой «Прайм Парка» как есть — но с заселением на 3,5 года позже.</w:t>
+      </w:r>
+    </w:p>
+    <w:p>
+      <w:pPr>
+        <w:spacing w:after="70" w:line="258" w:lineRule="auto"/>
+        <w:ind w:left="170" w:hanging="170"/>
+      </w:pPr>
+      <w:r>
+        <w:rPr>
+          <w:rFonts w:ascii="Arial" w:cs="Arial" w:eastAsia="Arial" w:hAnsi="Arial"/>
+          <w:b/>
+          <w:bCs/>
+          <w:i w:val="false"/>
+          <w:iCs w:val="false"/>
+          <w:color w:val="A9762F"/>
+          <w:sz w:val="19"/>
+          <w:szCs w:val="19"/>
+        </w:rPr>
+        <w:t xml:space="preserve">—   </w:t>
+      </w:r>
+      <w:r>
+        <w:rPr>
+          <w:rFonts w:ascii="Arial" w:cs="Arial" w:eastAsia="Arial" w:hAnsi="Arial"/>
+          <w:b w:val="false"/>
+          <w:bCs w:val="false"/>
+          <w:i w:val="false"/>
+          <w:iCs w:val="false"/>
+          <w:color w:val="2A2E38"/>
+          <w:sz w:val="19"/>
+          <w:szCs w:val="19"/>
+        </w:rPr>
+        <w:t xml:space="preserve">Заявленная скидка 10 % — ключевой рычаг. </w:t>
+      </w:r>
+      <w:r>
+        <w:rPr>
+          <w:rFonts w:ascii="Arial" w:cs="Arial" w:eastAsia="Arial" w:hAnsi="Arial"/>
+          <w:b w:val="false"/>
+          <w:bCs w:val="false"/>
+          <w:i w:val="false"/>
+          <w:iCs w:val="false"/>
+          <w:color w:val="2A2E38"/>
+          <w:sz w:val="19"/>
+          <w:szCs w:val="19"/>
+        </w:rPr>
+        <w:t xml:space="preserve">Она опускает эффективную цену до </w:t>
+      </w:r>
+      <w:r>
+        <w:rPr>
+          <w:rFonts w:ascii="Arial" w:cs="Arial" w:eastAsia="Arial" w:hAnsi="Arial"/>
+          <w:b/>
+          <w:bCs/>
+          <w:i w:val="false"/>
+          <w:iCs w:val="false"/>
+          <w:color w:val="2A2E38"/>
+          <w:sz w:val="19"/>
+          <w:szCs w:val="19"/>
+        </w:rPr>
+        <w:t xml:space="preserve">683 689 ₽/м²</w:t>
+      </w:r>
+      <w:r>
+        <w:rPr>
+          <w:rFonts w:ascii="Arial" w:cs="Arial" w:eastAsia="Arial" w:hAnsi="Arial"/>
+          <w:b w:val="false"/>
+          <w:bCs w:val="false"/>
+          <w:i w:val="false"/>
+          <w:iCs w:val="false"/>
+          <w:color w:val="2A2E38"/>
+          <w:sz w:val="19"/>
+          <w:szCs w:val="19"/>
+        </w:rPr>
+        <w:t xml:space="preserve">, и в приведённых ценах картина меняется на −19 % к «Прайм Парку» и −8 % к «Династии». Без скидки проект продаётся с премией к локации, со скидкой — с дисконтом к двум сильнейшим конкурентам.</w:t>
+      </w:r>
+    </w:p>
+    <w:p>
+      <w:pPr>
+        <w:spacing w:after="70" w:line="258" w:lineRule="auto"/>
+        <w:ind w:left="170" w:hanging="170"/>
+      </w:pPr>
+      <w:r>
+        <w:rPr>
+          <w:rFonts w:ascii="Arial" w:cs="Arial" w:eastAsia="Arial" w:hAnsi="Arial"/>
+          <w:b/>
+          <w:bCs/>
+          <w:i w:val="false"/>
+          <w:iCs w:val="false"/>
+          <w:color w:val="A9762F"/>
+          <w:sz w:val="19"/>
+          <w:szCs w:val="19"/>
+        </w:rPr>
+        <w:t xml:space="preserve">—   </w:t>
+      </w:r>
+      <w:r>
+        <w:rPr>
+          <w:rFonts w:ascii="Arial" w:cs="Arial" w:eastAsia="Arial" w:hAnsi="Arial"/>
+          <w:b w:val="false"/>
+          <w:bCs w:val="false"/>
+          <w:i w:val="false"/>
+          <w:iCs w:val="false"/>
+          <w:color w:val="2A2E38"/>
+          <w:sz w:val="19"/>
+          <w:szCs w:val="19"/>
+        </w:rPr>
+        <w:t xml:space="preserve">«Лайнер» и «Лица» — бизнес-класс и прямыми конкурентами по продукту не являются: они задают нижнюю границу локального рынка. Ближайшие сопоставимые ориентиры — «Прайм Парк» (премиум) и «Династия».</w:t>
+      </w:r>
+    </w:p>
+    <w:p>
+      <w:pPr>
+        <w:spacing w:after="40"/>
+      </w:pPr>
+      <w:r>
+        <w:rPr>
+          <w:rFonts w:ascii="Arial" w:cs="Arial" w:eastAsia="Arial" w:hAnsi="Arial"/>
+          <w:b w:val="false"/>
+          <w:bCs w:val="false"/>
+          <w:i w:val="false"/>
+          <w:iCs w:val="false"/>
+          <w:color w:val="2A2E38"/>
+          <w:sz w:val="19"/>
+          <w:szCs w:val="19"/>
+        </w:rPr>
+        <w:t xml:space="preserve"/>
+      </w:r>
+    </w:p>
+    <w:p>
+      <w:pPr>
+        <w:spacing w:after="60" w:line="230" w:lineRule="auto"/>
+      </w:pPr>
+      <w:r>
+        <w:rPr>
+          <w:rFonts w:ascii="Arial" w:cs="Arial" w:eastAsia="Arial" w:hAnsi="Arial"/>
+          <w:b w:val="false"/>
+          <w:bCs w:val="false"/>
+          <w:i w:val="false"/>
+          <w:iCs w:val="false"/>
+          <w:color w:val="70788A"/>
+          <w:sz w:val="15"/>
+          <w:szCs w:val="15"/>
+        </w:rPr>
+        <w:t xml:space="preserve">Ограничения расчёта: выборки «Лиц» (12 лотов) и «Династии» (38 лотов) малы, оценки по ним индикативны. По «Прайм Парку» и «Царской площади» уровень отделки определён не для всех лотов — приведение считалось только по лотам с известной отделкой.</w:t>
+      </w:r>
+    </w:p>
+    <w:p>
+      <w:r>
+        <w:br w:type="page"/>
+      </w:r>
+    </w:p>
+    <w:p>
+      <w:pPr>
         <w:spacing w:after="110" w:before="170"/>
       </w:pPr>
       <w:r>
@@ -9243,7 +14570,7 @@
           <w:sz w:val="19"/>
           <w:szCs w:val="19"/>
         </w:rPr>
-        <w:t xml:space="preserve">По удельной цене (</w:t>
+        <w:t xml:space="preserve">По цене экспозиции (</w:t>
       </w:r>
       <w:r>
         <w:rPr>
@@ -9269,7 +14596,7 @@
           <w:sz w:val="19"/>
           <w:szCs w:val="19"/>
         </w:rPr>
-        <w:t xml:space="preserve">) проект находится существенно выше реализованных проектов бизнес-класса локации — «Лайнер» (ориентировочно 493 тыс. ₽/м² на вторичном рынке) и «Династия» (предложения от 490 тыс. ₽/м²).</w:t>
+        <w:t xml:space="preserve">) проект занимает третью позицию среди шести реализованных проектов локации, а с поправкой на отделку — вторую, уступая только «Прайм Парку». Детальный расчёт — в разделе «Ценовое сравнение с конкурентами».</w:t>
       </w:r>
     </w:p>
     <w:p>
@@ -9301,7 +14628,7 @@
           <w:sz w:val="19"/>
           <w:szCs w:val="19"/>
         </w:rPr>
-        <w:t xml:space="preserve">По отношению к «Прайм Парку» — единственному сопоставимому по классу реализованному проекту локации, где цены находятся в диапазоне примерно 651 тыс. — 1,6 млн ₽/м², — МАСТЕРС расположен в нижней-средней части ценового коридора при существенно более раннем сроке ввода (2029 г. против уже сданных корпусов).</w:t>
+        <w:t xml:space="preserve">Единственный сопоставимый по классу реализованный проект локации — «Прайм Парк». Остальные соседи относятся к бизнес-классу и задают нижнюю границу рынка, а не конкурируют за того же покупателя.</w:t>
       </w:r>
     </w:p>
     <w:p>
@@ -9397,7 +14724,7 @@
           <w:sz w:val="19"/>
           <w:szCs w:val="19"/>
         </w:rPr>
-        <w:t xml:space="preserve">Ключевые риски: ранняя стадия строительства (готовность около 1 %) при сроке ввода IV кв. 2029 г. и отсутствие отделки во всех лотах экспозиции — что увеличивает совокупный бюджет покупки.</w:t>
+        <w:t xml:space="preserve">Ключевые риски: ранняя стадия строительства (готовность около 1 %) при сроке ввода IV кв. 2029 г. и отсутствие отделки во всех лотах экспозиции — метр к моменту заселения обходится в 880–920 тыс. ₽ против 760 тыс. ₽ по прайсу.</w:t>
       </w:r>
     </w:p>
     <w:p>
@@ -9520,9 +14847,88 @@
           <w:sz w:val="16"/>
           <w:szCs w:val="16"/>
         </w:rPr>
+        <w:t xml:space="preserve">Циан — выгрузки по конкурентам на 28.07.2026: «Прайм Парк» (ID 45774) 341 лот, «Царская площадь» (ID 8122) 65, «Лайнер» (ID 5641) 62, «Династия» (ID 19800) 39, «ЛИЦА» (ID 5430) 13</w:t>
+      </w:r>
+    </w:p>
+    <w:p>
+      <w:pPr>
+        <w:spacing w:after="70" w:line="230" w:lineRule="auto"/>
+        <w:ind w:left="170" w:hanging="170"/>
+      </w:pPr>
+      <w:r>
+        <w:rPr>
+          <w:rFonts w:ascii="Arial" w:cs="Arial" w:eastAsia="Arial" w:hAnsi="Arial"/>
+          <w:b/>
+          <w:bCs/>
+          <w:i w:val="false"/>
+          <w:iCs w:val="false"/>
+          <w:color w:val="A9762F"/>
+          <w:sz w:val="19"/>
+          <w:szCs w:val="19"/>
+        </w:rPr>
+        <w:t xml:space="preserve">—   </w:t>
+      </w:r>
+      <w:r>
+        <w:rPr>
+          <w:rFonts w:ascii="Arial" w:cs="Arial" w:eastAsia="Arial" w:hAnsi="Arial"/>
+          <w:b w:val="false"/>
+          <w:bCs w:val="false"/>
+          <w:i w:val="false"/>
+          <w:iCs w:val="false"/>
+          <w:color w:val="70788A"/>
+          <w:sz w:val="16"/>
+          <w:szCs w:val="16"/>
+        </w:rPr>
+        <w:t xml:space="preserve">Яндекс Недвижимость — стоимость ремонта квартиры, 2026 — </w:t>
+      </w:r>
+      <w:hyperlink w:history="1" r:id="rIdpa8l_enc8fjtpqsc4nmge">
+        <w:r>
+          <w:rPr>
+            <w:rFonts w:ascii="Arial" w:cs="Arial" w:eastAsia="Arial" w:hAnsi="Arial"/>
+            <w:b w:val="false"/>
+            <w:bCs w:val="false"/>
+            <w:i w:val="false"/>
+            <w:iCs w:val="false"/>
+            <w:color w:val="2C5FA8"/>
+            <w:sz w:val="16"/>
+            <w:szCs w:val="16"/>
+          </w:rPr>
+          <w:t xml:space="preserve">https://realty.yandex.ru/journal/post/skolko-stoit-remont-kvartiry/</w:t>
+        </w:r>
+      </w:hyperlink>
+    </w:p>
+    <w:p>
+      <w:pPr>
+        <w:spacing w:after="70" w:line="230" w:lineRule="auto"/>
+        <w:ind w:left="170" w:hanging="170"/>
+      </w:pPr>
+      <w:r>
+        <w:rPr>
+          <w:rFonts w:ascii="Arial" w:cs="Arial" w:eastAsia="Arial" w:hAnsi="Arial"/>
+          <w:b/>
+          <w:bCs/>
+          <w:i w:val="false"/>
+          <w:iCs w:val="false"/>
+          <w:color w:val="A9762F"/>
+          <w:sz w:val="19"/>
+          <w:szCs w:val="19"/>
+        </w:rPr>
+        <w:t xml:space="preserve">—   </w:t>
+      </w:r>
+      <w:r>
+        <w:rPr>
+          <w:rFonts w:ascii="Arial" w:cs="Arial" w:eastAsia="Arial" w:hAnsi="Arial"/>
+          <w:b w:val="false"/>
+          <w:bCs w:val="false"/>
+          <w:i w:val="false"/>
+          <w:iCs w:val="false"/>
+          <w:color w:val="70788A"/>
+          <w:sz w:val="16"/>
+          <w:szCs w:val="16"/>
+        </w:rPr>
         <w:t xml:space="preserve">Официальный сайт проекта Capital Group — </w:t>
       </w:r>
-      <w:hyperlink w:history="1" r:id="rIdutyad24xi3wntgpfkvf8h">
+      <w:hyperlink w:history="1" r:id="rIdxt8iegzbs0rfkz8mzaoud">
         <w:r>
           <w:rPr>
             <w:rFonts w:ascii="Arial" w:cs="Arial" w:eastAsia="Arial" w:hAnsi="Arial"/>
@@ -9569,7 +14975,7 @@
         </w:rPr>
         <w:t xml:space="preserve">Новострой-М — карточка ЖК на ул. Викторенко — </w:t>
       </w:r>
-      <w:hyperlink w:history="1" r:id="rIdtmubvkcrmrpfo27pe1ujy">
+      <w:hyperlink w:history="1" r:id="rIdjporora-ux1-hd6qtmatv">
         <w:r>
           <w:rPr>
             <w:rFonts w:ascii="Arial" w:cs="Arial" w:eastAsia="Arial" w:hAnsi="Arial"/>
@@ -9616,7 +15022,7 @@
         </w:rPr>
         <w:t xml:space="preserve">vNovostroike.ru — ЖК МАСТЕРС — </w:t>
       </w:r>
-      <w:hyperlink w:history="1" r:id="rIdimbaombwtwobzqjtk-z8h">
+      <w:hyperlink w:history="1" r:id="rIdbecx5uykjdawip7rvgjwy">
         <w:r>
           <w:rPr>
             <w:rFonts w:ascii="Arial" w:cs="Arial" w:eastAsia="Arial" w:hAnsi="Arial"/>
@@ -9663,7 +15069,7 @@
         </w:rPr>
         <w:t xml:space="preserve">Яндекс Карты — картографическая основа — </w:t>
       </w:r>
-      <w:hyperlink w:history="1" r:id="rIdoh0jeivq2rcddsis_vnsz">
+      <w:hyperlink w:history="1" r:id="rIdi3ucmso1mfhr4c_jlrqqu">
         <w:r>
           <w:rPr>
             <w:rFonts w:ascii="Arial" w:cs="Arial" w:eastAsia="Arial" w:hAnsi="Arial"/>

--- a/masters-brief/ЖК_МАСТЕРС_информационная_справка.docx
+++ b/masters-brief/ЖК_МАСТЕРС_информационная_справка.docx
@@ -4,13 +4,13 @@
   <w:body>
     <w:p>
       <w:pPr>
-        <w:spacing w:after="170"/>
+        <w:spacing w:after="150"/>
         <w:jc w:val="center"/>
       </w:pPr>
       <w:r>
         <w:drawing>
           <wp:inline distT="0" distB="0" distL="0" distR="0">
-            <wp:extent cx="6124575" cy="2333625"/>
+            <wp:extent cx="6124575" cy="2171700"/>
             <wp:effectExtent t="0" r="0" b="0" l="0"/>
             <wp:docPr id="1" name="" descr="" title=""/>
             <wp:cNvGraphicFramePr>
@@ -35,7 +35,7 @@
                   <pic:spPr bwMode="auto">
                     <a:xfrm>
                       <a:off x="0" y="0"/>
-                      <a:ext cx="6124575" cy="2333625"/>
+                      <a:ext cx="6124575" cy="2171700"/>
                     </a:xfrm>
                     <a:prstGeom prst="rect">
                       <a:avLst/>
@@ -176,32 +176,300 @@
         </w:tblBorders>
       </w:tblPr>
       <w:tblGrid>
-        <w:gridCol w:w="1950"/>
-        <w:gridCol w:w="2869"/>
-        <w:gridCol w:w="1950"/>
-        <w:gridCol w:w="2869"/>
+        <w:gridCol w:w="2409"/>
+        <w:gridCol w:w="2409"/>
+        <w:gridCol w:w="2409"/>
+        <w:gridCol w:w="2411"/>
       </w:tblGrid>
       <w:tr>
         <w:tc>
           <w:tcPr>
-            <w:tcW w:type="dxa" w:w="1950"/>
+            <w:tcW w:type="dxa" w:w="2409"/>
+            <w:tcBorders>
+              <w:top w:val="single" w:color="A9762F" w:sz="18"/>
+              <w:left w:val="single" w:color="FCFCFB" w:sz="26"/>
+              <w:bottom w:val="none" w:color="auto" w:sz="0"/>
+              <w:right w:val="single" w:color="FCFCFB" w:sz="26"/>
+            </w:tcBorders>
+            <w:shd w:fill="F5F2ED" w:color="auto" w:val="clear"/>
+            <w:tcMar>
+              <w:top w:type="dxa" w:w="150"/>
+              <w:left w:type="dxa" w:w="170"/>
+              <w:bottom w:type="dxa" w:w="150"/>
+              <w:right w:type="dxa" w:w="110"/>
+            </w:tcMar>
+            <w:vAlign w:val="center"/>
+          </w:tcPr>
+          <w:p>
+            <w:pPr>
+              <w:spacing w:after="40" w:line="240" w:lineRule="auto"/>
+            </w:pPr>
+            <w:r>
+              <w:rPr>
+                <w:rFonts w:ascii="Georgia" w:cs="Georgia" w:eastAsia="Georgia" w:hAnsi="Georgia"/>
+                <w:b/>
+                <w:bCs/>
+                <w:i w:val="false"/>
+                <w:iCs w:val="false"/>
+                <w:color w:val="1F2A44"/>
+                <w:sz w:val="27"/>
+                <w:szCs w:val="27"/>
+              </w:rPr>
+              <w:t xml:space="preserve">IV кв. 2029</w:t>
+            </w:r>
+          </w:p>
+          <w:p>
+            <w:pPr>
+              <w:spacing w:after="0" w:line="200" w:lineRule="auto"/>
+            </w:pPr>
+            <w:r>
+              <w:rPr>
+                <w:rFonts w:ascii="Arial" w:cs="Arial" w:eastAsia="Arial" w:hAnsi="Arial"/>
+                <w:b w:val="false"/>
+                <w:bCs w:val="false"/>
+                <w:i w:val="false"/>
+                <w:iCs w:val="false"/>
+                <w:caps/>
+                <w:color w:val="70788A"/>
+                <w:spacing w:val="24"/>
+                <w:sz w:val="13"/>
+                <w:szCs w:val="13"/>
+              </w:rPr>
+              <w:t xml:space="preserve">Срок сдачи</w:t>
+            </w:r>
+          </w:p>
+        </w:tc>
+        <w:tc>
+          <w:tcPr>
+            <w:tcW w:type="dxa" w:w="2409"/>
+            <w:tcBorders>
+              <w:top w:val="single" w:color="A9762F" w:sz="18"/>
+              <w:left w:val="single" w:color="FCFCFB" w:sz="26"/>
+              <w:bottom w:val="none" w:color="auto" w:sz="0"/>
+              <w:right w:val="single" w:color="FCFCFB" w:sz="26"/>
+            </w:tcBorders>
+            <w:shd w:fill="F5F2ED" w:color="auto" w:val="clear"/>
+            <w:tcMar>
+              <w:top w:type="dxa" w:w="150"/>
+              <w:left w:type="dxa" w:w="170"/>
+              <w:bottom w:type="dxa" w:w="150"/>
+              <w:right w:type="dxa" w:w="110"/>
+            </w:tcMar>
+            <w:vAlign w:val="center"/>
+          </w:tcPr>
+          <w:p>
+            <w:pPr>
+              <w:spacing w:after="40" w:line="240" w:lineRule="auto"/>
+            </w:pPr>
+            <w:r>
+              <w:rPr>
+                <w:rFonts w:ascii="Georgia" w:cs="Georgia" w:eastAsia="Georgia" w:hAnsi="Georgia"/>
+                <w:b/>
+                <w:bCs/>
+                <w:i w:val="false"/>
+                <w:iCs w:val="false"/>
+                <w:color w:val="1F2A44"/>
+                <w:sz w:val="27"/>
+                <w:szCs w:val="27"/>
+              </w:rPr>
+              <w:t xml:space="preserve">8–25</w:t>
+            </w:r>
+          </w:p>
+          <w:p>
+            <w:pPr>
+              <w:spacing w:after="0" w:line="200" w:lineRule="auto"/>
+            </w:pPr>
+            <w:r>
+              <w:rPr>
+                <w:rFonts w:ascii="Arial" w:cs="Arial" w:eastAsia="Arial" w:hAnsi="Arial"/>
+                <w:b w:val="false"/>
+                <w:bCs w:val="false"/>
+                <w:i w:val="false"/>
+                <w:iCs w:val="false"/>
+                <w:caps/>
+                <w:color w:val="70788A"/>
+                <w:spacing w:val="24"/>
+                <w:sz w:val="13"/>
+                <w:szCs w:val="13"/>
+              </w:rPr>
+              <w:t xml:space="preserve">Этажей</w:t>
+            </w:r>
+          </w:p>
+        </w:tc>
+        <w:tc>
+          <w:tcPr>
+            <w:tcW w:type="dxa" w:w="2409"/>
+            <w:tcBorders>
+              <w:top w:val="single" w:color="A9762F" w:sz="18"/>
+              <w:left w:val="single" w:color="FCFCFB" w:sz="26"/>
+              <w:bottom w:val="none" w:color="auto" w:sz="0"/>
+              <w:right w:val="single" w:color="FCFCFB" w:sz="26"/>
+            </w:tcBorders>
+            <w:shd w:fill="F5F2ED" w:color="auto" w:val="clear"/>
+            <w:tcMar>
+              <w:top w:type="dxa" w:w="150"/>
+              <w:left w:type="dxa" w:w="170"/>
+              <w:bottom w:type="dxa" w:w="150"/>
+              <w:right w:type="dxa" w:w="110"/>
+            </w:tcMar>
+            <w:vAlign w:val="center"/>
+          </w:tcPr>
+          <w:p>
+            <w:pPr>
+              <w:spacing w:after="40" w:line="240" w:lineRule="auto"/>
+            </w:pPr>
+            <w:r>
+              <w:rPr>
+                <w:rFonts w:ascii="Georgia" w:cs="Georgia" w:eastAsia="Georgia" w:hAnsi="Georgia"/>
+                <w:b/>
+                <w:bCs/>
+                <w:i w:val="false"/>
+                <w:iCs w:val="false"/>
+                <w:color w:val="1F2A44"/>
+                <w:sz w:val="27"/>
+                <w:szCs w:val="27"/>
+              </w:rPr>
+              <w:t xml:space="preserve">672</w:t>
+            </w:r>
+          </w:p>
+          <w:p>
+            <w:pPr>
+              <w:spacing w:after="0" w:line="200" w:lineRule="auto"/>
+            </w:pPr>
+            <w:r>
+              <w:rPr>
+                <w:rFonts w:ascii="Arial" w:cs="Arial" w:eastAsia="Arial" w:hAnsi="Arial"/>
+                <w:b w:val="false"/>
+                <w:bCs w:val="false"/>
+                <w:i w:val="false"/>
+                <w:iCs w:val="false"/>
+                <w:caps/>
+                <w:color w:val="70788A"/>
+                <w:spacing w:val="24"/>
+                <w:sz w:val="13"/>
+                <w:szCs w:val="13"/>
+              </w:rPr>
+              <w:t xml:space="preserve">Квартиры в проекте</w:t>
+            </w:r>
+          </w:p>
+        </w:tc>
+        <w:tc>
+          <w:tcPr>
+            <w:tcW w:type="dxa" w:w="2411"/>
+            <w:tcBorders>
+              <w:top w:val="single" w:color="A9762F" w:sz="18"/>
+              <w:left w:val="single" w:color="FCFCFB" w:sz="26"/>
+              <w:bottom w:val="none" w:color="auto" w:sz="0"/>
+              <w:right w:val="single" w:color="FCFCFB" w:sz="26"/>
+            </w:tcBorders>
+            <w:shd w:fill="F5F2ED" w:color="auto" w:val="clear"/>
+            <w:tcMar>
+              <w:top w:type="dxa" w:w="150"/>
+              <w:left w:type="dxa" w:w="170"/>
+              <w:bottom w:type="dxa" w:w="150"/>
+              <w:right w:type="dxa" w:w="110"/>
+            </w:tcMar>
+            <w:vAlign w:val="center"/>
+          </w:tcPr>
+          <w:p>
+            <w:pPr>
+              <w:spacing w:after="40" w:line="240" w:lineRule="auto"/>
+            </w:pPr>
+            <w:r>
+              <w:rPr>
+                <w:rFonts w:ascii="Georgia" w:cs="Georgia" w:eastAsia="Georgia" w:hAnsi="Georgia"/>
+                <w:b/>
+                <w:bCs/>
+                <w:i w:val="false"/>
+                <w:iCs w:val="false"/>
+                <w:color w:val="1F2A44"/>
+                <w:sz w:val="27"/>
+                <w:szCs w:val="27"/>
+              </w:rPr>
+              <w:t xml:space="preserve">от 26,3 млн ₽</w:t>
+            </w:r>
+          </w:p>
+          <w:p>
+            <w:pPr>
+              <w:spacing w:after="0" w:line="200" w:lineRule="auto"/>
+            </w:pPr>
+            <w:r>
+              <w:rPr>
+                <w:rFonts w:ascii="Arial" w:cs="Arial" w:eastAsia="Arial" w:hAnsi="Arial"/>
+                <w:b w:val="false"/>
+                <w:bCs w:val="false"/>
+                <w:i w:val="false"/>
+                <w:iCs w:val="false"/>
+                <w:caps/>
+                <w:color w:val="70788A"/>
+                <w:spacing w:val="24"/>
+                <w:sz w:val="13"/>
+                <w:szCs w:val="13"/>
+              </w:rPr>
+              <w:t xml:space="preserve">Цена входа</w:t>
+            </w:r>
+          </w:p>
+        </w:tc>
+      </w:tr>
+    </w:tbl>
+    <w:p>
+      <w:pPr>
+        <w:spacing w:after="70"/>
+      </w:pPr>
+      <w:r>
+        <w:rPr>
+          <w:rFonts w:ascii="Arial" w:cs="Arial" w:eastAsia="Arial" w:hAnsi="Arial"/>
+          <w:b w:val="false"/>
+          <w:bCs w:val="false"/>
+          <w:i w:val="false"/>
+          <w:iCs w:val="false"/>
+          <w:color w:val="2A2E38"/>
+          <w:sz w:val="19"/>
+          <w:szCs w:val="19"/>
+        </w:rPr>
+        <w:t xml:space="preserve"/>
+      </w:r>
+    </w:p>
+    <w:tbl>
+      <w:tblPr>
+        <w:tblW w:type="dxa" w:w="9638"/>
+        <w:tblBorders>
+          <w:top w:val="single" w:color="auto" w:sz="4"/>
+          <w:left w:val="single" w:color="auto" w:sz="4"/>
+          <w:bottom w:val="single" w:color="auto" w:sz="4"/>
+          <w:right w:val="single" w:color="auto" w:sz="4"/>
+          <w:insideH w:val="single" w:color="auto" w:sz="4"/>
+          <w:insideV w:val="single" w:color="auto" w:sz="4"/>
+        </w:tblBorders>
+      </w:tblPr>
+      <w:tblGrid>
+        <w:gridCol w:w="1900"/>
+        <w:gridCol w:w="2919"/>
+        <w:gridCol w:w="1900"/>
+        <w:gridCol w:w="2919"/>
+      </w:tblGrid>
+      <w:tr>
+        <w:tc>
+          <w:tcPr>
+            <w:tcW w:type="dxa" w:w="1900"/>
             <w:tcBorders>
               <w:top w:val="none" w:color="auto" w:sz="0"/>
               <w:left w:val="none" w:color="auto" w:sz="0"/>
-              <w:bottom w:val="single" w:color="EAE6DE" w:sz="4"/>
-              <w:right w:val="none" w:color="auto" w:sz="0"/>
-            </w:tcBorders>
-            <w:tcMar>
-              <w:top w:type="dxa" w:w="42"/>
-              <w:left w:type="dxa" w:w="0"/>
-              <w:bottom w:type="dxa" w:w="42"/>
+              <w:bottom w:val="none" w:color="auto" w:sz="0"/>
+              <w:right w:val="none" w:color="auto" w:sz="0"/>
+            </w:tcBorders>
+            <w:shd w:fill="FAF8F5" w:color="auto" w:val="clear"/>
+            <w:tcMar>
+              <w:top w:type="dxa" w:w="58"/>
+              <w:left w:type="dxa" w:w="170"/>
+              <w:bottom w:type="dxa" w:w="58"/>
               <w:right w:type="dxa" w:w="60"/>
             </w:tcMar>
-            <w:vAlign w:val="top"/>
-          </w:tcPr>
-          <w:p>
-            <w:pPr>
-              <w:spacing w:after="0" w:line="230" w:lineRule="auto"/>
+            <w:vAlign w:val="center"/>
+          </w:tcPr>
+          <w:p>
+            <w:pPr>
+              <w:spacing w:after="0" w:line="220" w:lineRule="auto"/>
             </w:pPr>
             <w:r>
               <w:rPr>
@@ -222,24 +490,25 @@
         </w:tc>
         <w:tc>
           <w:tcPr>
-            <w:tcW w:type="dxa" w:w="2869"/>
+            <w:tcW w:type="dxa" w:w="2919"/>
             <w:tcBorders>
               <w:top w:val="none" w:color="auto" w:sz="0"/>
               <w:left w:val="none" w:color="auto" w:sz="0"/>
-              <w:bottom w:val="single" w:color="EAE6DE" w:sz="4"/>
-              <w:right w:val="none" w:color="auto" w:sz="0"/>
-            </w:tcBorders>
-            <w:tcMar>
-              <w:top w:type="dxa" w:w="42"/>
+              <w:bottom w:val="none" w:color="auto" w:sz="0"/>
+              <w:right w:val="none" w:color="auto" w:sz="0"/>
+            </w:tcBorders>
+            <w:shd w:fill="FAF8F5" w:color="auto" w:val="clear"/>
+            <w:tcMar>
+              <w:top w:type="dxa" w:w="58"/>
               <w:left w:type="dxa" w:w="60"/>
-              <w:bottom w:type="dxa" w:w="42"/>
+              <w:bottom w:type="dxa" w:w="58"/>
               <w:right w:type="dxa" w:w="60"/>
             </w:tcMar>
-            <w:vAlign w:val="top"/>
-          </w:tcPr>
-          <w:p>
-            <w:pPr>
-              <w:spacing w:after="0" w:line="230" w:lineRule="auto"/>
+            <w:vAlign w:val="center"/>
+          </w:tcPr>
+          <w:p>
+            <w:pPr>
+              <w:spacing w:after="0" w:line="220" w:lineRule="auto"/>
             </w:pPr>
             <w:r>
               <w:rPr>
@@ -258,24 +527,25 @@
         </w:tc>
         <w:tc>
           <w:tcPr>
-            <w:tcW w:type="dxa" w:w="1950"/>
+            <w:tcW w:type="dxa" w:w="1900"/>
             <w:tcBorders>
               <w:top w:val="none" w:color="auto" w:sz="0"/>
               <w:left w:val="none" w:color="auto" w:sz="0"/>
-              <w:bottom w:val="single" w:color="EAE6DE" w:sz="4"/>
-              <w:right w:val="none" w:color="auto" w:sz="0"/>
-            </w:tcBorders>
-            <w:tcMar>
-              <w:top w:type="dxa" w:w="42"/>
-              <w:left w:type="dxa" w:w="150"/>
-              <w:bottom w:type="dxa" w:w="42"/>
+              <w:bottom w:val="none" w:color="auto" w:sz="0"/>
+              <w:right w:val="none" w:color="auto" w:sz="0"/>
+            </w:tcBorders>
+            <w:shd w:fill="FAF8F5" w:color="auto" w:val="clear"/>
+            <w:tcMar>
+              <w:top w:type="dxa" w:w="58"/>
+              <w:left w:type="dxa" w:w="220"/>
+              <w:bottom w:type="dxa" w:w="58"/>
               <w:right w:type="dxa" w:w="60"/>
             </w:tcMar>
-            <w:vAlign w:val="top"/>
-          </w:tcPr>
-          <w:p>
-            <w:pPr>
-              <w:spacing w:after="0" w:line="230" w:lineRule="auto"/>
+            <w:vAlign w:val="center"/>
+          </w:tcPr>
+          <w:p>
+            <w:pPr>
+              <w:spacing w:after="0" w:line="220" w:lineRule="auto"/>
             </w:pPr>
             <w:r>
               <w:rPr>
@@ -296,24 +566,25 @@
         </w:tc>
         <w:tc>
           <w:tcPr>
-            <w:tcW w:type="dxa" w:w="2869"/>
+            <w:tcW w:type="dxa" w:w="2919"/>
             <w:tcBorders>
               <w:top w:val="none" w:color="auto" w:sz="0"/>
               <w:left w:val="none" w:color="auto" w:sz="0"/>
-              <w:bottom w:val="single" w:color="EAE6DE" w:sz="4"/>
-              <w:right w:val="none" w:color="auto" w:sz="0"/>
-            </w:tcBorders>
-            <w:tcMar>
-              <w:top w:type="dxa" w:w="42"/>
+              <w:bottom w:val="none" w:color="auto" w:sz="0"/>
+              <w:right w:val="none" w:color="auto" w:sz="0"/>
+            </w:tcBorders>
+            <w:shd w:fill="FAF8F5" w:color="auto" w:val="clear"/>
+            <w:tcMar>
+              <w:top w:type="dxa" w:w="58"/>
               <w:left w:type="dxa" w:w="60"/>
-              <w:bottom w:type="dxa" w:w="42"/>
-              <w:right w:type="dxa" w:w="60"/>
-            </w:tcMar>
-            <w:vAlign w:val="top"/>
-          </w:tcPr>
-          <w:p>
-            <w:pPr>
-              <w:spacing w:after="0" w:line="230" w:lineRule="auto"/>
+              <w:bottom w:type="dxa" w:w="58"/>
+              <w:right w:type="dxa" w:w="170"/>
+            </w:tcMar>
+            <w:vAlign w:val="center"/>
+          </w:tcPr>
+          <w:p>
+            <w:pPr>
+              <w:spacing w:after="0" w:line="220" w:lineRule="auto"/>
             </w:pPr>
             <w:r>
               <w:rPr>
@@ -334,24 +605,24 @@
       <w:tr>
         <w:tc>
           <w:tcPr>
-            <w:tcW w:type="dxa" w:w="1950"/>
+            <w:tcW w:type="dxa" w:w="1900"/>
             <w:tcBorders>
               <w:top w:val="none" w:color="auto" w:sz="0"/>
               <w:left w:val="none" w:color="auto" w:sz="0"/>
-              <w:bottom w:val="single" w:color="EAE6DE" w:sz="4"/>
-              <w:right w:val="none" w:color="auto" w:sz="0"/>
-            </w:tcBorders>
-            <w:tcMar>
-              <w:top w:type="dxa" w:w="42"/>
-              <w:left w:type="dxa" w:w="0"/>
-              <w:bottom w:type="dxa" w:w="42"/>
+              <w:bottom w:val="none" w:color="auto" w:sz="0"/>
+              <w:right w:val="none" w:color="auto" w:sz="0"/>
+            </w:tcBorders>
+            <w:tcMar>
+              <w:top w:type="dxa" w:w="58"/>
+              <w:left w:type="dxa" w:w="170"/>
+              <w:bottom w:type="dxa" w:w="58"/>
               <w:right w:type="dxa" w:w="60"/>
             </w:tcMar>
-            <w:vAlign w:val="top"/>
-          </w:tcPr>
-          <w:p>
-            <w:pPr>
-              <w:spacing w:after="0" w:line="230" w:lineRule="auto"/>
+            <w:vAlign w:val="center"/>
+          </w:tcPr>
+          <w:p>
+            <w:pPr>
+              <w:spacing w:after="0" w:line="220" w:lineRule="auto"/>
             </w:pPr>
             <w:r>
               <w:rPr>
@@ -372,24 +643,24 @@
         </w:tc>
         <w:tc>
           <w:tcPr>
-            <w:tcW w:type="dxa" w:w="2869"/>
+            <w:tcW w:type="dxa" w:w="2919"/>
             <w:tcBorders>
               <w:top w:val="none" w:color="auto" w:sz="0"/>
               <w:left w:val="none" w:color="auto" w:sz="0"/>
-              <w:bottom w:val="single" w:color="EAE6DE" w:sz="4"/>
-              <w:right w:val="none" w:color="auto" w:sz="0"/>
-            </w:tcBorders>
-            <w:tcMar>
-              <w:top w:type="dxa" w:w="42"/>
+              <w:bottom w:val="none" w:color="auto" w:sz="0"/>
+              <w:right w:val="none" w:color="auto" w:sz="0"/>
+            </w:tcBorders>
+            <w:tcMar>
+              <w:top w:type="dxa" w:w="58"/>
               <w:left w:type="dxa" w:w="60"/>
-              <w:bottom w:type="dxa" w:w="42"/>
+              <w:bottom w:type="dxa" w:w="58"/>
               <w:right w:type="dxa" w:w="60"/>
             </w:tcMar>
-            <w:vAlign w:val="top"/>
-          </w:tcPr>
-          <w:p>
-            <w:pPr>
-              <w:spacing w:after="0" w:line="230" w:lineRule="auto"/>
+            <w:vAlign w:val="center"/>
+          </w:tcPr>
+          <w:p>
+            <w:pPr>
+              <w:spacing w:after="0" w:line="220" w:lineRule="auto"/>
             </w:pPr>
             <w:r>
               <w:rPr>
@@ -408,24 +679,24 @@
         </w:tc>
         <w:tc>
           <w:tcPr>
-            <w:tcW w:type="dxa" w:w="1950"/>
+            <w:tcW w:type="dxa" w:w="1900"/>
             <w:tcBorders>
               <w:top w:val="none" w:color="auto" w:sz="0"/>
               <w:left w:val="none" w:color="auto" w:sz="0"/>
-              <w:bottom w:val="single" w:color="EAE6DE" w:sz="4"/>
-              <w:right w:val="none" w:color="auto" w:sz="0"/>
-            </w:tcBorders>
-            <w:tcMar>
-              <w:top w:type="dxa" w:w="42"/>
-              <w:left w:type="dxa" w:w="150"/>
-              <w:bottom w:type="dxa" w:w="42"/>
+              <w:bottom w:val="none" w:color="auto" w:sz="0"/>
+              <w:right w:val="none" w:color="auto" w:sz="0"/>
+            </w:tcBorders>
+            <w:tcMar>
+              <w:top w:type="dxa" w:w="58"/>
+              <w:left w:type="dxa" w:w="220"/>
+              <w:bottom w:type="dxa" w:w="58"/>
               <w:right w:type="dxa" w:w="60"/>
             </w:tcMar>
-            <w:vAlign w:val="top"/>
-          </w:tcPr>
-          <w:p>
-            <w:pPr>
-              <w:spacing w:after="0" w:line="230" w:lineRule="auto"/>
+            <w:vAlign w:val="center"/>
+          </w:tcPr>
+          <w:p>
+            <w:pPr>
+              <w:spacing w:after="0" w:line="220" w:lineRule="auto"/>
             </w:pPr>
             <w:r>
               <w:rPr>
@@ -446,24 +717,24 @@
         </w:tc>
         <w:tc>
           <w:tcPr>
-            <w:tcW w:type="dxa" w:w="2869"/>
+            <w:tcW w:type="dxa" w:w="2919"/>
             <w:tcBorders>
               <w:top w:val="none" w:color="auto" w:sz="0"/>
               <w:left w:val="none" w:color="auto" w:sz="0"/>
-              <w:bottom w:val="single" w:color="EAE6DE" w:sz="4"/>
-              <w:right w:val="none" w:color="auto" w:sz="0"/>
-            </w:tcBorders>
-            <w:tcMar>
-              <w:top w:type="dxa" w:w="42"/>
+              <w:bottom w:val="none" w:color="auto" w:sz="0"/>
+              <w:right w:val="none" w:color="auto" w:sz="0"/>
+            </w:tcBorders>
+            <w:tcMar>
+              <w:top w:type="dxa" w:w="58"/>
               <w:left w:type="dxa" w:w="60"/>
-              <w:bottom w:type="dxa" w:w="42"/>
-              <w:right w:type="dxa" w:w="60"/>
-            </w:tcMar>
-            <w:vAlign w:val="top"/>
-          </w:tcPr>
-          <w:p>
-            <w:pPr>
-              <w:spacing w:after="0" w:line="230" w:lineRule="auto"/>
+              <w:bottom w:type="dxa" w:w="58"/>
+              <w:right w:type="dxa" w:w="170"/>
+            </w:tcMar>
+            <w:vAlign w:val="center"/>
+          </w:tcPr>
+          <w:p>
+            <w:pPr>
+              <w:spacing w:after="0" w:line="220" w:lineRule="auto"/>
             </w:pPr>
             <w:r>
               <w:rPr>
@@ -484,24 +755,25 @@
       <w:tr>
         <w:tc>
           <w:tcPr>
-            <w:tcW w:type="dxa" w:w="1950"/>
+            <w:tcW w:type="dxa" w:w="1900"/>
             <w:tcBorders>
               <w:top w:val="none" w:color="auto" w:sz="0"/>
               <w:left w:val="none" w:color="auto" w:sz="0"/>
-              <w:bottom w:val="single" w:color="EAE6DE" w:sz="4"/>
-              <w:right w:val="none" w:color="auto" w:sz="0"/>
-            </w:tcBorders>
-            <w:tcMar>
-              <w:top w:type="dxa" w:w="42"/>
-              <w:left w:type="dxa" w:w="0"/>
-              <w:bottom w:type="dxa" w:w="42"/>
+              <w:bottom w:val="none" w:color="auto" w:sz="0"/>
+              <w:right w:val="none" w:color="auto" w:sz="0"/>
+            </w:tcBorders>
+            <w:shd w:fill="FAF8F5" w:color="auto" w:val="clear"/>
+            <w:tcMar>
+              <w:top w:type="dxa" w:w="58"/>
+              <w:left w:type="dxa" w:w="170"/>
+              <w:bottom w:type="dxa" w:w="58"/>
               <w:right w:type="dxa" w:w="60"/>
             </w:tcMar>
-            <w:vAlign w:val="top"/>
-          </w:tcPr>
-          <w:p>
-            <w:pPr>
-              <w:spacing w:after="0" w:line="230" w:lineRule="auto"/>
+            <w:vAlign w:val="center"/>
+          </w:tcPr>
+          <w:p>
+            <w:pPr>
+              <w:spacing w:after="0" w:line="220" w:lineRule="auto"/>
             </w:pPr>
             <w:r>
               <w:rPr>
@@ -516,30 +788,31 @@
                 <w:sz w:val="14"/>
                 <w:szCs w:val="14"/>
               </w:rPr>
-              <w:t xml:space="preserve">Срок сдачи</w:t>
-            </w:r>
-          </w:p>
-        </w:tc>
-        <w:tc>
-          <w:tcPr>
-            <w:tcW w:type="dxa" w:w="2869"/>
+              <w:t xml:space="preserve">Секции</w:t>
+            </w:r>
+          </w:p>
+        </w:tc>
+        <w:tc>
+          <w:tcPr>
+            <w:tcW w:type="dxa" w:w="2919"/>
             <w:tcBorders>
               <w:top w:val="none" w:color="auto" w:sz="0"/>
               <w:left w:val="none" w:color="auto" w:sz="0"/>
-              <w:bottom w:val="single" w:color="EAE6DE" w:sz="4"/>
-              <w:right w:val="none" w:color="auto" w:sz="0"/>
-            </w:tcBorders>
-            <w:tcMar>
-              <w:top w:type="dxa" w:w="42"/>
+              <w:bottom w:val="none" w:color="auto" w:sz="0"/>
+              <w:right w:val="none" w:color="auto" w:sz="0"/>
+            </w:tcBorders>
+            <w:shd w:fill="FAF8F5" w:color="auto" w:val="clear"/>
+            <w:tcMar>
+              <w:top w:type="dxa" w:w="58"/>
               <w:left w:type="dxa" w:w="60"/>
-              <w:bottom w:type="dxa" w:w="42"/>
+              <w:bottom w:type="dxa" w:w="58"/>
               <w:right w:type="dxa" w:w="60"/>
             </w:tcMar>
-            <w:vAlign w:val="top"/>
-          </w:tcPr>
-          <w:p>
-            <w:pPr>
-              <w:spacing w:after="0" w:line="230" w:lineRule="auto"/>
+            <w:vAlign w:val="center"/>
+          </w:tcPr>
+          <w:p>
+            <w:pPr>
+              <w:spacing w:after="0" w:line="220" w:lineRule="auto"/>
             </w:pPr>
             <w:r>
               <w:rPr>
@@ -552,30 +825,31 @@
                 <w:sz w:val="17"/>
                 <w:szCs w:val="17"/>
               </w:rPr>
-              <w:t xml:space="preserve">IV квартал 2029 г.</w:t>
-            </w:r>
-          </w:p>
-        </w:tc>
-        <w:tc>
-          <w:tcPr>
-            <w:tcW w:type="dxa" w:w="1950"/>
+              <w:t xml:space="preserve">11 разновысотных</w:t>
+            </w:r>
+          </w:p>
+        </w:tc>
+        <w:tc>
+          <w:tcPr>
+            <w:tcW w:type="dxa" w:w="1900"/>
             <w:tcBorders>
               <w:top w:val="none" w:color="auto" w:sz="0"/>
               <w:left w:val="none" w:color="auto" w:sz="0"/>
-              <w:bottom w:val="single" w:color="EAE6DE" w:sz="4"/>
-              <w:right w:val="none" w:color="auto" w:sz="0"/>
-            </w:tcBorders>
-            <w:tcMar>
-              <w:top w:type="dxa" w:w="42"/>
-              <w:left w:type="dxa" w:w="150"/>
-              <w:bottom w:type="dxa" w:w="42"/>
+              <w:bottom w:val="none" w:color="auto" w:sz="0"/>
+              <w:right w:val="none" w:color="auto" w:sz="0"/>
+            </w:tcBorders>
+            <w:shd w:fill="FAF8F5" w:color="auto" w:val="clear"/>
+            <w:tcMar>
+              <w:top w:type="dxa" w:w="58"/>
+              <w:left w:type="dxa" w:w="220"/>
+              <w:bottom w:type="dxa" w:w="58"/>
               <w:right w:type="dxa" w:w="60"/>
             </w:tcMar>
-            <w:vAlign w:val="top"/>
-          </w:tcPr>
-          <w:p>
-            <w:pPr>
-              <w:spacing w:after="0" w:line="230" w:lineRule="auto"/>
+            <w:vAlign w:val="center"/>
+          </w:tcPr>
+          <w:p>
+            <w:pPr>
+              <w:spacing w:after="0" w:line="220" w:lineRule="auto"/>
             </w:pPr>
             <w:r>
               <w:rPr>
@@ -590,30 +864,31 @@
                 <w:sz w:val="14"/>
                 <w:szCs w:val="14"/>
               </w:rPr>
-              <w:t xml:space="preserve">Стадия</w:t>
-            </w:r>
-          </w:p>
-        </w:tc>
-        <w:tc>
-          <w:tcPr>
-            <w:tcW w:type="dxa" w:w="2869"/>
+              <w:t xml:space="preserve">Площади</w:t>
+            </w:r>
+          </w:p>
+        </w:tc>
+        <w:tc>
+          <w:tcPr>
+            <w:tcW w:type="dxa" w:w="2919"/>
             <w:tcBorders>
               <w:top w:val="none" w:color="auto" w:sz="0"/>
               <w:left w:val="none" w:color="auto" w:sz="0"/>
-              <w:bottom w:val="single" w:color="EAE6DE" w:sz="4"/>
-              <w:right w:val="none" w:color="auto" w:sz="0"/>
-            </w:tcBorders>
-            <w:tcMar>
-              <w:top w:type="dxa" w:w="42"/>
+              <w:bottom w:val="none" w:color="auto" w:sz="0"/>
+              <w:right w:val="none" w:color="auto" w:sz="0"/>
+            </w:tcBorders>
+            <w:shd w:fill="FAF8F5" w:color="auto" w:val="clear"/>
+            <w:tcMar>
+              <w:top w:type="dxa" w:w="58"/>
               <w:left w:type="dxa" w:w="60"/>
-              <w:bottom w:type="dxa" w:w="42"/>
-              <w:right w:type="dxa" w:w="60"/>
-            </w:tcMar>
-            <w:vAlign w:val="top"/>
-          </w:tcPr>
-          <w:p>
-            <w:pPr>
-              <w:spacing w:after="0" w:line="230" w:lineRule="auto"/>
+              <w:bottom w:type="dxa" w:w="58"/>
+              <w:right w:type="dxa" w:w="170"/>
+            </w:tcMar>
+            <w:vAlign w:val="center"/>
+          </w:tcPr>
+          <w:p>
+            <w:pPr>
+              <w:spacing w:after="0" w:line="220" w:lineRule="auto"/>
             </w:pPr>
             <w:r>
               <w:rPr>
@@ -626,7 +901,7 @@
                 <w:sz w:val="17"/>
                 <w:szCs w:val="17"/>
               </w:rPr>
-              <w:t xml:space="preserve">Начальная, готовность ≈1 %</w:t>
+              <w:t xml:space="preserve">от 28 до 161 м²</w:t>
             </w:r>
           </w:p>
         </w:tc>
@@ -634,24 +909,24 @@
       <w:tr>
         <w:tc>
           <w:tcPr>
-            <w:tcW w:type="dxa" w:w="1950"/>
+            <w:tcW w:type="dxa" w:w="1900"/>
             <w:tcBorders>
               <w:top w:val="none" w:color="auto" w:sz="0"/>
               <w:left w:val="none" w:color="auto" w:sz="0"/>
-              <w:bottom w:val="single" w:color="EAE6DE" w:sz="4"/>
-              <w:right w:val="none" w:color="auto" w:sz="0"/>
-            </w:tcBorders>
-            <w:tcMar>
-              <w:top w:type="dxa" w:w="42"/>
-              <w:left w:type="dxa" w:w="0"/>
-              <w:bottom w:type="dxa" w:w="42"/>
+              <w:bottom w:val="none" w:color="auto" w:sz="0"/>
+              <w:right w:val="none" w:color="auto" w:sz="0"/>
+            </w:tcBorders>
+            <w:tcMar>
+              <w:top w:type="dxa" w:w="58"/>
+              <w:left w:type="dxa" w:w="170"/>
+              <w:bottom w:type="dxa" w:w="58"/>
               <w:right w:type="dxa" w:w="60"/>
             </w:tcMar>
-            <w:vAlign w:val="top"/>
-          </w:tcPr>
-          <w:p>
-            <w:pPr>
-              <w:spacing w:after="0" w:line="230" w:lineRule="auto"/>
+            <w:vAlign w:val="center"/>
+          </w:tcPr>
+          <w:p>
+            <w:pPr>
+              <w:spacing w:after="0" w:line="220" w:lineRule="auto"/>
             </w:pPr>
             <w:r>
               <w:rPr>
@@ -666,30 +941,30 @@
                 <w:sz w:val="14"/>
                 <w:szCs w:val="14"/>
               </w:rPr>
-              <w:t xml:space="preserve">Секции</w:t>
-            </w:r>
-          </w:p>
-        </w:tc>
-        <w:tc>
-          <w:tcPr>
-            <w:tcW w:type="dxa" w:w="2869"/>
+              <w:t xml:space="preserve">Потолки</w:t>
+            </w:r>
+          </w:p>
+        </w:tc>
+        <w:tc>
+          <w:tcPr>
+            <w:tcW w:type="dxa" w:w="2919"/>
             <w:tcBorders>
               <w:top w:val="none" w:color="auto" w:sz="0"/>
               <w:left w:val="none" w:color="auto" w:sz="0"/>
-              <w:bottom w:val="single" w:color="EAE6DE" w:sz="4"/>
-              <w:right w:val="none" w:color="auto" w:sz="0"/>
-            </w:tcBorders>
-            <w:tcMar>
-              <w:top w:type="dxa" w:w="42"/>
+              <w:bottom w:val="none" w:color="auto" w:sz="0"/>
+              <w:right w:val="none" w:color="auto" w:sz="0"/>
+            </w:tcBorders>
+            <w:tcMar>
+              <w:top w:type="dxa" w:w="58"/>
               <w:left w:type="dxa" w:w="60"/>
-              <w:bottom w:type="dxa" w:w="42"/>
+              <w:bottom w:type="dxa" w:w="58"/>
               <w:right w:type="dxa" w:w="60"/>
             </w:tcMar>
-            <w:vAlign w:val="top"/>
-          </w:tcPr>
-          <w:p>
-            <w:pPr>
-              <w:spacing w:after="0" w:line="230" w:lineRule="auto"/>
+            <w:vAlign w:val="center"/>
+          </w:tcPr>
+          <w:p>
+            <w:pPr>
+              <w:spacing w:after="0" w:line="220" w:lineRule="auto"/>
             </w:pPr>
             <w:r>
               <w:rPr>
@@ -702,30 +977,30 @@
                 <w:sz w:val="17"/>
                 <w:szCs w:val="17"/>
               </w:rPr>
-              <w:t xml:space="preserve">11 разновысотных секций</w:t>
-            </w:r>
-          </w:p>
-        </w:tc>
-        <w:tc>
-          <w:tcPr>
-            <w:tcW w:type="dxa" w:w="1950"/>
+              <w:t xml:space="preserve">от 3,1 м</w:t>
+            </w:r>
+          </w:p>
+        </w:tc>
+        <w:tc>
+          <w:tcPr>
+            <w:tcW w:type="dxa" w:w="1900"/>
             <w:tcBorders>
               <w:top w:val="none" w:color="auto" w:sz="0"/>
               <w:left w:val="none" w:color="auto" w:sz="0"/>
-              <w:bottom w:val="single" w:color="EAE6DE" w:sz="4"/>
-              <w:right w:val="none" w:color="auto" w:sz="0"/>
-            </w:tcBorders>
-            <w:tcMar>
-              <w:top w:type="dxa" w:w="42"/>
-              <w:left w:type="dxa" w:w="150"/>
-              <w:bottom w:type="dxa" w:w="42"/>
+              <w:bottom w:val="none" w:color="auto" w:sz="0"/>
+              <w:right w:val="none" w:color="auto" w:sz="0"/>
+            </w:tcBorders>
+            <w:tcMar>
+              <w:top w:type="dxa" w:w="58"/>
+              <w:left w:type="dxa" w:w="220"/>
+              <w:bottom w:type="dxa" w:w="58"/>
               <w:right w:type="dxa" w:w="60"/>
             </w:tcMar>
-            <w:vAlign w:val="top"/>
-          </w:tcPr>
-          <w:p>
-            <w:pPr>
-              <w:spacing w:after="0" w:line="230" w:lineRule="auto"/>
+            <w:vAlign w:val="center"/>
+          </w:tcPr>
+          <w:p>
+            <w:pPr>
+              <w:spacing w:after="0" w:line="220" w:lineRule="auto"/>
             </w:pPr>
             <w:r>
               <w:rPr>
@@ -740,30 +1015,30 @@
                 <w:sz w:val="14"/>
                 <w:szCs w:val="14"/>
               </w:rPr>
-              <w:t xml:space="preserve">Этажность</w:t>
-            </w:r>
-          </w:p>
-        </w:tc>
-        <w:tc>
-          <w:tcPr>
-            <w:tcW w:type="dxa" w:w="2869"/>
+              <w:t xml:space="preserve">Отделка</w:t>
+            </w:r>
+          </w:p>
+        </w:tc>
+        <w:tc>
+          <w:tcPr>
+            <w:tcW w:type="dxa" w:w="2919"/>
             <w:tcBorders>
               <w:top w:val="none" w:color="auto" w:sz="0"/>
               <w:left w:val="none" w:color="auto" w:sz="0"/>
-              <w:bottom w:val="single" w:color="EAE6DE" w:sz="4"/>
-              <w:right w:val="none" w:color="auto" w:sz="0"/>
-            </w:tcBorders>
-            <w:tcMar>
-              <w:top w:type="dxa" w:w="42"/>
+              <w:bottom w:val="none" w:color="auto" w:sz="0"/>
+              <w:right w:val="none" w:color="auto" w:sz="0"/>
+            </w:tcBorders>
+            <w:tcMar>
+              <w:top w:type="dxa" w:w="58"/>
               <w:left w:type="dxa" w:w="60"/>
-              <w:bottom w:type="dxa" w:w="42"/>
-              <w:right w:type="dxa" w:w="60"/>
-            </w:tcMar>
-            <w:vAlign w:val="top"/>
-          </w:tcPr>
-          <w:p>
-            <w:pPr>
-              <w:spacing w:after="0" w:line="230" w:lineRule="auto"/>
+              <w:bottom w:type="dxa" w:w="58"/>
+              <w:right w:type="dxa" w:w="170"/>
+            </w:tcMar>
+            <w:vAlign w:val="center"/>
+          </w:tcPr>
+          <w:p>
+            <w:pPr>
+              <w:spacing w:after="0" w:line="220" w:lineRule="auto"/>
             </w:pPr>
             <w:r>
               <w:rPr>
@@ -776,7 +1051,7 @@
                 <w:sz w:val="17"/>
                 <w:szCs w:val="17"/>
               </w:rPr>
-              <w:t xml:space="preserve">от 8 до 25 этажей</w:t>
+              <w:t xml:space="preserve">Без отделки</w:t>
             </w:r>
           </w:p>
         </w:tc>
@@ -784,24 +1059,25 @@
       <w:tr>
         <w:tc>
           <w:tcPr>
-            <w:tcW w:type="dxa" w:w="1950"/>
+            <w:tcW w:type="dxa" w:w="1900"/>
             <w:tcBorders>
               <w:top w:val="none" w:color="auto" w:sz="0"/>
               <w:left w:val="none" w:color="auto" w:sz="0"/>
-              <w:bottom w:val="single" w:color="EAE6DE" w:sz="4"/>
-              <w:right w:val="none" w:color="auto" w:sz="0"/>
-            </w:tcBorders>
-            <w:tcMar>
-              <w:top w:type="dxa" w:w="42"/>
-              <w:left w:type="dxa" w:w="0"/>
-              <w:bottom w:type="dxa" w:w="42"/>
+              <w:bottom w:val="none" w:color="auto" w:sz="0"/>
+              <w:right w:val="none" w:color="auto" w:sz="0"/>
+            </w:tcBorders>
+            <w:shd w:fill="FAF8F5" w:color="auto" w:val="clear"/>
+            <w:tcMar>
+              <w:top w:type="dxa" w:w="58"/>
+              <w:left w:type="dxa" w:w="170"/>
+              <w:bottom w:type="dxa" w:w="58"/>
               <w:right w:type="dxa" w:w="60"/>
             </w:tcMar>
-            <w:vAlign w:val="top"/>
-          </w:tcPr>
-          <w:p>
-            <w:pPr>
-              <w:spacing w:after="0" w:line="230" w:lineRule="auto"/>
+            <w:vAlign w:val="center"/>
+          </w:tcPr>
+          <w:p>
+            <w:pPr>
+              <w:spacing w:after="0" w:line="220" w:lineRule="auto"/>
             </w:pPr>
             <w:r>
               <w:rPr>
@@ -816,30 +1092,31 @@
                 <w:sz w:val="14"/>
                 <w:szCs w:val="14"/>
               </w:rPr>
-              <w:t xml:space="preserve">Квартир</w:t>
-            </w:r>
-          </w:p>
-        </w:tc>
-        <w:tc>
-          <w:tcPr>
-            <w:tcW w:type="dxa" w:w="2869"/>
+              <w:t xml:space="preserve">Конструктив</w:t>
+            </w:r>
+          </w:p>
+        </w:tc>
+        <w:tc>
+          <w:tcPr>
+            <w:tcW w:type="dxa" w:w="2919"/>
             <w:tcBorders>
               <w:top w:val="none" w:color="auto" w:sz="0"/>
               <w:left w:val="none" w:color="auto" w:sz="0"/>
-              <w:bottom w:val="single" w:color="EAE6DE" w:sz="4"/>
-              <w:right w:val="none" w:color="auto" w:sz="0"/>
-            </w:tcBorders>
-            <w:tcMar>
-              <w:top w:type="dxa" w:w="42"/>
+              <w:bottom w:val="none" w:color="auto" w:sz="0"/>
+              <w:right w:val="none" w:color="auto" w:sz="0"/>
+            </w:tcBorders>
+            <w:shd w:fill="FAF8F5" w:color="auto" w:val="clear"/>
+            <w:tcMar>
+              <w:top w:type="dxa" w:w="58"/>
               <w:left w:type="dxa" w:w="60"/>
-              <w:bottom w:type="dxa" w:w="42"/>
+              <w:bottom w:type="dxa" w:w="58"/>
               <w:right w:type="dxa" w:w="60"/>
             </w:tcMar>
-            <w:vAlign w:val="top"/>
-          </w:tcPr>
-          <w:p>
-            <w:pPr>
-              <w:spacing w:after="0" w:line="230" w:lineRule="auto"/>
+            <w:vAlign w:val="center"/>
+          </w:tcPr>
+          <w:p>
+            <w:pPr>
+              <w:spacing w:after="0" w:line="220" w:lineRule="auto"/>
             </w:pPr>
             <w:r>
               <w:rPr>
@@ -852,30 +1129,31 @@
                 <w:sz w:val="17"/>
                 <w:szCs w:val="17"/>
               </w:rPr>
-              <w:t xml:space="preserve">672 · более 100 планировок</w:t>
-            </w:r>
-          </w:p>
-        </w:tc>
-        <w:tc>
-          <w:tcPr>
-            <w:tcW w:type="dxa" w:w="1950"/>
+              <w:t xml:space="preserve">Монолит</w:t>
+            </w:r>
+          </w:p>
+        </w:tc>
+        <w:tc>
+          <w:tcPr>
+            <w:tcW w:type="dxa" w:w="1900"/>
             <w:tcBorders>
               <w:top w:val="none" w:color="auto" w:sz="0"/>
               <w:left w:val="none" w:color="auto" w:sz="0"/>
-              <w:bottom w:val="single" w:color="EAE6DE" w:sz="4"/>
-              <w:right w:val="none" w:color="auto" w:sz="0"/>
-            </w:tcBorders>
-            <w:tcMar>
-              <w:top w:type="dxa" w:w="42"/>
-              <w:left w:type="dxa" w:w="150"/>
-              <w:bottom w:type="dxa" w:w="42"/>
+              <w:bottom w:val="none" w:color="auto" w:sz="0"/>
+              <w:right w:val="none" w:color="auto" w:sz="0"/>
+            </w:tcBorders>
+            <w:shd w:fill="FAF8F5" w:color="auto" w:val="clear"/>
+            <w:tcMar>
+              <w:top w:type="dxa" w:w="58"/>
+              <w:left w:type="dxa" w:w="220"/>
+              <w:bottom w:type="dxa" w:w="58"/>
               <w:right w:type="dxa" w:w="60"/>
             </w:tcMar>
-            <w:vAlign w:val="top"/>
-          </w:tcPr>
-          <w:p>
-            <w:pPr>
-              <w:spacing w:after="0" w:line="230" w:lineRule="auto"/>
+            <w:vAlign w:val="center"/>
+          </w:tcPr>
+          <w:p>
+            <w:pPr>
+              <w:spacing w:after="0" w:line="220" w:lineRule="auto"/>
             </w:pPr>
             <w:r>
               <w:rPr>
@@ -890,30 +1168,31 @@
                 <w:sz w:val="14"/>
                 <w:szCs w:val="14"/>
               </w:rPr>
-              <w:t xml:space="preserve">Площади</w:t>
-            </w:r>
-          </w:p>
-        </w:tc>
-        <w:tc>
-          <w:tcPr>
-            <w:tcW w:type="dxa" w:w="2869"/>
+              <w:t xml:space="preserve">Участок</w:t>
+            </w:r>
+          </w:p>
+        </w:tc>
+        <w:tc>
+          <w:tcPr>
+            <w:tcW w:type="dxa" w:w="2919"/>
             <w:tcBorders>
               <w:top w:val="none" w:color="auto" w:sz="0"/>
               <w:left w:val="none" w:color="auto" w:sz="0"/>
-              <w:bottom w:val="single" w:color="EAE6DE" w:sz="4"/>
-              <w:right w:val="none" w:color="auto" w:sz="0"/>
-            </w:tcBorders>
-            <w:tcMar>
-              <w:top w:type="dxa" w:w="42"/>
+              <w:bottom w:val="none" w:color="auto" w:sz="0"/>
+              <w:right w:val="none" w:color="auto" w:sz="0"/>
+            </w:tcBorders>
+            <w:shd w:fill="FAF8F5" w:color="auto" w:val="clear"/>
+            <w:tcMar>
+              <w:top w:type="dxa" w:w="58"/>
               <w:left w:type="dxa" w:w="60"/>
-              <w:bottom w:type="dxa" w:w="42"/>
-              <w:right w:type="dxa" w:w="60"/>
-            </w:tcMar>
-            <w:vAlign w:val="top"/>
-          </w:tcPr>
-          <w:p>
-            <w:pPr>
-              <w:spacing w:after="0" w:line="230" w:lineRule="auto"/>
+              <w:bottom w:type="dxa" w:w="58"/>
+              <w:right w:type="dxa" w:w="170"/>
+            </w:tcMar>
+            <w:vAlign w:val="center"/>
+          </w:tcPr>
+          <w:p>
+            <w:pPr>
+              <w:spacing w:after="0" w:line="220" w:lineRule="auto"/>
             </w:pPr>
             <w:r>
               <w:rPr>
@@ -926,7 +1205,7 @@
                 <w:sz w:val="17"/>
                 <w:szCs w:val="17"/>
               </w:rPr>
-              <w:t xml:space="preserve">от 28 до 161 м²</w:t>
+              <w:t xml:space="preserve">2,62 га</w:t>
             </w:r>
           </w:p>
         </w:tc>
@@ -934,24 +1213,24 @@
       <w:tr>
         <w:tc>
           <w:tcPr>
-            <w:tcW w:type="dxa" w:w="1950"/>
+            <w:tcW w:type="dxa" w:w="1900"/>
             <w:tcBorders>
               <w:top w:val="none" w:color="auto" w:sz="0"/>
               <w:left w:val="none" w:color="auto" w:sz="0"/>
-              <w:bottom w:val="single" w:color="EAE6DE" w:sz="4"/>
-              <w:right w:val="none" w:color="auto" w:sz="0"/>
-            </w:tcBorders>
-            <w:tcMar>
-              <w:top w:type="dxa" w:w="42"/>
-              <w:left w:type="dxa" w:w="0"/>
-              <w:bottom w:type="dxa" w:w="42"/>
+              <w:bottom w:val="none" w:color="auto" w:sz="0"/>
+              <w:right w:val="none" w:color="auto" w:sz="0"/>
+            </w:tcBorders>
+            <w:tcMar>
+              <w:top w:type="dxa" w:w="58"/>
+              <w:left w:type="dxa" w:w="170"/>
+              <w:bottom w:type="dxa" w:w="58"/>
               <w:right w:type="dxa" w:w="60"/>
             </w:tcMar>
-            <w:vAlign w:val="top"/>
-          </w:tcPr>
-          <w:p>
-            <w:pPr>
-              <w:spacing w:after="0" w:line="230" w:lineRule="auto"/>
+            <w:vAlign w:val="center"/>
+          </w:tcPr>
+          <w:p>
+            <w:pPr>
+              <w:spacing w:after="0" w:line="220" w:lineRule="auto"/>
             </w:pPr>
             <w:r>
               <w:rPr>
@@ -966,30 +1245,30 @@
                 <w:sz w:val="14"/>
                 <w:szCs w:val="14"/>
               </w:rPr>
-              <w:t xml:space="preserve">Потолки</w:t>
-            </w:r>
-          </w:p>
-        </w:tc>
-        <w:tc>
-          <w:tcPr>
-            <w:tcW w:type="dxa" w:w="2869"/>
+              <w:t xml:space="preserve">Паркинг</w:t>
+            </w:r>
+          </w:p>
+        </w:tc>
+        <w:tc>
+          <w:tcPr>
+            <w:tcW w:type="dxa" w:w="2919"/>
             <w:tcBorders>
               <w:top w:val="none" w:color="auto" w:sz="0"/>
               <w:left w:val="none" w:color="auto" w:sz="0"/>
-              <w:bottom w:val="single" w:color="EAE6DE" w:sz="4"/>
-              <w:right w:val="none" w:color="auto" w:sz="0"/>
-            </w:tcBorders>
-            <w:tcMar>
-              <w:top w:type="dxa" w:w="42"/>
+              <w:bottom w:val="none" w:color="auto" w:sz="0"/>
+              <w:right w:val="none" w:color="auto" w:sz="0"/>
+            </w:tcBorders>
+            <w:tcMar>
+              <w:top w:type="dxa" w:w="58"/>
               <w:left w:type="dxa" w:w="60"/>
-              <w:bottom w:type="dxa" w:w="42"/>
+              <w:bottom w:type="dxa" w:w="58"/>
               <w:right w:type="dxa" w:w="60"/>
             </w:tcMar>
-            <w:vAlign w:val="top"/>
-          </w:tcPr>
-          <w:p>
-            <w:pPr>
-              <w:spacing w:after="0" w:line="230" w:lineRule="auto"/>
+            <w:vAlign w:val="center"/>
+          </w:tcPr>
+          <w:p>
+            <w:pPr>
+              <w:spacing w:after="0" w:line="220" w:lineRule="auto"/>
             </w:pPr>
             <w:r>
               <w:rPr>
@@ -1002,30 +1281,30 @@
                 <w:sz w:val="17"/>
                 <w:szCs w:val="17"/>
               </w:rPr>
-              <w:t xml:space="preserve">от 3,1 м</w:t>
-            </w:r>
-          </w:p>
-        </w:tc>
-        <w:tc>
-          <w:tcPr>
-            <w:tcW w:type="dxa" w:w="1950"/>
+              <w:t xml:space="preserve">2 уровня, 363 м/м</w:t>
+            </w:r>
+          </w:p>
+        </w:tc>
+        <w:tc>
+          <w:tcPr>
+            <w:tcW w:type="dxa" w:w="1900"/>
             <w:tcBorders>
               <w:top w:val="none" w:color="auto" w:sz="0"/>
               <w:left w:val="none" w:color="auto" w:sz="0"/>
-              <w:bottom w:val="single" w:color="EAE6DE" w:sz="4"/>
-              <w:right w:val="none" w:color="auto" w:sz="0"/>
-            </w:tcBorders>
-            <w:tcMar>
-              <w:top w:type="dxa" w:w="42"/>
-              <w:left w:type="dxa" w:w="150"/>
-              <w:bottom w:type="dxa" w:w="42"/>
+              <w:bottom w:val="none" w:color="auto" w:sz="0"/>
+              <w:right w:val="none" w:color="auto" w:sz="0"/>
+            </w:tcBorders>
+            <w:tcMar>
+              <w:top w:type="dxa" w:w="58"/>
+              <w:left w:type="dxa" w:w="220"/>
+              <w:bottom w:type="dxa" w:w="58"/>
               <w:right w:type="dxa" w:w="60"/>
             </w:tcMar>
-            <w:vAlign w:val="top"/>
-          </w:tcPr>
-          <w:p>
-            <w:pPr>
-              <w:spacing w:after="0" w:line="230" w:lineRule="auto"/>
+            <w:vAlign w:val="center"/>
+          </w:tcPr>
+          <w:p>
+            <w:pPr>
+              <w:spacing w:after="0" w:line="220" w:lineRule="auto"/>
             </w:pPr>
             <w:r>
               <w:rPr>
@@ -1040,30 +1319,30 @@
                 <w:sz w:val="14"/>
                 <w:szCs w:val="14"/>
               </w:rPr>
-              <w:t xml:space="preserve">Отделка</w:t>
-            </w:r>
-          </w:p>
-        </w:tc>
-        <w:tc>
-          <w:tcPr>
-            <w:tcW w:type="dxa" w:w="2869"/>
+              <w:t xml:space="preserve">Архитектура</w:t>
+            </w:r>
+          </w:p>
+        </w:tc>
+        <w:tc>
+          <w:tcPr>
+            <w:tcW w:type="dxa" w:w="2919"/>
             <w:tcBorders>
               <w:top w:val="none" w:color="auto" w:sz="0"/>
               <w:left w:val="none" w:color="auto" w:sz="0"/>
-              <w:bottom w:val="single" w:color="EAE6DE" w:sz="4"/>
-              <w:right w:val="none" w:color="auto" w:sz="0"/>
-            </w:tcBorders>
-            <w:tcMar>
-              <w:top w:type="dxa" w:w="42"/>
+              <w:bottom w:val="none" w:color="auto" w:sz="0"/>
+              <w:right w:val="none" w:color="auto" w:sz="0"/>
+            </w:tcBorders>
+            <w:tcMar>
+              <w:top w:type="dxa" w:w="58"/>
               <w:left w:type="dxa" w:w="60"/>
-              <w:bottom w:type="dxa" w:w="42"/>
-              <w:right w:type="dxa" w:w="60"/>
-            </w:tcMar>
-            <w:vAlign w:val="top"/>
-          </w:tcPr>
-          <w:p>
-            <w:pPr>
-              <w:spacing w:after="0" w:line="230" w:lineRule="auto"/>
+              <w:bottom w:type="dxa" w:w="58"/>
+              <w:right w:type="dxa" w:w="170"/>
+            </w:tcMar>
+            <w:vAlign w:val="center"/>
+          </w:tcPr>
+          <w:p>
+            <w:pPr>
+              <w:spacing w:after="0" w:line="220" w:lineRule="auto"/>
             </w:pPr>
             <w:r>
               <w:rPr>
@@ -1076,7 +1355,7 @@
                 <w:sz w:val="17"/>
                 <w:szCs w:val="17"/>
               </w:rPr>
-              <w:t xml:space="preserve">Без отделки</w:t>
+              <w:t xml:space="preserve">GAFA · лобби DBA Group</w:t>
             </w:r>
           </w:p>
         </w:tc>
@@ -1084,24 +1363,25 @@
       <w:tr>
         <w:tc>
           <w:tcPr>
-            <w:tcW w:type="dxa" w:w="1950"/>
+            <w:tcW w:type="dxa" w:w="1900"/>
             <w:tcBorders>
               <w:top w:val="none" w:color="auto" w:sz="0"/>
               <w:left w:val="none" w:color="auto" w:sz="0"/>
-              <w:bottom w:val="single" w:color="EAE6DE" w:sz="4"/>
-              <w:right w:val="none" w:color="auto" w:sz="0"/>
-            </w:tcBorders>
-            <w:tcMar>
-              <w:top w:type="dxa" w:w="42"/>
-              <w:left w:type="dxa" w:w="0"/>
-              <w:bottom w:type="dxa" w:w="42"/>
+              <w:bottom w:val="none" w:color="auto" w:sz="0"/>
+              <w:right w:val="none" w:color="auto" w:sz="0"/>
+            </w:tcBorders>
+            <w:shd w:fill="FAF8F5" w:color="auto" w:val="clear"/>
+            <w:tcMar>
+              <w:top w:type="dxa" w:w="58"/>
+              <w:left w:type="dxa" w:w="170"/>
+              <w:bottom w:type="dxa" w:w="58"/>
               <w:right w:type="dxa" w:w="60"/>
             </w:tcMar>
-            <w:vAlign w:val="top"/>
-          </w:tcPr>
-          <w:p>
-            <w:pPr>
-              <w:spacing w:after="0" w:line="230" w:lineRule="auto"/>
+            <w:vAlign w:val="center"/>
+          </w:tcPr>
+          <w:p>
+            <w:pPr>
+              <w:spacing w:after="0" w:line="220" w:lineRule="auto"/>
             </w:pPr>
             <w:r>
               <w:rPr>
@@ -1116,30 +1396,31 @@
                 <w:sz w:val="14"/>
                 <w:szCs w:val="14"/>
               </w:rPr>
-              <w:t xml:space="preserve">Конструктив</w:t>
-            </w:r>
-          </w:p>
-        </w:tc>
-        <w:tc>
-          <w:tcPr>
-            <w:tcW w:type="dxa" w:w="2869"/>
+              <w:t xml:space="preserve">Схема продаж</w:t>
+            </w:r>
+          </w:p>
+        </w:tc>
+        <w:tc>
+          <w:tcPr>
+            <w:tcW w:type="dxa" w:w="2919"/>
             <w:tcBorders>
               <w:top w:val="none" w:color="auto" w:sz="0"/>
               <w:left w:val="none" w:color="auto" w:sz="0"/>
-              <w:bottom w:val="single" w:color="EAE6DE" w:sz="4"/>
-              <w:right w:val="none" w:color="auto" w:sz="0"/>
-            </w:tcBorders>
-            <w:tcMar>
-              <w:top w:type="dxa" w:w="42"/>
+              <w:bottom w:val="none" w:color="auto" w:sz="0"/>
+              <w:right w:val="none" w:color="auto" w:sz="0"/>
+            </w:tcBorders>
+            <w:shd w:fill="FAF8F5" w:color="auto" w:val="clear"/>
+            <w:tcMar>
+              <w:top w:type="dxa" w:w="58"/>
               <w:left w:type="dxa" w:w="60"/>
-              <w:bottom w:type="dxa" w:w="42"/>
+              <w:bottom w:type="dxa" w:w="58"/>
               <w:right w:type="dxa" w:w="60"/>
             </w:tcMar>
-            <w:vAlign w:val="top"/>
-          </w:tcPr>
-          <w:p>
-            <w:pPr>
-              <w:spacing w:after="0" w:line="230" w:lineRule="auto"/>
+            <w:vAlign w:val="center"/>
+          </w:tcPr>
+          <w:p>
+            <w:pPr>
+              <w:spacing w:after="0" w:line="220" w:lineRule="auto"/>
             </w:pPr>
             <w:r>
               <w:rPr>
@@ -1152,30 +1433,31 @@
                 <w:sz w:val="17"/>
                 <w:szCs w:val="17"/>
               </w:rPr>
-              <w:t xml:space="preserve">Монолит</w:t>
-            </w:r>
-          </w:p>
-        </w:tc>
-        <w:tc>
-          <w:tcPr>
-            <w:tcW w:type="dxa" w:w="1950"/>
+              <w:t xml:space="preserve">ДДУ, эскроу (214-ФЗ)</w:t>
+            </w:r>
+          </w:p>
+        </w:tc>
+        <w:tc>
+          <w:tcPr>
+            <w:tcW w:type="dxa" w:w="1900"/>
             <w:tcBorders>
               <w:top w:val="none" w:color="auto" w:sz="0"/>
               <w:left w:val="none" w:color="auto" w:sz="0"/>
-              <w:bottom w:val="single" w:color="EAE6DE" w:sz="4"/>
-              <w:right w:val="none" w:color="auto" w:sz="0"/>
-            </w:tcBorders>
-            <w:tcMar>
-              <w:top w:type="dxa" w:w="42"/>
-              <w:left w:type="dxa" w:w="150"/>
-              <w:bottom w:type="dxa" w:w="42"/>
+              <w:bottom w:val="none" w:color="auto" w:sz="0"/>
+              <w:right w:val="none" w:color="auto" w:sz="0"/>
+            </w:tcBorders>
+            <w:shd w:fill="FAF8F5" w:color="auto" w:val="clear"/>
+            <w:tcMar>
+              <w:top w:type="dxa" w:w="58"/>
+              <w:left w:type="dxa" w:w="220"/>
+              <w:bottom w:type="dxa" w:w="58"/>
               <w:right w:type="dxa" w:w="60"/>
             </w:tcMar>
-            <w:vAlign w:val="top"/>
-          </w:tcPr>
-          <w:p>
-            <w:pPr>
-              <w:spacing w:after="0" w:line="230" w:lineRule="auto"/>
+            <w:vAlign w:val="center"/>
+          </w:tcPr>
+          <w:p>
+            <w:pPr>
+              <w:spacing w:after="0" w:line="220" w:lineRule="auto"/>
             </w:pPr>
             <w:r>
               <w:rPr>
@@ -1190,330 +1472,31 @@
                 <w:sz w:val="14"/>
                 <w:szCs w:val="14"/>
               </w:rPr>
-              <w:t xml:space="preserve">Участок</w:t>
-            </w:r>
-          </w:p>
-        </w:tc>
-        <w:tc>
-          <w:tcPr>
-            <w:tcW w:type="dxa" w:w="2869"/>
+              <w:t xml:space="preserve">В экспозиции</w:t>
+            </w:r>
+          </w:p>
+        </w:tc>
+        <w:tc>
+          <w:tcPr>
+            <w:tcW w:type="dxa" w:w="2919"/>
             <w:tcBorders>
               <w:top w:val="none" w:color="auto" w:sz="0"/>
               <w:left w:val="none" w:color="auto" w:sz="0"/>
-              <w:bottom w:val="single" w:color="EAE6DE" w:sz="4"/>
-              <w:right w:val="none" w:color="auto" w:sz="0"/>
-            </w:tcBorders>
-            <w:tcMar>
-              <w:top w:type="dxa" w:w="42"/>
+              <w:bottom w:val="none" w:color="auto" w:sz="0"/>
+              <w:right w:val="none" w:color="auto" w:sz="0"/>
+            </w:tcBorders>
+            <w:shd w:fill="FAF8F5" w:color="auto" w:val="clear"/>
+            <w:tcMar>
+              <w:top w:type="dxa" w:w="58"/>
               <w:left w:type="dxa" w:w="60"/>
-              <w:bottom w:type="dxa" w:w="42"/>
-              <w:right w:type="dxa" w:w="60"/>
-            </w:tcMar>
-            <w:vAlign w:val="top"/>
-          </w:tcPr>
-          <w:p>
-            <w:pPr>
-              <w:spacing w:after="0" w:line="230" w:lineRule="auto"/>
-            </w:pPr>
-            <w:r>
-              <w:rPr>
-                <w:rFonts w:ascii="Arial" w:cs="Arial" w:eastAsia="Arial" w:hAnsi="Arial"/>
-                <w:b/>
-                <w:bCs/>
-                <w:i w:val="false"/>
-                <w:iCs w:val="false"/>
-                <w:color w:val="1F2A44"/>
-                <w:sz w:val="17"/>
-                <w:szCs w:val="17"/>
-              </w:rPr>
-              <w:t xml:space="preserve">2,62 га</w:t>
-            </w:r>
-          </w:p>
-        </w:tc>
-      </w:tr>
-      <w:tr>
-        <w:tc>
-          <w:tcPr>
-            <w:tcW w:type="dxa" w:w="1950"/>
-            <w:tcBorders>
-              <w:top w:val="none" w:color="auto" w:sz="0"/>
-              <w:left w:val="none" w:color="auto" w:sz="0"/>
-              <w:bottom w:val="single" w:color="EAE6DE" w:sz="4"/>
-              <w:right w:val="none" w:color="auto" w:sz="0"/>
-            </w:tcBorders>
-            <w:tcMar>
-              <w:top w:type="dxa" w:w="42"/>
-              <w:left w:type="dxa" w:w="0"/>
-              <w:bottom w:type="dxa" w:w="42"/>
-              <w:right w:type="dxa" w:w="60"/>
-            </w:tcMar>
-            <w:vAlign w:val="top"/>
-          </w:tcPr>
-          <w:p>
-            <w:pPr>
-              <w:spacing w:after="0" w:line="230" w:lineRule="auto"/>
-            </w:pPr>
-            <w:r>
-              <w:rPr>
-                <w:rFonts w:ascii="Arial" w:cs="Arial" w:eastAsia="Arial" w:hAnsi="Arial"/>
-                <w:b w:val="false"/>
-                <w:bCs w:val="false"/>
-                <w:i w:val="false"/>
-                <w:iCs w:val="false"/>
-                <w:caps/>
-                <w:color w:val="70788A"/>
-                <w:spacing w:val="16"/>
-                <w:sz w:val="14"/>
-                <w:szCs w:val="14"/>
-              </w:rPr>
-              <w:t xml:space="preserve">Паркинг</w:t>
-            </w:r>
-          </w:p>
-        </w:tc>
-        <w:tc>
-          <w:tcPr>
-            <w:tcW w:type="dxa" w:w="2869"/>
-            <w:tcBorders>
-              <w:top w:val="none" w:color="auto" w:sz="0"/>
-              <w:left w:val="none" w:color="auto" w:sz="0"/>
-              <w:bottom w:val="single" w:color="EAE6DE" w:sz="4"/>
-              <w:right w:val="none" w:color="auto" w:sz="0"/>
-            </w:tcBorders>
-            <w:tcMar>
-              <w:top w:type="dxa" w:w="42"/>
-              <w:left w:type="dxa" w:w="60"/>
-              <w:bottom w:type="dxa" w:w="42"/>
-              <w:right w:type="dxa" w:w="60"/>
-            </w:tcMar>
-            <w:vAlign w:val="top"/>
-          </w:tcPr>
-          <w:p>
-            <w:pPr>
-              <w:spacing w:after="0" w:line="230" w:lineRule="auto"/>
-            </w:pPr>
-            <w:r>
-              <w:rPr>
-                <w:rFonts w:ascii="Arial" w:cs="Arial" w:eastAsia="Arial" w:hAnsi="Arial"/>
-                <w:b/>
-                <w:bCs/>
-                <w:i w:val="false"/>
-                <w:iCs w:val="false"/>
-                <w:color w:val="1F2A44"/>
-                <w:sz w:val="17"/>
-                <w:szCs w:val="17"/>
-              </w:rPr>
-              <w:t xml:space="preserve">Подземный, 2 уровня, 363 м/м</w:t>
-            </w:r>
-          </w:p>
-        </w:tc>
-        <w:tc>
-          <w:tcPr>
-            <w:tcW w:type="dxa" w:w="1950"/>
-            <w:tcBorders>
-              <w:top w:val="none" w:color="auto" w:sz="0"/>
-              <w:left w:val="none" w:color="auto" w:sz="0"/>
-              <w:bottom w:val="single" w:color="EAE6DE" w:sz="4"/>
-              <w:right w:val="none" w:color="auto" w:sz="0"/>
-            </w:tcBorders>
-            <w:tcMar>
-              <w:top w:type="dxa" w:w="42"/>
-              <w:left w:type="dxa" w:w="150"/>
-              <w:bottom w:type="dxa" w:w="42"/>
-              <w:right w:type="dxa" w:w="60"/>
-            </w:tcMar>
-            <w:vAlign w:val="top"/>
-          </w:tcPr>
-          <w:p>
-            <w:pPr>
-              <w:spacing w:after="0" w:line="230" w:lineRule="auto"/>
-            </w:pPr>
-            <w:r>
-              <w:rPr>
-                <w:rFonts w:ascii="Arial" w:cs="Arial" w:eastAsia="Arial" w:hAnsi="Arial"/>
-                <w:b w:val="false"/>
-                <w:bCs w:val="false"/>
-                <w:i w:val="false"/>
-                <w:iCs w:val="false"/>
-                <w:caps/>
-                <w:color w:val="70788A"/>
-                <w:spacing w:val="16"/>
-                <w:sz w:val="14"/>
-                <w:szCs w:val="14"/>
-              </w:rPr>
-              <w:t xml:space="preserve">Архитектура</w:t>
-            </w:r>
-          </w:p>
-        </w:tc>
-        <w:tc>
-          <w:tcPr>
-            <w:tcW w:type="dxa" w:w="2869"/>
-            <w:tcBorders>
-              <w:top w:val="none" w:color="auto" w:sz="0"/>
-              <w:left w:val="none" w:color="auto" w:sz="0"/>
-              <w:bottom w:val="single" w:color="EAE6DE" w:sz="4"/>
-              <w:right w:val="none" w:color="auto" w:sz="0"/>
-            </w:tcBorders>
-            <w:tcMar>
-              <w:top w:type="dxa" w:w="42"/>
-              <w:left w:type="dxa" w:w="60"/>
-              <w:bottom w:type="dxa" w:w="42"/>
-              <w:right w:type="dxa" w:w="60"/>
-            </w:tcMar>
-            <w:vAlign w:val="top"/>
-          </w:tcPr>
-          <w:p>
-            <w:pPr>
-              <w:spacing w:after="0" w:line="230" w:lineRule="auto"/>
-            </w:pPr>
-            <w:r>
-              <w:rPr>
-                <w:rFonts w:ascii="Arial" w:cs="Arial" w:eastAsia="Arial" w:hAnsi="Arial"/>
-                <w:b/>
-                <w:bCs/>
-                <w:i w:val="false"/>
-                <w:iCs w:val="false"/>
-                <w:color w:val="1F2A44"/>
-                <w:sz w:val="17"/>
-                <w:szCs w:val="17"/>
-              </w:rPr>
-              <w:t xml:space="preserve">GAFA · лобби DBA Group</w:t>
-            </w:r>
-          </w:p>
-        </w:tc>
-      </w:tr>
-      <w:tr>
-        <w:tc>
-          <w:tcPr>
-            <w:tcW w:type="dxa" w:w="1950"/>
-            <w:tcBorders>
-              <w:top w:val="none" w:color="auto" w:sz="0"/>
-              <w:left w:val="none" w:color="auto" w:sz="0"/>
-              <w:bottom w:val="single" w:color="EAE6DE" w:sz="4"/>
-              <w:right w:val="none" w:color="auto" w:sz="0"/>
-            </w:tcBorders>
-            <w:tcMar>
-              <w:top w:type="dxa" w:w="42"/>
-              <w:left w:type="dxa" w:w="0"/>
-              <w:bottom w:type="dxa" w:w="42"/>
-              <w:right w:type="dxa" w:w="60"/>
-            </w:tcMar>
-            <w:vAlign w:val="top"/>
-          </w:tcPr>
-          <w:p>
-            <w:pPr>
-              <w:spacing w:after="0" w:line="230" w:lineRule="auto"/>
-            </w:pPr>
-            <w:r>
-              <w:rPr>
-                <w:rFonts w:ascii="Arial" w:cs="Arial" w:eastAsia="Arial" w:hAnsi="Arial"/>
-                <w:b w:val="false"/>
-                <w:bCs w:val="false"/>
-                <w:i w:val="false"/>
-                <w:iCs w:val="false"/>
-                <w:caps/>
-                <w:color w:val="70788A"/>
-                <w:spacing w:val="16"/>
-                <w:sz w:val="14"/>
-                <w:szCs w:val="14"/>
-              </w:rPr>
-              <w:t xml:space="preserve">Схема продаж</w:t>
-            </w:r>
-          </w:p>
-        </w:tc>
-        <w:tc>
-          <w:tcPr>
-            <w:tcW w:type="dxa" w:w="2869"/>
-            <w:tcBorders>
-              <w:top w:val="none" w:color="auto" w:sz="0"/>
-              <w:left w:val="none" w:color="auto" w:sz="0"/>
-              <w:bottom w:val="single" w:color="EAE6DE" w:sz="4"/>
-              <w:right w:val="none" w:color="auto" w:sz="0"/>
-            </w:tcBorders>
-            <w:tcMar>
-              <w:top w:type="dxa" w:w="42"/>
-              <w:left w:type="dxa" w:w="60"/>
-              <w:bottom w:type="dxa" w:w="42"/>
-              <w:right w:type="dxa" w:w="60"/>
-            </w:tcMar>
-            <w:vAlign w:val="top"/>
-          </w:tcPr>
-          <w:p>
-            <w:pPr>
-              <w:spacing w:after="0" w:line="230" w:lineRule="auto"/>
-            </w:pPr>
-            <w:r>
-              <w:rPr>
-                <w:rFonts w:ascii="Arial" w:cs="Arial" w:eastAsia="Arial" w:hAnsi="Arial"/>
-                <w:b/>
-                <w:bCs/>
-                <w:i w:val="false"/>
-                <w:iCs w:val="false"/>
-                <w:color w:val="1F2A44"/>
-                <w:sz w:val="17"/>
-                <w:szCs w:val="17"/>
-              </w:rPr>
-              <w:t xml:space="preserve">ДДУ, эскроу-счета (214-ФЗ)</w:t>
-            </w:r>
-          </w:p>
-        </w:tc>
-        <w:tc>
-          <w:tcPr>
-            <w:tcW w:type="dxa" w:w="1950"/>
-            <w:tcBorders>
-              <w:top w:val="none" w:color="auto" w:sz="0"/>
-              <w:left w:val="none" w:color="auto" w:sz="0"/>
-              <w:bottom w:val="single" w:color="EAE6DE" w:sz="4"/>
-              <w:right w:val="none" w:color="auto" w:sz="0"/>
-            </w:tcBorders>
-            <w:tcMar>
-              <w:top w:type="dxa" w:w="42"/>
-              <w:left w:type="dxa" w:w="150"/>
-              <w:bottom w:type="dxa" w:w="42"/>
-              <w:right w:type="dxa" w:w="60"/>
-            </w:tcMar>
-            <w:vAlign w:val="top"/>
-          </w:tcPr>
-          <w:p>
-            <w:pPr>
-              <w:spacing w:after="0" w:line="230" w:lineRule="auto"/>
-            </w:pPr>
-            <w:r>
-              <w:rPr>
-                <w:rFonts w:ascii="Arial" w:cs="Arial" w:eastAsia="Arial" w:hAnsi="Arial"/>
-                <w:b w:val="false"/>
-                <w:bCs w:val="false"/>
-                <w:i w:val="false"/>
-                <w:iCs w:val="false"/>
-                <w:caps/>
-                <w:color w:val="70788A"/>
-                <w:spacing w:val="16"/>
-                <w:sz w:val="14"/>
-                <w:szCs w:val="14"/>
-              </w:rPr>
-              <w:t xml:space="preserve">В экспозиции</w:t>
-            </w:r>
-          </w:p>
-        </w:tc>
-        <w:tc>
-          <w:tcPr>
-            <w:tcW w:type="dxa" w:w="2869"/>
-            <w:tcBorders>
-              <w:top w:val="none" w:color="auto" w:sz="0"/>
-              <w:left w:val="none" w:color="auto" w:sz="0"/>
-              <w:bottom w:val="single" w:color="EAE6DE" w:sz="4"/>
-              <w:right w:val="none" w:color="auto" w:sz="0"/>
-            </w:tcBorders>
-            <w:tcMar>
-              <w:top w:type="dxa" w:w="42"/>
-              <w:left w:type="dxa" w:w="60"/>
-              <w:bottom w:type="dxa" w:w="42"/>
-              <w:right w:type="dxa" w:w="60"/>
-            </w:tcMar>
-            <w:vAlign w:val="top"/>
-          </w:tcPr>
-          <w:p>
-            <w:pPr>
-              <w:spacing w:after="0" w:line="230" w:lineRule="auto"/>
+              <w:bottom w:type="dxa" w:w="58"/>
+              <w:right w:type="dxa" w:w="170"/>
+            </w:tcMar>
+            <w:vAlign w:val="center"/>
+          </w:tcPr>
+          <w:p>
+            <w:pPr>
+              <w:spacing w:after="0" w:line="220" w:lineRule="auto"/>
             </w:pPr>
             <w:r>
               <w:rPr>
@@ -1534,7 +1517,7 @@
     </w:tbl>
     <w:p>
       <w:pPr>
-        <w:spacing w:after="150"/>
+        <w:spacing w:after="110"/>
       </w:pPr>
       <w:r>
         <w:rPr>
@@ -1572,13 +1555,13 @@
     </w:p>
     <w:p>
       <w:pPr>
-        <w:spacing w:after="60"/>
+        <w:spacing w:after="55"/>
         <w:jc w:val="center"/>
       </w:pPr>
       <w:r>
         <w:drawing>
           <wp:inline distT="0" distB="0" distL="0" distR="0">
-            <wp:extent cx="6124575" cy="2800350"/>
+            <wp:extent cx="6124575" cy="2628900"/>
             <wp:effectExtent t="0" r="0" b="0" l="0"/>
             <wp:docPr id="1" name="" descr="" title=""/>
             <wp:cNvGraphicFramePr>
@@ -1603,7 +1586,7 @@
                   <pic:spPr bwMode="auto">
                     <a:xfrm>
                       <a:off x="0" y="0"/>
-                      <a:ext cx="6124575" cy="2800350"/>
+                      <a:ext cx="6124575" cy="2628900"/>
                     </a:xfrm>
                     <a:prstGeom prst="rect">
                       <a:avLst/>
@@ -1619,6 +1602,7 @@
     <w:p>
       <w:pPr>
         <w:spacing w:after="60" w:line="230" w:lineRule="auto"/>
+        <w:ind w:right="1560"/>
       </w:pPr>
       <w:r>
         <w:rPr>
@@ -1635,12 +1619,8 @@
       </w:r>
     </w:p>
     <w:p>
-      <w:r>
-        <w:br w:type="page"/>
-      </w:r>
-    </w:p>
-    <w:p>
       <w:pPr>
+        <w:pageBreakBefore/>
         <w:pBdr>
           <w:bottom w:val="single" w:color="A9762F" w:sz="10" w:space="8"/>
         </w:pBdr>
@@ -1662,7 +1642,8 @@
     </w:p>
     <w:p>
       <w:pPr>
-        <w:spacing w:after="220" w:line="264" w:lineRule="auto"/>
+        <w:spacing w:after="220" w:line="258" w:lineRule="auto"/>
+        <w:ind w:right="1560"/>
       </w:pPr>
       <w:r>
         <w:rPr>
@@ -1727,6 +1708,7 @@
     <w:p>
       <w:pPr>
         <w:spacing w:after="220"/>
+        <w:ind w:right="1560"/>
       </w:pPr>
       <w:r>
         <w:rPr>
@@ -1791,6 +1773,7 @@
     <w:p>
       <w:pPr>
         <w:spacing w:after="220"/>
+        <w:ind w:right="1560"/>
       </w:pPr>
       <w:r>
         <w:rPr>
@@ -1807,12 +1790,8 @@
       </w:r>
     </w:p>
     <w:p>
-      <w:r>
-        <w:br w:type="page"/>
-      </w:r>
-    </w:p>
-    <w:p>
       <w:pPr>
+        <w:pageBreakBefore/>
         <w:pBdr>
           <w:bottom w:val="single" w:color="A9762F" w:sz="10" w:space="8"/>
         </w:pBdr>
@@ -1834,7 +1813,8 @@
     </w:p>
     <w:p>
       <w:pPr>
-        <w:spacing w:after="220" w:line="264" w:lineRule="auto"/>
+        <w:spacing w:after="220" w:line="258" w:lineRule="auto"/>
+        <w:ind w:right="1560"/>
       </w:pPr>
       <w:r>
         <w:rPr>
@@ -1899,6 +1879,7 @@
     <w:p>
       <w:pPr>
         <w:spacing w:after="220"/>
+        <w:ind w:right="1560"/>
       </w:pPr>
       <w:r>
         <w:rPr>
@@ -2132,6 +2113,7 @@
     <w:p>
       <w:pPr>
         <w:spacing w:after="60" w:line="230" w:lineRule="auto"/>
+        <w:ind w:right="1560"/>
       </w:pPr>
       <w:r>
         <w:rPr>
@@ -2148,12 +2130,8 @@
       </w:r>
     </w:p>
     <w:p>
-      <w:r>
-        <w:br w:type="page"/>
-      </w:r>
-    </w:p>
-    <w:p>
       <w:pPr>
+        <w:pageBreakBefore/>
         <w:pBdr>
           <w:bottom w:val="single" w:color="A9762F" w:sz="10" w:space="8"/>
         </w:pBdr>
@@ -2175,7 +2153,8 @@
     </w:p>
     <w:p>
       <w:pPr>
-        <w:spacing w:after="200" w:line="264" w:lineRule="auto"/>
+        <w:spacing w:after="200" w:line="258" w:lineRule="auto"/>
+        <w:ind w:right="1560"/>
       </w:pPr>
       <w:r>
         <w:rPr>
@@ -3928,6 +3907,7 @@
     <w:p>
       <w:pPr>
         <w:spacing w:after="60" w:line="230" w:lineRule="auto"/>
+        <w:ind w:right="1560"/>
       </w:pPr>
       <w:r>
         <w:rPr>
@@ -5594,6 +5574,7 @@
     <w:p>
       <w:pPr>
         <w:spacing w:after="60" w:line="230" w:lineRule="auto"/>
+        <w:ind w:right="1560"/>
       </w:pPr>
       <w:r>
         <w:rPr>
@@ -6432,6 +6413,7 @@
     <w:p>
       <w:pPr>
         <w:spacing w:after="60" w:line="230" w:lineRule="auto"/>
+        <w:ind w:right="1560"/>
       </w:pPr>
       <w:r>
         <w:rPr>
@@ -6467,8 +6449,8 @@
     </w:p>
     <w:p>
       <w:pPr>
-        <w:spacing w:after="70" w:line="258" w:lineRule="auto"/>
-        <w:ind w:left="170" w:hanging="170"/>
+        <w:spacing w:after="58" w:line="252" w:lineRule="auto"/>
+        <w:ind w:left="170" w:right="1560" w:hanging="170"/>
       </w:pPr>
       <w:r>
         <w:rPr>
@@ -6525,8 +6507,8 @@
     </w:p>
     <w:p>
       <w:pPr>
-        <w:spacing w:after="70" w:line="258" w:lineRule="auto"/>
-        <w:ind w:left="170" w:hanging="170"/>
+        <w:spacing w:after="58" w:line="252" w:lineRule="auto"/>
+        <w:ind w:left="170" w:right="1560" w:hanging="170"/>
       </w:pPr>
       <w:r>
         <w:rPr>
@@ -6557,8 +6539,8 @@
     </w:p>
     <w:p>
       <w:pPr>
-        <w:spacing w:after="70" w:line="258" w:lineRule="auto"/>
-        <w:ind w:left="170" w:hanging="170"/>
+        <w:spacing w:after="58" w:line="252" w:lineRule="auto"/>
+        <w:ind w:left="170" w:right="1560" w:hanging="170"/>
       </w:pPr>
       <w:r>
         <w:rPr>
@@ -6589,8 +6571,8 @@
     </w:p>
     <w:p>
       <w:pPr>
-        <w:spacing w:after="70" w:line="258" w:lineRule="auto"/>
-        <w:ind w:left="170" w:hanging="170"/>
+        <w:spacing w:after="58" w:line="252" w:lineRule="auto"/>
+        <w:ind w:left="170" w:right="1560" w:hanging="170"/>
       </w:pPr>
       <w:r>
         <w:rPr>
@@ -6621,8 +6603,8 @@
     </w:p>
     <w:p>
       <w:pPr>
-        <w:spacing w:after="70" w:line="258" w:lineRule="auto"/>
-        <w:ind w:left="170" w:hanging="170"/>
+        <w:spacing w:after="58" w:line="252" w:lineRule="auto"/>
+        <w:ind w:left="170" w:right="1560" w:hanging="170"/>
       </w:pPr>
       <w:r>
         <w:rPr>
@@ -6652,12 +6634,8 @@
       </w:r>
     </w:p>
     <w:p>
-      <w:r>
-        <w:br w:type="page"/>
-      </w:r>
-    </w:p>
-    <w:p>
       <w:pPr>
+        <w:pageBreakBefore/>
         <w:pBdr>
           <w:bottom w:val="single" w:color="A9762F" w:sz="10" w:space="8"/>
         </w:pBdr>
@@ -6679,7 +6657,8 @@
     </w:p>
     <w:p>
       <w:pPr>
-        <w:spacing w:after="200" w:line="264" w:lineRule="auto"/>
+        <w:spacing w:after="200" w:line="258" w:lineRule="auto"/>
+        <w:ind w:right="1560"/>
       </w:pPr>
       <w:r>
         <w:rPr>
@@ -8350,6 +8329,7 @@
     <w:p>
       <w:pPr>
         <w:spacing w:after="60" w:line="230" w:lineRule="auto"/>
+        <w:ind w:right="1560"/>
       </w:pPr>
       <w:r>
         <w:rPr>
@@ -8414,6 +8394,7 @@
     <w:p>
       <w:pPr>
         <w:spacing w:after="220"/>
+        <w:ind w:right="1560"/>
       </w:pPr>
       <w:r>
         <w:rPr>
@@ -8430,12 +8411,8 @@
       </w:r>
     </w:p>
     <w:p>
-      <w:r>
-        <w:br w:type="page"/>
-      </w:r>
-    </w:p>
-    <w:p>
       <w:pPr>
+        <w:pageBreakBefore/>
         <w:pBdr>
           <w:bottom w:val="single" w:color="A9762F" w:sz="10" w:space="8"/>
         </w:pBdr>
@@ -8457,7 +8434,8 @@
     </w:p>
     <w:p>
       <w:pPr>
-        <w:spacing w:after="130" w:line="264" w:lineRule="auto"/>
+        <w:spacing w:after="130" w:line="258" w:lineRule="auto"/>
+        <w:ind w:right="1560"/>
       </w:pPr>
       <w:r>
         <w:rPr>
@@ -8475,7 +8453,8 @@
     </w:p>
     <w:p>
       <w:pPr>
-        <w:spacing w:after="190" w:line="264" w:lineRule="auto"/>
+        <w:spacing w:after="190" w:line="258" w:lineRule="auto"/>
+        <w:ind w:right="1560"/>
       </w:pPr>
       <w:r>
         <w:rPr>
@@ -10425,6 +10404,7 @@
     <w:p>
       <w:pPr>
         <w:spacing w:after="60" w:line="230" w:lineRule="auto"/>
+        <w:ind w:right="1560"/>
       </w:pPr>
       <w:r>
         <w:rPr>
@@ -12097,6 +12077,7 @@
     <w:p>
       <w:pPr>
         <w:spacing w:after="60" w:line="230" w:lineRule="auto"/>
+        <w:ind w:right="1560"/>
       </w:pPr>
       <w:r>
         <w:rPr>
@@ -12113,13 +12094,9 @@
       </w:r>
     </w:p>
     <w:p>
-      <w:r>
-        <w:br w:type="page"/>
-      </w:r>
-    </w:p>
-    <w:p>
       <w:pPr>
-        <w:spacing w:after="110" w:before="170"/>
+        <w:pageBreakBefore/>
+        <w:spacing w:after="110" w:before="0"/>
       </w:pPr>
       <w:r>
         <w:rPr>
@@ -12184,6 +12161,7 @@
     <w:p>
       <w:pPr>
         <w:spacing w:after="220"/>
+        <w:ind w:right="1560"/>
       </w:pPr>
       <w:r>
         <w:rPr>
@@ -12219,7 +12197,8 @@
     </w:p>
     <w:p>
       <w:pPr>
-        <w:spacing w:after="140" w:line="264" w:lineRule="auto"/>
+        <w:spacing w:after="140" w:line="258" w:lineRule="auto"/>
+        <w:ind w:right="1560"/>
       </w:pPr>
       <w:r>
         <w:rPr>
@@ -13339,6 +13318,7 @@
     <w:p>
       <w:pPr>
         <w:spacing w:after="60" w:line="230" w:lineRule="auto"/>
+        <w:ind w:right="1560"/>
       </w:pPr>
       <w:r>
         <w:rPr>
@@ -13374,8 +13354,8 @@
     </w:p>
     <w:p>
       <w:pPr>
-        <w:spacing w:after="70" w:line="258" w:lineRule="auto"/>
-        <w:ind w:left="170" w:hanging="170"/>
+        <w:spacing w:after="58" w:line="252" w:lineRule="auto"/>
+        <w:ind w:left="170" w:right="1560" w:hanging="170"/>
       </w:pPr>
       <w:r>
         <w:rPr>
@@ -13432,8 +13412,8 @@
     </w:p>
     <w:p>
       <w:pPr>
-        <w:spacing w:after="70" w:line="258" w:lineRule="auto"/>
-        <w:ind w:left="170" w:hanging="170"/>
+        <w:spacing w:after="58" w:line="252" w:lineRule="auto"/>
+        <w:ind w:left="170" w:right="1560" w:hanging="170"/>
       </w:pPr>
       <w:r>
         <w:rPr>
@@ -13511,13 +13491,13 @@
           <w:sz w:val="19"/>
           <w:szCs w:val="19"/>
         </w:rPr>
-        <w:t xml:space="preserve"> к «Династии», +28 % к «Царской площади», +60 % к «Лицам», +96 % к «Лайнеру». Иначе говоря, по «сырым» ценам МАСТЕРС выглядит дешевле локации, чем он есть: конкуренты продают метр вместе с ремонтом.</w:t>
+        <w:t xml:space="preserve"> к «Династии», +28 % к «Царской площади», +60 % к «Лицам», +96 % к «Лайнеру». По «сырым» ценам проект выглядит дешевле локации, чем он есть.</w:t>
       </w:r>
     </w:p>
     <w:p>
       <w:pPr>
-        <w:spacing w:after="70" w:line="258" w:lineRule="auto"/>
-        <w:ind w:left="170" w:hanging="170"/>
+        <w:spacing w:after="58" w:line="252" w:lineRule="auto"/>
+        <w:ind w:left="170" w:right="1560" w:hanging="170"/>
       </w:pPr>
       <w:r>
         <w:rPr>
@@ -13548,8 +13528,8 @@
     </w:p>
     <w:p>
       <w:pPr>
-        <w:spacing w:after="70" w:line="258" w:lineRule="auto"/>
-        <w:ind w:left="170" w:hanging="170"/>
+        <w:spacing w:after="58" w:line="252" w:lineRule="auto"/>
+        <w:ind w:left="170" w:right="1560" w:hanging="170"/>
       </w:pPr>
       <w:r>
         <w:rPr>
@@ -13614,13 +13594,13 @@
           <w:sz w:val="19"/>
           <w:szCs w:val="19"/>
         </w:rPr>
-        <w:t xml:space="preserve">. Это выше приведённой цены всех конкурентов без исключения и сопоставимо с ценой «Прайм Парка» как есть — но с заселением на 3,5 года позже.</w:t>
+        <w:t xml:space="preserve">. Это выше приведённой цены всех конкурентов без исключения.</w:t>
       </w:r>
     </w:p>
     <w:p>
       <w:pPr>
-        <w:spacing w:after="70" w:line="258" w:lineRule="auto"/>
-        <w:ind w:left="170" w:hanging="170"/>
+        <w:spacing w:after="58" w:line="252" w:lineRule="auto"/>
+        <w:ind w:left="170" w:right="1560" w:hanging="170"/>
       </w:pPr>
       <w:r>
         <w:rPr>
@@ -13690,8 +13670,8 @@
     </w:p>
     <w:p>
       <w:pPr>
-        <w:spacing w:after="70" w:line="258" w:lineRule="auto"/>
-        <w:ind w:left="170" w:hanging="170"/>
+        <w:spacing w:after="58" w:line="252" w:lineRule="auto"/>
+        <w:ind w:left="170" w:right="1560" w:hanging="170"/>
       </w:pPr>
       <w:r>
         <w:rPr>
@@ -13717,7 +13697,7 @@
           <w:sz w:val="19"/>
           <w:szCs w:val="19"/>
         </w:rPr>
-        <w:t xml:space="preserve">«Лайнер» и «Лица» — бизнес-класс и прямыми конкурентами по продукту не являются: они задают нижнюю границу локального рынка. Ближайшие сопоставимые ориентиры — «Прайм Парк» (премиум) и «Династия».</w:t>
+        <w:t xml:space="preserve">«Лайнер» и «Лица» — бизнес-класс, прямыми конкурентами по продукту не являются: они задают нижнюю границу рынка.</w:t>
       </w:r>
     </w:p>
     <w:p>
@@ -13741,6 +13721,7 @@
     <w:p>
       <w:pPr>
         <w:spacing w:after="60" w:line="230" w:lineRule="auto"/>
+        <w:ind w:right="1560"/>
       </w:pPr>
       <w:r>
         <w:rPr>
@@ -13753,12 +13734,132 @@
           <w:sz w:val="15"/>
           <w:szCs w:val="15"/>
         </w:rPr>
-        <w:t xml:space="preserve">Ограничения расчёта: выборки «Лиц» (12 лотов) и «Династии» (38 лотов) малы, оценки по ним индикативны. По «Прайм Парку» и «Царской площади» уровень отделки определён не для всех лотов — приведение считалось только по лотам с известной отделкой.</w:t>
+        <w:t xml:space="preserve">Ограничения: выборки «Лиц» (12 лотов) и «Династии» (38) малы — оценки по ним индикативны. Приведение считалось только по лотам с известной отделкой.</w:t>
       </w:r>
     </w:p>
     <w:p>
+      <w:pPr>
+        <w:pageBreakBefore/>
+        <w:pBdr>
+          <w:bottom w:val="single" w:color="A9762F" w:sz="10" w:space="8"/>
+        </w:pBdr>
+        <w:spacing w:after="160"/>
+      </w:pPr>
       <w:r>
-        <w:br w:type="page"/>
+        <w:rPr>
+          <w:rFonts w:ascii="Georgia" w:cs="Georgia" w:eastAsia="Georgia" w:hAnsi="Georgia"/>
+          <w:b/>
+          <w:bCs/>
+          <w:i w:val="false"/>
+          <w:iCs w:val="false"/>
+          <w:color w:val="1F2A44"/>
+          <w:sz w:val="36"/>
+          <w:szCs w:val="36"/>
+        </w:rPr>
+        <w:t xml:space="preserve">Ценовое сравнение с первичным рынком</w:t>
+      </w:r>
+    </w:p>
+    <w:p>
+      <w:pPr>
+        <w:spacing w:after="130" w:line="258" w:lineRule="auto"/>
+        <w:ind w:right="1560"/>
+      </w:pPr>
+      <w:r>
+        <w:rPr>
+          <w:rFonts w:ascii="Arial" w:cs="Arial" w:eastAsia="Arial" w:hAnsi="Arial"/>
+          <w:b w:val="false"/>
+          <w:bCs w:val="false"/>
+          <w:i w:val="false"/>
+          <w:iCs w:val="false"/>
+          <w:color w:val="2A2E38"/>
+          <w:sz w:val="19"/>
+          <w:szCs w:val="19"/>
+        </w:rPr>
+        <w:t xml:space="preserve">В радиусе полутора километров от МАСТЕРС строятся ещё два премиальных дома — «Муза» (Мангазея) и «Дом на Часовой» (Dar). Это прямые конкуренты: тот же класс, те же сроки, тот же покупатель.</w:t>
+      </w:r>
+    </w:p>
+    <w:p>
+      <w:pPr>
+        <w:spacing w:after="180" w:line="258" w:lineRule="auto"/>
+        <w:ind w:right="1560"/>
+      </w:pPr>
+      <w:r>
+        <w:rPr>
+          <w:rFonts w:ascii="Arial" w:cs="Arial" w:eastAsia="Arial" w:hAnsi="Arial"/>
+          <w:b w:val="false"/>
+          <w:bCs w:val="false"/>
+          <w:i w:val="false"/>
+          <w:iCs w:val="false"/>
+          <w:color w:val="2A2E38"/>
+          <w:sz w:val="19"/>
+          <w:szCs w:val="19"/>
+        </w:rPr>
+        <w:t xml:space="preserve">Сравнение здесь чистое, без поправок. Все три проекта продаются только застройщиком, и во всех трёх 100 % лотов идут без отделки — сопоставлять можно напрямую.</w:t>
+      </w:r>
+    </w:p>
+    <w:p>
+      <w:pPr>
+        <w:spacing w:after="60"/>
+        <w:jc w:val="center"/>
+      </w:pPr>
+      <w:r>
+        <w:drawing>
+          <wp:inline distT="0" distB="0" distL="0" distR="0">
+            <wp:extent cx="6124575" cy="3152775"/>
+            <wp:effectExtent t="0" r="0" b="0" l="0"/>
+            <wp:docPr id="1" name="" descr="" title=""/>
+            <wp:cNvGraphicFramePr>
+              <a:graphicFrameLocks xmlns:a="http://schemas.openxmlformats.org/drawingml/2006/main" noChangeAspect="1"/>
+            </wp:cNvGraphicFramePr>
+            <a:graphic xmlns:a="http://schemas.openxmlformats.org/drawingml/2006/main">
+              <a:graphicData uri="http://schemas.openxmlformats.org/drawingml/2006/picture">
+                <pic:pic xmlns:pic="http://schemas.openxmlformats.org/drawingml/2006/picture">
+                  <pic:nvPicPr>
+                    <pic:cNvPr id="0" name="" descr=""/>
+                    <pic:cNvPicPr>
+                      <a:picLocks noChangeAspect="1" noChangeArrowheads="1"/>
+                    </pic:cNvPicPr>
+                  </pic:nvPicPr>
+                  <pic:blipFill>
+                    <a:blip r:embed="rId17" cstate="none"/>
+                    <a:srcRect/>
+                    <a:stretch>
+                      <a:fillRect/>
+                    </a:stretch>
+                  </pic:blipFill>
+                  <pic:spPr bwMode="auto">
+                    <a:xfrm>
+                      <a:off x="0" y="0"/>
+                      <a:ext cx="6124575" cy="3152775"/>
+                    </a:xfrm>
+                    <a:prstGeom prst="rect">
+                      <a:avLst/>
+                    </a:prstGeom>
+                  </pic:spPr>
+                </pic:pic>
+              </a:graphicData>
+            </a:graphic>
+          </wp:inline>
+        </w:drawing>
+      </w:r>
+    </w:p>
+    <w:p>
+      <w:pPr>
+        <w:spacing w:after="220"/>
+        <w:ind w:right="1560"/>
+      </w:pPr>
+      <w:r>
+        <w:rPr>
+          <w:rFonts w:ascii="Arial" w:cs="Arial" w:eastAsia="Arial" w:hAnsi="Arial"/>
+          <w:b w:val="false"/>
+          <w:bCs w:val="false"/>
+          <w:i/>
+          <w:iCs/>
+          <w:color w:val="70788A"/>
+          <w:sz w:val="16"/>
+          <w:szCs w:val="16"/>
+        </w:rPr>
+        <w:t xml:space="preserve">Расположение трёх премиальных новостроек и средняя цена в каждой. Картографическая основа: Яндекс Карты.</w:t>
       </w:r>
     </w:p>
     <w:p>
@@ -13776,25 +13877,7 @@
           <w:sz w:val="24"/>
           <w:szCs w:val="24"/>
         </w:rPr>
-        <w:t xml:space="preserve">Прямые конкуренты на первичном рынке</w:t>
-      </w:r>
-    </w:p>
-    <w:p>
-      <w:pPr>
-        <w:spacing w:after="160" w:line="264" w:lineRule="auto"/>
-      </w:pPr>
-      <w:r>
-        <w:rPr>
-          <w:rFonts w:ascii="Arial" w:cs="Arial" w:eastAsia="Arial" w:hAnsi="Arial"/>
-          <w:b w:val="false"/>
-          <w:bCs w:val="false"/>
-          <w:i w:val="false"/>
-          <w:iCs w:val="false"/>
-          <w:color w:val="2A2E38"/>
-          <w:sz w:val="19"/>
-          <w:szCs w:val="19"/>
-        </w:rPr>
-        <w:t xml:space="preserve">В шаговой и ближней доступности от станции «Аэропорт» строятся два проекта сопоставимого класса — они конкурируют с МАСТЕРС за одного и того же покупателя.</w:t>
+        <w:t xml:space="preserve">Экспозиция трёх проектов</w:t>
       </w:r>
     </w:p>
     <w:tbl>
@@ -13810,12 +13893,13 @@
         </w:tblBorders>
       </w:tblPr>
       <w:tblGrid>
-        <w:gridCol w:w="2260"/>
-        <w:gridCol w:w="2180"/>
-        <w:gridCol w:w="1780"/>
-        <w:gridCol w:w="1000"/>
-        <w:gridCol w:w="1250"/>
-        <w:gridCol w:w="1168"/>
+        <w:gridCol w:w="1700"/>
+        <w:gridCol w:w="1500"/>
+        <w:gridCol w:w="1300"/>
+        <w:gridCol w:w="780"/>
+        <w:gridCol w:w="1500"/>
+        <w:gridCol w:w="1500"/>
+        <w:gridCol w:w="1358"/>
       </w:tblGrid>
       <w:tr>
         <w:trPr>
@@ -13823,7 +13907,7 @@
         </w:trPr>
         <w:tc>
           <w:tcPr>
-            <w:tcW w:type="dxa" w:w="2260"/>
+            <w:tcW w:type="dxa" w:w="1700"/>
             <w:tcBorders>
               <w:top w:val="single" w:color="1F2A44" w:sz="4"/>
               <w:left w:val="none" w:color="auto" w:sz="0"/>
@@ -13855,13 +13939,13 @@
                 <w:sz w:val="16"/>
                 <w:szCs w:val="16"/>
               </w:rPr>
-              <w:t xml:space="preserve">Проект</w:t>
-            </w:r>
-          </w:p>
-        </w:tc>
-        <w:tc>
-          <w:tcPr>
-            <w:tcW w:type="dxa" w:w="2180"/>
+              <w:t xml:space="preserve">ЖК</w:t>
+            </w:r>
+          </w:p>
+        </w:tc>
+        <w:tc>
+          <w:tcPr>
+            <w:tcW w:type="dxa" w:w="1500"/>
             <w:tcBorders>
               <w:top w:val="single" w:color="1F2A44" w:sz="4"/>
               <w:left w:val="none" w:color="auto" w:sz="0"/>
@@ -13893,13 +13977,13 @@
                 <w:sz w:val="16"/>
                 <w:szCs w:val="16"/>
               </w:rPr>
-              <w:t xml:space="preserve">Адрес</w:t>
-            </w:r>
-          </w:p>
-        </w:tc>
-        <w:tc>
-          <w:tcPr>
-            <w:tcW w:type="dxa" w:w="1780"/>
+              <w:t xml:space="preserve">Застройщик</w:t>
+            </w:r>
+          </w:p>
+        </w:tc>
+        <w:tc>
+          <w:tcPr>
+            <w:tcW w:type="dxa" w:w="1300"/>
             <w:tcBorders>
               <w:top w:val="single" w:color="1F2A44" w:sz="4"/>
               <w:left w:val="none" w:color="auto" w:sz="0"/>
@@ -13931,13 +14015,13 @@
                 <w:sz w:val="16"/>
                 <w:szCs w:val="16"/>
               </w:rPr>
-              <w:t xml:space="preserve">Застройщик</w:t>
-            </w:r>
-          </w:p>
-        </w:tc>
-        <w:tc>
-          <w:tcPr>
-            <w:tcW w:type="dxa" w:w="1000"/>
+              <w:t xml:space="preserve">Ввод</w:t>
+            </w:r>
+          </w:p>
+        </w:tc>
+        <w:tc>
+          <w:tcPr>
+            <w:tcW w:type="dxa" w:w="780"/>
             <w:tcBorders>
               <w:top w:val="single" w:color="1F2A44" w:sz="4"/>
               <w:left w:val="none" w:color="auto" w:sz="0"/>
@@ -13969,13 +14053,13 @@
                 <w:sz w:val="16"/>
                 <w:szCs w:val="16"/>
               </w:rPr>
-              <w:t xml:space="preserve">Класс</w:t>
-            </w:r>
-          </w:p>
-        </w:tc>
-        <w:tc>
-          <w:tcPr>
-            <w:tcW w:type="dxa" w:w="1250"/>
+              <w:t xml:space="preserve">Лотов</w:t>
+            </w:r>
+          </w:p>
+        </w:tc>
+        <w:tc>
+          <w:tcPr>
+            <w:tcW w:type="dxa" w:w="1500"/>
             <w:tcBorders>
               <w:top w:val="single" w:color="1F2A44" w:sz="4"/>
               <w:left w:val="none" w:color="auto" w:sz="0"/>
@@ -14007,13 +14091,13 @@
                 <w:sz w:val="16"/>
                 <w:szCs w:val="16"/>
               </w:rPr>
-              <w:t xml:space="preserve">Ввод</w:t>
-            </w:r>
-          </w:p>
-        </w:tc>
-        <w:tc>
-          <w:tcPr>
-            <w:tcW w:type="dxa" w:w="1168"/>
+              <w:t xml:space="preserve">Площади, м²</w:t>
+            </w:r>
+          </w:p>
+        </w:tc>
+        <w:tc>
+          <w:tcPr>
+            <w:tcW w:type="dxa" w:w="1500"/>
             <w:tcBorders>
               <w:top w:val="single" w:color="1F2A44" w:sz="4"/>
               <w:left w:val="none" w:color="auto" w:sz="0"/>
@@ -14045,7 +14129,45 @@
                 <w:sz w:val="16"/>
                 <w:szCs w:val="16"/>
               </w:rPr>
-              <w:t xml:space="preserve">Расстояние</w:t>
+              <w:t xml:space="preserve">Бюджет, млн ₽</w:t>
+            </w:r>
+          </w:p>
+        </w:tc>
+        <w:tc>
+          <w:tcPr>
+            <w:tcW w:type="dxa" w:w="1358"/>
+            <w:tcBorders>
+              <w:top w:val="single" w:color="1F2A44" w:sz="4"/>
+              <w:left w:val="none" w:color="auto" w:sz="0"/>
+              <w:bottom w:val="single" w:color="D9D4CB" w:sz="4"/>
+              <w:right w:val="none" w:color="auto" w:sz="0"/>
+            </w:tcBorders>
+            <w:shd w:fill="1F2A44" w:color="auto" w:val="clear"/>
+            <w:tcMar>
+              <w:top w:type="dxa" w:w="70"/>
+              <w:left w:type="dxa" w:w="100"/>
+              <w:bottom w:type="dxa" w:w="70"/>
+              <w:right w:type="dxa" w:w="100"/>
+            </w:tcMar>
+            <w:vAlign w:val="center"/>
+          </w:tcPr>
+          <w:p>
+            <w:pPr>
+              <w:spacing w:after="0" w:line="240" w:lineRule="auto"/>
+              <w:jc w:val="center"/>
+            </w:pPr>
+            <w:r>
+              <w:rPr>
+                <w:rFonts w:ascii="Arial" w:cs="Arial" w:eastAsia="Arial" w:hAnsi="Arial"/>
+                <w:b/>
+                <w:bCs/>
+                <w:i w:val="false"/>
+                <w:iCs w:val="false"/>
+                <w:color w:val="FFFFFF"/>
+                <w:sz w:val="16"/>
+                <w:szCs w:val="16"/>
+              </w:rPr>
+              <w:t xml:space="preserve">Ø ₽/м²</w:t>
             </w:r>
           </w:p>
         </w:tc>
@@ -14053,7 +14175,7 @@
       <w:tr>
         <w:tc>
           <w:tcPr>
-            <w:tcW w:type="dxa" w:w="2260"/>
+            <w:tcW w:type="dxa" w:w="1700"/>
             <w:tcBorders>
               <w:top w:val="single" w:color="D9D4CB" w:sz="4"/>
               <w:left w:val="none" w:color="auto" w:sz="0"/>
@@ -14090,44 +14212,7 @@
         </w:tc>
         <w:tc>
           <w:tcPr>
-            <w:tcW w:type="dxa" w:w="2180"/>
-            <w:tcBorders>
-              <w:top w:val="single" w:color="D9D4CB" w:sz="4"/>
-              <w:left w:val="none" w:color="auto" w:sz="0"/>
-              <w:bottom w:val="single" w:color="D9D4CB" w:sz="4"/>
-              <w:right w:val="none" w:color="auto" w:sz="0"/>
-            </w:tcBorders>
-            <w:tcMar>
-              <w:top w:type="dxa" w:w="70"/>
-              <w:left w:type="dxa" w:w="100"/>
-              <w:bottom w:type="dxa" w:w="70"/>
-              <w:right w:type="dxa" w:w="100"/>
-            </w:tcMar>
-            <w:vAlign w:val="center"/>
-          </w:tcPr>
-          <w:p>
-            <w:pPr>
-              <w:spacing w:after="0" w:line="240" w:lineRule="auto"/>
-              <w:jc w:val="center"/>
-            </w:pPr>
-            <w:r>
-              <w:rPr>
-                <w:rFonts w:ascii="Arial" w:cs="Arial" w:eastAsia="Arial" w:hAnsi="Arial"/>
-                <w:b w:val="false"/>
-                <w:bCs w:val="false"/>
-                <w:i w:val="false"/>
-                <w:iCs w:val="false"/>
-                <w:color w:val="2A2E38"/>
-                <w:sz w:val="17"/>
-                <w:szCs w:val="17"/>
-              </w:rPr>
-              <w:t xml:space="preserve">Красноармейская ул., 11</w:t>
-            </w:r>
-          </w:p>
-        </w:tc>
-        <w:tc>
-          <w:tcPr>
-            <w:tcW w:type="dxa" w:w="1780"/>
+            <w:tcW w:type="dxa" w:w="1500"/>
             <w:tcBorders>
               <w:top w:val="single" w:color="D9D4CB" w:sz="4"/>
               <w:left w:val="none" w:color="auto" w:sz="0"/>
@@ -14164,44 +14249,7 @@
         </w:tc>
         <w:tc>
           <w:tcPr>
-            <w:tcW w:type="dxa" w:w="1000"/>
-            <w:tcBorders>
-              <w:top w:val="single" w:color="D9D4CB" w:sz="4"/>
-              <w:left w:val="none" w:color="auto" w:sz="0"/>
-              <w:bottom w:val="single" w:color="D9D4CB" w:sz="4"/>
-              <w:right w:val="none" w:color="auto" w:sz="0"/>
-            </w:tcBorders>
-            <w:tcMar>
-              <w:top w:type="dxa" w:w="70"/>
-              <w:left w:type="dxa" w:w="100"/>
-              <w:bottom w:type="dxa" w:w="70"/>
-              <w:right w:type="dxa" w:w="100"/>
-            </w:tcMar>
-            <w:vAlign w:val="center"/>
-          </w:tcPr>
-          <w:p>
-            <w:pPr>
-              <w:spacing w:after="0" w:line="240" w:lineRule="auto"/>
-              <w:jc w:val="center"/>
-            </w:pPr>
-            <w:r>
-              <w:rPr>
-                <w:rFonts w:ascii="Arial" w:cs="Arial" w:eastAsia="Arial" w:hAnsi="Arial"/>
-                <w:b w:val="false"/>
-                <w:bCs w:val="false"/>
-                <w:i w:val="false"/>
-                <w:iCs w:val="false"/>
-                <w:color w:val="2A2E38"/>
-                <w:sz w:val="17"/>
-                <w:szCs w:val="17"/>
-              </w:rPr>
-              <w:t xml:space="preserve">премиум</w:t>
-            </w:r>
-          </w:p>
-        </w:tc>
-        <w:tc>
-          <w:tcPr>
-            <w:tcW w:type="dxa" w:w="1250"/>
+            <w:tcW w:type="dxa" w:w="1300"/>
             <w:tcBorders>
               <w:top w:val="single" w:color="D9D4CB" w:sz="4"/>
               <w:left w:val="none" w:color="auto" w:sz="0"/>
@@ -14238,38 +14286,149 @@
         </w:tc>
         <w:tc>
           <w:tcPr>
-            <w:tcW w:type="dxa" w:w="1168"/>
-            <w:tcBorders>
-              <w:top w:val="single" w:color="D9D4CB" w:sz="4"/>
-              <w:left w:val="none" w:color="auto" w:sz="0"/>
-              <w:bottom w:val="single" w:color="D9D4CB" w:sz="4"/>
-              <w:right w:val="none" w:color="auto" w:sz="0"/>
-            </w:tcBorders>
-            <w:tcMar>
-              <w:top w:type="dxa" w:w="70"/>
-              <w:left w:type="dxa" w:w="100"/>
-              <w:bottom w:type="dxa" w:w="70"/>
-              <w:right w:type="dxa" w:w="100"/>
-            </w:tcMar>
-            <w:vAlign w:val="center"/>
-          </w:tcPr>
-          <w:p>
-            <w:pPr>
-              <w:spacing w:after="0" w:line="240" w:lineRule="auto"/>
-              <w:jc w:val="center"/>
-            </w:pPr>
-            <w:r>
-              <w:rPr>
-                <w:rFonts w:ascii="Arial" w:cs="Arial" w:eastAsia="Arial" w:hAnsi="Arial"/>
-                <w:b w:val="false"/>
-                <w:bCs w:val="false"/>
-                <w:i w:val="false"/>
-                <w:iCs w:val="false"/>
-                <w:color w:val="2A2E38"/>
-                <w:sz w:val="17"/>
-                <w:szCs w:val="17"/>
-              </w:rPr>
-              <w:t xml:space="preserve">1,9 км</w:t>
+            <w:tcW w:type="dxa" w:w="780"/>
+            <w:tcBorders>
+              <w:top w:val="single" w:color="D9D4CB" w:sz="4"/>
+              <w:left w:val="none" w:color="auto" w:sz="0"/>
+              <w:bottom w:val="single" w:color="D9D4CB" w:sz="4"/>
+              <w:right w:val="none" w:color="auto" w:sz="0"/>
+            </w:tcBorders>
+            <w:tcMar>
+              <w:top w:type="dxa" w:w="70"/>
+              <w:left w:type="dxa" w:w="100"/>
+              <w:bottom w:type="dxa" w:w="70"/>
+              <w:right w:type="dxa" w:w="100"/>
+            </w:tcMar>
+            <w:vAlign w:val="center"/>
+          </w:tcPr>
+          <w:p>
+            <w:pPr>
+              <w:spacing w:after="0" w:line="240" w:lineRule="auto"/>
+              <w:jc w:val="center"/>
+            </w:pPr>
+            <w:r>
+              <w:rPr>
+                <w:rFonts w:ascii="Arial" w:cs="Arial" w:eastAsia="Arial" w:hAnsi="Arial"/>
+                <w:b w:val="false"/>
+                <w:bCs w:val="false"/>
+                <w:i w:val="false"/>
+                <w:iCs w:val="false"/>
+                <w:color w:val="2A2E38"/>
+                <w:sz w:val="17"/>
+                <w:szCs w:val="17"/>
+              </w:rPr>
+              <w:t xml:space="preserve">52</w:t>
+            </w:r>
+          </w:p>
+        </w:tc>
+        <w:tc>
+          <w:tcPr>
+            <w:tcW w:type="dxa" w:w="1500"/>
+            <w:tcBorders>
+              <w:top w:val="single" w:color="D9D4CB" w:sz="4"/>
+              <w:left w:val="none" w:color="auto" w:sz="0"/>
+              <w:bottom w:val="single" w:color="D9D4CB" w:sz="4"/>
+              <w:right w:val="none" w:color="auto" w:sz="0"/>
+            </w:tcBorders>
+            <w:tcMar>
+              <w:top w:type="dxa" w:w="70"/>
+              <w:left w:type="dxa" w:w="100"/>
+              <w:bottom w:type="dxa" w:w="70"/>
+              <w:right w:type="dxa" w:w="100"/>
+            </w:tcMar>
+            <w:vAlign w:val="center"/>
+          </w:tcPr>
+          <w:p>
+            <w:pPr>
+              <w:spacing w:after="0" w:line="240" w:lineRule="auto"/>
+              <w:jc w:val="center"/>
+            </w:pPr>
+            <w:r>
+              <w:rPr>
+                <w:rFonts w:ascii="Arial" w:cs="Arial" w:eastAsia="Arial" w:hAnsi="Arial"/>
+                <w:b w:val="false"/>
+                <w:bCs w:val="false"/>
+                <w:i w:val="false"/>
+                <w:iCs w:val="false"/>
+                <w:color w:val="2A2E38"/>
+                <w:sz w:val="17"/>
+                <w:szCs w:val="17"/>
+              </w:rPr>
+              <w:t xml:space="preserve">38,2–150,8</w:t>
+            </w:r>
+          </w:p>
+        </w:tc>
+        <w:tc>
+          <w:tcPr>
+            <w:tcW w:type="dxa" w:w="1500"/>
+            <w:tcBorders>
+              <w:top w:val="single" w:color="D9D4CB" w:sz="4"/>
+              <w:left w:val="none" w:color="auto" w:sz="0"/>
+              <w:bottom w:val="single" w:color="D9D4CB" w:sz="4"/>
+              <w:right w:val="none" w:color="auto" w:sz="0"/>
+            </w:tcBorders>
+            <w:tcMar>
+              <w:top w:type="dxa" w:w="70"/>
+              <w:left w:type="dxa" w:w="100"/>
+              <w:bottom w:type="dxa" w:w="70"/>
+              <w:right w:type="dxa" w:w="100"/>
+            </w:tcMar>
+            <w:vAlign w:val="center"/>
+          </w:tcPr>
+          <w:p>
+            <w:pPr>
+              <w:spacing w:after="0" w:line="240" w:lineRule="auto"/>
+              <w:jc w:val="center"/>
+            </w:pPr>
+            <w:r>
+              <w:rPr>
+                <w:rFonts w:ascii="Arial" w:cs="Arial" w:eastAsia="Arial" w:hAnsi="Arial"/>
+                <w:b w:val="false"/>
+                <w:bCs w:val="false"/>
+                <w:i w:val="false"/>
+                <w:iCs w:val="false"/>
+                <w:color w:val="2A2E38"/>
+                <w:sz w:val="17"/>
+                <w:szCs w:val="17"/>
+              </w:rPr>
+              <w:t xml:space="preserve">43,7–179,3</w:t>
+            </w:r>
+          </w:p>
+        </w:tc>
+        <w:tc>
+          <w:tcPr>
+            <w:tcW w:type="dxa" w:w="1358"/>
+            <w:tcBorders>
+              <w:top w:val="single" w:color="D9D4CB" w:sz="4"/>
+              <w:left w:val="none" w:color="auto" w:sz="0"/>
+              <w:bottom w:val="single" w:color="D9D4CB" w:sz="4"/>
+              <w:right w:val="none" w:color="auto" w:sz="0"/>
+            </w:tcBorders>
+            <w:tcMar>
+              <w:top w:type="dxa" w:w="70"/>
+              <w:left w:type="dxa" w:w="100"/>
+              <w:bottom w:type="dxa" w:w="70"/>
+              <w:right w:type="dxa" w:w="100"/>
+            </w:tcMar>
+            <w:vAlign w:val="center"/>
+          </w:tcPr>
+          <w:p>
+            <w:pPr>
+              <w:spacing w:after="0" w:line="240" w:lineRule="auto"/>
+              <w:jc w:val="center"/>
+            </w:pPr>
+            <w:r>
+              <w:rPr>
+                <w:rFonts w:ascii="Arial" w:cs="Arial" w:eastAsia="Arial" w:hAnsi="Arial"/>
+                <w:b w:val="false"/>
+                <w:bCs w:val="false"/>
+                <w:i w:val="false"/>
+                <w:iCs w:val="false"/>
+                <w:color w:val="2A2E38"/>
+                <w:sz w:val="17"/>
+                <w:szCs w:val="17"/>
+              </w:rPr>
+              <w:t xml:space="preserve">1 042 477</w:t>
             </w:r>
           </w:p>
         </w:tc>
@@ -14277,7 +14436,7 @@
       <w:tr>
         <w:tc>
           <w:tcPr>
-            <w:tcW w:type="dxa" w:w="2260"/>
+            <w:tcW w:type="dxa" w:w="1700"/>
             <w:tcBorders>
               <w:top w:val="single" w:color="D9D4CB" w:sz="4"/>
               <w:left w:val="none" w:color="auto" w:sz="0"/>
@@ -14309,58 +14468,286 @@
                 <w:sz w:val="17"/>
                 <w:szCs w:val="17"/>
               </w:rPr>
+              <w:t xml:space="preserve">МАСТЕРС</w:t>
+            </w:r>
+          </w:p>
+        </w:tc>
+        <w:tc>
+          <w:tcPr>
+            <w:tcW w:type="dxa" w:w="1500"/>
+            <w:tcBorders>
+              <w:top w:val="single" w:color="D9D4CB" w:sz="4"/>
+              <w:left w:val="none" w:color="auto" w:sz="0"/>
+              <w:bottom w:val="single" w:color="D9D4CB" w:sz="4"/>
+              <w:right w:val="none" w:color="auto" w:sz="0"/>
+            </w:tcBorders>
+            <w:shd w:fill="FBFAF8" w:color="auto" w:val="clear"/>
+            <w:tcMar>
+              <w:top w:type="dxa" w:w="70"/>
+              <w:left w:type="dxa" w:w="100"/>
+              <w:bottom w:type="dxa" w:w="70"/>
+              <w:right w:type="dxa" w:w="100"/>
+            </w:tcMar>
+            <w:vAlign w:val="center"/>
+          </w:tcPr>
+          <w:p>
+            <w:pPr>
+              <w:spacing w:after="0" w:line="240" w:lineRule="auto"/>
+              <w:jc w:val="center"/>
+            </w:pPr>
+            <w:r>
+              <w:rPr>
+                <w:rFonts w:ascii="Arial" w:cs="Arial" w:eastAsia="Arial" w:hAnsi="Arial"/>
+                <w:b w:val="false"/>
+                <w:bCs w:val="false"/>
+                <w:i w:val="false"/>
+                <w:iCs w:val="false"/>
+                <w:color w:val="2A2E38"/>
+                <w:sz w:val="17"/>
+                <w:szCs w:val="17"/>
+              </w:rPr>
+              <w:t xml:space="preserve">Capital Group</w:t>
+            </w:r>
+          </w:p>
+        </w:tc>
+        <w:tc>
+          <w:tcPr>
+            <w:tcW w:type="dxa" w:w="1300"/>
+            <w:tcBorders>
+              <w:top w:val="single" w:color="D9D4CB" w:sz="4"/>
+              <w:left w:val="none" w:color="auto" w:sz="0"/>
+              <w:bottom w:val="single" w:color="D9D4CB" w:sz="4"/>
+              <w:right w:val="none" w:color="auto" w:sz="0"/>
+            </w:tcBorders>
+            <w:shd w:fill="FBFAF8" w:color="auto" w:val="clear"/>
+            <w:tcMar>
+              <w:top w:type="dxa" w:w="70"/>
+              <w:left w:type="dxa" w:w="100"/>
+              <w:bottom w:type="dxa" w:w="70"/>
+              <w:right w:type="dxa" w:w="100"/>
+            </w:tcMar>
+            <w:vAlign w:val="center"/>
+          </w:tcPr>
+          <w:p>
+            <w:pPr>
+              <w:spacing w:after="0" w:line="240" w:lineRule="auto"/>
+              <w:jc w:val="center"/>
+            </w:pPr>
+            <w:r>
+              <w:rPr>
+                <w:rFonts w:ascii="Arial" w:cs="Arial" w:eastAsia="Arial" w:hAnsi="Arial"/>
+                <w:b w:val="false"/>
+                <w:bCs w:val="false"/>
+                <w:i w:val="false"/>
+                <w:iCs w:val="false"/>
+                <w:color w:val="2A2E38"/>
+                <w:sz w:val="17"/>
+                <w:szCs w:val="17"/>
+              </w:rPr>
+              <w:t xml:space="preserve">IV кв. 2029</w:t>
+            </w:r>
+          </w:p>
+        </w:tc>
+        <w:tc>
+          <w:tcPr>
+            <w:tcW w:type="dxa" w:w="780"/>
+            <w:tcBorders>
+              <w:top w:val="single" w:color="D9D4CB" w:sz="4"/>
+              <w:left w:val="none" w:color="auto" w:sz="0"/>
+              <w:bottom w:val="single" w:color="D9D4CB" w:sz="4"/>
+              <w:right w:val="none" w:color="auto" w:sz="0"/>
+            </w:tcBorders>
+            <w:shd w:fill="FBFAF8" w:color="auto" w:val="clear"/>
+            <w:tcMar>
+              <w:top w:type="dxa" w:w="70"/>
+              <w:left w:type="dxa" w:w="100"/>
+              <w:bottom w:type="dxa" w:w="70"/>
+              <w:right w:type="dxa" w:w="100"/>
+            </w:tcMar>
+            <w:vAlign w:val="center"/>
+          </w:tcPr>
+          <w:p>
+            <w:pPr>
+              <w:spacing w:after="0" w:line="240" w:lineRule="auto"/>
+              <w:jc w:val="center"/>
+            </w:pPr>
+            <w:r>
+              <w:rPr>
+                <w:rFonts w:ascii="Arial" w:cs="Arial" w:eastAsia="Arial" w:hAnsi="Arial"/>
+                <w:b w:val="false"/>
+                <w:bCs w:val="false"/>
+                <w:i w:val="false"/>
+                <w:iCs w:val="false"/>
+                <w:color w:val="2A2E38"/>
+                <w:sz w:val="17"/>
+                <w:szCs w:val="17"/>
+              </w:rPr>
+              <w:t xml:space="preserve">169</w:t>
+            </w:r>
+          </w:p>
+        </w:tc>
+        <w:tc>
+          <w:tcPr>
+            <w:tcW w:type="dxa" w:w="1500"/>
+            <w:tcBorders>
+              <w:top w:val="single" w:color="D9D4CB" w:sz="4"/>
+              <w:left w:val="none" w:color="auto" w:sz="0"/>
+              <w:bottom w:val="single" w:color="D9D4CB" w:sz="4"/>
+              <w:right w:val="none" w:color="auto" w:sz="0"/>
+            </w:tcBorders>
+            <w:shd w:fill="FBFAF8" w:color="auto" w:val="clear"/>
+            <w:tcMar>
+              <w:top w:type="dxa" w:w="70"/>
+              <w:left w:type="dxa" w:w="100"/>
+              <w:bottom w:type="dxa" w:w="70"/>
+              <w:right w:type="dxa" w:w="100"/>
+            </w:tcMar>
+            <w:vAlign w:val="center"/>
+          </w:tcPr>
+          <w:p>
+            <w:pPr>
+              <w:spacing w:after="0" w:line="240" w:lineRule="auto"/>
+              <w:jc w:val="center"/>
+            </w:pPr>
+            <w:r>
+              <w:rPr>
+                <w:rFonts w:ascii="Arial" w:cs="Arial" w:eastAsia="Arial" w:hAnsi="Arial"/>
+                <w:b w:val="false"/>
+                <w:bCs w:val="false"/>
+                <w:i w:val="false"/>
+                <w:iCs w:val="false"/>
+                <w:color w:val="2A2E38"/>
+                <w:sz w:val="17"/>
+                <w:szCs w:val="17"/>
+              </w:rPr>
+              <w:t xml:space="preserve">30,2–137,6</w:t>
+            </w:r>
+          </w:p>
+        </w:tc>
+        <w:tc>
+          <w:tcPr>
+            <w:tcW w:type="dxa" w:w="1500"/>
+            <w:tcBorders>
+              <w:top w:val="single" w:color="D9D4CB" w:sz="4"/>
+              <w:left w:val="none" w:color="auto" w:sz="0"/>
+              <w:bottom w:val="single" w:color="D9D4CB" w:sz="4"/>
+              <w:right w:val="none" w:color="auto" w:sz="0"/>
+            </w:tcBorders>
+            <w:shd w:fill="FBFAF8" w:color="auto" w:val="clear"/>
+            <w:tcMar>
+              <w:top w:type="dxa" w:w="70"/>
+              <w:left w:type="dxa" w:w="100"/>
+              <w:bottom w:type="dxa" w:w="70"/>
+              <w:right w:type="dxa" w:w="100"/>
+            </w:tcMar>
+            <w:vAlign w:val="center"/>
+          </w:tcPr>
+          <w:p>
+            <w:pPr>
+              <w:spacing w:after="0" w:line="240" w:lineRule="auto"/>
+              <w:jc w:val="center"/>
+            </w:pPr>
+            <w:r>
+              <w:rPr>
+                <w:rFonts w:ascii="Arial" w:cs="Arial" w:eastAsia="Arial" w:hAnsi="Arial"/>
+                <w:b w:val="false"/>
+                <w:bCs w:val="false"/>
+                <w:i w:val="false"/>
+                <w:iCs w:val="false"/>
+                <w:color w:val="2A2E38"/>
+                <w:sz w:val="17"/>
+                <w:szCs w:val="17"/>
+              </w:rPr>
+              <w:t xml:space="preserve">26,3–121,6</w:t>
+            </w:r>
+          </w:p>
+        </w:tc>
+        <w:tc>
+          <w:tcPr>
+            <w:tcW w:type="dxa" w:w="1358"/>
+            <w:tcBorders>
+              <w:top w:val="single" w:color="D9D4CB" w:sz="4"/>
+              <w:left w:val="none" w:color="auto" w:sz="0"/>
+              <w:bottom w:val="single" w:color="D9D4CB" w:sz="4"/>
+              <w:right w:val="none" w:color="auto" w:sz="0"/>
+            </w:tcBorders>
+            <w:shd w:fill="FBFAF8" w:color="auto" w:val="clear"/>
+            <w:tcMar>
+              <w:top w:type="dxa" w:w="70"/>
+              <w:left w:type="dxa" w:w="100"/>
+              <w:bottom w:type="dxa" w:w="70"/>
+              <w:right w:type="dxa" w:w="100"/>
+            </w:tcMar>
+            <w:vAlign w:val="center"/>
+          </w:tcPr>
+          <w:p>
+            <w:pPr>
+              <w:spacing w:after="0" w:line="240" w:lineRule="auto"/>
+              <w:jc w:val="center"/>
+            </w:pPr>
+            <w:r>
+              <w:rPr>
+                <w:rFonts w:ascii="Arial" w:cs="Arial" w:eastAsia="Arial" w:hAnsi="Arial"/>
+                <w:b w:val="false"/>
+                <w:bCs w:val="false"/>
+                <w:i w:val="false"/>
+                <w:iCs w:val="false"/>
+                <w:color w:val="2A2E38"/>
+                <w:sz w:val="17"/>
+                <w:szCs w:val="17"/>
+              </w:rPr>
+              <w:t xml:space="preserve">761 469</w:t>
+            </w:r>
+          </w:p>
+        </w:tc>
+      </w:tr>
+      <w:tr>
+        <w:tc>
+          <w:tcPr>
+            <w:tcW w:type="dxa" w:w="1700"/>
+            <w:tcBorders>
+              <w:top w:val="single" w:color="D9D4CB" w:sz="4"/>
+              <w:left w:val="none" w:color="auto" w:sz="0"/>
+              <w:bottom w:val="single" w:color="D9D4CB" w:sz="4"/>
+              <w:right w:val="none" w:color="auto" w:sz="0"/>
+            </w:tcBorders>
+            <w:tcMar>
+              <w:top w:type="dxa" w:w="70"/>
+              <w:left w:type="dxa" w:w="100"/>
+              <w:bottom w:type="dxa" w:w="70"/>
+              <w:right w:type="dxa" w:w="100"/>
+            </w:tcMar>
+            <w:vAlign w:val="center"/>
+          </w:tcPr>
+          <w:p>
+            <w:pPr>
+              <w:spacing w:after="0" w:line="240" w:lineRule="auto"/>
+              <w:jc w:val="left"/>
+            </w:pPr>
+            <w:r>
+              <w:rPr>
+                <w:rFonts w:ascii="Arial" w:cs="Arial" w:eastAsia="Arial" w:hAnsi="Arial"/>
+                <w:b/>
+                <w:bCs/>
+                <w:i w:val="false"/>
+                <w:iCs w:val="false"/>
+                <w:color w:val="2A2E38"/>
+                <w:sz w:val="17"/>
+                <w:szCs w:val="17"/>
+              </w:rPr>
               <w:t xml:space="preserve">Дом на Часовой</w:t>
             </w:r>
           </w:p>
         </w:tc>
         <w:tc>
           <w:tcPr>
-            <w:tcW w:type="dxa" w:w="2180"/>
-            <w:tcBorders>
-              <w:top w:val="single" w:color="D9D4CB" w:sz="4"/>
-              <w:left w:val="none" w:color="auto" w:sz="0"/>
-              <w:bottom w:val="single" w:color="D9D4CB" w:sz="4"/>
-              <w:right w:val="none" w:color="auto" w:sz="0"/>
-            </w:tcBorders>
-            <w:shd w:fill="FBFAF8" w:color="auto" w:val="clear"/>
-            <w:tcMar>
-              <w:top w:type="dxa" w:w="70"/>
-              <w:left w:type="dxa" w:w="100"/>
-              <w:bottom w:type="dxa" w:w="70"/>
-              <w:right w:type="dxa" w:w="100"/>
-            </w:tcMar>
-            <w:vAlign w:val="center"/>
-          </w:tcPr>
-          <w:p>
-            <w:pPr>
-              <w:spacing w:after="0" w:line="240" w:lineRule="auto"/>
-              <w:jc w:val="center"/>
-            </w:pPr>
-            <w:r>
-              <w:rPr>
-                <w:rFonts w:ascii="Arial" w:cs="Arial" w:eastAsia="Arial" w:hAnsi="Arial"/>
-                <w:b w:val="false"/>
-                <w:bCs w:val="false"/>
-                <w:i w:val="false"/>
-                <w:iCs w:val="false"/>
-                <w:color w:val="2A2E38"/>
-                <w:sz w:val="17"/>
-                <w:szCs w:val="17"/>
-              </w:rPr>
-              <w:t xml:space="preserve">Часовая ул.</w:t>
-            </w:r>
-          </w:p>
-        </w:tc>
-        <w:tc>
-          <w:tcPr>
-            <w:tcW w:type="dxa" w:w="1780"/>
-            <w:tcBorders>
-              <w:top w:val="single" w:color="D9D4CB" w:sz="4"/>
-              <w:left w:val="none" w:color="auto" w:sz="0"/>
-              <w:bottom w:val="single" w:color="D9D4CB" w:sz="4"/>
-              <w:right w:val="none" w:color="auto" w:sz="0"/>
-            </w:tcBorders>
-            <w:shd w:fill="FBFAF8" w:color="auto" w:val="clear"/>
+            <w:tcW w:type="dxa" w:w="1500"/>
+            <w:tcBorders>
+              <w:top w:val="single" w:color="D9D4CB" w:sz="4"/>
+              <w:left w:val="none" w:color="auto" w:sz="0"/>
+              <w:bottom w:val="single" w:color="D9D4CB" w:sz="4"/>
+              <w:right w:val="none" w:color="auto" w:sz="0"/>
+            </w:tcBorders>
             <w:tcMar>
               <w:top w:type="dxa" w:w="70"/>
               <w:left w:type="dxa" w:w="100"/>
@@ -14391,52 +14778,13 @@
         </w:tc>
         <w:tc>
           <w:tcPr>
-            <w:tcW w:type="dxa" w:w="1000"/>
-            <w:tcBorders>
-              <w:top w:val="single" w:color="D9D4CB" w:sz="4"/>
-              <w:left w:val="none" w:color="auto" w:sz="0"/>
-              <w:bottom w:val="single" w:color="D9D4CB" w:sz="4"/>
-              <w:right w:val="none" w:color="auto" w:sz="0"/>
-            </w:tcBorders>
-            <w:shd w:fill="FBFAF8" w:color="auto" w:val="clear"/>
-            <w:tcMar>
-              <w:top w:type="dxa" w:w="70"/>
-              <w:left w:type="dxa" w:w="100"/>
-              <w:bottom w:type="dxa" w:w="70"/>
-              <w:right w:type="dxa" w:w="100"/>
-            </w:tcMar>
-            <w:vAlign w:val="center"/>
-          </w:tcPr>
-          <w:p>
-            <w:pPr>
-              <w:spacing w:after="0" w:line="240" w:lineRule="auto"/>
-              <w:jc w:val="center"/>
-            </w:pPr>
-            <w:r>
-              <w:rPr>
-                <w:rFonts w:ascii="Arial" w:cs="Arial" w:eastAsia="Arial" w:hAnsi="Arial"/>
-                <w:b w:val="false"/>
-                <w:bCs w:val="false"/>
-                <w:i w:val="false"/>
-                <w:iCs w:val="false"/>
-                <w:color w:val="2A2E38"/>
-                <w:sz w:val="17"/>
-                <w:szCs w:val="17"/>
-              </w:rPr>
-              <w:t xml:space="preserve">премиум</w:t>
-            </w:r>
-          </w:p>
-        </w:tc>
-        <w:tc>
-          <w:tcPr>
-            <w:tcW w:type="dxa" w:w="1250"/>
-            <w:tcBorders>
-              <w:top w:val="single" w:color="D9D4CB" w:sz="4"/>
-              <w:left w:val="none" w:color="auto" w:sz="0"/>
-              <w:bottom w:val="single" w:color="D9D4CB" w:sz="4"/>
-              <w:right w:val="none" w:color="auto" w:sz="0"/>
-            </w:tcBorders>
-            <w:shd w:fill="FBFAF8" w:color="auto" w:val="clear"/>
+            <w:tcW w:type="dxa" w:w="1300"/>
+            <w:tcBorders>
+              <w:top w:val="single" w:color="D9D4CB" w:sz="4"/>
+              <w:left w:val="none" w:color="auto" w:sz="0"/>
+              <w:bottom w:val="single" w:color="D9D4CB" w:sz="4"/>
+              <w:right w:val="none" w:color="auto" w:sz="0"/>
+            </w:tcBorders>
             <w:tcMar>
               <w:top w:type="dxa" w:w="70"/>
               <w:left w:type="dxa" w:w="100"/>
@@ -14467,39 +14815,149 @@
         </w:tc>
         <w:tc>
           <w:tcPr>
-            <w:tcW w:type="dxa" w:w="1168"/>
-            <w:tcBorders>
-              <w:top w:val="single" w:color="D9D4CB" w:sz="4"/>
-              <w:left w:val="none" w:color="auto" w:sz="0"/>
-              <w:bottom w:val="single" w:color="D9D4CB" w:sz="4"/>
-              <w:right w:val="none" w:color="auto" w:sz="0"/>
-            </w:tcBorders>
-            <w:shd w:fill="FBFAF8" w:color="auto" w:val="clear"/>
-            <w:tcMar>
-              <w:top w:type="dxa" w:w="70"/>
-              <w:left w:type="dxa" w:w="100"/>
-              <w:bottom w:type="dxa" w:w="70"/>
-              <w:right w:type="dxa" w:w="100"/>
-            </w:tcMar>
-            <w:vAlign w:val="center"/>
-          </w:tcPr>
-          <w:p>
-            <w:pPr>
-              <w:spacing w:after="0" w:line="240" w:lineRule="auto"/>
-              <w:jc w:val="center"/>
-            </w:pPr>
-            <w:r>
-              <w:rPr>
-                <w:rFonts w:ascii="Arial" w:cs="Arial" w:eastAsia="Arial" w:hAnsi="Arial"/>
-                <w:b w:val="false"/>
-                <w:bCs w:val="false"/>
-                <w:i w:val="false"/>
-                <w:iCs w:val="false"/>
-                <w:color w:val="2A2E38"/>
-                <w:sz w:val="17"/>
-                <w:szCs w:val="17"/>
-              </w:rPr>
-              <w:t xml:space="preserve">1,6 км</w:t>
+            <w:tcW w:type="dxa" w:w="780"/>
+            <w:tcBorders>
+              <w:top w:val="single" w:color="D9D4CB" w:sz="4"/>
+              <w:left w:val="none" w:color="auto" w:sz="0"/>
+              <w:bottom w:val="single" w:color="D9D4CB" w:sz="4"/>
+              <w:right w:val="none" w:color="auto" w:sz="0"/>
+            </w:tcBorders>
+            <w:tcMar>
+              <w:top w:type="dxa" w:w="70"/>
+              <w:left w:type="dxa" w:w="100"/>
+              <w:bottom w:type="dxa" w:w="70"/>
+              <w:right w:type="dxa" w:w="100"/>
+            </w:tcMar>
+            <w:vAlign w:val="center"/>
+          </w:tcPr>
+          <w:p>
+            <w:pPr>
+              <w:spacing w:after="0" w:line="240" w:lineRule="auto"/>
+              <w:jc w:val="center"/>
+            </w:pPr>
+            <w:r>
+              <w:rPr>
+                <w:rFonts w:ascii="Arial" w:cs="Arial" w:eastAsia="Arial" w:hAnsi="Arial"/>
+                <w:b w:val="false"/>
+                <w:bCs w:val="false"/>
+                <w:i w:val="false"/>
+                <w:iCs w:val="false"/>
+                <w:color w:val="2A2E38"/>
+                <w:sz w:val="17"/>
+                <w:szCs w:val="17"/>
+              </w:rPr>
+              <w:t xml:space="preserve">51</w:t>
+            </w:r>
+          </w:p>
+        </w:tc>
+        <w:tc>
+          <w:tcPr>
+            <w:tcW w:type="dxa" w:w="1500"/>
+            <w:tcBorders>
+              <w:top w:val="single" w:color="D9D4CB" w:sz="4"/>
+              <w:left w:val="none" w:color="auto" w:sz="0"/>
+              <w:bottom w:val="single" w:color="D9D4CB" w:sz="4"/>
+              <w:right w:val="none" w:color="auto" w:sz="0"/>
+            </w:tcBorders>
+            <w:tcMar>
+              <w:top w:type="dxa" w:w="70"/>
+              <w:left w:type="dxa" w:w="100"/>
+              <w:bottom w:type="dxa" w:w="70"/>
+              <w:right w:type="dxa" w:w="100"/>
+            </w:tcMar>
+            <w:vAlign w:val="center"/>
+          </w:tcPr>
+          <w:p>
+            <w:pPr>
+              <w:spacing w:after="0" w:line="240" w:lineRule="auto"/>
+              <w:jc w:val="center"/>
+            </w:pPr>
+            <w:r>
+              <w:rPr>
+                <w:rFonts w:ascii="Arial" w:cs="Arial" w:eastAsia="Arial" w:hAnsi="Arial"/>
+                <w:b w:val="false"/>
+                <w:bCs w:val="false"/>
+                <w:i w:val="false"/>
+                <w:iCs w:val="false"/>
+                <w:color w:val="2A2E38"/>
+                <w:sz w:val="17"/>
+                <w:szCs w:val="17"/>
+              </w:rPr>
+              <w:t xml:space="preserve">28,2–94,4</w:t>
+            </w:r>
+          </w:p>
+        </w:tc>
+        <w:tc>
+          <w:tcPr>
+            <w:tcW w:type="dxa" w:w="1500"/>
+            <w:tcBorders>
+              <w:top w:val="single" w:color="D9D4CB" w:sz="4"/>
+              <w:left w:val="none" w:color="auto" w:sz="0"/>
+              <w:bottom w:val="single" w:color="D9D4CB" w:sz="4"/>
+              <w:right w:val="none" w:color="auto" w:sz="0"/>
+            </w:tcBorders>
+            <w:tcMar>
+              <w:top w:type="dxa" w:w="70"/>
+              <w:left w:type="dxa" w:w="100"/>
+              <w:bottom w:type="dxa" w:w="70"/>
+              <w:right w:type="dxa" w:w="100"/>
+            </w:tcMar>
+            <w:vAlign w:val="center"/>
+          </w:tcPr>
+          <w:p>
+            <w:pPr>
+              <w:spacing w:after="0" w:line="240" w:lineRule="auto"/>
+              <w:jc w:val="center"/>
+            </w:pPr>
+            <w:r>
+              <w:rPr>
+                <w:rFonts w:ascii="Arial" w:cs="Arial" w:eastAsia="Arial" w:hAnsi="Arial"/>
+                <w:b w:val="false"/>
+                <w:bCs w:val="false"/>
+                <w:i w:val="false"/>
+                <w:iCs w:val="false"/>
+                <w:color w:val="2A2E38"/>
+                <w:sz w:val="17"/>
+                <w:szCs w:val="17"/>
+              </w:rPr>
+              <w:t xml:space="preserve">21,8–61,2</w:t>
+            </w:r>
+          </w:p>
+        </w:tc>
+        <w:tc>
+          <w:tcPr>
+            <w:tcW w:type="dxa" w:w="1358"/>
+            <w:tcBorders>
+              <w:top w:val="single" w:color="D9D4CB" w:sz="4"/>
+              <w:left w:val="none" w:color="auto" w:sz="0"/>
+              <w:bottom w:val="single" w:color="D9D4CB" w:sz="4"/>
+              <w:right w:val="none" w:color="auto" w:sz="0"/>
+            </w:tcBorders>
+            <w:tcMar>
+              <w:top w:type="dxa" w:w="70"/>
+              <w:left w:type="dxa" w:w="100"/>
+              <w:bottom w:type="dxa" w:w="70"/>
+              <w:right w:type="dxa" w:w="100"/>
+            </w:tcMar>
+            <w:vAlign w:val="center"/>
+          </w:tcPr>
+          <w:p>
+            <w:pPr>
+              <w:spacing w:after="0" w:line="240" w:lineRule="auto"/>
+              <w:jc w:val="center"/>
+            </w:pPr>
+            <w:r>
+              <w:rPr>
+                <w:rFonts w:ascii="Arial" w:cs="Arial" w:eastAsia="Arial" w:hAnsi="Arial"/>
+                <w:b w:val="false"/>
+                <w:bCs w:val="false"/>
+                <w:i w:val="false"/>
+                <w:iCs w:val="false"/>
+                <w:color w:val="2A2E38"/>
+                <w:sz w:val="17"/>
+                <w:szCs w:val="17"/>
+              </w:rPr>
+              <w:t xml:space="preserve">668 643</w:t>
             </w:r>
           </w:p>
         </w:tc>
@@ -14507,7 +14965,7 @@
     </w:tbl>
     <w:p>
       <w:pPr>
-        <w:spacing w:after="180"/>
+        <w:spacing w:after="30"/>
       </w:pPr>
       <w:r>
         <w:rPr>
@@ -14521,6 +14979,2993 @@
           <w:szCs w:val="19"/>
         </w:rPr>
         <w:t xml:space="preserve"/>
+      </w:r>
+    </w:p>
+    <w:p>
+      <w:pPr>
+        <w:spacing w:after="60" w:line="230" w:lineRule="auto"/>
+        <w:ind w:right="1560"/>
+      </w:pPr>
+      <w:r>
+        <w:rPr>
+          <w:rFonts w:ascii="Arial" w:cs="Arial" w:eastAsia="Arial" w:hAnsi="Arial"/>
+          <w:b w:val="false"/>
+          <w:bCs w:val="false"/>
+          <w:i w:val="false"/>
+          <w:iCs w:val="false"/>
+          <w:color w:val="70788A"/>
+          <w:sz w:val="15"/>
+          <w:szCs w:val="15"/>
+        </w:rPr>
+        <w:t xml:space="preserve">«Дом на Часовой» — три корпуса высотой 14–24 этажа, архитектура бюро СПИЧ. «Муза» — два корпуса на 309 квартир, потолки 3,5–4,65 м. Расстояние от МАСТЕРС: до «Музы» 1,5 км, до «Дома на Часовой» 1,2 км.</w:t>
+      </w:r>
+    </w:p>
+    <w:p>
+      <w:pPr>
+        <w:pageBreakBefore/>
+        <w:spacing w:after="110" w:before="0"/>
+      </w:pPr>
+      <w:r>
+        <w:rPr>
+          <w:rFonts w:ascii="Georgia" w:cs="Georgia" w:eastAsia="Georgia" w:hAnsi="Georgia"/>
+          <w:b/>
+          <w:bCs/>
+          <w:i w:val="false"/>
+          <w:iCs w:val="false"/>
+          <w:color w:val="1F2A44"/>
+          <w:sz w:val="24"/>
+          <w:szCs w:val="24"/>
+        </w:rPr>
+        <w:t xml:space="preserve">Цена по типам квартир</w:t>
+      </w:r>
+    </w:p>
+    <w:p>
+      <w:pPr>
+        <w:spacing w:after="60"/>
+        <w:jc w:val="center"/>
+      </w:pPr>
+      <w:r>
+        <w:drawing>
+          <wp:inline distT="0" distB="0" distL="0" distR="0">
+            <wp:extent cx="6124575" cy="2447925"/>
+            <wp:effectExtent t="0" r="0" b="0" l="0"/>
+            <wp:docPr id="1" name="" descr="" title=""/>
+            <wp:cNvGraphicFramePr>
+              <a:graphicFrameLocks xmlns:a="http://schemas.openxmlformats.org/drawingml/2006/main" noChangeAspect="1"/>
+            </wp:cNvGraphicFramePr>
+            <a:graphic xmlns:a="http://schemas.openxmlformats.org/drawingml/2006/main">
+              <a:graphicData uri="http://schemas.openxmlformats.org/drawingml/2006/picture">
+                <pic:pic xmlns:pic="http://schemas.openxmlformats.org/drawingml/2006/picture">
+                  <pic:nvPicPr>
+                    <pic:cNvPr id="0" name="" descr=""/>
+                    <pic:cNvPicPr>
+                      <a:picLocks noChangeAspect="1" noChangeArrowheads="1"/>
+                    </pic:cNvPicPr>
+                  </pic:nvPicPr>
+                  <pic:blipFill>
+                    <a:blip r:embed="rId18" cstate="none"/>
+                    <a:srcRect/>
+                    <a:stretch>
+                      <a:fillRect/>
+                    </a:stretch>
+                  </pic:blipFill>
+                  <pic:spPr bwMode="auto">
+                    <a:xfrm>
+                      <a:off x="0" y="0"/>
+                      <a:ext cx="6124575" cy="2447925"/>
+                    </a:xfrm>
+                    <a:prstGeom prst="rect">
+                      <a:avLst/>
+                    </a:prstGeom>
+                  </pic:spPr>
+                </pic:pic>
+              </a:graphicData>
+            </a:graphic>
+          </wp:inline>
+        </w:drawing>
+      </w:r>
+    </w:p>
+    <w:p>
+      <w:pPr>
+        <w:spacing w:after="40"/>
+      </w:pPr>
+      <w:r>
+        <w:rPr>
+          <w:rFonts w:ascii="Arial" w:cs="Arial" w:eastAsia="Arial" w:hAnsi="Arial"/>
+          <w:b w:val="false"/>
+          <w:bCs w:val="false"/>
+          <w:i w:val="false"/>
+          <w:iCs w:val="false"/>
+          <w:color w:val="2A2E38"/>
+          <w:sz w:val="19"/>
+          <w:szCs w:val="19"/>
+        </w:rPr>
+        <w:t xml:space="preserve"/>
+      </w:r>
+    </w:p>
+    <w:tbl>
+      <w:tblPr>
+        <w:tblW w:type="dxa" w:w="9638"/>
+        <w:tblBorders>
+          <w:top w:val="single" w:color="auto" w:sz="4"/>
+          <w:left w:val="single" w:color="auto" w:sz="4"/>
+          <w:bottom w:val="single" w:color="auto" w:sz="4"/>
+          <w:right w:val="single" w:color="auto" w:sz="4"/>
+          <w:insideH w:val="single" w:color="auto" w:sz="4"/>
+          <w:insideV w:val="single" w:color="auto" w:sz="4"/>
+        </w:tblBorders>
+      </w:tblPr>
+      <w:tblGrid>
+        <w:gridCol w:w="2200"/>
+        <w:gridCol w:w="2480"/>
+        <w:gridCol w:w="2480"/>
+        <w:gridCol w:w="2478"/>
+      </w:tblGrid>
+      <w:tr>
+        <w:trPr>
+          <w:tblHeader/>
+        </w:trPr>
+        <w:tc>
+          <w:tcPr>
+            <w:tcW w:type="dxa" w:w="2200"/>
+            <w:tcBorders>
+              <w:top w:val="single" w:color="1F2A44" w:sz="4"/>
+              <w:left w:val="none" w:color="auto" w:sz="0"/>
+              <w:bottom w:val="single" w:color="D9D4CB" w:sz="4"/>
+              <w:right w:val="none" w:color="auto" w:sz="0"/>
+            </w:tcBorders>
+            <w:shd w:fill="1F2A44" w:color="auto" w:val="clear"/>
+            <w:tcMar>
+              <w:top w:type="dxa" w:w="70"/>
+              <w:left w:type="dxa" w:w="100"/>
+              <w:bottom w:type="dxa" w:w="70"/>
+              <w:right w:type="dxa" w:w="100"/>
+            </w:tcMar>
+            <w:vAlign w:val="center"/>
+          </w:tcPr>
+          <w:p>
+            <w:pPr>
+              <w:spacing w:after="0" w:line="240" w:lineRule="auto"/>
+              <w:jc w:val="left"/>
+            </w:pPr>
+            <w:r>
+              <w:rPr>
+                <w:rFonts w:ascii="Arial" w:cs="Arial" w:eastAsia="Arial" w:hAnsi="Arial"/>
+                <w:b/>
+                <w:bCs/>
+                <w:i w:val="false"/>
+                <w:iCs w:val="false"/>
+                <w:color w:val="FFFFFF"/>
+                <w:sz w:val="16"/>
+                <w:szCs w:val="16"/>
+              </w:rPr>
+              <w:t xml:space="preserve">Тип</w:t>
+            </w:r>
+          </w:p>
+        </w:tc>
+        <w:tc>
+          <w:tcPr>
+            <w:tcW w:type="dxa" w:w="2480"/>
+            <w:tcBorders>
+              <w:top w:val="single" w:color="1F2A44" w:sz="4"/>
+              <w:left w:val="none" w:color="auto" w:sz="0"/>
+              <w:bottom w:val="single" w:color="D9D4CB" w:sz="4"/>
+              <w:right w:val="none" w:color="auto" w:sz="0"/>
+            </w:tcBorders>
+            <w:shd w:fill="1F2A44" w:color="auto" w:val="clear"/>
+            <w:tcMar>
+              <w:top w:type="dxa" w:w="70"/>
+              <w:left w:type="dxa" w:w="100"/>
+              <w:bottom w:type="dxa" w:w="70"/>
+              <w:right w:type="dxa" w:w="100"/>
+            </w:tcMar>
+            <w:vAlign w:val="center"/>
+          </w:tcPr>
+          <w:p>
+            <w:pPr>
+              <w:spacing w:after="0" w:line="240" w:lineRule="auto"/>
+              <w:jc w:val="center"/>
+            </w:pPr>
+            <w:r>
+              <w:rPr>
+                <w:rFonts w:ascii="Arial" w:cs="Arial" w:eastAsia="Arial" w:hAnsi="Arial"/>
+                <w:b/>
+                <w:bCs/>
+                <w:i w:val="false"/>
+                <w:iCs w:val="false"/>
+                <w:color w:val="FFFFFF"/>
+                <w:sz w:val="16"/>
+                <w:szCs w:val="16"/>
+              </w:rPr>
+              <w:t xml:space="preserve">Муза</w:t>
+            </w:r>
+          </w:p>
+        </w:tc>
+        <w:tc>
+          <w:tcPr>
+            <w:tcW w:type="dxa" w:w="2480"/>
+            <w:tcBorders>
+              <w:top w:val="single" w:color="1F2A44" w:sz="4"/>
+              <w:left w:val="none" w:color="auto" w:sz="0"/>
+              <w:bottom w:val="single" w:color="D9D4CB" w:sz="4"/>
+              <w:right w:val="none" w:color="auto" w:sz="0"/>
+            </w:tcBorders>
+            <w:shd w:fill="1F2A44" w:color="auto" w:val="clear"/>
+            <w:tcMar>
+              <w:top w:type="dxa" w:w="70"/>
+              <w:left w:type="dxa" w:w="100"/>
+              <w:bottom w:type="dxa" w:w="70"/>
+              <w:right w:type="dxa" w:w="100"/>
+            </w:tcMar>
+            <w:vAlign w:val="center"/>
+          </w:tcPr>
+          <w:p>
+            <w:pPr>
+              <w:spacing w:after="0" w:line="240" w:lineRule="auto"/>
+              <w:jc w:val="center"/>
+            </w:pPr>
+            <w:r>
+              <w:rPr>
+                <w:rFonts w:ascii="Arial" w:cs="Arial" w:eastAsia="Arial" w:hAnsi="Arial"/>
+                <w:b/>
+                <w:bCs/>
+                <w:i w:val="false"/>
+                <w:iCs w:val="false"/>
+                <w:color w:val="FFFFFF"/>
+                <w:sz w:val="16"/>
+                <w:szCs w:val="16"/>
+              </w:rPr>
+              <w:t xml:space="preserve">МАСТЕРС</w:t>
+            </w:r>
+          </w:p>
+        </w:tc>
+        <w:tc>
+          <w:tcPr>
+            <w:tcW w:type="dxa" w:w="2478"/>
+            <w:tcBorders>
+              <w:top w:val="single" w:color="1F2A44" w:sz="4"/>
+              <w:left w:val="none" w:color="auto" w:sz="0"/>
+              <w:bottom w:val="single" w:color="D9D4CB" w:sz="4"/>
+              <w:right w:val="none" w:color="auto" w:sz="0"/>
+            </w:tcBorders>
+            <w:shd w:fill="1F2A44" w:color="auto" w:val="clear"/>
+            <w:tcMar>
+              <w:top w:type="dxa" w:w="70"/>
+              <w:left w:type="dxa" w:w="100"/>
+              <w:bottom w:type="dxa" w:w="70"/>
+              <w:right w:type="dxa" w:w="100"/>
+            </w:tcMar>
+            <w:vAlign w:val="center"/>
+          </w:tcPr>
+          <w:p>
+            <w:pPr>
+              <w:spacing w:after="0" w:line="240" w:lineRule="auto"/>
+              <w:jc w:val="center"/>
+            </w:pPr>
+            <w:r>
+              <w:rPr>
+                <w:rFonts w:ascii="Arial" w:cs="Arial" w:eastAsia="Arial" w:hAnsi="Arial"/>
+                <w:b/>
+                <w:bCs/>
+                <w:i w:val="false"/>
+                <w:iCs w:val="false"/>
+                <w:color w:val="FFFFFF"/>
+                <w:sz w:val="16"/>
+                <w:szCs w:val="16"/>
+              </w:rPr>
+              <w:t xml:space="preserve">Дом на Часовой</w:t>
+            </w:r>
+          </w:p>
+        </w:tc>
+      </w:tr>
+      <w:tr>
+        <w:tc>
+          <w:tcPr>
+            <w:tcW w:type="dxa" w:w="2200"/>
+            <w:tcBorders>
+              <w:top w:val="single" w:color="D9D4CB" w:sz="4"/>
+              <w:left w:val="none" w:color="auto" w:sz="0"/>
+              <w:bottom w:val="single" w:color="D9D4CB" w:sz="4"/>
+              <w:right w:val="none" w:color="auto" w:sz="0"/>
+            </w:tcBorders>
+            <w:tcMar>
+              <w:top w:type="dxa" w:w="70"/>
+              <w:left w:type="dxa" w:w="100"/>
+              <w:bottom w:type="dxa" w:w="70"/>
+              <w:right w:type="dxa" w:w="100"/>
+            </w:tcMar>
+            <w:vAlign w:val="center"/>
+          </w:tcPr>
+          <w:p>
+            <w:pPr>
+              <w:spacing w:after="0" w:line="240" w:lineRule="auto"/>
+              <w:jc w:val="left"/>
+            </w:pPr>
+            <w:r>
+              <w:rPr>
+                <w:rFonts w:ascii="Arial" w:cs="Arial" w:eastAsia="Arial" w:hAnsi="Arial"/>
+                <w:b/>
+                <w:bCs/>
+                <w:i w:val="false"/>
+                <w:iCs w:val="false"/>
+                <w:color w:val="2A2E38"/>
+                <w:sz w:val="17"/>
+                <w:szCs w:val="17"/>
+              </w:rPr>
+              <w:t xml:space="preserve">Студии</w:t>
+            </w:r>
+          </w:p>
+        </w:tc>
+        <w:tc>
+          <w:tcPr>
+            <w:tcW w:type="dxa" w:w="2480"/>
+            <w:tcBorders>
+              <w:top w:val="single" w:color="D9D4CB" w:sz="4"/>
+              <w:left w:val="none" w:color="auto" w:sz="0"/>
+              <w:bottom w:val="single" w:color="D9D4CB" w:sz="4"/>
+              <w:right w:val="none" w:color="auto" w:sz="0"/>
+            </w:tcBorders>
+            <w:tcMar>
+              <w:top w:type="dxa" w:w="70"/>
+              <w:left w:type="dxa" w:w="100"/>
+              <w:bottom w:type="dxa" w:w="70"/>
+              <w:right w:type="dxa" w:w="100"/>
+            </w:tcMar>
+            <w:vAlign w:val="center"/>
+          </w:tcPr>
+          <w:p>
+            <w:pPr>
+              <w:spacing w:after="0" w:line="240" w:lineRule="auto"/>
+              <w:jc w:val="center"/>
+            </w:pPr>
+            <w:r>
+              <w:rPr>
+                <w:rFonts w:ascii="Arial" w:cs="Arial" w:eastAsia="Arial" w:hAnsi="Arial"/>
+                <w:b w:val="false"/>
+                <w:bCs w:val="false"/>
+                <w:i w:val="false"/>
+                <w:iCs w:val="false"/>
+                <w:color w:val="2A2E38"/>
+                <w:sz w:val="17"/>
+                <w:szCs w:val="17"/>
+              </w:rPr>
+              <w:t xml:space="preserve">—</w:t>
+            </w:r>
+          </w:p>
+        </w:tc>
+        <w:tc>
+          <w:tcPr>
+            <w:tcW w:type="dxa" w:w="2480"/>
+            <w:tcBorders>
+              <w:top w:val="single" w:color="D9D4CB" w:sz="4"/>
+              <w:left w:val="none" w:color="auto" w:sz="0"/>
+              <w:bottom w:val="single" w:color="D9D4CB" w:sz="4"/>
+              <w:right w:val="none" w:color="auto" w:sz="0"/>
+            </w:tcBorders>
+            <w:tcMar>
+              <w:top w:type="dxa" w:w="70"/>
+              <w:left w:type="dxa" w:w="100"/>
+              <w:bottom w:type="dxa" w:w="70"/>
+              <w:right w:type="dxa" w:w="100"/>
+            </w:tcMar>
+            <w:vAlign w:val="center"/>
+          </w:tcPr>
+          <w:p>
+            <w:pPr>
+              <w:spacing w:after="0" w:line="240" w:lineRule="auto"/>
+              <w:jc w:val="center"/>
+            </w:pPr>
+            <w:r>
+              <w:rPr>
+                <w:rFonts w:ascii="Arial" w:cs="Arial" w:eastAsia="Arial" w:hAnsi="Arial"/>
+                <w:b w:val="false"/>
+                <w:bCs w:val="false"/>
+                <w:i w:val="false"/>
+                <w:iCs w:val="false"/>
+                <w:color w:val="2A2E38"/>
+                <w:sz w:val="17"/>
+                <w:szCs w:val="17"/>
+              </w:rPr>
+              <w:t xml:space="preserve">897 173  (6 шт)</w:t>
+            </w:r>
+          </w:p>
+        </w:tc>
+        <w:tc>
+          <w:tcPr>
+            <w:tcW w:type="dxa" w:w="2478"/>
+            <w:tcBorders>
+              <w:top w:val="single" w:color="D9D4CB" w:sz="4"/>
+              <w:left w:val="none" w:color="auto" w:sz="0"/>
+              <w:bottom w:val="single" w:color="D9D4CB" w:sz="4"/>
+              <w:right w:val="none" w:color="auto" w:sz="0"/>
+            </w:tcBorders>
+            <w:tcMar>
+              <w:top w:type="dxa" w:w="70"/>
+              <w:left w:type="dxa" w:w="100"/>
+              <w:bottom w:type="dxa" w:w="70"/>
+              <w:right w:type="dxa" w:w="100"/>
+            </w:tcMar>
+            <w:vAlign w:val="center"/>
+          </w:tcPr>
+          <w:p>
+            <w:pPr>
+              <w:spacing w:after="0" w:line="240" w:lineRule="auto"/>
+              <w:jc w:val="center"/>
+            </w:pPr>
+            <w:r>
+              <w:rPr>
+                <w:rFonts w:ascii="Arial" w:cs="Arial" w:eastAsia="Arial" w:hAnsi="Arial"/>
+                <w:b w:val="false"/>
+                <w:bCs w:val="false"/>
+                <w:i w:val="false"/>
+                <w:iCs w:val="false"/>
+                <w:color w:val="2A2E38"/>
+                <w:sz w:val="17"/>
+                <w:szCs w:val="17"/>
+              </w:rPr>
+              <w:t xml:space="preserve">734 266  (4 шт)</w:t>
+            </w:r>
+          </w:p>
+        </w:tc>
+      </w:tr>
+      <w:tr>
+        <w:tc>
+          <w:tcPr>
+            <w:tcW w:type="dxa" w:w="2200"/>
+            <w:tcBorders>
+              <w:top w:val="single" w:color="D9D4CB" w:sz="4"/>
+              <w:left w:val="none" w:color="auto" w:sz="0"/>
+              <w:bottom w:val="single" w:color="D9D4CB" w:sz="4"/>
+              <w:right w:val="none" w:color="auto" w:sz="0"/>
+            </w:tcBorders>
+            <w:shd w:fill="FBFAF8" w:color="auto" w:val="clear"/>
+            <w:tcMar>
+              <w:top w:type="dxa" w:w="70"/>
+              <w:left w:type="dxa" w:w="100"/>
+              <w:bottom w:type="dxa" w:w="70"/>
+              <w:right w:type="dxa" w:w="100"/>
+            </w:tcMar>
+            <w:vAlign w:val="center"/>
+          </w:tcPr>
+          <w:p>
+            <w:pPr>
+              <w:spacing w:after="0" w:line="240" w:lineRule="auto"/>
+              <w:jc w:val="left"/>
+            </w:pPr>
+            <w:r>
+              <w:rPr>
+                <w:rFonts w:ascii="Arial" w:cs="Arial" w:eastAsia="Arial" w:hAnsi="Arial"/>
+                <w:b/>
+                <w:bCs/>
+                <w:i w:val="false"/>
+                <w:iCs w:val="false"/>
+                <w:color w:val="2A2E38"/>
+                <w:sz w:val="17"/>
+                <w:szCs w:val="17"/>
+              </w:rPr>
+              <w:t xml:space="preserve">1-комнатные</w:t>
+            </w:r>
+          </w:p>
+        </w:tc>
+        <w:tc>
+          <w:tcPr>
+            <w:tcW w:type="dxa" w:w="2480"/>
+            <w:tcBorders>
+              <w:top w:val="single" w:color="D9D4CB" w:sz="4"/>
+              <w:left w:val="none" w:color="auto" w:sz="0"/>
+              <w:bottom w:val="single" w:color="D9D4CB" w:sz="4"/>
+              <w:right w:val="none" w:color="auto" w:sz="0"/>
+            </w:tcBorders>
+            <w:shd w:fill="FBFAF8" w:color="auto" w:val="clear"/>
+            <w:tcMar>
+              <w:top w:type="dxa" w:w="70"/>
+              <w:left w:type="dxa" w:w="100"/>
+              <w:bottom w:type="dxa" w:w="70"/>
+              <w:right w:type="dxa" w:w="100"/>
+            </w:tcMar>
+            <w:vAlign w:val="center"/>
+          </w:tcPr>
+          <w:p>
+            <w:pPr>
+              <w:spacing w:after="0" w:line="240" w:lineRule="auto"/>
+              <w:jc w:val="center"/>
+            </w:pPr>
+            <w:r>
+              <w:rPr>
+                <w:rFonts w:ascii="Arial" w:cs="Arial" w:eastAsia="Arial" w:hAnsi="Arial"/>
+                <w:b w:val="false"/>
+                <w:bCs w:val="false"/>
+                <w:i w:val="false"/>
+                <w:iCs w:val="false"/>
+                <w:color w:val="2A2E38"/>
+                <w:sz w:val="17"/>
+                <w:szCs w:val="17"/>
+              </w:rPr>
+              <w:t xml:space="preserve">1 091 730  (18 шт)</w:t>
+            </w:r>
+          </w:p>
+        </w:tc>
+        <w:tc>
+          <w:tcPr>
+            <w:tcW w:type="dxa" w:w="2480"/>
+            <w:tcBorders>
+              <w:top w:val="single" w:color="D9D4CB" w:sz="4"/>
+              <w:left w:val="none" w:color="auto" w:sz="0"/>
+              <w:bottom w:val="single" w:color="D9D4CB" w:sz="4"/>
+              <w:right w:val="none" w:color="auto" w:sz="0"/>
+            </w:tcBorders>
+            <w:shd w:fill="FBFAF8" w:color="auto" w:val="clear"/>
+            <w:tcMar>
+              <w:top w:type="dxa" w:w="70"/>
+              <w:left w:type="dxa" w:w="100"/>
+              <w:bottom w:type="dxa" w:w="70"/>
+              <w:right w:type="dxa" w:w="100"/>
+            </w:tcMar>
+            <w:vAlign w:val="center"/>
+          </w:tcPr>
+          <w:p>
+            <w:pPr>
+              <w:spacing w:after="0" w:line="240" w:lineRule="auto"/>
+              <w:jc w:val="center"/>
+            </w:pPr>
+            <w:r>
+              <w:rPr>
+                <w:rFonts w:ascii="Arial" w:cs="Arial" w:eastAsia="Arial" w:hAnsi="Arial"/>
+                <w:b w:val="false"/>
+                <w:bCs w:val="false"/>
+                <w:i w:val="false"/>
+                <w:iCs w:val="false"/>
+                <w:color w:val="2A2E38"/>
+                <w:sz w:val="17"/>
+                <w:szCs w:val="17"/>
+              </w:rPr>
+              <w:t xml:space="preserve">848 913  (44 шт)</w:t>
+            </w:r>
+          </w:p>
+        </w:tc>
+        <w:tc>
+          <w:tcPr>
+            <w:tcW w:type="dxa" w:w="2478"/>
+            <w:tcBorders>
+              <w:top w:val="single" w:color="D9D4CB" w:sz="4"/>
+              <w:left w:val="none" w:color="auto" w:sz="0"/>
+              <w:bottom w:val="single" w:color="D9D4CB" w:sz="4"/>
+              <w:right w:val="none" w:color="auto" w:sz="0"/>
+            </w:tcBorders>
+            <w:shd w:fill="FBFAF8" w:color="auto" w:val="clear"/>
+            <w:tcMar>
+              <w:top w:type="dxa" w:w="70"/>
+              <w:left w:type="dxa" w:w="100"/>
+              <w:bottom w:type="dxa" w:w="70"/>
+              <w:right w:type="dxa" w:w="100"/>
+            </w:tcMar>
+            <w:vAlign w:val="center"/>
+          </w:tcPr>
+          <w:p>
+            <w:pPr>
+              <w:spacing w:after="0" w:line="240" w:lineRule="auto"/>
+              <w:jc w:val="center"/>
+            </w:pPr>
+            <w:r>
+              <w:rPr>
+                <w:rFonts w:ascii="Arial" w:cs="Arial" w:eastAsia="Arial" w:hAnsi="Arial"/>
+                <w:b w:val="false"/>
+                <w:bCs w:val="false"/>
+                <w:i w:val="false"/>
+                <w:iCs w:val="false"/>
+                <w:color w:val="2A2E38"/>
+                <w:sz w:val="17"/>
+                <w:szCs w:val="17"/>
+              </w:rPr>
+              <w:t xml:space="preserve">717 691  (16 шт)</w:t>
+            </w:r>
+          </w:p>
+        </w:tc>
+      </w:tr>
+      <w:tr>
+        <w:tc>
+          <w:tcPr>
+            <w:tcW w:type="dxa" w:w="2200"/>
+            <w:tcBorders>
+              <w:top w:val="single" w:color="D9D4CB" w:sz="4"/>
+              <w:left w:val="none" w:color="auto" w:sz="0"/>
+              <w:bottom w:val="single" w:color="D9D4CB" w:sz="4"/>
+              <w:right w:val="none" w:color="auto" w:sz="0"/>
+            </w:tcBorders>
+            <w:tcMar>
+              <w:top w:type="dxa" w:w="70"/>
+              <w:left w:type="dxa" w:w="100"/>
+              <w:bottom w:type="dxa" w:w="70"/>
+              <w:right w:type="dxa" w:w="100"/>
+            </w:tcMar>
+            <w:vAlign w:val="center"/>
+          </w:tcPr>
+          <w:p>
+            <w:pPr>
+              <w:spacing w:after="0" w:line="240" w:lineRule="auto"/>
+              <w:jc w:val="left"/>
+            </w:pPr>
+            <w:r>
+              <w:rPr>
+                <w:rFonts w:ascii="Arial" w:cs="Arial" w:eastAsia="Arial" w:hAnsi="Arial"/>
+                <w:b/>
+                <w:bCs/>
+                <w:i w:val="false"/>
+                <w:iCs w:val="false"/>
+                <w:color w:val="2A2E38"/>
+                <w:sz w:val="17"/>
+                <w:szCs w:val="17"/>
+              </w:rPr>
+              <w:t xml:space="preserve">2-комнатные</w:t>
+            </w:r>
+          </w:p>
+        </w:tc>
+        <w:tc>
+          <w:tcPr>
+            <w:tcW w:type="dxa" w:w="2480"/>
+            <w:tcBorders>
+              <w:top w:val="single" w:color="D9D4CB" w:sz="4"/>
+              <w:left w:val="none" w:color="auto" w:sz="0"/>
+              <w:bottom w:val="single" w:color="D9D4CB" w:sz="4"/>
+              <w:right w:val="none" w:color="auto" w:sz="0"/>
+            </w:tcBorders>
+            <w:tcMar>
+              <w:top w:type="dxa" w:w="70"/>
+              <w:left w:type="dxa" w:w="100"/>
+              <w:bottom w:type="dxa" w:w="70"/>
+              <w:right w:type="dxa" w:w="100"/>
+            </w:tcMar>
+            <w:vAlign w:val="center"/>
+          </w:tcPr>
+          <w:p>
+            <w:pPr>
+              <w:spacing w:after="0" w:line="240" w:lineRule="auto"/>
+              <w:jc w:val="center"/>
+            </w:pPr>
+            <w:r>
+              <w:rPr>
+                <w:rFonts w:ascii="Arial" w:cs="Arial" w:eastAsia="Arial" w:hAnsi="Arial"/>
+                <w:b w:val="false"/>
+                <w:bCs w:val="false"/>
+                <w:i w:val="false"/>
+                <w:iCs w:val="false"/>
+                <w:color w:val="2A2E38"/>
+                <w:sz w:val="17"/>
+                <w:szCs w:val="17"/>
+              </w:rPr>
+              <w:t xml:space="preserve">1 002 521  (20 шт)</w:t>
+            </w:r>
+          </w:p>
+        </w:tc>
+        <w:tc>
+          <w:tcPr>
+            <w:tcW w:type="dxa" w:w="2480"/>
+            <w:tcBorders>
+              <w:top w:val="single" w:color="D9D4CB" w:sz="4"/>
+              <w:left w:val="none" w:color="auto" w:sz="0"/>
+              <w:bottom w:val="single" w:color="D9D4CB" w:sz="4"/>
+              <w:right w:val="none" w:color="auto" w:sz="0"/>
+            </w:tcBorders>
+            <w:tcMar>
+              <w:top w:type="dxa" w:w="70"/>
+              <w:left w:type="dxa" w:w="100"/>
+              <w:bottom w:type="dxa" w:w="70"/>
+              <w:right w:type="dxa" w:w="100"/>
+            </w:tcMar>
+            <w:vAlign w:val="center"/>
+          </w:tcPr>
+          <w:p>
+            <w:pPr>
+              <w:spacing w:after="0" w:line="240" w:lineRule="auto"/>
+              <w:jc w:val="center"/>
+            </w:pPr>
+            <w:r>
+              <w:rPr>
+                <w:rFonts w:ascii="Arial" w:cs="Arial" w:eastAsia="Arial" w:hAnsi="Arial"/>
+                <w:b w:val="false"/>
+                <w:bCs w:val="false"/>
+                <w:i w:val="false"/>
+                <w:iCs w:val="false"/>
+                <w:color w:val="2A2E38"/>
+                <w:sz w:val="17"/>
+                <w:szCs w:val="17"/>
+              </w:rPr>
+              <w:t xml:space="preserve">753 827  (74 шт)</w:t>
+            </w:r>
+          </w:p>
+        </w:tc>
+        <w:tc>
+          <w:tcPr>
+            <w:tcW w:type="dxa" w:w="2478"/>
+            <w:tcBorders>
+              <w:top w:val="single" w:color="D9D4CB" w:sz="4"/>
+              <w:left w:val="none" w:color="auto" w:sz="0"/>
+              <w:bottom w:val="single" w:color="D9D4CB" w:sz="4"/>
+              <w:right w:val="none" w:color="auto" w:sz="0"/>
+            </w:tcBorders>
+            <w:tcMar>
+              <w:top w:type="dxa" w:w="70"/>
+              <w:left w:type="dxa" w:w="100"/>
+              <w:bottom w:type="dxa" w:w="70"/>
+              <w:right w:type="dxa" w:w="100"/>
+            </w:tcMar>
+            <w:vAlign w:val="center"/>
+          </w:tcPr>
+          <w:p>
+            <w:pPr>
+              <w:spacing w:after="0" w:line="240" w:lineRule="auto"/>
+              <w:jc w:val="center"/>
+            </w:pPr>
+            <w:r>
+              <w:rPr>
+                <w:rFonts w:ascii="Arial" w:cs="Arial" w:eastAsia="Arial" w:hAnsi="Arial"/>
+                <w:b w:val="false"/>
+                <w:bCs w:val="false"/>
+                <w:i w:val="false"/>
+                <w:iCs w:val="false"/>
+                <w:color w:val="2A2E38"/>
+                <w:sz w:val="17"/>
+                <w:szCs w:val="17"/>
+              </w:rPr>
+              <w:t xml:space="preserve">653 176  (24 шт)</w:t>
+            </w:r>
+          </w:p>
+        </w:tc>
+      </w:tr>
+      <w:tr>
+        <w:tc>
+          <w:tcPr>
+            <w:tcW w:type="dxa" w:w="2200"/>
+            <w:tcBorders>
+              <w:top w:val="single" w:color="D9D4CB" w:sz="4"/>
+              <w:left w:val="none" w:color="auto" w:sz="0"/>
+              <w:bottom w:val="single" w:color="D9D4CB" w:sz="4"/>
+              <w:right w:val="none" w:color="auto" w:sz="0"/>
+            </w:tcBorders>
+            <w:shd w:fill="FBFAF8" w:color="auto" w:val="clear"/>
+            <w:tcMar>
+              <w:top w:type="dxa" w:w="70"/>
+              <w:left w:type="dxa" w:w="100"/>
+              <w:bottom w:type="dxa" w:w="70"/>
+              <w:right w:type="dxa" w:w="100"/>
+            </w:tcMar>
+            <w:vAlign w:val="center"/>
+          </w:tcPr>
+          <w:p>
+            <w:pPr>
+              <w:spacing w:after="0" w:line="240" w:lineRule="auto"/>
+              <w:jc w:val="left"/>
+            </w:pPr>
+            <w:r>
+              <w:rPr>
+                <w:rFonts w:ascii="Arial" w:cs="Arial" w:eastAsia="Arial" w:hAnsi="Arial"/>
+                <w:b/>
+                <w:bCs/>
+                <w:i w:val="false"/>
+                <w:iCs w:val="false"/>
+                <w:color w:val="2A2E38"/>
+                <w:sz w:val="17"/>
+                <w:szCs w:val="17"/>
+              </w:rPr>
+              <w:t xml:space="preserve">3-комнатные</w:t>
+            </w:r>
+          </w:p>
+        </w:tc>
+        <w:tc>
+          <w:tcPr>
+            <w:tcW w:type="dxa" w:w="2480"/>
+            <w:tcBorders>
+              <w:top w:val="single" w:color="D9D4CB" w:sz="4"/>
+              <w:left w:val="none" w:color="auto" w:sz="0"/>
+              <w:bottom w:val="single" w:color="D9D4CB" w:sz="4"/>
+              <w:right w:val="none" w:color="auto" w:sz="0"/>
+            </w:tcBorders>
+            <w:shd w:fill="FBFAF8" w:color="auto" w:val="clear"/>
+            <w:tcMar>
+              <w:top w:type="dxa" w:w="70"/>
+              <w:left w:type="dxa" w:w="100"/>
+              <w:bottom w:type="dxa" w:w="70"/>
+              <w:right w:type="dxa" w:w="100"/>
+            </w:tcMar>
+            <w:vAlign w:val="center"/>
+          </w:tcPr>
+          <w:p>
+            <w:pPr>
+              <w:spacing w:after="0" w:line="240" w:lineRule="auto"/>
+              <w:jc w:val="center"/>
+            </w:pPr>
+            <w:r>
+              <w:rPr>
+                <w:rFonts w:ascii="Arial" w:cs="Arial" w:eastAsia="Arial" w:hAnsi="Arial"/>
+                <w:b w:val="false"/>
+                <w:bCs w:val="false"/>
+                <w:i w:val="false"/>
+                <w:iCs w:val="false"/>
+                <w:color w:val="2A2E38"/>
+                <w:sz w:val="17"/>
+                <w:szCs w:val="17"/>
+              </w:rPr>
+              <w:t xml:space="preserve">1 041 618  (13 шт)</w:t>
+            </w:r>
+          </w:p>
+        </w:tc>
+        <w:tc>
+          <w:tcPr>
+            <w:tcW w:type="dxa" w:w="2480"/>
+            <w:tcBorders>
+              <w:top w:val="single" w:color="D9D4CB" w:sz="4"/>
+              <w:left w:val="none" w:color="auto" w:sz="0"/>
+              <w:bottom w:val="single" w:color="D9D4CB" w:sz="4"/>
+              <w:right w:val="none" w:color="auto" w:sz="0"/>
+            </w:tcBorders>
+            <w:shd w:fill="FBFAF8" w:color="auto" w:val="clear"/>
+            <w:tcMar>
+              <w:top w:type="dxa" w:w="70"/>
+              <w:left w:type="dxa" w:w="100"/>
+              <w:bottom w:type="dxa" w:w="70"/>
+              <w:right w:type="dxa" w:w="100"/>
+            </w:tcMar>
+            <w:vAlign w:val="center"/>
+          </w:tcPr>
+          <w:p>
+            <w:pPr>
+              <w:spacing w:after="0" w:line="240" w:lineRule="auto"/>
+              <w:jc w:val="center"/>
+            </w:pPr>
+            <w:r>
+              <w:rPr>
+                <w:rFonts w:ascii="Arial" w:cs="Arial" w:eastAsia="Arial" w:hAnsi="Arial"/>
+                <w:b w:val="false"/>
+                <w:bCs w:val="false"/>
+                <w:i w:val="false"/>
+                <w:iCs w:val="false"/>
+                <w:color w:val="2A2E38"/>
+                <w:sz w:val="17"/>
+                <w:szCs w:val="17"/>
+              </w:rPr>
+              <w:t xml:space="preserve">725 585  (45 шт)</w:t>
+            </w:r>
+          </w:p>
+        </w:tc>
+        <w:tc>
+          <w:tcPr>
+            <w:tcW w:type="dxa" w:w="2478"/>
+            <w:tcBorders>
+              <w:top w:val="single" w:color="D9D4CB" w:sz="4"/>
+              <w:left w:val="none" w:color="auto" w:sz="0"/>
+              <w:bottom w:val="single" w:color="D9D4CB" w:sz="4"/>
+              <w:right w:val="none" w:color="auto" w:sz="0"/>
+            </w:tcBorders>
+            <w:shd w:fill="FBFAF8" w:color="auto" w:val="clear"/>
+            <w:tcMar>
+              <w:top w:type="dxa" w:w="70"/>
+              <w:left w:type="dxa" w:w="100"/>
+              <w:bottom w:type="dxa" w:w="70"/>
+              <w:right w:type="dxa" w:w="100"/>
+            </w:tcMar>
+            <w:vAlign w:val="center"/>
+          </w:tcPr>
+          <w:p>
+            <w:pPr>
+              <w:spacing w:after="0" w:line="240" w:lineRule="auto"/>
+              <w:jc w:val="center"/>
+            </w:pPr>
+            <w:r>
+              <w:rPr>
+                <w:rFonts w:ascii="Arial" w:cs="Arial" w:eastAsia="Arial" w:hAnsi="Arial"/>
+                <w:b w:val="false"/>
+                <w:bCs w:val="false"/>
+                <w:i w:val="false"/>
+                <w:iCs w:val="false"/>
+                <w:color w:val="2A2E38"/>
+                <w:sz w:val="17"/>
+                <w:szCs w:val="17"/>
+              </w:rPr>
+              <w:t xml:space="preserve">638 553  (7 шт)</w:t>
+            </w:r>
+          </w:p>
+        </w:tc>
+      </w:tr>
+    </w:tbl>
+    <w:p>
+      <w:pPr>
+        <w:spacing w:after="30"/>
+      </w:pPr>
+      <w:r>
+        <w:rPr>
+          <w:rFonts w:ascii="Arial" w:cs="Arial" w:eastAsia="Arial" w:hAnsi="Arial"/>
+          <w:b w:val="false"/>
+          <w:bCs w:val="false"/>
+          <w:i w:val="false"/>
+          <w:iCs w:val="false"/>
+          <w:color w:val="2A2E38"/>
+          <w:sz w:val="19"/>
+          <w:szCs w:val="19"/>
+        </w:rPr>
+        <w:t xml:space="preserve"/>
+      </w:r>
+    </w:p>
+    <w:p>
+      <w:pPr>
+        <w:spacing w:after="60" w:line="230" w:lineRule="auto"/>
+        <w:ind w:right="1560"/>
+      </w:pPr>
+      <w:r>
+        <w:rPr>
+          <w:rFonts w:ascii="Arial" w:cs="Arial" w:eastAsia="Arial" w:hAnsi="Arial"/>
+          <w:b w:val="false"/>
+          <w:bCs w:val="false"/>
+          <w:i w:val="false"/>
+          <w:iCs w:val="false"/>
+          <w:color w:val="70788A"/>
+          <w:sz w:val="15"/>
+          <w:szCs w:val="15"/>
+        </w:rPr>
+        <w:t xml:space="preserve">Студий в «Музе» нет. Порядок цен сохраняется во всех типологиях без исключения.</w:t>
+      </w:r>
+    </w:p>
+    <w:p>
+      <w:pPr>
+        <w:spacing w:after="110" w:before="170"/>
+      </w:pPr>
+      <w:r>
+        <w:rPr>
+          <w:rFonts w:ascii="Georgia" w:cs="Georgia" w:eastAsia="Georgia" w:hAnsi="Georgia"/>
+          <w:b/>
+          <w:bCs/>
+          <w:i w:val="false"/>
+          <w:iCs w:val="false"/>
+          <w:color w:val="1F2A44"/>
+          <w:sz w:val="24"/>
+          <w:szCs w:val="24"/>
+        </w:rPr>
+        <w:t xml:space="preserve">Выводы по первичному рынку</w:t>
+      </w:r>
+    </w:p>
+    <w:p>
+      <w:pPr>
+        <w:spacing w:after="58" w:line="252" w:lineRule="auto"/>
+        <w:ind w:left="170" w:right="1560" w:hanging="170"/>
+      </w:pPr>
+      <w:r>
+        <w:rPr>
+          <w:rFonts w:ascii="Arial" w:cs="Arial" w:eastAsia="Arial" w:hAnsi="Arial"/>
+          <w:b/>
+          <w:bCs/>
+          <w:i w:val="false"/>
+          <w:iCs w:val="false"/>
+          <w:color w:val="A9762F"/>
+          <w:sz w:val="19"/>
+          <w:szCs w:val="19"/>
+        </w:rPr>
+        <w:t xml:space="preserve">—   </w:t>
+      </w:r>
+      <w:r>
+        <w:rPr>
+          <w:rFonts w:ascii="Arial" w:cs="Arial" w:eastAsia="Arial" w:hAnsi="Arial"/>
+          <w:b w:val="false"/>
+          <w:bCs w:val="false"/>
+          <w:i w:val="false"/>
+          <w:iCs w:val="false"/>
+          <w:color w:val="2A2E38"/>
+          <w:sz w:val="19"/>
+          <w:szCs w:val="19"/>
+        </w:rPr>
+        <w:t xml:space="preserve">МАСТЕРС — середина премиального сегмента локации: </w:t>
+      </w:r>
+      <w:r>
+        <w:rPr>
+          <w:rFonts w:ascii="Arial" w:cs="Arial" w:eastAsia="Arial" w:hAnsi="Arial"/>
+          <w:b/>
+          <w:bCs/>
+          <w:i w:val="false"/>
+          <w:iCs w:val="false"/>
+          <w:color w:val="2A2E38"/>
+          <w:sz w:val="19"/>
+          <w:szCs w:val="19"/>
+        </w:rPr>
+        <w:t xml:space="preserve">на 27 % дешевле «Музы»</w:t>
+      </w:r>
+      <w:r>
+        <w:rPr>
+          <w:rFonts w:ascii="Arial" w:cs="Arial" w:eastAsia="Arial" w:hAnsi="Arial"/>
+          <w:b w:val="false"/>
+          <w:bCs w:val="false"/>
+          <w:i w:val="false"/>
+          <w:iCs w:val="false"/>
+          <w:color w:val="2A2E38"/>
+          <w:sz w:val="19"/>
+          <w:szCs w:val="19"/>
+        </w:rPr>
+        <w:t xml:space="preserve"> (761 469 против 1 042 477 ₽/м²) и на 14 % дороже «Дома на Часовой» (668 643 ₽/м²).</w:t>
+      </w:r>
+    </w:p>
+    <w:p>
+      <w:pPr>
+        <w:spacing w:after="58" w:line="252" w:lineRule="auto"/>
+        <w:ind w:left="170" w:right="1560" w:hanging="170"/>
+      </w:pPr>
+      <w:r>
+        <w:rPr>
+          <w:rFonts w:ascii="Arial" w:cs="Arial" w:eastAsia="Arial" w:hAnsi="Arial"/>
+          <w:b/>
+          <w:bCs/>
+          <w:i w:val="false"/>
+          <w:iCs w:val="false"/>
+          <w:color w:val="A9762F"/>
+          <w:sz w:val="19"/>
+          <w:szCs w:val="19"/>
+        </w:rPr>
+        <w:t xml:space="preserve">—   </w:t>
+      </w:r>
+      <w:r>
+        <w:rPr>
+          <w:rFonts w:ascii="Arial" w:cs="Arial" w:eastAsia="Arial" w:hAnsi="Arial"/>
+          <w:b w:val="false"/>
+          <w:bCs w:val="false"/>
+          <w:i w:val="false"/>
+          <w:iCs w:val="false"/>
+          <w:color w:val="2A2E38"/>
+          <w:sz w:val="19"/>
+          <w:szCs w:val="19"/>
+        </w:rPr>
+        <w:t xml:space="preserve">Порядок цен одинаков во всех типологиях — от студий до трёхкомнатных. Это не эффект структуры предложения, а устойчивая разница в позиционировании трёх проектов.</w:t>
+      </w:r>
+    </w:p>
+    <w:p>
+      <w:pPr>
+        <w:spacing w:after="58" w:line="252" w:lineRule="auto"/>
+        <w:ind w:left="170" w:right="1560" w:hanging="170"/>
+      </w:pPr>
+      <w:r>
+        <w:rPr>
+          <w:rFonts w:ascii="Arial" w:cs="Arial" w:eastAsia="Arial" w:hAnsi="Arial"/>
+          <w:b/>
+          <w:bCs/>
+          <w:i w:val="false"/>
+          <w:iCs w:val="false"/>
+          <w:color w:val="A9762F"/>
+          <w:sz w:val="19"/>
+          <w:szCs w:val="19"/>
+        </w:rPr>
+        <w:t xml:space="preserve">—   </w:t>
+      </w:r>
+      <w:r>
+        <w:rPr>
+          <w:rFonts w:ascii="Arial" w:cs="Arial" w:eastAsia="Arial" w:hAnsi="Arial"/>
+          <w:b w:val="false"/>
+          <w:bCs w:val="false"/>
+          <w:i w:val="false"/>
+          <w:iCs w:val="false"/>
+          <w:color w:val="2A2E38"/>
+          <w:sz w:val="19"/>
+          <w:szCs w:val="19"/>
+        </w:rPr>
+        <w:t xml:space="preserve">Со скидкой 10 % МАСТЕРС практически сравнивается с «Домом на Часовой» (683 689 против 668 643 ₽/м², разница </w:t>
+      </w:r>
+      <w:r>
+        <w:rPr>
+          <w:rFonts w:ascii="Arial" w:cs="Arial" w:eastAsia="Arial" w:hAnsi="Arial"/>
+          <w:b/>
+          <w:bCs/>
+          <w:i w:val="false"/>
+          <w:iCs w:val="false"/>
+          <w:color w:val="2A2E38"/>
+          <w:sz w:val="19"/>
+          <w:szCs w:val="19"/>
+        </w:rPr>
+        <w:t xml:space="preserve">всего 2 %</w:t>
+      </w:r>
+      <w:r>
+        <w:rPr>
+          <w:rFonts w:ascii="Arial" w:cs="Arial" w:eastAsia="Arial" w:hAnsi="Arial"/>
+          <w:b w:val="false"/>
+          <w:bCs w:val="false"/>
+          <w:i w:val="false"/>
+          <w:iCs w:val="false"/>
+          <w:color w:val="2A2E38"/>
+          <w:sz w:val="19"/>
+          <w:szCs w:val="19"/>
+        </w:rPr>
+        <w:t xml:space="preserve">), а отставание от «Музы» доходит до 34 %.</w:t>
+      </w:r>
+    </w:p>
+    <w:p>
+      <w:pPr>
+        <w:spacing w:after="58" w:line="252" w:lineRule="auto"/>
+        <w:ind w:left="170" w:right="1560" w:hanging="170"/>
+      </w:pPr>
+      <w:r>
+        <w:rPr>
+          <w:rFonts w:ascii="Arial" w:cs="Arial" w:eastAsia="Arial" w:hAnsi="Arial"/>
+          <w:b/>
+          <w:bCs/>
+          <w:i w:val="false"/>
+          <w:iCs w:val="false"/>
+          <w:color w:val="A9762F"/>
+          <w:sz w:val="19"/>
+          <w:szCs w:val="19"/>
+        </w:rPr>
+        <w:t xml:space="preserve">—   </w:t>
+      </w:r>
+      <w:r>
+        <w:rPr>
+          <w:rFonts w:ascii="Arial" w:cs="Arial" w:eastAsia="Arial" w:hAnsi="Arial"/>
+          <w:b w:val="false"/>
+          <w:bCs w:val="false"/>
+          <w:i w:val="false"/>
+          <w:iCs w:val="false"/>
+          <w:color w:val="2A2E38"/>
+          <w:sz w:val="19"/>
+          <w:szCs w:val="19"/>
+        </w:rPr>
+        <w:t xml:space="preserve">«Муза» дороже, но это камерный проект на 309 квартир с потолками 3,5–4,65 м и террасами — другой продукт. МАСТЕРС берёт масштабом, инфраструктурой и выходом на Ходынское поле.</w:t>
+      </w:r>
+    </w:p>
+    <w:p>
+      <w:pPr>
+        <w:spacing w:after="58" w:line="252" w:lineRule="auto"/>
+        <w:ind w:left="170" w:right="1560" w:hanging="170"/>
+      </w:pPr>
+      <w:r>
+        <w:rPr>
+          <w:rFonts w:ascii="Arial" w:cs="Arial" w:eastAsia="Arial" w:hAnsi="Arial"/>
+          <w:b/>
+          <w:bCs/>
+          <w:i w:val="false"/>
+          <w:iCs w:val="false"/>
+          <w:color w:val="A9762F"/>
+          <w:sz w:val="19"/>
+          <w:szCs w:val="19"/>
+        </w:rPr>
+        <w:t xml:space="preserve">—   </w:t>
+      </w:r>
+      <w:r>
+        <w:rPr>
+          <w:rFonts w:ascii="Arial" w:cs="Arial" w:eastAsia="Arial" w:hAnsi="Arial"/>
+          <w:b w:val="false"/>
+          <w:bCs w:val="false"/>
+          <w:i w:val="false"/>
+          <w:iCs w:val="false"/>
+          <w:color w:val="2A2E38"/>
+          <w:sz w:val="19"/>
+          <w:szCs w:val="19"/>
+        </w:rPr>
+        <w:t xml:space="preserve">«Дом на Часовой» дешевле и сдаётся на полтора года раньше (II кв. 2028), но это меньший проект с квартирами до 94 м² — верхние форматы МАСТЕРС там просто не с чем сравнивать.</w:t>
+      </w:r>
+    </w:p>
+    <w:p>
+      <w:pPr>
+        <w:spacing w:after="58" w:line="252" w:lineRule="auto"/>
+        <w:ind w:left="170" w:right="1560" w:hanging="170"/>
+      </w:pPr>
+      <w:r>
+        <w:rPr>
+          <w:rFonts w:ascii="Arial" w:cs="Arial" w:eastAsia="Arial" w:hAnsi="Arial"/>
+          <w:b/>
+          <w:bCs/>
+          <w:i w:val="false"/>
+          <w:iCs w:val="false"/>
+          <w:color w:val="A9762F"/>
+          <w:sz w:val="19"/>
+          <w:szCs w:val="19"/>
+        </w:rPr>
+        <w:t xml:space="preserve">—   </w:t>
+      </w:r>
+      <w:r>
+        <w:rPr>
+          <w:rFonts w:ascii="Arial" w:cs="Arial" w:eastAsia="Arial" w:hAnsi="Arial"/>
+          <w:b w:val="false"/>
+          <w:bCs w:val="false"/>
+          <w:i w:val="false"/>
+          <w:iCs w:val="false"/>
+          <w:color w:val="2A2E38"/>
+          <w:sz w:val="19"/>
+          <w:szCs w:val="19"/>
+        </w:rPr>
+        <w:t xml:space="preserve">Бюджет входа сильно различается: 21,8 млн ₽ в «Доме на Часовой», 26,3 млн ₽ в МАСТЕРС и 43,7 млн ₽ в «Музе». По нижней границе МАСТЕРС ближе к «Дому на Часовой», по верхней (121,6 млн ₽) — к «Музе».</w:t>
+      </w:r>
+    </w:p>
+    <w:p>
+      <w:pPr>
+        <w:pageBreakBefore/>
+        <w:pBdr>
+          <w:bottom w:val="single" w:color="A9762F" w:sz="10" w:space="8"/>
+        </w:pBdr>
+        <w:spacing w:after="160"/>
+      </w:pPr>
+      <w:r>
+        <w:rPr>
+          <w:rFonts w:ascii="Georgia" w:cs="Georgia" w:eastAsia="Georgia" w:hAnsi="Georgia"/>
+          <w:b/>
+          <w:bCs/>
+          <w:i w:val="false"/>
+          <w:iCs w:val="false"/>
+          <w:color w:val="1F2A44"/>
+          <w:sz w:val="36"/>
+          <w:szCs w:val="36"/>
+        </w:rPr>
+        <w:t xml:space="preserve">Что можно купить за те же деньги сегодня</w:t>
+      </w:r>
+    </w:p>
+    <w:p>
+      <w:pPr>
+        <w:spacing w:after="180" w:line="258" w:lineRule="auto"/>
+        <w:ind w:right="1560"/>
+      </w:pPr>
+      <w:r>
+        <w:rPr>
+          <w:rFonts w:ascii="Arial" w:cs="Arial" w:eastAsia="Arial" w:hAnsi="Arial"/>
+          <w:b w:val="false"/>
+          <w:bCs w:val="false"/>
+          <w:i w:val="false"/>
+          <w:iCs w:val="false"/>
+          <w:color w:val="2A2E38"/>
+          <w:sz w:val="19"/>
+          <w:szCs w:val="19"/>
+        </w:rPr>
+        <w:t xml:space="preserve">Самый практичный способ проверить цену — взять конкретный лот МАСТЕРС и посмотреть, что за те же деньги продаётся в локации прямо сейчас. Возьмём типичную двухкомнатную квартиру: 80,9 м² на 17 этаже, 61,6 млн ₽, без отделки, ключи в конце 2029 года.</w:t>
+      </w:r>
+    </w:p>
+    <w:tbl>
+      <w:tblPr>
+        <w:tblW w:type="dxa" w:w="9638"/>
+        <w:tblBorders>
+          <w:top w:val="single" w:color="auto" w:sz="4"/>
+          <w:left w:val="single" w:color="auto" w:sz="4"/>
+          <w:bottom w:val="single" w:color="auto" w:sz="4"/>
+          <w:right w:val="single" w:color="auto" w:sz="4"/>
+          <w:insideH w:val="single" w:color="auto" w:sz="4"/>
+          <w:insideV w:val="single" w:color="auto" w:sz="4"/>
+        </w:tblBorders>
+      </w:tblPr>
+      <w:tblGrid>
+        <w:gridCol w:w="1900"/>
+        <w:gridCol w:w="1900"/>
+        <w:gridCol w:w="1600"/>
+        <w:gridCol w:w="1500"/>
+        <w:gridCol w:w="1250"/>
+        <w:gridCol w:w="1488"/>
+      </w:tblGrid>
+      <w:tr>
+        <w:trPr>
+          <w:tblHeader/>
+        </w:trPr>
+        <w:tc>
+          <w:tcPr>
+            <w:tcW w:type="dxa" w:w="1900"/>
+            <w:tcBorders>
+              <w:top w:val="single" w:color="1F2A44" w:sz="4"/>
+              <w:left w:val="none" w:color="auto" w:sz="0"/>
+              <w:bottom w:val="single" w:color="D9D4CB" w:sz="4"/>
+              <w:right w:val="none" w:color="auto" w:sz="0"/>
+            </w:tcBorders>
+            <w:shd w:fill="1F2A44" w:color="auto" w:val="clear"/>
+            <w:tcMar>
+              <w:top w:type="dxa" w:w="70"/>
+              <w:left w:type="dxa" w:w="100"/>
+              <w:bottom w:type="dxa" w:w="70"/>
+              <w:right w:type="dxa" w:w="100"/>
+            </w:tcMar>
+            <w:vAlign w:val="center"/>
+          </w:tcPr>
+          <w:p>
+            <w:pPr>
+              <w:spacing w:after="0" w:line="240" w:lineRule="auto"/>
+              <w:jc w:val="left"/>
+            </w:pPr>
+            <w:r>
+              <w:rPr>
+                <w:rFonts w:ascii="Arial" w:cs="Arial" w:eastAsia="Arial" w:hAnsi="Arial"/>
+                <w:b/>
+                <w:bCs/>
+                <w:i w:val="false"/>
+                <w:iCs w:val="false"/>
+                <w:color w:val="FFFFFF"/>
+                <w:sz w:val="16"/>
+                <w:szCs w:val="16"/>
+              </w:rPr>
+              <w:t xml:space="preserve">ЖК</w:t>
+            </w:r>
+          </w:p>
+        </w:tc>
+        <w:tc>
+          <w:tcPr>
+            <w:tcW w:type="dxa" w:w="1900"/>
+            <w:tcBorders>
+              <w:top w:val="single" w:color="1F2A44" w:sz="4"/>
+              <w:left w:val="none" w:color="auto" w:sz="0"/>
+              <w:bottom w:val="single" w:color="D9D4CB" w:sz="4"/>
+              <w:right w:val="none" w:color="auto" w:sz="0"/>
+            </w:tcBorders>
+            <w:shd w:fill="1F2A44" w:color="auto" w:val="clear"/>
+            <w:tcMar>
+              <w:top w:type="dxa" w:w="70"/>
+              <w:left w:type="dxa" w:w="100"/>
+              <w:bottom w:type="dxa" w:w="70"/>
+              <w:right w:type="dxa" w:w="100"/>
+            </w:tcMar>
+            <w:vAlign w:val="center"/>
+          </w:tcPr>
+          <w:p>
+            <w:pPr>
+              <w:spacing w:after="0" w:line="240" w:lineRule="auto"/>
+              <w:jc w:val="center"/>
+            </w:pPr>
+            <w:r>
+              <w:rPr>
+                <w:rFonts w:ascii="Arial" w:cs="Arial" w:eastAsia="Arial" w:hAnsi="Arial"/>
+                <w:b/>
+                <w:bCs/>
+                <w:i w:val="false"/>
+                <w:iCs w:val="false"/>
+                <w:color w:val="FFFFFF"/>
+                <w:sz w:val="16"/>
+                <w:szCs w:val="16"/>
+              </w:rPr>
+              <w:t xml:space="preserve">Лот</w:t>
+            </w:r>
+          </w:p>
+        </w:tc>
+        <w:tc>
+          <w:tcPr>
+            <w:tcW w:type="dxa" w:w="1600"/>
+            <w:tcBorders>
+              <w:top w:val="single" w:color="1F2A44" w:sz="4"/>
+              <w:left w:val="none" w:color="auto" w:sz="0"/>
+              <w:bottom w:val="single" w:color="D9D4CB" w:sz="4"/>
+              <w:right w:val="none" w:color="auto" w:sz="0"/>
+            </w:tcBorders>
+            <w:shd w:fill="1F2A44" w:color="auto" w:val="clear"/>
+            <w:tcMar>
+              <w:top w:type="dxa" w:w="70"/>
+              <w:left w:type="dxa" w:w="100"/>
+              <w:bottom w:type="dxa" w:w="70"/>
+              <w:right w:type="dxa" w:w="100"/>
+            </w:tcMar>
+            <w:vAlign w:val="center"/>
+          </w:tcPr>
+          <w:p>
+            <w:pPr>
+              <w:spacing w:after="0" w:line="240" w:lineRule="auto"/>
+              <w:jc w:val="center"/>
+            </w:pPr>
+            <w:r>
+              <w:rPr>
+                <w:rFonts w:ascii="Arial" w:cs="Arial" w:eastAsia="Arial" w:hAnsi="Arial"/>
+                <w:b/>
+                <w:bCs/>
+                <w:i w:val="false"/>
+                <w:iCs w:val="false"/>
+                <w:color w:val="FFFFFF"/>
+                <w:sz w:val="16"/>
+                <w:szCs w:val="16"/>
+              </w:rPr>
+              <w:t xml:space="preserve">Отделка</w:t>
+            </w:r>
+          </w:p>
+        </w:tc>
+        <w:tc>
+          <w:tcPr>
+            <w:tcW w:type="dxa" w:w="1500"/>
+            <w:tcBorders>
+              <w:top w:val="single" w:color="1F2A44" w:sz="4"/>
+              <w:left w:val="none" w:color="auto" w:sz="0"/>
+              <w:bottom w:val="single" w:color="D9D4CB" w:sz="4"/>
+              <w:right w:val="none" w:color="auto" w:sz="0"/>
+            </w:tcBorders>
+            <w:shd w:fill="1F2A44" w:color="auto" w:val="clear"/>
+            <w:tcMar>
+              <w:top w:type="dxa" w:w="70"/>
+              <w:left w:type="dxa" w:w="100"/>
+              <w:bottom w:type="dxa" w:w="70"/>
+              <w:right w:type="dxa" w:w="100"/>
+            </w:tcMar>
+            <w:vAlign w:val="center"/>
+          </w:tcPr>
+          <w:p>
+            <w:pPr>
+              <w:spacing w:after="0" w:line="240" w:lineRule="auto"/>
+              <w:jc w:val="center"/>
+            </w:pPr>
+            <w:r>
+              <w:rPr>
+                <w:rFonts w:ascii="Arial" w:cs="Arial" w:eastAsia="Arial" w:hAnsi="Arial"/>
+                <w:b/>
+                <w:bCs/>
+                <w:i w:val="false"/>
+                <w:iCs w:val="false"/>
+                <w:color w:val="FFFFFF"/>
+                <w:sz w:val="16"/>
+                <w:szCs w:val="16"/>
+              </w:rPr>
+              <w:t xml:space="preserve">Готовность</w:t>
+            </w:r>
+          </w:p>
+        </w:tc>
+        <w:tc>
+          <w:tcPr>
+            <w:tcW w:type="dxa" w:w="1250"/>
+            <w:tcBorders>
+              <w:top w:val="single" w:color="1F2A44" w:sz="4"/>
+              <w:left w:val="none" w:color="auto" w:sz="0"/>
+              <w:bottom w:val="single" w:color="D9D4CB" w:sz="4"/>
+              <w:right w:val="none" w:color="auto" w:sz="0"/>
+            </w:tcBorders>
+            <w:shd w:fill="1F2A44" w:color="auto" w:val="clear"/>
+            <w:tcMar>
+              <w:top w:type="dxa" w:w="70"/>
+              <w:left w:type="dxa" w:w="100"/>
+              <w:bottom w:type="dxa" w:w="70"/>
+              <w:right w:type="dxa" w:w="100"/>
+            </w:tcMar>
+            <w:vAlign w:val="center"/>
+          </w:tcPr>
+          <w:p>
+            <w:pPr>
+              <w:spacing w:after="0" w:line="240" w:lineRule="auto"/>
+              <w:jc w:val="center"/>
+            </w:pPr>
+            <w:r>
+              <w:rPr>
+                <w:rFonts w:ascii="Arial" w:cs="Arial" w:eastAsia="Arial" w:hAnsi="Arial"/>
+                <w:b/>
+                <w:bCs/>
+                <w:i w:val="false"/>
+                <w:iCs w:val="false"/>
+                <w:color w:val="FFFFFF"/>
+                <w:sz w:val="16"/>
+                <w:szCs w:val="16"/>
+              </w:rPr>
+              <w:t xml:space="preserve">Бюджет,
+млн ₽</w:t>
+            </w:r>
+          </w:p>
+        </w:tc>
+        <w:tc>
+          <w:tcPr>
+            <w:tcW w:type="dxa" w:w="1488"/>
+            <w:tcBorders>
+              <w:top w:val="single" w:color="1F2A44" w:sz="4"/>
+              <w:left w:val="none" w:color="auto" w:sz="0"/>
+              <w:bottom w:val="single" w:color="D9D4CB" w:sz="4"/>
+              <w:right w:val="none" w:color="auto" w:sz="0"/>
+            </w:tcBorders>
+            <w:shd w:fill="1F2A44" w:color="auto" w:val="clear"/>
+            <w:tcMar>
+              <w:top w:type="dxa" w:w="70"/>
+              <w:left w:type="dxa" w:w="100"/>
+              <w:bottom w:type="dxa" w:w="70"/>
+              <w:right w:type="dxa" w:w="100"/>
+            </w:tcMar>
+            <w:vAlign w:val="center"/>
+          </w:tcPr>
+          <w:p>
+            <w:pPr>
+              <w:spacing w:after="0" w:line="240" w:lineRule="auto"/>
+              <w:jc w:val="center"/>
+            </w:pPr>
+            <w:r>
+              <w:rPr>
+                <w:rFonts w:ascii="Arial" w:cs="Arial" w:eastAsia="Arial" w:hAnsi="Arial"/>
+                <w:b/>
+                <w:bCs/>
+                <w:i w:val="false"/>
+                <w:iCs w:val="false"/>
+                <w:color w:val="FFFFFF"/>
+                <w:sz w:val="16"/>
+                <w:szCs w:val="16"/>
+              </w:rPr>
+              <w:t xml:space="preserve">₽/м²</w:t>
+            </w:r>
+          </w:p>
+        </w:tc>
+      </w:tr>
+      <w:tr>
+        <w:tc>
+          <w:tcPr>
+            <w:tcW w:type="dxa" w:w="1900"/>
+            <w:tcBorders>
+              <w:top w:val="single" w:color="D9D4CB" w:sz="4"/>
+              <w:left w:val="none" w:color="auto" w:sz="0"/>
+              <w:bottom w:val="single" w:color="D9D4CB" w:sz="4"/>
+              <w:right w:val="none" w:color="auto" w:sz="0"/>
+            </w:tcBorders>
+            <w:tcMar>
+              <w:top w:type="dxa" w:w="70"/>
+              <w:left w:type="dxa" w:w="100"/>
+              <w:bottom w:type="dxa" w:w="70"/>
+              <w:right w:type="dxa" w:w="100"/>
+            </w:tcMar>
+            <w:vAlign w:val="center"/>
+          </w:tcPr>
+          <w:p>
+            <w:pPr>
+              <w:spacing w:after="0" w:line="240" w:lineRule="auto"/>
+              <w:jc w:val="left"/>
+            </w:pPr>
+            <w:r>
+              <w:rPr>
+                <w:rFonts w:ascii="Arial" w:cs="Arial" w:eastAsia="Arial" w:hAnsi="Arial"/>
+                <w:b/>
+                <w:bCs/>
+                <w:i w:val="false"/>
+                <w:iCs w:val="false"/>
+                <w:color w:val="2A2E38"/>
+                <w:sz w:val="17"/>
+                <w:szCs w:val="17"/>
+              </w:rPr>
+              <w:t xml:space="preserve">ЖК «МАСТЕРС»</w:t>
+            </w:r>
+          </w:p>
+        </w:tc>
+        <w:tc>
+          <w:tcPr>
+            <w:tcW w:type="dxa" w:w="1900"/>
+            <w:tcBorders>
+              <w:top w:val="single" w:color="D9D4CB" w:sz="4"/>
+              <w:left w:val="none" w:color="auto" w:sz="0"/>
+              <w:bottom w:val="single" w:color="D9D4CB" w:sz="4"/>
+              <w:right w:val="none" w:color="auto" w:sz="0"/>
+            </w:tcBorders>
+            <w:tcMar>
+              <w:top w:type="dxa" w:w="70"/>
+              <w:left w:type="dxa" w:w="100"/>
+              <w:bottom w:type="dxa" w:w="70"/>
+              <w:right w:type="dxa" w:w="100"/>
+            </w:tcMar>
+            <w:vAlign w:val="center"/>
+          </w:tcPr>
+          <w:p>
+            <w:pPr>
+              <w:spacing w:after="0" w:line="240" w:lineRule="auto"/>
+              <w:jc w:val="center"/>
+            </w:pPr>
+            <w:r>
+              <w:rPr>
+                <w:rFonts w:ascii="Arial" w:cs="Arial" w:eastAsia="Arial" w:hAnsi="Arial"/>
+                <w:b w:val="false"/>
+                <w:bCs w:val="false"/>
+                <w:i w:val="false"/>
+                <w:iCs w:val="false"/>
+                <w:color w:val="2A2E38"/>
+                <w:sz w:val="17"/>
+                <w:szCs w:val="17"/>
+              </w:rPr>
+              <w:t xml:space="preserve">80,9 м², эт. 17/23</w:t>
+            </w:r>
+          </w:p>
+        </w:tc>
+        <w:tc>
+          <w:tcPr>
+            <w:tcW w:type="dxa" w:w="1600"/>
+            <w:tcBorders>
+              <w:top w:val="single" w:color="D9D4CB" w:sz="4"/>
+              <w:left w:val="none" w:color="auto" w:sz="0"/>
+              <w:bottom w:val="single" w:color="D9D4CB" w:sz="4"/>
+              <w:right w:val="none" w:color="auto" w:sz="0"/>
+            </w:tcBorders>
+            <w:tcMar>
+              <w:top w:type="dxa" w:w="70"/>
+              <w:left w:type="dxa" w:w="100"/>
+              <w:bottom w:type="dxa" w:w="70"/>
+              <w:right w:type="dxa" w:w="100"/>
+            </w:tcMar>
+            <w:vAlign w:val="center"/>
+          </w:tcPr>
+          <w:p>
+            <w:pPr>
+              <w:spacing w:after="0" w:line="240" w:lineRule="auto"/>
+              <w:jc w:val="center"/>
+            </w:pPr>
+            <w:r>
+              <w:rPr>
+                <w:rFonts w:ascii="Arial" w:cs="Arial" w:eastAsia="Arial" w:hAnsi="Arial"/>
+                <w:b w:val="false"/>
+                <w:bCs w:val="false"/>
+                <w:i w:val="false"/>
+                <w:iCs w:val="false"/>
+                <w:color w:val="2A2E38"/>
+                <w:sz w:val="17"/>
+                <w:szCs w:val="17"/>
+              </w:rPr>
+              <w:t xml:space="preserve">без отделки</w:t>
+            </w:r>
+          </w:p>
+        </w:tc>
+        <w:tc>
+          <w:tcPr>
+            <w:tcW w:type="dxa" w:w="1500"/>
+            <w:tcBorders>
+              <w:top w:val="single" w:color="D9D4CB" w:sz="4"/>
+              <w:left w:val="none" w:color="auto" w:sz="0"/>
+              <w:bottom w:val="single" w:color="D9D4CB" w:sz="4"/>
+              <w:right w:val="none" w:color="auto" w:sz="0"/>
+            </w:tcBorders>
+            <w:tcMar>
+              <w:top w:type="dxa" w:w="70"/>
+              <w:left w:type="dxa" w:w="100"/>
+              <w:bottom w:type="dxa" w:w="70"/>
+              <w:right w:type="dxa" w:w="100"/>
+            </w:tcMar>
+            <w:vAlign w:val="center"/>
+          </w:tcPr>
+          <w:p>
+            <w:pPr>
+              <w:spacing w:after="0" w:line="240" w:lineRule="auto"/>
+              <w:jc w:val="center"/>
+            </w:pPr>
+            <w:r>
+              <w:rPr>
+                <w:rFonts w:ascii="Arial" w:cs="Arial" w:eastAsia="Arial" w:hAnsi="Arial"/>
+                <w:b w:val="false"/>
+                <w:bCs w:val="false"/>
+                <w:i w:val="false"/>
+                <w:iCs w:val="false"/>
+                <w:color w:val="2A2E38"/>
+                <w:sz w:val="17"/>
+                <w:szCs w:val="17"/>
+              </w:rPr>
+              <w:t xml:space="preserve">IV кв. 2029</w:t>
+            </w:r>
+          </w:p>
+        </w:tc>
+        <w:tc>
+          <w:tcPr>
+            <w:tcW w:type="dxa" w:w="1250"/>
+            <w:tcBorders>
+              <w:top w:val="single" w:color="D9D4CB" w:sz="4"/>
+              <w:left w:val="none" w:color="auto" w:sz="0"/>
+              <w:bottom w:val="single" w:color="D9D4CB" w:sz="4"/>
+              <w:right w:val="none" w:color="auto" w:sz="0"/>
+            </w:tcBorders>
+            <w:tcMar>
+              <w:top w:type="dxa" w:w="70"/>
+              <w:left w:type="dxa" w:w="100"/>
+              <w:bottom w:type="dxa" w:w="70"/>
+              <w:right w:type="dxa" w:w="100"/>
+            </w:tcMar>
+            <w:vAlign w:val="center"/>
+          </w:tcPr>
+          <w:p>
+            <w:pPr>
+              <w:spacing w:after="0" w:line="240" w:lineRule="auto"/>
+              <w:jc w:val="center"/>
+            </w:pPr>
+            <w:r>
+              <w:rPr>
+                <w:rFonts w:ascii="Arial" w:cs="Arial" w:eastAsia="Arial" w:hAnsi="Arial"/>
+                <w:b w:val="false"/>
+                <w:bCs w:val="false"/>
+                <w:i w:val="false"/>
+                <w:iCs w:val="false"/>
+                <w:color w:val="2A2E38"/>
+                <w:sz w:val="17"/>
+                <w:szCs w:val="17"/>
+              </w:rPr>
+              <w:t xml:space="preserve">61,6</w:t>
+            </w:r>
+          </w:p>
+        </w:tc>
+        <w:tc>
+          <w:tcPr>
+            <w:tcW w:type="dxa" w:w="1488"/>
+            <w:tcBorders>
+              <w:top w:val="single" w:color="D9D4CB" w:sz="4"/>
+              <w:left w:val="none" w:color="auto" w:sz="0"/>
+              <w:bottom w:val="single" w:color="D9D4CB" w:sz="4"/>
+              <w:right w:val="none" w:color="auto" w:sz="0"/>
+            </w:tcBorders>
+            <w:tcMar>
+              <w:top w:type="dxa" w:w="70"/>
+              <w:left w:type="dxa" w:w="100"/>
+              <w:bottom w:type="dxa" w:w="70"/>
+              <w:right w:type="dxa" w:w="100"/>
+            </w:tcMar>
+            <w:vAlign w:val="center"/>
+          </w:tcPr>
+          <w:p>
+            <w:pPr>
+              <w:spacing w:after="0" w:line="240" w:lineRule="auto"/>
+              <w:jc w:val="center"/>
+            </w:pPr>
+            <w:r>
+              <w:rPr>
+                <w:rFonts w:ascii="Arial" w:cs="Arial" w:eastAsia="Arial" w:hAnsi="Arial"/>
+                <w:b w:val="false"/>
+                <w:bCs w:val="false"/>
+                <w:i w:val="false"/>
+                <w:iCs w:val="false"/>
+                <w:color w:val="2A2E38"/>
+                <w:sz w:val="17"/>
+                <w:szCs w:val="17"/>
+              </w:rPr>
+              <w:t xml:space="preserve">761 580</w:t>
+            </w:r>
+          </w:p>
+        </w:tc>
+      </w:tr>
+      <w:tr>
+        <w:tc>
+          <w:tcPr>
+            <w:tcW w:type="dxa" w:w="1900"/>
+            <w:tcBorders>
+              <w:top w:val="single" w:color="D9D4CB" w:sz="4"/>
+              <w:left w:val="none" w:color="auto" w:sz="0"/>
+              <w:bottom w:val="single" w:color="D9D4CB" w:sz="4"/>
+              <w:right w:val="none" w:color="auto" w:sz="0"/>
+            </w:tcBorders>
+            <w:shd w:fill="FBFAF8" w:color="auto" w:val="clear"/>
+            <w:tcMar>
+              <w:top w:type="dxa" w:w="70"/>
+              <w:left w:type="dxa" w:w="100"/>
+              <w:bottom w:type="dxa" w:w="70"/>
+              <w:right w:type="dxa" w:w="100"/>
+            </w:tcMar>
+            <w:vAlign w:val="center"/>
+          </w:tcPr>
+          <w:p>
+            <w:pPr>
+              <w:spacing w:after="0" w:line="240" w:lineRule="auto"/>
+              <w:jc w:val="left"/>
+            </w:pPr>
+            <w:r>
+              <w:rPr>
+                <w:rFonts w:ascii="Arial" w:cs="Arial" w:eastAsia="Arial" w:hAnsi="Arial"/>
+                <w:b/>
+                <w:bCs/>
+                <w:i w:val="false"/>
+                <w:iCs w:val="false"/>
+                <w:color w:val="2A2E38"/>
+                <w:sz w:val="17"/>
+                <w:szCs w:val="17"/>
+              </w:rPr>
+              <w:t xml:space="preserve">Прайм Парк</w:t>
+            </w:r>
+          </w:p>
+        </w:tc>
+        <w:tc>
+          <w:tcPr>
+            <w:tcW w:type="dxa" w:w="1900"/>
+            <w:tcBorders>
+              <w:top w:val="single" w:color="D9D4CB" w:sz="4"/>
+              <w:left w:val="none" w:color="auto" w:sz="0"/>
+              <w:bottom w:val="single" w:color="D9D4CB" w:sz="4"/>
+              <w:right w:val="none" w:color="auto" w:sz="0"/>
+            </w:tcBorders>
+            <w:shd w:fill="FBFAF8" w:color="auto" w:val="clear"/>
+            <w:tcMar>
+              <w:top w:type="dxa" w:w="70"/>
+              <w:left w:type="dxa" w:w="100"/>
+              <w:bottom w:type="dxa" w:w="70"/>
+              <w:right w:type="dxa" w:w="100"/>
+            </w:tcMar>
+            <w:vAlign w:val="center"/>
+          </w:tcPr>
+          <w:p>
+            <w:pPr>
+              <w:spacing w:after="0" w:line="240" w:lineRule="auto"/>
+              <w:jc w:val="center"/>
+            </w:pPr>
+            <w:r>
+              <w:rPr>
+                <w:rFonts w:ascii="Arial" w:cs="Arial" w:eastAsia="Arial" w:hAnsi="Arial"/>
+                <w:b w:val="false"/>
+                <w:bCs w:val="false"/>
+                <w:i w:val="false"/>
+                <w:iCs w:val="false"/>
+                <w:color w:val="2A2E38"/>
+                <w:sz w:val="17"/>
+                <w:szCs w:val="17"/>
+              </w:rPr>
+              <w:t xml:space="preserve">81,7 м², эт. 39/42</w:t>
+            </w:r>
+          </w:p>
+        </w:tc>
+        <w:tc>
+          <w:tcPr>
+            <w:tcW w:type="dxa" w:w="1600"/>
+            <w:tcBorders>
+              <w:top w:val="single" w:color="D9D4CB" w:sz="4"/>
+              <w:left w:val="none" w:color="auto" w:sz="0"/>
+              <w:bottom w:val="single" w:color="D9D4CB" w:sz="4"/>
+              <w:right w:val="none" w:color="auto" w:sz="0"/>
+            </w:tcBorders>
+            <w:shd w:fill="FBFAF8" w:color="auto" w:val="clear"/>
+            <w:tcMar>
+              <w:top w:type="dxa" w:w="70"/>
+              <w:left w:type="dxa" w:w="100"/>
+              <w:bottom w:type="dxa" w:w="70"/>
+              <w:right w:type="dxa" w:w="100"/>
+            </w:tcMar>
+            <w:vAlign w:val="center"/>
+          </w:tcPr>
+          <w:p>
+            <w:pPr>
+              <w:spacing w:after="0" w:line="240" w:lineRule="auto"/>
+              <w:jc w:val="center"/>
+            </w:pPr>
+            <w:r>
+              <w:rPr>
+                <w:rFonts w:ascii="Arial" w:cs="Arial" w:eastAsia="Arial" w:hAnsi="Arial"/>
+                <w:b w:val="false"/>
+                <w:bCs w:val="false"/>
+                <w:i w:val="false"/>
+                <w:iCs w:val="false"/>
+                <w:color w:val="2A2E38"/>
+                <w:sz w:val="17"/>
+                <w:szCs w:val="17"/>
+              </w:rPr>
+              <w:t xml:space="preserve">дизайнерский</w:t>
+            </w:r>
+          </w:p>
+        </w:tc>
+        <w:tc>
+          <w:tcPr>
+            <w:tcW w:type="dxa" w:w="1500"/>
+            <w:tcBorders>
+              <w:top w:val="single" w:color="D9D4CB" w:sz="4"/>
+              <w:left w:val="none" w:color="auto" w:sz="0"/>
+              <w:bottom w:val="single" w:color="D9D4CB" w:sz="4"/>
+              <w:right w:val="none" w:color="auto" w:sz="0"/>
+            </w:tcBorders>
+            <w:shd w:fill="FBFAF8" w:color="auto" w:val="clear"/>
+            <w:tcMar>
+              <w:top w:type="dxa" w:w="70"/>
+              <w:left w:type="dxa" w:w="100"/>
+              <w:bottom w:type="dxa" w:w="70"/>
+              <w:right w:type="dxa" w:w="100"/>
+            </w:tcMar>
+            <w:vAlign w:val="center"/>
+          </w:tcPr>
+          <w:p>
+            <w:pPr>
+              <w:spacing w:after="0" w:line="240" w:lineRule="auto"/>
+              <w:jc w:val="center"/>
+            </w:pPr>
+            <w:r>
+              <w:rPr>
+                <w:rFonts w:ascii="Arial" w:cs="Arial" w:eastAsia="Arial" w:hAnsi="Arial"/>
+                <w:b w:val="false"/>
+                <w:bCs w:val="false"/>
+                <w:i w:val="false"/>
+                <w:iCs w:val="false"/>
+                <w:color w:val="2A2E38"/>
+                <w:sz w:val="17"/>
+                <w:szCs w:val="17"/>
+              </w:rPr>
+              <w:t xml:space="preserve">сдан 2023</w:t>
+            </w:r>
+          </w:p>
+        </w:tc>
+        <w:tc>
+          <w:tcPr>
+            <w:tcW w:type="dxa" w:w="1250"/>
+            <w:tcBorders>
+              <w:top w:val="single" w:color="D9D4CB" w:sz="4"/>
+              <w:left w:val="none" w:color="auto" w:sz="0"/>
+              <w:bottom w:val="single" w:color="D9D4CB" w:sz="4"/>
+              <w:right w:val="none" w:color="auto" w:sz="0"/>
+            </w:tcBorders>
+            <w:shd w:fill="FBFAF8" w:color="auto" w:val="clear"/>
+            <w:tcMar>
+              <w:top w:type="dxa" w:w="70"/>
+              <w:left w:type="dxa" w:w="100"/>
+              <w:bottom w:type="dxa" w:w="70"/>
+              <w:right w:type="dxa" w:w="100"/>
+            </w:tcMar>
+            <w:vAlign w:val="center"/>
+          </w:tcPr>
+          <w:p>
+            <w:pPr>
+              <w:spacing w:after="0" w:line="240" w:lineRule="auto"/>
+              <w:jc w:val="center"/>
+            </w:pPr>
+            <w:r>
+              <w:rPr>
+                <w:rFonts w:ascii="Arial" w:cs="Arial" w:eastAsia="Arial" w:hAnsi="Arial"/>
+                <w:b w:val="false"/>
+                <w:bCs w:val="false"/>
+                <w:i w:val="false"/>
+                <w:iCs w:val="false"/>
+                <w:color w:val="2A2E38"/>
+                <w:sz w:val="17"/>
+                <w:szCs w:val="17"/>
+              </w:rPr>
+              <w:t xml:space="preserve">61,5</w:t>
+            </w:r>
+          </w:p>
+        </w:tc>
+        <w:tc>
+          <w:tcPr>
+            <w:tcW w:type="dxa" w:w="1488"/>
+            <w:tcBorders>
+              <w:top w:val="single" w:color="D9D4CB" w:sz="4"/>
+              <w:left w:val="none" w:color="auto" w:sz="0"/>
+              <w:bottom w:val="single" w:color="D9D4CB" w:sz="4"/>
+              <w:right w:val="none" w:color="auto" w:sz="0"/>
+            </w:tcBorders>
+            <w:shd w:fill="FBFAF8" w:color="auto" w:val="clear"/>
+            <w:tcMar>
+              <w:top w:type="dxa" w:w="70"/>
+              <w:left w:type="dxa" w:w="100"/>
+              <w:bottom w:type="dxa" w:w="70"/>
+              <w:right w:type="dxa" w:w="100"/>
+            </w:tcMar>
+            <w:vAlign w:val="center"/>
+          </w:tcPr>
+          <w:p>
+            <w:pPr>
+              <w:spacing w:after="0" w:line="240" w:lineRule="auto"/>
+              <w:jc w:val="center"/>
+            </w:pPr>
+            <w:r>
+              <w:rPr>
+                <w:rFonts w:ascii="Arial" w:cs="Arial" w:eastAsia="Arial" w:hAnsi="Arial"/>
+                <w:b w:val="false"/>
+                <w:bCs w:val="false"/>
+                <w:i w:val="false"/>
+                <w:iCs w:val="false"/>
+                <w:color w:val="2A2E38"/>
+                <w:sz w:val="17"/>
+                <w:szCs w:val="17"/>
+              </w:rPr>
+              <w:t xml:space="preserve">752 754</w:t>
+            </w:r>
+          </w:p>
+        </w:tc>
+      </w:tr>
+      <w:tr>
+        <w:tc>
+          <w:tcPr>
+            <w:tcW w:type="dxa" w:w="1900"/>
+            <w:tcBorders>
+              <w:top w:val="single" w:color="D9D4CB" w:sz="4"/>
+              <w:left w:val="none" w:color="auto" w:sz="0"/>
+              <w:bottom w:val="single" w:color="D9D4CB" w:sz="4"/>
+              <w:right w:val="none" w:color="auto" w:sz="0"/>
+            </w:tcBorders>
+            <w:tcMar>
+              <w:top w:type="dxa" w:w="70"/>
+              <w:left w:type="dxa" w:w="100"/>
+              <w:bottom w:type="dxa" w:w="70"/>
+              <w:right w:type="dxa" w:w="100"/>
+            </w:tcMar>
+            <w:vAlign w:val="center"/>
+          </w:tcPr>
+          <w:p>
+            <w:pPr>
+              <w:spacing w:after="0" w:line="240" w:lineRule="auto"/>
+              <w:jc w:val="left"/>
+            </w:pPr>
+            <w:r>
+              <w:rPr>
+                <w:rFonts w:ascii="Arial" w:cs="Arial" w:eastAsia="Arial" w:hAnsi="Arial"/>
+                <w:b/>
+                <w:bCs/>
+                <w:i w:val="false"/>
+                <w:iCs w:val="false"/>
+                <w:color w:val="2A2E38"/>
+                <w:sz w:val="17"/>
+                <w:szCs w:val="17"/>
+              </w:rPr>
+              <w:t xml:space="preserve">Царская площадь</w:t>
+            </w:r>
+          </w:p>
+        </w:tc>
+        <w:tc>
+          <w:tcPr>
+            <w:tcW w:type="dxa" w:w="1900"/>
+            <w:tcBorders>
+              <w:top w:val="single" w:color="D9D4CB" w:sz="4"/>
+              <w:left w:val="none" w:color="auto" w:sz="0"/>
+              <w:bottom w:val="single" w:color="D9D4CB" w:sz="4"/>
+              <w:right w:val="none" w:color="auto" w:sz="0"/>
+            </w:tcBorders>
+            <w:tcMar>
+              <w:top w:type="dxa" w:w="70"/>
+              <w:left w:type="dxa" w:w="100"/>
+              <w:bottom w:type="dxa" w:w="70"/>
+              <w:right w:type="dxa" w:w="100"/>
+            </w:tcMar>
+            <w:vAlign w:val="center"/>
+          </w:tcPr>
+          <w:p>
+            <w:pPr>
+              <w:spacing w:after="0" w:line="240" w:lineRule="auto"/>
+              <w:jc w:val="center"/>
+            </w:pPr>
+            <w:r>
+              <w:rPr>
+                <w:rFonts w:ascii="Arial" w:cs="Arial" w:eastAsia="Arial" w:hAnsi="Arial"/>
+                <w:b w:val="false"/>
+                <w:bCs w:val="false"/>
+                <w:i w:val="false"/>
+                <w:iCs w:val="false"/>
+                <w:color w:val="2A2E38"/>
+                <w:sz w:val="17"/>
+                <w:szCs w:val="17"/>
+              </w:rPr>
+              <w:t xml:space="preserve">79,4 м², эт. 4/18</w:t>
+            </w:r>
+          </w:p>
+        </w:tc>
+        <w:tc>
+          <w:tcPr>
+            <w:tcW w:type="dxa" w:w="1600"/>
+            <w:tcBorders>
+              <w:top w:val="single" w:color="D9D4CB" w:sz="4"/>
+              <w:left w:val="none" w:color="auto" w:sz="0"/>
+              <w:bottom w:val="single" w:color="D9D4CB" w:sz="4"/>
+              <w:right w:val="none" w:color="auto" w:sz="0"/>
+            </w:tcBorders>
+            <w:tcMar>
+              <w:top w:type="dxa" w:w="70"/>
+              <w:left w:type="dxa" w:w="100"/>
+              <w:bottom w:type="dxa" w:w="70"/>
+              <w:right w:type="dxa" w:w="100"/>
+            </w:tcMar>
+            <w:vAlign w:val="center"/>
+          </w:tcPr>
+          <w:p>
+            <w:pPr>
+              <w:spacing w:after="0" w:line="240" w:lineRule="auto"/>
+              <w:jc w:val="center"/>
+            </w:pPr>
+            <w:r>
+              <w:rPr>
+                <w:rFonts w:ascii="Arial" w:cs="Arial" w:eastAsia="Arial" w:hAnsi="Arial"/>
+                <w:b w:val="false"/>
+                <w:bCs w:val="false"/>
+                <w:i w:val="false"/>
+                <w:iCs w:val="false"/>
+                <w:color w:val="2A2E38"/>
+                <w:sz w:val="17"/>
+                <w:szCs w:val="17"/>
+              </w:rPr>
+              <w:t xml:space="preserve">дизайнерский</w:t>
+            </w:r>
+          </w:p>
+        </w:tc>
+        <w:tc>
+          <w:tcPr>
+            <w:tcW w:type="dxa" w:w="1500"/>
+            <w:tcBorders>
+              <w:top w:val="single" w:color="D9D4CB" w:sz="4"/>
+              <w:left w:val="none" w:color="auto" w:sz="0"/>
+              <w:bottom w:val="single" w:color="D9D4CB" w:sz="4"/>
+              <w:right w:val="none" w:color="auto" w:sz="0"/>
+            </w:tcBorders>
+            <w:tcMar>
+              <w:top w:type="dxa" w:w="70"/>
+              <w:left w:type="dxa" w:w="100"/>
+              <w:bottom w:type="dxa" w:w="70"/>
+              <w:right w:type="dxa" w:w="100"/>
+            </w:tcMar>
+            <w:vAlign w:val="center"/>
+          </w:tcPr>
+          <w:p>
+            <w:pPr>
+              <w:spacing w:after="0" w:line="240" w:lineRule="auto"/>
+              <w:jc w:val="center"/>
+            </w:pPr>
+            <w:r>
+              <w:rPr>
+                <w:rFonts w:ascii="Arial" w:cs="Arial" w:eastAsia="Arial" w:hAnsi="Arial"/>
+                <w:b w:val="false"/>
+                <w:bCs w:val="false"/>
+                <w:i w:val="false"/>
+                <w:iCs w:val="false"/>
+                <w:color w:val="2A2E38"/>
+                <w:sz w:val="17"/>
+                <w:szCs w:val="17"/>
+              </w:rPr>
+              <w:t xml:space="preserve">сдан 2018</w:t>
+            </w:r>
+          </w:p>
+        </w:tc>
+        <w:tc>
+          <w:tcPr>
+            <w:tcW w:type="dxa" w:w="1250"/>
+            <w:tcBorders>
+              <w:top w:val="single" w:color="D9D4CB" w:sz="4"/>
+              <w:left w:val="none" w:color="auto" w:sz="0"/>
+              <w:bottom w:val="single" w:color="D9D4CB" w:sz="4"/>
+              <w:right w:val="none" w:color="auto" w:sz="0"/>
+            </w:tcBorders>
+            <w:tcMar>
+              <w:top w:type="dxa" w:w="70"/>
+              <w:left w:type="dxa" w:w="100"/>
+              <w:bottom w:type="dxa" w:w="70"/>
+              <w:right w:type="dxa" w:w="100"/>
+            </w:tcMar>
+            <w:vAlign w:val="center"/>
+          </w:tcPr>
+          <w:p>
+            <w:pPr>
+              <w:spacing w:after="0" w:line="240" w:lineRule="auto"/>
+              <w:jc w:val="center"/>
+            </w:pPr>
+            <w:r>
+              <w:rPr>
+                <w:rFonts w:ascii="Arial" w:cs="Arial" w:eastAsia="Arial" w:hAnsi="Arial"/>
+                <w:b w:val="false"/>
+                <w:bCs w:val="false"/>
+                <w:i w:val="false"/>
+                <w:iCs w:val="false"/>
+                <w:color w:val="2A2E38"/>
+                <w:sz w:val="17"/>
+                <w:szCs w:val="17"/>
+              </w:rPr>
+              <w:t xml:space="preserve">44,9</w:t>
+            </w:r>
+          </w:p>
+        </w:tc>
+        <w:tc>
+          <w:tcPr>
+            <w:tcW w:type="dxa" w:w="1488"/>
+            <w:tcBorders>
+              <w:top w:val="single" w:color="D9D4CB" w:sz="4"/>
+              <w:left w:val="none" w:color="auto" w:sz="0"/>
+              <w:bottom w:val="single" w:color="D9D4CB" w:sz="4"/>
+              <w:right w:val="none" w:color="auto" w:sz="0"/>
+            </w:tcBorders>
+            <w:tcMar>
+              <w:top w:type="dxa" w:w="70"/>
+              <w:left w:type="dxa" w:w="100"/>
+              <w:bottom w:type="dxa" w:w="70"/>
+              <w:right w:type="dxa" w:w="100"/>
+            </w:tcMar>
+            <w:vAlign w:val="center"/>
+          </w:tcPr>
+          <w:p>
+            <w:pPr>
+              <w:spacing w:after="0" w:line="240" w:lineRule="auto"/>
+              <w:jc w:val="center"/>
+            </w:pPr>
+            <w:r>
+              <w:rPr>
+                <w:rFonts w:ascii="Arial" w:cs="Arial" w:eastAsia="Arial" w:hAnsi="Arial"/>
+                <w:b w:val="false"/>
+                <w:bCs w:val="false"/>
+                <w:i w:val="false"/>
+                <w:iCs w:val="false"/>
+                <w:color w:val="2A2E38"/>
+                <w:sz w:val="17"/>
+                <w:szCs w:val="17"/>
+              </w:rPr>
+              <w:t xml:space="preserve">565 491</w:t>
+            </w:r>
+          </w:p>
+        </w:tc>
+      </w:tr>
+      <w:tr>
+        <w:tc>
+          <w:tcPr>
+            <w:tcW w:type="dxa" w:w="1900"/>
+            <w:tcBorders>
+              <w:top w:val="single" w:color="D9D4CB" w:sz="4"/>
+              <w:left w:val="none" w:color="auto" w:sz="0"/>
+              <w:bottom w:val="single" w:color="D9D4CB" w:sz="4"/>
+              <w:right w:val="none" w:color="auto" w:sz="0"/>
+            </w:tcBorders>
+            <w:shd w:fill="FBFAF8" w:color="auto" w:val="clear"/>
+            <w:tcMar>
+              <w:top w:type="dxa" w:w="70"/>
+              <w:left w:type="dxa" w:w="100"/>
+              <w:bottom w:type="dxa" w:w="70"/>
+              <w:right w:type="dxa" w:w="100"/>
+            </w:tcMar>
+            <w:vAlign w:val="center"/>
+          </w:tcPr>
+          <w:p>
+            <w:pPr>
+              <w:spacing w:after="0" w:line="240" w:lineRule="auto"/>
+              <w:jc w:val="left"/>
+            </w:pPr>
+            <w:r>
+              <w:rPr>
+                <w:rFonts w:ascii="Arial" w:cs="Arial" w:eastAsia="Arial" w:hAnsi="Arial"/>
+                <w:b/>
+                <w:bCs/>
+                <w:i w:val="false"/>
+                <w:iCs w:val="false"/>
+                <w:color w:val="2A2E38"/>
+                <w:sz w:val="17"/>
+                <w:szCs w:val="17"/>
+              </w:rPr>
+              <w:t xml:space="preserve">Династия</w:t>
+            </w:r>
+          </w:p>
+        </w:tc>
+        <w:tc>
+          <w:tcPr>
+            <w:tcW w:type="dxa" w:w="1900"/>
+            <w:tcBorders>
+              <w:top w:val="single" w:color="D9D4CB" w:sz="4"/>
+              <w:left w:val="none" w:color="auto" w:sz="0"/>
+              <w:bottom w:val="single" w:color="D9D4CB" w:sz="4"/>
+              <w:right w:val="none" w:color="auto" w:sz="0"/>
+            </w:tcBorders>
+            <w:shd w:fill="FBFAF8" w:color="auto" w:val="clear"/>
+            <w:tcMar>
+              <w:top w:type="dxa" w:w="70"/>
+              <w:left w:type="dxa" w:w="100"/>
+              <w:bottom w:type="dxa" w:w="70"/>
+              <w:right w:type="dxa" w:w="100"/>
+            </w:tcMar>
+            <w:vAlign w:val="center"/>
+          </w:tcPr>
+          <w:p>
+            <w:pPr>
+              <w:spacing w:after="0" w:line="240" w:lineRule="auto"/>
+              <w:jc w:val="center"/>
+            </w:pPr>
+            <w:r>
+              <w:rPr>
+                <w:rFonts w:ascii="Arial" w:cs="Arial" w:eastAsia="Arial" w:hAnsi="Arial"/>
+                <w:b w:val="false"/>
+                <w:bCs w:val="false"/>
+                <w:i w:val="false"/>
+                <w:iCs w:val="false"/>
+                <w:color w:val="2A2E38"/>
+                <w:sz w:val="17"/>
+                <w:szCs w:val="17"/>
+              </w:rPr>
+              <w:t xml:space="preserve">72,0 м², эт. 23/24</w:t>
+            </w:r>
+          </w:p>
+        </w:tc>
+        <w:tc>
+          <w:tcPr>
+            <w:tcW w:type="dxa" w:w="1600"/>
+            <w:tcBorders>
+              <w:top w:val="single" w:color="D9D4CB" w:sz="4"/>
+              <w:left w:val="none" w:color="auto" w:sz="0"/>
+              <w:bottom w:val="single" w:color="D9D4CB" w:sz="4"/>
+              <w:right w:val="none" w:color="auto" w:sz="0"/>
+            </w:tcBorders>
+            <w:shd w:fill="FBFAF8" w:color="auto" w:val="clear"/>
+            <w:tcMar>
+              <w:top w:type="dxa" w:w="70"/>
+              <w:left w:type="dxa" w:w="100"/>
+              <w:bottom w:type="dxa" w:w="70"/>
+              <w:right w:type="dxa" w:w="100"/>
+            </w:tcMar>
+            <w:vAlign w:val="center"/>
+          </w:tcPr>
+          <w:p>
+            <w:pPr>
+              <w:spacing w:after="0" w:line="240" w:lineRule="auto"/>
+              <w:jc w:val="center"/>
+            </w:pPr>
+            <w:r>
+              <w:rPr>
+                <w:rFonts w:ascii="Arial" w:cs="Arial" w:eastAsia="Arial" w:hAnsi="Arial"/>
+                <w:b w:val="false"/>
+                <w:bCs w:val="false"/>
+                <w:i w:val="false"/>
+                <w:iCs w:val="false"/>
+                <w:color w:val="2A2E38"/>
+                <w:sz w:val="17"/>
+                <w:szCs w:val="17"/>
+              </w:rPr>
+              <w:t xml:space="preserve">дизайнерский</w:t>
+            </w:r>
+          </w:p>
+        </w:tc>
+        <w:tc>
+          <w:tcPr>
+            <w:tcW w:type="dxa" w:w="1500"/>
+            <w:tcBorders>
+              <w:top w:val="single" w:color="D9D4CB" w:sz="4"/>
+              <w:left w:val="none" w:color="auto" w:sz="0"/>
+              <w:bottom w:val="single" w:color="D9D4CB" w:sz="4"/>
+              <w:right w:val="none" w:color="auto" w:sz="0"/>
+            </w:tcBorders>
+            <w:shd w:fill="FBFAF8" w:color="auto" w:val="clear"/>
+            <w:tcMar>
+              <w:top w:type="dxa" w:w="70"/>
+              <w:left w:type="dxa" w:w="100"/>
+              <w:bottom w:type="dxa" w:w="70"/>
+              <w:right w:type="dxa" w:w="100"/>
+            </w:tcMar>
+            <w:vAlign w:val="center"/>
+          </w:tcPr>
+          <w:p>
+            <w:pPr>
+              <w:spacing w:after="0" w:line="240" w:lineRule="auto"/>
+              <w:jc w:val="center"/>
+            </w:pPr>
+            <w:r>
+              <w:rPr>
+                <w:rFonts w:ascii="Arial" w:cs="Arial" w:eastAsia="Arial" w:hAnsi="Arial"/>
+                <w:b w:val="false"/>
+                <w:bCs w:val="false"/>
+                <w:i w:val="false"/>
+                <w:iCs w:val="false"/>
+                <w:color w:val="2A2E38"/>
+                <w:sz w:val="17"/>
+                <w:szCs w:val="17"/>
+              </w:rPr>
+              <w:t xml:space="preserve">сдан 2023</w:t>
+            </w:r>
+          </w:p>
+        </w:tc>
+        <w:tc>
+          <w:tcPr>
+            <w:tcW w:type="dxa" w:w="1250"/>
+            <w:tcBorders>
+              <w:top w:val="single" w:color="D9D4CB" w:sz="4"/>
+              <w:left w:val="none" w:color="auto" w:sz="0"/>
+              <w:bottom w:val="single" w:color="D9D4CB" w:sz="4"/>
+              <w:right w:val="none" w:color="auto" w:sz="0"/>
+            </w:tcBorders>
+            <w:shd w:fill="FBFAF8" w:color="auto" w:val="clear"/>
+            <w:tcMar>
+              <w:top w:type="dxa" w:w="70"/>
+              <w:left w:type="dxa" w:w="100"/>
+              <w:bottom w:type="dxa" w:w="70"/>
+              <w:right w:type="dxa" w:w="100"/>
+            </w:tcMar>
+            <w:vAlign w:val="center"/>
+          </w:tcPr>
+          <w:p>
+            <w:pPr>
+              <w:spacing w:after="0" w:line="240" w:lineRule="auto"/>
+              <w:jc w:val="center"/>
+            </w:pPr>
+            <w:r>
+              <w:rPr>
+                <w:rFonts w:ascii="Arial" w:cs="Arial" w:eastAsia="Arial" w:hAnsi="Arial"/>
+                <w:b w:val="false"/>
+                <w:bCs w:val="false"/>
+                <w:i w:val="false"/>
+                <w:iCs w:val="false"/>
+                <w:color w:val="2A2E38"/>
+                <w:sz w:val="17"/>
+                <w:szCs w:val="17"/>
+              </w:rPr>
+              <w:t xml:space="preserve">42,0</w:t>
+            </w:r>
+          </w:p>
+        </w:tc>
+        <w:tc>
+          <w:tcPr>
+            <w:tcW w:type="dxa" w:w="1488"/>
+            <w:tcBorders>
+              <w:top w:val="single" w:color="D9D4CB" w:sz="4"/>
+              <w:left w:val="none" w:color="auto" w:sz="0"/>
+              <w:bottom w:val="single" w:color="D9D4CB" w:sz="4"/>
+              <w:right w:val="none" w:color="auto" w:sz="0"/>
+            </w:tcBorders>
+            <w:shd w:fill="FBFAF8" w:color="auto" w:val="clear"/>
+            <w:tcMar>
+              <w:top w:type="dxa" w:w="70"/>
+              <w:left w:type="dxa" w:w="100"/>
+              <w:bottom w:type="dxa" w:w="70"/>
+              <w:right w:type="dxa" w:w="100"/>
+            </w:tcMar>
+            <w:vAlign w:val="center"/>
+          </w:tcPr>
+          <w:p>
+            <w:pPr>
+              <w:spacing w:after="0" w:line="240" w:lineRule="auto"/>
+              <w:jc w:val="center"/>
+            </w:pPr>
+            <w:r>
+              <w:rPr>
+                <w:rFonts w:ascii="Arial" w:cs="Arial" w:eastAsia="Arial" w:hAnsi="Arial"/>
+                <w:b w:val="false"/>
+                <w:bCs w:val="false"/>
+                <w:i w:val="false"/>
+                <w:iCs w:val="false"/>
+                <w:color w:val="2A2E38"/>
+                <w:sz w:val="17"/>
+                <w:szCs w:val="17"/>
+              </w:rPr>
+              <w:t xml:space="preserve">583 333</w:t>
+            </w:r>
+          </w:p>
+        </w:tc>
+      </w:tr>
+      <w:tr>
+        <w:tc>
+          <w:tcPr>
+            <w:tcW w:type="dxa" w:w="1900"/>
+            <w:tcBorders>
+              <w:top w:val="single" w:color="D9D4CB" w:sz="4"/>
+              <w:left w:val="none" w:color="auto" w:sz="0"/>
+              <w:bottom w:val="single" w:color="D9D4CB" w:sz="4"/>
+              <w:right w:val="none" w:color="auto" w:sz="0"/>
+            </w:tcBorders>
+            <w:tcMar>
+              <w:top w:type="dxa" w:w="70"/>
+              <w:left w:type="dxa" w:w="100"/>
+              <w:bottom w:type="dxa" w:w="70"/>
+              <w:right w:type="dxa" w:w="100"/>
+            </w:tcMar>
+            <w:vAlign w:val="center"/>
+          </w:tcPr>
+          <w:p>
+            <w:pPr>
+              <w:spacing w:after="0" w:line="240" w:lineRule="auto"/>
+              <w:jc w:val="left"/>
+            </w:pPr>
+            <w:r>
+              <w:rPr>
+                <w:rFonts w:ascii="Arial" w:cs="Arial" w:eastAsia="Arial" w:hAnsi="Arial"/>
+                <w:b/>
+                <w:bCs/>
+                <w:i w:val="false"/>
+                <w:iCs w:val="false"/>
+                <w:color w:val="2A2E38"/>
+                <w:sz w:val="17"/>
+                <w:szCs w:val="17"/>
+              </w:rPr>
+              <w:t xml:space="preserve">Лица</w:t>
+            </w:r>
+          </w:p>
+        </w:tc>
+        <w:tc>
+          <w:tcPr>
+            <w:tcW w:type="dxa" w:w="1900"/>
+            <w:tcBorders>
+              <w:top w:val="single" w:color="D9D4CB" w:sz="4"/>
+              <w:left w:val="none" w:color="auto" w:sz="0"/>
+              <w:bottom w:val="single" w:color="D9D4CB" w:sz="4"/>
+              <w:right w:val="none" w:color="auto" w:sz="0"/>
+            </w:tcBorders>
+            <w:tcMar>
+              <w:top w:type="dxa" w:w="70"/>
+              <w:left w:type="dxa" w:w="100"/>
+              <w:bottom w:type="dxa" w:w="70"/>
+              <w:right w:type="dxa" w:w="100"/>
+            </w:tcMar>
+            <w:vAlign w:val="center"/>
+          </w:tcPr>
+          <w:p>
+            <w:pPr>
+              <w:spacing w:after="0" w:line="240" w:lineRule="auto"/>
+              <w:jc w:val="center"/>
+            </w:pPr>
+            <w:r>
+              <w:rPr>
+                <w:rFonts w:ascii="Arial" w:cs="Arial" w:eastAsia="Arial" w:hAnsi="Arial"/>
+                <w:b w:val="false"/>
+                <w:bCs w:val="false"/>
+                <w:i w:val="false"/>
+                <w:iCs w:val="false"/>
+                <w:color w:val="2A2E38"/>
+                <w:sz w:val="17"/>
+                <w:szCs w:val="17"/>
+              </w:rPr>
+              <w:t xml:space="preserve">77,4 м², эт. 15/27</w:t>
+            </w:r>
+          </w:p>
+        </w:tc>
+        <w:tc>
+          <w:tcPr>
+            <w:tcW w:type="dxa" w:w="1600"/>
+            <w:tcBorders>
+              <w:top w:val="single" w:color="D9D4CB" w:sz="4"/>
+              <w:left w:val="none" w:color="auto" w:sz="0"/>
+              <w:bottom w:val="single" w:color="D9D4CB" w:sz="4"/>
+              <w:right w:val="none" w:color="auto" w:sz="0"/>
+            </w:tcBorders>
+            <w:tcMar>
+              <w:top w:type="dxa" w:w="70"/>
+              <w:left w:type="dxa" w:w="100"/>
+              <w:bottom w:type="dxa" w:w="70"/>
+              <w:right w:type="dxa" w:w="100"/>
+            </w:tcMar>
+            <w:vAlign w:val="center"/>
+          </w:tcPr>
+          <w:p>
+            <w:pPr>
+              <w:spacing w:after="0" w:line="240" w:lineRule="auto"/>
+              <w:jc w:val="center"/>
+            </w:pPr>
+            <w:r>
+              <w:rPr>
+                <w:rFonts w:ascii="Arial" w:cs="Arial" w:eastAsia="Arial" w:hAnsi="Arial"/>
+                <w:b w:val="false"/>
+                <w:bCs w:val="false"/>
+                <w:i w:val="false"/>
+                <w:iCs w:val="false"/>
+                <w:color w:val="2A2E38"/>
+                <w:sz w:val="17"/>
+                <w:szCs w:val="17"/>
+              </w:rPr>
+              <w:t xml:space="preserve">евроремонт</w:t>
+            </w:r>
+          </w:p>
+        </w:tc>
+        <w:tc>
+          <w:tcPr>
+            <w:tcW w:type="dxa" w:w="1500"/>
+            <w:tcBorders>
+              <w:top w:val="single" w:color="D9D4CB" w:sz="4"/>
+              <w:left w:val="none" w:color="auto" w:sz="0"/>
+              <w:bottom w:val="single" w:color="D9D4CB" w:sz="4"/>
+              <w:right w:val="none" w:color="auto" w:sz="0"/>
+            </w:tcBorders>
+            <w:tcMar>
+              <w:top w:type="dxa" w:w="70"/>
+              <w:left w:type="dxa" w:w="100"/>
+              <w:bottom w:type="dxa" w:w="70"/>
+              <w:right w:type="dxa" w:w="100"/>
+            </w:tcMar>
+            <w:vAlign w:val="center"/>
+          </w:tcPr>
+          <w:p>
+            <w:pPr>
+              <w:spacing w:after="0" w:line="240" w:lineRule="auto"/>
+              <w:jc w:val="center"/>
+            </w:pPr>
+            <w:r>
+              <w:rPr>
+                <w:rFonts w:ascii="Arial" w:cs="Arial" w:eastAsia="Arial" w:hAnsi="Arial"/>
+                <w:b w:val="false"/>
+                <w:bCs w:val="false"/>
+                <w:i w:val="false"/>
+                <w:iCs w:val="false"/>
+                <w:color w:val="2A2E38"/>
+                <w:sz w:val="17"/>
+                <w:szCs w:val="17"/>
+              </w:rPr>
+              <w:t xml:space="preserve">сдан 2017</w:t>
+            </w:r>
+          </w:p>
+        </w:tc>
+        <w:tc>
+          <w:tcPr>
+            <w:tcW w:type="dxa" w:w="1250"/>
+            <w:tcBorders>
+              <w:top w:val="single" w:color="D9D4CB" w:sz="4"/>
+              <w:left w:val="none" w:color="auto" w:sz="0"/>
+              <w:bottom w:val="single" w:color="D9D4CB" w:sz="4"/>
+              <w:right w:val="none" w:color="auto" w:sz="0"/>
+            </w:tcBorders>
+            <w:tcMar>
+              <w:top w:type="dxa" w:w="70"/>
+              <w:left w:type="dxa" w:w="100"/>
+              <w:bottom w:type="dxa" w:w="70"/>
+              <w:right w:type="dxa" w:w="100"/>
+            </w:tcMar>
+            <w:vAlign w:val="center"/>
+          </w:tcPr>
+          <w:p>
+            <w:pPr>
+              <w:spacing w:after="0" w:line="240" w:lineRule="auto"/>
+              <w:jc w:val="center"/>
+            </w:pPr>
+            <w:r>
+              <w:rPr>
+                <w:rFonts w:ascii="Arial" w:cs="Arial" w:eastAsia="Arial" w:hAnsi="Arial"/>
+                <w:b w:val="false"/>
+                <w:bCs w:val="false"/>
+                <w:i w:val="false"/>
+                <w:iCs w:val="false"/>
+                <w:color w:val="2A2E38"/>
+                <w:sz w:val="17"/>
+                <w:szCs w:val="17"/>
+              </w:rPr>
+              <w:t xml:space="preserve">39,9</w:t>
+            </w:r>
+          </w:p>
+        </w:tc>
+        <w:tc>
+          <w:tcPr>
+            <w:tcW w:type="dxa" w:w="1488"/>
+            <w:tcBorders>
+              <w:top w:val="single" w:color="D9D4CB" w:sz="4"/>
+              <w:left w:val="none" w:color="auto" w:sz="0"/>
+              <w:bottom w:val="single" w:color="D9D4CB" w:sz="4"/>
+              <w:right w:val="none" w:color="auto" w:sz="0"/>
+            </w:tcBorders>
+            <w:tcMar>
+              <w:top w:type="dxa" w:w="70"/>
+              <w:left w:type="dxa" w:w="100"/>
+              <w:bottom w:type="dxa" w:w="70"/>
+              <w:right w:type="dxa" w:w="100"/>
+            </w:tcMar>
+            <w:vAlign w:val="center"/>
+          </w:tcPr>
+          <w:p>
+            <w:pPr>
+              <w:spacing w:after="0" w:line="240" w:lineRule="auto"/>
+              <w:jc w:val="center"/>
+            </w:pPr>
+            <w:r>
+              <w:rPr>
+                <w:rFonts w:ascii="Arial" w:cs="Arial" w:eastAsia="Arial" w:hAnsi="Arial"/>
+                <w:b w:val="false"/>
+                <w:bCs w:val="false"/>
+                <w:i w:val="false"/>
+                <w:iCs w:val="false"/>
+                <w:color w:val="2A2E38"/>
+                <w:sz w:val="17"/>
+                <w:szCs w:val="17"/>
+              </w:rPr>
+              <w:t xml:space="preserve">515 504</w:t>
+            </w:r>
+          </w:p>
+        </w:tc>
+      </w:tr>
+      <w:tr>
+        <w:tc>
+          <w:tcPr>
+            <w:tcW w:type="dxa" w:w="1900"/>
+            <w:tcBorders>
+              <w:top w:val="single" w:color="D9D4CB" w:sz="4"/>
+              <w:left w:val="none" w:color="auto" w:sz="0"/>
+              <w:bottom w:val="single" w:color="D9D4CB" w:sz="4"/>
+              <w:right w:val="none" w:color="auto" w:sz="0"/>
+            </w:tcBorders>
+            <w:shd w:fill="FBFAF8" w:color="auto" w:val="clear"/>
+            <w:tcMar>
+              <w:top w:type="dxa" w:w="70"/>
+              <w:left w:type="dxa" w:w="100"/>
+              <w:bottom w:type="dxa" w:w="70"/>
+              <w:right w:type="dxa" w:w="100"/>
+            </w:tcMar>
+            <w:vAlign w:val="center"/>
+          </w:tcPr>
+          <w:p>
+            <w:pPr>
+              <w:spacing w:after="0" w:line="240" w:lineRule="auto"/>
+              <w:jc w:val="left"/>
+            </w:pPr>
+            <w:r>
+              <w:rPr>
+                <w:rFonts w:ascii="Arial" w:cs="Arial" w:eastAsia="Arial" w:hAnsi="Arial"/>
+                <w:b/>
+                <w:bCs/>
+                <w:i w:val="false"/>
+                <w:iCs w:val="false"/>
+                <w:color w:val="2A2E38"/>
+                <w:sz w:val="17"/>
+                <w:szCs w:val="17"/>
+              </w:rPr>
+              <w:t xml:space="preserve">Лайнер</w:t>
+            </w:r>
+          </w:p>
+        </w:tc>
+        <w:tc>
+          <w:tcPr>
+            <w:tcW w:type="dxa" w:w="1900"/>
+            <w:tcBorders>
+              <w:top w:val="single" w:color="D9D4CB" w:sz="4"/>
+              <w:left w:val="none" w:color="auto" w:sz="0"/>
+              <w:bottom w:val="single" w:color="D9D4CB" w:sz="4"/>
+              <w:right w:val="none" w:color="auto" w:sz="0"/>
+            </w:tcBorders>
+            <w:shd w:fill="FBFAF8" w:color="auto" w:val="clear"/>
+            <w:tcMar>
+              <w:top w:type="dxa" w:w="70"/>
+              <w:left w:type="dxa" w:w="100"/>
+              <w:bottom w:type="dxa" w:w="70"/>
+              <w:right w:type="dxa" w:w="100"/>
+            </w:tcMar>
+            <w:vAlign w:val="center"/>
+          </w:tcPr>
+          <w:p>
+            <w:pPr>
+              <w:spacing w:after="0" w:line="240" w:lineRule="auto"/>
+              <w:jc w:val="center"/>
+            </w:pPr>
+            <w:r>
+              <w:rPr>
+                <w:rFonts w:ascii="Arial" w:cs="Arial" w:eastAsia="Arial" w:hAnsi="Arial"/>
+                <w:b w:val="false"/>
+                <w:bCs w:val="false"/>
+                <w:i w:val="false"/>
+                <w:iCs w:val="false"/>
+                <w:color w:val="2A2E38"/>
+                <w:sz w:val="17"/>
+                <w:szCs w:val="17"/>
+              </w:rPr>
+              <w:t xml:space="preserve">77,1 м², эт. 8/15</w:t>
+            </w:r>
+          </w:p>
+        </w:tc>
+        <w:tc>
+          <w:tcPr>
+            <w:tcW w:type="dxa" w:w="1600"/>
+            <w:tcBorders>
+              <w:top w:val="single" w:color="D9D4CB" w:sz="4"/>
+              <w:left w:val="none" w:color="auto" w:sz="0"/>
+              <w:bottom w:val="single" w:color="D9D4CB" w:sz="4"/>
+              <w:right w:val="none" w:color="auto" w:sz="0"/>
+            </w:tcBorders>
+            <w:shd w:fill="FBFAF8" w:color="auto" w:val="clear"/>
+            <w:tcMar>
+              <w:top w:type="dxa" w:w="70"/>
+              <w:left w:type="dxa" w:w="100"/>
+              <w:bottom w:type="dxa" w:w="70"/>
+              <w:right w:type="dxa" w:w="100"/>
+            </w:tcMar>
+            <w:vAlign w:val="center"/>
+          </w:tcPr>
+          <w:p>
+            <w:pPr>
+              <w:spacing w:after="0" w:line="240" w:lineRule="auto"/>
+              <w:jc w:val="center"/>
+            </w:pPr>
+            <w:r>
+              <w:rPr>
+                <w:rFonts w:ascii="Arial" w:cs="Arial" w:eastAsia="Arial" w:hAnsi="Arial"/>
+                <w:b w:val="false"/>
+                <w:bCs w:val="false"/>
+                <w:i w:val="false"/>
+                <w:iCs w:val="false"/>
+                <w:color w:val="2A2E38"/>
+                <w:sz w:val="17"/>
+                <w:szCs w:val="17"/>
+              </w:rPr>
+              <w:t xml:space="preserve">дизайнерский</w:t>
+            </w:r>
+          </w:p>
+        </w:tc>
+        <w:tc>
+          <w:tcPr>
+            <w:tcW w:type="dxa" w:w="1500"/>
+            <w:tcBorders>
+              <w:top w:val="single" w:color="D9D4CB" w:sz="4"/>
+              <w:left w:val="none" w:color="auto" w:sz="0"/>
+              <w:bottom w:val="single" w:color="D9D4CB" w:sz="4"/>
+              <w:right w:val="none" w:color="auto" w:sz="0"/>
+            </w:tcBorders>
+            <w:shd w:fill="FBFAF8" w:color="auto" w:val="clear"/>
+            <w:tcMar>
+              <w:top w:type="dxa" w:w="70"/>
+              <w:left w:type="dxa" w:w="100"/>
+              <w:bottom w:type="dxa" w:w="70"/>
+              <w:right w:type="dxa" w:w="100"/>
+            </w:tcMar>
+            <w:vAlign w:val="center"/>
+          </w:tcPr>
+          <w:p>
+            <w:pPr>
+              <w:spacing w:after="0" w:line="240" w:lineRule="auto"/>
+              <w:jc w:val="center"/>
+            </w:pPr>
+            <w:r>
+              <w:rPr>
+                <w:rFonts w:ascii="Arial" w:cs="Arial" w:eastAsia="Arial" w:hAnsi="Arial"/>
+                <w:b w:val="false"/>
+                <w:bCs w:val="false"/>
+                <w:i w:val="false"/>
+                <w:iCs w:val="false"/>
+                <w:color w:val="2A2E38"/>
+                <w:sz w:val="17"/>
+                <w:szCs w:val="17"/>
+              </w:rPr>
+              <w:t xml:space="preserve">сдан 2017</w:t>
+            </w:r>
+          </w:p>
+        </w:tc>
+        <w:tc>
+          <w:tcPr>
+            <w:tcW w:type="dxa" w:w="1250"/>
+            <w:tcBorders>
+              <w:top w:val="single" w:color="D9D4CB" w:sz="4"/>
+              <w:left w:val="none" w:color="auto" w:sz="0"/>
+              <w:bottom w:val="single" w:color="D9D4CB" w:sz="4"/>
+              <w:right w:val="none" w:color="auto" w:sz="0"/>
+            </w:tcBorders>
+            <w:shd w:fill="FBFAF8" w:color="auto" w:val="clear"/>
+            <w:tcMar>
+              <w:top w:type="dxa" w:w="70"/>
+              <w:left w:type="dxa" w:w="100"/>
+              <w:bottom w:type="dxa" w:w="70"/>
+              <w:right w:type="dxa" w:w="100"/>
+            </w:tcMar>
+            <w:vAlign w:val="center"/>
+          </w:tcPr>
+          <w:p>
+            <w:pPr>
+              <w:spacing w:after="0" w:line="240" w:lineRule="auto"/>
+              <w:jc w:val="center"/>
+            </w:pPr>
+            <w:r>
+              <w:rPr>
+                <w:rFonts w:ascii="Arial" w:cs="Arial" w:eastAsia="Arial" w:hAnsi="Arial"/>
+                <w:b w:val="false"/>
+                <w:bCs w:val="false"/>
+                <w:i w:val="false"/>
+                <w:iCs w:val="false"/>
+                <w:color w:val="2A2E38"/>
+                <w:sz w:val="17"/>
+                <w:szCs w:val="17"/>
+              </w:rPr>
+              <w:t xml:space="preserve">35,7</w:t>
+            </w:r>
+          </w:p>
+        </w:tc>
+        <w:tc>
+          <w:tcPr>
+            <w:tcW w:type="dxa" w:w="1488"/>
+            <w:tcBorders>
+              <w:top w:val="single" w:color="D9D4CB" w:sz="4"/>
+              <w:left w:val="none" w:color="auto" w:sz="0"/>
+              <w:bottom w:val="single" w:color="D9D4CB" w:sz="4"/>
+              <w:right w:val="none" w:color="auto" w:sz="0"/>
+            </w:tcBorders>
+            <w:shd w:fill="FBFAF8" w:color="auto" w:val="clear"/>
+            <w:tcMar>
+              <w:top w:type="dxa" w:w="70"/>
+              <w:left w:type="dxa" w:w="100"/>
+              <w:bottom w:type="dxa" w:w="70"/>
+              <w:right w:type="dxa" w:w="100"/>
+            </w:tcMar>
+            <w:vAlign w:val="center"/>
+          </w:tcPr>
+          <w:p>
+            <w:pPr>
+              <w:spacing w:after="0" w:line="240" w:lineRule="auto"/>
+              <w:jc w:val="center"/>
+            </w:pPr>
+            <w:r>
+              <w:rPr>
+                <w:rFonts w:ascii="Arial" w:cs="Arial" w:eastAsia="Arial" w:hAnsi="Arial"/>
+                <w:b w:val="false"/>
+                <w:bCs w:val="false"/>
+                <w:i w:val="false"/>
+                <w:iCs w:val="false"/>
+                <w:color w:val="2A2E38"/>
+                <w:sz w:val="17"/>
+                <w:szCs w:val="17"/>
+              </w:rPr>
+              <w:t xml:space="preserve">463 035</w:t>
+            </w:r>
+          </w:p>
+        </w:tc>
+      </w:tr>
+    </w:tbl>
+    <w:p>
+      <w:pPr>
+        <w:spacing w:after="30"/>
+      </w:pPr>
+      <w:r>
+        <w:rPr>
+          <w:rFonts w:ascii="Arial" w:cs="Arial" w:eastAsia="Arial" w:hAnsi="Arial"/>
+          <w:b w:val="false"/>
+          <w:bCs w:val="false"/>
+          <w:i w:val="false"/>
+          <w:iCs w:val="false"/>
+          <w:color w:val="2A2E38"/>
+          <w:sz w:val="19"/>
+          <w:szCs w:val="19"/>
+        </w:rPr>
+        <w:t xml:space="preserve"/>
+      </w:r>
+    </w:p>
+    <w:p>
+      <w:pPr>
+        <w:spacing w:after="60" w:line="230" w:lineRule="auto"/>
+        <w:ind w:right="1560"/>
+      </w:pPr>
+      <w:r>
+        <w:rPr>
+          <w:rFonts w:ascii="Arial" w:cs="Arial" w:eastAsia="Arial" w:hAnsi="Arial"/>
+          <w:b w:val="false"/>
+          <w:bCs w:val="false"/>
+          <w:i w:val="false"/>
+          <w:iCs w:val="false"/>
+          <w:color w:val="70788A"/>
+          <w:sz w:val="15"/>
+          <w:szCs w:val="15"/>
+        </w:rPr>
+        <w:t xml:space="preserve">Реальные лоты из выгрузок Циан на 28.07.2026, площадь 72–82 м². Для каждого конкурента показан самый доступный лот с ремонтом в этом диапазоне площадей.</w:t>
+      </w:r>
+    </w:p>
+    <w:p>
+      <w:pPr>
+        <w:spacing w:after="110" w:before="170"/>
+      </w:pPr>
+      <w:r>
+        <w:rPr>
+          <w:rFonts w:ascii="Georgia" w:cs="Georgia" w:eastAsia="Georgia" w:hAnsi="Georgia"/>
+          <w:b/>
+          <w:bCs/>
+          <w:i w:val="false"/>
+          <w:iCs w:val="false"/>
+          <w:color w:val="1F2A44"/>
+          <w:sz w:val="24"/>
+          <w:szCs w:val="24"/>
+        </w:rPr>
+        <w:t xml:space="preserve">Как это читать</w:t>
+      </w:r>
+    </w:p>
+    <w:p>
+      <w:pPr>
+        <w:spacing w:after="130" w:line="258" w:lineRule="auto"/>
+        <w:ind w:right="1560"/>
+      </w:pPr>
+      <w:r>
+        <w:rPr>
+          <w:rFonts w:ascii="Arial" w:cs="Arial" w:eastAsia="Arial" w:hAnsi="Arial"/>
+          <w:b w:val="false"/>
+          <w:bCs w:val="false"/>
+          <w:i w:val="false"/>
+          <w:iCs w:val="false"/>
+          <w:color w:val="2A2E38"/>
+          <w:sz w:val="19"/>
+          <w:szCs w:val="19"/>
+        </w:rPr>
+        <w:t xml:space="preserve">За 61,6 млн ₽ сегодня в «Прайм Парке» продаётся квартира 81,7 м² на 39 этаже — с дизайнерским ремонтом, в доме 2023 года, с ключами на руках. Тот же класс, та же площадь, те же деньги. Разница в том, что в одном случае вы въезжаете сейчас, а в другом ждёте до конца 2029 года и потом ещё делаете ремонт.</w:t>
+      </w:r>
+    </w:p>
+    <w:p>
+      <w:pPr>
+        <w:spacing w:after="130" w:line="258" w:lineRule="auto"/>
+        <w:ind w:right="1560"/>
+      </w:pPr>
+      <w:r>
+        <w:rPr>
+          <w:rFonts w:ascii="Arial" w:cs="Arial" w:eastAsia="Arial" w:hAnsi="Arial"/>
+          <w:b w:val="false"/>
+          <w:bCs w:val="false"/>
+          <w:i w:val="false"/>
+          <w:iCs w:val="false"/>
+          <w:color w:val="2A2E38"/>
+          <w:sz w:val="19"/>
+          <w:szCs w:val="19"/>
+        </w:rPr>
+        <w:t xml:space="preserve">Если готовы отойти от премиум-класса к бизнесу, разрыв становится ещё заметнее. В «Лайнере» аналогичная по площади квартира с дизайнерским ремонтом стоит 35,7 млн ₽ — на 26 миллионов меньше. В «Лицах» — 39,9 млн ₽, в «Династии» — 42,0 млн ₽, в «Царской площади» — 44,9 млн ₽. Во всех случаях это готовое жильё, куда можно заехать с чемоданом.</w:t>
+      </w:r>
+    </w:p>
+    <w:p>
+      <w:pPr>
+        <w:spacing w:after="130" w:line="258" w:lineRule="auto"/>
+        <w:ind w:right="1560"/>
+      </w:pPr>
+      <w:r>
+        <w:rPr>
+          <w:rFonts w:ascii="Arial" w:cs="Arial" w:eastAsia="Arial" w:hAnsi="Arial"/>
+          <w:b w:val="false"/>
+          <w:bCs w:val="false"/>
+          <w:i w:val="false"/>
+          <w:iCs w:val="false"/>
+          <w:color w:val="2A2E38"/>
+          <w:sz w:val="19"/>
+          <w:szCs w:val="19"/>
+        </w:rPr>
+        <w:t xml:space="preserve">Обратная сторона тоже есть. Верхняя часть премиального рынка локации всё-таки дороже: в «Прайм Парке» 23 готовых лота площадью 70–100 м² стоят от 69,5 млн ₽ (962 604 ₽/м²), в «Династии» — от 67,0 млн ₽. То есть МАСТЕРС с учётом будущей отделки (71,3 млн ₽ за тот же метраж) попадает ровно в нижнюю границу этого диапазона, а не ниже него.</w:t>
+      </w:r>
+    </w:p>
+    <w:p>
+      <w:pPr>
+        <w:spacing w:after="180" w:line="258" w:lineRule="auto"/>
+        <w:ind w:right="1560"/>
+      </w:pPr>
+      <w:r>
+        <w:rPr>
+          <w:rFonts w:ascii="Arial" w:cs="Arial" w:eastAsia="Arial" w:hAnsi="Arial"/>
+          <w:b/>
+          <w:bCs/>
+          <w:i w:val="false"/>
+          <w:iCs w:val="false"/>
+          <w:color w:val="2A2E38"/>
+          <w:sz w:val="19"/>
+          <w:szCs w:val="19"/>
+        </w:rPr>
+        <w:t xml:space="preserve">Вывод простой. </w:t>
+      </w:r>
+      <w:r>
+        <w:rPr>
+          <w:rFonts w:ascii="Arial" w:cs="Arial" w:eastAsia="Arial" w:hAnsi="Arial"/>
+          <w:b w:val="false"/>
+          <w:bCs w:val="false"/>
+          <w:i w:val="false"/>
+          <w:iCs w:val="false"/>
+          <w:color w:val="2A2E38"/>
+          <w:sz w:val="19"/>
+          <w:szCs w:val="19"/>
+        </w:rPr>
+        <w:t xml:space="preserve">МАСТЕРС не является выгодной покупкой «здесь и сейчас» — за те же деньги в локации доступно готовое жильё с ремонтом, в том числе премиального класса. Проект имеет смысл при одном из двух условий: покупатель рассчитывает на рост цены к вводу в 2029 году, либо ему принципиально важны именно новый дом, конкретная локация у Чапаевского парка и возможность сделать отделку под себя с нуля. Скидка 10 % заметно улучшает картину, но не меняет её сути.</w:t>
       </w:r>
     </w:p>
     <w:p>
@@ -14543,8 +17988,8 @@
     </w:p>
     <w:p>
       <w:pPr>
-        <w:spacing w:after="70" w:line="258" w:lineRule="auto"/>
-        <w:ind w:left="170" w:hanging="170"/>
+        <w:spacing w:after="58" w:line="252" w:lineRule="auto"/>
+        <w:ind w:left="170" w:right="1560" w:hanging="170"/>
       </w:pPr>
       <w:r>
         <w:rPr>
@@ -14601,8 +18046,8 @@
     </w:p>
     <w:p>
       <w:pPr>
-        <w:spacing w:after="70" w:line="258" w:lineRule="auto"/>
-        <w:ind w:left="170" w:hanging="170"/>
+        <w:spacing w:after="58" w:line="252" w:lineRule="auto"/>
+        <w:ind w:left="170" w:right="1560" w:hanging="170"/>
       </w:pPr>
       <w:r>
         <w:rPr>
@@ -14633,8 +18078,8 @@
     </w:p>
     <w:p>
       <w:pPr>
-        <w:spacing w:after="70" w:line="258" w:lineRule="auto"/>
-        <w:ind w:left="170" w:hanging="170"/>
+        <w:spacing w:after="58" w:line="252" w:lineRule="auto"/>
+        <w:ind w:left="170" w:right="1560" w:hanging="170"/>
       </w:pPr>
       <w:r>
         <w:rPr>
@@ -14660,13 +18105,13 @@
           <w:sz w:val="19"/>
           <w:szCs w:val="19"/>
         </w:rPr>
-        <w:t xml:space="preserve">На первичном рынке прямыми конкурентами выступают «Муза» (Мангазея, ориентир около 562 тыс. ₽/м², старт продаж 2026 г.) и «Дом на Часовой» (Dar, ориентир около 678 тыс. ₽/м²). Оба проекта заметно дешевле МАСТЕРС в пересчёте на метр, но уступают по масштабу, составу инфраструктуры и удалённости от Ходынского поля.</w:t>
+        <w:t xml:space="preserve">На первичном рынке прямыми конкурентами выступают «Муза» (Мангазея, 1 042 477 ₽/м²) и «Дом на Часовой» (Dar, 668 643 ₽/м²). МАСТЕРС расположен между ними: на 27 % дешевле «Музы» и на 14 % дороже «Дома на Часовой».</w:t>
       </w:r>
     </w:p>
     <w:p>
       <w:pPr>
-        <w:spacing w:after="70" w:line="258" w:lineRule="auto"/>
-        <w:ind w:left="170" w:hanging="170"/>
+        <w:spacing w:after="58" w:line="252" w:lineRule="auto"/>
+        <w:ind w:left="170" w:right="1560" w:hanging="170"/>
       </w:pPr>
       <w:r>
         <w:rPr>
@@ -14697,8 +18142,8 @@
     </w:p>
     <w:p>
       <w:pPr>
-        <w:spacing w:after="70" w:line="258" w:lineRule="auto"/>
-        <w:ind w:left="170" w:hanging="170"/>
+        <w:spacing w:after="58" w:line="252" w:lineRule="auto"/>
+        <w:ind w:left="170" w:right="1560" w:hanging="170"/>
       </w:pPr>
       <w:r>
         <w:rPr>
@@ -14847,7 +18292,39 @@
           <w:sz w:val="16"/>
           <w:szCs w:val="16"/>
         </w:rPr>
-        <w:t xml:space="preserve">Циан — выгрузки по конкурентам на 28.07.2026: «Прайм Парк» (ID 45774) 341 лот, «Царская площадь» (ID 8122) 65, «Лайнер» (ID 5641) 62, «Династия» (ID 19800) 39, «ЛИЦА» (ID 5430) 13</w:t>
+        <w:t xml:space="preserve">Циан — выгрузки по вторичному рынку на 28.07.2026: «Прайм Парк» (ID 45774) 341 лот, «Царская площадь» (ID 8122) 65, «Лайнер» (ID 5641) 62, «Династия» (ID 19800) 39, «ЛИЦА» (ID 5430) 13</w:t>
+      </w:r>
+    </w:p>
+    <w:p>
+      <w:pPr>
+        <w:spacing w:after="70" w:line="230" w:lineRule="auto"/>
+        <w:ind w:left="170" w:hanging="170"/>
+      </w:pPr>
+      <w:r>
+        <w:rPr>
+          <w:rFonts w:ascii="Arial" w:cs="Arial" w:eastAsia="Arial" w:hAnsi="Arial"/>
+          <w:b/>
+          <w:bCs/>
+          <w:i w:val="false"/>
+          <w:iCs w:val="false"/>
+          <w:color w:val="A9762F"/>
+          <w:sz w:val="19"/>
+          <w:szCs w:val="19"/>
+        </w:rPr>
+        <w:t xml:space="preserve">—   </w:t>
+      </w:r>
+      <w:r>
+        <w:rPr>
+          <w:rFonts w:ascii="Arial" w:cs="Arial" w:eastAsia="Arial" w:hAnsi="Arial"/>
+          <w:b w:val="false"/>
+          <w:bCs w:val="false"/>
+          <w:i w:val="false"/>
+          <w:iCs w:val="false"/>
+          <w:color w:val="70788A"/>
+          <w:sz w:val="16"/>
+          <w:szCs w:val="16"/>
+        </w:rPr>
+        <w:t xml:space="preserve">Циан — выгрузки по первичному рынку на 28.07.2026: «Муза» (ID 5750446) 52 лота, «Дом на Часовой» (ID 5732034) 51 лот</w:t>
       </w:r>
     </w:p>
     <w:p>
@@ -14881,7 +18358,7 @@
         </w:rPr>
         <w:t xml:space="preserve">Яндекс Недвижимость — стоимость ремонта квартиры, 2026 — </w:t>
       </w:r>
-      <w:hyperlink w:history="1" r:id="rIdpa8l_enc8fjtpqsc4nmge">
+      <w:hyperlink w:history="1" r:id="rId4eohf3iv5qkfhegnh04lo">
         <w:r>
           <w:rPr>
             <w:rFonts w:ascii="Arial" w:cs="Arial" w:eastAsia="Arial" w:hAnsi="Arial"/>
@@ -14928,7 +18405,7 @@
         </w:rPr>
         <w:t xml:space="preserve">Официальный сайт проекта Capital Group — </w:t>
       </w:r>
-      <w:hyperlink w:history="1" r:id="rIdxt8iegzbs0rfkz8mzaoud">
+      <w:hyperlink w:history="1" r:id="rIdwmbzjuatsde1njjznnbco">
         <w:r>
           <w:rPr>
             <w:rFonts w:ascii="Arial" w:cs="Arial" w:eastAsia="Arial" w:hAnsi="Arial"/>
@@ -14975,7 +18452,7 @@
         </w:rPr>
         <w:t xml:space="preserve">Новострой-М — карточка ЖК на ул. Викторенко — </w:t>
       </w:r>
-      <w:hyperlink w:history="1" r:id="rIdjporora-ux1-hd6qtmatv">
+      <w:hyperlink w:history="1" r:id="rId_yvzjlgk0vcwjicnrvsrg">
         <w:r>
           <w:rPr>
             <w:rFonts w:ascii="Arial" w:cs="Arial" w:eastAsia="Arial" w:hAnsi="Arial"/>
@@ -15022,7 +18499,7 @@
         </w:rPr>
         <w:t xml:space="preserve">vNovostroike.ru — ЖК МАСТЕРС — </w:t>
       </w:r>
-      <w:hyperlink w:history="1" r:id="rIdbecx5uykjdawip7rvgjwy">
+      <w:hyperlink w:history="1" r:id="rIdctwjtedgvjksaqsnwqf8e">
         <w:r>
           <w:rPr>
             <w:rFonts w:ascii="Arial" w:cs="Arial" w:eastAsia="Arial" w:hAnsi="Arial"/>
@@ -15069,7 +18546,7 @@
         </w:rPr>
         <w:t xml:space="preserve">Яндекс Карты — картографическая основа — </w:t>
       </w:r>
-      <w:hyperlink w:history="1" r:id="rIdi3ucmso1mfhr4c_jlrqqu">
+      <w:hyperlink w:history="1" r:id="rIdeyadwhmm6gi97qwn9e-ct">
         <w:r>
           <w:rPr>
             <w:rFonts w:ascii="Arial" w:cs="Arial" w:eastAsia="Arial" w:hAnsi="Arial"/>
@@ -15106,6 +18583,7 @@
     <w:p>
       <w:pPr>
         <w:spacing w:after="60" w:line="230" w:lineRule="auto"/>
+        <w:ind w:right="1560"/>
       </w:pPr>
       <w:r>
         <w:rPr>

--- a/masters-brief/ЖК_МАСТЕРС_информационная_справка.docx
+++ b/masters-brief/ЖК_МАСТЕРС_информационная_справка.docx
@@ -12109,7 +12109,26 @@
           <w:sz w:val="24"/>
           <w:szCs w:val="24"/>
         </w:rPr>
-        <w:t xml:space="preserve">Сравнение: как есть и с поправкой на отделку</w:t>
+        <w:t xml:space="preserve">Сколько стоит квартира, готовая к заселению</w:t>
+      </w:r>
+    </w:p>
+    <w:p>
+      <w:pPr>
+        <w:spacing w:after="170" w:line="258" w:lineRule="auto"/>
+        <w:ind w:right="1560"/>
+      </w:pPr>
+      <w:r>
+        <w:rPr>
+          <w:rFonts w:ascii="Arial" w:cs="Arial" w:eastAsia="Arial" w:hAnsi="Arial"/>
+          <w:b w:val="false"/>
+          <w:bCs w:val="false"/>
+          <w:i w:val="false"/>
+          <w:iCs w:val="false"/>
+          <w:color w:val="2A2E38"/>
+          <w:sz w:val="19"/>
+          <w:szCs w:val="19"/>
+        </w:rPr>
+        <w:t xml:space="preserve">Чтобы сравнить честно, приведём все проекты к одному состоянию — квартире, в которую можно заехать. У конкурентов для этого берём лоты, которые уже продаются с ремонтом. К цене МАСТЕРС добавляем отделку, которой в ней нет: по рынку это 120 тыс. ₽/м².</w:t>
       </w:r>
     </w:p>
     <w:p>
@@ -12120,7 +12139,7 @@
       <w:r>
         <w:drawing>
           <wp:inline distT="0" distB="0" distL="0" distR="0">
-            <wp:extent cx="6124575" cy="3067050"/>
+            <wp:extent cx="6124575" cy="2886075"/>
             <wp:effectExtent t="0" r="0" b="0" l="0"/>
             <wp:docPr id="1" name="" descr="" title=""/>
             <wp:cNvGraphicFramePr>
@@ -12145,7 +12164,7 @@
                   <pic:spPr bwMode="auto">
                     <a:xfrm>
                       <a:off x="0" y="0"/>
-                      <a:ext cx="6124575" cy="3067050"/>
+                      <a:ext cx="6124575" cy="2886075"/>
                     </a:xfrm>
                     <a:prstGeom prst="rect">
                       <a:avLst/>
@@ -12179,1144 +12198,6 @@
     </w:p>
     <w:p>
       <w:pPr>
-        <w:spacing w:after="110" w:before="170"/>
-      </w:pPr>
-      <w:r>
-        <w:rPr>
-          <w:rFonts w:ascii="Georgia" w:cs="Georgia" w:eastAsia="Georgia" w:hAnsi="Georgia"/>
-          <w:b/>
-          <w:bCs/>
-          <w:i w:val="false"/>
-          <w:iCs w:val="false"/>
-          <w:color w:val="1F2A44"/>
-          <w:sz w:val="24"/>
-          <w:szCs w:val="24"/>
-        </w:rPr>
-        <w:t xml:space="preserve">Чувствительность к стоимости ремонта</w:t>
-      </w:r>
-    </w:p>
-    <w:p>
-      <w:pPr>
-        <w:spacing w:after="140" w:line="258" w:lineRule="auto"/>
-        <w:ind w:right="1560"/>
-      </w:pPr>
-      <w:r>
-        <w:rPr>
-          <w:rFonts w:ascii="Arial" w:cs="Arial" w:eastAsia="Arial" w:hAnsi="Arial"/>
-          <w:b w:val="false"/>
-          <w:bCs w:val="false"/>
-          <w:i w:val="false"/>
-          <w:iCs w:val="false"/>
-          <w:color w:val="2A2E38"/>
-          <w:sz w:val="19"/>
-          <w:szCs w:val="19"/>
-        </w:rPr>
-        <w:t xml:space="preserve">Приведённая цена, ₽/м², при трёх ставках вычета за ремонт: 80 тыс. (капитальный), 120 тыс. (базовый сценарий) и 160 тыс. ₽/м² (дизайнерский премиум-уровня).</w:t>
-      </w:r>
-    </w:p>
-    <w:tbl>
-      <w:tblPr>
-        <w:tblW w:type="dxa" w:w="9638"/>
-        <w:tblBorders>
-          <w:top w:val="single" w:color="auto" w:sz="4"/>
-          <w:left w:val="single" w:color="auto" w:sz="4"/>
-          <w:bottom w:val="single" w:color="auto" w:sz="4"/>
-          <w:right w:val="single" w:color="auto" w:sz="4"/>
-          <w:insideH w:val="single" w:color="auto" w:sz="4"/>
-          <w:insideV w:val="single" w:color="auto" w:sz="4"/>
-        </w:tblBorders>
-      </w:tblPr>
-      <w:tblGrid>
-        <w:gridCol w:w="1760"/>
-        <w:gridCol w:w="1330"/>
-        <w:gridCol w:w="1200"/>
-        <w:gridCol w:w="1200"/>
-        <w:gridCol w:w="1610"/>
-        <w:gridCol w:w="1000"/>
-        <w:gridCol w:w="1538"/>
-      </w:tblGrid>
-      <w:tr>
-        <w:trPr>
-          <w:tblHeader/>
-        </w:trPr>
-        <w:tc>
-          <w:tcPr>
-            <w:tcW w:type="dxa" w:w="1760"/>
-            <w:tcBorders>
-              <w:top w:val="single" w:color="1F2A44" w:sz="4"/>
-              <w:left w:val="none" w:color="auto" w:sz="0"/>
-              <w:bottom w:val="single" w:color="D9D4CB" w:sz="4"/>
-              <w:right w:val="none" w:color="auto" w:sz="0"/>
-            </w:tcBorders>
-            <w:shd w:fill="1F2A44" w:color="auto" w:val="clear"/>
-            <w:tcMar>
-              <w:top w:type="dxa" w:w="70"/>
-              <w:left w:type="dxa" w:w="100"/>
-              <w:bottom w:type="dxa" w:w="70"/>
-              <w:right w:type="dxa" w:w="100"/>
-            </w:tcMar>
-            <w:vAlign w:val="center"/>
-          </w:tcPr>
-          <w:p>
-            <w:pPr>
-              <w:spacing w:after="0" w:line="240" w:lineRule="auto"/>
-              <w:jc w:val="left"/>
-            </w:pPr>
-            <w:r>
-              <w:rPr>
-                <w:rFonts w:ascii="Arial" w:cs="Arial" w:eastAsia="Arial" w:hAnsi="Arial"/>
-                <w:b/>
-                <w:bCs/>
-                <w:i w:val="false"/>
-                <w:iCs w:val="false"/>
-                <w:color w:val="FFFFFF"/>
-                <w:sz w:val="16"/>
-                <w:szCs w:val="16"/>
-              </w:rPr>
-              <w:t xml:space="preserve">Ставка вычета</w:t>
-            </w:r>
-          </w:p>
-        </w:tc>
-        <w:tc>
-          <w:tcPr>
-            <w:tcW w:type="dxa" w:w="1330"/>
-            <w:tcBorders>
-              <w:top w:val="single" w:color="1F2A44" w:sz="4"/>
-              <w:left w:val="none" w:color="auto" w:sz="0"/>
-              <w:bottom w:val="single" w:color="D9D4CB" w:sz="4"/>
-              <w:right w:val="none" w:color="auto" w:sz="0"/>
-            </w:tcBorders>
-            <w:shd w:fill="1F2A44" w:color="auto" w:val="clear"/>
-            <w:tcMar>
-              <w:top w:type="dxa" w:w="70"/>
-              <w:left w:type="dxa" w:w="100"/>
-              <w:bottom w:type="dxa" w:w="70"/>
-              <w:right w:type="dxa" w:w="100"/>
-            </w:tcMar>
-            <w:vAlign w:val="center"/>
-          </w:tcPr>
-          <w:p>
-            <w:pPr>
-              <w:spacing w:after="0" w:line="240" w:lineRule="auto"/>
-              <w:jc w:val="center"/>
-            </w:pPr>
-            <w:r>
-              <w:rPr>
-                <w:rFonts w:ascii="Arial" w:cs="Arial" w:eastAsia="Arial" w:hAnsi="Arial"/>
-                <w:b/>
-                <w:bCs/>
-                <w:i w:val="false"/>
-                <w:iCs w:val="false"/>
-                <w:color w:val="FFFFFF"/>
-                <w:sz w:val="16"/>
-                <w:szCs w:val="16"/>
-              </w:rPr>
-              <w:t xml:space="preserve">Прайм Парк</w:t>
-            </w:r>
-          </w:p>
-        </w:tc>
-        <w:tc>
-          <w:tcPr>
-            <w:tcW w:type="dxa" w:w="1200"/>
-            <w:tcBorders>
-              <w:top w:val="single" w:color="1F2A44" w:sz="4"/>
-              <w:left w:val="none" w:color="auto" w:sz="0"/>
-              <w:bottom w:val="single" w:color="D9D4CB" w:sz="4"/>
-              <w:right w:val="none" w:color="auto" w:sz="0"/>
-            </w:tcBorders>
-            <w:shd w:fill="1F2A44" w:color="auto" w:val="clear"/>
-            <w:tcMar>
-              <w:top w:type="dxa" w:w="70"/>
-              <w:left w:type="dxa" w:w="100"/>
-              <w:bottom w:type="dxa" w:w="70"/>
-              <w:right w:type="dxa" w:w="100"/>
-            </w:tcMar>
-            <w:vAlign w:val="center"/>
-          </w:tcPr>
-          <w:p>
-            <w:pPr>
-              <w:spacing w:after="0" w:line="240" w:lineRule="auto"/>
-              <w:jc w:val="center"/>
-            </w:pPr>
-            <w:r>
-              <w:rPr>
-                <w:rFonts w:ascii="Arial" w:cs="Arial" w:eastAsia="Arial" w:hAnsi="Arial"/>
-                <w:b/>
-                <w:bCs/>
-                <w:i w:val="false"/>
-                <w:iCs w:val="false"/>
-                <w:color w:val="FFFFFF"/>
-                <w:sz w:val="16"/>
-                <w:szCs w:val="16"/>
-              </w:rPr>
-              <w:t xml:space="preserve">Династия</w:t>
-            </w:r>
-          </w:p>
-        </w:tc>
-        <w:tc>
-          <w:tcPr>
-            <w:tcW w:type="dxa" w:w="1200"/>
-            <w:tcBorders>
-              <w:top w:val="single" w:color="1F2A44" w:sz="4"/>
-              <w:left w:val="none" w:color="auto" w:sz="0"/>
-              <w:bottom w:val="single" w:color="D9D4CB" w:sz="4"/>
-              <w:right w:val="none" w:color="auto" w:sz="0"/>
-            </w:tcBorders>
-            <w:shd w:fill="1F2A44" w:color="auto" w:val="clear"/>
-            <w:tcMar>
-              <w:top w:type="dxa" w:w="70"/>
-              <w:left w:type="dxa" w:w="100"/>
-              <w:bottom w:type="dxa" w:w="70"/>
-              <w:right w:type="dxa" w:w="100"/>
-            </w:tcMar>
-            <w:vAlign w:val="center"/>
-          </w:tcPr>
-          <w:p>
-            <w:pPr>
-              <w:spacing w:after="0" w:line="240" w:lineRule="auto"/>
-              <w:jc w:val="center"/>
-            </w:pPr>
-            <w:r>
-              <w:rPr>
-                <w:rFonts w:ascii="Arial" w:cs="Arial" w:eastAsia="Arial" w:hAnsi="Arial"/>
-                <w:b/>
-                <w:bCs/>
-                <w:i w:val="false"/>
-                <w:iCs w:val="false"/>
-                <w:color w:val="FFFFFF"/>
-                <w:sz w:val="16"/>
-                <w:szCs w:val="16"/>
-              </w:rPr>
-              <w:t xml:space="preserve">МАСТЕРС</w:t>
-            </w:r>
-          </w:p>
-        </w:tc>
-        <w:tc>
-          <w:tcPr>
-            <w:tcW w:type="dxa" w:w="1610"/>
-            <w:tcBorders>
-              <w:top w:val="single" w:color="1F2A44" w:sz="4"/>
-              <w:left w:val="none" w:color="auto" w:sz="0"/>
-              <w:bottom w:val="single" w:color="D9D4CB" w:sz="4"/>
-              <w:right w:val="none" w:color="auto" w:sz="0"/>
-            </w:tcBorders>
-            <w:shd w:fill="1F2A44" w:color="auto" w:val="clear"/>
-            <w:tcMar>
-              <w:top w:type="dxa" w:w="70"/>
-              <w:left w:type="dxa" w:w="100"/>
-              <w:bottom w:type="dxa" w:w="70"/>
-              <w:right w:type="dxa" w:w="100"/>
-            </w:tcMar>
-            <w:vAlign w:val="center"/>
-          </w:tcPr>
-          <w:p>
-            <w:pPr>
-              <w:spacing w:after="0" w:line="240" w:lineRule="auto"/>
-              <w:jc w:val="center"/>
-            </w:pPr>
-            <w:r>
-              <w:rPr>
-                <w:rFonts w:ascii="Arial" w:cs="Arial" w:eastAsia="Arial" w:hAnsi="Arial"/>
-                <w:b/>
-                <w:bCs/>
-                <w:i w:val="false"/>
-                <w:iCs w:val="false"/>
-                <w:color w:val="FFFFFF"/>
-                <w:sz w:val="16"/>
-                <w:szCs w:val="16"/>
-              </w:rPr>
-              <w:t xml:space="preserve">Царская площадь</w:t>
-            </w:r>
-          </w:p>
-        </w:tc>
-        <w:tc>
-          <w:tcPr>
-            <w:tcW w:type="dxa" w:w="1000"/>
-            <w:tcBorders>
-              <w:top w:val="single" w:color="1F2A44" w:sz="4"/>
-              <w:left w:val="none" w:color="auto" w:sz="0"/>
-              <w:bottom w:val="single" w:color="D9D4CB" w:sz="4"/>
-              <w:right w:val="none" w:color="auto" w:sz="0"/>
-            </w:tcBorders>
-            <w:shd w:fill="1F2A44" w:color="auto" w:val="clear"/>
-            <w:tcMar>
-              <w:top w:type="dxa" w:w="70"/>
-              <w:left w:type="dxa" w:w="100"/>
-              <w:bottom w:type="dxa" w:w="70"/>
-              <w:right w:type="dxa" w:w="100"/>
-            </w:tcMar>
-            <w:vAlign w:val="center"/>
-          </w:tcPr>
-          <w:p>
-            <w:pPr>
-              <w:spacing w:after="0" w:line="240" w:lineRule="auto"/>
-              <w:jc w:val="center"/>
-            </w:pPr>
-            <w:r>
-              <w:rPr>
-                <w:rFonts w:ascii="Arial" w:cs="Arial" w:eastAsia="Arial" w:hAnsi="Arial"/>
-                <w:b/>
-                <w:bCs/>
-                <w:i w:val="false"/>
-                <w:iCs w:val="false"/>
-                <w:color w:val="FFFFFF"/>
-                <w:sz w:val="16"/>
-                <w:szCs w:val="16"/>
-              </w:rPr>
-              <w:t xml:space="preserve">Лица</w:t>
-            </w:r>
-          </w:p>
-        </w:tc>
-        <w:tc>
-          <w:tcPr>
-            <w:tcW w:type="dxa" w:w="1538"/>
-            <w:tcBorders>
-              <w:top w:val="single" w:color="1F2A44" w:sz="4"/>
-              <w:left w:val="none" w:color="auto" w:sz="0"/>
-              <w:bottom w:val="single" w:color="D9D4CB" w:sz="4"/>
-              <w:right w:val="none" w:color="auto" w:sz="0"/>
-            </w:tcBorders>
-            <w:shd w:fill="1F2A44" w:color="auto" w:val="clear"/>
-            <w:tcMar>
-              <w:top w:type="dxa" w:w="70"/>
-              <w:left w:type="dxa" w:w="100"/>
-              <w:bottom w:type="dxa" w:w="70"/>
-              <w:right w:type="dxa" w:w="100"/>
-            </w:tcMar>
-            <w:vAlign w:val="center"/>
-          </w:tcPr>
-          <w:p>
-            <w:pPr>
-              <w:spacing w:after="0" w:line="240" w:lineRule="auto"/>
-              <w:jc w:val="center"/>
-            </w:pPr>
-            <w:r>
-              <w:rPr>
-                <w:rFonts w:ascii="Arial" w:cs="Arial" w:eastAsia="Arial" w:hAnsi="Arial"/>
-                <w:b/>
-                <w:bCs/>
-                <w:i w:val="false"/>
-                <w:iCs w:val="false"/>
-                <w:color w:val="FFFFFF"/>
-                <w:sz w:val="16"/>
-                <w:szCs w:val="16"/>
-              </w:rPr>
-              <w:t xml:space="preserve">Лайнер</w:t>
-            </w:r>
-          </w:p>
-        </w:tc>
-      </w:tr>
-      <w:tr>
-        <w:tc>
-          <w:tcPr>
-            <w:tcW w:type="dxa" w:w="1760"/>
-            <w:tcBorders>
-              <w:top w:val="single" w:color="D9D4CB" w:sz="4"/>
-              <w:left w:val="none" w:color="auto" w:sz="0"/>
-              <w:bottom w:val="single" w:color="D9D4CB" w:sz="4"/>
-              <w:right w:val="none" w:color="auto" w:sz="0"/>
-            </w:tcBorders>
-            <w:tcMar>
-              <w:top w:type="dxa" w:w="70"/>
-              <w:left w:type="dxa" w:w="100"/>
-              <w:bottom w:type="dxa" w:w="70"/>
-              <w:right w:type="dxa" w:w="100"/>
-            </w:tcMar>
-            <w:vAlign w:val="center"/>
-          </w:tcPr>
-          <w:p>
-            <w:pPr>
-              <w:spacing w:after="0" w:line="240" w:lineRule="auto"/>
-              <w:jc w:val="left"/>
-            </w:pPr>
-            <w:r>
-              <w:rPr>
-                <w:rFonts w:ascii="Arial" w:cs="Arial" w:eastAsia="Arial" w:hAnsi="Arial"/>
-                <w:b/>
-                <w:bCs/>
-                <w:i w:val="false"/>
-                <w:iCs w:val="false"/>
-                <w:color w:val="2A2E38"/>
-                <w:sz w:val="17"/>
-                <w:szCs w:val="17"/>
-              </w:rPr>
-              <w:t xml:space="preserve">−80 тыс. ₽/м²</w:t>
-            </w:r>
-          </w:p>
-        </w:tc>
-        <w:tc>
-          <w:tcPr>
-            <w:tcW w:type="dxa" w:w="1330"/>
-            <w:tcBorders>
-              <w:top w:val="single" w:color="D9D4CB" w:sz="4"/>
-              <w:left w:val="none" w:color="auto" w:sz="0"/>
-              <w:bottom w:val="single" w:color="D9D4CB" w:sz="4"/>
-              <w:right w:val="none" w:color="auto" w:sz="0"/>
-            </w:tcBorders>
-            <w:tcMar>
-              <w:top w:type="dxa" w:w="70"/>
-              <w:left w:type="dxa" w:w="100"/>
-              <w:bottom w:type="dxa" w:w="70"/>
-              <w:right w:type="dxa" w:w="100"/>
-            </w:tcMar>
-            <w:vAlign w:val="center"/>
-          </w:tcPr>
-          <w:p>
-            <w:pPr>
-              <w:spacing w:after="0" w:line="240" w:lineRule="auto"/>
-              <w:jc w:val="center"/>
-            </w:pPr>
-            <w:r>
-              <w:rPr>
-                <w:rFonts w:ascii="Arial" w:cs="Arial" w:eastAsia="Arial" w:hAnsi="Arial"/>
-                <w:b w:val="false"/>
-                <w:bCs w:val="false"/>
-                <w:i w:val="false"/>
-                <w:iCs w:val="false"/>
-                <w:color w:val="2A2E38"/>
-                <w:sz w:val="17"/>
-                <w:szCs w:val="17"/>
-              </w:rPr>
-              <w:t xml:space="preserve">850 606</w:t>
-            </w:r>
-          </w:p>
-        </w:tc>
-        <w:tc>
-          <w:tcPr>
-            <w:tcW w:type="dxa" w:w="1200"/>
-            <w:tcBorders>
-              <w:top w:val="single" w:color="D9D4CB" w:sz="4"/>
-              <w:left w:val="none" w:color="auto" w:sz="0"/>
-              <w:bottom w:val="single" w:color="D9D4CB" w:sz="4"/>
-              <w:right w:val="none" w:color="auto" w:sz="0"/>
-            </w:tcBorders>
-            <w:tcMar>
-              <w:top w:type="dxa" w:w="70"/>
-              <w:left w:type="dxa" w:w="100"/>
-              <w:bottom w:type="dxa" w:w="70"/>
-              <w:right w:type="dxa" w:w="100"/>
-            </w:tcMar>
-            <w:vAlign w:val="center"/>
-          </w:tcPr>
-          <w:p>
-            <w:pPr>
-              <w:spacing w:after="0" w:line="240" w:lineRule="auto"/>
-              <w:jc w:val="center"/>
-            </w:pPr>
-            <w:r>
-              <w:rPr>
-                <w:rFonts w:ascii="Arial" w:cs="Arial" w:eastAsia="Arial" w:hAnsi="Arial"/>
-                <w:b w:val="false"/>
-                <w:bCs w:val="false"/>
-                <w:i w:val="false"/>
-                <w:iCs w:val="false"/>
-                <w:color w:val="2A2E38"/>
-                <w:sz w:val="17"/>
-                <w:szCs w:val="17"/>
-              </w:rPr>
-              <w:t xml:space="preserve">776 610</w:t>
-            </w:r>
-          </w:p>
-        </w:tc>
-        <w:tc>
-          <w:tcPr>
-            <w:tcW w:type="dxa" w:w="1200"/>
-            <w:tcBorders>
-              <w:top w:val="single" w:color="D9D4CB" w:sz="4"/>
-              <w:left w:val="none" w:color="auto" w:sz="0"/>
-              <w:bottom w:val="single" w:color="D9D4CB" w:sz="4"/>
-              <w:right w:val="none" w:color="auto" w:sz="0"/>
-            </w:tcBorders>
-            <w:tcMar>
-              <w:top w:type="dxa" w:w="70"/>
-              <w:left w:type="dxa" w:w="100"/>
-              <w:bottom w:type="dxa" w:w="70"/>
-              <w:right w:type="dxa" w:w="100"/>
-            </w:tcMar>
-            <w:vAlign w:val="center"/>
-          </w:tcPr>
-          <w:p>
-            <w:pPr>
-              <w:spacing w:after="0" w:line="240" w:lineRule="auto"/>
-              <w:jc w:val="center"/>
-            </w:pPr>
-            <w:r>
-              <w:rPr>
-                <w:rFonts w:ascii="Arial" w:cs="Arial" w:eastAsia="Arial" w:hAnsi="Arial"/>
-                <w:b w:val="false"/>
-                <w:bCs w:val="false"/>
-                <w:i w:val="false"/>
-                <w:iCs w:val="false"/>
-                <w:color w:val="2A2E38"/>
-                <w:sz w:val="17"/>
-                <w:szCs w:val="17"/>
-              </w:rPr>
-              <w:t xml:space="preserve">759 654</w:t>
-            </w:r>
-          </w:p>
-        </w:tc>
-        <w:tc>
-          <w:tcPr>
-            <w:tcW w:type="dxa" w:w="1610"/>
-            <w:tcBorders>
-              <w:top w:val="single" w:color="D9D4CB" w:sz="4"/>
-              <w:left w:val="none" w:color="auto" w:sz="0"/>
-              <w:bottom w:val="single" w:color="D9D4CB" w:sz="4"/>
-              <w:right w:val="none" w:color="auto" w:sz="0"/>
-            </w:tcBorders>
-            <w:tcMar>
-              <w:top w:type="dxa" w:w="70"/>
-              <w:left w:type="dxa" w:w="100"/>
-              <w:bottom w:type="dxa" w:w="70"/>
-              <w:right w:type="dxa" w:w="100"/>
-            </w:tcMar>
-            <w:vAlign w:val="center"/>
-          </w:tcPr>
-          <w:p>
-            <w:pPr>
-              <w:spacing w:after="0" w:line="240" w:lineRule="auto"/>
-              <w:jc w:val="center"/>
-            </w:pPr>
-            <w:r>
-              <w:rPr>
-                <w:rFonts w:ascii="Arial" w:cs="Arial" w:eastAsia="Arial" w:hAnsi="Arial"/>
-                <w:b w:val="false"/>
-                <w:bCs w:val="false"/>
-                <w:i w:val="false"/>
-                <w:iCs w:val="false"/>
-                <w:color w:val="2A2E38"/>
-                <w:sz w:val="17"/>
-                <w:szCs w:val="17"/>
-              </w:rPr>
-              <w:t xml:space="preserve">629 446</w:t>
-            </w:r>
-          </w:p>
-        </w:tc>
-        <w:tc>
-          <w:tcPr>
-            <w:tcW w:type="dxa" w:w="1000"/>
-            <w:tcBorders>
-              <w:top w:val="single" w:color="D9D4CB" w:sz="4"/>
-              <w:left w:val="none" w:color="auto" w:sz="0"/>
-              <w:bottom w:val="single" w:color="D9D4CB" w:sz="4"/>
-              <w:right w:val="none" w:color="auto" w:sz="0"/>
-            </w:tcBorders>
-            <w:tcMar>
-              <w:top w:type="dxa" w:w="70"/>
-              <w:left w:type="dxa" w:w="100"/>
-              <w:bottom w:type="dxa" w:w="70"/>
-              <w:right w:type="dxa" w:w="100"/>
-            </w:tcMar>
-            <w:vAlign w:val="center"/>
-          </w:tcPr>
-          <w:p>
-            <w:pPr>
-              <w:spacing w:after="0" w:line="240" w:lineRule="auto"/>
-              <w:jc w:val="center"/>
-            </w:pPr>
-            <w:r>
-              <w:rPr>
-                <w:rFonts w:ascii="Arial" w:cs="Arial" w:eastAsia="Arial" w:hAnsi="Arial"/>
-                <w:b w:val="false"/>
-                <w:bCs w:val="false"/>
-                <w:i w:val="false"/>
-                <w:iCs w:val="false"/>
-                <w:color w:val="2A2E38"/>
-                <w:sz w:val="17"/>
-                <w:szCs w:val="17"/>
-              </w:rPr>
-              <w:t xml:space="preserve">507 321</w:t>
-            </w:r>
-          </w:p>
-        </w:tc>
-        <w:tc>
-          <w:tcPr>
-            <w:tcW w:type="dxa" w:w="1538"/>
-            <w:tcBorders>
-              <w:top w:val="single" w:color="D9D4CB" w:sz="4"/>
-              <w:left w:val="none" w:color="auto" w:sz="0"/>
-              <w:bottom w:val="single" w:color="D9D4CB" w:sz="4"/>
-              <w:right w:val="none" w:color="auto" w:sz="0"/>
-            </w:tcBorders>
-            <w:tcMar>
-              <w:top w:type="dxa" w:w="70"/>
-              <w:left w:type="dxa" w:w="100"/>
-              <w:bottom w:type="dxa" w:w="70"/>
-              <w:right w:type="dxa" w:w="100"/>
-            </w:tcMar>
-            <w:vAlign w:val="center"/>
-          </w:tcPr>
-          <w:p>
-            <w:pPr>
-              <w:spacing w:after="0" w:line="240" w:lineRule="auto"/>
-              <w:jc w:val="center"/>
-            </w:pPr>
-            <w:r>
-              <w:rPr>
-                <w:rFonts w:ascii="Arial" w:cs="Arial" w:eastAsia="Arial" w:hAnsi="Arial"/>
-                <w:b w:val="false"/>
-                <w:bCs w:val="false"/>
-                <w:i w:val="false"/>
-                <w:iCs w:val="false"/>
-                <w:color w:val="2A2E38"/>
-                <w:sz w:val="17"/>
-                <w:szCs w:val="17"/>
-              </w:rPr>
-              <w:t xml:space="preserve">420 199</w:t>
-            </w:r>
-          </w:p>
-        </w:tc>
-      </w:tr>
-      <w:tr>
-        <w:tc>
-          <w:tcPr>
-            <w:tcW w:type="dxa" w:w="1760"/>
-            <w:tcBorders>
-              <w:top w:val="single" w:color="D9D4CB" w:sz="4"/>
-              <w:left w:val="none" w:color="auto" w:sz="0"/>
-              <w:bottom w:val="single" w:color="D9D4CB" w:sz="4"/>
-              <w:right w:val="none" w:color="auto" w:sz="0"/>
-            </w:tcBorders>
-            <w:shd w:fill="FBFAF8" w:color="auto" w:val="clear"/>
-            <w:tcMar>
-              <w:top w:type="dxa" w:w="70"/>
-              <w:left w:type="dxa" w:w="100"/>
-              <w:bottom w:type="dxa" w:w="70"/>
-              <w:right w:type="dxa" w:w="100"/>
-            </w:tcMar>
-            <w:vAlign w:val="center"/>
-          </w:tcPr>
-          <w:p>
-            <w:pPr>
-              <w:spacing w:after="0" w:line="240" w:lineRule="auto"/>
-              <w:jc w:val="left"/>
-            </w:pPr>
-            <w:r>
-              <w:rPr>
-                <w:rFonts w:ascii="Arial" w:cs="Arial" w:eastAsia="Arial" w:hAnsi="Arial"/>
-                <w:b/>
-                <w:bCs/>
-                <w:i w:val="false"/>
-                <w:iCs w:val="false"/>
-                <w:color w:val="2A2E38"/>
-                <w:sz w:val="17"/>
-                <w:szCs w:val="17"/>
-              </w:rPr>
-              <w:t xml:space="preserve">−120 тыс. ₽/м²</w:t>
-            </w:r>
-          </w:p>
-        </w:tc>
-        <w:tc>
-          <w:tcPr>
-            <w:tcW w:type="dxa" w:w="1330"/>
-            <w:tcBorders>
-              <w:top w:val="single" w:color="D9D4CB" w:sz="4"/>
-              <w:left w:val="none" w:color="auto" w:sz="0"/>
-              <w:bottom w:val="single" w:color="D9D4CB" w:sz="4"/>
-              <w:right w:val="none" w:color="auto" w:sz="0"/>
-            </w:tcBorders>
-            <w:shd w:fill="FBFAF8" w:color="auto" w:val="clear"/>
-            <w:tcMar>
-              <w:top w:type="dxa" w:w="70"/>
-              <w:left w:type="dxa" w:w="100"/>
-              <w:bottom w:type="dxa" w:w="70"/>
-              <w:right w:type="dxa" w:w="100"/>
-            </w:tcMar>
-            <w:vAlign w:val="center"/>
-          </w:tcPr>
-          <w:p>
-            <w:pPr>
-              <w:spacing w:after="0" w:line="240" w:lineRule="auto"/>
-              <w:jc w:val="center"/>
-            </w:pPr>
-            <w:r>
-              <w:rPr>
-                <w:rFonts w:ascii="Arial" w:cs="Arial" w:eastAsia="Arial" w:hAnsi="Arial"/>
-                <w:b w:val="false"/>
-                <w:bCs w:val="false"/>
-                <w:i w:val="false"/>
-                <w:iCs w:val="false"/>
-                <w:color w:val="2A2E38"/>
-                <w:sz w:val="17"/>
-                <w:szCs w:val="17"/>
-              </w:rPr>
-              <w:t xml:space="preserve">839 769</w:t>
-            </w:r>
-          </w:p>
-        </w:tc>
-        <w:tc>
-          <w:tcPr>
-            <w:tcW w:type="dxa" w:w="1200"/>
-            <w:tcBorders>
-              <w:top w:val="single" w:color="D9D4CB" w:sz="4"/>
-              <w:left w:val="none" w:color="auto" w:sz="0"/>
-              <w:bottom w:val="single" w:color="D9D4CB" w:sz="4"/>
-              <w:right w:val="none" w:color="auto" w:sz="0"/>
-            </w:tcBorders>
-            <w:shd w:fill="FBFAF8" w:color="auto" w:val="clear"/>
-            <w:tcMar>
-              <w:top w:type="dxa" w:w="70"/>
-              <w:left w:type="dxa" w:w="100"/>
-              <w:bottom w:type="dxa" w:w="70"/>
-              <w:right w:type="dxa" w:w="100"/>
-            </w:tcMar>
-            <w:vAlign w:val="center"/>
-          </w:tcPr>
-          <w:p>
-            <w:pPr>
-              <w:spacing w:after="0" w:line="240" w:lineRule="auto"/>
-              <w:jc w:val="center"/>
-            </w:pPr>
-            <w:r>
-              <w:rPr>
-                <w:rFonts w:ascii="Arial" w:cs="Arial" w:eastAsia="Arial" w:hAnsi="Arial"/>
-                <w:b w:val="false"/>
-                <w:bCs w:val="false"/>
-                <w:i w:val="false"/>
-                <w:iCs w:val="false"/>
-                <w:color w:val="2A2E38"/>
-                <w:sz w:val="17"/>
-                <w:szCs w:val="17"/>
-              </w:rPr>
-              <w:t xml:space="preserve">741 373</w:t>
-            </w:r>
-          </w:p>
-        </w:tc>
-        <w:tc>
-          <w:tcPr>
-            <w:tcW w:type="dxa" w:w="1200"/>
-            <w:tcBorders>
-              <w:top w:val="single" w:color="D9D4CB" w:sz="4"/>
-              <w:left w:val="none" w:color="auto" w:sz="0"/>
-              <w:bottom w:val="single" w:color="D9D4CB" w:sz="4"/>
-              <w:right w:val="none" w:color="auto" w:sz="0"/>
-            </w:tcBorders>
-            <w:shd w:fill="FBFAF8" w:color="auto" w:val="clear"/>
-            <w:tcMar>
-              <w:top w:type="dxa" w:w="70"/>
-              <w:left w:type="dxa" w:w="100"/>
-              <w:bottom w:type="dxa" w:w="70"/>
-              <w:right w:type="dxa" w:w="100"/>
-            </w:tcMar>
-            <w:vAlign w:val="center"/>
-          </w:tcPr>
-          <w:p>
-            <w:pPr>
-              <w:spacing w:after="0" w:line="240" w:lineRule="auto"/>
-              <w:jc w:val="center"/>
-            </w:pPr>
-            <w:r>
-              <w:rPr>
-                <w:rFonts w:ascii="Arial" w:cs="Arial" w:eastAsia="Arial" w:hAnsi="Arial"/>
-                <w:b w:val="false"/>
-                <w:bCs w:val="false"/>
-                <w:i w:val="false"/>
-                <w:iCs w:val="false"/>
-                <w:color w:val="2A2E38"/>
-                <w:sz w:val="17"/>
-                <w:szCs w:val="17"/>
-              </w:rPr>
-              <w:t xml:space="preserve">759 654</w:t>
-            </w:r>
-          </w:p>
-        </w:tc>
-        <w:tc>
-          <w:tcPr>
-            <w:tcW w:type="dxa" w:w="1610"/>
-            <w:tcBorders>
-              <w:top w:val="single" w:color="D9D4CB" w:sz="4"/>
-              <w:left w:val="none" w:color="auto" w:sz="0"/>
-              <w:bottom w:val="single" w:color="D9D4CB" w:sz="4"/>
-              <w:right w:val="none" w:color="auto" w:sz="0"/>
-            </w:tcBorders>
-            <w:shd w:fill="FBFAF8" w:color="auto" w:val="clear"/>
-            <w:tcMar>
-              <w:top w:type="dxa" w:w="70"/>
-              <w:left w:type="dxa" w:w="100"/>
-              <w:bottom w:type="dxa" w:w="70"/>
-              <w:right w:type="dxa" w:w="100"/>
-            </w:tcMar>
-            <w:vAlign w:val="center"/>
-          </w:tcPr>
-          <w:p>
-            <w:pPr>
-              <w:spacing w:after="0" w:line="240" w:lineRule="auto"/>
-              <w:jc w:val="center"/>
-            </w:pPr>
-            <w:r>
-              <w:rPr>
-                <w:rFonts w:ascii="Arial" w:cs="Arial" w:eastAsia="Arial" w:hAnsi="Arial"/>
-                <w:b w:val="false"/>
-                <w:bCs w:val="false"/>
-                <w:i w:val="false"/>
-                <w:iCs w:val="false"/>
-                <w:color w:val="2A2E38"/>
-                <w:sz w:val="17"/>
-                <w:szCs w:val="17"/>
-              </w:rPr>
-              <w:t xml:space="preserve">591 450</w:t>
-            </w:r>
-          </w:p>
-        </w:tc>
-        <w:tc>
-          <w:tcPr>
-            <w:tcW w:type="dxa" w:w="1000"/>
-            <w:tcBorders>
-              <w:top w:val="single" w:color="D9D4CB" w:sz="4"/>
-              <w:left w:val="none" w:color="auto" w:sz="0"/>
-              <w:bottom w:val="single" w:color="D9D4CB" w:sz="4"/>
-              <w:right w:val="none" w:color="auto" w:sz="0"/>
-            </w:tcBorders>
-            <w:shd w:fill="FBFAF8" w:color="auto" w:val="clear"/>
-            <w:tcMar>
-              <w:top w:type="dxa" w:w="70"/>
-              <w:left w:type="dxa" w:w="100"/>
-              <w:bottom w:type="dxa" w:w="70"/>
-              <w:right w:type="dxa" w:w="100"/>
-            </w:tcMar>
-            <w:vAlign w:val="center"/>
-          </w:tcPr>
-          <w:p>
-            <w:pPr>
-              <w:spacing w:after="0" w:line="240" w:lineRule="auto"/>
-              <w:jc w:val="center"/>
-            </w:pPr>
-            <w:r>
-              <w:rPr>
-                <w:rFonts w:ascii="Arial" w:cs="Arial" w:eastAsia="Arial" w:hAnsi="Arial"/>
-                <w:b w:val="false"/>
-                <w:bCs w:val="false"/>
-                <w:i w:val="false"/>
-                <w:iCs w:val="false"/>
-                <w:color w:val="2A2E38"/>
-                <w:sz w:val="17"/>
-                <w:szCs w:val="17"/>
-              </w:rPr>
-              <w:t xml:space="preserve">473 370</w:t>
-            </w:r>
-          </w:p>
-        </w:tc>
-        <w:tc>
-          <w:tcPr>
-            <w:tcW w:type="dxa" w:w="1538"/>
-            <w:tcBorders>
-              <w:top w:val="single" w:color="D9D4CB" w:sz="4"/>
-              <w:left w:val="none" w:color="auto" w:sz="0"/>
-              <w:bottom w:val="single" w:color="D9D4CB" w:sz="4"/>
-              <w:right w:val="none" w:color="auto" w:sz="0"/>
-            </w:tcBorders>
-            <w:shd w:fill="FBFAF8" w:color="auto" w:val="clear"/>
-            <w:tcMar>
-              <w:top w:type="dxa" w:w="70"/>
-              <w:left w:type="dxa" w:w="100"/>
-              <w:bottom w:type="dxa" w:w="70"/>
-              <w:right w:type="dxa" w:w="100"/>
-            </w:tcMar>
-            <w:vAlign w:val="center"/>
-          </w:tcPr>
-          <w:p>
-            <w:pPr>
-              <w:spacing w:after="0" w:line="240" w:lineRule="auto"/>
-              <w:jc w:val="center"/>
-            </w:pPr>
-            <w:r>
-              <w:rPr>
-                <w:rFonts w:ascii="Arial" w:cs="Arial" w:eastAsia="Arial" w:hAnsi="Arial"/>
-                <w:b w:val="false"/>
-                <w:bCs w:val="false"/>
-                <w:i w:val="false"/>
-                <w:iCs w:val="false"/>
-                <w:color w:val="2A2E38"/>
-                <w:sz w:val="17"/>
-                <w:szCs w:val="17"/>
-              </w:rPr>
-              <w:t xml:space="preserve">388 444</w:t>
-            </w:r>
-          </w:p>
-        </w:tc>
-      </w:tr>
-      <w:tr>
-        <w:tc>
-          <w:tcPr>
-            <w:tcW w:type="dxa" w:w="1760"/>
-            <w:tcBorders>
-              <w:top w:val="single" w:color="D9D4CB" w:sz="4"/>
-              <w:left w:val="none" w:color="auto" w:sz="0"/>
-              <w:bottom w:val="single" w:color="D9D4CB" w:sz="4"/>
-              <w:right w:val="none" w:color="auto" w:sz="0"/>
-            </w:tcBorders>
-            <w:tcMar>
-              <w:top w:type="dxa" w:w="70"/>
-              <w:left w:type="dxa" w:w="100"/>
-              <w:bottom w:type="dxa" w:w="70"/>
-              <w:right w:type="dxa" w:w="100"/>
-            </w:tcMar>
-            <w:vAlign w:val="center"/>
-          </w:tcPr>
-          <w:p>
-            <w:pPr>
-              <w:spacing w:after="0" w:line="240" w:lineRule="auto"/>
-              <w:jc w:val="left"/>
-            </w:pPr>
-            <w:r>
-              <w:rPr>
-                <w:rFonts w:ascii="Arial" w:cs="Arial" w:eastAsia="Arial" w:hAnsi="Arial"/>
-                <w:b/>
-                <w:bCs/>
-                <w:i w:val="false"/>
-                <w:iCs w:val="false"/>
-                <w:color w:val="2A2E38"/>
-                <w:sz w:val="17"/>
-                <w:szCs w:val="17"/>
-              </w:rPr>
-              <w:t xml:space="preserve">−160 тыс. ₽/м²</w:t>
-            </w:r>
-          </w:p>
-        </w:tc>
-        <w:tc>
-          <w:tcPr>
-            <w:tcW w:type="dxa" w:w="1330"/>
-            <w:tcBorders>
-              <w:top w:val="single" w:color="D9D4CB" w:sz="4"/>
-              <w:left w:val="none" w:color="auto" w:sz="0"/>
-              <w:bottom w:val="single" w:color="D9D4CB" w:sz="4"/>
-              <w:right w:val="none" w:color="auto" w:sz="0"/>
-            </w:tcBorders>
-            <w:tcMar>
-              <w:top w:type="dxa" w:w="70"/>
-              <w:left w:type="dxa" w:w="100"/>
-              <w:bottom w:type="dxa" w:w="70"/>
-              <w:right w:type="dxa" w:w="100"/>
-            </w:tcMar>
-            <w:vAlign w:val="center"/>
-          </w:tcPr>
-          <w:p>
-            <w:pPr>
-              <w:spacing w:after="0" w:line="240" w:lineRule="auto"/>
-              <w:jc w:val="center"/>
-            </w:pPr>
-            <w:r>
-              <w:rPr>
-                <w:rFonts w:ascii="Arial" w:cs="Arial" w:eastAsia="Arial" w:hAnsi="Arial"/>
-                <w:b w:val="false"/>
-                <w:bCs w:val="false"/>
-                <w:i w:val="false"/>
-                <w:iCs w:val="false"/>
-                <w:color w:val="2A2E38"/>
-                <w:sz w:val="17"/>
-                <w:szCs w:val="17"/>
-              </w:rPr>
-              <w:t xml:space="preserve">828 931</w:t>
-            </w:r>
-          </w:p>
-        </w:tc>
-        <w:tc>
-          <w:tcPr>
-            <w:tcW w:type="dxa" w:w="1200"/>
-            <w:tcBorders>
-              <w:top w:val="single" w:color="D9D4CB" w:sz="4"/>
-              <w:left w:val="none" w:color="auto" w:sz="0"/>
-              <w:bottom w:val="single" w:color="D9D4CB" w:sz="4"/>
-              <w:right w:val="none" w:color="auto" w:sz="0"/>
-            </w:tcBorders>
-            <w:tcMar>
-              <w:top w:type="dxa" w:w="70"/>
-              <w:left w:type="dxa" w:w="100"/>
-              <w:bottom w:type="dxa" w:w="70"/>
-              <w:right w:type="dxa" w:w="100"/>
-            </w:tcMar>
-            <w:vAlign w:val="center"/>
-          </w:tcPr>
-          <w:p>
-            <w:pPr>
-              <w:spacing w:after="0" w:line="240" w:lineRule="auto"/>
-              <w:jc w:val="center"/>
-            </w:pPr>
-            <w:r>
-              <w:rPr>
-                <w:rFonts w:ascii="Arial" w:cs="Arial" w:eastAsia="Arial" w:hAnsi="Arial"/>
-                <w:b w:val="false"/>
-                <w:bCs w:val="false"/>
-                <w:i w:val="false"/>
-                <w:iCs w:val="false"/>
-                <w:color w:val="2A2E38"/>
-                <w:sz w:val="17"/>
-                <w:szCs w:val="17"/>
-              </w:rPr>
-              <w:t xml:space="preserve">706 137</w:t>
-            </w:r>
-          </w:p>
-        </w:tc>
-        <w:tc>
-          <w:tcPr>
-            <w:tcW w:type="dxa" w:w="1200"/>
-            <w:tcBorders>
-              <w:top w:val="single" w:color="D9D4CB" w:sz="4"/>
-              <w:left w:val="none" w:color="auto" w:sz="0"/>
-              <w:bottom w:val="single" w:color="D9D4CB" w:sz="4"/>
-              <w:right w:val="none" w:color="auto" w:sz="0"/>
-            </w:tcBorders>
-            <w:tcMar>
-              <w:top w:type="dxa" w:w="70"/>
-              <w:left w:type="dxa" w:w="100"/>
-              <w:bottom w:type="dxa" w:w="70"/>
-              <w:right w:type="dxa" w:w="100"/>
-            </w:tcMar>
-            <w:vAlign w:val="center"/>
-          </w:tcPr>
-          <w:p>
-            <w:pPr>
-              <w:spacing w:after="0" w:line="240" w:lineRule="auto"/>
-              <w:jc w:val="center"/>
-            </w:pPr>
-            <w:r>
-              <w:rPr>
-                <w:rFonts w:ascii="Arial" w:cs="Arial" w:eastAsia="Arial" w:hAnsi="Arial"/>
-                <w:b w:val="false"/>
-                <w:bCs w:val="false"/>
-                <w:i w:val="false"/>
-                <w:iCs w:val="false"/>
-                <w:color w:val="2A2E38"/>
-                <w:sz w:val="17"/>
-                <w:szCs w:val="17"/>
-              </w:rPr>
-              <w:t xml:space="preserve">759 654</w:t>
-            </w:r>
-          </w:p>
-        </w:tc>
-        <w:tc>
-          <w:tcPr>
-            <w:tcW w:type="dxa" w:w="1610"/>
-            <w:tcBorders>
-              <w:top w:val="single" w:color="D9D4CB" w:sz="4"/>
-              <w:left w:val="none" w:color="auto" w:sz="0"/>
-              <w:bottom w:val="single" w:color="D9D4CB" w:sz="4"/>
-              <w:right w:val="none" w:color="auto" w:sz="0"/>
-            </w:tcBorders>
-            <w:tcMar>
-              <w:top w:type="dxa" w:w="70"/>
-              <w:left w:type="dxa" w:w="100"/>
-              <w:bottom w:type="dxa" w:w="70"/>
-              <w:right w:type="dxa" w:w="100"/>
-            </w:tcMar>
-            <w:vAlign w:val="center"/>
-          </w:tcPr>
-          <w:p>
-            <w:pPr>
-              <w:spacing w:after="0" w:line="240" w:lineRule="auto"/>
-              <w:jc w:val="center"/>
-            </w:pPr>
-            <w:r>
-              <w:rPr>
-                <w:rFonts w:ascii="Arial" w:cs="Arial" w:eastAsia="Arial" w:hAnsi="Arial"/>
-                <w:b w:val="false"/>
-                <w:bCs w:val="false"/>
-                <w:i w:val="false"/>
-                <w:iCs w:val="false"/>
-                <w:color w:val="2A2E38"/>
-                <w:sz w:val="17"/>
-                <w:szCs w:val="17"/>
-              </w:rPr>
-              <w:t xml:space="preserve">553 454</w:t>
-            </w:r>
-          </w:p>
-        </w:tc>
-        <w:tc>
-          <w:tcPr>
-            <w:tcW w:type="dxa" w:w="1000"/>
-            <w:tcBorders>
-              <w:top w:val="single" w:color="D9D4CB" w:sz="4"/>
-              <w:left w:val="none" w:color="auto" w:sz="0"/>
-              <w:bottom w:val="single" w:color="D9D4CB" w:sz="4"/>
-              <w:right w:val="none" w:color="auto" w:sz="0"/>
-            </w:tcBorders>
-            <w:tcMar>
-              <w:top w:type="dxa" w:w="70"/>
-              <w:left w:type="dxa" w:w="100"/>
-              <w:bottom w:type="dxa" w:w="70"/>
-              <w:right w:type="dxa" w:w="100"/>
-            </w:tcMar>
-            <w:vAlign w:val="center"/>
-          </w:tcPr>
-          <w:p>
-            <w:pPr>
-              <w:spacing w:after="0" w:line="240" w:lineRule="auto"/>
-              <w:jc w:val="center"/>
-            </w:pPr>
-            <w:r>
-              <w:rPr>
-                <w:rFonts w:ascii="Arial" w:cs="Arial" w:eastAsia="Arial" w:hAnsi="Arial"/>
-                <w:b w:val="false"/>
-                <w:bCs w:val="false"/>
-                <w:i w:val="false"/>
-                <w:iCs w:val="false"/>
-                <w:color w:val="2A2E38"/>
-                <w:sz w:val="17"/>
-                <w:szCs w:val="17"/>
-              </w:rPr>
-              <w:t xml:space="preserve">439 418</w:t>
-            </w:r>
-          </w:p>
-        </w:tc>
-        <w:tc>
-          <w:tcPr>
-            <w:tcW w:type="dxa" w:w="1538"/>
-            <w:tcBorders>
-              <w:top w:val="single" w:color="D9D4CB" w:sz="4"/>
-              <w:left w:val="none" w:color="auto" w:sz="0"/>
-              <w:bottom w:val="single" w:color="D9D4CB" w:sz="4"/>
-              <w:right w:val="none" w:color="auto" w:sz="0"/>
-            </w:tcBorders>
-            <w:tcMar>
-              <w:top w:type="dxa" w:w="70"/>
-              <w:left w:type="dxa" w:w="100"/>
-              <w:bottom w:type="dxa" w:w="70"/>
-              <w:right w:type="dxa" w:w="100"/>
-            </w:tcMar>
-            <w:vAlign w:val="center"/>
-          </w:tcPr>
-          <w:p>
-            <w:pPr>
-              <w:spacing w:after="0" w:line="240" w:lineRule="auto"/>
-              <w:jc w:val="center"/>
-            </w:pPr>
-            <w:r>
-              <w:rPr>
-                <w:rFonts w:ascii="Arial" w:cs="Arial" w:eastAsia="Arial" w:hAnsi="Arial"/>
-                <w:b w:val="false"/>
-                <w:bCs w:val="false"/>
-                <w:i w:val="false"/>
-                <w:iCs w:val="false"/>
-                <w:color w:val="2A2E38"/>
-                <w:sz w:val="17"/>
-                <w:szCs w:val="17"/>
-              </w:rPr>
-              <w:t xml:space="preserve">356 689</w:t>
-            </w:r>
-          </w:p>
-        </w:tc>
-      </w:tr>
-    </w:tbl>
-    <w:p>
-      <w:pPr>
-        <w:spacing w:after="30"/>
-      </w:pPr>
-      <w:r>
-        <w:rPr>
-          <w:rFonts w:ascii="Arial" w:cs="Arial" w:eastAsia="Arial" w:hAnsi="Arial"/>
-          <w:b w:val="false"/>
-          <w:bCs w:val="false"/>
-          <w:i w:val="false"/>
-          <w:iCs w:val="false"/>
-          <w:color w:val="2A2E38"/>
-          <w:sz w:val="19"/>
-          <w:szCs w:val="19"/>
-        </w:rPr>
-        <w:t xml:space="preserve"/>
-      </w:r>
-    </w:p>
-    <w:p>
-      <w:pPr>
         <w:spacing w:after="60" w:line="230" w:lineRule="auto"/>
         <w:ind w:right="1560"/>
       </w:pPr>
@@ -13331,7 +12212,7 @@
           <w:sz w:val="15"/>
           <w:szCs w:val="15"/>
         </w:rPr>
-        <w:t xml:space="preserve">Ориентиры рынка: капитальный ремонт — 27–36 тыс. ₽/м², дизайнерский — от 50 тыс. ₽/м² (Яндекс Недвижимость, 2026); в премиальном сегменте бюджеты «под ключ» заметно выше. Позиция МАСТЕРС от ставки не зависит — все лоты и так без отделки.</w:t>
+        <w:t xml:space="preserve">Если отделка обойдётся в 80 тыс. ₽/м², метр в МАСТЕРС выйдет в 839 654 ₽; при 160 тыс. — в 919 654 ₽. Порядок проектов от этого почти не меняется: дороже МАСТЕРС в любом сценарии остаётся только «Прайм Парк».</w:t>
       </w:r>
     </w:p>
     <w:p>
@@ -13381,33 +12262,7 @@
           <w:sz w:val="19"/>
           <w:szCs w:val="19"/>
         </w:rPr>
-        <w:t xml:space="preserve">По цене экспозиции МАСТЕРС — третий из шести: </w:t>
-      </w:r>
-      <w:r>
-        <w:rPr>
-          <w:rFonts w:ascii="Arial" w:cs="Arial" w:eastAsia="Arial" w:hAnsi="Arial"/>
-          <w:b/>
-          <w:bCs/>
-          <w:i w:val="false"/>
-          <w:iCs w:val="false"/>
-          <w:color w:val="2A2E38"/>
-          <w:sz w:val="19"/>
-          <w:szCs w:val="19"/>
-        </w:rPr>
-        <w:t xml:space="preserve">−15 %</w:t>
-      </w:r>
-      <w:r>
-        <w:rPr>
-          <w:rFonts w:ascii="Arial" w:cs="Arial" w:eastAsia="Arial" w:hAnsi="Arial"/>
-          <w:b w:val="false"/>
-          <w:bCs w:val="false"/>
-          <w:i w:val="false"/>
-          <w:iCs w:val="false"/>
-          <w:color w:val="2A2E38"/>
-          <w:sz w:val="19"/>
-          <w:szCs w:val="19"/>
-        </w:rPr>
-        <w:t xml:space="preserve"> к «Прайм Парку», −6 % к «Династии», +7 % к «Царской площади», +35 % к «Лицам» и +56 % к «Лайнеру».</w:t>
+        <w:t xml:space="preserve">Сравнивать цены напрямую нельзя: МАСТЕРС продаётся без отделки и со сроком 2029 года, а у конкурентов среди лотов с известной отделкой 70–95 % уже с готовым ремонтом.</w:t>
       </w:r>
     </w:p>
     <w:p>
@@ -13439,7 +12294,7 @@
           <w:sz w:val="19"/>
           <w:szCs w:val="19"/>
         </w:rPr>
-        <w:t xml:space="preserve">С поправкой на отделку проект поднимается на второе место и его премия к локации растёт: </w:t>
+        <w:t xml:space="preserve">Если привести всё к квартире, в которую можно заехать, метр в МАСТЕРС стоит </w:t>
       </w:r>
       <w:r>
         <w:rPr>
@@ -13452,7 +12307,7 @@
           <w:sz w:val="19"/>
           <w:szCs w:val="19"/>
         </w:rPr>
-        <w:t xml:space="preserve">−10 %</w:t>
+        <w:t xml:space="preserve">879 654 ₽</w:t>
       </w:r>
       <w:r>
         <w:rPr>
@@ -13465,33 +12320,7 @@
           <w:sz w:val="19"/>
           <w:szCs w:val="19"/>
         </w:rPr>
-        <w:t xml:space="preserve"> к «Прайм Парку», </w:t>
-      </w:r>
-      <w:r>
-        <w:rPr>
-          <w:rFonts w:ascii="Arial" w:cs="Arial" w:eastAsia="Arial" w:hAnsi="Arial"/>
-          <w:b/>
-          <w:bCs/>
-          <w:i w:val="false"/>
-          <w:iCs w:val="false"/>
-          <w:color w:val="2A2E38"/>
-          <w:sz w:val="19"/>
-          <w:szCs w:val="19"/>
-        </w:rPr>
-        <w:t xml:space="preserve">+2 %</w:t>
-      </w:r>
-      <w:r>
-        <w:rPr>
-          <w:rFonts w:ascii="Arial" w:cs="Arial" w:eastAsia="Arial" w:hAnsi="Arial"/>
-          <w:b w:val="false"/>
-          <w:bCs w:val="false"/>
-          <w:i w:val="false"/>
-          <w:iCs w:val="false"/>
-          <w:color w:val="2A2E38"/>
-          <w:sz w:val="19"/>
-          <w:szCs w:val="19"/>
-        </w:rPr>
-        <w:t xml:space="preserve"> к «Династии», +28 % к «Царской площади», +60 % к «Лицам», +96 % к «Лайнеру». По «сырым» ценам проект выглядит дешевле локации, чем он есть.</w:t>
+        <w:t xml:space="preserve"> — цена застройщика плюс отделка. Дороже только «Прайм Парк» (1 045 515 ₽). «Династия» — 867 222 ₽, «Царская площадь» — 709 453 ₽, «Лица» — 604 614 ₽, «Лайнер» — 495 143 ₽.</w:t>
       </w:r>
     </w:p>
     <w:p>
@@ -13523,7 +12352,7 @@
           <w:sz w:val="19"/>
           <w:szCs w:val="19"/>
         </w:rPr>
-        <w:t xml:space="preserve">Единственный проект дороже МАСТЕРС в приведённых ценах — «Прайм Парк», и разрыв всего 10 %. При этом «Прайм Парк» уже построен, ключи выдаются сразу, а квартиры идут с white box. Эти 10 % не компенсируют покупателю ни 3,5 года ожидания, ни расходов на отделку.</w:t>
+        <w:t xml:space="preserve">Готовая квартира в МАСТЕРС обойдётся дороже, чем готовая квартира сегодня в любом проекте локации, кроме «Прайм Парка», — и это при заселении на три с половиной года позже.</w:t>
       </w:r>
     </w:p>
     <w:p>
@@ -13555,7 +12384,20 @@
           <w:sz w:val="19"/>
           <w:szCs w:val="19"/>
         </w:rPr>
-        <w:t xml:space="preserve">Совокупный бюджет входа. </w:t>
+        <w:t xml:space="preserve">Заявленная скидка 10 % снижает полную цену метра до </w:t>
+      </w:r>
+      <w:r>
+        <w:rPr>
+          <w:rFonts w:ascii="Arial" w:cs="Arial" w:eastAsia="Arial" w:hAnsi="Arial"/>
+          <w:b/>
+          <w:bCs/>
+          <w:i w:val="false"/>
+          <w:iCs w:val="false"/>
+          <w:color w:val="2A2E38"/>
+          <w:sz w:val="19"/>
+          <w:szCs w:val="19"/>
+        </w:rPr>
+        <w:t xml:space="preserve">803 689 ₽</w:t>
       </w:r>
       <w:r>
         <w:rPr>
@@ -13568,33 +12410,7 @@
           <w:sz w:val="19"/>
           <w:szCs w:val="19"/>
         </w:rPr>
-        <w:t xml:space="preserve">К 759 654 ₽/м² нужно добавить отделку: при 120–160 тыс. ₽/м² метр к моменту заселения обходится в </w:t>
-      </w:r>
-      <w:r>
-        <w:rPr>
-          <w:rFonts w:ascii="Arial" w:cs="Arial" w:eastAsia="Arial" w:hAnsi="Arial"/>
-          <w:b/>
-          <w:bCs/>
-          <w:i w:val="false"/>
-          <w:iCs w:val="false"/>
-          <w:color w:val="2A2E38"/>
-          <w:sz w:val="19"/>
-          <w:szCs w:val="19"/>
-        </w:rPr>
-        <w:t xml:space="preserve">880–920 тыс. ₽/м²</w:t>
-      </w:r>
-      <w:r>
-        <w:rPr>
-          <w:rFonts w:ascii="Arial" w:cs="Arial" w:eastAsia="Arial" w:hAnsi="Arial"/>
-          <w:b w:val="false"/>
-          <w:bCs w:val="false"/>
-          <w:i w:val="false"/>
-          <w:iCs w:val="false"/>
-          <w:color w:val="2A2E38"/>
-          <w:sz w:val="19"/>
-          <w:szCs w:val="19"/>
-        </w:rPr>
-        <w:t xml:space="preserve">. Это выше приведённой цены всех конкурентов без исключения.</w:t>
+        <w:t xml:space="preserve">. Это уводит МАСТЕРС ниже «Династии», но всё ещё оставляет дороже «Царской площади», «Лиц» и «Лайнера».</w:t>
       </w:r>
     </w:p>
     <w:p>
@@ -13626,46 +12442,7 @@
           <w:sz w:val="19"/>
           <w:szCs w:val="19"/>
         </w:rPr>
-        <w:t xml:space="preserve">Заявленная скидка 10 % — ключевой рычаг. </w:t>
-      </w:r>
-      <w:r>
-        <w:rPr>
-          <w:rFonts w:ascii="Arial" w:cs="Arial" w:eastAsia="Arial" w:hAnsi="Arial"/>
-          <w:b w:val="false"/>
-          <w:bCs w:val="false"/>
-          <w:i w:val="false"/>
-          <w:iCs w:val="false"/>
-          <w:color w:val="2A2E38"/>
-          <w:sz w:val="19"/>
-          <w:szCs w:val="19"/>
-        </w:rPr>
-        <w:t xml:space="preserve">Она опускает эффективную цену до </w:t>
-      </w:r>
-      <w:r>
-        <w:rPr>
-          <w:rFonts w:ascii="Arial" w:cs="Arial" w:eastAsia="Arial" w:hAnsi="Arial"/>
-          <w:b/>
-          <w:bCs/>
-          <w:i w:val="false"/>
-          <w:iCs w:val="false"/>
-          <w:color w:val="2A2E38"/>
-          <w:sz w:val="19"/>
-          <w:szCs w:val="19"/>
-        </w:rPr>
-        <w:t xml:space="preserve">683 689 ₽/м²</w:t>
-      </w:r>
-      <w:r>
-        <w:rPr>
-          <w:rFonts w:ascii="Arial" w:cs="Arial" w:eastAsia="Arial" w:hAnsi="Arial"/>
-          <w:b w:val="false"/>
-          <w:bCs w:val="false"/>
-          <w:i w:val="false"/>
-          <w:iCs w:val="false"/>
-          <w:color w:val="2A2E38"/>
-          <w:sz w:val="19"/>
-          <w:szCs w:val="19"/>
-        </w:rPr>
-        <w:t xml:space="preserve">, и в приведённых ценах картина меняется на −19 % к «Прайм Парку» и −8 % к «Династии». Без скидки проект продаётся с премией к локации, со скидкой — с дисконтом к двум сильнейшим конкурентам.</w:t>
+        <w:t xml:space="preserve">Наблюдаемая премия за ремонт в локации — от +5 % до +47 %, медиана +21 %. Именно она объясняет, почему цены конкурентов «как есть» выглядят выше, чем они есть по сути.</w:t>
       </w:r>
     </w:p>
     <w:p>
@@ -13734,7 +12511,7 @@
           <w:sz w:val="15"/>
           <w:szCs w:val="15"/>
         </w:rPr>
-        <w:t xml:space="preserve">Ограничения: выборки «Лиц» (12 лотов) и «Династии» (38) малы — оценки по ним индикативны. Приведение считалось только по лотам с известной отделкой.</w:t>
+        <w:t xml:space="preserve">Ограничения: выборки «Лиц» (12 лотов) и «Династии» (38) малы — оценки по ним индикативны. Расчёт ведётся по лотам с известным уровнем отделки.</w:t>
       </w:r>
     </w:p>
     <w:p>
@@ -16185,6 +14962,2691 @@
           <w:sz w:val="36"/>
           <w:szCs w:val="36"/>
         </w:rPr>
+        <w:t xml:space="preserve">Планировочные варианты</w:t>
+      </w:r>
+    </w:p>
+    <w:p>
+      <w:pPr>
+        <w:spacing w:after="200" w:line="258" w:lineRule="auto"/>
+        <w:ind w:right="1560"/>
+      </w:pPr>
+      <w:r>
+        <w:rPr>
+          <w:rFonts w:ascii="Arial" w:cs="Arial" w:eastAsia="Arial" w:hAnsi="Arial"/>
+          <w:b w:val="false"/>
+          <w:bCs w:val="false"/>
+          <w:i w:val="false"/>
+          <w:iCs w:val="false"/>
+          <w:color w:val="2A2E38"/>
+          <w:sz w:val="19"/>
+          <w:szCs w:val="19"/>
+        </w:rPr>
+        <w:t xml:space="preserve">В проекте более 100 планировочных решений при площадях от 28 до 161 м². Ниже — три типовых варианта, по одному на каждую основную комнатность, с параметрами конкретных лотов из текущей экспозиции.</w:t>
+      </w:r>
+    </w:p>
+    <w:tbl>
+      <w:tblPr>
+        <w:tblW w:type="dxa" w:w="9638"/>
+        <w:tblBorders>
+          <w:top w:val="single" w:color="auto" w:sz="4"/>
+          <w:left w:val="single" w:color="auto" w:sz="4"/>
+          <w:bottom w:val="single" w:color="auto" w:sz="4"/>
+          <w:right w:val="single" w:color="auto" w:sz="4"/>
+          <w:insideH w:val="single" w:color="auto" w:sz="4"/>
+          <w:insideV w:val="single" w:color="auto" w:sz="4"/>
+        </w:tblBorders>
+      </w:tblPr>
+      <w:tblGrid>
+        <w:gridCol w:w="4300"/>
+        <w:gridCol w:w="5338"/>
+      </w:tblGrid>
+      <w:tr>
+        <w:tc>
+          <w:tcPr>
+            <w:tcW w:type="dxa" w:w="4300"/>
+            <w:tcBorders>
+              <w:top w:val="none" w:color="auto" w:sz="0"/>
+              <w:left w:val="none" w:color="auto" w:sz="0"/>
+              <w:bottom w:val="none" w:color="auto" w:sz="0"/>
+              <w:right w:val="none" w:color="auto" w:sz="0"/>
+            </w:tcBorders>
+            <w:tcMar>
+              <w:top w:type="dxa" w:w="60"/>
+              <w:left w:type="dxa" w:w="0"/>
+              <w:bottom w:type="dxa" w:w="60"/>
+              <w:right w:type="dxa" w:w="200"/>
+            </w:tcMar>
+            <w:vAlign w:val="top"/>
+          </w:tcPr>
+          <w:p>
+            <w:pPr>
+              <w:spacing w:after="0"/>
+            </w:pPr>
+            <w:r>
+              <w:drawing>
+                <wp:inline distT="0" distB="0" distL="0" distR="0">
+                  <wp:extent cx="2724150" cy="3238500"/>
+                  <wp:effectExtent t="0" r="0" b="0" l="0"/>
+                  <wp:docPr id="1" name="" descr="" title=""/>
+                  <wp:cNvGraphicFramePr>
+                    <a:graphicFrameLocks xmlns:a="http://schemas.openxmlformats.org/drawingml/2006/main" noChangeAspect="1"/>
+                  </wp:cNvGraphicFramePr>
+                  <a:graphic xmlns:a="http://schemas.openxmlformats.org/drawingml/2006/main">
+                    <a:graphicData uri="http://schemas.openxmlformats.org/drawingml/2006/picture">
+                      <pic:pic xmlns:pic="http://schemas.openxmlformats.org/drawingml/2006/picture">
+                        <pic:nvPicPr>
+                          <pic:cNvPr id="0" name="" descr=""/>
+                          <pic:cNvPicPr>
+                            <a:picLocks noChangeAspect="1" noChangeArrowheads="1"/>
+                          </pic:cNvPicPr>
+                        </pic:nvPicPr>
+                        <pic:blipFill>
+                          <a:blip r:embed="rId19" cstate="none"/>
+                          <a:srcRect/>
+                          <a:stretch>
+                            <a:fillRect/>
+                          </a:stretch>
+                        </pic:blipFill>
+                        <pic:spPr bwMode="auto">
+                          <a:xfrm>
+                            <a:off x="0" y="0"/>
+                            <a:ext cx="2724150" cy="3238500"/>
+                          </a:xfrm>
+                          <a:prstGeom prst="rect">
+                            <a:avLst/>
+                          </a:prstGeom>
+                        </pic:spPr>
+                      </pic:pic>
+                    </a:graphicData>
+                  </a:graphic>
+                </wp:inline>
+              </w:drawing>
+            </w:r>
+          </w:p>
+        </w:tc>
+        <w:tc>
+          <w:tcPr>
+            <w:tcW w:type="dxa" w:w="5338"/>
+            <w:tcBorders>
+              <w:top w:val="none" w:color="auto" w:sz="0"/>
+              <w:left w:val="none" w:color="auto" w:sz="0"/>
+              <w:bottom w:val="none" w:color="auto" w:sz="0"/>
+              <w:right w:val="none" w:color="auto" w:sz="0"/>
+            </w:tcBorders>
+            <w:tcMar>
+              <w:top w:type="dxa" w:w="60"/>
+              <w:left w:type="dxa" w:w="0"/>
+              <w:bottom w:type="dxa" w:w="60"/>
+              <w:right w:type="dxa" w:w="0"/>
+            </w:tcMar>
+            <w:vAlign w:val="top"/>
+          </w:tcPr>
+          <w:p>
+            <w:pPr>
+              <w:spacing w:after="130" w:line="240" w:lineRule="auto"/>
+            </w:pPr>
+            <w:r>
+              <w:rPr>
+                <w:rFonts w:ascii="Georgia" w:cs="Georgia" w:eastAsia="Georgia" w:hAnsi="Georgia"/>
+                <w:b/>
+                <w:bCs/>
+                <w:i w:val="false"/>
+                <w:iCs w:val="false"/>
+                <w:color w:val="1F2A44"/>
+                <w:sz w:val="26"/>
+                <w:szCs w:val="26"/>
+              </w:rPr>
+              <w:t xml:space="preserve">1-комнатная квартира</w:t>
+            </w:r>
+          </w:p>
+          <w:p>
+            <w:pPr>
+              <w:tabs>
+                <w:tab w:val="left" w:pos="2100"/>
+              </w:tabs>
+              <w:spacing w:after="78" w:line="230" w:lineRule="auto"/>
+            </w:pPr>
+            <w:r>
+              <w:rPr>
+                <w:rFonts w:ascii="Arial" w:cs="Arial" w:eastAsia="Arial" w:hAnsi="Arial"/>
+                <w:b w:val="false"/>
+                <w:bCs w:val="false"/>
+                <w:i w:val="false"/>
+                <w:iCs w:val="false"/>
+                <w:caps/>
+                <w:color w:val="70788A"/>
+                <w:spacing w:val="16"/>
+                <w:sz w:val="15"/>
+                <w:szCs w:val="15"/>
+              </w:rPr>
+              <w:t xml:space="preserve">Площадь</w:t>
+            </w:r>
+            <w:r>
+              <w:rPr>
+                <w:rFonts w:ascii="Arial" w:cs="Arial" w:eastAsia="Arial" w:hAnsi="Arial"/>
+                <w:b w:val="false"/>
+                <w:bCs w:val="false"/>
+                <w:i w:val="false"/>
+                <w:iCs w:val="false"/>
+                <w:color w:val="2A2E38"/>
+                <w:sz w:val="19"/>
+                <w:szCs w:val="19"/>
+              </w:rPr>
+              <w:t xml:space="preserve">	</w:t>
+            </w:r>
+            <w:r>
+              <w:rPr>
+                <w:rFonts w:ascii="Arial" w:cs="Arial" w:eastAsia="Arial" w:hAnsi="Arial"/>
+                <w:b/>
+                <w:bCs/>
+                <w:i w:val="false"/>
+                <w:iCs w:val="false"/>
+                <w:color w:val="1F2A44"/>
+                <w:sz w:val="18"/>
+                <w:szCs w:val="18"/>
+              </w:rPr>
+              <w:t xml:space="preserve">54,3 м²</w:t>
+            </w:r>
+          </w:p>
+          <w:p>
+            <w:pPr>
+              <w:tabs>
+                <w:tab w:val="left" w:pos="2100"/>
+              </w:tabs>
+              <w:spacing w:after="78" w:line="230" w:lineRule="auto"/>
+            </w:pPr>
+            <w:r>
+              <w:rPr>
+                <w:rFonts w:ascii="Arial" w:cs="Arial" w:eastAsia="Arial" w:hAnsi="Arial"/>
+                <w:b w:val="false"/>
+                <w:bCs w:val="false"/>
+                <w:i w:val="false"/>
+                <w:iCs w:val="false"/>
+                <w:caps/>
+                <w:color w:val="70788A"/>
+                <w:spacing w:val="16"/>
+                <w:sz w:val="15"/>
+                <w:szCs w:val="15"/>
+              </w:rPr>
+              <w:t xml:space="preserve">Этаж</w:t>
+            </w:r>
+            <w:r>
+              <w:rPr>
+                <w:rFonts w:ascii="Arial" w:cs="Arial" w:eastAsia="Arial" w:hAnsi="Arial"/>
+                <w:b w:val="false"/>
+                <w:bCs w:val="false"/>
+                <w:i w:val="false"/>
+                <w:iCs w:val="false"/>
+                <w:color w:val="2A2E38"/>
+                <w:sz w:val="19"/>
+                <w:szCs w:val="19"/>
+              </w:rPr>
+              <w:t xml:space="preserve">	</w:t>
+            </w:r>
+            <w:r>
+              <w:rPr>
+                <w:rFonts w:ascii="Arial" w:cs="Arial" w:eastAsia="Arial" w:hAnsi="Arial"/>
+                <w:b/>
+                <w:bCs/>
+                <w:i w:val="false"/>
+                <w:iCs w:val="false"/>
+                <w:color w:val="1F2A44"/>
+                <w:sz w:val="18"/>
+                <w:szCs w:val="18"/>
+              </w:rPr>
+              <w:t xml:space="preserve">2/14</w:t>
+            </w:r>
+          </w:p>
+          <w:p>
+            <w:pPr>
+              <w:tabs>
+                <w:tab w:val="left" w:pos="2100"/>
+              </w:tabs>
+              <w:spacing w:after="78" w:line="230" w:lineRule="auto"/>
+            </w:pPr>
+            <w:r>
+              <w:rPr>
+                <w:rFonts w:ascii="Arial" w:cs="Arial" w:eastAsia="Arial" w:hAnsi="Arial"/>
+                <w:b w:val="false"/>
+                <w:bCs w:val="false"/>
+                <w:i w:val="false"/>
+                <w:iCs w:val="false"/>
+                <w:caps/>
+                <w:color w:val="70788A"/>
+                <w:spacing w:val="16"/>
+                <w:sz w:val="15"/>
+                <w:szCs w:val="15"/>
+              </w:rPr>
+              <w:t xml:space="preserve">Секция</w:t>
+            </w:r>
+            <w:r>
+              <w:rPr>
+                <w:rFonts w:ascii="Arial" w:cs="Arial" w:eastAsia="Arial" w:hAnsi="Arial"/>
+                <w:b w:val="false"/>
+                <w:bCs w:val="false"/>
+                <w:i w:val="false"/>
+                <w:iCs w:val="false"/>
+                <w:color w:val="2A2E38"/>
+                <w:sz w:val="19"/>
+                <w:szCs w:val="19"/>
+              </w:rPr>
+              <w:t xml:space="preserve">	</w:t>
+            </w:r>
+            <w:r>
+              <w:rPr>
+                <w:rFonts w:ascii="Arial" w:cs="Arial" w:eastAsia="Arial" w:hAnsi="Arial"/>
+                <w:b/>
+                <w:bCs/>
+                <w:i w:val="false"/>
+                <w:iCs w:val="false"/>
+                <w:color w:val="1F2A44"/>
+                <w:sz w:val="18"/>
+                <w:szCs w:val="18"/>
+              </w:rPr>
+              <w:t xml:space="preserve">Секция 1</w:t>
+            </w:r>
+          </w:p>
+          <w:p>
+            <w:pPr>
+              <w:tabs>
+                <w:tab w:val="left" w:pos="2100"/>
+              </w:tabs>
+              <w:spacing w:after="78" w:line="230" w:lineRule="auto"/>
+            </w:pPr>
+            <w:r>
+              <w:rPr>
+                <w:rFonts w:ascii="Arial" w:cs="Arial" w:eastAsia="Arial" w:hAnsi="Arial"/>
+                <w:b w:val="false"/>
+                <w:bCs w:val="false"/>
+                <w:i w:val="false"/>
+                <w:iCs w:val="false"/>
+                <w:caps/>
+                <w:color w:val="70788A"/>
+                <w:spacing w:val="16"/>
+                <w:sz w:val="15"/>
+                <w:szCs w:val="15"/>
+              </w:rPr>
+              <w:t xml:space="preserve">Цена</w:t>
+            </w:r>
+            <w:r>
+              <w:rPr>
+                <w:rFonts w:ascii="Arial" w:cs="Arial" w:eastAsia="Arial" w:hAnsi="Arial"/>
+                <w:b w:val="false"/>
+                <w:bCs w:val="false"/>
+                <w:i w:val="false"/>
+                <w:iCs w:val="false"/>
+                <w:color w:val="2A2E38"/>
+                <w:sz w:val="19"/>
+                <w:szCs w:val="19"/>
+              </w:rPr>
+              <w:t xml:space="preserve">	</w:t>
+            </w:r>
+            <w:r>
+              <w:rPr>
+                <w:rFonts w:ascii="Arial" w:cs="Arial" w:eastAsia="Arial" w:hAnsi="Arial"/>
+                <w:b/>
+                <w:bCs/>
+                <w:i w:val="false"/>
+                <w:iCs w:val="false"/>
+                <w:color w:val="1F2A44"/>
+                <w:sz w:val="18"/>
+                <w:szCs w:val="18"/>
+              </w:rPr>
+              <w:t xml:space="preserve">41,7 млн ₽</w:t>
+            </w:r>
+          </w:p>
+          <w:p>
+            <w:pPr>
+              <w:tabs>
+                <w:tab w:val="left" w:pos="2100"/>
+              </w:tabs>
+              <w:spacing w:after="78" w:line="230" w:lineRule="auto"/>
+            </w:pPr>
+            <w:r>
+              <w:rPr>
+                <w:rFonts w:ascii="Arial" w:cs="Arial" w:eastAsia="Arial" w:hAnsi="Arial"/>
+                <w:b w:val="false"/>
+                <w:bCs w:val="false"/>
+                <w:i w:val="false"/>
+                <w:iCs w:val="false"/>
+                <w:caps/>
+                <w:color w:val="70788A"/>
+                <w:spacing w:val="16"/>
+                <w:sz w:val="15"/>
+                <w:szCs w:val="15"/>
+              </w:rPr>
+              <w:t xml:space="preserve">Цена за м²</w:t>
+            </w:r>
+            <w:r>
+              <w:rPr>
+                <w:rFonts w:ascii="Arial" w:cs="Arial" w:eastAsia="Arial" w:hAnsi="Arial"/>
+                <w:b w:val="false"/>
+                <w:bCs w:val="false"/>
+                <w:i w:val="false"/>
+                <w:iCs w:val="false"/>
+                <w:color w:val="2A2E38"/>
+                <w:sz w:val="19"/>
+                <w:szCs w:val="19"/>
+              </w:rPr>
+              <w:t xml:space="preserve">	</w:t>
+            </w:r>
+            <w:r>
+              <w:rPr>
+                <w:rFonts w:ascii="Arial" w:cs="Arial" w:eastAsia="Arial" w:hAnsi="Arial"/>
+                <w:b/>
+                <w:bCs/>
+                <w:i w:val="false"/>
+                <w:iCs w:val="false"/>
+                <w:color w:val="1F2A44"/>
+                <w:sz w:val="18"/>
+                <w:szCs w:val="18"/>
+              </w:rPr>
+              <w:t xml:space="preserve">768 870 ₽</w:t>
+            </w:r>
+          </w:p>
+          <w:p>
+            <w:pPr>
+              <w:tabs>
+                <w:tab w:val="left" w:pos="2100"/>
+              </w:tabs>
+              <w:spacing w:after="78" w:line="230" w:lineRule="auto"/>
+            </w:pPr>
+            <w:r>
+              <w:rPr>
+                <w:rFonts w:ascii="Arial" w:cs="Arial" w:eastAsia="Arial" w:hAnsi="Arial"/>
+                <w:b w:val="false"/>
+                <w:bCs w:val="false"/>
+                <w:i w:val="false"/>
+                <w:iCs w:val="false"/>
+                <w:caps/>
+                <w:color w:val="70788A"/>
+                <w:spacing w:val="16"/>
+                <w:sz w:val="15"/>
+                <w:szCs w:val="15"/>
+              </w:rPr>
+              <w:t xml:space="preserve">Отделка</w:t>
+            </w:r>
+            <w:r>
+              <w:rPr>
+                <w:rFonts w:ascii="Arial" w:cs="Arial" w:eastAsia="Arial" w:hAnsi="Arial"/>
+                <w:b w:val="false"/>
+                <w:bCs w:val="false"/>
+                <w:i w:val="false"/>
+                <w:iCs w:val="false"/>
+                <w:color w:val="2A2E38"/>
+                <w:sz w:val="19"/>
+                <w:szCs w:val="19"/>
+              </w:rPr>
+              <w:t xml:space="preserve">	</w:t>
+            </w:r>
+            <w:r>
+              <w:rPr>
+                <w:rFonts w:ascii="Arial" w:cs="Arial" w:eastAsia="Arial" w:hAnsi="Arial"/>
+                <w:b/>
+                <w:bCs/>
+                <w:i w:val="false"/>
+                <w:iCs w:val="false"/>
+                <w:color w:val="1F2A44"/>
+                <w:sz w:val="18"/>
+                <w:szCs w:val="18"/>
+              </w:rPr>
+              <w:t xml:space="preserve">Без отделки</w:t>
+            </w:r>
+          </w:p>
+          <w:p>
+            <w:pPr>
+              <w:spacing w:after="0" w:before="60" w:line="230" w:lineRule="auto"/>
+            </w:pPr>
+            <w:hyperlink w:history="1" r:id="rIdk7hmlmrgovqwhgg7srwa2">
+              <w:r>
+                <w:rPr>
+                  <w:rFonts w:ascii="Arial" w:cs="Arial" w:eastAsia="Arial" w:hAnsi="Arial"/>
+                  <w:b w:val="false"/>
+                  <w:bCs w:val="false"/>
+                  <w:i w:val="false"/>
+                  <w:iCs w:val="false"/>
+                  <w:color w:val="2C5FA8"/>
+                  <w:sz w:val="16"/>
+                  <w:szCs w:val="16"/>
+                </w:rPr>
+                <w:t xml:space="preserve">Смотреть лот на Циан →</w:t>
+              </w:r>
+            </w:hyperlink>
+          </w:p>
+        </w:tc>
+      </w:tr>
+    </w:tbl>
+    <w:p>
+      <w:pPr>
+        <w:spacing w:after="180"/>
+      </w:pPr>
+      <w:r>
+        <w:rPr>
+          <w:rFonts w:ascii="Arial" w:cs="Arial" w:eastAsia="Arial" w:hAnsi="Arial"/>
+          <w:b w:val="false"/>
+          <w:bCs w:val="false"/>
+          <w:i w:val="false"/>
+          <w:iCs w:val="false"/>
+          <w:color w:val="2A2E38"/>
+          <w:sz w:val="19"/>
+          <w:szCs w:val="19"/>
+        </w:rPr>
+        <w:t xml:space="preserve"/>
+      </w:r>
+    </w:p>
+    <w:tbl>
+      <w:tblPr>
+        <w:tblW w:type="dxa" w:w="9638"/>
+        <w:tblBorders>
+          <w:top w:val="single" w:color="auto" w:sz="4"/>
+          <w:left w:val="single" w:color="auto" w:sz="4"/>
+          <w:bottom w:val="single" w:color="auto" w:sz="4"/>
+          <w:right w:val="single" w:color="auto" w:sz="4"/>
+          <w:insideH w:val="single" w:color="auto" w:sz="4"/>
+          <w:insideV w:val="single" w:color="auto" w:sz="4"/>
+        </w:tblBorders>
+      </w:tblPr>
+      <w:tblGrid>
+        <w:gridCol w:w="4300"/>
+        <w:gridCol w:w="5338"/>
+      </w:tblGrid>
+      <w:tr>
+        <w:tc>
+          <w:tcPr>
+            <w:tcW w:type="dxa" w:w="4300"/>
+            <w:tcBorders>
+              <w:top w:val="none" w:color="auto" w:sz="0"/>
+              <w:left w:val="none" w:color="auto" w:sz="0"/>
+              <w:bottom w:val="none" w:color="auto" w:sz="0"/>
+              <w:right w:val="none" w:color="auto" w:sz="0"/>
+            </w:tcBorders>
+            <w:tcMar>
+              <w:top w:type="dxa" w:w="60"/>
+              <w:left w:type="dxa" w:w="0"/>
+              <w:bottom w:type="dxa" w:w="60"/>
+              <w:right w:type="dxa" w:w="200"/>
+            </w:tcMar>
+            <w:vAlign w:val="top"/>
+          </w:tcPr>
+          <w:p>
+            <w:pPr>
+              <w:spacing w:after="0"/>
+            </w:pPr>
+            <w:r>
+              <w:drawing>
+                <wp:inline distT="0" distB="0" distL="0" distR="0">
+                  <wp:extent cx="2743200" cy="2286000"/>
+                  <wp:effectExtent t="0" r="0" b="0" l="0"/>
+                  <wp:docPr id="1" name="" descr="" title=""/>
+                  <wp:cNvGraphicFramePr>
+                    <a:graphicFrameLocks xmlns:a="http://schemas.openxmlformats.org/drawingml/2006/main" noChangeAspect="1"/>
+                  </wp:cNvGraphicFramePr>
+                  <a:graphic xmlns:a="http://schemas.openxmlformats.org/drawingml/2006/main">
+                    <a:graphicData uri="http://schemas.openxmlformats.org/drawingml/2006/picture">
+                      <pic:pic xmlns:pic="http://schemas.openxmlformats.org/drawingml/2006/picture">
+                        <pic:nvPicPr>
+                          <pic:cNvPr id="0" name="" descr=""/>
+                          <pic:cNvPicPr>
+                            <a:picLocks noChangeAspect="1" noChangeArrowheads="1"/>
+                          </pic:cNvPicPr>
+                        </pic:nvPicPr>
+                        <pic:blipFill>
+                          <a:blip r:embed="rId20" cstate="none"/>
+                          <a:srcRect/>
+                          <a:stretch>
+                            <a:fillRect/>
+                          </a:stretch>
+                        </pic:blipFill>
+                        <pic:spPr bwMode="auto">
+                          <a:xfrm>
+                            <a:off x="0" y="0"/>
+                            <a:ext cx="2743200" cy="2286000"/>
+                          </a:xfrm>
+                          <a:prstGeom prst="rect">
+                            <a:avLst/>
+                          </a:prstGeom>
+                        </pic:spPr>
+                      </pic:pic>
+                    </a:graphicData>
+                  </a:graphic>
+                </wp:inline>
+              </w:drawing>
+            </w:r>
+          </w:p>
+        </w:tc>
+        <w:tc>
+          <w:tcPr>
+            <w:tcW w:type="dxa" w:w="5338"/>
+            <w:tcBorders>
+              <w:top w:val="none" w:color="auto" w:sz="0"/>
+              <w:left w:val="none" w:color="auto" w:sz="0"/>
+              <w:bottom w:val="none" w:color="auto" w:sz="0"/>
+              <w:right w:val="none" w:color="auto" w:sz="0"/>
+            </w:tcBorders>
+            <w:tcMar>
+              <w:top w:type="dxa" w:w="60"/>
+              <w:left w:type="dxa" w:w="0"/>
+              <w:bottom w:type="dxa" w:w="60"/>
+              <w:right w:type="dxa" w:w="0"/>
+            </w:tcMar>
+            <w:vAlign w:val="top"/>
+          </w:tcPr>
+          <w:p>
+            <w:pPr>
+              <w:spacing w:after="130" w:line="240" w:lineRule="auto"/>
+            </w:pPr>
+            <w:r>
+              <w:rPr>
+                <w:rFonts w:ascii="Georgia" w:cs="Georgia" w:eastAsia="Georgia" w:hAnsi="Georgia"/>
+                <w:b/>
+                <w:bCs/>
+                <w:i w:val="false"/>
+                <w:iCs w:val="false"/>
+                <w:color w:val="1F2A44"/>
+                <w:sz w:val="26"/>
+                <w:szCs w:val="26"/>
+              </w:rPr>
+              <w:t xml:space="preserve">2-комнатная квартира</w:t>
+            </w:r>
+          </w:p>
+          <w:p>
+            <w:pPr>
+              <w:tabs>
+                <w:tab w:val="left" w:pos="2100"/>
+              </w:tabs>
+              <w:spacing w:after="78" w:line="230" w:lineRule="auto"/>
+            </w:pPr>
+            <w:r>
+              <w:rPr>
+                <w:rFonts w:ascii="Arial" w:cs="Arial" w:eastAsia="Arial" w:hAnsi="Arial"/>
+                <w:b w:val="false"/>
+                <w:bCs w:val="false"/>
+                <w:i w:val="false"/>
+                <w:iCs w:val="false"/>
+                <w:caps/>
+                <w:color w:val="70788A"/>
+                <w:spacing w:val="16"/>
+                <w:sz w:val="15"/>
+                <w:szCs w:val="15"/>
+              </w:rPr>
+              <w:t xml:space="preserve">Площадь</w:t>
+            </w:r>
+            <w:r>
+              <w:rPr>
+                <w:rFonts w:ascii="Arial" w:cs="Arial" w:eastAsia="Arial" w:hAnsi="Arial"/>
+                <w:b w:val="false"/>
+                <w:bCs w:val="false"/>
+                <w:i w:val="false"/>
+                <w:iCs w:val="false"/>
+                <w:color w:val="2A2E38"/>
+                <w:sz w:val="19"/>
+                <w:szCs w:val="19"/>
+              </w:rPr>
+              <w:t xml:space="preserve">	</w:t>
+            </w:r>
+            <w:r>
+              <w:rPr>
+                <w:rFonts w:ascii="Arial" w:cs="Arial" w:eastAsia="Arial" w:hAnsi="Arial"/>
+                <w:b/>
+                <w:bCs/>
+                <w:i w:val="false"/>
+                <w:iCs w:val="false"/>
+                <w:color w:val="1F2A44"/>
+                <w:sz w:val="18"/>
+                <w:szCs w:val="18"/>
+              </w:rPr>
+              <w:t xml:space="preserve">81,5 м²</w:t>
+            </w:r>
+          </w:p>
+          <w:p>
+            <w:pPr>
+              <w:tabs>
+                <w:tab w:val="left" w:pos="2100"/>
+              </w:tabs>
+              <w:spacing w:after="78" w:line="230" w:lineRule="auto"/>
+            </w:pPr>
+            <w:r>
+              <w:rPr>
+                <w:rFonts w:ascii="Arial" w:cs="Arial" w:eastAsia="Arial" w:hAnsi="Arial"/>
+                <w:b w:val="false"/>
+                <w:bCs w:val="false"/>
+                <w:i w:val="false"/>
+                <w:iCs w:val="false"/>
+                <w:caps/>
+                <w:color w:val="70788A"/>
+                <w:spacing w:val="16"/>
+                <w:sz w:val="15"/>
+                <w:szCs w:val="15"/>
+              </w:rPr>
+              <w:t xml:space="preserve">Этаж</w:t>
+            </w:r>
+            <w:r>
+              <w:rPr>
+                <w:rFonts w:ascii="Arial" w:cs="Arial" w:eastAsia="Arial" w:hAnsi="Arial"/>
+                <w:b w:val="false"/>
+                <w:bCs w:val="false"/>
+                <w:i w:val="false"/>
+                <w:iCs w:val="false"/>
+                <w:color w:val="2A2E38"/>
+                <w:sz w:val="19"/>
+                <w:szCs w:val="19"/>
+              </w:rPr>
+              <w:t xml:space="preserve">	</w:t>
+            </w:r>
+            <w:r>
+              <w:rPr>
+                <w:rFonts w:ascii="Arial" w:cs="Arial" w:eastAsia="Arial" w:hAnsi="Arial"/>
+                <w:b/>
+                <w:bCs/>
+                <w:i w:val="false"/>
+                <w:iCs w:val="false"/>
+                <w:color w:val="1F2A44"/>
+                <w:sz w:val="18"/>
+                <w:szCs w:val="18"/>
+              </w:rPr>
+              <w:t xml:space="preserve">3/23</w:t>
+            </w:r>
+          </w:p>
+          <w:p>
+            <w:pPr>
+              <w:tabs>
+                <w:tab w:val="left" w:pos="2100"/>
+              </w:tabs>
+              <w:spacing w:after="78" w:line="230" w:lineRule="auto"/>
+            </w:pPr>
+            <w:r>
+              <w:rPr>
+                <w:rFonts w:ascii="Arial" w:cs="Arial" w:eastAsia="Arial" w:hAnsi="Arial"/>
+                <w:b w:val="false"/>
+                <w:bCs w:val="false"/>
+                <w:i w:val="false"/>
+                <w:iCs w:val="false"/>
+                <w:caps/>
+                <w:color w:val="70788A"/>
+                <w:spacing w:val="16"/>
+                <w:sz w:val="15"/>
+                <w:szCs w:val="15"/>
+              </w:rPr>
+              <w:t xml:space="preserve">Секция</w:t>
+            </w:r>
+            <w:r>
+              <w:rPr>
+                <w:rFonts w:ascii="Arial" w:cs="Arial" w:eastAsia="Arial" w:hAnsi="Arial"/>
+                <w:b w:val="false"/>
+                <w:bCs w:val="false"/>
+                <w:i w:val="false"/>
+                <w:iCs w:val="false"/>
+                <w:color w:val="2A2E38"/>
+                <w:sz w:val="19"/>
+                <w:szCs w:val="19"/>
+              </w:rPr>
+              <w:t xml:space="preserve">	</w:t>
+            </w:r>
+            <w:r>
+              <w:rPr>
+                <w:rFonts w:ascii="Arial" w:cs="Arial" w:eastAsia="Arial" w:hAnsi="Arial"/>
+                <w:b/>
+                <w:bCs/>
+                <w:i w:val="false"/>
+                <w:iCs w:val="false"/>
+                <w:color w:val="1F2A44"/>
+                <w:sz w:val="18"/>
+                <w:szCs w:val="18"/>
+              </w:rPr>
+              <w:t xml:space="preserve">Секция 5</w:t>
+            </w:r>
+          </w:p>
+          <w:p>
+            <w:pPr>
+              <w:tabs>
+                <w:tab w:val="left" w:pos="2100"/>
+              </w:tabs>
+              <w:spacing w:after="78" w:line="230" w:lineRule="auto"/>
+            </w:pPr>
+            <w:r>
+              <w:rPr>
+                <w:rFonts w:ascii="Arial" w:cs="Arial" w:eastAsia="Arial" w:hAnsi="Arial"/>
+                <w:b w:val="false"/>
+                <w:bCs w:val="false"/>
+                <w:i w:val="false"/>
+                <w:iCs w:val="false"/>
+                <w:caps/>
+                <w:color w:val="70788A"/>
+                <w:spacing w:val="16"/>
+                <w:sz w:val="15"/>
+                <w:szCs w:val="15"/>
+              </w:rPr>
+              <w:t xml:space="preserve">Цена</w:t>
+            </w:r>
+            <w:r>
+              <w:rPr>
+                <w:rFonts w:ascii="Arial" w:cs="Arial" w:eastAsia="Arial" w:hAnsi="Arial"/>
+                <w:b w:val="false"/>
+                <w:bCs w:val="false"/>
+                <w:i w:val="false"/>
+                <w:iCs w:val="false"/>
+                <w:color w:val="2A2E38"/>
+                <w:sz w:val="19"/>
+                <w:szCs w:val="19"/>
+              </w:rPr>
+              <w:t xml:space="preserve">	</w:t>
+            </w:r>
+            <w:r>
+              <w:rPr>
+                <w:rFonts w:ascii="Arial" w:cs="Arial" w:eastAsia="Arial" w:hAnsi="Arial"/>
+                <w:b/>
+                <w:bCs/>
+                <w:i w:val="false"/>
+                <w:iCs w:val="false"/>
+                <w:color w:val="1F2A44"/>
+                <w:sz w:val="18"/>
+                <w:szCs w:val="18"/>
+              </w:rPr>
+              <w:t xml:space="preserve">57,8 млн ₽</w:t>
+            </w:r>
+          </w:p>
+          <w:p>
+            <w:pPr>
+              <w:tabs>
+                <w:tab w:val="left" w:pos="2100"/>
+              </w:tabs>
+              <w:spacing w:after="78" w:line="230" w:lineRule="auto"/>
+            </w:pPr>
+            <w:r>
+              <w:rPr>
+                <w:rFonts w:ascii="Arial" w:cs="Arial" w:eastAsia="Arial" w:hAnsi="Arial"/>
+                <w:b w:val="false"/>
+                <w:bCs w:val="false"/>
+                <w:i w:val="false"/>
+                <w:iCs w:val="false"/>
+                <w:caps/>
+                <w:color w:val="70788A"/>
+                <w:spacing w:val="16"/>
+                <w:sz w:val="15"/>
+                <w:szCs w:val="15"/>
+              </w:rPr>
+              <w:t xml:space="preserve">Цена за м²</w:t>
+            </w:r>
+            <w:r>
+              <w:rPr>
+                <w:rFonts w:ascii="Arial" w:cs="Arial" w:eastAsia="Arial" w:hAnsi="Arial"/>
+                <w:b w:val="false"/>
+                <w:bCs w:val="false"/>
+                <w:i w:val="false"/>
+                <w:iCs w:val="false"/>
+                <w:color w:val="2A2E38"/>
+                <w:sz w:val="19"/>
+                <w:szCs w:val="19"/>
+              </w:rPr>
+              <w:t xml:space="preserve">	</w:t>
+            </w:r>
+            <w:r>
+              <w:rPr>
+                <w:rFonts w:ascii="Arial" w:cs="Arial" w:eastAsia="Arial" w:hAnsi="Arial"/>
+                <w:b/>
+                <w:bCs/>
+                <w:i w:val="false"/>
+                <w:iCs w:val="false"/>
+                <w:color w:val="1F2A44"/>
+                <w:sz w:val="18"/>
+                <w:szCs w:val="18"/>
+              </w:rPr>
+              <w:t xml:space="preserve">709 020 ₽</w:t>
+            </w:r>
+          </w:p>
+          <w:p>
+            <w:pPr>
+              <w:tabs>
+                <w:tab w:val="left" w:pos="2100"/>
+              </w:tabs>
+              <w:spacing w:after="78" w:line="230" w:lineRule="auto"/>
+            </w:pPr>
+            <w:r>
+              <w:rPr>
+                <w:rFonts w:ascii="Arial" w:cs="Arial" w:eastAsia="Arial" w:hAnsi="Arial"/>
+                <w:b w:val="false"/>
+                <w:bCs w:val="false"/>
+                <w:i w:val="false"/>
+                <w:iCs w:val="false"/>
+                <w:caps/>
+                <w:color w:val="70788A"/>
+                <w:spacing w:val="16"/>
+                <w:sz w:val="15"/>
+                <w:szCs w:val="15"/>
+              </w:rPr>
+              <w:t xml:space="preserve">Отделка</w:t>
+            </w:r>
+            <w:r>
+              <w:rPr>
+                <w:rFonts w:ascii="Arial" w:cs="Arial" w:eastAsia="Arial" w:hAnsi="Arial"/>
+                <w:b w:val="false"/>
+                <w:bCs w:val="false"/>
+                <w:i w:val="false"/>
+                <w:iCs w:val="false"/>
+                <w:color w:val="2A2E38"/>
+                <w:sz w:val="19"/>
+                <w:szCs w:val="19"/>
+              </w:rPr>
+              <w:t xml:space="preserve">	</w:t>
+            </w:r>
+            <w:r>
+              <w:rPr>
+                <w:rFonts w:ascii="Arial" w:cs="Arial" w:eastAsia="Arial" w:hAnsi="Arial"/>
+                <w:b/>
+                <w:bCs/>
+                <w:i w:val="false"/>
+                <w:iCs w:val="false"/>
+                <w:color w:val="1F2A44"/>
+                <w:sz w:val="18"/>
+                <w:szCs w:val="18"/>
+              </w:rPr>
+              <w:t xml:space="preserve">Без отделки</w:t>
+            </w:r>
+          </w:p>
+          <w:p>
+            <w:pPr>
+              <w:spacing w:after="0" w:before="60" w:line="230" w:lineRule="auto"/>
+            </w:pPr>
+            <w:hyperlink w:history="1" r:id="rIduscd9fakvryxrybjsxuiy">
+              <w:r>
+                <w:rPr>
+                  <w:rFonts w:ascii="Arial" w:cs="Arial" w:eastAsia="Arial" w:hAnsi="Arial"/>
+                  <w:b w:val="false"/>
+                  <w:bCs w:val="false"/>
+                  <w:i w:val="false"/>
+                  <w:iCs w:val="false"/>
+                  <w:color w:val="2C5FA8"/>
+                  <w:sz w:val="16"/>
+                  <w:szCs w:val="16"/>
+                </w:rPr>
+                <w:t xml:space="preserve">Смотреть лот на Циан →</w:t>
+              </w:r>
+            </w:hyperlink>
+          </w:p>
+        </w:tc>
+      </w:tr>
+    </w:tbl>
+    <w:p>
+      <w:pPr>
+        <w:pageBreakBefore/>
+        <w:spacing w:after="110" w:before="0"/>
+      </w:pPr>
+      <w:r>
+        <w:rPr>
+          <w:rFonts w:ascii="Georgia" w:cs="Georgia" w:eastAsia="Georgia" w:hAnsi="Georgia"/>
+          <w:b/>
+          <w:bCs/>
+          <w:i w:val="false"/>
+          <w:iCs w:val="false"/>
+          <w:color w:val="1F2A44"/>
+          <w:sz w:val="24"/>
+          <w:szCs w:val="24"/>
+        </w:rPr>
+        <w:t xml:space="preserve">Трёхкомнатные</w:t>
+      </w:r>
+    </w:p>
+    <w:tbl>
+      <w:tblPr>
+        <w:tblW w:type="dxa" w:w="9638"/>
+        <w:tblBorders>
+          <w:top w:val="single" w:color="auto" w:sz="4"/>
+          <w:left w:val="single" w:color="auto" w:sz="4"/>
+          <w:bottom w:val="single" w:color="auto" w:sz="4"/>
+          <w:right w:val="single" w:color="auto" w:sz="4"/>
+          <w:insideH w:val="single" w:color="auto" w:sz="4"/>
+          <w:insideV w:val="single" w:color="auto" w:sz="4"/>
+        </w:tblBorders>
+      </w:tblPr>
+      <w:tblGrid>
+        <w:gridCol w:w="4300"/>
+        <w:gridCol w:w="5338"/>
+      </w:tblGrid>
+      <w:tr>
+        <w:tc>
+          <w:tcPr>
+            <w:tcW w:type="dxa" w:w="4300"/>
+            <w:tcBorders>
+              <w:top w:val="none" w:color="auto" w:sz="0"/>
+              <w:left w:val="none" w:color="auto" w:sz="0"/>
+              <w:bottom w:val="none" w:color="auto" w:sz="0"/>
+              <w:right w:val="none" w:color="auto" w:sz="0"/>
+            </w:tcBorders>
+            <w:tcMar>
+              <w:top w:type="dxa" w:w="60"/>
+              <w:left w:type="dxa" w:w="0"/>
+              <w:bottom w:type="dxa" w:w="60"/>
+              <w:right w:type="dxa" w:w="200"/>
+            </w:tcMar>
+            <w:vAlign w:val="top"/>
+          </w:tcPr>
+          <w:p>
+            <w:pPr>
+              <w:spacing w:after="0"/>
+            </w:pPr>
+            <w:r>
+              <w:drawing>
+                <wp:inline distT="0" distB="0" distL="0" distR="0">
+                  <wp:extent cx="1943100" cy="3619500"/>
+                  <wp:effectExtent t="0" r="0" b="0" l="0"/>
+                  <wp:docPr id="1" name="" descr="" title=""/>
+                  <wp:cNvGraphicFramePr>
+                    <a:graphicFrameLocks xmlns:a="http://schemas.openxmlformats.org/drawingml/2006/main" noChangeAspect="1"/>
+                  </wp:cNvGraphicFramePr>
+                  <a:graphic xmlns:a="http://schemas.openxmlformats.org/drawingml/2006/main">
+                    <a:graphicData uri="http://schemas.openxmlformats.org/drawingml/2006/picture">
+                      <pic:pic xmlns:pic="http://schemas.openxmlformats.org/drawingml/2006/picture">
+                        <pic:nvPicPr>
+                          <pic:cNvPr id="0" name="" descr=""/>
+                          <pic:cNvPicPr>
+                            <a:picLocks noChangeAspect="1" noChangeArrowheads="1"/>
+                          </pic:cNvPicPr>
+                        </pic:nvPicPr>
+                        <pic:blipFill>
+                          <a:blip r:embed="rId21" cstate="none"/>
+                          <a:srcRect/>
+                          <a:stretch>
+                            <a:fillRect/>
+                          </a:stretch>
+                        </pic:blipFill>
+                        <pic:spPr bwMode="auto">
+                          <a:xfrm>
+                            <a:off x="0" y="0"/>
+                            <a:ext cx="1943100" cy="3619500"/>
+                          </a:xfrm>
+                          <a:prstGeom prst="rect">
+                            <a:avLst/>
+                          </a:prstGeom>
+                        </pic:spPr>
+                      </pic:pic>
+                    </a:graphicData>
+                  </a:graphic>
+                </wp:inline>
+              </w:drawing>
+            </w:r>
+          </w:p>
+        </w:tc>
+        <w:tc>
+          <w:tcPr>
+            <w:tcW w:type="dxa" w:w="5338"/>
+            <w:tcBorders>
+              <w:top w:val="none" w:color="auto" w:sz="0"/>
+              <w:left w:val="none" w:color="auto" w:sz="0"/>
+              <w:bottom w:val="none" w:color="auto" w:sz="0"/>
+              <w:right w:val="none" w:color="auto" w:sz="0"/>
+            </w:tcBorders>
+            <w:tcMar>
+              <w:top w:type="dxa" w:w="60"/>
+              <w:left w:type="dxa" w:w="0"/>
+              <w:bottom w:type="dxa" w:w="60"/>
+              <w:right w:type="dxa" w:w="0"/>
+            </w:tcMar>
+            <w:vAlign w:val="top"/>
+          </w:tcPr>
+          <w:p>
+            <w:pPr>
+              <w:spacing w:after="130" w:line="240" w:lineRule="auto"/>
+            </w:pPr>
+            <w:r>
+              <w:rPr>
+                <w:rFonts w:ascii="Georgia" w:cs="Georgia" w:eastAsia="Georgia" w:hAnsi="Georgia"/>
+                <w:b/>
+                <w:bCs/>
+                <w:i w:val="false"/>
+                <w:iCs w:val="false"/>
+                <w:color w:val="1F2A44"/>
+                <w:sz w:val="26"/>
+                <w:szCs w:val="26"/>
+              </w:rPr>
+              <w:t xml:space="preserve">3-комнатная квартира</w:t>
+            </w:r>
+          </w:p>
+          <w:p>
+            <w:pPr>
+              <w:tabs>
+                <w:tab w:val="left" w:pos="2100"/>
+              </w:tabs>
+              <w:spacing w:after="78" w:line="230" w:lineRule="auto"/>
+            </w:pPr>
+            <w:r>
+              <w:rPr>
+                <w:rFonts w:ascii="Arial" w:cs="Arial" w:eastAsia="Arial" w:hAnsi="Arial"/>
+                <w:b w:val="false"/>
+                <w:bCs w:val="false"/>
+                <w:i w:val="false"/>
+                <w:iCs w:val="false"/>
+                <w:caps/>
+                <w:color w:val="70788A"/>
+                <w:spacing w:val="16"/>
+                <w:sz w:val="15"/>
+                <w:szCs w:val="15"/>
+              </w:rPr>
+              <w:t xml:space="preserve">Площадь</w:t>
+            </w:r>
+            <w:r>
+              <w:rPr>
+                <w:rFonts w:ascii="Arial" w:cs="Arial" w:eastAsia="Arial" w:hAnsi="Arial"/>
+                <w:b w:val="false"/>
+                <w:bCs w:val="false"/>
+                <w:i w:val="false"/>
+                <w:iCs w:val="false"/>
+                <w:color w:val="2A2E38"/>
+                <w:sz w:val="19"/>
+                <w:szCs w:val="19"/>
+              </w:rPr>
+              <w:t xml:space="preserve">	</w:t>
+            </w:r>
+            <w:r>
+              <w:rPr>
+                <w:rFonts w:ascii="Arial" w:cs="Arial" w:eastAsia="Arial" w:hAnsi="Arial"/>
+                <w:b/>
+                <w:bCs/>
+                <w:i w:val="false"/>
+                <w:iCs w:val="false"/>
+                <w:color w:val="1F2A44"/>
+                <w:sz w:val="18"/>
+                <w:szCs w:val="18"/>
+              </w:rPr>
+              <w:t xml:space="preserve">111,5 м²</w:t>
+            </w:r>
+          </w:p>
+          <w:p>
+            <w:pPr>
+              <w:tabs>
+                <w:tab w:val="left" w:pos="2100"/>
+              </w:tabs>
+              <w:spacing w:after="78" w:line="230" w:lineRule="auto"/>
+            </w:pPr>
+            <w:r>
+              <w:rPr>
+                <w:rFonts w:ascii="Arial" w:cs="Arial" w:eastAsia="Arial" w:hAnsi="Arial"/>
+                <w:b w:val="false"/>
+                <w:bCs w:val="false"/>
+                <w:i w:val="false"/>
+                <w:iCs w:val="false"/>
+                <w:caps/>
+                <w:color w:val="70788A"/>
+                <w:spacing w:val="16"/>
+                <w:sz w:val="15"/>
+                <w:szCs w:val="15"/>
+              </w:rPr>
+              <w:t xml:space="preserve">Этаж</w:t>
+            </w:r>
+            <w:r>
+              <w:rPr>
+                <w:rFonts w:ascii="Arial" w:cs="Arial" w:eastAsia="Arial" w:hAnsi="Arial"/>
+                <w:b w:val="false"/>
+                <w:bCs w:val="false"/>
+                <w:i w:val="false"/>
+                <w:iCs w:val="false"/>
+                <w:color w:val="2A2E38"/>
+                <w:sz w:val="19"/>
+                <w:szCs w:val="19"/>
+              </w:rPr>
+              <w:t xml:space="preserve">	</w:t>
+            </w:r>
+            <w:r>
+              <w:rPr>
+                <w:rFonts w:ascii="Arial" w:cs="Arial" w:eastAsia="Arial" w:hAnsi="Arial"/>
+                <w:b/>
+                <w:bCs/>
+                <w:i w:val="false"/>
+                <w:iCs w:val="false"/>
+                <w:color w:val="1F2A44"/>
+                <w:sz w:val="18"/>
+                <w:szCs w:val="18"/>
+              </w:rPr>
+              <w:t xml:space="preserve">2/16</w:t>
+            </w:r>
+          </w:p>
+          <w:p>
+            <w:pPr>
+              <w:tabs>
+                <w:tab w:val="left" w:pos="2100"/>
+              </w:tabs>
+              <w:spacing w:after="78" w:line="230" w:lineRule="auto"/>
+            </w:pPr>
+            <w:r>
+              <w:rPr>
+                <w:rFonts w:ascii="Arial" w:cs="Arial" w:eastAsia="Arial" w:hAnsi="Arial"/>
+                <w:b w:val="false"/>
+                <w:bCs w:val="false"/>
+                <w:i w:val="false"/>
+                <w:iCs w:val="false"/>
+                <w:caps/>
+                <w:color w:val="70788A"/>
+                <w:spacing w:val="16"/>
+                <w:sz w:val="15"/>
+                <w:szCs w:val="15"/>
+              </w:rPr>
+              <w:t xml:space="preserve">Секция</w:t>
+            </w:r>
+            <w:r>
+              <w:rPr>
+                <w:rFonts w:ascii="Arial" w:cs="Arial" w:eastAsia="Arial" w:hAnsi="Arial"/>
+                <w:b w:val="false"/>
+                <w:bCs w:val="false"/>
+                <w:i w:val="false"/>
+                <w:iCs w:val="false"/>
+                <w:color w:val="2A2E38"/>
+                <w:sz w:val="19"/>
+                <w:szCs w:val="19"/>
+              </w:rPr>
+              <w:t xml:space="preserve">	</w:t>
+            </w:r>
+            <w:r>
+              <w:rPr>
+                <w:rFonts w:ascii="Arial" w:cs="Arial" w:eastAsia="Arial" w:hAnsi="Arial"/>
+                <w:b/>
+                <w:bCs/>
+                <w:i w:val="false"/>
+                <w:iCs w:val="false"/>
+                <w:color w:val="1F2A44"/>
+                <w:sz w:val="18"/>
+                <w:szCs w:val="18"/>
+              </w:rPr>
+              <w:t xml:space="preserve">Секция 2</w:t>
+            </w:r>
+          </w:p>
+          <w:p>
+            <w:pPr>
+              <w:tabs>
+                <w:tab w:val="left" w:pos="2100"/>
+              </w:tabs>
+              <w:spacing w:after="78" w:line="230" w:lineRule="auto"/>
+            </w:pPr>
+            <w:r>
+              <w:rPr>
+                <w:rFonts w:ascii="Arial" w:cs="Arial" w:eastAsia="Arial" w:hAnsi="Arial"/>
+                <w:b w:val="false"/>
+                <w:bCs w:val="false"/>
+                <w:i w:val="false"/>
+                <w:iCs w:val="false"/>
+                <w:caps/>
+                <w:color w:val="70788A"/>
+                <w:spacing w:val="16"/>
+                <w:sz w:val="15"/>
+                <w:szCs w:val="15"/>
+              </w:rPr>
+              <w:t xml:space="preserve">Цена</w:t>
+            </w:r>
+            <w:r>
+              <w:rPr>
+                <w:rFonts w:ascii="Arial" w:cs="Arial" w:eastAsia="Arial" w:hAnsi="Arial"/>
+                <w:b w:val="false"/>
+                <w:bCs w:val="false"/>
+                <w:i w:val="false"/>
+                <w:iCs w:val="false"/>
+                <w:color w:val="2A2E38"/>
+                <w:sz w:val="19"/>
+                <w:szCs w:val="19"/>
+              </w:rPr>
+              <w:t xml:space="preserve">	</w:t>
+            </w:r>
+            <w:r>
+              <w:rPr>
+                <w:rFonts w:ascii="Arial" w:cs="Arial" w:eastAsia="Arial" w:hAnsi="Arial"/>
+                <w:b/>
+                <w:bCs/>
+                <w:i w:val="false"/>
+                <w:iCs w:val="false"/>
+                <w:color w:val="1F2A44"/>
+                <w:sz w:val="18"/>
+                <w:szCs w:val="18"/>
+              </w:rPr>
+              <w:t xml:space="preserve">70,7 млн ₽</w:t>
+            </w:r>
+          </w:p>
+          <w:p>
+            <w:pPr>
+              <w:tabs>
+                <w:tab w:val="left" w:pos="2100"/>
+              </w:tabs>
+              <w:spacing w:after="78" w:line="230" w:lineRule="auto"/>
+            </w:pPr>
+            <w:r>
+              <w:rPr>
+                <w:rFonts w:ascii="Arial" w:cs="Arial" w:eastAsia="Arial" w:hAnsi="Arial"/>
+                <w:b w:val="false"/>
+                <w:bCs w:val="false"/>
+                <w:i w:val="false"/>
+                <w:iCs w:val="false"/>
+                <w:caps/>
+                <w:color w:val="70788A"/>
+                <w:spacing w:val="16"/>
+                <w:sz w:val="15"/>
+                <w:szCs w:val="15"/>
+              </w:rPr>
+              <w:t xml:space="preserve">Цена за м²</w:t>
+            </w:r>
+            <w:r>
+              <w:rPr>
+                <w:rFonts w:ascii="Arial" w:cs="Arial" w:eastAsia="Arial" w:hAnsi="Arial"/>
+                <w:b w:val="false"/>
+                <w:bCs w:val="false"/>
+                <w:i w:val="false"/>
+                <w:iCs w:val="false"/>
+                <w:color w:val="2A2E38"/>
+                <w:sz w:val="19"/>
+                <w:szCs w:val="19"/>
+              </w:rPr>
+              <w:t xml:space="preserve">	</w:t>
+            </w:r>
+            <w:r>
+              <w:rPr>
+                <w:rFonts w:ascii="Arial" w:cs="Arial" w:eastAsia="Arial" w:hAnsi="Arial"/>
+                <w:b/>
+                <w:bCs/>
+                <w:i w:val="false"/>
+                <w:iCs w:val="false"/>
+                <w:color w:val="1F2A44"/>
+                <w:sz w:val="18"/>
+                <w:szCs w:val="18"/>
+              </w:rPr>
+              <w:t xml:space="preserve">633 690 ₽</w:t>
+            </w:r>
+          </w:p>
+          <w:p>
+            <w:pPr>
+              <w:tabs>
+                <w:tab w:val="left" w:pos="2100"/>
+              </w:tabs>
+              <w:spacing w:after="78" w:line="230" w:lineRule="auto"/>
+            </w:pPr>
+            <w:r>
+              <w:rPr>
+                <w:rFonts w:ascii="Arial" w:cs="Arial" w:eastAsia="Arial" w:hAnsi="Arial"/>
+                <w:b w:val="false"/>
+                <w:bCs w:val="false"/>
+                <w:i w:val="false"/>
+                <w:iCs w:val="false"/>
+                <w:caps/>
+                <w:color w:val="70788A"/>
+                <w:spacing w:val="16"/>
+                <w:sz w:val="15"/>
+                <w:szCs w:val="15"/>
+              </w:rPr>
+              <w:t xml:space="preserve">Отделка</w:t>
+            </w:r>
+            <w:r>
+              <w:rPr>
+                <w:rFonts w:ascii="Arial" w:cs="Arial" w:eastAsia="Arial" w:hAnsi="Arial"/>
+                <w:b w:val="false"/>
+                <w:bCs w:val="false"/>
+                <w:i w:val="false"/>
+                <w:iCs w:val="false"/>
+                <w:color w:val="2A2E38"/>
+                <w:sz w:val="19"/>
+                <w:szCs w:val="19"/>
+              </w:rPr>
+              <w:t xml:space="preserve">	</w:t>
+            </w:r>
+            <w:r>
+              <w:rPr>
+                <w:rFonts w:ascii="Arial" w:cs="Arial" w:eastAsia="Arial" w:hAnsi="Arial"/>
+                <w:b/>
+                <w:bCs/>
+                <w:i w:val="false"/>
+                <w:iCs w:val="false"/>
+                <w:color w:val="1F2A44"/>
+                <w:sz w:val="18"/>
+                <w:szCs w:val="18"/>
+              </w:rPr>
+              <w:t xml:space="preserve">Без отделки</w:t>
+            </w:r>
+          </w:p>
+          <w:p>
+            <w:pPr>
+              <w:spacing w:after="0" w:before="60" w:line="230" w:lineRule="auto"/>
+            </w:pPr>
+            <w:hyperlink w:history="1" r:id="rIdcivblx0uvvn0eqytgbavq">
+              <w:r>
+                <w:rPr>
+                  <w:rFonts w:ascii="Arial" w:cs="Arial" w:eastAsia="Arial" w:hAnsi="Arial"/>
+                  <w:b w:val="false"/>
+                  <w:bCs w:val="false"/>
+                  <w:i w:val="false"/>
+                  <w:iCs w:val="false"/>
+                  <w:color w:val="2C5FA8"/>
+                  <w:sz w:val="16"/>
+                  <w:szCs w:val="16"/>
+                </w:rPr>
+                <w:t xml:space="preserve">Смотреть лот на Циан →</w:t>
+              </w:r>
+            </w:hyperlink>
+          </w:p>
+        </w:tc>
+      </w:tr>
+    </w:tbl>
+    <w:p>
+      <w:pPr>
+        <w:spacing w:after="200"/>
+      </w:pPr>
+      <w:r>
+        <w:rPr>
+          <w:rFonts w:ascii="Arial" w:cs="Arial" w:eastAsia="Arial" w:hAnsi="Arial"/>
+          <w:b w:val="false"/>
+          <w:bCs w:val="false"/>
+          <w:i w:val="false"/>
+          <w:iCs w:val="false"/>
+          <w:color w:val="2A2E38"/>
+          <w:sz w:val="19"/>
+          <w:szCs w:val="19"/>
+        </w:rPr>
+        <w:t xml:space="preserve"/>
+      </w:r>
+    </w:p>
+    <w:p>
+      <w:pPr>
+        <w:spacing w:after="110" w:before="170"/>
+      </w:pPr>
+      <w:r>
+        <w:rPr>
+          <w:rFonts w:ascii="Georgia" w:cs="Georgia" w:eastAsia="Georgia" w:hAnsi="Georgia"/>
+          <w:b/>
+          <w:bCs/>
+          <w:i w:val="false"/>
+          <w:iCs w:val="false"/>
+          <w:color w:val="1F2A44"/>
+          <w:sz w:val="24"/>
+          <w:szCs w:val="24"/>
+        </w:rPr>
+        <w:t xml:space="preserve">Экспозиция по типам</w:t>
+      </w:r>
+    </w:p>
+    <w:tbl>
+      <w:tblPr>
+        <w:tblW w:type="dxa" w:w="9638"/>
+        <w:tblBorders>
+          <w:top w:val="single" w:color="auto" w:sz="4"/>
+          <w:left w:val="single" w:color="auto" w:sz="4"/>
+          <w:bottom w:val="single" w:color="auto" w:sz="4"/>
+          <w:right w:val="single" w:color="auto" w:sz="4"/>
+          <w:insideH w:val="single" w:color="auto" w:sz="4"/>
+          <w:insideV w:val="single" w:color="auto" w:sz="4"/>
+        </w:tblBorders>
+      </w:tblPr>
+      <w:tblGrid>
+        <w:gridCol w:w="1700"/>
+        <w:gridCol w:w="1200"/>
+        <w:gridCol w:w="900"/>
+        <w:gridCol w:w="1200"/>
+        <w:gridCol w:w="1050"/>
+        <w:gridCol w:w="1250"/>
+        <w:gridCol w:w="1150"/>
+        <w:gridCol w:w="1188"/>
+      </w:tblGrid>
+      <w:tr>
+        <w:trPr>
+          <w:tblHeader/>
+        </w:trPr>
+        <w:tc>
+          <w:tcPr>
+            <w:tcW w:type="dxa" w:w="1700"/>
+            <w:tcBorders>
+              <w:top w:val="single" w:color="1F2A44" w:sz="4"/>
+              <w:left w:val="none" w:color="auto" w:sz="0"/>
+              <w:bottom w:val="single" w:color="D9D4CB" w:sz="4"/>
+              <w:right w:val="none" w:color="auto" w:sz="0"/>
+            </w:tcBorders>
+            <w:shd w:fill="1F2A44" w:color="auto" w:val="clear"/>
+            <w:tcMar>
+              <w:top w:type="dxa" w:w="70"/>
+              <w:left w:type="dxa" w:w="100"/>
+              <w:bottom w:type="dxa" w:w="70"/>
+              <w:right w:type="dxa" w:w="100"/>
+            </w:tcMar>
+            <w:vAlign w:val="center"/>
+          </w:tcPr>
+          <w:p>
+            <w:pPr>
+              <w:spacing w:after="0" w:line="240" w:lineRule="auto"/>
+              <w:jc w:val="left"/>
+            </w:pPr>
+            <w:r>
+              <w:rPr>
+                <w:rFonts w:ascii="Arial" w:cs="Arial" w:eastAsia="Arial" w:hAnsi="Arial"/>
+                <w:b/>
+                <w:bCs/>
+                <w:i w:val="false"/>
+                <w:iCs w:val="false"/>
+                <w:color w:val="FFFFFF"/>
+                <w:sz w:val="16"/>
+                <w:szCs w:val="16"/>
+              </w:rPr>
+              <w:t xml:space="preserve">Тип</w:t>
+            </w:r>
+          </w:p>
+        </w:tc>
+        <w:tc>
+          <w:tcPr>
+            <w:tcW w:type="dxa" w:w="1200"/>
+            <w:tcBorders>
+              <w:top w:val="single" w:color="1F2A44" w:sz="4"/>
+              <w:left w:val="none" w:color="auto" w:sz="0"/>
+              <w:bottom w:val="single" w:color="D9D4CB" w:sz="4"/>
+              <w:right w:val="none" w:color="auto" w:sz="0"/>
+            </w:tcBorders>
+            <w:shd w:fill="1F2A44" w:color="auto" w:val="clear"/>
+            <w:tcMar>
+              <w:top w:type="dxa" w:w="70"/>
+              <w:left w:type="dxa" w:w="100"/>
+              <w:bottom w:type="dxa" w:w="70"/>
+              <w:right w:type="dxa" w:w="100"/>
+            </w:tcMar>
+            <w:vAlign w:val="center"/>
+          </w:tcPr>
+          <w:p>
+            <w:pPr>
+              <w:spacing w:after="0" w:line="240" w:lineRule="auto"/>
+              <w:jc w:val="center"/>
+            </w:pPr>
+            <w:r>
+              <w:rPr>
+                <w:rFonts w:ascii="Arial" w:cs="Arial" w:eastAsia="Arial" w:hAnsi="Arial"/>
+                <w:b/>
+                <w:bCs/>
+                <w:i w:val="false"/>
+                <w:iCs w:val="false"/>
+                <w:color w:val="FFFFFF"/>
+                <w:sz w:val="16"/>
+                <w:szCs w:val="16"/>
+              </w:rPr>
+              <w:t xml:space="preserve">Площадь
+на плане</w:t>
+            </w:r>
+          </w:p>
+        </w:tc>
+        <w:tc>
+          <w:tcPr>
+            <w:tcW w:type="dxa" w:w="900"/>
+            <w:tcBorders>
+              <w:top w:val="single" w:color="1F2A44" w:sz="4"/>
+              <w:left w:val="none" w:color="auto" w:sz="0"/>
+              <w:bottom w:val="single" w:color="D9D4CB" w:sz="4"/>
+              <w:right w:val="none" w:color="auto" w:sz="0"/>
+            </w:tcBorders>
+            <w:shd w:fill="1F2A44" w:color="auto" w:val="clear"/>
+            <w:tcMar>
+              <w:top w:type="dxa" w:w="70"/>
+              <w:left w:type="dxa" w:w="100"/>
+              <w:bottom w:type="dxa" w:w="70"/>
+              <w:right w:type="dxa" w:w="100"/>
+            </w:tcMar>
+            <w:vAlign w:val="center"/>
+          </w:tcPr>
+          <w:p>
+            <w:pPr>
+              <w:spacing w:after="0" w:line="240" w:lineRule="auto"/>
+              <w:jc w:val="center"/>
+            </w:pPr>
+            <w:r>
+              <w:rPr>
+                <w:rFonts w:ascii="Arial" w:cs="Arial" w:eastAsia="Arial" w:hAnsi="Arial"/>
+                <w:b/>
+                <w:bCs/>
+                <w:i w:val="false"/>
+                <w:iCs w:val="false"/>
+                <w:color w:val="FFFFFF"/>
+                <w:sz w:val="16"/>
+                <w:szCs w:val="16"/>
+              </w:rPr>
+              <w:t xml:space="preserve">Этаж</w:t>
+            </w:r>
+          </w:p>
+        </w:tc>
+        <w:tc>
+          <w:tcPr>
+            <w:tcW w:type="dxa" w:w="1200"/>
+            <w:tcBorders>
+              <w:top w:val="single" w:color="1F2A44" w:sz="4"/>
+              <w:left w:val="none" w:color="auto" w:sz="0"/>
+              <w:bottom w:val="single" w:color="D9D4CB" w:sz="4"/>
+              <w:right w:val="none" w:color="auto" w:sz="0"/>
+            </w:tcBorders>
+            <w:shd w:fill="1F2A44" w:color="auto" w:val="clear"/>
+            <w:tcMar>
+              <w:top w:type="dxa" w:w="70"/>
+              <w:left w:type="dxa" w:w="100"/>
+              <w:bottom w:type="dxa" w:w="70"/>
+              <w:right w:type="dxa" w:w="100"/>
+            </w:tcMar>
+            <w:vAlign w:val="center"/>
+          </w:tcPr>
+          <w:p>
+            <w:pPr>
+              <w:spacing w:after="0" w:line="240" w:lineRule="auto"/>
+              <w:jc w:val="center"/>
+            </w:pPr>
+            <w:r>
+              <w:rPr>
+                <w:rFonts w:ascii="Arial" w:cs="Arial" w:eastAsia="Arial" w:hAnsi="Arial"/>
+                <w:b/>
+                <w:bCs/>
+                <w:i w:val="false"/>
+                <w:iCs w:val="false"/>
+                <w:color w:val="FFFFFF"/>
+                <w:sz w:val="16"/>
+                <w:szCs w:val="16"/>
+              </w:rPr>
+              <w:t xml:space="preserve">Секция</w:t>
+            </w:r>
+          </w:p>
+        </w:tc>
+        <w:tc>
+          <w:tcPr>
+            <w:tcW w:type="dxa" w:w="1050"/>
+            <w:tcBorders>
+              <w:top w:val="single" w:color="1F2A44" w:sz="4"/>
+              <w:left w:val="none" w:color="auto" w:sz="0"/>
+              <w:bottom w:val="single" w:color="D9D4CB" w:sz="4"/>
+              <w:right w:val="none" w:color="auto" w:sz="0"/>
+            </w:tcBorders>
+            <w:shd w:fill="1F2A44" w:color="auto" w:val="clear"/>
+            <w:tcMar>
+              <w:top w:type="dxa" w:w="70"/>
+              <w:left w:type="dxa" w:w="100"/>
+              <w:bottom w:type="dxa" w:w="70"/>
+              <w:right w:type="dxa" w:w="100"/>
+            </w:tcMar>
+            <w:vAlign w:val="center"/>
+          </w:tcPr>
+          <w:p>
+            <w:pPr>
+              <w:spacing w:after="0" w:line="240" w:lineRule="auto"/>
+              <w:jc w:val="center"/>
+            </w:pPr>
+            <w:r>
+              <w:rPr>
+                <w:rFonts w:ascii="Arial" w:cs="Arial" w:eastAsia="Arial" w:hAnsi="Arial"/>
+                <w:b/>
+                <w:bCs/>
+                <w:i w:val="false"/>
+                <w:iCs w:val="false"/>
+                <w:color w:val="FFFFFF"/>
+                <w:sz w:val="16"/>
+                <w:szCs w:val="16"/>
+              </w:rPr>
+              <w:t xml:space="preserve">Цена,
+млн ₽</w:t>
+            </w:r>
+          </w:p>
+        </w:tc>
+        <w:tc>
+          <w:tcPr>
+            <w:tcW w:type="dxa" w:w="1250"/>
+            <w:tcBorders>
+              <w:top w:val="single" w:color="1F2A44" w:sz="4"/>
+              <w:left w:val="none" w:color="auto" w:sz="0"/>
+              <w:bottom w:val="single" w:color="D9D4CB" w:sz="4"/>
+              <w:right w:val="none" w:color="auto" w:sz="0"/>
+            </w:tcBorders>
+            <w:shd w:fill="1F2A44" w:color="auto" w:val="clear"/>
+            <w:tcMar>
+              <w:top w:type="dxa" w:w="70"/>
+              <w:left w:type="dxa" w:w="100"/>
+              <w:bottom w:type="dxa" w:w="70"/>
+              <w:right w:type="dxa" w:w="100"/>
+            </w:tcMar>
+            <w:vAlign w:val="center"/>
+          </w:tcPr>
+          <w:p>
+            <w:pPr>
+              <w:spacing w:after="0" w:line="240" w:lineRule="auto"/>
+              <w:jc w:val="center"/>
+            </w:pPr>
+            <w:r>
+              <w:rPr>
+                <w:rFonts w:ascii="Arial" w:cs="Arial" w:eastAsia="Arial" w:hAnsi="Arial"/>
+                <w:b/>
+                <w:bCs/>
+                <w:i w:val="false"/>
+                <w:iCs w:val="false"/>
+                <w:color w:val="FFFFFF"/>
+                <w:sz w:val="16"/>
+                <w:szCs w:val="16"/>
+              </w:rPr>
+              <w:t xml:space="preserve">₽/м²</w:t>
+            </w:r>
+          </w:p>
+        </w:tc>
+        <w:tc>
+          <w:tcPr>
+            <w:tcW w:type="dxa" w:w="1150"/>
+            <w:tcBorders>
+              <w:top w:val="single" w:color="1F2A44" w:sz="4"/>
+              <w:left w:val="none" w:color="auto" w:sz="0"/>
+              <w:bottom w:val="single" w:color="D9D4CB" w:sz="4"/>
+              <w:right w:val="none" w:color="auto" w:sz="0"/>
+            </w:tcBorders>
+            <w:shd w:fill="1F2A44" w:color="auto" w:val="clear"/>
+            <w:tcMar>
+              <w:top w:type="dxa" w:w="70"/>
+              <w:left w:type="dxa" w:w="100"/>
+              <w:bottom w:type="dxa" w:w="70"/>
+              <w:right w:type="dxa" w:w="100"/>
+            </w:tcMar>
+            <w:vAlign w:val="center"/>
+          </w:tcPr>
+          <w:p>
+            <w:pPr>
+              <w:spacing w:after="0" w:line="240" w:lineRule="auto"/>
+              <w:jc w:val="center"/>
+            </w:pPr>
+            <w:r>
+              <w:rPr>
+                <w:rFonts w:ascii="Arial" w:cs="Arial" w:eastAsia="Arial" w:hAnsi="Arial"/>
+                <w:b/>
+                <w:bCs/>
+                <w:i w:val="false"/>
+                <w:iCs w:val="false"/>
+                <w:color w:val="FFFFFF"/>
+                <w:sz w:val="16"/>
+                <w:szCs w:val="16"/>
+              </w:rPr>
+              <w:t xml:space="preserve">Лотов
+в продаже</w:t>
+            </w:r>
+          </w:p>
+        </w:tc>
+        <w:tc>
+          <w:tcPr>
+            <w:tcW w:type="dxa" w:w="1188"/>
+            <w:tcBorders>
+              <w:top w:val="single" w:color="1F2A44" w:sz="4"/>
+              <w:left w:val="none" w:color="auto" w:sz="0"/>
+              <w:bottom w:val="single" w:color="D9D4CB" w:sz="4"/>
+              <w:right w:val="none" w:color="auto" w:sz="0"/>
+            </w:tcBorders>
+            <w:shd w:fill="1F2A44" w:color="auto" w:val="clear"/>
+            <w:tcMar>
+              <w:top w:type="dxa" w:w="70"/>
+              <w:left w:type="dxa" w:w="100"/>
+              <w:bottom w:type="dxa" w:w="70"/>
+              <w:right w:type="dxa" w:w="100"/>
+            </w:tcMar>
+            <w:vAlign w:val="center"/>
+          </w:tcPr>
+          <w:p>
+            <w:pPr>
+              <w:spacing w:after="0" w:line="240" w:lineRule="auto"/>
+              <w:jc w:val="center"/>
+            </w:pPr>
+            <w:r>
+              <w:rPr>
+                <w:rFonts w:ascii="Arial" w:cs="Arial" w:eastAsia="Arial" w:hAnsi="Arial"/>
+                <w:b/>
+                <w:bCs/>
+                <w:i w:val="false"/>
+                <w:iCs w:val="false"/>
+                <w:color w:val="FFFFFF"/>
+                <w:sz w:val="16"/>
+                <w:szCs w:val="16"/>
+              </w:rPr>
+              <w:t xml:space="preserve">Площади
+в типе, м²</w:t>
+            </w:r>
+          </w:p>
+        </w:tc>
+      </w:tr>
+      <w:tr>
+        <w:tc>
+          <w:tcPr>
+            <w:tcW w:type="dxa" w:w="1700"/>
+            <w:tcBorders>
+              <w:top w:val="single" w:color="D9D4CB" w:sz="4"/>
+              <w:left w:val="none" w:color="auto" w:sz="0"/>
+              <w:bottom w:val="single" w:color="D9D4CB" w:sz="4"/>
+              <w:right w:val="none" w:color="auto" w:sz="0"/>
+            </w:tcBorders>
+            <w:tcMar>
+              <w:top w:type="dxa" w:w="70"/>
+              <w:left w:type="dxa" w:w="100"/>
+              <w:bottom w:type="dxa" w:w="70"/>
+              <w:right w:type="dxa" w:w="100"/>
+            </w:tcMar>
+            <w:vAlign w:val="center"/>
+          </w:tcPr>
+          <w:p>
+            <w:pPr>
+              <w:spacing w:after="0" w:line="240" w:lineRule="auto"/>
+              <w:jc w:val="left"/>
+            </w:pPr>
+            <w:r>
+              <w:rPr>
+                <w:rFonts w:ascii="Arial" w:cs="Arial" w:eastAsia="Arial" w:hAnsi="Arial"/>
+                <w:b/>
+                <w:bCs/>
+                <w:i w:val="false"/>
+                <w:iCs w:val="false"/>
+                <w:color w:val="2A2E38"/>
+                <w:sz w:val="17"/>
+                <w:szCs w:val="17"/>
+              </w:rPr>
+              <w:t xml:space="preserve">1-комнатная</w:t>
+            </w:r>
+          </w:p>
+        </w:tc>
+        <w:tc>
+          <w:tcPr>
+            <w:tcW w:type="dxa" w:w="1200"/>
+            <w:tcBorders>
+              <w:top w:val="single" w:color="D9D4CB" w:sz="4"/>
+              <w:left w:val="none" w:color="auto" w:sz="0"/>
+              <w:bottom w:val="single" w:color="D9D4CB" w:sz="4"/>
+              <w:right w:val="none" w:color="auto" w:sz="0"/>
+            </w:tcBorders>
+            <w:tcMar>
+              <w:top w:type="dxa" w:w="70"/>
+              <w:left w:type="dxa" w:w="100"/>
+              <w:bottom w:type="dxa" w:w="70"/>
+              <w:right w:type="dxa" w:w="100"/>
+            </w:tcMar>
+            <w:vAlign w:val="center"/>
+          </w:tcPr>
+          <w:p>
+            <w:pPr>
+              <w:spacing w:after="0" w:line="240" w:lineRule="auto"/>
+              <w:jc w:val="center"/>
+            </w:pPr>
+            <w:r>
+              <w:rPr>
+                <w:rFonts w:ascii="Arial" w:cs="Arial" w:eastAsia="Arial" w:hAnsi="Arial"/>
+                <w:b w:val="false"/>
+                <w:bCs w:val="false"/>
+                <w:i w:val="false"/>
+                <w:iCs w:val="false"/>
+                <w:color w:val="2A2E38"/>
+                <w:sz w:val="17"/>
+                <w:szCs w:val="17"/>
+              </w:rPr>
+              <w:t xml:space="preserve">54,3</w:t>
+            </w:r>
+          </w:p>
+        </w:tc>
+        <w:tc>
+          <w:tcPr>
+            <w:tcW w:type="dxa" w:w="900"/>
+            <w:tcBorders>
+              <w:top w:val="single" w:color="D9D4CB" w:sz="4"/>
+              <w:left w:val="none" w:color="auto" w:sz="0"/>
+              <w:bottom w:val="single" w:color="D9D4CB" w:sz="4"/>
+              <w:right w:val="none" w:color="auto" w:sz="0"/>
+            </w:tcBorders>
+            <w:tcMar>
+              <w:top w:type="dxa" w:w="70"/>
+              <w:left w:type="dxa" w:w="100"/>
+              <w:bottom w:type="dxa" w:w="70"/>
+              <w:right w:type="dxa" w:w="100"/>
+            </w:tcMar>
+            <w:vAlign w:val="center"/>
+          </w:tcPr>
+          <w:p>
+            <w:pPr>
+              <w:spacing w:after="0" w:line="240" w:lineRule="auto"/>
+              <w:jc w:val="center"/>
+            </w:pPr>
+            <w:r>
+              <w:rPr>
+                <w:rFonts w:ascii="Arial" w:cs="Arial" w:eastAsia="Arial" w:hAnsi="Arial"/>
+                <w:b w:val="false"/>
+                <w:bCs w:val="false"/>
+                <w:i w:val="false"/>
+                <w:iCs w:val="false"/>
+                <w:color w:val="2A2E38"/>
+                <w:sz w:val="17"/>
+                <w:szCs w:val="17"/>
+              </w:rPr>
+              <w:t xml:space="preserve">2/14</w:t>
+            </w:r>
+          </w:p>
+        </w:tc>
+        <w:tc>
+          <w:tcPr>
+            <w:tcW w:type="dxa" w:w="1200"/>
+            <w:tcBorders>
+              <w:top w:val="single" w:color="D9D4CB" w:sz="4"/>
+              <w:left w:val="none" w:color="auto" w:sz="0"/>
+              <w:bottom w:val="single" w:color="D9D4CB" w:sz="4"/>
+              <w:right w:val="none" w:color="auto" w:sz="0"/>
+            </w:tcBorders>
+            <w:tcMar>
+              <w:top w:type="dxa" w:w="70"/>
+              <w:left w:type="dxa" w:w="100"/>
+              <w:bottom w:type="dxa" w:w="70"/>
+              <w:right w:type="dxa" w:w="100"/>
+            </w:tcMar>
+            <w:vAlign w:val="center"/>
+          </w:tcPr>
+          <w:p>
+            <w:pPr>
+              <w:spacing w:after="0" w:line="240" w:lineRule="auto"/>
+              <w:jc w:val="center"/>
+            </w:pPr>
+            <w:r>
+              <w:rPr>
+                <w:rFonts w:ascii="Arial" w:cs="Arial" w:eastAsia="Arial" w:hAnsi="Arial"/>
+                <w:b w:val="false"/>
+                <w:bCs w:val="false"/>
+                <w:i w:val="false"/>
+                <w:iCs w:val="false"/>
+                <w:color w:val="2A2E38"/>
+                <w:sz w:val="17"/>
+                <w:szCs w:val="17"/>
+              </w:rPr>
+              <w:t xml:space="preserve">Секция 1</w:t>
+            </w:r>
+          </w:p>
+        </w:tc>
+        <w:tc>
+          <w:tcPr>
+            <w:tcW w:type="dxa" w:w="1050"/>
+            <w:tcBorders>
+              <w:top w:val="single" w:color="D9D4CB" w:sz="4"/>
+              <w:left w:val="none" w:color="auto" w:sz="0"/>
+              <w:bottom w:val="single" w:color="D9D4CB" w:sz="4"/>
+              <w:right w:val="none" w:color="auto" w:sz="0"/>
+            </w:tcBorders>
+            <w:tcMar>
+              <w:top w:type="dxa" w:w="70"/>
+              <w:left w:type="dxa" w:w="100"/>
+              <w:bottom w:type="dxa" w:w="70"/>
+              <w:right w:type="dxa" w:w="100"/>
+            </w:tcMar>
+            <w:vAlign w:val="center"/>
+          </w:tcPr>
+          <w:p>
+            <w:pPr>
+              <w:spacing w:after="0" w:line="240" w:lineRule="auto"/>
+              <w:jc w:val="center"/>
+            </w:pPr>
+            <w:r>
+              <w:rPr>
+                <w:rFonts w:ascii="Arial" w:cs="Arial" w:eastAsia="Arial" w:hAnsi="Arial"/>
+                <w:b w:val="false"/>
+                <w:bCs w:val="false"/>
+                <w:i w:val="false"/>
+                <w:iCs w:val="false"/>
+                <w:color w:val="2A2E38"/>
+                <w:sz w:val="17"/>
+                <w:szCs w:val="17"/>
+              </w:rPr>
+              <w:t xml:space="preserve">41,7</w:t>
+            </w:r>
+          </w:p>
+        </w:tc>
+        <w:tc>
+          <w:tcPr>
+            <w:tcW w:type="dxa" w:w="1250"/>
+            <w:tcBorders>
+              <w:top w:val="single" w:color="D9D4CB" w:sz="4"/>
+              <w:left w:val="none" w:color="auto" w:sz="0"/>
+              <w:bottom w:val="single" w:color="D9D4CB" w:sz="4"/>
+              <w:right w:val="none" w:color="auto" w:sz="0"/>
+            </w:tcBorders>
+            <w:tcMar>
+              <w:top w:type="dxa" w:w="70"/>
+              <w:left w:type="dxa" w:w="100"/>
+              <w:bottom w:type="dxa" w:w="70"/>
+              <w:right w:type="dxa" w:w="100"/>
+            </w:tcMar>
+            <w:vAlign w:val="center"/>
+          </w:tcPr>
+          <w:p>
+            <w:pPr>
+              <w:spacing w:after="0" w:line="240" w:lineRule="auto"/>
+              <w:jc w:val="center"/>
+            </w:pPr>
+            <w:r>
+              <w:rPr>
+                <w:rFonts w:ascii="Arial" w:cs="Arial" w:eastAsia="Arial" w:hAnsi="Arial"/>
+                <w:b w:val="false"/>
+                <w:bCs w:val="false"/>
+                <w:i w:val="false"/>
+                <w:iCs w:val="false"/>
+                <w:color w:val="2A2E38"/>
+                <w:sz w:val="17"/>
+                <w:szCs w:val="17"/>
+              </w:rPr>
+              <w:t xml:space="preserve">768 870</w:t>
+            </w:r>
+          </w:p>
+        </w:tc>
+        <w:tc>
+          <w:tcPr>
+            <w:tcW w:type="dxa" w:w="1150"/>
+            <w:tcBorders>
+              <w:top w:val="single" w:color="D9D4CB" w:sz="4"/>
+              <w:left w:val="none" w:color="auto" w:sz="0"/>
+              <w:bottom w:val="single" w:color="D9D4CB" w:sz="4"/>
+              <w:right w:val="none" w:color="auto" w:sz="0"/>
+            </w:tcBorders>
+            <w:tcMar>
+              <w:top w:type="dxa" w:w="70"/>
+              <w:left w:type="dxa" w:w="100"/>
+              <w:bottom w:type="dxa" w:w="70"/>
+              <w:right w:type="dxa" w:w="100"/>
+            </w:tcMar>
+            <w:vAlign w:val="center"/>
+          </w:tcPr>
+          <w:p>
+            <w:pPr>
+              <w:spacing w:after="0" w:line="240" w:lineRule="auto"/>
+              <w:jc w:val="center"/>
+            </w:pPr>
+            <w:r>
+              <w:rPr>
+                <w:rFonts w:ascii="Arial" w:cs="Arial" w:eastAsia="Arial" w:hAnsi="Arial"/>
+                <w:b w:val="false"/>
+                <w:bCs w:val="false"/>
+                <w:i w:val="false"/>
+                <w:iCs w:val="false"/>
+                <w:color w:val="2A2E38"/>
+                <w:sz w:val="17"/>
+                <w:szCs w:val="17"/>
+              </w:rPr>
+              <w:t xml:space="preserve">44</w:t>
+            </w:r>
+          </w:p>
+        </w:tc>
+        <w:tc>
+          <w:tcPr>
+            <w:tcW w:type="dxa" w:w="1188"/>
+            <w:tcBorders>
+              <w:top w:val="single" w:color="D9D4CB" w:sz="4"/>
+              <w:left w:val="none" w:color="auto" w:sz="0"/>
+              <w:bottom w:val="single" w:color="D9D4CB" w:sz="4"/>
+              <w:right w:val="none" w:color="auto" w:sz="0"/>
+            </w:tcBorders>
+            <w:tcMar>
+              <w:top w:type="dxa" w:w="70"/>
+              <w:left w:type="dxa" w:w="100"/>
+              <w:bottom w:type="dxa" w:w="70"/>
+              <w:right w:type="dxa" w:w="100"/>
+            </w:tcMar>
+            <w:vAlign w:val="center"/>
+          </w:tcPr>
+          <w:p>
+            <w:pPr>
+              <w:spacing w:after="0" w:line="240" w:lineRule="auto"/>
+              <w:jc w:val="center"/>
+            </w:pPr>
+            <w:r>
+              <w:rPr>
+                <w:rFonts w:ascii="Arial" w:cs="Arial" w:eastAsia="Arial" w:hAnsi="Arial"/>
+                <w:b w:val="false"/>
+                <w:bCs w:val="false"/>
+                <w:i w:val="false"/>
+                <w:iCs w:val="false"/>
+                <w:color w:val="2A2E38"/>
+                <w:sz w:val="17"/>
+                <w:szCs w:val="17"/>
+              </w:rPr>
+              <w:t xml:space="preserve">42,9–62,3</w:t>
+            </w:r>
+          </w:p>
+        </w:tc>
+      </w:tr>
+      <w:tr>
+        <w:tc>
+          <w:tcPr>
+            <w:tcW w:type="dxa" w:w="1700"/>
+            <w:tcBorders>
+              <w:top w:val="single" w:color="D9D4CB" w:sz="4"/>
+              <w:left w:val="none" w:color="auto" w:sz="0"/>
+              <w:bottom w:val="single" w:color="D9D4CB" w:sz="4"/>
+              <w:right w:val="none" w:color="auto" w:sz="0"/>
+            </w:tcBorders>
+            <w:shd w:fill="FBFAF8" w:color="auto" w:val="clear"/>
+            <w:tcMar>
+              <w:top w:type="dxa" w:w="70"/>
+              <w:left w:type="dxa" w:w="100"/>
+              <w:bottom w:type="dxa" w:w="70"/>
+              <w:right w:type="dxa" w:w="100"/>
+            </w:tcMar>
+            <w:vAlign w:val="center"/>
+          </w:tcPr>
+          <w:p>
+            <w:pPr>
+              <w:spacing w:after="0" w:line="240" w:lineRule="auto"/>
+              <w:jc w:val="left"/>
+            </w:pPr>
+            <w:r>
+              <w:rPr>
+                <w:rFonts w:ascii="Arial" w:cs="Arial" w:eastAsia="Arial" w:hAnsi="Arial"/>
+                <w:b/>
+                <w:bCs/>
+                <w:i w:val="false"/>
+                <w:iCs w:val="false"/>
+                <w:color w:val="2A2E38"/>
+                <w:sz w:val="17"/>
+                <w:szCs w:val="17"/>
+              </w:rPr>
+              <w:t xml:space="preserve">2-комнатная</w:t>
+            </w:r>
+          </w:p>
+        </w:tc>
+        <w:tc>
+          <w:tcPr>
+            <w:tcW w:type="dxa" w:w="1200"/>
+            <w:tcBorders>
+              <w:top w:val="single" w:color="D9D4CB" w:sz="4"/>
+              <w:left w:val="none" w:color="auto" w:sz="0"/>
+              <w:bottom w:val="single" w:color="D9D4CB" w:sz="4"/>
+              <w:right w:val="none" w:color="auto" w:sz="0"/>
+            </w:tcBorders>
+            <w:shd w:fill="FBFAF8" w:color="auto" w:val="clear"/>
+            <w:tcMar>
+              <w:top w:type="dxa" w:w="70"/>
+              <w:left w:type="dxa" w:w="100"/>
+              <w:bottom w:type="dxa" w:w="70"/>
+              <w:right w:type="dxa" w:w="100"/>
+            </w:tcMar>
+            <w:vAlign w:val="center"/>
+          </w:tcPr>
+          <w:p>
+            <w:pPr>
+              <w:spacing w:after="0" w:line="240" w:lineRule="auto"/>
+              <w:jc w:val="center"/>
+            </w:pPr>
+            <w:r>
+              <w:rPr>
+                <w:rFonts w:ascii="Arial" w:cs="Arial" w:eastAsia="Arial" w:hAnsi="Arial"/>
+                <w:b w:val="false"/>
+                <w:bCs w:val="false"/>
+                <w:i w:val="false"/>
+                <w:iCs w:val="false"/>
+                <w:color w:val="2A2E38"/>
+                <w:sz w:val="17"/>
+                <w:szCs w:val="17"/>
+              </w:rPr>
+              <w:t xml:space="preserve">81,5</w:t>
+            </w:r>
+          </w:p>
+        </w:tc>
+        <w:tc>
+          <w:tcPr>
+            <w:tcW w:type="dxa" w:w="900"/>
+            <w:tcBorders>
+              <w:top w:val="single" w:color="D9D4CB" w:sz="4"/>
+              <w:left w:val="none" w:color="auto" w:sz="0"/>
+              <w:bottom w:val="single" w:color="D9D4CB" w:sz="4"/>
+              <w:right w:val="none" w:color="auto" w:sz="0"/>
+            </w:tcBorders>
+            <w:shd w:fill="FBFAF8" w:color="auto" w:val="clear"/>
+            <w:tcMar>
+              <w:top w:type="dxa" w:w="70"/>
+              <w:left w:type="dxa" w:w="100"/>
+              <w:bottom w:type="dxa" w:w="70"/>
+              <w:right w:type="dxa" w:w="100"/>
+            </w:tcMar>
+            <w:vAlign w:val="center"/>
+          </w:tcPr>
+          <w:p>
+            <w:pPr>
+              <w:spacing w:after="0" w:line="240" w:lineRule="auto"/>
+              <w:jc w:val="center"/>
+            </w:pPr>
+            <w:r>
+              <w:rPr>
+                <w:rFonts w:ascii="Arial" w:cs="Arial" w:eastAsia="Arial" w:hAnsi="Arial"/>
+                <w:b w:val="false"/>
+                <w:bCs w:val="false"/>
+                <w:i w:val="false"/>
+                <w:iCs w:val="false"/>
+                <w:color w:val="2A2E38"/>
+                <w:sz w:val="17"/>
+                <w:szCs w:val="17"/>
+              </w:rPr>
+              <w:t xml:space="preserve">3/23</w:t>
+            </w:r>
+          </w:p>
+        </w:tc>
+        <w:tc>
+          <w:tcPr>
+            <w:tcW w:type="dxa" w:w="1200"/>
+            <w:tcBorders>
+              <w:top w:val="single" w:color="D9D4CB" w:sz="4"/>
+              <w:left w:val="none" w:color="auto" w:sz="0"/>
+              <w:bottom w:val="single" w:color="D9D4CB" w:sz="4"/>
+              <w:right w:val="none" w:color="auto" w:sz="0"/>
+            </w:tcBorders>
+            <w:shd w:fill="FBFAF8" w:color="auto" w:val="clear"/>
+            <w:tcMar>
+              <w:top w:type="dxa" w:w="70"/>
+              <w:left w:type="dxa" w:w="100"/>
+              <w:bottom w:type="dxa" w:w="70"/>
+              <w:right w:type="dxa" w:w="100"/>
+            </w:tcMar>
+            <w:vAlign w:val="center"/>
+          </w:tcPr>
+          <w:p>
+            <w:pPr>
+              <w:spacing w:after="0" w:line="240" w:lineRule="auto"/>
+              <w:jc w:val="center"/>
+            </w:pPr>
+            <w:r>
+              <w:rPr>
+                <w:rFonts w:ascii="Arial" w:cs="Arial" w:eastAsia="Arial" w:hAnsi="Arial"/>
+                <w:b w:val="false"/>
+                <w:bCs w:val="false"/>
+                <w:i w:val="false"/>
+                <w:iCs w:val="false"/>
+                <w:color w:val="2A2E38"/>
+                <w:sz w:val="17"/>
+                <w:szCs w:val="17"/>
+              </w:rPr>
+              <w:t xml:space="preserve">Секция 5</w:t>
+            </w:r>
+          </w:p>
+        </w:tc>
+        <w:tc>
+          <w:tcPr>
+            <w:tcW w:type="dxa" w:w="1050"/>
+            <w:tcBorders>
+              <w:top w:val="single" w:color="D9D4CB" w:sz="4"/>
+              <w:left w:val="none" w:color="auto" w:sz="0"/>
+              <w:bottom w:val="single" w:color="D9D4CB" w:sz="4"/>
+              <w:right w:val="none" w:color="auto" w:sz="0"/>
+            </w:tcBorders>
+            <w:shd w:fill="FBFAF8" w:color="auto" w:val="clear"/>
+            <w:tcMar>
+              <w:top w:type="dxa" w:w="70"/>
+              <w:left w:type="dxa" w:w="100"/>
+              <w:bottom w:type="dxa" w:w="70"/>
+              <w:right w:type="dxa" w:w="100"/>
+            </w:tcMar>
+            <w:vAlign w:val="center"/>
+          </w:tcPr>
+          <w:p>
+            <w:pPr>
+              <w:spacing w:after="0" w:line="240" w:lineRule="auto"/>
+              <w:jc w:val="center"/>
+            </w:pPr>
+            <w:r>
+              <w:rPr>
+                <w:rFonts w:ascii="Arial" w:cs="Arial" w:eastAsia="Arial" w:hAnsi="Arial"/>
+                <w:b w:val="false"/>
+                <w:bCs w:val="false"/>
+                <w:i w:val="false"/>
+                <w:iCs w:val="false"/>
+                <w:color w:val="2A2E38"/>
+                <w:sz w:val="17"/>
+                <w:szCs w:val="17"/>
+              </w:rPr>
+              <w:t xml:space="preserve">57,8</w:t>
+            </w:r>
+          </w:p>
+        </w:tc>
+        <w:tc>
+          <w:tcPr>
+            <w:tcW w:type="dxa" w:w="1250"/>
+            <w:tcBorders>
+              <w:top w:val="single" w:color="D9D4CB" w:sz="4"/>
+              <w:left w:val="none" w:color="auto" w:sz="0"/>
+              <w:bottom w:val="single" w:color="D9D4CB" w:sz="4"/>
+              <w:right w:val="none" w:color="auto" w:sz="0"/>
+            </w:tcBorders>
+            <w:shd w:fill="FBFAF8" w:color="auto" w:val="clear"/>
+            <w:tcMar>
+              <w:top w:type="dxa" w:w="70"/>
+              <w:left w:type="dxa" w:w="100"/>
+              <w:bottom w:type="dxa" w:w="70"/>
+              <w:right w:type="dxa" w:w="100"/>
+            </w:tcMar>
+            <w:vAlign w:val="center"/>
+          </w:tcPr>
+          <w:p>
+            <w:pPr>
+              <w:spacing w:after="0" w:line="240" w:lineRule="auto"/>
+              <w:jc w:val="center"/>
+            </w:pPr>
+            <w:r>
+              <w:rPr>
+                <w:rFonts w:ascii="Arial" w:cs="Arial" w:eastAsia="Arial" w:hAnsi="Arial"/>
+                <w:b w:val="false"/>
+                <w:bCs w:val="false"/>
+                <w:i w:val="false"/>
+                <w:iCs w:val="false"/>
+                <w:color w:val="2A2E38"/>
+                <w:sz w:val="17"/>
+                <w:szCs w:val="17"/>
+              </w:rPr>
+              <w:t xml:space="preserve">709 020</w:t>
+            </w:r>
+          </w:p>
+        </w:tc>
+        <w:tc>
+          <w:tcPr>
+            <w:tcW w:type="dxa" w:w="1150"/>
+            <w:tcBorders>
+              <w:top w:val="single" w:color="D9D4CB" w:sz="4"/>
+              <w:left w:val="none" w:color="auto" w:sz="0"/>
+              <w:bottom w:val="single" w:color="D9D4CB" w:sz="4"/>
+              <w:right w:val="none" w:color="auto" w:sz="0"/>
+            </w:tcBorders>
+            <w:shd w:fill="FBFAF8" w:color="auto" w:val="clear"/>
+            <w:tcMar>
+              <w:top w:type="dxa" w:w="70"/>
+              <w:left w:type="dxa" w:w="100"/>
+              <w:bottom w:type="dxa" w:w="70"/>
+              <w:right w:type="dxa" w:w="100"/>
+            </w:tcMar>
+            <w:vAlign w:val="center"/>
+          </w:tcPr>
+          <w:p>
+            <w:pPr>
+              <w:spacing w:after="0" w:line="240" w:lineRule="auto"/>
+              <w:jc w:val="center"/>
+            </w:pPr>
+            <w:r>
+              <w:rPr>
+                <w:rFonts w:ascii="Arial" w:cs="Arial" w:eastAsia="Arial" w:hAnsi="Arial"/>
+                <w:b w:val="false"/>
+                <w:bCs w:val="false"/>
+                <w:i w:val="false"/>
+                <w:iCs w:val="false"/>
+                <w:color w:val="2A2E38"/>
+                <w:sz w:val="17"/>
+                <w:szCs w:val="17"/>
+              </w:rPr>
+              <w:t xml:space="preserve">74</w:t>
+            </w:r>
+          </w:p>
+        </w:tc>
+        <w:tc>
+          <w:tcPr>
+            <w:tcW w:type="dxa" w:w="1188"/>
+            <w:tcBorders>
+              <w:top w:val="single" w:color="D9D4CB" w:sz="4"/>
+              <w:left w:val="none" w:color="auto" w:sz="0"/>
+              <w:bottom w:val="single" w:color="D9D4CB" w:sz="4"/>
+              <w:right w:val="none" w:color="auto" w:sz="0"/>
+            </w:tcBorders>
+            <w:shd w:fill="FBFAF8" w:color="auto" w:val="clear"/>
+            <w:tcMar>
+              <w:top w:type="dxa" w:w="70"/>
+              <w:left w:type="dxa" w:w="100"/>
+              <w:bottom w:type="dxa" w:w="70"/>
+              <w:right w:type="dxa" w:w="100"/>
+            </w:tcMar>
+            <w:vAlign w:val="center"/>
+          </w:tcPr>
+          <w:p>
+            <w:pPr>
+              <w:spacing w:after="0" w:line="240" w:lineRule="auto"/>
+              <w:jc w:val="center"/>
+            </w:pPr>
+            <w:r>
+              <w:rPr>
+                <w:rFonts w:ascii="Arial" w:cs="Arial" w:eastAsia="Arial" w:hAnsi="Arial"/>
+                <w:b w:val="false"/>
+                <w:bCs w:val="false"/>
+                <w:i w:val="false"/>
+                <w:iCs w:val="false"/>
+                <w:color w:val="2A2E38"/>
+                <w:sz w:val="17"/>
+                <w:szCs w:val="17"/>
+              </w:rPr>
+              <w:t xml:space="preserve">66,9–102,4</w:t>
+            </w:r>
+          </w:p>
+        </w:tc>
+      </w:tr>
+      <w:tr>
+        <w:tc>
+          <w:tcPr>
+            <w:tcW w:type="dxa" w:w="1700"/>
+            <w:tcBorders>
+              <w:top w:val="single" w:color="D9D4CB" w:sz="4"/>
+              <w:left w:val="none" w:color="auto" w:sz="0"/>
+              <w:bottom w:val="single" w:color="D9D4CB" w:sz="4"/>
+              <w:right w:val="none" w:color="auto" w:sz="0"/>
+            </w:tcBorders>
+            <w:tcMar>
+              <w:top w:type="dxa" w:w="70"/>
+              <w:left w:type="dxa" w:w="100"/>
+              <w:bottom w:type="dxa" w:w="70"/>
+              <w:right w:type="dxa" w:w="100"/>
+            </w:tcMar>
+            <w:vAlign w:val="center"/>
+          </w:tcPr>
+          <w:p>
+            <w:pPr>
+              <w:spacing w:after="0" w:line="240" w:lineRule="auto"/>
+              <w:jc w:val="left"/>
+            </w:pPr>
+            <w:r>
+              <w:rPr>
+                <w:rFonts w:ascii="Arial" w:cs="Arial" w:eastAsia="Arial" w:hAnsi="Arial"/>
+                <w:b/>
+                <w:bCs/>
+                <w:i w:val="false"/>
+                <w:iCs w:val="false"/>
+                <w:color w:val="2A2E38"/>
+                <w:sz w:val="17"/>
+                <w:szCs w:val="17"/>
+              </w:rPr>
+              <w:t xml:space="preserve">3-комнатная</w:t>
+            </w:r>
+          </w:p>
+        </w:tc>
+        <w:tc>
+          <w:tcPr>
+            <w:tcW w:type="dxa" w:w="1200"/>
+            <w:tcBorders>
+              <w:top w:val="single" w:color="D9D4CB" w:sz="4"/>
+              <w:left w:val="none" w:color="auto" w:sz="0"/>
+              <w:bottom w:val="single" w:color="D9D4CB" w:sz="4"/>
+              <w:right w:val="none" w:color="auto" w:sz="0"/>
+            </w:tcBorders>
+            <w:tcMar>
+              <w:top w:type="dxa" w:w="70"/>
+              <w:left w:type="dxa" w:w="100"/>
+              <w:bottom w:type="dxa" w:w="70"/>
+              <w:right w:type="dxa" w:w="100"/>
+            </w:tcMar>
+            <w:vAlign w:val="center"/>
+          </w:tcPr>
+          <w:p>
+            <w:pPr>
+              <w:spacing w:after="0" w:line="240" w:lineRule="auto"/>
+              <w:jc w:val="center"/>
+            </w:pPr>
+            <w:r>
+              <w:rPr>
+                <w:rFonts w:ascii="Arial" w:cs="Arial" w:eastAsia="Arial" w:hAnsi="Arial"/>
+                <w:b w:val="false"/>
+                <w:bCs w:val="false"/>
+                <w:i w:val="false"/>
+                <w:iCs w:val="false"/>
+                <w:color w:val="2A2E38"/>
+                <w:sz w:val="17"/>
+                <w:szCs w:val="17"/>
+              </w:rPr>
+              <w:t xml:space="preserve">111,5</w:t>
+            </w:r>
+          </w:p>
+        </w:tc>
+        <w:tc>
+          <w:tcPr>
+            <w:tcW w:type="dxa" w:w="900"/>
+            <w:tcBorders>
+              <w:top w:val="single" w:color="D9D4CB" w:sz="4"/>
+              <w:left w:val="none" w:color="auto" w:sz="0"/>
+              <w:bottom w:val="single" w:color="D9D4CB" w:sz="4"/>
+              <w:right w:val="none" w:color="auto" w:sz="0"/>
+            </w:tcBorders>
+            <w:tcMar>
+              <w:top w:type="dxa" w:w="70"/>
+              <w:left w:type="dxa" w:w="100"/>
+              <w:bottom w:type="dxa" w:w="70"/>
+              <w:right w:type="dxa" w:w="100"/>
+            </w:tcMar>
+            <w:vAlign w:val="center"/>
+          </w:tcPr>
+          <w:p>
+            <w:pPr>
+              <w:spacing w:after="0" w:line="240" w:lineRule="auto"/>
+              <w:jc w:val="center"/>
+            </w:pPr>
+            <w:r>
+              <w:rPr>
+                <w:rFonts w:ascii="Arial" w:cs="Arial" w:eastAsia="Arial" w:hAnsi="Arial"/>
+                <w:b w:val="false"/>
+                <w:bCs w:val="false"/>
+                <w:i w:val="false"/>
+                <w:iCs w:val="false"/>
+                <w:color w:val="2A2E38"/>
+                <w:sz w:val="17"/>
+                <w:szCs w:val="17"/>
+              </w:rPr>
+              <w:t xml:space="preserve">2/16</w:t>
+            </w:r>
+          </w:p>
+        </w:tc>
+        <w:tc>
+          <w:tcPr>
+            <w:tcW w:type="dxa" w:w="1200"/>
+            <w:tcBorders>
+              <w:top w:val="single" w:color="D9D4CB" w:sz="4"/>
+              <w:left w:val="none" w:color="auto" w:sz="0"/>
+              <w:bottom w:val="single" w:color="D9D4CB" w:sz="4"/>
+              <w:right w:val="none" w:color="auto" w:sz="0"/>
+            </w:tcBorders>
+            <w:tcMar>
+              <w:top w:type="dxa" w:w="70"/>
+              <w:left w:type="dxa" w:w="100"/>
+              <w:bottom w:type="dxa" w:w="70"/>
+              <w:right w:type="dxa" w:w="100"/>
+            </w:tcMar>
+            <w:vAlign w:val="center"/>
+          </w:tcPr>
+          <w:p>
+            <w:pPr>
+              <w:spacing w:after="0" w:line="240" w:lineRule="auto"/>
+              <w:jc w:val="center"/>
+            </w:pPr>
+            <w:r>
+              <w:rPr>
+                <w:rFonts w:ascii="Arial" w:cs="Arial" w:eastAsia="Arial" w:hAnsi="Arial"/>
+                <w:b w:val="false"/>
+                <w:bCs w:val="false"/>
+                <w:i w:val="false"/>
+                <w:iCs w:val="false"/>
+                <w:color w:val="2A2E38"/>
+                <w:sz w:val="17"/>
+                <w:szCs w:val="17"/>
+              </w:rPr>
+              <w:t xml:space="preserve">Секция 2</w:t>
+            </w:r>
+          </w:p>
+        </w:tc>
+        <w:tc>
+          <w:tcPr>
+            <w:tcW w:type="dxa" w:w="1050"/>
+            <w:tcBorders>
+              <w:top w:val="single" w:color="D9D4CB" w:sz="4"/>
+              <w:left w:val="none" w:color="auto" w:sz="0"/>
+              <w:bottom w:val="single" w:color="D9D4CB" w:sz="4"/>
+              <w:right w:val="none" w:color="auto" w:sz="0"/>
+            </w:tcBorders>
+            <w:tcMar>
+              <w:top w:type="dxa" w:w="70"/>
+              <w:left w:type="dxa" w:w="100"/>
+              <w:bottom w:type="dxa" w:w="70"/>
+              <w:right w:type="dxa" w:w="100"/>
+            </w:tcMar>
+            <w:vAlign w:val="center"/>
+          </w:tcPr>
+          <w:p>
+            <w:pPr>
+              <w:spacing w:after="0" w:line="240" w:lineRule="auto"/>
+              <w:jc w:val="center"/>
+            </w:pPr>
+            <w:r>
+              <w:rPr>
+                <w:rFonts w:ascii="Arial" w:cs="Arial" w:eastAsia="Arial" w:hAnsi="Arial"/>
+                <w:b w:val="false"/>
+                <w:bCs w:val="false"/>
+                <w:i w:val="false"/>
+                <w:iCs w:val="false"/>
+                <w:color w:val="2A2E38"/>
+                <w:sz w:val="17"/>
+                <w:szCs w:val="17"/>
+              </w:rPr>
+              <w:t xml:space="preserve">70,7</w:t>
+            </w:r>
+          </w:p>
+        </w:tc>
+        <w:tc>
+          <w:tcPr>
+            <w:tcW w:type="dxa" w:w="1250"/>
+            <w:tcBorders>
+              <w:top w:val="single" w:color="D9D4CB" w:sz="4"/>
+              <w:left w:val="none" w:color="auto" w:sz="0"/>
+              <w:bottom w:val="single" w:color="D9D4CB" w:sz="4"/>
+              <w:right w:val="none" w:color="auto" w:sz="0"/>
+            </w:tcBorders>
+            <w:tcMar>
+              <w:top w:type="dxa" w:w="70"/>
+              <w:left w:type="dxa" w:w="100"/>
+              <w:bottom w:type="dxa" w:w="70"/>
+              <w:right w:type="dxa" w:w="100"/>
+            </w:tcMar>
+            <w:vAlign w:val="center"/>
+          </w:tcPr>
+          <w:p>
+            <w:pPr>
+              <w:spacing w:after="0" w:line="240" w:lineRule="auto"/>
+              <w:jc w:val="center"/>
+            </w:pPr>
+            <w:r>
+              <w:rPr>
+                <w:rFonts w:ascii="Arial" w:cs="Arial" w:eastAsia="Arial" w:hAnsi="Arial"/>
+                <w:b w:val="false"/>
+                <w:bCs w:val="false"/>
+                <w:i w:val="false"/>
+                <w:iCs w:val="false"/>
+                <w:color w:val="2A2E38"/>
+                <w:sz w:val="17"/>
+                <w:szCs w:val="17"/>
+              </w:rPr>
+              <w:t xml:space="preserve">633 690</w:t>
+            </w:r>
+          </w:p>
+        </w:tc>
+        <w:tc>
+          <w:tcPr>
+            <w:tcW w:type="dxa" w:w="1150"/>
+            <w:tcBorders>
+              <w:top w:val="single" w:color="D9D4CB" w:sz="4"/>
+              <w:left w:val="none" w:color="auto" w:sz="0"/>
+              <w:bottom w:val="single" w:color="D9D4CB" w:sz="4"/>
+              <w:right w:val="none" w:color="auto" w:sz="0"/>
+            </w:tcBorders>
+            <w:tcMar>
+              <w:top w:type="dxa" w:w="70"/>
+              <w:left w:type="dxa" w:w="100"/>
+              <w:bottom w:type="dxa" w:w="70"/>
+              <w:right w:type="dxa" w:w="100"/>
+            </w:tcMar>
+            <w:vAlign w:val="center"/>
+          </w:tcPr>
+          <w:p>
+            <w:pPr>
+              <w:spacing w:after="0" w:line="240" w:lineRule="auto"/>
+              <w:jc w:val="center"/>
+            </w:pPr>
+            <w:r>
+              <w:rPr>
+                <w:rFonts w:ascii="Arial" w:cs="Arial" w:eastAsia="Arial" w:hAnsi="Arial"/>
+                <w:b w:val="false"/>
+                <w:bCs w:val="false"/>
+                <w:i w:val="false"/>
+                <w:iCs w:val="false"/>
+                <w:color w:val="2A2E38"/>
+                <w:sz w:val="17"/>
+                <w:szCs w:val="17"/>
+              </w:rPr>
+              <w:t xml:space="preserve">45</w:t>
+            </w:r>
+          </w:p>
+        </w:tc>
+        <w:tc>
+          <w:tcPr>
+            <w:tcW w:type="dxa" w:w="1188"/>
+            <w:tcBorders>
+              <w:top w:val="single" w:color="D9D4CB" w:sz="4"/>
+              <w:left w:val="none" w:color="auto" w:sz="0"/>
+              <w:bottom w:val="single" w:color="D9D4CB" w:sz="4"/>
+              <w:right w:val="none" w:color="auto" w:sz="0"/>
+            </w:tcBorders>
+            <w:tcMar>
+              <w:top w:type="dxa" w:w="70"/>
+              <w:left w:type="dxa" w:w="100"/>
+              <w:bottom w:type="dxa" w:w="70"/>
+              <w:right w:type="dxa" w:w="100"/>
+            </w:tcMar>
+            <w:vAlign w:val="center"/>
+          </w:tcPr>
+          <w:p>
+            <w:pPr>
+              <w:spacing w:after="0" w:line="240" w:lineRule="auto"/>
+              <w:jc w:val="center"/>
+            </w:pPr>
+            <w:r>
+              <w:rPr>
+                <w:rFonts w:ascii="Arial" w:cs="Arial" w:eastAsia="Arial" w:hAnsi="Arial"/>
+                <w:b w:val="false"/>
+                <w:bCs w:val="false"/>
+                <w:i w:val="false"/>
+                <w:iCs w:val="false"/>
+                <w:color w:val="2A2E38"/>
+                <w:sz w:val="17"/>
+                <w:szCs w:val="17"/>
+              </w:rPr>
+              <w:t xml:space="preserve">91,4–137,6</w:t>
+            </w:r>
+          </w:p>
+        </w:tc>
+      </w:tr>
+    </w:tbl>
+    <w:p>
+      <w:pPr>
+        <w:spacing w:after="30"/>
+      </w:pPr>
+      <w:r>
+        <w:rPr>
+          <w:rFonts w:ascii="Arial" w:cs="Arial" w:eastAsia="Arial" w:hAnsi="Arial"/>
+          <w:b w:val="false"/>
+          <w:bCs w:val="false"/>
+          <w:i w:val="false"/>
+          <w:iCs w:val="false"/>
+          <w:color w:val="2A2E38"/>
+          <w:sz w:val="19"/>
+          <w:szCs w:val="19"/>
+        </w:rPr>
+        <w:t xml:space="preserve"/>
+      </w:r>
+    </w:p>
+    <w:p>
+      <w:pPr>
+        <w:spacing w:after="60" w:line="230" w:lineRule="auto"/>
+        <w:ind w:right="1560"/>
+      </w:pPr>
+      <w:r>
+        <w:rPr>
+          <w:rFonts w:ascii="Arial" w:cs="Arial" w:eastAsia="Arial" w:hAnsi="Arial"/>
+          <w:b w:val="false"/>
+          <w:bCs w:val="false"/>
+          <w:i w:val="false"/>
+          <w:iCs w:val="false"/>
+          <w:color w:val="70788A"/>
+          <w:sz w:val="15"/>
+          <w:szCs w:val="15"/>
+        </w:rPr>
+        <w:t xml:space="preserve">Планировки — с официального сайта проекта Capital Group. Параметры лотов и цены — выгрузка Циан от 28.07.2026. Планировочные решения могут отличаться в зависимости от секции и этажа.</w:t>
+      </w:r>
+    </w:p>
+    <w:p>
+      <w:pPr>
+        <w:pageBreakBefore/>
+        <w:pBdr>
+          <w:bottom w:val="single" w:color="A9762F" w:sz="10" w:space="8"/>
+        </w:pBdr>
+        <w:spacing w:after="160"/>
+      </w:pPr>
+      <w:r>
+        <w:rPr>
+          <w:rFonts w:ascii="Georgia" w:cs="Georgia" w:eastAsia="Georgia" w:hAnsi="Georgia"/>
+          <w:b/>
+          <w:bCs/>
+          <w:i w:val="false"/>
+          <w:iCs w:val="false"/>
+          <w:color w:val="1F2A44"/>
+          <w:sz w:val="36"/>
+          <w:szCs w:val="36"/>
+        </w:rPr>
         <w:t xml:space="preserve">Что можно купить за те же деньги сегодня</w:t>
       </w:r>
     </w:p>
@@ -16220,12 +17682,13 @@
         </w:tblBorders>
       </w:tblPr>
       <w:tblGrid>
-        <w:gridCol w:w="1900"/>
-        <w:gridCol w:w="1900"/>
-        <w:gridCol w:w="1600"/>
-        <w:gridCol w:w="1500"/>
-        <w:gridCol w:w="1250"/>
-        <w:gridCol w:w="1488"/>
+        <w:gridCol w:w="1660"/>
+        <w:gridCol w:w="1620"/>
+        <w:gridCol w:w="1420"/>
+        <w:gridCol w:w="1320"/>
+        <w:gridCol w:w="1120"/>
+        <w:gridCol w:w="1150"/>
+        <w:gridCol w:w="1348"/>
       </w:tblGrid>
       <w:tr>
         <w:trPr>
@@ -16233,7 +17696,7 @@
         </w:trPr>
         <w:tc>
           <w:tcPr>
-            <w:tcW w:type="dxa" w:w="1900"/>
+            <w:tcW w:type="dxa" w:w="1660"/>
             <w:tcBorders>
               <w:top w:val="single" w:color="1F2A44" w:sz="4"/>
               <w:left w:val="none" w:color="auto" w:sz="0"/>
@@ -16271,7 +17734,7 @@
         </w:tc>
         <w:tc>
           <w:tcPr>
-            <w:tcW w:type="dxa" w:w="1900"/>
+            <w:tcW w:type="dxa" w:w="1620"/>
             <w:tcBorders>
               <w:top w:val="single" w:color="1F2A44" w:sz="4"/>
               <w:left w:val="none" w:color="auto" w:sz="0"/>
@@ -16309,7 +17772,7 @@
         </w:tc>
         <w:tc>
           <w:tcPr>
-            <w:tcW w:type="dxa" w:w="1600"/>
+            <w:tcW w:type="dxa" w:w="1420"/>
             <w:tcBorders>
               <w:top w:val="single" w:color="1F2A44" w:sz="4"/>
               <w:left w:val="none" w:color="auto" w:sz="0"/>
@@ -16347,7 +17810,7 @@
         </w:tc>
         <w:tc>
           <w:tcPr>
-            <w:tcW w:type="dxa" w:w="1500"/>
+            <w:tcW w:type="dxa" w:w="1320"/>
             <w:tcBorders>
               <w:top w:val="single" w:color="1F2A44" w:sz="4"/>
               <w:left w:val="none" w:color="auto" w:sz="0"/>
@@ -16385,7 +17848,7 @@
         </w:tc>
         <w:tc>
           <w:tcPr>
-            <w:tcW w:type="dxa" w:w="1250"/>
+            <w:tcW w:type="dxa" w:w="1120"/>
             <w:tcBorders>
               <w:top w:val="single" w:color="1F2A44" w:sz="4"/>
               <w:left w:val="none" w:color="auto" w:sz="0"/>
@@ -16424,7 +17887,7 @@
         </w:tc>
         <w:tc>
           <w:tcPr>
-            <w:tcW w:type="dxa" w:w="1488"/>
+            <w:tcW w:type="dxa" w:w="1150"/>
             <w:tcBorders>
               <w:top w:val="single" w:color="1F2A44" w:sz="4"/>
               <w:left w:val="none" w:color="auto" w:sz="0"/>
@@ -16460,11 +17923,49 @@
             </w:r>
           </w:p>
         </w:tc>
+        <w:tc>
+          <w:tcPr>
+            <w:tcW w:type="dxa" w:w="1348"/>
+            <w:tcBorders>
+              <w:top w:val="single" w:color="1F2A44" w:sz="4"/>
+              <w:left w:val="none" w:color="auto" w:sz="0"/>
+              <w:bottom w:val="single" w:color="D9D4CB" w:sz="4"/>
+              <w:right w:val="none" w:color="auto" w:sz="0"/>
+            </w:tcBorders>
+            <w:shd w:fill="1F2A44" w:color="auto" w:val="clear"/>
+            <w:tcMar>
+              <w:top w:type="dxa" w:w="70"/>
+              <w:left w:type="dxa" w:w="100"/>
+              <w:bottom w:type="dxa" w:w="70"/>
+              <w:right w:type="dxa" w:w="100"/>
+            </w:tcMar>
+            <w:vAlign w:val="center"/>
+          </w:tcPr>
+          <w:p>
+            <w:pPr>
+              <w:spacing w:after="0" w:line="240" w:lineRule="auto"/>
+              <w:jc w:val="center"/>
+            </w:pPr>
+            <w:r>
+              <w:rPr>
+                <w:rFonts w:ascii="Arial" w:cs="Arial" w:eastAsia="Arial" w:hAnsi="Arial"/>
+                <w:b/>
+                <w:bCs/>
+                <w:i w:val="false"/>
+                <w:iCs w:val="false"/>
+                <w:color w:val="FFFFFF"/>
+                <w:sz w:val="16"/>
+                <w:szCs w:val="16"/>
+              </w:rPr>
+              <w:t xml:space="preserve">Ссылка</w:t>
+            </w:r>
+          </w:p>
+        </w:tc>
       </w:tr>
       <w:tr>
         <w:tc>
           <w:tcPr>
-            <w:tcW w:type="dxa" w:w="1900"/>
+            <w:tcW w:type="dxa" w:w="1660"/>
             <w:tcBorders>
               <w:top w:val="single" w:color="D9D4CB" w:sz="4"/>
               <w:left w:val="none" w:color="auto" w:sz="0"/>
@@ -16501,7 +18002,7 @@
         </w:tc>
         <w:tc>
           <w:tcPr>
-            <w:tcW w:type="dxa" w:w="1900"/>
+            <w:tcW w:type="dxa" w:w="1620"/>
             <w:tcBorders>
               <w:top w:val="single" w:color="D9D4CB" w:sz="4"/>
               <w:left w:val="none" w:color="auto" w:sz="0"/>
@@ -16538,7 +18039,7 @@
         </w:tc>
         <w:tc>
           <w:tcPr>
-            <w:tcW w:type="dxa" w:w="1600"/>
+            <w:tcW w:type="dxa" w:w="1420"/>
             <w:tcBorders>
               <w:top w:val="single" w:color="D9D4CB" w:sz="4"/>
               <w:left w:val="none" w:color="auto" w:sz="0"/>
@@ -16575,7 +18076,7 @@
         </w:tc>
         <w:tc>
           <w:tcPr>
-            <w:tcW w:type="dxa" w:w="1500"/>
+            <w:tcW w:type="dxa" w:w="1320"/>
             <w:tcBorders>
               <w:top w:val="single" w:color="D9D4CB" w:sz="4"/>
               <w:left w:val="none" w:color="auto" w:sz="0"/>
@@ -16612,7 +18113,7 @@
         </w:tc>
         <w:tc>
           <w:tcPr>
-            <w:tcW w:type="dxa" w:w="1250"/>
+            <w:tcW w:type="dxa" w:w="1120"/>
             <w:tcBorders>
               <w:top w:val="single" w:color="D9D4CB" w:sz="4"/>
               <w:left w:val="none" w:color="auto" w:sz="0"/>
@@ -16649,7 +18150,7 @@
         </w:tc>
         <w:tc>
           <w:tcPr>
-            <w:tcW w:type="dxa" w:w="1488"/>
+            <w:tcW w:type="dxa" w:w="1150"/>
             <w:tcBorders>
               <w:top w:val="single" w:color="D9D4CB" w:sz="4"/>
               <w:left w:val="none" w:color="auto" w:sz="0"/>
@@ -16682,13 +18183,52 @@
               </w:rPr>
               <w:t xml:space="preserve">761 580</w:t>
             </w:r>
+          </w:p>
+        </w:tc>
+        <w:tc>
+          <w:tcPr>
+            <w:tcW w:type="dxa" w:w="1348"/>
+            <w:tcBorders>
+              <w:top w:val="single" w:color="D9D4CB" w:sz="4"/>
+              <w:left w:val="none" w:color="auto" w:sz="0"/>
+              <w:bottom w:val="single" w:color="D9D4CB" w:sz="4"/>
+              <w:right w:val="none" w:color="auto" w:sz="0"/>
+            </w:tcBorders>
+            <w:tcMar>
+              <w:top w:type="dxa" w:w="70"/>
+              <w:left w:type="dxa" w:w="100"/>
+              <w:bottom w:type="dxa" w:w="70"/>
+              <w:right w:type="dxa" w:w="100"/>
+            </w:tcMar>
+            <w:vAlign w:val="center"/>
+          </w:tcPr>
+          <w:p>
+            <w:pPr>
+              <w:spacing w:after="0" w:line="240" w:lineRule="auto"/>
+              <w:jc w:val="center"/>
+            </w:pPr>
+            <w:hyperlink w:history="1" r:id="rIdpereziikpic65rgzgo3t7">
+              <w:r>
+                <w:rPr>
+                  <w:rFonts w:ascii="Arial" w:cs="Arial" w:eastAsia="Arial" w:hAnsi="Arial"/>
+                  <w:b w:val="false"/>
+                  <w:bCs w:val="false"/>
+                  <w:i w:val="false"/>
+                  <w:iCs w:val="false"/>
+                  <w:color w:val="2C5FA8"/>
+                  <w:sz w:val="17"/>
+                  <w:szCs w:val="17"/>
+                </w:rPr>
+                <w:t xml:space="preserve">Циан →</w:t>
+              </w:r>
+            </w:hyperlink>
           </w:p>
         </w:tc>
       </w:tr>
       <w:tr>
         <w:tc>
           <w:tcPr>
-            <w:tcW w:type="dxa" w:w="1900"/>
+            <w:tcW w:type="dxa" w:w="1660"/>
             <w:tcBorders>
               <w:top w:val="single" w:color="D9D4CB" w:sz="4"/>
               <w:left w:val="none" w:color="auto" w:sz="0"/>
@@ -16726,7 +18266,7 @@
         </w:tc>
         <w:tc>
           <w:tcPr>
-            <w:tcW w:type="dxa" w:w="1900"/>
+            <w:tcW w:type="dxa" w:w="1620"/>
             <w:tcBorders>
               <w:top w:val="single" w:color="D9D4CB" w:sz="4"/>
               <w:left w:val="none" w:color="auto" w:sz="0"/>
@@ -16764,7 +18304,7 @@
         </w:tc>
         <w:tc>
           <w:tcPr>
-            <w:tcW w:type="dxa" w:w="1600"/>
+            <w:tcW w:type="dxa" w:w="1420"/>
             <w:tcBorders>
               <w:top w:val="single" w:color="D9D4CB" w:sz="4"/>
               <w:left w:val="none" w:color="auto" w:sz="0"/>
@@ -16802,7 +18342,7 @@
         </w:tc>
         <w:tc>
           <w:tcPr>
-            <w:tcW w:type="dxa" w:w="1500"/>
+            <w:tcW w:type="dxa" w:w="1320"/>
             <w:tcBorders>
               <w:top w:val="single" w:color="D9D4CB" w:sz="4"/>
               <w:left w:val="none" w:color="auto" w:sz="0"/>
@@ -16840,7 +18380,7 @@
         </w:tc>
         <w:tc>
           <w:tcPr>
-            <w:tcW w:type="dxa" w:w="1250"/>
+            <w:tcW w:type="dxa" w:w="1120"/>
             <w:tcBorders>
               <w:top w:val="single" w:color="D9D4CB" w:sz="4"/>
               <w:left w:val="none" w:color="auto" w:sz="0"/>
@@ -16878,7 +18418,7 @@
         </w:tc>
         <w:tc>
           <w:tcPr>
-            <w:tcW w:type="dxa" w:w="1488"/>
+            <w:tcW w:type="dxa" w:w="1150"/>
             <w:tcBorders>
               <w:top w:val="single" w:color="D9D4CB" w:sz="4"/>
               <w:left w:val="none" w:color="auto" w:sz="0"/>
@@ -16912,13 +18452,53 @@
               </w:rPr>
               <w:t xml:space="preserve">752 754</w:t>
             </w:r>
+          </w:p>
+        </w:tc>
+        <w:tc>
+          <w:tcPr>
+            <w:tcW w:type="dxa" w:w="1348"/>
+            <w:tcBorders>
+              <w:top w:val="single" w:color="D9D4CB" w:sz="4"/>
+              <w:left w:val="none" w:color="auto" w:sz="0"/>
+              <w:bottom w:val="single" w:color="D9D4CB" w:sz="4"/>
+              <w:right w:val="none" w:color="auto" w:sz="0"/>
+            </w:tcBorders>
+            <w:shd w:fill="FBFAF8" w:color="auto" w:val="clear"/>
+            <w:tcMar>
+              <w:top w:type="dxa" w:w="70"/>
+              <w:left w:type="dxa" w:w="100"/>
+              <w:bottom w:type="dxa" w:w="70"/>
+              <w:right w:type="dxa" w:w="100"/>
+            </w:tcMar>
+            <w:vAlign w:val="center"/>
+          </w:tcPr>
+          <w:p>
+            <w:pPr>
+              <w:spacing w:after="0" w:line="240" w:lineRule="auto"/>
+              <w:jc w:val="center"/>
+            </w:pPr>
+            <w:hyperlink w:history="1" r:id="rIdomkvgpeccn0chy-qhvhhl">
+              <w:r>
+                <w:rPr>
+                  <w:rFonts w:ascii="Arial" w:cs="Arial" w:eastAsia="Arial" w:hAnsi="Arial"/>
+                  <w:b w:val="false"/>
+                  <w:bCs w:val="false"/>
+                  <w:i w:val="false"/>
+                  <w:iCs w:val="false"/>
+                  <w:color w:val="2C5FA8"/>
+                  <w:sz w:val="17"/>
+                  <w:szCs w:val="17"/>
+                </w:rPr>
+                <w:t xml:space="preserve">Циан →</w:t>
+              </w:r>
+            </w:hyperlink>
           </w:p>
         </w:tc>
       </w:tr>
       <w:tr>
         <w:tc>
           <w:tcPr>
-            <w:tcW w:type="dxa" w:w="1900"/>
+            <w:tcW w:type="dxa" w:w="1660"/>
             <w:tcBorders>
               <w:top w:val="single" w:color="D9D4CB" w:sz="4"/>
               <w:left w:val="none" w:color="auto" w:sz="0"/>
@@ -16955,7 +18535,7 @@
         </w:tc>
         <w:tc>
           <w:tcPr>
-            <w:tcW w:type="dxa" w:w="1900"/>
+            <w:tcW w:type="dxa" w:w="1620"/>
             <w:tcBorders>
               <w:top w:val="single" w:color="D9D4CB" w:sz="4"/>
               <w:left w:val="none" w:color="auto" w:sz="0"/>
@@ -16992,7 +18572,7 @@
         </w:tc>
         <w:tc>
           <w:tcPr>
-            <w:tcW w:type="dxa" w:w="1600"/>
+            <w:tcW w:type="dxa" w:w="1420"/>
             <w:tcBorders>
               <w:top w:val="single" w:color="D9D4CB" w:sz="4"/>
               <w:left w:val="none" w:color="auto" w:sz="0"/>
@@ -17029,7 +18609,7 @@
         </w:tc>
         <w:tc>
           <w:tcPr>
-            <w:tcW w:type="dxa" w:w="1500"/>
+            <w:tcW w:type="dxa" w:w="1320"/>
             <w:tcBorders>
               <w:top w:val="single" w:color="D9D4CB" w:sz="4"/>
               <w:left w:val="none" w:color="auto" w:sz="0"/>
@@ -17066,7 +18646,7 @@
         </w:tc>
         <w:tc>
           <w:tcPr>
-            <w:tcW w:type="dxa" w:w="1250"/>
+            <w:tcW w:type="dxa" w:w="1120"/>
             <w:tcBorders>
               <w:top w:val="single" w:color="D9D4CB" w:sz="4"/>
               <w:left w:val="none" w:color="auto" w:sz="0"/>
@@ -17103,7 +18683,7 @@
         </w:tc>
         <w:tc>
           <w:tcPr>
-            <w:tcW w:type="dxa" w:w="1488"/>
+            <w:tcW w:type="dxa" w:w="1150"/>
             <w:tcBorders>
               <w:top w:val="single" w:color="D9D4CB" w:sz="4"/>
               <w:left w:val="none" w:color="auto" w:sz="0"/>
@@ -17136,13 +18716,52 @@
               </w:rPr>
               <w:t xml:space="preserve">565 491</w:t>
             </w:r>
+          </w:p>
+        </w:tc>
+        <w:tc>
+          <w:tcPr>
+            <w:tcW w:type="dxa" w:w="1348"/>
+            <w:tcBorders>
+              <w:top w:val="single" w:color="D9D4CB" w:sz="4"/>
+              <w:left w:val="none" w:color="auto" w:sz="0"/>
+              <w:bottom w:val="single" w:color="D9D4CB" w:sz="4"/>
+              <w:right w:val="none" w:color="auto" w:sz="0"/>
+            </w:tcBorders>
+            <w:tcMar>
+              <w:top w:type="dxa" w:w="70"/>
+              <w:left w:type="dxa" w:w="100"/>
+              <w:bottom w:type="dxa" w:w="70"/>
+              <w:right w:type="dxa" w:w="100"/>
+            </w:tcMar>
+            <w:vAlign w:val="center"/>
+          </w:tcPr>
+          <w:p>
+            <w:pPr>
+              <w:spacing w:after="0" w:line="240" w:lineRule="auto"/>
+              <w:jc w:val="center"/>
+            </w:pPr>
+            <w:hyperlink w:history="1" r:id="rIdol8yyc5t1ntzlb-jo-mrp">
+              <w:r>
+                <w:rPr>
+                  <w:rFonts w:ascii="Arial" w:cs="Arial" w:eastAsia="Arial" w:hAnsi="Arial"/>
+                  <w:b w:val="false"/>
+                  <w:bCs w:val="false"/>
+                  <w:i w:val="false"/>
+                  <w:iCs w:val="false"/>
+                  <w:color w:val="2C5FA8"/>
+                  <w:sz w:val="17"/>
+                  <w:szCs w:val="17"/>
+                </w:rPr>
+                <w:t xml:space="preserve">Циан →</w:t>
+              </w:r>
+            </w:hyperlink>
           </w:p>
         </w:tc>
       </w:tr>
       <w:tr>
         <w:tc>
           <w:tcPr>
-            <w:tcW w:type="dxa" w:w="1900"/>
+            <w:tcW w:type="dxa" w:w="1660"/>
             <w:tcBorders>
               <w:top w:val="single" w:color="D9D4CB" w:sz="4"/>
               <w:left w:val="none" w:color="auto" w:sz="0"/>
@@ -17180,7 +18799,7 @@
         </w:tc>
         <w:tc>
           <w:tcPr>
-            <w:tcW w:type="dxa" w:w="1900"/>
+            <w:tcW w:type="dxa" w:w="1620"/>
             <w:tcBorders>
               <w:top w:val="single" w:color="D9D4CB" w:sz="4"/>
               <w:left w:val="none" w:color="auto" w:sz="0"/>
@@ -17218,7 +18837,7 @@
         </w:tc>
         <w:tc>
           <w:tcPr>
-            <w:tcW w:type="dxa" w:w="1600"/>
+            <w:tcW w:type="dxa" w:w="1420"/>
             <w:tcBorders>
               <w:top w:val="single" w:color="D9D4CB" w:sz="4"/>
               <w:left w:val="none" w:color="auto" w:sz="0"/>
@@ -17256,7 +18875,7 @@
         </w:tc>
         <w:tc>
           <w:tcPr>
-            <w:tcW w:type="dxa" w:w="1500"/>
+            <w:tcW w:type="dxa" w:w="1320"/>
             <w:tcBorders>
               <w:top w:val="single" w:color="D9D4CB" w:sz="4"/>
               <w:left w:val="none" w:color="auto" w:sz="0"/>
@@ -17294,7 +18913,7 @@
         </w:tc>
         <w:tc>
           <w:tcPr>
-            <w:tcW w:type="dxa" w:w="1250"/>
+            <w:tcW w:type="dxa" w:w="1120"/>
             <w:tcBorders>
               <w:top w:val="single" w:color="D9D4CB" w:sz="4"/>
               <w:left w:val="none" w:color="auto" w:sz="0"/>
@@ -17332,7 +18951,7 @@
         </w:tc>
         <w:tc>
           <w:tcPr>
-            <w:tcW w:type="dxa" w:w="1488"/>
+            <w:tcW w:type="dxa" w:w="1150"/>
             <w:tcBorders>
               <w:top w:val="single" w:color="D9D4CB" w:sz="4"/>
               <w:left w:val="none" w:color="auto" w:sz="0"/>
@@ -17366,13 +18985,53 @@
               </w:rPr>
               <w:t xml:space="preserve">583 333</w:t>
             </w:r>
+          </w:p>
+        </w:tc>
+        <w:tc>
+          <w:tcPr>
+            <w:tcW w:type="dxa" w:w="1348"/>
+            <w:tcBorders>
+              <w:top w:val="single" w:color="D9D4CB" w:sz="4"/>
+              <w:left w:val="none" w:color="auto" w:sz="0"/>
+              <w:bottom w:val="single" w:color="D9D4CB" w:sz="4"/>
+              <w:right w:val="none" w:color="auto" w:sz="0"/>
+            </w:tcBorders>
+            <w:shd w:fill="FBFAF8" w:color="auto" w:val="clear"/>
+            <w:tcMar>
+              <w:top w:type="dxa" w:w="70"/>
+              <w:left w:type="dxa" w:w="100"/>
+              <w:bottom w:type="dxa" w:w="70"/>
+              <w:right w:type="dxa" w:w="100"/>
+            </w:tcMar>
+            <w:vAlign w:val="center"/>
+          </w:tcPr>
+          <w:p>
+            <w:pPr>
+              <w:spacing w:after="0" w:line="240" w:lineRule="auto"/>
+              <w:jc w:val="center"/>
+            </w:pPr>
+            <w:hyperlink w:history="1" r:id="rIdun42xiirmfvbmvty6qnrn">
+              <w:r>
+                <w:rPr>
+                  <w:rFonts w:ascii="Arial" w:cs="Arial" w:eastAsia="Arial" w:hAnsi="Arial"/>
+                  <w:b w:val="false"/>
+                  <w:bCs w:val="false"/>
+                  <w:i w:val="false"/>
+                  <w:iCs w:val="false"/>
+                  <w:color w:val="2C5FA8"/>
+                  <w:sz w:val="17"/>
+                  <w:szCs w:val="17"/>
+                </w:rPr>
+                <w:t xml:space="preserve">Циан →</w:t>
+              </w:r>
+            </w:hyperlink>
           </w:p>
         </w:tc>
       </w:tr>
       <w:tr>
         <w:tc>
           <w:tcPr>
-            <w:tcW w:type="dxa" w:w="1900"/>
+            <w:tcW w:type="dxa" w:w="1660"/>
             <w:tcBorders>
               <w:top w:val="single" w:color="D9D4CB" w:sz="4"/>
               <w:left w:val="none" w:color="auto" w:sz="0"/>
@@ -17409,7 +19068,7 @@
         </w:tc>
         <w:tc>
           <w:tcPr>
-            <w:tcW w:type="dxa" w:w="1900"/>
+            <w:tcW w:type="dxa" w:w="1620"/>
             <w:tcBorders>
               <w:top w:val="single" w:color="D9D4CB" w:sz="4"/>
               <w:left w:val="none" w:color="auto" w:sz="0"/>
@@ -17446,7 +19105,7 @@
         </w:tc>
         <w:tc>
           <w:tcPr>
-            <w:tcW w:type="dxa" w:w="1600"/>
+            <w:tcW w:type="dxa" w:w="1420"/>
             <w:tcBorders>
               <w:top w:val="single" w:color="D9D4CB" w:sz="4"/>
               <w:left w:val="none" w:color="auto" w:sz="0"/>
@@ -17483,7 +19142,7 @@
         </w:tc>
         <w:tc>
           <w:tcPr>
-            <w:tcW w:type="dxa" w:w="1500"/>
+            <w:tcW w:type="dxa" w:w="1320"/>
             <w:tcBorders>
               <w:top w:val="single" w:color="D9D4CB" w:sz="4"/>
               <w:left w:val="none" w:color="auto" w:sz="0"/>
@@ -17520,7 +19179,7 @@
         </w:tc>
         <w:tc>
           <w:tcPr>
-            <w:tcW w:type="dxa" w:w="1250"/>
+            <w:tcW w:type="dxa" w:w="1120"/>
             <w:tcBorders>
               <w:top w:val="single" w:color="D9D4CB" w:sz="4"/>
               <w:left w:val="none" w:color="auto" w:sz="0"/>
@@ -17557,7 +19216,7 @@
         </w:tc>
         <w:tc>
           <w:tcPr>
-            <w:tcW w:type="dxa" w:w="1488"/>
+            <w:tcW w:type="dxa" w:w="1150"/>
             <w:tcBorders>
               <w:top w:val="single" w:color="D9D4CB" w:sz="4"/>
               <w:left w:val="none" w:color="auto" w:sz="0"/>
@@ -17590,13 +19249,52 @@
               </w:rPr>
               <w:t xml:space="preserve">515 504</w:t>
             </w:r>
+          </w:p>
+        </w:tc>
+        <w:tc>
+          <w:tcPr>
+            <w:tcW w:type="dxa" w:w="1348"/>
+            <w:tcBorders>
+              <w:top w:val="single" w:color="D9D4CB" w:sz="4"/>
+              <w:left w:val="none" w:color="auto" w:sz="0"/>
+              <w:bottom w:val="single" w:color="D9D4CB" w:sz="4"/>
+              <w:right w:val="none" w:color="auto" w:sz="0"/>
+            </w:tcBorders>
+            <w:tcMar>
+              <w:top w:type="dxa" w:w="70"/>
+              <w:left w:type="dxa" w:w="100"/>
+              <w:bottom w:type="dxa" w:w="70"/>
+              <w:right w:type="dxa" w:w="100"/>
+            </w:tcMar>
+            <w:vAlign w:val="center"/>
+          </w:tcPr>
+          <w:p>
+            <w:pPr>
+              <w:spacing w:after="0" w:line="240" w:lineRule="auto"/>
+              <w:jc w:val="center"/>
+            </w:pPr>
+            <w:hyperlink w:history="1" r:id="rId1dkm0pqihrfyzhbfxl0rz">
+              <w:r>
+                <w:rPr>
+                  <w:rFonts w:ascii="Arial" w:cs="Arial" w:eastAsia="Arial" w:hAnsi="Arial"/>
+                  <w:b w:val="false"/>
+                  <w:bCs w:val="false"/>
+                  <w:i w:val="false"/>
+                  <w:iCs w:val="false"/>
+                  <w:color w:val="2C5FA8"/>
+                  <w:sz w:val="17"/>
+                  <w:szCs w:val="17"/>
+                </w:rPr>
+                <w:t xml:space="preserve">Циан →</w:t>
+              </w:r>
+            </w:hyperlink>
           </w:p>
         </w:tc>
       </w:tr>
       <w:tr>
         <w:tc>
           <w:tcPr>
-            <w:tcW w:type="dxa" w:w="1900"/>
+            <w:tcW w:type="dxa" w:w="1660"/>
             <w:tcBorders>
               <w:top w:val="single" w:color="D9D4CB" w:sz="4"/>
               <w:left w:val="none" w:color="auto" w:sz="0"/>
@@ -17634,7 +19332,7 @@
         </w:tc>
         <w:tc>
           <w:tcPr>
-            <w:tcW w:type="dxa" w:w="1900"/>
+            <w:tcW w:type="dxa" w:w="1620"/>
             <w:tcBorders>
               <w:top w:val="single" w:color="D9D4CB" w:sz="4"/>
               <w:left w:val="none" w:color="auto" w:sz="0"/>
@@ -17672,7 +19370,7 @@
         </w:tc>
         <w:tc>
           <w:tcPr>
-            <w:tcW w:type="dxa" w:w="1600"/>
+            <w:tcW w:type="dxa" w:w="1420"/>
             <w:tcBorders>
               <w:top w:val="single" w:color="D9D4CB" w:sz="4"/>
               <w:left w:val="none" w:color="auto" w:sz="0"/>
@@ -17710,7 +19408,7 @@
         </w:tc>
         <w:tc>
           <w:tcPr>
-            <w:tcW w:type="dxa" w:w="1500"/>
+            <w:tcW w:type="dxa" w:w="1320"/>
             <w:tcBorders>
               <w:top w:val="single" w:color="D9D4CB" w:sz="4"/>
               <w:left w:val="none" w:color="auto" w:sz="0"/>
@@ -17748,7 +19446,7 @@
         </w:tc>
         <w:tc>
           <w:tcPr>
-            <w:tcW w:type="dxa" w:w="1250"/>
+            <w:tcW w:type="dxa" w:w="1120"/>
             <w:tcBorders>
               <w:top w:val="single" w:color="D9D4CB" w:sz="4"/>
               <w:left w:val="none" w:color="auto" w:sz="0"/>
@@ -17786,7 +19484,7 @@
         </w:tc>
         <w:tc>
           <w:tcPr>
-            <w:tcW w:type="dxa" w:w="1488"/>
+            <w:tcW w:type="dxa" w:w="1150"/>
             <w:tcBorders>
               <w:top w:val="single" w:color="D9D4CB" w:sz="4"/>
               <w:left w:val="none" w:color="auto" w:sz="0"/>
@@ -17820,6 +19518,46 @@
               </w:rPr>
               <w:t xml:space="preserve">463 035</w:t>
             </w:r>
+          </w:p>
+        </w:tc>
+        <w:tc>
+          <w:tcPr>
+            <w:tcW w:type="dxa" w:w="1348"/>
+            <w:tcBorders>
+              <w:top w:val="single" w:color="D9D4CB" w:sz="4"/>
+              <w:left w:val="none" w:color="auto" w:sz="0"/>
+              <w:bottom w:val="single" w:color="D9D4CB" w:sz="4"/>
+              <w:right w:val="none" w:color="auto" w:sz="0"/>
+            </w:tcBorders>
+            <w:shd w:fill="FBFAF8" w:color="auto" w:val="clear"/>
+            <w:tcMar>
+              <w:top w:type="dxa" w:w="70"/>
+              <w:left w:type="dxa" w:w="100"/>
+              <w:bottom w:type="dxa" w:w="70"/>
+              <w:right w:type="dxa" w:w="100"/>
+            </w:tcMar>
+            <w:vAlign w:val="center"/>
+          </w:tcPr>
+          <w:p>
+            <w:pPr>
+              <w:spacing w:after="0" w:line="240" w:lineRule="auto"/>
+              <w:jc w:val="center"/>
+            </w:pPr>
+            <w:hyperlink w:history="1" r:id="rIdes1i2yui-buv7iv03kblm">
+              <w:r>
+                <w:rPr>
+                  <w:rFonts w:ascii="Arial" w:cs="Arial" w:eastAsia="Arial" w:hAnsi="Arial"/>
+                  <w:b w:val="false"/>
+                  <w:bCs w:val="false"/>
+                  <w:i w:val="false"/>
+                  <w:iCs w:val="false"/>
+                  <w:color w:val="2C5FA8"/>
+                  <w:sz w:val="17"/>
+                  <w:szCs w:val="17"/>
+                </w:rPr>
+                <w:t xml:space="preserve">Циан →</w:t>
+              </w:r>
+            </w:hyperlink>
           </w:p>
         </w:tc>
       </w:tr>
@@ -18358,7 +20096,7 @@
         </w:rPr>
         <w:t xml:space="preserve">Яндекс Недвижимость — стоимость ремонта квартиры, 2026 — </w:t>
       </w:r>
-      <w:hyperlink w:history="1" r:id="rId4eohf3iv5qkfhegnh04lo">
+      <w:hyperlink w:history="1" r:id="rIdcqzkqsgium4mzdxr-dvd5">
         <w:r>
           <w:rPr>
             <w:rFonts w:ascii="Arial" w:cs="Arial" w:eastAsia="Arial" w:hAnsi="Arial"/>
@@ -18405,7 +20143,7 @@
         </w:rPr>
         <w:t xml:space="preserve">Официальный сайт проекта Capital Group — </w:t>
       </w:r>
-      <w:hyperlink w:history="1" r:id="rIdwmbzjuatsde1njjznnbco">
+      <w:hyperlink w:history="1" r:id="rIdwvtvmzhrkk6qe9_dqussx">
         <w:r>
           <w:rPr>
             <w:rFonts w:ascii="Arial" w:cs="Arial" w:eastAsia="Arial" w:hAnsi="Arial"/>
@@ -18452,7 +20190,7 @@
         </w:rPr>
         <w:t xml:space="preserve">Новострой-М — карточка ЖК на ул. Викторенко — </w:t>
       </w:r>
-      <w:hyperlink w:history="1" r:id="rId_yvzjlgk0vcwjicnrvsrg">
+      <w:hyperlink w:history="1" r:id="rIdkncpfdklcrlnj-ob8t_-s">
         <w:r>
           <w:rPr>
             <w:rFonts w:ascii="Arial" w:cs="Arial" w:eastAsia="Arial" w:hAnsi="Arial"/>
@@ -18499,7 +20237,7 @@
         </w:rPr>
         <w:t xml:space="preserve">vNovostroike.ru — ЖК МАСТЕРС — </w:t>
       </w:r>
-      <w:hyperlink w:history="1" r:id="rIdctwjtedgvjksaqsnwqf8e">
+      <w:hyperlink w:history="1" r:id="rIdm3s0pzeuqmabpew_0jjhu">
         <w:r>
           <w:rPr>
             <w:rFonts w:ascii="Arial" w:cs="Arial" w:eastAsia="Arial" w:hAnsi="Arial"/>
@@ -18546,7 +20284,7 @@
         </w:rPr>
         <w:t xml:space="preserve">Яндекс Карты — картографическая основа — </w:t>
       </w:r>
-      <w:hyperlink w:history="1" r:id="rIdeyadwhmm6gi97qwn9e-ct">
+      <w:hyperlink w:history="1" r:id="rIdelsniniqpsgdxeuhahnnv">
         <w:r>
           <w:rPr>
             <w:rFonts w:ascii="Arial" w:cs="Arial" w:eastAsia="Arial" w:hAnsi="Arial"/>

--- a/masters-brief/ЖК_МАСТЕРС_информационная_справка.docx
+++ b/masters-brief/ЖК_МАСТЕРС_информационная_справка.docx
@@ -2245,7 +2245,7 @@
           <w:sz w:val="19"/>
           <w:szCs w:val="19"/>
         </w:rPr>
-        <w:t xml:space="preserve">. Все лоты реализуются напрямую застройщиком (Capital Group), предложений от частных собственников и агентств нет. 100 % квартир предлагается без отделки.</w:t>
+        <w:t xml:space="preserve">. Все лоты продаёт напрямую застройщик, предложений от собственников и агентств нет. 100 % квартир — без отделки.</w:t>
       </w:r>
     </w:p>
     <w:p>
@@ -2279,13 +2279,13 @@
         </w:tblBorders>
       </w:tblPr>
       <w:tblGrid>
-        <w:gridCol w:w="1830"/>
-        <w:gridCol w:w="780"/>
-        <w:gridCol w:w="1420"/>
-        <w:gridCol w:w="1500"/>
-        <w:gridCol w:w="1080"/>
+        <w:gridCol w:w="1760"/>
+        <w:gridCol w:w="700"/>
+        <w:gridCol w:w="1400"/>
+        <w:gridCol w:w="1520"/>
+        <w:gridCol w:w="1200"/>
         <w:gridCol w:w="1930"/>
-        <w:gridCol w:w="1098"/>
+        <w:gridCol w:w="1128"/>
       </w:tblGrid>
       <w:tr>
         <w:trPr>
@@ -2293,7 +2293,7 @@
         </w:trPr>
         <w:tc>
           <w:tcPr>
-            <w:tcW w:type="dxa" w:w="1830"/>
+            <w:tcW w:type="dxa" w:w="1760"/>
             <w:tcBorders>
               <w:top w:val="single" w:color="1F2A44" w:sz="4"/>
               <w:left w:val="none" w:color="auto" w:sz="0"/>
@@ -2302,9 +2302,9 @@
             </w:tcBorders>
             <w:shd w:fill="1F2A44" w:color="auto" w:val="clear"/>
             <w:tcMar>
-              <w:top w:type="dxa" w:w="70"/>
-              <w:left w:type="dxa" w:w="100"/>
-              <w:bottom w:type="dxa" w:w="70"/>
+              <w:top w:type="dxa" w:w="52"/>
+              <w:left w:type="dxa" w:w="100"/>
+              <w:bottom w:type="dxa" w:w="52"/>
               <w:right w:type="dxa" w:w="100"/>
             </w:tcMar>
             <w:vAlign w:val="center"/>
@@ -2325,13 +2325,13 @@
                 <w:sz w:val="16"/>
                 <w:szCs w:val="16"/>
               </w:rPr>
-              <w:t xml:space="preserve">Тип</w:t>
-            </w:r>
-          </w:p>
-        </w:tc>
-        <w:tc>
-          <w:tcPr>
-            <w:tcW w:type="dxa" w:w="780"/>
+              <w:t xml:space="preserve">Тип квартиры</w:t>
+            </w:r>
+          </w:p>
+        </w:tc>
+        <w:tc>
+          <w:tcPr>
+            <w:tcW w:type="dxa" w:w="700"/>
             <w:tcBorders>
               <w:top w:val="single" w:color="1F2A44" w:sz="4"/>
               <w:left w:val="none" w:color="auto" w:sz="0"/>
@@ -2340,9 +2340,9 @@
             </w:tcBorders>
             <w:shd w:fill="1F2A44" w:color="auto" w:val="clear"/>
             <w:tcMar>
-              <w:top w:type="dxa" w:w="70"/>
-              <w:left w:type="dxa" w:w="100"/>
-              <w:bottom w:type="dxa" w:w="70"/>
+              <w:top w:type="dxa" w:w="52"/>
+              <w:left w:type="dxa" w:w="100"/>
+              <w:bottom w:type="dxa" w:w="52"/>
               <w:right w:type="dxa" w:w="100"/>
             </w:tcMar>
             <w:vAlign w:val="center"/>
@@ -2369,7 +2369,7 @@
         </w:tc>
         <w:tc>
           <w:tcPr>
-            <w:tcW w:type="dxa" w:w="1420"/>
+            <w:tcW w:type="dxa" w:w="1400"/>
             <w:tcBorders>
               <w:top w:val="single" w:color="1F2A44" w:sz="4"/>
               <w:left w:val="none" w:color="auto" w:sz="0"/>
@@ -2378,9 +2378,9 @@
             </w:tcBorders>
             <w:shd w:fill="1F2A44" w:color="auto" w:val="clear"/>
             <w:tcMar>
-              <w:top w:type="dxa" w:w="70"/>
-              <w:left w:type="dxa" w:w="100"/>
-              <w:bottom w:type="dxa" w:w="70"/>
+              <w:top w:type="dxa" w:w="52"/>
+              <w:left w:type="dxa" w:w="100"/>
+              <w:bottom w:type="dxa" w:w="52"/>
               <w:right w:type="dxa" w:w="100"/>
             </w:tcMar>
             <w:vAlign w:val="center"/>
@@ -2401,13 +2401,14 @@
                 <w:sz w:val="16"/>
                 <w:szCs w:val="16"/>
               </w:rPr>
-              <w:t xml:space="preserve">Площадь, м²</w:t>
-            </w:r>
-          </w:p>
-        </w:tc>
-        <w:tc>
-          <w:tcPr>
-            <w:tcW w:type="dxa" w:w="1500"/>
+              <w:t xml:space="preserve">Площадь
+от — до, м²</w:t>
+            </w:r>
+          </w:p>
+        </w:tc>
+        <w:tc>
+          <w:tcPr>
+            <w:tcW w:type="dxa" w:w="1520"/>
             <w:tcBorders>
               <w:top w:val="single" w:color="1F2A44" w:sz="4"/>
               <w:left w:val="none" w:color="auto" w:sz="0"/>
@@ -2416,9 +2417,9 @@
             </w:tcBorders>
             <w:shd w:fill="1F2A44" w:color="auto" w:val="clear"/>
             <w:tcMar>
-              <w:top w:type="dxa" w:w="70"/>
-              <w:left w:type="dxa" w:w="100"/>
-              <w:bottom w:type="dxa" w:w="70"/>
+              <w:top w:type="dxa" w:w="52"/>
+              <w:left w:type="dxa" w:w="100"/>
+              <w:bottom w:type="dxa" w:w="52"/>
               <w:right w:type="dxa" w:w="100"/>
             </w:tcMar>
             <w:vAlign w:val="center"/>
@@ -2439,13 +2440,14 @@
                 <w:sz w:val="16"/>
                 <w:szCs w:val="16"/>
               </w:rPr>
-              <w:t xml:space="preserve">Цена, млн ₽</w:t>
-            </w:r>
-          </w:p>
-        </w:tc>
-        <w:tc>
-          <w:tcPr>
-            <w:tcW w:type="dxa" w:w="1080"/>
+              <w:t xml:space="preserve">Цена лота
+от — до, млн ₽</w:t>
+            </w:r>
+          </w:p>
+        </w:tc>
+        <w:tc>
+          <w:tcPr>
+            <w:tcW w:type="dxa" w:w="1200"/>
             <w:tcBorders>
               <w:top w:val="single" w:color="1F2A44" w:sz="4"/>
               <w:left w:val="none" w:color="auto" w:sz="0"/>
@@ -2454,9 +2456,9 @@
             </w:tcBorders>
             <w:shd w:fill="1F2A44" w:color="auto" w:val="clear"/>
             <w:tcMar>
-              <w:top w:type="dxa" w:w="70"/>
-              <w:left w:type="dxa" w:w="100"/>
-              <w:bottom w:type="dxa" w:w="70"/>
+              <w:top w:type="dxa" w:w="52"/>
+              <w:left w:type="dxa" w:w="100"/>
+              <w:bottom w:type="dxa" w:w="52"/>
               <w:right w:type="dxa" w:w="100"/>
             </w:tcMar>
             <w:vAlign w:val="center"/>
@@ -2477,8 +2479,8 @@
                 <w:sz w:val="16"/>
                 <w:szCs w:val="16"/>
               </w:rPr>
-              <w:t xml:space="preserve">Ср. цена,
-млн ₽</w:t>
+              <w:t xml:space="preserve">Средняя цена
+лота, млн ₽</w:t>
             </w:r>
           </w:p>
         </w:tc>
@@ -2493,9 +2495,9 @@
             </w:tcBorders>
             <w:shd w:fill="1F2A44" w:color="auto" w:val="clear"/>
             <w:tcMar>
-              <w:top w:type="dxa" w:w="70"/>
-              <w:left w:type="dxa" w:w="100"/>
-              <w:bottom w:type="dxa" w:w="70"/>
+              <w:top w:type="dxa" w:w="52"/>
+              <w:left w:type="dxa" w:w="100"/>
+              <w:bottom w:type="dxa" w:w="52"/>
               <w:right w:type="dxa" w:w="100"/>
             </w:tcMar>
             <w:vAlign w:val="center"/>
@@ -2516,13 +2518,14 @@
                 <w:sz w:val="16"/>
                 <w:szCs w:val="16"/>
               </w:rPr>
-              <w:t xml:space="preserve">Цена за м², ₽</w:t>
-            </w:r>
-          </w:p>
-        </w:tc>
-        <w:tc>
-          <w:tcPr>
-            <w:tcW w:type="dxa" w:w="1098"/>
+              <w:t xml:space="preserve">Цена за м²
+от — до, ₽</w:t>
+            </w:r>
+          </w:p>
+        </w:tc>
+        <w:tc>
+          <w:tcPr>
+            <w:tcW w:type="dxa" w:w="1128"/>
             <w:tcBorders>
               <w:top w:val="single" w:color="1F2A44" w:sz="4"/>
               <w:left w:val="none" w:color="auto" w:sz="0"/>
@@ -2531,9 +2534,9 @@
             </w:tcBorders>
             <w:shd w:fill="1F2A44" w:color="auto" w:val="clear"/>
             <w:tcMar>
-              <w:top w:type="dxa" w:w="70"/>
-              <w:left w:type="dxa" w:w="100"/>
-              <w:bottom w:type="dxa" w:w="70"/>
+              <w:top w:type="dxa" w:w="52"/>
+              <w:left w:type="dxa" w:w="100"/>
+              <w:bottom w:type="dxa" w:w="52"/>
               <w:right w:type="dxa" w:w="100"/>
             </w:tcMar>
             <w:vAlign w:val="center"/>
@@ -2554,7 +2557,8 @@
                 <w:sz w:val="16"/>
                 <w:szCs w:val="16"/>
               </w:rPr>
-              <w:t xml:space="preserve">Ср. за м², ₽</w:t>
+              <w:t xml:space="preserve">Средняя цена
+за м², ₽</w:t>
             </w:r>
           </w:p>
         </w:tc>
@@ -2562,17 +2566,17 @@
       <w:tr>
         <w:tc>
           <w:tcPr>
-            <w:tcW w:type="dxa" w:w="1830"/>
-            <w:tcBorders>
-              <w:top w:val="single" w:color="D9D4CB" w:sz="4"/>
-              <w:left w:val="none" w:color="auto" w:sz="0"/>
-              <w:bottom w:val="single" w:color="D9D4CB" w:sz="4"/>
-              <w:right w:val="none" w:color="auto" w:sz="0"/>
-            </w:tcBorders>
-            <w:tcMar>
-              <w:top w:type="dxa" w:w="70"/>
-              <w:left w:type="dxa" w:w="100"/>
-              <w:bottom w:type="dxa" w:w="70"/>
+            <w:tcW w:type="dxa" w:w="1760"/>
+            <w:tcBorders>
+              <w:top w:val="single" w:color="D9D4CB" w:sz="4"/>
+              <w:left w:val="none" w:color="auto" w:sz="0"/>
+              <w:bottom w:val="single" w:color="D9D4CB" w:sz="4"/>
+              <w:right w:val="none" w:color="auto" w:sz="0"/>
+            </w:tcBorders>
+            <w:tcMar>
+              <w:top w:type="dxa" w:w="52"/>
+              <w:left w:type="dxa" w:w="100"/>
+              <w:bottom w:type="dxa" w:w="52"/>
               <w:right w:type="dxa" w:w="100"/>
             </w:tcMar>
             <w:vAlign w:val="center"/>
@@ -2599,17 +2603,17 @@
         </w:tc>
         <w:tc>
           <w:tcPr>
-            <w:tcW w:type="dxa" w:w="780"/>
-            <w:tcBorders>
-              <w:top w:val="single" w:color="D9D4CB" w:sz="4"/>
-              <w:left w:val="none" w:color="auto" w:sz="0"/>
-              <w:bottom w:val="single" w:color="D9D4CB" w:sz="4"/>
-              <w:right w:val="none" w:color="auto" w:sz="0"/>
-            </w:tcBorders>
-            <w:tcMar>
-              <w:top w:type="dxa" w:w="70"/>
-              <w:left w:type="dxa" w:w="100"/>
-              <w:bottom w:type="dxa" w:w="70"/>
+            <w:tcW w:type="dxa" w:w="700"/>
+            <w:tcBorders>
+              <w:top w:val="single" w:color="D9D4CB" w:sz="4"/>
+              <w:left w:val="none" w:color="auto" w:sz="0"/>
+              <w:bottom w:val="single" w:color="D9D4CB" w:sz="4"/>
+              <w:right w:val="none" w:color="auto" w:sz="0"/>
+            </w:tcBorders>
+            <w:tcMar>
+              <w:top w:type="dxa" w:w="52"/>
+              <w:left w:type="dxa" w:w="100"/>
+              <w:bottom w:type="dxa" w:w="52"/>
               <w:right w:type="dxa" w:w="100"/>
             </w:tcMar>
             <w:vAlign w:val="center"/>
@@ -2636,17 +2640,17 @@
         </w:tc>
         <w:tc>
           <w:tcPr>
-            <w:tcW w:type="dxa" w:w="1420"/>
-            <w:tcBorders>
-              <w:top w:val="single" w:color="D9D4CB" w:sz="4"/>
-              <w:left w:val="none" w:color="auto" w:sz="0"/>
-              <w:bottom w:val="single" w:color="D9D4CB" w:sz="4"/>
-              <w:right w:val="none" w:color="auto" w:sz="0"/>
-            </w:tcBorders>
-            <w:tcMar>
-              <w:top w:type="dxa" w:w="70"/>
-              <w:left w:type="dxa" w:w="100"/>
-              <w:bottom w:type="dxa" w:w="70"/>
+            <w:tcW w:type="dxa" w:w="1400"/>
+            <w:tcBorders>
+              <w:top w:val="single" w:color="D9D4CB" w:sz="4"/>
+              <w:left w:val="none" w:color="auto" w:sz="0"/>
+              <w:bottom w:val="single" w:color="D9D4CB" w:sz="4"/>
+              <w:right w:val="none" w:color="auto" w:sz="0"/>
+            </w:tcBorders>
+            <w:tcMar>
+              <w:top w:type="dxa" w:w="52"/>
+              <w:left w:type="dxa" w:w="100"/>
+              <w:bottom w:type="dxa" w:w="52"/>
               <w:right w:type="dxa" w:w="100"/>
             </w:tcMar>
             <w:vAlign w:val="center"/>
@@ -2673,17 +2677,17 @@
         </w:tc>
         <w:tc>
           <w:tcPr>
-            <w:tcW w:type="dxa" w:w="1500"/>
-            <w:tcBorders>
-              <w:top w:val="single" w:color="D9D4CB" w:sz="4"/>
-              <w:left w:val="none" w:color="auto" w:sz="0"/>
-              <w:bottom w:val="single" w:color="D9D4CB" w:sz="4"/>
-              <w:right w:val="none" w:color="auto" w:sz="0"/>
-            </w:tcBorders>
-            <w:tcMar>
-              <w:top w:type="dxa" w:w="70"/>
-              <w:left w:type="dxa" w:w="100"/>
-              <w:bottom w:type="dxa" w:w="70"/>
+            <w:tcW w:type="dxa" w:w="1520"/>
+            <w:tcBorders>
+              <w:top w:val="single" w:color="D9D4CB" w:sz="4"/>
+              <w:left w:val="none" w:color="auto" w:sz="0"/>
+              <w:bottom w:val="single" w:color="D9D4CB" w:sz="4"/>
+              <w:right w:val="none" w:color="auto" w:sz="0"/>
+            </w:tcBorders>
+            <w:tcMar>
+              <w:top w:type="dxa" w:w="52"/>
+              <w:left w:type="dxa" w:w="100"/>
+              <w:bottom w:type="dxa" w:w="52"/>
               <w:right w:type="dxa" w:w="100"/>
             </w:tcMar>
             <w:vAlign w:val="center"/>
@@ -2710,17 +2714,17 @@
         </w:tc>
         <w:tc>
           <w:tcPr>
-            <w:tcW w:type="dxa" w:w="1080"/>
-            <w:tcBorders>
-              <w:top w:val="single" w:color="D9D4CB" w:sz="4"/>
-              <w:left w:val="none" w:color="auto" w:sz="0"/>
-              <w:bottom w:val="single" w:color="D9D4CB" w:sz="4"/>
-              <w:right w:val="none" w:color="auto" w:sz="0"/>
-            </w:tcBorders>
-            <w:tcMar>
-              <w:top w:type="dxa" w:w="70"/>
-              <w:left w:type="dxa" w:w="100"/>
-              <w:bottom w:type="dxa" w:w="70"/>
+            <w:tcW w:type="dxa" w:w="1200"/>
+            <w:tcBorders>
+              <w:top w:val="single" w:color="D9D4CB" w:sz="4"/>
+              <w:left w:val="none" w:color="auto" w:sz="0"/>
+              <w:bottom w:val="single" w:color="D9D4CB" w:sz="4"/>
+              <w:right w:val="none" w:color="auto" w:sz="0"/>
+            </w:tcBorders>
+            <w:tcMar>
+              <w:top w:type="dxa" w:w="52"/>
+              <w:left w:type="dxa" w:w="100"/>
+              <w:bottom w:type="dxa" w:w="52"/>
               <w:right w:type="dxa" w:w="100"/>
             </w:tcMar>
             <w:vAlign w:val="center"/>
@@ -2755,9 +2759,9 @@
               <w:right w:val="none" w:color="auto" w:sz="0"/>
             </w:tcBorders>
             <w:tcMar>
-              <w:top w:type="dxa" w:w="70"/>
-              <w:left w:type="dxa" w:w="100"/>
-              <w:bottom w:type="dxa" w:w="70"/>
+              <w:top w:type="dxa" w:w="52"/>
+              <w:left w:type="dxa" w:w="100"/>
+              <w:bottom w:type="dxa" w:w="52"/>
               <w:right w:type="dxa" w:w="100"/>
             </w:tcMar>
             <w:vAlign w:val="center"/>
@@ -2784,17 +2788,17 @@
         </w:tc>
         <w:tc>
           <w:tcPr>
-            <w:tcW w:type="dxa" w:w="1098"/>
-            <w:tcBorders>
-              <w:top w:val="single" w:color="D9D4CB" w:sz="4"/>
-              <w:left w:val="none" w:color="auto" w:sz="0"/>
-              <w:bottom w:val="single" w:color="D9D4CB" w:sz="4"/>
-              <w:right w:val="none" w:color="auto" w:sz="0"/>
-            </w:tcBorders>
-            <w:tcMar>
-              <w:top w:type="dxa" w:w="70"/>
-              <w:left w:type="dxa" w:w="100"/>
-              <w:bottom w:type="dxa" w:w="70"/>
+            <w:tcW w:type="dxa" w:w="1128"/>
+            <w:tcBorders>
+              <w:top w:val="single" w:color="D9D4CB" w:sz="4"/>
+              <w:left w:val="none" w:color="auto" w:sz="0"/>
+              <w:bottom w:val="single" w:color="D9D4CB" w:sz="4"/>
+              <w:right w:val="none" w:color="auto" w:sz="0"/>
+            </w:tcBorders>
+            <w:tcMar>
+              <w:top w:type="dxa" w:w="52"/>
+              <w:left w:type="dxa" w:w="100"/>
+              <w:bottom w:type="dxa" w:w="52"/>
               <w:right w:type="dxa" w:w="100"/>
             </w:tcMar>
             <w:vAlign w:val="center"/>
@@ -2823,7 +2827,7 @@
       <w:tr>
         <w:tc>
           <w:tcPr>
-            <w:tcW w:type="dxa" w:w="1830"/>
+            <w:tcW w:type="dxa" w:w="1760"/>
             <w:tcBorders>
               <w:top w:val="single" w:color="D9D4CB" w:sz="4"/>
               <w:left w:val="none" w:color="auto" w:sz="0"/>
@@ -2832,9 +2836,9 @@
             </w:tcBorders>
             <w:shd w:fill="FBFAF8" w:color="auto" w:val="clear"/>
             <w:tcMar>
-              <w:top w:type="dxa" w:w="70"/>
-              <w:left w:type="dxa" w:w="100"/>
-              <w:bottom w:type="dxa" w:w="70"/>
+              <w:top w:type="dxa" w:w="52"/>
+              <w:left w:type="dxa" w:w="100"/>
+              <w:bottom w:type="dxa" w:w="52"/>
               <w:right w:type="dxa" w:w="100"/>
             </w:tcMar>
             <w:vAlign w:val="center"/>
@@ -2861,7 +2865,7 @@
         </w:tc>
         <w:tc>
           <w:tcPr>
-            <w:tcW w:type="dxa" w:w="780"/>
+            <w:tcW w:type="dxa" w:w="700"/>
             <w:tcBorders>
               <w:top w:val="single" w:color="D9D4CB" w:sz="4"/>
               <w:left w:val="none" w:color="auto" w:sz="0"/>
@@ -2870,9 +2874,9 @@
             </w:tcBorders>
             <w:shd w:fill="FBFAF8" w:color="auto" w:val="clear"/>
             <w:tcMar>
-              <w:top w:type="dxa" w:w="70"/>
-              <w:left w:type="dxa" w:w="100"/>
-              <w:bottom w:type="dxa" w:w="70"/>
+              <w:top w:type="dxa" w:w="52"/>
+              <w:left w:type="dxa" w:w="100"/>
+              <w:bottom w:type="dxa" w:w="52"/>
               <w:right w:type="dxa" w:w="100"/>
             </w:tcMar>
             <w:vAlign w:val="center"/>
@@ -2899,7 +2903,7 @@
         </w:tc>
         <w:tc>
           <w:tcPr>
-            <w:tcW w:type="dxa" w:w="1420"/>
+            <w:tcW w:type="dxa" w:w="1400"/>
             <w:tcBorders>
               <w:top w:val="single" w:color="D9D4CB" w:sz="4"/>
               <w:left w:val="none" w:color="auto" w:sz="0"/>
@@ -2908,9 +2912,9 @@
             </w:tcBorders>
             <w:shd w:fill="FBFAF8" w:color="auto" w:val="clear"/>
             <w:tcMar>
-              <w:top w:type="dxa" w:w="70"/>
-              <w:left w:type="dxa" w:w="100"/>
-              <w:bottom w:type="dxa" w:w="70"/>
+              <w:top w:type="dxa" w:w="52"/>
+              <w:left w:type="dxa" w:w="100"/>
+              <w:bottom w:type="dxa" w:w="52"/>
               <w:right w:type="dxa" w:w="100"/>
             </w:tcMar>
             <w:vAlign w:val="center"/>
@@ -2937,7 +2941,7 @@
         </w:tc>
         <w:tc>
           <w:tcPr>
-            <w:tcW w:type="dxa" w:w="1500"/>
+            <w:tcW w:type="dxa" w:w="1520"/>
             <w:tcBorders>
               <w:top w:val="single" w:color="D9D4CB" w:sz="4"/>
               <w:left w:val="none" w:color="auto" w:sz="0"/>
@@ -2946,9 +2950,9 @@
             </w:tcBorders>
             <w:shd w:fill="FBFAF8" w:color="auto" w:val="clear"/>
             <w:tcMar>
-              <w:top w:type="dxa" w:w="70"/>
-              <w:left w:type="dxa" w:w="100"/>
-              <w:bottom w:type="dxa" w:w="70"/>
+              <w:top w:type="dxa" w:w="52"/>
+              <w:left w:type="dxa" w:w="100"/>
+              <w:bottom w:type="dxa" w:w="52"/>
               <w:right w:type="dxa" w:w="100"/>
             </w:tcMar>
             <w:vAlign w:val="center"/>
@@ -2975,7 +2979,7 @@
         </w:tc>
         <w:tc>
           <w:tcPr>
-            <w:tcW w:type="dxa" w:w="1080"/>
+            <w:tcW w:type="dxa" w:w="1200"/>
             <w:tcBorders>
               <w:top w:val="single" w:color="D9D4CB" w:sz="4"/>
               <w:left w:val="none" w:color="auto" w:sz="0"/>
@@ -2984,9 +2988,9 @@
             </w:tcBorders>
             <w:shd w:fill="FBFAF8" w:color="auto" w:val="clear"/>
             <w:tcMar>
-              <w:top w:type="dxa" w:w="70"/>
-              <w:left w:type="dxa" w:w="100"/>
-              <w:bottom w:type="dxa" w:w="70"/>
+              <w:top w:type="dxa" w:w="52"/>
+              <w:left w:type="dxa" w:w="100"/>
+              <w:bottom w:type="dxa" w:w="52"/>
               <w:right w:type="dxa" w:w="100"/>
             </w:tcMar>
             <w:vAlign w:val="center"/>
@@ -3022,9 +3026,9 @@
             </w:tcBorders>
             <w:shd w:fill="FBFAF8" w:color="auto" w:val="clear"/>
             <w:tcMar>
-              <w:top w:type="dxa" w:w="70"/>
-              <w:left w:type="dxa" w:w="100"/>
-              <w:bottom w:type="dxa" w:w="70"/>
+              <w:top w:type="dxa" w:w="52"/>
+              <w:left w:type="dxa" w:w="100"/>
+              <w:bottom w:type="dxa" w:w="52"/>
               <w:right w:type="dxa" w:w="100"/>
             </w:tcMar>
             <w:vAlign w:val="center"/>
@@ -3051,7 +3055,7 @@
         </w:tc>
         <w:tc>
           <w:tcPr>
-            <w:tcW w:type="dxa" w:w="1098"/>
+            <w:tcW w:type="dxa" w:w="1128"/>
             <w:tcBorders>
               <w:top w:val="single" w:color="D9D4CB" w:sz="4"/>
               <w:left w:val="none" w:color="auto" w:sz="0"/>
@@ -3060,9 +3064,9 @@
             </w:tcBorders>
             <w:shd w:fill="FBFAF8" w:color="auto" w:val="clear"/>
             <w:tcMar>
-              <w:top w:type="dxa" w:w="70"/>
-              <w:left w:type="dxa" w:w="100"/>
-              <w:bottom w:type="dxa" w:w="70"/>
+              <w:top w:type="dxa" w:w="52"/>
+              <w:left w:type="dxa" w:w="100"/>
+              <w:bottom w:type="dxa" w:w="52"/>
               <w:right w:type="dxa" w:w="100"/>
             </w:tcMar>
             <w:vAlign w:val="center"/>
@@ -3091,17 +3095,17 @@
       <w:tr>
         <w:tc>
           <w:tcPr>
-            <w:tcW w:type="dxa" w:w="1830"/>
-            <w:tcBorders>
-              <w:top w:val="single" w:color="D9D4CB" w:sz="4"/>
-              <w:left w:val="none" w:color="auto" w:sz="0"/>
-              <w:bottom w:val="single" w:color="D9D4CB" w:sz="4"/>
-              <w:right w:val="none" w:color="auto" w:sz="0"/>
-            </w:tcBorders>
-            <w:tcMar>
-              <w:top w:type="dxa" w:w="70"/>
-              <w:left w:type="dxa" w:w="100"/>
-              <w:bottom w:type="dxa" w:w="70"/>
+            <w:tcW w:type="dxa" w:w="1760"/>
+            <w:tcBorders>
+              <w:top w:val="single" w:color="D9D4CB" w:sz="4"/>
+              <w:left w:val="none" w:color="auto" w:sz="0"/>
+              <w:bottom w:val="single" w:color="D9D4CB" w:sz="4"/>
+              <w:right w:val="none" w:color="auto" w:sz="0"/>
+            </w:tcBorders>
+            <w:tcMar>
+              <w:top w:type="dxa" w:w="52"/>
+              <w:left w:type="dxa" w:w="100"/>
+              <w:bottom w:type="dxa" w:w="52"/>
               <w:right w:type="dxa" w:w="100"/>
             </w:tcMar>
             <w:vAlign w:val="center"/>
@@ -3128,17 +3132,17 @@
         </w:tc>
         <w:tc>
           <w:tcPr>
-            <w:tcW w:type="dxa" w:w="780"/>
-            <w:tcBorders>
-              <w:top w:val="single" w:color="D9D4CB" w:sz="4"/>
-              <w:left w:val="none" w:color="auto" w:sz="0"/>
-              <w:bottom w:val="single" w:color="D9D4CB" w:sz="4"/>
-              <w:right w:val="none" w:color="auto" w:sz="0"/>
-            </w:tcBorders>
-            <w:tcMar>
-              <w:top w:type="dxa" w:w="70"/>
-              <w:left w:type="dxa" w:w="100"/>
-              <w:bottom w:type="dxa" w:w="70"/>
+            <w:tcW w:type="dxa" w:w="700"/>
+            <w:tcBorders>
+              <w:top w:val="single" w:color="D9D4CB" w:sz="4"/>
+              <w:left w:val="none" w:color="auto" w:sz="0"/>
+              <w:bottom w:val="single" w:color="D9D4CB" w:sz="4"/>
+              <w:right w:val="none" w:color="auto" w:sz="0"/>
+            </w:tcBorders>
+            <w:tcMar>
+              <w:top w:type="dxa" w:w="52"/>
+              <w:left w:type="dxa" w:w="100"/>
+              <w:bottom w:type="dxa" w:w="52"/>
               <w:right w:type="dxa" w:w="100"/>
             </w:tcMar>
             <w:vAlign w:val="center"/>
@@ -3165,17 +3169,17 @@
         </w:tc>
         <w:tc>
           <w:tcPr>
-            <w:tcW w:type="dxa" w:w="1420"/>
-            <w:tcBorders>
-              <w:top w:val="single" w:color="D9D4CB" w:sz="4"/>
-              <w:left w:val="none" w:color="auto" w:sz="0"/>
-              <w:bottom w:val="single" w:color="D9D4CB" w:sz="4"/>
-              <w:right w:val="none" w:color="auto" w:sz="0"/>
-            </w:tcBorders>
-            <w:tcMar>
-              <w:top w:type="dxa" w:w="70"/>
-              <w:left w:type="dxa" w:w="100"/>
-              <w:bottom w:type="dxa" w:w="70"/>
+            <w:tcW w:type="dxa" w:w="1400"/>
+            <w:tcBorders>
+              <w:top w:val="single" w:color="D9D4CB" w:sz="4"/>
+              <w:left w:val="none" w:color="auto" w:sz="0"/>
+              <w:bottom w:val="single" w:color="D9D4CB" w:sz="4"/>
+              <w:right w:val="none" w:color="auto" w:sz="0"/>
+            </w:tcBorders>
+            <w:tcMar>
+              <w:top w:type="dxa" w:w="52"/>
+              <w:left w:type="dxa" w:w="100"/>
+              <w:bottom w:type="dxa" w:w="52"/>
               <w:right w:type="dxa" w:w="100"/>
             </w:tcMar>
             <w:vAlign w:val="center"/>
@@ -3202,17 +3206,17 @@
         </w:tc>
         <w:tc>
           <w:tcPr>
-            <w:tcW w:type="dxa" w:w="1500"/>
-            <w:tcBorders>
-              <w:top w:val="single" w:color="D9D4CB" w:sz="4"/>
-              <w:left w:val="none" w:color="auto" w:sz="0"/>
-              <w:bottom w:val="single" w:color="D9D4CB" w:sz="4"/>
-              <w:right w:val="none" w:color="auto" w:sz="0"/>
-            </w:tcBorders>
-            <w:tcMar>
-              <w:top w:type="dxa" w:w="70"/>
-              <w:left w:type="dxa" w:w="100"/>
-              <w:bottom w:type="dxa" w:w="70"/>
+            <w:tcW w:type="dxa" w:w="1520"/>
+            <w:tcBorders>
+              <w:top w:val="single" w:color="D9D4CB" w:sz="4"/>
+              <w:left w:val="none" w:color="auto" w:sz="0"/>
+              <w:bottom w:val="single" w:color="D9D4CB" w:sz="4"/>
+              <w:right w:val="none" w:color="auto" w:sz="0"/>
+            </w:tcBorders>
+            <w:tcMar>
+              <w:top w:type="dxa" w:w="52"/>
+              <w:left w:type="dxa" w:w="100"/>
+              <w:bottom w:type="dxa" w:w="52"/>
               <w:right w:type="dxa" w:w="100"/>
             </w:tcMar>
             <w:vAlign w:val="center"/>
@@ -3239,17 +3243,17 @@
         </w:tc>
         <w:tc>
           <w:tcPr>
-            <w:tcW w:type="dxa" w:w="1080"/>
-            <w:tcBorders>
-              <w:top w:val="single" w:color="D9D4CB" w:sz="4"/>
-              <w:left w:val="none" w:color="auto" w:sz="0"/>
-              <w:bottom w:val="single" w:color="D9D4CB" w:sz="4"/>
-              <w:right w:val="none" w:color="auto" w:sz="0"/>
-            </w:tcBorders>
-            <w:tcMar>
-              <w:top w:type="dxa" w:w="70"/>
-              <w:left w:type="dxa" w:w="100"/>
-              <w:bottom w:type="dxa" w:w="70"/>
+            <w:tcW w:type="dxa" w:w="1200"/>
+            <w:tcBorders>
+              <w:top w:val="single" w:color="D9D4CB" w:sz="4"/>
+              <w:left w:val="none" w:color="auto" w:sz="0"/>
+              <w:bottom w:val="single" w:color="D9D4CB" w:sz="4"/>
+              <w:right w:val="none" w:color="auto" w:sz="0"/>
+            </w:tcBorders>
+            <w:tcMar>
+              <w:top w:type="dxa" w:w="52"/>
+              <w:left w:type="dxa" w:w="100"/>
+              <w:bottom w:type="dxa" w:w="52"/>
               <w:right w:type="dxa" w:w="100"/>
             </w:tcMar>
             <w:vAlign w:val="center"/>
@@ -3284,9 +3288,9 @@
               <w:right w:val="none" w:color="auto" w:sz="0"/>
             </w:tcBorders>
             <w:tcMar>
-              <w:top w:type="dxa" w:w="70"/>
-              <w:left w:type="dxa" w:w="100"/>
-              <w:bottom w:type="dxa" w:w="70"/>
+              <w:top w:type="dxa" w:w="52"/>
+              <w:left w:type="dxa" w:w="100"/>
+              <w:bottom w:type="dxa" w:w="52"/>
               <w:right w:type="dxa" w:w="100"/>
             </w:tcMar>
             <w:vAlign w:val="center"/>
@@ -3313,17 +3317,17 @@
         </w:tc>
         <w:tc>
           <w:tcPr>
-            <w:tcW w:type="dxa" w:w="1098"/>
-            <w:tcBorders>
-              <w:top w:val="single" w:color="D9D4CB" w:sz="4"/>
-              <w:left w:val="none" w:color="auto" w:sz="0"/>
-              <w:bottom w:val="single" w:color="D9D4CB" w:sz="4"/>
-              <w:right w:val="none" w:color="auto" w:sz="0"/>
-            </w:tcBorders>
-            <w:tcMar>
-              <w:top w:type="dxa" w:w="70"/>
-              <w:left w:type="dxa" w:w="100"/>
-              <w:bottom w:type="dxa" w:w="70"/>
+            <w:tcW w:type="dxa" w:w="1128"/>
+            <w:tcBorders>
+              <w:top w:val="single" w:color="D9D4CB" w:sz="4"/>
+              <w:left w:val="none" w:color="auto" w:sz="0"/>
+              <w:bottom w:val="single" w:color="D9D4CB" w:sz="4"/>
+              <w:right w:val="none" w:color="auto" w:sz="0"/>
+            </w:tcBorders>
+            <w:tcMar>
+              <w:top w:type="dxa" w:w="52"/>
+              <w:left w:type="dxa" w:w="100"/>
+              <w:bottom w:type="dxa" w:w="52"/>
               <w:right w:type="dxa" w:w="100"/>
             </w:tcMar>
             <w:vAlign w:val="center"/>
@@ -3352,7 +3356,7 @@
       <w:tr>
         <w:tc>
           <w:tcPr>
-            <w:tcW w:type="dxa" w:w="1830"/>
+            <w:tcW w:type="dxa" w:w="1760"/>
             <w:tcBorders>
               <w:top w:val="single" w:color="D9D4CB" w:sz="4"/>
               <w:left w:val="none" w:color="auto" w:sz="0"/>
@@ -3361,9 +3365,9 @@
             </w:tcBorders>
             <w:shd w:fill="FBFAF8" w:color="auto" w:val="clear"/>
             <w:tcMar>
-              <w:top w:type="dxa" w:w="70"/>
-              <w:left w:type="dxa" w:w="100"/>
-              <w:bottom w:type="dxa" w:w="70"/>
+              <w:top w:type="dxa" w:w="52"/>
+              <w:left w:type="dxa" w:w="100"/>
+              <w:bottom w:type="dxa" w:w="52"/>
               <w:right w:type="dxa" w:w="100"/>
             </w:tcMar>
             <w:vAlign w:val="center"/>
@@ -3390,7 +3394,7 @@
         </w:tc>
         <w:tc>
           <w:tcPr>
-            <w:tcW w:type="dxa" w:w="780"/>
+            <w:tcW w:type="dxa" w:w="700"/>
             <w:tcBorders>
               <w:top w:val="single" w:color="D9D4CB" w:sz="4"/>
               <w:left w:val="none" w:color="auto" w:sz="0"/>
@@ -3399,9 +3403,9 @@
             </w:tcBorders>
             <w:shd w:fill="FBFAF8" w:color="auto" w:val="clear"/>
             <w:tcMar>
-              <w:top w:type="dxa" w:w="70"/>
-              <w:left w:type="dxa" w:w="100"/>
-              <w:bottom w:type="dxa" w:w="70"/>
+              <w:top w:type="dxa" w:w="52"/>
+              <w:left w:type="dxa" w:w="100"/>
+              <w:bottom w:type="dxa" w:w="52"/>
               <w:right w:type="dxa" w:w="100"/>
             </w:tcMar>
             <w:vAlign w:val="center"/>
@@ -3428,7 +3432,7 @@
         </w:tc>
         <w:tc>
           <w:tcPr>
-            <w:tcW w:type="dxa" w:w="1420"/>
+            <w:tcW w:type="dxa" w:w="1400"/>
             <w:tcBorders>
               <w:top w:val="single" w:color="D9D4CB" w:sz="4"/>
               <w:left w:val="none" w:color="auto" w:sz="0"/>
@@ -3437,9 +3441,9 @@
             </w:tcBorders>
             <w:shd w:fill="FBFAF8" w:color="auto" w:val="clear"/>
             <w:tcMar>
-              <w:top w:type="dxa" w:w="70"/>
-              <w:left w:type="dxa" w:w="100"/>
-              <w:bottom w:type="dxa" w:w="70"/>
+              <w:top w:type="dxa" w:w="52"/>
+              <w:left w:type="dxa" w:w="100"/>
+              <w:bottom w:type="dxa" w:w="52"/>
               <w:right w:type="dxa" w:w="100"/>
             </w:tcMar>
             <w:vAlign w:val="center"/>
@@ -3466,7 +3470,7 @@
         </w:tc>
         <w:tc>
           <w:tcPr>
-            <w:tcW w:type="dxa" w:w="1500"/>
+            <w:tcW w:type="dxa" w:w="1520"/>
             <w:tcBorders>
               <w:top w:val="single" w:color="D9D4CB" w:sz="4"/>
               <w:left w:val="none" w:color="auto" w:sz="0"/>
@@ -3475,9 +3479,9 @@
             </w:tcBorders>
             <w:shd w:fill="FBFAF8" w:color="auto" w:val="clear"/>
             <w:tcMar>
-              <w:top w:type="dxa" w:w="70"/>
-              <w:left w:type="dxa" w:w="100"/>
-              <w:bottom w:type="dxa" w:w="70"/>
+              <w:top w:type="dxa" w:w="52"/>
+              <w:left w:type="dxa" w:w="100"/>
+              <w:bottom w:type="dxa" w:w="52"/>
               <w:right w:type="dxa" w:w="100"/>
             </w:tcMar>
             <w:vAlign w:val="center"/>
@@ -3504,7 +3508,7 @@
         </w:tc>
         <w:tc>
           <w:tcPr>
-            <w:tcW w:type="dxa" w:w="1080"/>
+            <w:tcW w:type="dxa" w:w="1200"/>
             <w:tcBorders>
               <w:top w:val="single" w:color="D9D4CB" w:sz="4"/>
               <w:left w:val="none" w:color="auto" w:sz="0"/>
@@ -3513,9 +3517,9 @@
             </w:tcBorders>
             <w:shd w:fill="FBFAF8" w:color="auto" w:val="clear"/>
             <w:tcMar>
-              <w:top w:type="dxa" w:w="70"/>
-              <w:left w:type="dxa" w:w="100"/>
-              <w:bottom w:type="dxa" w:w="70"/>
+              <w:top w:type="dxa" w:w="52"/>
+              <w:left w:type="dxa" w:w="100"/>
+              <w:bottom w:type="dxa" w:w="52"/>
               <w:right w:type="dxa" w:w="100"/>
             </w:tcMar>
             <w:vAlign w:val="center"/>
@@ -3551,9 +3555,9 @@
             </w:tcBorders>
             <w:shd w:fill="FBFAF8" w:color="auto" w:val="clear"/>
             <w:tcMar>
-              <w:top w:type="dxa" w:w="70"/>
-              <w:left w:type="dxa" w:w="100"/>
-              <w:bottom w:type="dxa" w:w="70"/>
+              <w:top w:type="dxa" w:w="52"/>
+              <w:left w:type="dxa" w:w="100"/>
+              <w:bottom w:type="dxa" w:w="52"/>
               <w:right w:type="dxa" w:w="100"/>
             </w:tcMar>
             <w:vAlign w:val="center"/>
@@ -3580,7 +3584,7 @@
         </w:tc>
         <w:tc>
           <w:tcPr>
-            <w:tcW w:type="dxa" w:w="1098"/>
+            <w:tcW w:type="dxa" w:w="1128"/>
             <w:tcBorders>
               <w:top w:val="single" w:color="D9D4CB" w:sz="4"/>
               <w:left w:val="none" w:color="auto" w:sz="0"/>
@@ -3589,9 +3593,9 @@
             </w:tcBorders>
             <w:shd w:fill="FBFAF8" w:color="auto" w:val="clear"/>
             <w:tcMar>
-              <w:top w:type="dxa" w:w="70"/>
-              <w:left w:type="dxa" w:w="100"/>
-              <w:bottom w:type="dxa" w:w="70"/>
+              <w:top w:type="dxa" w:w="52"/>
+              <w:left w:type="dxa" w:w="100"/>
+              <w:bottom w:type="dxa" w:w="52"/>
               <w:right w:type="dxa" w:w="100"/>
             </w:tcMar>
             <w:vAlign w:val="center"/>
@@ -3620,7 +3624,7 @@
       <w:tr>
         <w:tc>
           <w:tcPr>
-            <w:tcW w:type="dxa" w:w="1830"/>
+            <w:tcW w:type="dxa" w:w="1760"/>
             <w:tcBorders>
               <w:top w:val="single" w:color="D9D4CB" w:sz="4"/>
               <w:left w:val="none" w:color="auto" w:sz="0"/>
@@ -3629,9 +3633,9 @@
             </w:tcBorders>
             <w:shd w:fill="F5F2ED" w:color="auto" w:val="clear"/>
             <w:tcMar>
-              <w:top w:type="dxa" w:w="70"/>
-              <w:left w:type="dxa" w:w="100"/>
-              <w:bottom w:type="dxa" w:w="70"/>
+              <w:top w:type="dxa" w:w="52"/>
+              <w:left w:type="dxa" w:w="100"/>
+              <w:bottom w:type="dxa" w:w="52"/>
               <w:right w:type="dxa" w:w="100"/>
             </w:tcMar>
             <w:vAlign w:val="center"/>
@@ -3658,7 +3662,7 @@
         </w:tc>
         <w:tc>
           <w:tcPr>
-            <w:tcW w:type="dxa" w:w="780"/>
+            <w:tcW w:type="dxa" w:w="700"/>
             <w:tcBorders>
               <w:top w:val="single" w:color="D9D4CB" w:sz="4"/>
               <w:left w:val="none" w:color="auto" w:sz="0"/>
@@ -3667,9 +3671,9 @@
             </w:tcBorders>
             <w:shd w:fill="F5F2ED" w:color="auto" w:val="clear"/>
             <w:tcMar>
-              <w:top w:type="dxa" w:w="70"/>
-              <w:left w:type="dxa" w:w="100"/>
-              <w:bottom w:type="dxa" w:w="70"/>
+              <w:top w:type="dxa" w:w="52"/>
+              <w:left w:type="dxa" w:w="100"/>
+              <w:bottom w:type="dxa" w:w="52"/>
               <w:right w:type="dxa" w:w="100"/>
             </w:tcMar>
             <w:vAlign w:val="center"/>
@@ -3696,7 +3700,7 @@
         </w:tc>
         <w:tc>
           <w:tcPr>
-            <w:tcW w:type="dxa" w:w="1420"/>
+            <w:tcW w:type="dxa" w:w="1400"/>
             <w:tcBorders>
               <w:top w:val="single" w:color="D9D4CB" w:sz="4"/>
               <w:left w:val="none" w:color="auto" w:sz="0"/>
@@ -3705,9 +3709,9 @@
             </w:tcBorders>
             <w:shd w:fill="F5F2ED" w:color="auto" w:val="clear"/>
             <w:tcMar>
-              <w:top w:type="dxa" w:w="70"/>
-              <w:left w:type="dxa" w:w="100"/>
-              <w:bottom w:type="dxa" w:w="70"/>
+              <w:top w:type="dxa" w:w="52"/>
+              <w:left w:type="dxa" w:w="100"/>
+              <w:bottom w:type="dxa" w:w="52"/>
               <w:right w:type="dxa" w:w="100"/>
             </w:tcMar>
             <w:vAlign w:val="center"/>
@@ -3734,7 +3738,7 @@
         </w:tc>
         <w:tc>
           <w:tcPr>
-            <w:tcW w:type="dxa" w:w="1500"/>
+            <w:tcW w:type="dxa" w:w="1520"/>
             <w:tcBorders>
               <w:top w:val="single" w:color="D9D4CB" w:sz="4"/>
               <w:left w:val="none" w:color="auto" w:sz="0"/>
@@ -3743,9 +3747,9 @@
             </w:tcBorders>
             <w:shd w:fill="F5F2ED" w:color="auto" w:val="clear"/>
             <w:tcMar>
-              <w:top w:type="dxa" w:w="70"/>
-              <w:left w:type="dxa" w:w="100"/>
-              <w:bottom w:type="dxa" w:w="70"/>
+              <w:top w:type="dxa" w:w="52"/>
+              <w:left w:type="dxa" w:w="100"/>
+              <w:bottom w:type="dxa" w:w="52"/>
               <w:right w:type="dxa" w:w="100"/>
             </w:tcMar>
             <w:vAlign w:val="center"/>
@@ -3772,7 +3776,7 @@
         </w:tc>
         <w:tc>
           <w:tcPr>
-            <w:tcW w:type="dxa" w:w="1080"/>
+            <w:tcW w:type="dxa" w:w="1200"/>
             <w:tcBorders>
               <w:top w:val="single" w:color="D9D4CB" w:sz="4"/>
               <w:left w:val="none" w:color="auto" w:sz="0"/>
@@ -3781,9 +3785,9 @@
             </w:tcBorders>
             <w:shd w:fill="F5F2ED" w:color="auto" w:val="clear"/>
             <w:tcMar>
-              <w:top w:type="dxa" w:w="70"/>
-              <w:left w:type="dxa" w:w="100"/>
-              <w:bottom w:type="dxa" w:w="70"/>
+              <w:top w:type="dxa" w:w="52"/>
+              <w:left w:type="dxa" w:w="100"/>
+              <w:bottom w:type="dxa" w:w="52"/>
               <w:right w:type="dxa" w:w="100"/>
             </w:tcMar>
             <w:vAlign w:val="center"/>
@@ -3819,9 +3823,9 @@
             </w:tcBorders>
             <w:shd w:fill="F5F2ED" w:color="auto" w:val="clear"/>
             <w:tcMar>
-              <w:top w:type="dxa" w:w="70"/>
-              <w:left w:type="dxa" w:w="100"/>
-              <w:bottom w:type="dxa" w:w="70"/>
+              <w:top w:type="dxa" w:w="52"/>
+              <w:left w:type="dxa" w:w="100"/>
+              <w:bottom w:type="dxa" w:w="52"/>
               <w:right w:type="dxa" w:w="100"/>
             </w:tcMar>
             <w:vAlign w:val="center"/>
@@ -3848,7 +3852,7 @@
         </w:tc>
         <w:tc>
           <w:tcPr>
-            <w:tcW w:type="dxa" w:w="1098"/>
+            <w:tcW w:type="dxa" w:w="1128"/>
             <w:tcBorders>
               <w:top w:val="single" w:color="D9D4CB" w:sz="4"/>
               <w:left w:val="none" w:color="auto" w:sz="0"/>
@@ -3857,9 +3861,9 @@
             </w:tcBorders>
             <w:shd w:fill="F5F2ED" w:color="auto" w:val="clear"/>
             <w:tcMar>
-              <w:top w:type="dxa" w:w="70"/>
-              <w:left w:type="dxa" w:w="100"/>
-              <w:bottom w:type="dxa" w:w="70"/>
+              <w:top w:type="dxa" w:w="52"/>
+              <w:left w:type="dxa" w:w="100"/>
+              <w:bottom w:type="dxa" w:w="52"/>
               <w:right w:type="dxa" w:w="100"/>
             </w:tcMar>
             <w:vAlign w:val="center"/>
@@ -3920,7 +3924,7 @@
           <w:sz w:val="15"/>
           <w:szCs w:val="15"/>
         </w:rPr>
-        <w:t xml:space="preserve">Средняя цена за м² рассчитана как средневзвешенная по площади. Простое среднее по лотам (методика сводки Циан) — 779 115 ₽/м². Средняя цена лота по проекту — 62,4 млн ₽.</w:t>
+        <w:t xml:space="preserve">Средняя цена за м² — средневзвешенная по площади. Простое среднее по лотам (методика сводки Циан) — 779 115 ₽/м².</w:t>
       </w:r>
     </w:p>
     <w:p>
@@ -3954,13 +3958,13 @@
         </w:tblBorders>
       </w:tblPr>
       <w:tblGrid>
+        <w:gridCol w:w="1300"/>
+        <w:gridCol w:w="1080"/>
+        <w:gridCol w:w="980"/>
         <w:gridCol w:w="1500"/>
-        <w:gridCol w:w="900"/>
-        <w:gridCol w:w="800"/>
-        <w:gridCol w:w="1620"/>
-        <w:gridCol w:w="1720"/>
         <w:gridCol w:w="1600"/>
-        <w:gridCol w:w="1498"/>
+        <w:gridCol w:w="1500"/>
+        <w:gridCol w:w="1678"/>
       </w:tblGrid>
       <w:tr>
         <w:trPr>
@@ -3968,7 +3972,7 @@
         </w:trPr>
         <w:tc>
           <w:tcPr>
-            <w:tcW w:type="dxa" w:w="1500"/>
+            <w:tcW w:type="dxa" w:w="1300"/>
             <w:tcBorders>
               <w:top w:val="single" w:color="1F2A44" w:sz="4"/>
               <w:left w:val="none" w:color="auto" w:sz="0"/>
@@ -3977,9 +3981,9 @@
             </w:tcBorders>
             <w:shd w:fill="1F2A44" w:color="auto" w:val="clear"/>
             <w:tcMar>
-              <w:top w:type="dxa" w:w="70"/>
-              <w:left w:type="dxa" w:w="100"/>
-              <w:bottom w:type="dxa" w:w="70"/>
+              <w:top w:type="dxa" w:w="52"/>
+              <w:left w:type="dxa" w:w="100"/>
+              <w:bottom w:type="dxa" w:w="52"/>
               <w:right w:type="dxa" w:w="100"/>
             </w:tcMar>
             <w:vAlign w:val="center"/>
@@ -4006,7 +4010,7 @@
         </w:tc>
         <w:tc>
           <w:tcPr>
-            <w:tcW w:type="dxa" w:w="900"/>
+            <w:tcW w:type="dxa" w:w="1080"/>
             <w:tcBorders>
               <w:top w:val="single" w:color="1F2A44" w:sz="4"/>
               <w:left w:val="none" w:color="auto" w:sz="0"/>
@@ -4015,9 +4019,9 @@
             </w:tcBorders>
             <w:shd w:fill="1F2A44" w:color="auto" w:val="clear"/>
             <w:tcMar>
-              <w:top w:type="dxa" w:w="70"/>
-              <w:left w:type="dxa" w:w="100"/>
-              <w:bottom w:type="dxa" w:w="70"/>
+              <w:top w:type="dxa" w:w="52"/>
+              <w:left w:type="dxa" w:w="100"/>
+              <w:bottom w:type="dxa" w:w="52"/>
               <w:right w:type="dxa" w:w="100"/>
             </w:tcMar>
             <w:vAlign w:val="center"/>
@@ -4038,13 +4042,14 @@
                 <w:sz w:val="16"/>
                 <w:szCs w:val="16"/>
               </w:rPr>
-              <w:t xml:space="preserve">Этажей</w:t>
-            </w:r>
-          </w:p>
-        </w:tc>
-        <w:tc>
-          <w:tcPr>
-            <w:tcW w:type="dxa" w:w="800"/>
+              <w:t xml:space="preserve">Этажей
+в секции</w:t>
+            </w:r>
+          </w:p>
+        </w:tc>
+        <w:tc>
+          <w:tcPr>
+            <w:tcW w:type="dxa" w:w="980"/>
             <w:tcBorders>
               <w:top w:val="single" w:color="1F2A44" w:sz="4"/>
               <w:left w:val="none" w:color="auto" w:sz="0"/>
@@ -4053,9 +4058,9 @@
             </w:tcBorders>
             <w:shd w:fill="1F2A44" w:color="auto" w:val="clear"/>
             <w:tcMar>
-              <w:top w:type="dxa" w:w="70"/>
-              <w:left w:type="dxa" w:w="100"/>
-              <w:bottom w:type="dxa" w:w="70"/>
+              <w:top w:type="dxa" w:w="52"/>
+              <w:left w:type="dxa" w:w="100"/>
+              <w:bottom w:type="dxa" w:w="52"/>
               <w:right w:type="dxa" w:w="100"/>
             </w:tcMar>
             <w:vAlign w:val="center"/>
@@ -4076,13 +4081,14 @@
                 <w:sz w:val="16"/>
                 <w:szCs w:val="16"/>
               </w:rPr>
-              <w:t xml:space="preserve">Лотов</w:t>
-            </w:r>
-          </w:p>
-        </w:tc>
-        <w:tc>
-          <w:tcPr>
-            <w:tcW w:type="dxa" w:w="1620"/>
+              <w:t xml:space="preserve">Лотов
+в продаже</w:t>
+            </w:r>
+          </w:p>
+        </w:tc>
+        <w:tc>
+          <w:tcPr>
+            <w:tcW w:type="dxa" w:w="1500"/>
             <w:tcBorders>
               <w:top w:val="single" w:color="1F2A44" w:sz="4"/>
               <w:left w:val="none" w:color="auto" w:sz="0"/>
@@ -4091,9 +4097,9 @@
             </w:tcBorders>
             <w:shd w:fill="1F2A44" w:color="auto" w:val="clear"/>
             <w:tcMar>
-              <w:top w:type="dxa" w:w="70"/>
-              <w:left w:type="dxa" w:w="100"/>
-              <w:bottom w:type="dxa" w:w="70"/>
+              <w:top w:type="dxa" w:w="52"/>
+              <w:left w:type="dxa" w:w="100"/>
+              <w:bottom w:type="dxa" w:w="52"/>
               <w:right w:type="dxa" w:w="100"/>
             </w:tcMar>
             <w:vAlign w:val="center"/>
@@ -4114,13 +4120,14 @@
                 <w:sz w:val="16"/>
                 <w:szCs w:val="16"/>
               </w:rPr>
-              <w:t xml:space="preserve">Площадь, м²</w:t>
-            </w:r>
-          </w:p>
-        </w:tc>
-        <w:tc>
-          <w:tcPr>
-            <w:tcW w:type="dxa" w:w="1720"/>
+              <w:t xml:space="preserve">Площадь
+от — до, м²</w:t>
+            </w:r>
+          </w:p>
+        </w:tc>
+        <w:tc>
+          <w:tcPr>
+            <w:tcW w:type="dxa" w:w="1600"/>
             <w:tcBorders>
               <w:top w:val="single" w:color="1F2A44" w:sz="4"/>
               <w:left w:val="none" w:color="auto" w:sz="0"/>
@@ -4129,9 +4136,9 @@
             </w:tcBorders>
             <w:shd w:fill="1F2A44" w:color="auto" w:val="clear"/>
             <w:tcMar>
-              <w:top w:type="dxa" w:w="70"/>
-              <w:left w:type="dxa" w:w="100"/>
-              <w:bottom w:type="dxa" w:w="70"/>
+              <w:top w:type="dxa" w:w="52"/>
+              <w:left w:type="dxa" w:w="100"/>
+              <w:bottom w:type="dxa" w:w="52"/>
               <w:right w:type="dxa" w:w="100"/>
             </w:tcMar>
             <w:vAlign w:val="center"/>
@@ -4152,13 +4159,14 @@
                 <w:sz w:val="16"/>
                 <w:szCs w:val="16"/>
               </w:rPr>
-              <w:t xml:space="preserve">Цена, млн ₽</w:t>
-            </w:r>
-          </w:p>
-        </w:tc>
-        <w:tc>
-          <w:tcPr>
-            <w:tcW w:type="dxa" w:w="1600"/>
+              <w:t xml:space="preserve">Цена лота
+от — до, млн ₽</w:t>
+            </w:r>
+          </w:p>
+        </w:tc>
+        <w:tc>
+          <w:tcPr>
+            <w:tcW w:type="dxa" w:w="1500"/>
             <w:tcBorders>
               <w:top w:val="single" w:color="1F2A44" w:sz="4"/>
               <w:left w:val="none" w:color="auto" w:sz="0"/>
@@ -4167,9 +4175,9 @@
             </w:tcBorders>
             <w:shd w:fill="1F2A44" w:color="auto" w:val="clear"/>
             <w:tcMar>
-              <w:top w:type="dxa" w:w="70"/>
-              <w:left w:type="dxa" w:w="100"/>
-              <w:bottom w:type="dxa" w:w="70"/>
+              <w:top w:type="dxa" w:w="52"/>
+              <w:left w:type="dxa" w:w="100"/>
+              <w:bottom w:type="dxa" w:w="52"/>
               <w:right w:type="dxa" w:w="100"/>
             </w:tcMar>
             <w:vAlign w:val="center"/>
@@ -4190,13 +4198,14 @@
                 <w:sz w:val="16"/>
                 <w:szCs w:val="16"/>
               </w:rPr>
-              <w:t xml:space="preserve">Ср. за м², ₽</w:t>
-            </w:r>
-          </w:p>
-        </w:tc>
-        <w:tc>
-          <w:tcPr>
-            <w:tcW w:type="dxa" w:w="1498"/>
+              <w:t xml:space="preserve">Средняя цена
+за м², ₽</w:t>
+            </w:r>
+          </w:p>
+        </w:tc>
+        <w:tc>
+          <w:tcPr>
+            <w:tcW w:type="dxa" w:w="1678"/>
             <w:tcBorders>
               <w:top w:val="single" w:color="1F2A44" w:sz="4"/>
               <w:left w:val="none" w:color="auto" w:sz="0"/>
@@ -4205,9 +4214,9 @@
             </w:tcBorders>
             <w:shd w:fill="1F2A44" w:color="auto" w:val="clear"/>
             <w:tcMar>
-              <w:top w:type="dxa" w:w="70"/>
-              <w:left w:type="dxa" w:w="100"/>
-              <w:bottom w:type="dxa" w:w="70"/>
+              <w:top w:type="dxa" w:w="52"/>
+              <w:left w:type="dxa" w:w="100"/>
+              <w:bottom w:type="dxa" w:w="52"/>
               <w:right w:type="dxa" w:w="100"/>
             </w:tcMar>
             <w:vAlign w:val="center"/>
@@ -4228,7 +4237,8 @@
                 <w:sz w:val="16"/>
                 <w:szCs w:val="16"/>
               </w:rPr>
-              <w:t xml:space="preserve">Откл. от ЖК</w:t>
+              <w:t xml:space="preserve">Отклонение от
+средней по ЖК</w:t>
             </w:r>
           </w:p>
         </w:tc>
@@ -4236,17 +4246,17 @@
       <w:tr>
         <w:tc>
           <w:tcPr>
-            <w:tcW w:type="dxa" w:w="1500"/>
-            <w:tcBorders>
-              <w:top w:val="single" w:color="D9D4CB" w:sz="4"/>
-              <w:left w:val="none" w:color="auto" w:sz="0"/>
-              <w:bottom w:val="single" w:color="D9D4CB" w:sz="4"/>
-              <w:right w:val="none" w:color="auto" w:sz="0"/>
-            </w:tcBorders>
-            <w:tcMar>
-              <w:top w:type="dxa" w:w="70"/>
-              <w:left w:type="dxa" w:w="100"/>
-              <w:bottom w:type="dxa" w:w="70"/>
+            <w:tcW w:type="dxa" w:w="1300"/>
+            <w:tcBorders>
+              <w:top w:val="single" w:color="D9D4CB" w:sz="4"/>
+              <w:left w:val="none" w:color="auto" w:sz="0"/>
+              <w:bottom w:val="single" w:color="D9D4CB" w:sz="4"/>
+              <w:right w:val="none" w:color="auto" w:sz="0"/>
+            </w:tcBorders>
+            <w:tcMar>
+              <w:top w:type="dxa" w:w="52"/>
+              <w:left w:type="dxa" w:w="100"/>
+              <w:bottom w:type="dxa" w:w="52"/>
               <w:right w:type="dxa" w:w="100"/>
             </w:tcMar>
             <w:vAlign w:val="center"/>
@@ -4273,17 +4283,17 @@
         </w:tc>
         <w:tc>
           <w:tcPr>
-            <w:tcW w:type="dxa" w:w="900"/>
-            <w:tcBorders>
-              <w:top w:val="single" w:color="D9D4CB" w:sz="4"/>
-              <w:left w:val="none" w:color="auto" w:sz="0"/>
-              <w:bottom w:val="single" w:color="D9D4CB" w:sz="4"/>
-              <w:right w:val="none" w:color="auto" w:sz="0"/>
-            </w:tcBorders>
-            <w:tcMar>
-              <w:top w:type="dxa" w:w="70"/>
-              <w:left w:type="dxa" w:w="100"/>
-              <w:bottom w:type="dxa" w:w="70"/>
+            <w:tcW w:type="dxa" w:w="1080"/>
+            <w:tcBorders>
+              <w:top w:val="single" w:color="D9D4CB" w:sz="4"/>
+              <w:left w:val="none" w:color="auto" w:sz="0"/>
+              <w:bottom w:val="single" w:color="D9D4CB" w:sz="4"/>
+              <w:right w:val="none" w:color="auto" w:sz="0"/>
+            </w:tcBorders>
+            <w:tcMar>
+              <w:top w:type="dxa" w:w="52"/>
+              <w:left w:type="dxa" w:w="100"/>
+              <w:bottom w:type="dxa" w:w="52"/>
               <w:right w:type="dxa" w:w="100"/>
             </w:tcMar>
             <w:vAlign w:val="center"/>
@@ -4310,17 +4320,17 @@
         </w:tc>
         <w:tc>
           <w:tcPr>
-            <w:tcW w:type="dxa" w:w="800"/>
-            <w:tcBorders>
-              <w:top w:val="single" w:color="D9D4CB" w:sz="4"/>
-              <w:left w:val="none" w:color="auto" w:sz="0"/>
-              <w:bottom w:val="single" w:color="D9D4CB" w:sz="4"/>
-              <w:right w:val="none" w:color="auto" w:sz="0"/>
-            </w:tcBorders>
-            <w:tcMar>
-              <w:top w:type="dxa" w:w="70"/>
-              <w:left w:type="dxa" w:w="100"/>
-              <w:bottom w:type="dxa" w:w="70"/>
+            <w:tcW w:type="dxa" w:w="980"/>
+            <w:tcBorders>
+              <w:top w:val="single" w:color="D9D4CB" w:sz="4"/>
+              <w:left w:val="none" w:color="auto" w:sz="0"/>
+              <w:bottom w:val="single" w:color="D9D4CB" w:sz="4"/>
+              <w:right w:val="none" w:color="auto" w:sz="0"/>
+            </w:tcBorders>
+            <w:tcMar>
+              <w:top w:type="dxa" w:w="52"/>
+              <w:left w:type="dxa" w:w="100"/>
+              <w:bottom w:type="dxa" w:w="52"/>
               <w:right w:type="dxa" w:w="100"/>
             </w:tcMar>
             <w:vAlign w:val="center"/>
@@ -4347,17 +4357,17 @@
         </w:tc>
         <w:tc>
           <w:tcPr>
-            <w:tcW w:type="dxa" w:w="1620"/>
-            <w:tcBorders>
-              <w:top w:val="single" w:color="D9D4CB" w:sz="4"/>
-              <w:left w:val="none" w:color="auto" w:sz="0"/>
-              <w:bottom w:val="single" w:color="D9D4CB" w:sz="4"/>
-              <w:right w:val="none" w:color="auto" w:sz="0"/>
-            </w:tcBorders>
-            <w:tcMar>
-              <w:top w:type="dxa" w:w="70"/>
-              <w:left w:type="dxa" w:w="100"/>
-              <w:bottom w:type="dxa" w:w="70"/>
+            <w:tcW w:type="dxa" w:w="1500"/>
+            <w:tcBorders>
+              <w:top w:val="single" w:color="D9D4CB" w:sz="4"/>
+              <w:left w:val="none" w:color="auto" w:sz="0"/>
+              <w:bottom w:val="single" w:color="D9D4CB" w:sz="4"/>
+              <w:right w:val="none" w:color="auto" w:sz="0"/>
+            </w:tcBorders>
+            <w:tcMar>
+              <w:top w:type="dxa" w:w="52"/>
+              <w:left w:type="dxa" w:w="100"/>
+              <w:bottom w:type="dxa" w:w="52"/>
               <w:right w:type="dxa" w:w="100"/>
             </w:tcMar>
             <w:vAlign w:val="center"/>
@@ -4384,17 +4394,17 @@
         </w:tc>
         <w:tc>
           <w:tcPr>
-            <w:tcW w:type="dxa" w:w="1720"/>
-            <w:tcBorders>
-              <w:top w:val="single" w:color="D9D4CB" w:sz="4"/>
-              <w:left w:val="none" w:color="auto" w:sz="0"/>
-              <w:bottom w:val="single" w:color="D9D4CB" w:sz="4"/>
-              <w:right w:val="none" w:color="auto" w:sz="0"/>
-            </w:tcBorders>
-            <w:tcMar>
-              <w:top w:type="dxa" w:w="70"/>
-              <w:left w:type="dxa" w:w="100"/>
-              <w:bottom w:type="dxa" w:w="70"/>
+            <w:tcW w:type="dxa" w:w="1600"/>
+            <w:tcBorders>
+              <w:top w:val="single" w:color="D9D4CB" w:sz="4"/>
+              <w:left w:val="none" w:color="auto" w:sz="0"/>
+              <w:bottom w:val="single" w:color="D9D4CB" w:sz="4"/>
+              <w:right w:val="none" w:color="auto" w:sz="0"/>
+            </w:tcBorders>
+            <w:tcMar>
+              <w:top w:type="dxa" w:w="52"/>
+              <w:left w:type="dxa" w:w="100"/>
+              <w:bottom w:type="dxa" w:w="52"/>
               <w:right w:type="dxa" w:w="100"/>
             </w:tcMar>
             <w:vAlign w:val="center"/>
@@ -4421,17 +4431,17 @@
         </w:tc>
         <w:tc>
           <w:tcPr>
-            <w:tcW w:type="dxa" w:w="1600"/>
-            <w:tcBorders>
-              <w:top w:val="single" w:color="D9D4CB" w:sz="4"/>
-              <w:left w:val="none" w:color="auto" w:sz="0"/>
-              <w:bottom w:val="single" w:color="D9D4CB" w:sz="4"/>
-              <w:right w:val="none" w:color="auto" w:sz="0"/>
-            </w:tcBorders>
-            <w:tcMar>
-              <w:top w:type="dxa" w:w="70"/>
-              <w:left w:type="dxa" w:w="100"/>
-              <w:bottom w:type="dxa" w:w="70"/>
+            <w:tcW w:type="dxa" w:w="1500"/>
+            <w:tcBorders>
+              <w:top w:val="single" w:color="D9D4CB" w:sz="4"/>
+              <w:left w:val="none" w:color="auto" w:sz="0"/>
+              <w:bottom w:val="single" w:color="D9D4CB" w:sz="4"/>
+              <w:right w:val="none" w:color="auto" w:sz="0"/>
+            </w:tcBorders>
+            <w:tcMar>
+              <w:top w:type="dxa" w:w="52"/>
+              <w:left w:type="dxa" w:w="100"/>
+              <w:bottom w:type="dxa" w:w="52"/>
               <w:right w:type="dxa" w:w="100"/>
             </w:tcMar>
             <w:vAlign w:val="center"/>
@@ -4458,17 +4468,17 @@
         </w:tc>
         <w:tc>
           <w:tcPr>
-            <w:tcW w:type="dxa" w:w="1498"/>
-            <w:tcBorders>
-              <w:top w:val="single" w:color="D9D4CB" w:sz="4"/>
-              <w:left w:val="none" w:color="auto" w:sz="0"/>
-              <w:bottom w:val="single" w:color="D9D4CB" w:sz="4"/>
-              <w:right w:val="none" w:color="auto" w:sz="0"/>
-            </w:tcBorders>
-            <w:tcMar>
-              <w:top w:type="dxa" w:w="70"/>
-              <w:left w:type="dxa" w:w="100"/>
-              <w:bottom w:type="dxa" w:w="70"/>
+            <w:tcW w:type="dxa" w:w="1678"/>
+            <w:tcBorders>
+              <w:top w:val="single" w:color="D9D4CB" w:sz="4"/>
+              <w:left w:val="none" w:color="auto" w:sz="0"/>
+              <w:bottom w:val="single" w:color="D9D4CB" w:sz="4"/>
+              <w:right w:val="none" w:color="auto" w:sz="0"/>
+            </w:tcBorders>
+            <w:tcMar>
+              <w:top w:type="dxa" w:w="52"/>
+              <w:left w:type="dxa" w:w="100"/>
+              <w:bottom w:type="dxa" w:w="52"/>
               <w:right w:type="dxa" w:w="100"/>
             </w:tcMar>
             <w:vAlign w:val="center"/>
@@ -4497,7 +4507,7 @@
       <w:tr>
         <w:tc>
           <w:tcPr>
-            <w:tcW w:type="dxa" w:w="1500"/>
+            <w:tcW w:type="dxa" w:w="1300"/>
             <w:tcBorders>
               <w:top w:val="single" w:color="D9D4CB" w:sz="4"/>
               <w:left w:val="none" w:color="auto" w:sz="0"/>
@@ -4506,9 +4516,9 @@
             </w:tcBorders>
             <w:shd w:fill="FBFAF8" w:color="auto" w:val="clear"/>
             <w:tcMar>
-              <w:top w:type="dxa" w:w="70"/>
-              <w:left w:type="dxa" w:w="100"/>
-              <w:bottom w:type="dxa" w:w="70"/>
+              <w:top w:type="dxa" w:w="52"/>
+              <w:left w:type="dxa" w:w="100"/>
+              <w:bottom w:type="dxa" w:w="52"/>
               <w:right w:type="dxa" w:w="100"/>
             </w:tcMar>
             <w:vAlign w:val="center"/>
@@ -4535,7 +4545,7 @@
         </w:tc>
         <w:tc>
           <w:tcPr>
-            <w:tcW w:type="dxa" w:w="900"/>
+            <w:tcW w:type="dxa" w:w="1080"/>
             <w:tcBorders>
               <w:top w:val="single" w:color="D9D4CB" w:sz="4"/>
               <w:left w:val="none" w:color="auto" w:sz="0"/>
@@ -4544,9 +4554,9 @@
             </w:tcBorders>
             <w:shd w:fill="FBFAF8" w:color="auto" w:val="clear"/>
             <w:tcMar>
-              <w:top w:type="dxa" w:w="70"/>
-              <w:left w:type="dxa" w:w="100"/>
-              <w:bottom w:type="dxa" w:w="70"/>
+              <w:top w:type="dxa" w:w="52"/>
+              <w:left w:type="dxa" w:w="100"/>
+              <w:bottom w:type="dxa" w:w="52"/>
               <w:right w:type="dxa" w:w="100"/>
             </w:tcMar>
             <w:vAlign w:val="center"/>
@@ -4573,7 +4583,7 @@
         </w:tc>
         <w:tc>
           <w:tcPr>
-            <w:tcW w:type="dxa" w:w="800"/>
+            <w:tcW w:type="dxa" w:w="980"/>
             <w:tcBorders>
               <w:top w:val="single" w:color="D9D4CB" w:sz="4"/>
               <w:left w:val="none" w:color="auto" w:sz="0"/>
@@ -4582,9 +4592,9 @@
             </w:tcBorders>
             <w:shd w:fill="FBFAF8" w:color="auto" w:val="clear"/>
             <w:tcMar>
-              <w:top w:type="dxa" w:w="70"/>
-              <w:left w:type="dxa" w:w="100"/>
-              <w:bottom w:type="dxa" w:w="70"/>
+              <w:top w:type="dxa" w:w="52"/>
+              <w:left w:type="dxa" w:w="100"/>
+              <w:bottom w:type="dxa" w:w="52"/>
               <w:right w:type="dxa" w:w="100"/>
             </w:tcMar>
             <w:vAlign w:val="center"/>
@@ -4611,7 +4621,7 @@
         </w:tc>
         <w:tc>
           <w:tcPr>
-            <w:tcW w:type="dxa" w:w="1620"/>
+            <w:tcW w:type="dxa" w:w="1500"/>
             <w:tcBorders>
               <w:top w:val="single" w:color="D9D4CB" w:sz="4"/>
               <w:left w:val="none" w:color="auto" w:sz="0"/>
@@ -4620,9 +4630,9 @@
             </w:tcBorders>
             <w:shd w:fill="FBFAF8" w:color="auto" w:val="clear"/>
             <w:tcMar>
-              <w:top w:type="dxa" w:w="70"/>
-              <w:left w:type="dxa" w:w="100"/>
-              <w:bottom w:type="dxa" w:w="70"/>
+              <w:top w:type="dxa" w:w="52"/>
+              <w:left w:type="dxa" w:w="100"/>
+              <w:bottom w:type="dxa" w:w="52"/>
               <w:right w:type="dxa" w:w="100"/>
             </w:tcMar>
             <w:vAlign w:val="center"/>
@@ -4649,7 +4659,7 @@
         </w:tc>
         <w:tc>
           <w:tcPr>
-            <w:tcW w:type="dxa" w:w="1720"/>
+            <w:tcW w:type="dxa" w:w="1600"/>
             <w:tcBorders>
               <w:top w:val="single" w:color="D9D4CB" w:sz="4"/>
               <w:left w:val="none" w:color="auto" w:sz="0"/>
@@ -4658,9 +4668,9 @@
             </w:tcBorders>
             <w:shd w:fill="FBFAF8" w:color="auto" w:val="clear"/>
             <w:tcMar>
-              <w:top w:type="dxa" w:w="70"/>
-              <w:left w:type="dxa" w:w="100"/>
-              <w:bottom w:type="dxa" w:w="70"/>
+              <w:top w:type="dxa" w:w="52"/>
+              <w:left w:type="dxa" w:w="100"/>
+              <w:bottom w:type="dxa" w:w="52"/>
               <w:right w:type="dxa" w:w="100"/>
             </w:tcMar>
             <w:vAlign w:val="center"/>
@@ -4687,7 +4697,7 @@
         </w:tc>
         <w:tc>
           <w:tcPr>
-            <w:tcW w:type="dxa" w:w="1600"/>
+            <w:tcW w:type="dxa" w:w="1500"/>
             <w:tcBorders>
               <w:top w:val="single" w:color="D9D4CB" w:sz="4"/>
               <w:left w:val="none" w:color="auto" w:sz="0"/>
@@ -4696,9 +4706,9 @@
             </w:tcBorders>
             <w:shd w:fill="FBFAF8" w:color="auto" w:val="clear"/>
             <w:tcMar>
-              <w:top w:type="dxa" w:w="70"/>
-              <w:left w:type="dxa" w:w="100"/>
-              <w:bottom w:type="dxa" w:w="70"/>
+              <w:top w:type="dxa" w:w="52"/>
+              <w:left w:type="dxa" w:w="100"/>
+              <w:bottom w:type="dxa" w:w="52"/>
               <w:right w:type="dxa" w:w="100"/>
             </w:tcMar>
             <w:vAlign w:val="center"/>
@@ -4725,7 +4735,7 @@
         </w:tc>
         <w:tc>
           <w:tcPr>
-            <w:tcW w:type="dxa" w:w="1498"/>
+            <w:tcW w:type="dxa" w:w="1678"/>
             <w:tcBorders>
               <w:top w:val="single" w:color="D9D4CB" w:sz="4"/>
               <w:left w:val="none" w:color="auto" w:sz="0"/>
@@ -4734,9 +4744,9 @@
             </w:tcBorders>
             <w:shd w:fill="FBFAF8" w:color="auto" w:val="clear"/>
             <w:tcMar>
-              <w:top w:type="dxa" w:w="70"/>
-              <w:left w:type="dxa" w:w="100"/>
-              <w:bottom w:type="dxa" w:w="70"/>
+              <w:top w:type="dxa" w:w="52"/>
+              <w:left w:type="dxa" w:w="100"/>
+              <w:bottom w:type="dxa" w:w="52"/>
               <w:right w:type="dxa" w:w="100"/>
             </w:tcMar>
             <w:vAlign w:val="center"/>
@@ -4765,17 +4775,17 @@
       <w:tr>
         <w:tc>
           <w:tcPr>
-            <w:tcW w:type="dxa" w:w="1500"/>
-            <w:tcBorders>
-              <w:top w:val="single" w:color="D9D4CB" w:sz="4"/>
-              <w:left w:val="none" w:color="auto" w:sz="0"/>
-              <w:bottom w:val="single" w:color="D9D4CB" w:sz="4"/>
-              <w:right w:val="none" w:color="auto" w:sz="0"/>
-            </w:tcBorders>
-            <w:tcMar>
-              <w:top w:type="dxa" w:w="70"/>
-              <w:left w:type="dxa" w:w="100"/>
-              <w:bottom w:type="dxa" w:w="70"/>
+            <w:tcW w:type="dxa" w:w="1300"/>
+            <w:tcBorders>
+              <w:top w:val="single" w:color="D9D4CB" w:sz="4"/>
+              <w:left w:val="none" w:color="auto" w:sz="0"/>
+              <w:bottom w:val="single" w:color="D9D4CB" w:sz="4"/>
+              <w:right w:val="none" w:color="auto" w:sz="0"/>
+            </w:tcBorders>
+            <w:tcMar>
+              <w:top w:type="dxa" w:w="52"/>
+              <w:left w:type="dxa" w:w="100"/>
+              <w:bottom w:type="dxa" w:w="52"/>
               <w:right w:type="dxa" w:w="100"/>
             </w:tcMar>
             <w:vAlign w:val="center"/>
@@ -4802,17 +4812,17 @@
         </w:tc>
         <w:tc>
           <w:tcPr>
-            <w:tcW w:type="dxa" w:w="900"/>
-            <w:tcBorders>
-              <w:top w:val="single" w:color="D9D4CB" w:sz="4"/>
-              <w:left w:val="none" w:color="auto" w:sz="0"/>
-              <w:bottom w:val="single" w:color="D9D4CB" w:sz="4"/>
-              <w:right w:val="none" w:color="auto" w:sz="0"/>
-            </w:tcBorders>
-            <w:tcMar>
-              <w:top w:type="dxa" w:w="70"/>
-              <w:left w:type="dxa" w:w="100"/>
-              <w:bottom w:type="dxa" w:w="70"/>
+            <w:tcW w:type="dxa" w:w="1080"/>
+            <w:tcBorders>
+              <w:top w:val="single" w:color="D9D4CB" w:sz="4"/>
+              <w:left w:val="none" w:color="auto" w:sz="0"/>
+              <w:bottom w:val="single" w:color="D9D4CB" w:sz="4"/>
+              <w:right w:val="none" w:color="auto" w:sz="0"/>
+            </w:tcBorders>
+            <w:tcMar>
+              <w:top w:type="dxa" w:w="52"/>
+              <w:left w:type="dxa" w:w="100"/>
+              <w:bottom w:type="dxa" w:w="52"/>
               <w:right w:type="dxa" w:w="100"/>
             </w:tcMar>
             <w:vAlign w:val="center"/>
@@ -4839,17 +4849,17 @@
         </w:tc>
         <w:tc>
           <w:tcPr>
-            <w:tcW w:type="dxa" w:w="800"/>
-            <w:tcBorders>
-              <w:top w:val="single" w:color="D9D4CB" w:sz="4"/>
-              <w:left w:val="none" w:color="auto" w:sz="0"/>
-              <w:bottom w:val="single" w:color="D9D4CB" w:sz="4"/>
-              <w:right w:val="none" w:color="auto" w:sz="0"/>
-            </w:tcBorders>
-            <w:tcMar>
-              <w:top w:type="dxa" w:w="70"/>
-              <w:left w:type="dxa" w:w="100"/>
-              <w:bottom w:type="dxa" w:w="70"/>
+            <w:tcW w:type="dxa" w:w="980"/>
+            <w:tcBorders>
+              <w:top w:val="single" w:color="D9D4CB" w:sz="4"/>
+              <w:left w:val="none" w:color="auto" w:sz="0"/>
+              <w:bottom w:val="single" w:color="D9D4CB" w:sz="4"/>
+              <w:right w:val="none" w:color="auto" w:sz="0"/>
+            </w:tcBorders>
+            <w:tcMar>
+              <w:top w:type="dxa" w:w="52"/>
+              <w:left w:type="dxa" w:w="100"/>
+              <w:bottom w:type="dxa" w:w="52"/>
               <w:right w:type="dxa" w:w="100"/>
             </w:tcMar>
             <w:vAlign w:val="center"/>
@@ -4876,17 +4886,17 @@
         </w:tc>
         <w:tc>
           <w:tcPr>
-            <w:tcW w:type="dxa" w:w="1620"/>
-            <w:tcBorders>
-              <w:top w:val="single" w:color="D9D4CB" w:sz="4"/>
-              <w:left w:val="none" w:color="auto" w:sz="0"/>
-              <w:bottom w:val="single" w:color="D9D4CB" w:sz="4"/>
-              <w:right w:val="none" w:color="auto" w:sz="0"/>
-            </w:tcBorders>
-            <w:tcMar>
-              <w:top w:type="dxa" w:w="70"/>
-              <w:left w:type="dxa" w:w="100"/>
-              <w:bottom w:type="dxa" w:w="70"/>
+            <w:tcW w:type="dxa" w:w="1500"/>
+            <w:tcBorders>
+              <w:top w:val="single" w:color="D9D4CB" w:sz="4"/>
+              <w:left w:val="none" w:color="auto" w:sz="0"/>
+              <w:bottom w:val="single" w:color="D9D4CB" w:sz="4"/>
+              <w:right w:val="none" w:color="auto" w:sz="0"/>
+            </w:tcBorders>
+            <w:tcMar>
+              <w:top w:type="dxa" w:w="52"/>
+              <w:left w:type="dxa" w:w="100"/>
+              <w:bottom w:type="dxa" w:w="52"/>
               <w:right w:type="dxa" w:w="100"/>
             </w:tcMar>
             <w:vAlign w:val="center"/>
@@ -4913,17 +4923,17 @@
         </w:tc>
         <w:tc>
           <w:tcPr>
-            <w:tcW w:type="dxa" w:w="1720"/>
-            <w:tcBorders>
-              <w:top w:val="single" w:color="D9D4CB" w:sz="4"/>
-              <w:left w:val="none" w:color="auto" w:sz="0"/>
-              <w:bottom w:val="single" w:color="D9D4CB" w:sz="4"/>
-              <w:right w:val="none" w:color="auto" w:sz="0"/>
-            </w:tcBorders>
-            <w:tcMar>
-              <w:top w:type="dxa" w:w="70"/>
-              <w:left w:type="dxa" w:w="100"/>
-              <w:bottom w:type="dxa" w:w="70"/>
+            <w:tcW w:type="dxa" w:w="1600"/>
+            <w:tcBorders>
+              <w:top w:val="single" w:color="D9D4CB" w:sz="4"/>
+              <w:left w:val="none" w:color="auto" w:sz="0"/>
+              <w:bottom w:val="single" w:color="D9D4CB" w:sz="4"/>
+              <w:right w:val="none" w:color="auto" w:sz="0"/>
+            </w:tcBorders>
+            <w:tcMar>
+              <w:top w:type="dxa" w:w="52"/>
+              <w:left w:type="dxa" w:w="100"/>
+              <w:bottom w:type="dxa" w:w="52"/>
               <w:right w:type="dxa" w:w="100"/>
             </w:tcMar>
             <w:vAlign w:val="center"/>
@@ -4950,17 +4960,17 @@
         </w:tc>
         <w:tc>
           <w:tcPr>
-            <w:tcW w:type="dxa" w:w="1600"/>
-            <w:tcBorders>
-              <w:top w:val="single" w:color="D9D4CB" w:sz="4"/>
-              <w:left w:val="none" w:color="auto" w:sz="0"/>
-              <w:bottom w:val="single" w:color="D9D4CB" w:sz="4"/>
-              <w:right w:val="none" w:color="auto" w:sz="0"/>
-            </w:tcBorders>
-            <w:tcMar>
-              <w:top w:type="dxa" w:w="70"/>
-              <w:left w:type="dxa" w:w="100"/>
-              <w:bottom w:type="dxa" w:w="70"/>
+            <w:tcW w:type="dxa" w:w="1500"/>
+            <w:tcBorders>
+              <w:top w:val="single" w:color="D9D4CB" w:sz="4"/>
+              <w:left w:val="none" w:color="auto" w:sz="0"/>
+              <w:bottom w:val="single" w:color="D9D4CB" w:sz="4"/>
+              <w:right w:val="none" w:color="auto" w:sz="0"/>
+            </w:tcBorders>
+            <w:tcMar>
+              <w:top w:type="dxa" w:w="52"/>
+              <w:left w:type="dxa" w:w="100"/>
+              <w:bottom w:type="dxa" w:w="52"/>
               <w:right w:type="dxa" w:w="100"/>
             </w:tcMar>
             <w:vAlign w:val="center"/>
@@ -4987,17 +4997,17 @@
         </w:tc>
         <w:tc>
           <w:tcPr>
-            <w:tcW w:type="dxa" w:w="1498"/>
-            <w:tcBorders>
-              <w:top w:val="single" w:color="D9D4CB" w:sz="4"/>
-              <w:left w:val="none" w:color="auto" w:sz="0"/>
-              <w:bottom w:val="single" w:color="D9D4CB" w:sz="4"/>
-              <w:right w:val="none" w:color="auto" w:sz="0"/>
-            </w:tcBorders>
-            <w:tcMar>
-              <w:top w:type="dxa" w:w="70"/>
-              <w:left w:type="dxa" w:w="100"/>
-              <w:bottom w:type="dxa" w:w="70"/>
+            <w:tcW w:type="dxa" w:w="1678"/>
+            <w:tcBorders>
+              <w:top w:val="single" w:color="D9D4CB" w:sz="4"/>
+              <w:left w:val="none" w:color="auto" w:sz="0"/>
+              <w:bottom w:val="single" w:color="D9D4CB" w:sz="4"/>
+              <w:right w:val="none" w:color="auto" w:sz="0"/>
+            </w:tcBorders>
+            <w:tcMar>
+              <w:top w:type="dxa" w:w="52"/>
+              <w:left w:type="dxa" w:w="100"/>
+              <w:bottom w:type="dxa" w:w="52"/>
               <w:right w:type="dxa" w:w="100"/>
             </w:tcMar>
             <w:vAlign w:val="center"/>
@@ -5026,7 +5036,7 @@
       <w:tr>
         <w:tc>
           <w:tcPr>
-            <w:tcW w:type="dxa" w:w="1500"/>
+            <w:tcW w:type="dxa" w:w="1300"/>
             <w:tcBorders>
               <w:top w:val="single" w:color="D9D4CB" w:sz="4"/>
               <w:left w:val="none" w:color="auto" w:sz="0"/>
@@ -5035,9 +5045,9 @@
             </w:tcBorders>
             <w:shd w:fill="FBFAF8" w:color="auto" w:val="clear"/>
             <w:tcMar>
-              <w:top w:type="dxa" w:w="70"/>
-              <w:left w:type="dxa" w:w="100"/>
-              <w:bottom w:type="dxa" w:w="70"/>
+              <w:top w:type="dxa" w:w="52"/>
+              <w:left w:type="dxa" w:w="100"/>
+              <w:bottom w:type="dxa" w:w="52"/>
               <w:right w:type="dxa" w:w="100"/>
             </w:tcMar>
             <w:vAlign w:val="center"/>
@@ -5064,7 +5074,7 @@
         </w:tc>
         <w:tc>
           <w:tcPr>
-            <w:tcW w:type="dxa" w:w="900"/>
+            <w:tcW w:type="dxa" w:w="1080"/>
             <w:tcBorders>
               <w:top w:val="single" w:color="D9D4CB" w:sz="4"/>
               <w:left w:val="none" w:color="auto" w:sz="0"/>
@@ -5073,9 +5083,9 @@
             </w:tcBorders>
             <w:shd w:fill="FBFAF8" w:color="auto" w:val="clear"/>
             <w:tcMar>
-              <w:top w:type="dxa" w:w="70"/>
-              <w:left w:type="dxa" w:w="100"/>
-              <w:bottom w:type="dxa" w:w="70"/>
+              <w:top w:type="dxa" w:w="52"/>
+              <w:left w:type="dxa" w:w="100"/>
+              <w:bottom w:type="dxa" w:w="52"/>
               <w:right w:type="dxa" w:w="100"/>
             </w:tcMar>
             <w:vAlign w:val="center"/>
@@ -5102,7 +5112,7 @@
         </w:tc>
         <w:tc>
           <w:tcPr>
-            <w:tcW w:type="dxa" w:w="800"/>
+            <w:tcW w:type="dxa" w:w="980"/>
             <w:tcBorders>
               <w:top w:val="single" w:color="D9D4CB" w:sz="4"/>
               <w:left w:val="none" w:color="auto" w:sz="0"/>
@@ -5111,9 +5121,9 @@
             </w:tcBorders>
             <w:shd w:fill="FBFAF8" w:color="auto" w:val="clear"/>
             <w:tcMar>
-              <w:top w:type="dxa" w:w="70"/>
-              <w:left w:type="dxa" w:w="100"/>
-              <w:bottom w:type="dxa" w:w="70"/>
+              <w:top w:type="dxa" w:w="52"/>
+              <w:left w:type="dxa" w:w="100"/>
+              <w:bottom w:type="dxa" w:w="52"/>
               <w:right w:type="dxa" w:w="100"/>
             </w:tcMar>
             <w:vAlign w:val="center"/>
@@ -5140,7 +5150,7 @@
         </w:tc>
         <w:tc>
           <w:tcPr>
-            <w:tcW w:type="dxa" w:w="1620"/>
+            <w:tcW w:type="dxa" w:w="1500"/>
             <w:tcBorders>
               <w:top w:val="single" w:color="D9D4CB" w:sz="4"/>
               <w:left w:val="none" w:color="auto" w:sz="0"/>
@@ -5149,9 +5159,9 @@
             </w:tcBorders>
             <w:shd w:fill="FBFAF8" w:color="auto" w:val="clear"/>
             <w:tcMar>
-              <w:top w:type="dxa" w:w="70"/>
-              <w:left w:type="dxa" w:w="100"/>
-              <w:bottom w:type="dxa" w:w="70"/>
+              <w:top w:type="dxa" w:w="52"/>
+              <w:left w:type="dxa" w:w="100"/>
+              <w:bottom w:type="dxa" w:w="52"/>
               <w:right w:type="dxa" w:w="100"/>
             </w:tcMar>
             <w:vAlign w:val="center"/>
@@ -5178,7 +5188,7 @@
         </w:tc>
         <w:tc>
           <w:tcPr>
-            <w:tcW w:type="dxa" w:w="1720"/>
+            <w:tcW w:type="dxa" w:w="1600"/>
             <w:tcBorders>
               <w:top w:val="single" w:color="D9D4CB" w:sz="4"/>
               <w:left w:val="none" w:color="auto" w:sz="0"/>
@@ -5187,9 +5197,9 @@
             </w:tcBorders>
             <w:shd w:fill="FBFAF8" w:color="auto" w:val="clear"/>
             <w:tcMar>
-              <w:top w:type="dxa" w:w="70"/>
-              <w:left w:type="dxa" w:w="100"/>
-              <w:bottom w:type="dxa" w:w="70"/>
+              <w:top w:type="dxa" w:w="52"/>
+              <w:left w:type="dxa" w:w="100"/>
+              <w:bottom w:type="dxa" w:w="52"/>
               <w:right w:type="dxa" w:w="100"/>
             </w:tcMar>
             <w:vAlign w:val="center"/>
@@ -5216,7 +5226,7 @@
         </w:tc>
         <w:tc>
           <w:tcPr>
-            <w:tcW w:type="dxa" w:w="1600"/>
+            <w:tcW w:type="dxa" w:w="1500"/>
             <w:tcBorders>
               <w:top w:val="single" w:color="D9D4CB" w:sz="4"/>
               <w:left w:val="none" w:color="auto" w:sz="0"/>
@@ -5225,9 +5235,9 @@
             </w:tcBorders>
             <w:shd w:fill="FBFAF8" w:color="auto" w:val="clear"/>
             <w:tcMar>
-              <w:top w:type="dxa" w:w="70"/>
-              <w:left w:type="dxa" w:w="100"/>
-              <w:bottom w:type="dxa" w:w="70"/>
+              <w:top w:type="dxa" w:w="52"/>
+              <w:left w:type="dxa" w:w="100"/>
+              <w:bottom w:type="dxa" w:w="52"/>
               <w:right w:type="dxa" w:w="100"/>
             </w:tcMar>
             <w:vAlign w:val="center"/>
@@ -5254,7 +5264,7 @@
         </w:tc>
         <w:tc>
           <w:tcPr>
-            <w:tcW w:type="dxa" w:w="1498"/>
+            <w:tcW w:type="dxa" w:w="1678"/>
             <w:tcBorders>
               <w:top w:val="single" w:color="D9D4CB" w:sz="4"/>
               <w:left w:val="none" w:color="auto" w:sz="0"/>
@@ -5263,9 +5273,9 @@
             </w:tcBorders>
             <w:shd w:fill="FBFAF8" w:color="auto" w:val="clear"/>
             <w:tcMar>
-              <w:top w:type="dxa" w:w="70"/>
-              <w:left w:type="dxa" w:w="100"/>
-              <w:bottom w:type="dxa" w:w="70"/>
+              <w:top w:type="dxa" w:w="52"/>
+              <w:left w:type="dxa" w:w="100"/>
+              <w:bottom w:type="dxa" w:w="52"/>
               <w:right w:type="dxa" w:w="100"/>
             </w:tcMar>
             <w:vAlign w:val="center"/>
@@ -5294,17 +5304,17 @@
       <w:tr>
         <w:tc>
           <w:tcPr>
-            <w:tcW w:type="dxa" w:w="1500"/>
-            <w:tcBorders>
-              <w:top w:val="single" w:color="D9D4CB" w:sz="4"/>
-              <w:left w:val="none" w:color="auto" w:sz="0"/>
-              <w:bottom w:val="single" w:color="D9D4CB" w:sz="4"/>
-              <w:right w:val="none" w:color="auto" w:sz="0"/>
-            </w:tcBorders>
-            <w:tcMar>
-              <w:top w:type="dxa" w:w="70"/>
-              <w:left w:type="dxa" w:w="100"/>
-              <w:bottom w:type="dxa" w:w="70"/>
+            <w:tcW w:type="dxa" w:w="1300"/>
+            <w:tcBorders>
+              <w:top w:val="single" w:color="D9D4CB" w:sz="4"/>
+              <w:left w:val="none" w:color="auto" w:sz="0"/>
+              <w:bottom w:val="single" w:color="D9D4CB" w:sz="4"/>
+              <w:right w:val="none" w:color="auto" w:sz="0"/>
+            </w:tcBorders>
+            <w:tcMar>
+              <w:top w:type="dxa" w:w="52"/>
+              <w:left w:type="dxa" w:w="100"/>
+              <w:bottom w:type="dxa" w:w="52"/>
               <w:right w:type="dxa" w:w="100"/>
             </w:tcMar>
             <w:vAlign w:val="center"/>
@@ -5331,17 +5341,17 @@
         </w:tc>
         <w:tc>
           <w:tcPr>
-            <w:tcW w:type="dxa" w:w="900"/>
-            <w:tcBorders>
-              <w:top w:val="single" w:color="D9D4CB" w:sz="4"/>
-              <w:left w:val="none" w:color="auto" w:sz="0"/>
-              <w:bottom w:val="single" w:color="D9D4CB" w:sz="4"/>
-              <w:right w:val="none" w:color="auto" w:sz="0"/>
-            </w:tcBorders>
-            <w:tcMar>
-              <w:top w:type="dxa" w:w="70"/>
-              <w:left w:type="dxa" w:w="100"/>
-              <w:bottom w:type="dxa" w:w="70"/>
+            <w:tcW w:type="dxa" w:w="1080"/>
+            <w:tcBorders>
+              <w:top w:val="single" w:color="D9D4CB" w:sz="4"/>
+              <w:left w:val="none" w:color="auto" w:sz="0"/>
+              <w:bottom w:val="single" w:color="D9D4CB" w:sz="4"/>
+              <w:right w:val="none" w:color="auto" w:sz="0"/>
+            </w:tcBorders>
+            <w:tcMar>
+              <w:top w:type="dxa" w:w="52"/>
+              <w:left w:type="dxa" w:w="100"/>
+              <w:bottom w:type="dxa" w:w="52"/>
               <w:right w:type="dxa" w:w="100"/>
             </w:tcMar>
             <w:vAlign w:val="center"/>
@@ -5368,17 +5378,17 @@
         </w:tc>
         <w:tc>
           <w:tcPr>
-            <w:tcW w:type="dxa" w:w="800"/>
-            <w:tcBorders>
-              <w:top w:val="single" w:color="D9D4CB" w:sz="4"/>
-              <w:left w:val="none" w:color="auto" w:sz="0"/>
-              <w:bottom w:val="single" w:color="D9D4CB" w:sz="4"/>
-              <w:right w:val="none" w:color="auto" w:sz="0"/>
-            </w:tcBorders>
-            <w:tcMar>
-              <w:top w:type="dxa" w:w="70"/>
-              <w:left w:type="dxa" w:w="100"/>
-              <w:bottom w:type="dxa" w:w="70"/>
+            <w:tcW w:type="dxa" w:w="980"/>
+            <w:tcBorders>
+              <w:top w:val="single" w:color="D9D4CB" w:sz="4"/>
+              <w:left w:val="none" w:color="auto" w:sz="0"/>
+              <w:bottom w:val="single" w:color="D9D4CB" w:sz="4"/>
+              <w:right w:val="none" w:color="auto" w:sz="0"/>
+            </w:tcBorders>
+            <w:tcMar>
+              <w:top w:type="dxa" w:w="52"/>
+              <w:left w:type="dxa" w:w="100"/>
+              <w:bottom w:type="dxa" w:w="52"/>
               <w:right w:type="dxa" w:w="100"/>
             </w:tcMar>
             <w:vAlign w:val="center"/>
@@ -5405,17 +5415,17 @@
         </w:tc>
         <w:tc>
           <w:tcPr>
-            <w:tcW w:type="dxa" w:w="1620"/>
-            <w:tcBorders>
-              <w:top w:val="single" w:color="D9D4CB" w:sz="4"/>
-              <w:left w:val="none" w:color="auto" w:sz="0"/>
-              <w:bottom w:val="single" w:color="D9D4CB" w:sz="4"/>
-              <w:right w:val="none" w:color="auto" w:sz="0"/>
-            </w:tcBorders>
-            <w:tcMar>
-              <w:top w:type="dxa" w:w="70"/>
-              <w:left w:type="dxa" w:w="100"/>
-              <w:bottom w:type="dxa" w:w="70"/>
+            <w:tcW w:type="dxa" w:w="1500"/>
+            <w:tcBorders>
+              <w:top w:val="single" w:color="D9D4CB" w:sz="4"/>
+              <w:left w:val="none" w:color="auto" w:sz="0"/>
+              <w:bottom w:val="single" w:color="D9D4CB" w:sz="4"/>
+              <w:right w:val="none" w:color="auto" w:sz="0"/>
+            </w:tcBorders>
+            <w:tcMar>
+              <w:top w:type="dxa" w:w="52"/>
+              <w:left w:type="dxa" w:w="100"/>
+              <w:bottom w:type="dxa" w:w="52"/>
               <w:right w:type="dxa" w:w="100"/>
             </w:tcMar>
             <w:vAlign w:val="center"/>
@@ -5442,17 +5452,17 @@
         </w:tc>
         <w:tc>
           <w:tcPr>
-            <w:tcW w:type="dxa" w:w="1720"/>
-            <w:tcBorders>
-              <w:top w:val="single" w:color="D9D4CB" w:sz="4"/>
-              <w:left w:val="none" w:color="auto" w:sz="0"/>
-              <w:bottom w:val="single" w:color="D9D4CB" w:sz="4"/>
-              <w:right w:val="none" w:color="auto" w:sz="0"/>
-            </w:tcBorders>
-            <w:tcMar>
-              <w:top w:type="dxa" w:w="70"/>
-              <w:left w:type="dxa" w:w="100"/>
-              <w:bottom w:type="dxa" w:w="70"/>
+            <w:tcW w:type="dxa" w:w="1600"/>
+            <w:tcBorders>
+              <w:top w:val="single" w:color="D9D4CB" w:sz="4"/>
+              <w:left w:val="none" w:color="auto" w:sz="0"/>
+              <w:bottom w:val="single" w:color="D9D4CB" w:sz="4"/>
+              <w:right w:val="none" w:color="auto" w:sz="0"/>
+            </w:tcBorders>
+            <w:tcMar>
+              <w:top w:type="dxa" w:w="52"/>
+              <w:left w:type="dxa" w:w="100"/>
+              <w:bottom w:type="dxa" w:w="52"/>
               <w:right w:type="dxa" w:w="100"/>
             </w:tcMar>
             <w:vAlign w:val="center"/>
@@ -5479,17 +5489,17 @@
         </w:tc>
         <w:tc>
           <w:tcPr>
-            <w:tcW w:type="dxa" w:w="1600"/>
-            <w:tcBorders>
-              <w:top w:val="single" w:color="D9D4CB" w:sz="4"/>
-              <w:left w:val="none" w:color="auto" w:sz="0"/>
-              <w:bottom w:val="single" w:color="D9D4CB" w:sz="4"/>
-              <w:right w:val="none" w:color="auto" w:sz="0"/>
-            </w:tcBorders>
-            <w:tcMar>
-              <w:top w:type="dxa" w:w="70"/>
-              <w:left w:type="dxa" w:w="100"/>
-              <w:bottom w:type="dxa" w:w="70"/>
+            <w:tcW w:type="dxa" w:w="1500"/>
+            <w:tcBorders>
+              <w:top w:val="single" w:color="D9D4CB" w:sz="4"/>
+              <w:left w:val="none" w:color="auto" w:sz="0"/>
+              <w:bottom w:val="single" w:color="D9D4CB" w:sz="4"/>
+              <w:right w:val="none" w:color="auto" w:sz="0"/>
+            </w:tcBorders>
+            <w:tcMar>
+              <w:top w:type="dxa" w:w="52"/>
+              <w:left w:type="dxa" w:w="100"/>
+              <w:bottom w:type="dxa" w:w="52"/>
               <w:right w:type="dxa" w:w="100"/>
             </w:tcMar>
             <w:vAlign w:val="center"/>
@@ -5516,17 +5526,17 @@
         </w:tc>
         <w:tc>
           <w:tcPr>
-            <w:tcW w:type="dxa" w:w="1498"/>
-            <w:tcBorders>
-              <w:top w:val="single" w:color="D9D4CB" w:sz="4"/>
-              <w:left w:val="none" w:color="auto" w:sz="0"/>
-              <w:bottom w:val="single" w:color="D9D4CB" w:sz="4"/>
-              <w:right w:val="none" w:color="auto" w:sz="0"/>
-            </w:tcBorders>
-            <w:tcMar>
-              <w:top w:type="dxa" w:w="70"/>
-              <w:left w:type="dxa" w:w="100"/>
-              <w:bottom w:type="dxa" w:w="70"/>
+            <w:tcW w:type="dxa" w:w="1678"/>
+            <w:tcBorders>
+              <w:top w:val="single" w:color="D9D4CB" w:sz="4"/>
+              <w:left w:val="none" w:color="auto" w:sz="0"/>
+              <w:bottom w:val="single" w:color="D9D4CB" w:sz="4"/>
+              <w:right w:val="none" w:color="auto" w:sz="0"/>
+            </w:tcBorders>
+            <w:tcMar>
+              <w:top w:type="dxa" w:w="52"/>
+              <w:left w:type="dxa" w:w="100"/>
+              <w:bottom w:type="dxa" w:w="52"/>
               <w:right w:type="dxa" w:w="100"/>
             </w:tcMar>
             <w:vAlign w:val="center"/>
@@ -5641,9 +5651,9 @@
             </w:tcBorders>
             <w:shd w:fill="1F2A44" w:color="auto" w:val="clear"/>
             <w:tcMar>
-              <w:top w:type="dxa" w:w="70"/>
-              <w:left w:type="dxa" w:w="100"/>
-              <w:bottom w:type="dxa" w:w="70"/>
+              <w:top w:type="dxa" w:w="52"/>
+              <w:left w:type="dxa" w:w="100"/>
+              <w:bottom w:type="dxa" w:w="52"/>
               <w:right w:type="dxa" w:w="100"/>
             </w:tcMar>
             <w:vAlign w:val="center"/>
@@ -5679,9 +5689,9 @@
             </w:tcBorders>
             <w:shd w:fill="1F2A44" w:color="auto" w:val="clear"/>
             <w:tcMar>
-              <w:top w:type="dxa" w:w="70"/>
-              <w:left w:type="dxa" w:w="100"/>
-              <w:bottom w:type="dxa" w:w="70"/>
+              <w:top w:type="dxa" w:w="52"/>
+              <w:left w:type="dxa" w:w="100"/>
+              <w:bottom w:type="dxa" w:w="52"/>
               <w:right w:type="dxa" w:w="100"/>
             </w:tcMar>
             <w:vAlign w:val="center"/>
@@ -5702,7 +5712,7 @@
                 <w:sz w:val="16"/>
                 <w:szCs w:val="16"/>
               </w:rPr>
-              <w:t xml:space="preserve">Лотов</w:t>
+              <w:t xml:space="preserve">Лотов в продаже</w:t>
             </w:r>
           </w:p>
         </w:tc>
@@ -5717,9 +5727,9 @@
             </w:tcBorders>
             <w:shd w:fill="1F2A44" w:color="auto" w:val="clear"/>
             <w:tcMar>
-              <w:top w:type="dxa" w:w="70"/>
-              <w:left w:type="dxa" w:w="100"/>
-              <w:bottom w:type="dxa" w:w="70"/>
+              <w:top w:type="dxa" w:w="52"/>
+              <w:left w:type="dxa" w:w="100"/>
+              <w:bottom w:type="dxa" w:w="52"/>
               <w:right w:type="dxa" w:w="100"/>
             </w:tcMar>
             <w:vAlign w:val="center"/>
@@ -5755,9 +5765,9 @@
             </w:tcBorders>
             <w:shd w:fill="1F2A44" w:color="auto" w:val="clear"/>
             <w:tcMar>
-              <w:top w:type="dxa" w:w="70"/>
-              <w:left w:type="dxa" w:w="100"/>
-              <w:bottom w:type="dxa" w:w="70"/>
+              <w:top w:type="dxa" w:w="52"/>
+              <w:left w:type="dxa" w:w="100"/>
+              <w:bottom w:type="dxa" w:w="52"/>
               <w:right w:type="dxa" w:w="100"/>
             </w:tcMar>
             <w:vAlign w:val="center"/>
@@ -5778,7 +5788,7 @@
                 <w:sz w:val="16"/>
                 <w:szCs w:val="16"/>
               </w:rPr>
-              <w:t xml:space="preserve">Отклонение от среднего по ЖК</w:t>
+              <w:t xml:space="preserve">Отклонение от средней по ЖК</w:t>
             </w:r>
           </w:p>
         </w:tc>
@@ -5794,9 +5804,9 @@
               <w:right w:val="none" w:color="auto" w:sz="0"/>
             </w:tcBorders>
             <w:tcMar>
-              <w:top w:type="dxa" w:w="70"/>
-              <w:left w:type="dxa" w:w="100"/>
-              <w:bottom w:type="dxa" w:w="70"/>
+              <w:top w:type="dxa" w:w="52"/>
+              <w:left w:type="dxa" w:w="100"/>
+              <w:bottom w:type="dxa" w:w="52"/>
               <w:right w:type="dxa" w:w="100"/>
             </w:tcMar>
             <w:vAlign w:val="center"/>
@@ -5831,9 +5841,9 @@
               <w:right w:val="none" w:color="auto" w:sz="0"/>
             </w:tcBorders>
             <w:tcMar>
-              <w:top w:type="dxa" w:w="70"/>
-              <w:left w:type="dxa" w:w="100"/>
-              <w:bottom w:type="dxa" w:w="70"/>
+              <w:top w:type="dxa" w:w="52"/>
+              <w:left w:type="dxa" w:w="100"/>
+              <w:bottom w:type="dxa" w:w="52"/>
               <w:right w:type="dxa" w:w="100"/>
             </w:tcMar>
             <w:vAlign w:val="center"/>
@@ -5868,9 +5878,9 @@
               <w:right w:val="none" w:color="auto" w:sz="0"/>
             </w:tcBorders>
             <w:tcMar>
-              <w:top w:type="dxa" w:w="70"/>
-              <w:left w:type="dxa" w:w="100"/>
-              <w:bottom w:type="dxa" w:w="70"/>
+              <w:top w:type="dxa" w:w="52"/>
+              <w:left w:type="dxa" w:w="100"/>
+              <w:bottom w:type="dxa" w:w="52"/>
               <w:right w:type="dxa" w:w="100"/>
             </w:tcMar>
             <w:vAlign w:val="center"/>
@@ -5905,9 +5915,9 @@
               <w:right w:val="none" w:color="auto" w:sz="0"/>
             </w:tcBorders>
             <w:tcMar>
-              <w:top w:type="dxa" w:w="70"/>
-              <w:left w:type="dxa" w:w="100"/>
-              <w:bottom w:type="dxa" w:w="70"/>
+              <w:top w:type="dxa" w:w="52"/>
+              <w:left w:type="dxa" w:w="100"/>
+              <w:bottom w:type="dxa" w:w="52"/>
               <w:right w:type="dxa" w:w="100"/>
             </w:tcMar>
             <w:vAlign w:val="center"/>
@@ -5945,9 +5955,9 @@
             </w:tcBorders>
             <w:shd w:fill="FBFAF8" w:color="auto" w:val="clear"/>
             <w:tcMar>
-              <w:top w:type="dxa" w:w="70"/>
-              <w:left w:type="dxa" w:w="100"/>
-              <w:bottom w:type="dxa" w:w="70"/>
+              <w:top w:type="dxa" w:w="52"/>
+              <w:left w:type="dxa" w:w="100"/>
+              <w:bottom w:type="dxa" w:w="52"/>
               <w:right w:type="dxa" w:w="100"/>
             </w:tcMar>
             <w:vAlign w:val="center"/>
@@ -5983,9 +5993,9 @@
             </w:tcBorders>
             <w:shd w:fill="FBFAF8" w:color="auto" w:val="clear"/>
             <w:tcMar>
-              <w:top w:type="dxa" w:w="70"/>
-              <w:left w:type="dxa" w:w="100"/>
-              <w:bottom w:type="dxa" w:w="70"/>
+              <w:top w:type="dxa" w:w="52"/>
+              <w:left w:type="dxa" w:w="100"/>
+              <w:bottom w:type="dxa" w:w="52"/>
               <w:right w:type="dxa" w:w="100"/>
             </w:tcMar>
             <w:vAlign w:val="center"/>
@@ -6021,9 +6031,9 @@
             </w:tcBorders>
             <w:shd w:fill="FBFAF8" w:color="auto" w:val="clear"/>
             <w:tcMar>
-              <w:top w:type="dxa" w:w="70"/>
-              <w:left w:type="dxa" w:w="100"/>
-              <w:bottom w:type="dxa" w:w="70"/>
+              <w:top w:type="dxa" w:w="52"/>
+              <w:left w:type="dxa" w:w="100"/>
+              <w:bottom w:type="dxa" w:w="52"/>
               <w:right w:type="dxa" w:w="100"/>
             </w:tcMar>
             <w:vAlign w:val="center"/>
@@ -6059,9 +6069,9 @@
             </w:tcBorders>
             <w:shd w:fill="FBFAF8" w:color="auto" w:val="clear"/>
             <w:tcMar>
-              <w:top w:type="dxa" w:w="70"/>
-              <w:left w:type="dxa" w:w="100"/>
-              <w:bottom w:type="dxa" w:w="70"/>
+              <w:top w:type="dxa" w:w="52"/>
+              <w:left w:type="dxa" w:w="100"/>
+              <w:bottom w:type="dxa" w:w="52"/>
               <w:right w:type="dxa" w:w="100"/>
             </w:tcMar>
             <w:vAlign w:val="center"/>
@@ -6098,9 +6108,9 @@
               <w:right w:val="none" w:color="auto" w:sz="0"/>
             </w:tcBorders>
             <w:tcMar>
-              <w:top w:type="dxa" w:w="70"/>
-              <w:left w:type="dxa" w:w="100"/>
-              <w:bottom w:type="dxa" w:w="70"/>
+              <w:top w:type="dxa" w:w="52"/>
+              <w:left w:type="dxa" w:w="100"/>
+              <w:bottom w:type="dxa" w:w="52"/>
               <w:right w:type="dxa" w:w="100"/>
             </w:tcMar>
             <w:vAlign w:val="center"/>
@@ -6135,9 +6145,9 @@
               <w:right w:val="none" w:color="auto" w:sz="0"/>
             </w:tcBorders>
             <w:tcMar>
-              <w:top w:type="dxa" w:w="70"/>
-              <w:left w:type="dxa" w:w="100"/>
-              <w:bottom w:type="dxa" w:w="70"/>
+              <w:top w:type="dxa" w:w="52"/>
+              <w:left w:type="dxa" w:w="100"/>
+              <w:bottom w:type="dxa" w:w="52"/>
               <w:right w:type="dxa" w:w="100"/>
             </w:tcMar>
             <w:vAlign w:val="center"/>
@@ -6172,9 +6182,9 @@
               <w:right w:val="none" w:color="auto" w:sz="0"/>
             </w:tcBorders>
             <w:tcMar>
-              <w:top w:type="dxa" w:w="70"/>
-              <w:left w:type="dxa" w:w="100"/>
-              <w:bottom w:type="dxa" w:w="70"/>
+              <w:top w:type="dxa" w:w="52"/>
+              <w:left w:type="dxa" w:w="100"/>
+              <w:bottom w:type="dxa" w:w="52"/>
               <w:right w:type="dxa" w:w="100"/>
             </w:tcMar>
             <w:vAlign w:val="center"/>
@@ -6209,9 +6219,9 @@
               <w:right w:val="none" w:color="auto" w:sz="0"/>
             </w:tcBorders>
             <w:tcMar>
-              <w:top w:type="dxa" w:w="70"/>
-              <w:left w:type="dxa" w:w="100"/>
-              <w:bottom w:type="dxa" w:w="70"/>
+              <w:top w:type="dxa" w:w="52"/>
+              <w:left w:type="dxa" w:w="100"/>
+              <w:bottom w:type="dxa" w:w="52"/>
               <w:right w:type="dxa" w:w="100"/>
             </w:tcMar>
             <w:vAlign w:val="center"/>
@@ -6249,9 +6259,9 @@
             </w:tcBorders>
             <w:shd w:fill="FBFAF8" w:color="auto" w:val="clear"/>
             <w:tcMar>
-              <w:top w:type="dxa" w:w="70"/>
-              <w:left w:type="dxa" w:w="100"/>
-              <w:bottom w:type="dxa" w:w="70"/>
+              <w:top w:type="dxa" w:w="52"/>
+              <w:left w:type="dxa" w:w="100"/>
+              <w:bottom w:type="dxa" w:w="52"/>
               <w:right w:type="dxa" w:w="100"/>
             </w:tcMar>
             <w:vAlign w:val="center"/>
@@ -6287,9 +6297,9 @@
             </w:tcBorders>
             <w:shd w:fill="FBFAF8" w:color="auto" w:val="clear"/>
             <w:tcMar>
-              <w:top w:type="dxa" w:w="70"/>
-              <w:left w:type="dxa" w:w="100"/>
-              <w:bottom w:type="dxa" w:w="70"/>
+              <w:top w:type="dxa" w:w="52"/>
+              <w:left w:type="dxa" w:w="100"/>
+              <w:bottom w:type="dxa" w:w="52"/>
               <w:right w:type="dxa" w:w="100"/>
             </w:tcMar>
             <w:vAlign w:val="center"/>
@@ -6325,9 +6335,9 @@
             </w:tcBorders>
             <w:shd w:fill="FBFAF8" w:color="auto" w:val="clear"/>
             <w:tcMar>
-              <w:top w:type="dxa" w:w="70"/>
-              <w:left w:type="dxa" w:w="100"/>
-              <w:bottom w:type="dxa" w:w="70"/>
+              <w:top w:type="dxa" w:w="52"/>
+              <w:left w:type="dxa" w:w="100"/>
+              <w:bottom w:type="dxa" w:w="52"/>
               <w:right w:type="dxa" w:w="100"/>
             </w:tcMar>
             <w:vAlign w:val="center"/>
@@ -6363,9 +6373,9 @@
             </w:tcBorders>
             <w:shd w:fill="FBFAF8" w:color="auto" w:val="clear"/>
             <w:tcMar>
-              <w:top w:type="dxa" w:w="70"/>
-              <w:left w:type="dxa" w:w="100"/>
-              <w:bottom w:type="dxa" w:w="70"/>
+              <w:top w:type="dxa" w:w="52"/>
+              <w:left w:type="dxa" w:w="100"/>
+              <w:bottom w:type="dxa" w:w="52"/>
               <w:right w:type="dxa" w:w="100"/>
             </w:tcMar>
             <w:vAlign w:val="center"/>
@@ -6426,7 +6436,7 @@
           <w:sz w:val="15"/>
           <w:szCs w:val="15"/>
         </w:rPr>
-        <w:t xml:space="preserve">Премия за высоту в проекте выражена: разница между нижним (2–5 эт.) и верхним (16–23 эт.) поясом составляет около 25 % удельной цены. Отдельные видовые лоты верхних этажей выходят за 1,0–1,2 млн ₽/м².</w:t>
+        <w:t xml:space="preserve">Разница между нижним (2–5 эт.) и верхним (16–23 эт.) поясом — около 25 % цены за метр. Отдельные видовые лоты верхних этажей выходят за 1,0–1,2 млн ₽/м².</w:t>
       </w:r>
     </w:p>
     <w:p>
@@ -6566,7 +6576,7 @@
           <w:sz w:val="19"/>
           <w:szCs w:val="19"/>
         </w:rPr>
-        <w:t xml:space="preserve">Удельная цена снижается с ростом площади: студии — 897 тыс. ₽/м², 3-комнатные — 726 тыс. ₽/м². Это типично для премиального сегмента и делает крупные форматы относительно более выгодными в пересчёте на метр.</w:t>
+        <w:t xml:space="preserve">Цена за метр снижается с ростом площади: студии — 897 тыс. ₽/м², 3-комнатные — 726 тыс. ₽/м². Крупные форматы выгоднее в пересчёте на метр.</w:t>
       </w:r>
     </w:p>
     <w:p>
@@ -6603,22 +6613,8 @@
     </w:p>
     <w:p>
       <w:pPr>
-        <w:spacing w:after="58" w:line="252" w:lineRule="auto"/>
-        <w:ind w:left="170" w:right="1560" w:hanging="170"/>
+        <w:spacing w:after="30"/>
       </w:pPr>
-      <w:r>
-        <w:rPr>
-          <w:rFonts w:ascii="Arial" w:cs="Arial" w:eastAsia="Arial" w:hAnsi="Arial"/>
-          <w:b/>
-          <w:bCs/>
-          <w:i w:val="false"/>
-          <w:iCs w:val="false"/>
-          <w:color w:val="A9762F"/>
-          <w:sz w:val="19"/>
-          <w:szCs w:val="19"/>
-        </w:rPr>
-        <w:t xml:space="preserve">—   </w:t>
-      </w:r>
       <w:r>
         <w:rPr>
           <w:rFonts w:ascii="Arial" w:cs="Arial" w:eastAsia="Arial" w:hAnsi="Arial"/>
@@ -6629,6 +6625,25 @@
           <w:color w:val="2A2E38"/>
           <w:sz w:val="19"/>
           <w:szCs w:val="19"/>
+        </w:rPr>
+        <w:t xml:space="preserve"/>
+      </w:r>
+    </w:p>
+    <w:p>
+      <w:pPr>
+        <w:spacing w:after="60" w:line="230" w:lineRule="auto"/>
+        <w:ind w:right="1560"/>
+      </w:pPr>
+      <w:r>
+        <w:rPr>
+          <w:rFonts w:ascii="Arial" w:cs="Arial" w:eastAsia="Arial" w:hAnsi="Arial"/>
+          <w:b w:val="false"/>
+          <w:bCs w:val="false"/>
+          <w:i w:val="false"/>
+          <w:iCs w:val="false"/>
+          <w:color w:val="70788A"/>
+          <w:sz w:val="15"/>
+          <w:szCs w:val="15"/>
         </w:rPr>
         <w:t xml:space="preserve">В описаниях лотов застройщик заявляет скидку 10 % в июле 2026 г.; фактические цены сделок могут отличаться от цен экспозиции.</w:t>
       </w:r>
@@ -6727,9 +6742,9 @@
             </w:tcBorders>
             <w:shd w:fill="1F2A44" w:color="auto" w:val="clear"/>
             <w:tcMar>
-              <w:top w:type="dxa" w:w="70"/>
-              <w:left w:type="dxa" w:w="100"/>
-              <w:bottom w:type="dxa" w:w="70"/>
+              <w:top w:type="dxa" w:w="52"/>
+              <w:left w:type="dxa" w:w="100"/>
+              <w:bottom w:type="dxa" w:w="52"/>
               <w:right w:type="dxa" w:w="100"/>
             </w:tcMar>
             <w:vAlign w:val="center"/>
@@ -6765,9 +6780,9 @@
             </w:tcBorders>
             <w:shd w:fill="1F2A44" w:color="auto" w:val="clear"/>
             <w:tcMar>
-              <w:top w:type="dxa" w:w="70"/>
-              <w:left w:type="dxa" w:w="100"/>
-              <w:bottom w:type="dxa" w:w="70"/>
+              <w:top w:type="dxa" w:w="52"/>
+              <w:left w:type="dxa" w:w="100"/>
+              <w:bottom w:type="dxa" w:w="52"/>
               <w:right w:type="dxa" w:w="100"/>
             </w:tcMar>
             <w:vAlign w:val="center"/>
@@ -6803,9 +6818,9 @@
             </w:tcBorders>
             <w:shd w:fill="1F2A44" w:color="auto" w:val="clear"/>
             <w:tcMar>
-              <w:top w:type="dxa" w:w="70"/>
-              <w:left w:type="dxa" w:w="100"/>
-              <w:bottom w:type="dxa" w:w="70"/>
+              <w:top w:type="dxa" w:w="52"/>
+              <w:left w:type="dxa" w:w="100"/>
+              <w:bottom w:type="dxa" w:w="52"/>
               <w:right w:type="dxa" w:w="100"/>
             </w:tcMar>
             <w:vAlign w:val="center"/>
@@ -6841,9 +6856,9 @@
             </w:tcBorders>
             <w:shd w:fill="1F2A44" w:color="auto" w:val="clear"/>
             <w:tcMar>
-              <w:top w:type="dxa" w:w="70"/>
-              <w:left w:type="dxa" w:w="100"/>
-              <w:bottom w:type="dxa" w:w="70"/>
+              <w:top w:type="dxa" w:w="52"/>
+              <w:left w:type="dxa" w:w="100"/>
+              <w:bottom w:type="dxa" w:w="52"/>
               <w:right w:type="dxa" w:w="100"/>
             </w:tcMar>
             <w:vAlign w:val="center"/>
@@ -6879,9 +6894,9 @@
             </w:tcBorders>
             <w:shd w:fill="1F2A44" w:color="auto" w:val="clear"/>
             <w:tcMar>
-              <w:top w:type="dxa" w:w="70"/>
-              <w:left w:type="dxa" w:w="100"/>
-              <w:bottom w:type="dxa" w:w="70"/>
+              <w:top w:type="dxa" w:w="52"/>
+              <w:left w:type="dxa" w:w="100"/>
+              <w:bottom w:type="dxa" w:w="52"/>
               <w:right w:type="dxa" w:w="100"/>
             </w:tcMar>
             <w:vAlign w:val="center"/>
@@ -6917,9 +6932,9 @@
             </w:tcBorders>
             <w:shd w:fill="1F2A44" w:color="auto" w:val="clear"/>
             <w:tcMar>
-              <w:top w:type="dxa" w:w="70"/>
-              <w:left w:type="dxa" w:w="100"/>
-              <w:bottom w:type="dxa" w:w="70"/>
+              <w:top w:type="dxa" w:w="52"/>
+              <w:left w:type="dxa" w:w="100"/>
+              <w:bottom w:type="dxa" w:w="52"/>
               <w:right w:type="dxa" w:w="100"/>
             </w:tcMar>
             <w:vAlign w:val="center"/>
@@ -6956,9 +6971,9 @@
               <w:right w:val="none" w:color="auto" w:sz="0"/>
             </w:tcBorders>
             <w:tcMar>
-              <w:top w:type="dxa" w:w="70"/>
-              <w:left w:type="dxa" w:w="100"/>
-              <w:bottom w:type="dxa" w:w="70"/>
+              <w:top w:type="dxa" w:w="52"/>
+              <w:left w:type="dxa" w:w="100"/>
+              <w:bottom w:type="dxa" w:w="52"/>
               <w:right w:type="dxa" w:w="100"/>
             </w:tcMar>
             <w:vAlign w:val="center"/>
@@ -6993,9 +7008,9 @@
               <w:right w:val="none" w:color="auto" w:sz="0"/>
             </w:tcBorders>
             <w:tcMar>
-              <w:top w:type="dxa" w:w="70"/>
-              <w:left w:type="dxa" w:w="100"/>
-              <w:bottom w:type="dxa" w:w="70"/>
+              <w:top w:type="dxa" w:w="52"/>
+              <w:left w:type="dxa" w:w="100"/>
+              <w:bottom w:type="dxa" w:w="52"/>
               <w:right w:type="dxa" w:w="100"/>
             </w:tcMar>
             <w:vAlign w:val="center"/>
@@ -7030,9 +7045,9 @@
               <w:right w:val="none" w:color="auto" w:sz="0"/>
             </w:tcBorders>
             <w:tcMar>
-              <w:top w:type="dxa" w:w="70"/>
-              <w:left w:type="dxa" w:w="100"/>
-              <w:bottom w:type="dxa" w:w="70"/>
+              <w:top w:type="dxa" w:w="52"/>
+              <w:left w:type="dxa" w:w="100"/>
+              <w:bottom w:type="dxa" w:w="52"/>
               <w:right w:type="dxa" w:w="100"/>
             </w:tcMar>
             <w:vAlign w:val="center"/>
@@ -7067,9 +7082,9 @@
               <w:right w:val="none" w:color="auto" w:sz="0"/>
             </w:tcBorders>
             <w:tcMar>
-              <w:top w:type="dxa" w:w="70"/>
-              <w:left w:type="dxa" w:w="100"/>
-              <w:bottom w:type="dxa" w:w="70"/>
+              <w:top w:type="dxa" w:w="52"/>
+              <w:left w:type="dxa" w:w="100"/>
+              <w:bottom w:type="dxa" w:w="52"/>
               <w:right w:type="dxa" w:w="100"/>
             </w:tcMar>
             <w:vAlign w:val="center"/>
@@ -7104,9 +7119,9 @@
               <w:right w:val="none" w:color="auto" w:sz="0"/>
             </w:tcBorders>
             <w:tcMar>
-              <w:top w:type="dxa" w:w="70"/>
-              <w:left w:type="dxa" w:w="100"/>
-              <w:bottom w:type="dxa" w:w="70"/>
+              <w:top w:type="dxa" w:w="52"/>
+              <w:left w:type="dxa" w:w="100"/>
+              <w:bottom w:type="dxa" w:w="52"/>
               <w:right w:type="dxa" w:w="100"/>
             </w:tcMar>
             <w:vAlign w:val="center"/>
@@ -7141,9 +7156,9 @@
               <w:right w:val="none" w:color="auto" w:sz="0"/>
             </w:tcBorders>
             <w:tcMar>
-              <w:top w:type="dxa" w:w="70"/>
-              <w:left w:type="dxa" w:w="100"/>
-              <w:bottom w:type="dxa" w:w="70"/>
+              <w:top w:type="dxa" w:w="52"/>
+              <w:left w:type="dxa" w:w="100"/>
+              <w:bottom w:type="dxa" w:w="52"/>
               <w:right w:type="dxa" w:w="100"/>
             </w:tcMar>
             <w:vAlign w:val="center"/>
@@ -7181,9 +7196,9 @@
             </w:tcBorders>
             <w:shd w:fill="FBFAF8" w:color="auto" w:val="clear"/>
             <w:tcMar>
-              <w:top w:type="dxa" w:w="70"/>
-              <w:left w:type="dxa" w:w="100"/>
-              <w:bottom w:type="dxa" w:w="70"/>
+              <w:top w:type="dxa" w:w="52"/>
+              <w:left w:type="dxa" w:w="100"/>
+              <w:bottom w:type="dxa" w:w="52"/>
               <w:right w:type="dxa" w:w="100"/>
             </w:tcMar>
             <w:vAlign w:val="center"/>
@@ -7219,9 +7234,9 @@
             </w:tcBorders>
             <w:shd w:fill="FBFAF8" w:color="auto" w:val="clear"/>
             <w:tcMar>
-              <w:top w:type="dxa" w:w="70"/>
-              <w:left w:type="dxa" w:w="100"/>
-              <w:bottom w:type="dxa" w:w="70"/>
+              <w:top w:type="dxa" w:w="52"/>
+              <w:left w:type="dxa" w:w="100"/>
+              <w:bottom w:type="dxa" w:w="52"/>
               <w:right w:type="dxa" w:w="100"/>
             </w:tcMar>
             <w:vAlign w:val="center"/>
@@ -7257,9 +7272,9 @@
             </w:tcBorders>
             <w:shd w:fill="FBFAF8" w:color="auto" w:val="clear"/>
             <w:tcMar>
-              <w:top w:type="dxa" w:w="70"/>
-              <w:left w:type="dxa" w:w="100"/>
-              <w:bottom w:type="dxa" w:w="70"/>
+              <w:top w:type="dxa" w:w="52"/>
+              <w:left w:type="dxa" w:w="100"/>
+              <w:bottom w:type="dxa" w:w="52"/>
               <w:right w:type="dxa" w:w="100"/>
             </w:tcMar>
             <w:vAlign w:val="center"/>
@@ -7295,9 +7310,9 @@
             </w:tcBorders>
             <w:shd w:fill="FBFAF8" w:color="auto" w:val="clear"/>
             <w:tcMar>
-              <w:top w:type="dxa" w:w="70"/>
-              <w:left w:type="dxa" w:w="100"/>
-              <w:bottom w:type="dxa" w:w="70"/>
+              <w:top w:type="dxa" w:w="52"/>
+              <w:left w:type="dxa" w:w="100"/>
+              <w:bottom w:type="dxa" w:w="52"/>
               <w:right w:type="dxa" w:w="100"/>
             </w:tcMar>
             <w:vAlign w:val="center"/>
@@ -7333,9 +7348,9 @@
             </w:tcBorders>
             <w:shd w:fill="FBFAF8" w:color="auto" w:val="clear"/>
             <w:tcMar>
-              <w:top w:type="dxa" w:w="70"/>
-              <w:left w:type="dxa" w:w="100"/>
-              <w:bottom w:type="dxa" w:w="70"/>
+              <w:top w:type="dxa" w:w="52"/>
+              <w:left w:type="dxa" w:w="100"/>
+              <w:bottom w:type="dxa" w:w="52"/>
               <w:right w:type="dxa" w:w="100"/>
             </w:tcMar>
             <w:vAlign w:val="center"/>
@@ -7371,9 +7386,9 @@
             </w:tcBorders>
             <w:shd w:fill="FBFAF8" w:color="auto" w:val="clear"/>
             <w:tcMar>
-              <w:top w:type="dxa" w:w="70"/>
-              <w:left w:type="dxa" w:w="100"/>
-              <w:bottom w:type="dxa" w:w="70"/>
+              <w:top w:type="dxa" w:w="52"/>
+              <w:left w:type="dxa" w:w="100"/>
+              <w:bottom w:type="dxa" w:w="52"/>
               <w:right w:type="dxa" w:w="100"/>
             </w:tcMar>
             <w:vAlign w:val="center"/>
@@ -7410,9 +7425,9 @@
               <w:right w:val="none" w:color="auto" w:sz="0"/>
             </w:tcBorders>
             <w:tcMar>
-              <w:top w:type="dxa" w:w="70"/>
-              <w:left w:type="dxa" w:w="100"/>
-              <w:bottom w:type="dxa" w:w="70"/>
+              <w:top w:type="dxa" w:w="52"/>
+              <w:left w:type="dxa" w:w="100"/>
+              <w:bottom w:type="dxa" w:w="52"/>
               <w:right w:type="dxa" w:w="100"/>
             </w:tcMar>
             <w:vAlign w:val="center"/>
@@ -7447,9 +7462,9 @@
               <w:right w:val="none" w:color="auto" w:sz="0"/>
             </w:tcBorders>
             <w:tcMar>
-              <w:top w:type="dxa" w:w="70"/>
-              <w:left w:type="dxa" w:w="100"/>
-              <w:bottom w:type="dxa" w:w="70"/>
+              <w:top w:type="dxa" w:w="52"/>
+              <w:left w:type="dxa" w:w="100"/>
+              <w:bottom w:type="dxa" w:w="52"/>
               <w:right w:type="dxa" w:w="100"/>
             </w:tcMar>
             <w:vAlign w:val="center"/>
@@ -7484,9 +7499,9 @@
               <w:right w:val="none" w:color="auto" w:sz="0"/>
             </w:tcBorders>
             <w:tcMar>
-              <w:top w:type="dxa" w:w="70"/>
-              <w:left w:type="dxa" w:w="100"/>
-              <w:bottom w:type="dxa" w:w="70"/>
+              <w:top w:type="dxa" w:w="52"/>
+              <w:left w:type="dxa" w:w="100"/>
+              <w:bottom w:type="dxa" w:w="52"/>
               <w:right w:type="dxa" w:w="100"/>
             </w:tcMar>
             <w:vAlign w:val="center"/>
@@ -7521,9 +7536,9 @@
               <w:right w:val="none" w:color="auto" w:sz="0"/>
             </w:tcBorders>
             <w:tcMar>
-              <w:top w:type="dxa" w:w="70"/>
-              <w:left w:type="dxa" w:w="100"/>
-              <w:bottom w:type="dxa" w:w="70"/>
+              <w:top w:type="dxa" w:w="52"/>
+              <w:left w:type="dxa" w:w="100"/>
+              <w:bottom w:type="dxa" w:w="52"/>
               <w:right w:type="dxa" w:w="100"/>
             </w:tcMar>
             <w:vAlign w:val="center"/>
@@ -7558,9 +7573,9 @@
               <w:right w:val="none" w:color="auto" w:sz="0"/>
             </w:tcBorders>
             <w:tcMar>
-              <w:top w:type="dxa" w:w="70"/>
-              <w:left w:type="dxa" w:w="100"/>
-              <w:bottom w:type="dxa" w:w="70"/>
+              <w:top w:type="dxa" w:w="52"/>
+              <w:left w:type="dxa" w:w="100"/>
+              <w:bottom w:type="dxa" w:w="52"/>
               <w:right w:type="dxa" w:w="100"/>
             </w:tcMar>
             <w:vAlign w:val="center"/>
@@ -7595,9 +7610,9 @@
               <w:right w:val="none" w:color="auto" w:sz="0"/>
             </w:tcBorders>
             <w:tcMar>
-              <w:top w:type="dxa" w:w="70"/>
-              <w:left w:type="dxa" w:w="100"/>
-              <w:bottom w:type="dxa" w:w="70"/>
+              <w:top w:type="dxa" w:w="52"/>
+              <w:left w:type="dxa" w:w="100"/>
+              <w:bottom w:type="dxa" w:w="52"/>
               <w:right w:type="dxa" w:w="100"/>
             </w:tcMar>
             <w:vAlign w:val="center"/>
@@ -7635,9 +7650,9 @@
             </w:tcBorders>
             <w:shd w:fill="FBFAF8" w:color="auto" w:val="clear"/>
             <w:tcMar>
-              <w:top w:type="dxa" w:w="70"/>
-              <w:left w:type="dxa" w:w="100"/>
-              <w:bottom w:type="dxa" w:w="70"/>
+              <w:top w:type="dxa" w:w="52"/>
+              <w:left w:type="dxa" w:w="100"/>
+              <w:bottom w:type="dxa" w:w="52"/>
               <w:right w:type="dxa" w:w="100"/>
             </w:tcMar>
             <w:vAlign w:val="center"/>
@@ -7673,9 +7688,9 @@
             </w:tcBorders>
             <w:shd w:fill="FBFAF8" w:color="auto" w:val="clear"/>
             <w:tcMar>
-              <w:top w:type="dxa" w:w="70"/>
-              <w:left w:type="dxa" w:w="100"/>
-              <w:bottom w:type="dxa" w:w="70"/>
+              <w:top w:type="dxa" w:w="52"/>
+              <w:left w:type="dxa" w:w="100"/>
+              <w:bottom w:type="dxa" w:w="52"/>
               <w:right w:type="dxa" w:w="100"/>
             </w:tcMar>
             <w:vAlign w:val="center"/>
@@ -7711,9 +7726,9 @@
             </w:tcBorders>
             <w:shd w:fill="FBFAF8" w:color="auto" w:val="clear"/>
             <w:tcMar>
-              <w:top w:type="dxa" w:w="70"/>
-              <w:left w:type="dxa" w:w="100"/>
-              <w:bottom w:type="dxa" w:w="70"/>
+              <w:top w:type="dxa" w:w="52"/>
+              <w:left w:type="dxa" w:w="100"/>
+              <w:bottom w:type="dxa" w:w="52"/>
               <w:right w:type="dxa" w:w="100"/>
             </w:tcMar>
             <w:vAlign w:val="center"/>
@@ -7749,9 +7764,9 @@
             </w:tcBorders>
             <w:shd w:fill="FBFAF8" w:color="auto" w:val="clear"/>
             <w:tcMar>
-              <w:top w:type="dxa" w:w="70"/>
-              <w:left w:type="dxa" w:w="100"/>
-              <w:bottom w:type="dxa" w:w="70"/>
+              <w:top w:type="dxa" w:w="52"/>
+              <w:left w:type="dxa" w:w="100"/>
+              <w:bottom w:type="dxa" w:w="52"/>
               <w:right w:type="dxa" w:w="100"/>
             </w:tcMar>
             <w:vAlign w:val="center"/>
@@ -7787,9 +7802,9 @@
             </w:tcBorders>
             <w:shd w:fill="FBFAF8" w:color="auto" w:val="clear"/>
             <w:tcMar>
-              <w:top w:type="dxa" w:w="70"/>
-              <w:left w:type="dxa" w:w="100"/>
-              <w:bottom w:type="dxa" w:w="70"/>
+              <w:top w:type="dxa" w:w="52"/>
+              <w:left w:type="dxa" w:w="100"/>
+              <w:bottom w:type="dxa" w:w="52"/>
               <w:right w:type="dxa" w:w="100"/>
             </w:tcMar>
             <w:vAlign w:val="center"/>
@@ -7825,9 +7840,9 @@
             </w:tcBorders>
             <w:shd w:fill="FBFAF8" w:color="auto" w:val="clear"/>
             <w:tcMar>
-              <w:top w:type="dxa" w:w="70"/>
-              <w:left w:type="dxa" w:w="100"/>
-              <w:bottom w:type="dxa" w:w="70"/>
+              <w:top w:type="dxa" w:w="52"/>
+              <w:left w:type="dxa" w:w="100"/>
+              <w:bottom w:type="dxa" w:w="52"/>
               <w:right w:type="dxa" w:w="100"/>
             </w:tcMar>
             <w:vAlign w:val="center"/>
@@ -7864,9 +7879,9 @@
               <w:right w:val="none" w:color="auto" w:sz="0"/>
             </w:tcBorders>
             <w:tcMar>
-              <w:top w:type="dxa" w:w="70"/>
-              <w:left w:type="dxa" w:w="100"/>
-              <w:bottom w:type="dxa" w:w="70"/>
+              <w:top w:type="dxa" w:w="52"/>
+              <w:left w:type="dxa" w:w="100"/>
+              <w:bottom w:type="dxa" w:w="52"/>
               <w:right w:type="dxa" w:w="100"/>
             </w:tcMar>
             <w:vAlign w:val="center"/>
@@ -7901,9 +7916,9 @@
               <w:right w:val="none" w:color="auto" w:sz="0"/>
             </w:tcBorders>
             <w:tcMar>
-              <w:top w:type="dxa" w:w="70"/>
-              <w:left w:type="dxa" w:w="100"/>
-              <w:bottom w:type="dxa" w:w="70"/>
+              <w:top w:type="dxa" w:w="52"/>
+              <w:left w:type="dxa" w:w="100"/>
+              <w:bottom w:type="dxa" w:w="52"/>
               <w:right w:type="dxa" w:w="100"/>
             </w:tcMar>
             <w:vAlign w:val="center"/>
@@ -7938,9 +7953,9 @@
               <w:right w:val="none" w:color="auto" w:sz="0"/>
             </w:tcBorders>
             <w:tcMar>
-              <w:top w:type="dxa" w:w="70"/>
-              <w:left w:type="dxa" w:w="100"/>
-              <w:bottom w:type="dxa" w:w="70"/>
+              <w:top w:type="dxa" w:w="52"/>
+              <w:left w:type="dxa" w:w="100"/>
+              <w:bottom w:type="dxa" w:w="52"/>
               <w:right w:type="dxa" w:w="100"/>
             </w:tcMar>
             <w:vAlign w:val="center"/>
@@ -7975,9 +7990,9 @@
               <w:right w:val="none" w:color="auto" w:sz="0"/>
             </w:tcBorders>
             <w:tcMar>
-              <w:top w:type="dxa" w:w="70"/>
-              <w:left w:type="dxa" w:w="100"/>
-              <w:bottom w:type="dxa" w:w="70"/>
+              <w:top w:type="dxa" w:w="52"/>
+              <w:left w:type="dxa" w:w="100"/>
+              <w:bottom w:type="dxa" w:w="52"/>
               <w:right w:type="dxa" w:w="100"/>
             </w:tcMar>
             <w:vAlign w:val="center"/>
@@ -8012,9 +8027,9 @@
               <w:right w:val="none" w:color="auto" w:sz="0"/>
             </w:tcBorders>
             <w:tcMar>
-              <w:top w:type="dxa" w:w="70"/>
-              <w:left w:type="dxa" w:w="100"/>
-              <w:bottom w:type="dxa" w:w="70"/>
+              <w:top w:type="dxa" w:w="52"/>
+              <w:left w:type="dxa" w:w="100"/>
+              <w:bottom w:type="dxa" w:w="52"/>
               <w:right w:type="dxa" w:w="100"/>
             </w:tcMar>
             <w:vAlign w:val="center"/>
@@ -8049,9 +8064,9 @@
               <w:right w:val="none" w:color="auto" w:sz="0"/>
             </w:tcBorders>
             <w:tcMar>
-              <w:top w:type="dxa" w:w="70"/>
-              <w:left w:type="dxa" w:w="100"/>
-              <w:bottom w:type="dxa" w:w="70"/>
+              <w:top w:type="dxa" w:w="52"/>
+              <w:left w:type="dxa" w:w="100"/>
+              <w:bottom w:type="dxa" w:w="52"/>
               <w:right w:type="dxa" w:w="100"/>
             </w:tcMar>
             <w:vAlign w:val="center"/>
@@ -8089,9 +8104,9 @@
             </w:tcBorders>
             <w:shd w:fill="FBFAF8" w:color="auto" w:val="clear"/>
             <w:tcMar>
-              <w:top w:type="dxa" w:w="70"/>
-              <w:left w:type="dxa" w:w="100"/>
-              <w:bottom w:type="dxa" w:w="70"/>
+              <w:top w:type="dxa" w:w="52"/>
+              <w:left w:type="dxa" w:w="100"/>
+              <w:bottom w:type="dxa" w:w="52"/>
               <w:right w:type="dxa" w:w="100"/>
             </w:tcMar>
             <w:vAlign w:val="center"/>
@@ -8127,9 +8142,9 @@
             </w:tcBorders>
             <w:shd w:fill="FBFAF8" w:color="auto" w:val="clear"/>
             <w:tcMar>
-              <w:top w:type="dxa" w:w="70"/>
-              <w:left w:type="dxa" w:w="100"/>
-              <w:bottom w:type="dxa" w:w="70"/>
+              <w:top w:type="dxa" w:w="52"/>
+              <w:left w:type="dxa" w:w="100"/>
+              <w:bottom w:type="dxa" w:w="52"/>
               <w:right w:type="dxa" w:w="100"/>
             </w:tcMar>
             <w:vAlign w:val="center"/>
@@ -8165,9 +8180,9 @@
             </w:tcBorders>
             <w:shd w:fill="FBFAF8" w:color="auto" w:val="clear"/>
             <w:tcMar>
-              <w:top w:type="dxa" w:w="70"/>
-              <w:left w:type="dxa" w:w="100"/>
-              <w:bottom w:type="dxa" w:w="70"/>
+              <w:top w:type="dxa" w:w="52"/>
+              <w:left w:type="dxa" w:w="100"/>
+              <w:bottom w:type="dxa" w:w="52"/>
               <w:right w:type="dxa" w:w="100"/>
             </w:tcMar>
             <w:vAlign w:val="center"/>
@@ -8203,9 +8218,9 @@
             </w:tcBorders>
             <w:shd w:fill="FBFAF8" w:color="auto" w:val="clear"/>
             <w:tcMar>
-              <w:top w:type="dxa" w:w="70"/>
-              <w:left w:type="dxa" w:w="100"/>
-              <w:bottom w:type="dxa" w:w="70"/>
+              <w:top w:type="dxa" w:w="52"/>
+              <w:left w:type="dxa" w:w="100"/>
+              <w:bottom w:type="dxa" w:w="52"/>
               <w:right w:type="dxa" w:w="100"/>
             </w:tcMar>
             <w:vAlign w:val="center"/>
@@ -8241,9 +8256,9 @@
             </w:tcBorders>
             <w:shd w:fill="FBFAF8" w:color="auto" w:val="clear"/>
             <w:tcMar>
-              <w:top w:type="dxa" w:w="70"/>
-              <w:left w:type="dxa" w:w="100"/>
-              <w:bottom w:type="dxa" w:w="70"/>
+              <w:top w:type="dxa" w:w="52"/>
+              <w:left w:type="dxa" w:w="100"/>
+              <w:bottom w:type="dxa" w:w="52"/>
               <w:right w:type="dxa" w:w="100"/>
             </w:tcMar>
             <w:vAlign w:val="center"/>
@@ -8279,9 +8294,9 @@
             </w:tcBorders>
             <w:shd w:fill="FBFAF8" w:color="auto" w:val="clear"/>
             <w:tcMar>
-              <w:top w:type="dxa" w:w="70"/>
-              <w:left w:type="dxa" w:w="100"/>
-              <w:bottom w:type="dxa" w:w="70"/>
+              <w:top w:type="dxa" w:w="52"/>
+              <w:left w:type="dxa" w:w="100"/>
+              <w:bottom w:type="dxa" w:w="52"/>
               <w:right w:type="dxa" w:w="100"/>
             </w:tcMar>
             <w:vAlign w:val="center"/>
@@ -8480,7 +8495,7 @@
           <w:sz w:val="19"/>
           <w:szCs w:val="19"/>
         </w:rPr>
-        <w:t xml:space="preserve">МАСТЕРС — это 100 % первичного рынка, без отделки, со сроком ввода в 2029 г. Конкуренты — готовое жильё, где среди лотов с определённым уровнем отделки 70–95 % идут с ремонтом. Поэтому ниже приведены два измерения: цена экспозиции как есть и цена, приведённая к общей базе «без отделки».</w:t>
+        <w:t xml:space="preserve">МАСТЕРС — это 100 % первичного рынка, без отделки, со сроком ввода в 2029 г. Конкуренты — готовое жильё, где среди лотов с известным уровнем отделки 70–95 % идут с ремонтом. Поэтому сначала показана экспозиция как есть, а затем все проекты приведены к одному состоянию — квартире, в которую можно заехать.</w:t>
       </w:r>
     </w:p>
     <w:p>
@@ -8514,13 +8529,13 @@
         </w:tblBorders>
       </w:tblPr>
       <w:tblGrid>
-        <w:gridCol w:w="1720"/>
-        <w:gridCol w:w="1500"/>
-        <w:gridCol w:w="720"/>
-        <w:gridCol w:w="1180"/>
-        <w:gridCol w:w="2200"/>
-        <w:gridCol w:w="1050"/>
-        <w:gridCol w:w="1268"/>
+        <w:gridCol w:w="1540"/>
+        <w:gridCol w:w="1420"/>
+        <w:gridCol w:w="900"/>
+        <w:gridCol w:w="1360"/>
+        <w:gridCol w:w="2060"/>
+        <w:gridCol w:w="1120"/>
+        <w:gridCol w:w="1238"/>
       </w:tblGrid>
       <w:tr>
         <w:trPr>
@@ -8528,7 +8543,7 @@
         </w:trPr>
         <w:tc>
           <w:tcPr>
-            <w:tcW w:type="dxa" w:w="1720"/>
+            <w:tcW w:type="dxa" w:w="1540"/>
             <w:tcBorders>
               <w:top w:val="single" w:color="1F2A44" w:sz="4"/>
               <w:left w:val="none" w:color="auto" w:sz="0"/>
@@ -8537,9 +8552,9 @@
             </w:tcBorders>
             <w:shd w:fill="1F2A44" w:color="auto" w:val="clear"/>
             <w:tcMar>
-              <w:top w:type="dxa" w:w="70"/>
-              <w:left w:type="dxa" w:w="100"/>
-              <w:bottom w:type="dxa" w:w="70"/>
+              <w:top w:type="dxa" w:w="52"/>
+              <w:left w:type="dxa" w:w="100"/>
+              <w:bottom w:type="dxa" w:w="52"/>
               <w:right w:type="dxa" w:w="100"/>
             </w:tcMar>
             <w:vAlign w:val="center"/>
@@ -8566,7 +8581,7 @@
         </w:tc>
         <w:tc>
           <w:tcPr>
-            <w:tcW w:type="dxa" w:w="1500"/>
+            <w:tcW w:type="dxa" w:w="1420"/>
             <w:tcBorders>
               <w:top w:val="single" w:color="1F2A44" w:sz="4"/>
               <w:left w:val="none" w:color="auto" w:sz="0"/>
@@ -8575,9 +8590,9 @@
             </w:tcBorders>
             <w:shd w:fill="1F2A44" w:color="auto" w:val="clear"/>
             <w:tcMar>
-              <w:top w:type="dxa" w:w="70"/>
-              <w:left w:type="dxa" w:w="100"/>
-              <w:bottom w:type="dxa" w:w="70"/>
+              <w:top w:type="dxa" w:w="52"/>
+              <w:left w:type="dxa" w:w="100"/>
+              <w:bottom w:type="dxa" w:w="52"/>
               <w:right w:type="dxa" w:w="100"/>
             </w:tcMar>
             <w:vAlign w:val="center"/>
@@ -8598,13 +8613,13 @@
                 <w:sz w:val="16"/>
                 <w:szCs w:val="16"/>
               </w:rPr>
-              <w:t xml:space="preserve">Рынок</w:t>
-            </w:r>
-          </w:p>
-        </w:tc>
-        <w:tc>
-          <w:tcPr>
-            <w:tcW w:type="dxa" w:w="720"/>
+              <w:t xml:space="preserve">Тип рынка</w:t>
+            </w:r>
+          </w:p>
+        </w:tc>
+        <w:tc>
+          <w:tcPr>
+            <w:tcW w:type="dxa" w:w="900"/>
             <w:tcBorders>
               <w:top w:val="single" w:color="1F2A44" w:sz="4"/>
               <w:left w:val="none" w:color="auto" w:sz="0"/>
@@ -8613,9 +8628,9 @@
             </w:tcBorders>
             <w:shd w:fill="1F2A44" w:color="auto" w:val="clear"/>
             <w:tcMar>
-              <w:top w:type="dxa" w:w="70"/>
-              <w:left w:type="dxa" w:w="100"/>
-              <w:bottom w:type="dxa" w:w="70"/>
+              <w:top w:type="dxa" w:w="52"/>
+              <w:left w:type="dxa" w:w="100"/>
+              <w:bottom w:type="dxa" w:w="52"/>
               <w:right w:type="dxa" w:w="100"/>
             </w:tcMar>
             <w:vAlign w:val="center"/>
@@ -8636,13 +8651,14 @@
                 <w:sz w:val="16"/>
                 <w:szCs w:val="16"/>
               </w:rPr>
-              <w:t xml:space="preserve">Лотов</w:t>
-            </w:r>
-          </w:p>
-        </w:tc>
-        <w:tc>
-          <w:tcPr>
-            <w:tcW w:type="dxa" w:w="1180"/>
+              <w:t xml:space="preserve">Лотов
+в продаже</w:t>
+            </w:r>
+          </w:p>
+        </w:tc>
+        <w:tc>
+          <w:tcPr>
+            <w:tcW w:type="dxa" w:w="1360"/>
             <w:tcBorders>
               <w:top w:val="single" w:color="1F2A44" w:sz="4"/>
               <w:left w:val="none" w:color="auto" w:sz="0"/>
@@ -8651,9 +8667,9 @@
             </w:tcBorders>
             <w:shd w:fill="1F2A44" w:color="auto" w:val="clear"/>
             <w:tcMar>
-              <w:top w:type="dxa" w:w="70"/>
-              <w:left w:type="dxa" w:w="100"/>
-              <w:bottom w:type="dxa" w:w="70"/>
+              <w:top w:type="dxa" w:w="52"/>
+              <w:left w:type="dxa" w:w="100"/>
+              <w:bottom w:type="dxa" w:w="52"/>
               <w:right w:type="dxa" w:w="100"/>
             </w:tcMar>
             <w:vAlign w:val="center"/>
@@ -8674,13 +8690,14 @@
                 <w:sz w:val="16"/>
                 <w:szCs w:val="16"/>
               </w:rPr>
-              <w:t xml:space="preserve">Ø ₽/м²</w:t>
-            </w:r>
-          </w:p>
-        </w:tc>
-        <w:tc>
-          <w:tcPr>
-            <w:tcW w:type="dxa" w:w="2200"/>
+              <w:t xml:space="preserve">Средняя цена
+за м², ₽</w:t>
+            </w:r>
+          </w:p>
+        </w:tc>
+        <w:tc>
+          <w:tcPr>
+            <w:tcW w:type="dxa" w:w="2060"/>
             <w:tcBorders>
               <w:top w:val="single" w:color="1F2A44" w:sz="4"/>
               <w:left w:val="none" w:color="auto" w:sz="0"/>
@@ -8689,9 +8706,9 @@
             </w:tcBorders>
             <w:shd w:fill="1F2A44" w:color="auto" w:val="clear"/>
             <w:tcMar>
-              <w:top w:type="dxa" w:w="70"/>
-              <w:left w:type="dxa" w:w="100"/>
-              <w:bottom w:type="dxa" w:w="70"/>
+              <w:top w:type="dxa" w:w="52"/>
+              <w:left w:type="dxa" w:w="100"/>
+              <w:bottom w:type="dxa" w:w="52"/>
               <w:right w:type="dxa" w:w="100"/>
             </w:tcMar>
             <w:vAlign w:val="center"/>
@@ -8712,13 +8729,14 @@
                 <w:sz w:val="16"/>
                 <w:szCs w:val="16"/>
               </w:rPr>
-              <w:t xml:space="preserve">Диапазон ₽/м²</w:t>
-            </w:r>
-          </w:p>
-        </w:tc>
-        <w:tc>
-          <w:tcPr>
-            <w:tcW w:type="dxa" w:w="1050"/>
+              <w:t xml:space="preserve">Цена за м²
+от — до, ₽</w:t>
+            </w:r>
+          </w:p>
+        </w:tc>
+        <w:tc>
+          <w:tcPr>
+            <w:tcW w:type="dxa" w:w="1120"/>
             <w:tcBorders>
               <w:top w:val="single" w:color="1F2A44" w:sz="4"/>
               <w:left w:val="none" w:color="auto" w:sz="0"/>
@@ -8727,9 +8745,9 @@
             </w:tcBorders>
             <w:shd w:fill="1F2A44" w:color="auto" w:val="clear"/>
             <w:tcMar>
-              <w:top w:type="dxa" w:w="70"/>
-              <w:left w:type="dxa" w:w="100"/>
-              <w:bottom w:type="dxa" w:w="70"/>
+              <w:top w:type="dxa" w:w="52"/>
+              <w:left w:type="dxa" w:w="100"/>
+              <w:bottom w:type="dxa" w:w="52"/>
               <w:right w:type="dxa" w:w="100"/>
             </w:tcMar>
             <w:vAlign w:val="center"/>
@@ -8750,14 +8768,14 @@
                 <w:sz w:val="16"/>
                 <w:szCs w:val="16"/>
               </w:rPr>
-              <w:t xml:space="preserve">Ср. S,
-м²</w:t>
-            </w:r>
-          </w:p>
-        </w:tc>
-        <w:tc>
-          <w:tcPr>
-            <w:tcW w:type="dxa" w:w="1268"/>
+              <w:t xml:space="preserve">Средняя
+площадь, м²</w:t>
+            </w:r>
+          </w:p>
+        </w:tc>
+        <w:tc>
+          <w:tcPr>
+            <w:tcW w:type="dxa" w:w="1238"/>
             <w:tcBorders>
               <w:top w:val="single" w:color="1F2A44" w:sz="4"/>
               <w:left w:val="none" w:color="auto" w:sz="0"/>
@@ -8766,9 +8784,9 @@
             </w:tcBorders>
             <w:shd w:fill="1F2A44" w:color="auto" w:val="clear"/>
             <w:tcMar>
-              <w:top w:type="dxa" w:w="70"/>
-              <w:left w:type="dxa" w:w="100"/>
-              <w:bottom w:type="dxa" w:w="70"/>
+              <w:top w:type="dxa" w:w="52"/>
+              <w:left w:type="dxa" w:w="100"/>
+              <w:bottom w:type="dxa" w:w="52"/>
               <w:right w:type="dxa" w:w="100"/>
             </w:tcMar>
             <w:vAlign w:val="center"/>
@@ -8789,8 +8807,8 @@
                 <w:sz w:val="16"/>
                 <w:szCs w:val="16"/>
               </w:rPr>
-              <w:t xml:space="preserve">Ср. лот,
-млн ₽</w:t>
+              <w:t xml:space="preserve">Средняя цена
+лота, млн ₽</w:t>
             </w:r>
           </w:p>
         </w:tc>
@@ -8798,17 +8816,17 @@
       <w:tr>
         <w:tc>
           <w:tcPr>
-            <w:tcW w:type="dxa" w:w="1720"/>
-            <w:tcBorders>
-              <w:top w:val="single" w:color="D9D4CB" w:sz="4"/>
-              <w:left w:val="none" w:color="auto" w:sz="0"/>
-              <w:bottom w:val="single" w:color="D9D4CB" w:sz="4"/>
-              <w:right w:val="none" w:color="auto" w:sz="0"/>
-            </w:tcBorders>
-            <w:tcMar>
-              <w:top w:type="dxa" w:w="70"/>
-              <w:left w:type="dxa" w:w="100"/>
-              <w:bottom w:type="dxa" w:w="70"/>
+            <w:tcW w:type="dxa" w:w="1540"/>
+            <w:tcBorders>
+              <w:top w:val="single" w:color="D9D4CB" w:sz="4"/>
+              <w:left w:val="none" w:color="auto" w:sz="0"/>
+              <w:bottom w:val="single" w:color="D9D4CB" w:sz="4"/>
+              <w:right w:val="none" w:color="auto" w:sz="0"/>
+            </w:tcBorders>
+            <w:tcMar>
+              <w:top w:type="dxa" w:w="52"/>
+              <w:left w:type="dxa" w:w="100"/>
+              <w:bottom w:type="dxa" w:w="52"/>
               <w:right w:type="dxa" w:w="100"/>
             </w:tcMar>
             <w:vAlign w:val="center"/>
@@ -8835,54 +8853,54 @@
         </w:tc>
         <w:tc>
           <w:tcPr>
-            <w:tcW w:type="dxa" w:w="1500"/>
-            <w:tcBorders>
-              <w:top w:val="single" w:color="D9D4CB" w:sz="4"/>
-              <w:left w:val="none" w:color="auto" w:sz="0"/>
-              <w:bottom w:val="single" w:color="D9D4CB" w:sz="4"/>
-              <w:right w:val="none" w:color="auto" w:sz="0"/>
-            </w:tcBorders>
-            <w:tcMar>
-              <w:top w:type="dxa" w:w="70"/>
-              <w:left w:type="dxa" w:w="100"/>
-              <w:bottom w:type="dxa" w:w="70"/>
-              <w:right w:type="dxa" w:w="100"/>
-            </w:tcMar>
-            <w:vAlign w:val="center"/>
-          </w:tcPr>
-          <w:p>
-            <w:pPr>
-              <w:spacing w:after="0" w:line="240" w:lineRule="auto"/>
-              <w:jc w:val="center"/>
-            </w:pPr>
-            <w:r>
-              <w:rPr>
-                <w:rFonts w:ascii="Arial" w:cs="Arial" w:eastAsia="Arial" w:hAnsi="Arial"/>
-                <w:b w:val="false"/>
-                <w:bCs w:val="false"/>
-                <w:i w:val="false"/>
-                <w:iCs w:val="false"/>
-                <w:color w:val="2A2E38"/>
-                <w:sz w:val="17"/>
-                <w:szCs w:val="17"/>
-              </w:rPr>
-              <w:t xml:space="preserve">первич. + вторич.</w:t>
-            </w:r>
-          </w:p>
-        </w:tc>
-        <w:tc>
-          <w:tcPr>
-            <w:tcW w:type="dxa" w:w="720"/>
-            <w:tcBorders>
-              <w:top w:val="single" w:color="D9D4CB" w:sz="4"/>
-              <w:left w:val="none" w:color="auto" w:sz="0"/>
-              <w:bottom w:val="single" w:color="D9D4CB" w:sz="4"/>
-              <w:right w:val="none" w:color="auto" w:sz="0"/>
-            </w:tcBorders>
-            <w:tcMar>
-              <w:top w:type="dxa" w:w="70"/>
-              <w:left w:type="dxa" w:w="100"/>
-              <w:bottom w:type="dxa" w:w="70"/>
+            <w:tcW w:type="dxa" w:w="1420"/>
+            <w:tcBorders>
+              <w:top w:val="single" w:color="D9D4CB" w:sz="4"/>
+              <w:left w:val="none" w:color="auto" w:sz="0"/>
+              <w:bottom w:val="single" w:color="D9D4CB" w:sz="4"/>
+              <w:right w:val="none" w:color="auto" w:sz="0"/>
+            </w:tcBorders>
+            <w:tcMar>
+              <w:top w:type="dxa" w:w="52"/>
+              <w:left w:type="dxa" w:w="100"/>
+              <w:bottom w:type="dxa" w:w="52"/>
+              <w:right w:type="dxa" w:w="100"/>
+            </w:tcMar>
+            <w:vAlign w:val="center"/>
+          </w:tcPr>
+          <w:p>
+            <w:pPr>
+              <w:spacing w:after="0" w:line="240" w:lineRule="auto"/>
+              <w:jc w:val="center"/>
+            </w:pPr>
+            <w:r>
+              <w:rPr>
+                <w:rFonts w:ascii="Arial" w:cs="Arial" w:eastAsia="Arial" w:hAnsi="Arial"/>
+                <w:b w:val="false"/>
+                <w:bCs w:val="false"/>
+                <w:i w:val="false"/>
+                <w:iCs w:val="false"/>
+                <w:color w:val="2A2E38"/>
+                <w:sz w:val="17"/>
+                <w:szCs w:val="17"/>
+              </w:rPr>
+              <w:t xml:space="preserve">первичка и вторичка</w:t>
+            </w:r>
+          </w:p>
+        </w:tc>
+        <w:tc>
+          <w:tcPr>
+            <w:tcW w:type="dxa" w:w="900"/>
+            <w:tcBorders>
+              <w:top w:val="single" w:color="D9D4CB" w:sz="4"/>
+              <w:left w:val="none" w:color="auto" w:sz="0"/>
+              <w:bottom w:val="single" w:color="D9D4CB" w:sz="4"/>
+              <w:right w:val="none" w:color="auto" w:sz="0"/>
+            </w:tcBorders>
+            <w:tcMar>
+              <w:top w:type="dxa" w:w="52"/>
+              <w:left w:type="dxa" w:w="100"/>
+              <w:bottom w:type="dxa" w:w="52"/>
               <w:right w:type="dxa" w:w="100"/>
             </w:tcMar>
             <w:vAlign w:val="center"/>
@@ -8909,17 +8927,17 @@
         </w:tc>
         <w:tc>
           <w:tcPr>
-            <w:tcW w:type="dxa" w:w="1180"/>
-            <w:tcBorders>
-              <w:top w:val="single" w:color="D9D4CB" w:sz="4"/>
-              <w:left w:val="none" w:color="auto" w:sz="0"/>
-              <w:bottom w:val="single" w:color="D9D4CB" w:sz="4"/>
-              <w:right w:val="none" w:color="auto" w:sz="0"/>
-            </w:tcBorders>
-            <w:tcMar>
-              <w:top w:type="dxa" w:w="70"/>
-              <w:left w:type="dxa" w:w="100"/>
-              <w:bottom w:type="dxa" w:w="70"/>
+            <w:tcW w:type="dxa" w:w="1360"/>
+            <w:tcBorders>
+              <w:top w:val="single" w:color="D9D4CB" w:sz="4"/>
+              <w:left w:val="none" w:color="auto" w:sz="0"/>
+              <w:bottom w:val="single" w:color="D9D4CB" w:sz="4"/>
+              <w:right w:val="none" w:color="auto" w:sz="0"/>
+            </w:tcBorders>
+            <w:tcMar>
+              <w:top w:type="dxa" w:w="52"/>
+              <w:left w:type="dxa" w:w="100"/>
+              <w:bottom w:type="dxa" w:w="52"/>
               <w:right w:type="dxa" w:w="100"/>
             </w:tcMar>
             <w:vAlign w:val="center"/>
@@ -8946,17 +8964,17 @@
         </w:tc>
         <w:tc>
           <w:tcPr>
-            <w:tcW w:type="dxa" w:w="2200"/>
-            <w:tcBorders>
-              <w:top w:val="single" w:color="D9D4CB" w:sz="4"/>
-              <w:left w:val="none" w:color="auto" w:sz="0"/>
-              <w:bottom w:val="single" w:color="D9D4CB" w:sz="4"/>
-              <w:right w:val="none" w:color="auto" w:sz="0"/>
-            </w:tcBorders>
-            <w:tcMar>
-              <w:top w:type="dxa" w:w="70"/>
-              <w:left w:type="dxa" w:w="100"/>
-              <w:bottom w:type="dxa" w:w="70"/>
+            <w:tcW w:type="dxa" w:w="2060"/>
+            <w:tcBorders>
+              <w:top w:val="single" w:color="D9D4CB" w:sz="4"/>
+              <w:left w:val="none" w:color="auto" w:sz="0"/>
+              <w:bottom w:val="single" w:color="D9D4CB" w:sz="4"/>
+              <w:right w:val="none" w:color="auto" w:sz="0"/>
+            </w:tcBorders>
+            <w:tcMar>
+              <w:top w:type="dxa" w:w="52"/>
+              <w:left w:type="dxa" w:w="100"/>
+              <w:bottom w:type="dxa" w:w="52"/>
               <w:right w:type="dxa" w:w="100"/>
             </w:tcMar>
             <w:vAlign w:val="center"/>
@@ -8983,17 +9001,17 @@
         </w:tc>
         <w:tc>
           <w:tcPr>
-            <w:tcW w:type="dxa" w:w="1050"/>
-            <w:tcBorders>
-              <w:top w:val="single" w:color="D9D4CB" w:sz="4"/>
-              <w:left w:val="none" w:color="auto" w:sz="0"/>
-              <w:bottom w:val="single" w:color="D9D4CB" w:sz="4"/>
-              <w:right w:val="none" w:color="auto" w:sz="0"/>
-            </w:tcBorders>
-            <w:tcMar>
-              <w:top w:type="dxa" w:w="70"/>
-              <w:left w:type="dxa" w:w="100"/>
-              <w:bottom w:type="dxa" w:w="70"/>
+            <w:tcW w:type="dxa" w:w="1120"/>
+            <w:tcBorders>
+              <w:top w:val="single" w:color="D9D4CB" w:sz="4"/>
+              <w:left w:val="none" w:color="auto" w:sz="0"/>
+              <w:bottom w:val="single" w:color="D9D4CB" w:sz="4"/>
+              <w:right w:val="none" w:color="auto" w:sz="0"/>
+            </w:tcBorders>
+            <w:tcMar>
+              <w:top w:type="dxa" w:w="52"/>
+              <w:left w:type="dxa" w:w="100"/>
+              <w:bottom w:type="dxa" w:w="52"/>
               <w:right w:type="dxa" w:w="100"/>
             </w:tcMar>
             <w:vAlign w:val="center"/>
@@ -9020,17 +9038,17 @@
         </w:tc>
         <w:tc>
           <w:tcPr>
-            <w:tcW w:type="dxa" w:w="1268"/>
-            <w:tcBorders>
-              <w:top w:val="single" w:color="D9D4CB" w:sz="4"/>
-              <w:left w:val="none" w:color="auto" w:sz="0"/>
-              <w:bottom w:val="single" w:color="D9D4CB" w:sz="4"/>
-              <w:right w:val="none" w:color="auto" w:sz="0"/>
-            </w:tcBorders>
-            <w:tcMar>
-              <w:top w:type="dxa" w:w="70"/>
-              <w:left w:type="dxa" w:w="100"/>
-              <w:bottom w:type="dxa" w:w="70"/>
+            <w:tcW w:type="dxa" w:w="1238"/>
+            <w:tcBorders>
+              <w:top w:val="single" w:color="D9D4CB" w:sz="4"/>
+              <w:left w:val="none" w:color="auto" w:sz="0"/>
+              <w:bottom w:val="single" w:color="D9D4CB" w:sz="4"/>
+              <w:right w:val="none" w:color="auto" w:sz="0"/>
+            </w:tcBorders>
+            <w:tcMar>
+              <w:top w:type="dxa" w:w="52"/>
+              <w:left w:type="dxa" w:w="100"/>
+              <w:bottom w:type="dxa" w:w="52"/>
               <w:right w:type="dxa" w:w="100"/>
             </w:tcMar>
             <w:vAlign w:val="center"/>
@@ -9059,7 +9077,7 @@
       <w:tr>
         <w:tc>
           <w:tcPr>
-            <w:tcW w:type="dxa" w:w="1720"/>
+            <w:tcW w:type="dxa" w:w="1540"/>
             <w:tcBorders>
               <w:top w:val="single" w:color="D9D4CB" w:sz="4"/>
               <w:left w:val="none" w:color="auto" w:sz="0"/>
@@ -9068,9 +9086,9 @@
             </w:tcBorders>
             <w:shd w:fill="FBFAF8" w:color="auto" w:val="clear"/>
             <w:tcMar>
-              <w:top w:type="dxa" w:w="70"/>
-              <w:left w:type="dxa" w:w="100"/>
-              <w:bottom w:type="dxa" w:w="70"/>
+              <w:top w:type="dxa" w:w="52"/>
+              <w:left w:type="dxa" w:w="100"/>
+              <w:bottom w:type="dxa" w:w="52"/>
               <w:right w:type="dxa" w:w="100"/>
             </w:tcMar>
             <w:vAlign w:val="center"/>
@@ -9097,7 +9115,7 @@
         </w:tc>
         <w:tc>
           <w:tcPr>
-            <w:tcW w:type="dxa" w:w="1500"/>
+            <w:tcW w:type="dxa" w:w="1420"/>
             <w:tcBorders>
               <w:top w:val="single" w:color="D9D4CB" w:sz="4"/>
               <w:left w:val="none" w:color="auto" w:sz="0"/>
@@ -9106,9 +9124,9 @@
             </w:tcBorders>
             <w:shd w:fill="FBFAF8" w:color="auto" w:val="clear"/>
             <w:tcMar>
-              <w:top w:type="dxa" w:w="70"/>
-              <w:left w:type="dxa" w:w="100"/>
-              <w:bottom w:type="dxa" w:w="70"/>
+              <w:top w:type="dxa" w:w="52"/>
+              <w:left w:type="dxa" w:w="100"/>
+              <w:bottom w:type="dxa" w:w="52"/>
               <w:right w:type="dxa" w:w="100"/>
             </w:tcMar>
             <w:vAlign w:val="center"/>
@@ -9135,7 +9153,7 @@
         </w:tc>
         <w:tc>
           <w:tcPr>
-            <w:tcW w:type="dxa" w:w="720"/>
+            <w:tcW w:type="dxa" w:w="900"/>
             <w:tcBorders>
               <w:top w:val="single" w:color="D9D4CB" w:sz="4"/>
               <w:left w:val="none" w:color="auto" w:sz="0"/>
@@ -9144,9 +9162,9 @@
             </w:tcBorders>
             <w:shd w:fill="FBFAF8" w:color="auto" w:val="clear"/>
             <w:tcMar>
-              <w:top w:type="dxa" w:w="70"/>
-              <w:left w:type="dxa" w:w="100"/>
-              <w:bottom w:type="dxa" w:w="70"/>
+              <w:top w:type="dxa" w:w="52"/>
+              <w:left w:type="dxa" w:w="100"/>
+              <w:bottom w:type="dxa" w:w="52"/>
               <w:right w:type="dxa" w:w="100"/>
             </w:tcMar>
             <w:vAlign w:val="center"/>
@@ -9173,7 +9191,7 @@
         </w:tc>
         <w:tc>
           <w:tcPr>
-            <w:tcW w:type="dxa" w:w="1180"/>
+            <w:tcW w:type="dxa" w:w="1360"/>
             <w:tcBorders>
               <w:top w:val="single" w:color="D9D4CB" w:sz="4"/>
               <w:left w:val="none" w:color="auto" w:sz="0"/>
@@ -9182,9 +9200,9 @@
             </w:tcBorders>
             <w:shd w:fill="FBFAF8" w:color="auto" w:val="clear"/>
             <w:tcMar>
-              <w:top w:type="dxa" w:w="70"/>
-              <w:left w:type="dxa" w:w="100"/>
-              <w:bottom w:type="dxa" w:w="70"/>
+              <w:top w:type="dxa" w:w="52"/>
+              <w:left w:type="dxa" w:w="100"/>
+              <w:bottom w:type="dxa" w:w="52"/>
               <w:right w:type="dxa" w:w="100"/>
             </w:tcMar>
             <w:vAlign w:val="center"/>
@@ -9211,7 +9229,7 @@
         </w:tc>
         <w:tc>
           <w:tcPr>
-            <w:tcW w:type="dxa" w:w="2200"/>
+            <w:tcW w:type="dxa" w:w="2060"/>
             <w:tcBorders>
               <w:top w:val="single" w:color="D9D4CB" w:sz="4"/>
               <w:left w:val="none" w:color="auto" w:sz="0"/>
@@ -9220,9 +9238,9 @@
             </w:tcBorders>
             <w:shd w:fill="FBFAF8" w:color="auto" w:val="clear"/>
             <w:tcMar>
-              <w:top w:type="dxa" w:w="70"/>
-              <w:left w:type="dxa" w:w="100"/>
-              <w:bottom w:type="dxa" w:w="70"/>
+              <w:top w:type="dxa" w:w="52"/>
+              <w:left w:type="dxa" w:w="100"/>
+              <w:bottom w:type="dxa" w:w="52"/>
               <w:right w:type="dxa" w:w="100"/>
             </w:tcMar>
             <w:vAlign w:val="center"/>
@@ -9249,7 +9267,7 @@
         </w:tc>
         <w:tc>
           <w:tcPr>
-            <w:tcW w:type="dxa" w:w="1050"/>
+            <w:tcW w:type="dxa" w:w="1120"/>
             <w:tcBorders>
               <w:top w:val="single" w:color="D9D4CB" w:sz="4"/>
               <w:left w:val="none" w:color="auto" w:sz="0"/>
@@ -9258,9 +9276,9 @@
             </w:tcBorders>
             <w:shd w:fill="FBFAF8" w:color="auto" w:val="clear"/>
             <w:tcMar>
-              <w:top w:type="dxa" w:w="70"/>
-              <w:left w:type="dxa" w:w="100"/>
-              <w:bottom w:type="dxa" w:w="70"/>
+              <w:top w:type="dxa" w:w="52"/>
+              <w:left w:type="dxa" w:w="100"/>
+              <w:bottom w:type="dxa" w:w="52"/>
               <w:right w:type="dxa" w:w="100"/>
             </w:tcMar>
             <w:vAlign w:val="center"/>
@@ -9287,7 +9305,7 @@
         </w:tc>
         <w:tc>
           <w:tcPr>
-            <w:tcW w:type="dxa" w:w="1268"/>
+            <w:tcW w:type="dxa" w:w="1238"/>
             <w:tcBorders>
               <w:top w:val="single" w:color="D9D4CB" w:sz="4"/>
               <w:left w:val="none" w:color="auto" w:sz="0"/>
@@ -9296,9 +9314,9 @@
             </w:tcBorders>
             <w:shd w:fill="FBFAF8" w:color="auto" w:val="clear"/>
             <w:tcMar>
-              <w:top w:type="dxa" w:w="70"/>
-              <w:left w:type="dxa" w:w="100"/>
-              <w:bottom w:type="dxa" w:w="70"/>
+              <w:top w:type="dxa" w:w="52"/>
+              <w:left w:type="dxa" w:w="100"/>
+              <w:bottom w:type="dxa" w:w="52"/>
               <w:right w:type="dxa" w:w="100"/>
             </w:tcMar>
             <w:vAlign w:val="center"/>
@@ -9327,17 +9345,17 @@
       <w:tr>
         <w:tc>
           <w:tcPr>
-            <w:tcW w:type="dxa" w:w="1720"/>
-            <w:tcBorders>
-              <w:top w:val="single" w:color="D9D4CB" w:sz="4"/>
-              <w:left w:val="none" w:color="auto" w:sz="0"/>
-              <w:bottom w:val="single" w:color="D9D4CB" w:sz="4"/>
-              <w:right w:val="none" w:color="auto" w:sz="0"/>
-            </w:tcBorders>
-            <w:tcMar>
-              <w:top w:type="dxa" w:w="70"/>
-              <w:left w:type="dxa" w:w="100"/>
-              <w:bottom w:type="dxa" w:w="70"/>
+            <w:tcW w:type="dxa" w:w="1540"/>
+            <w:tcBorders>
+              <w:top w:val="single" w:color="D9D4CB" w:sz="4"/>
+              <w:left w:val="none" w:color="auto" w:sz="0"/>
+              <w:bottom w:val="single" w:color="D9D4CB" w:sz="4"/>
+              <w:right w:val="none" w:color="auto" w:sz="0"/>
+            </w:tcBorders>
+            <w:tcMar>
+              <w:top w:type="dxa" w:w="52"/>
+              <w:left w:type="dxa" w:w="100"/>
+              <w:bottom w:type="dxa" w:w="52"/>
               <w:right w:type="dxa" w:w="100"/>
             </w:tcMar>
             <w:vAlign w:val="center"/>
@@ -9364,17 +9382,17 @@
         </w:tc>
         <w:tc>
           <w:tcPr>
-            <w:tcW w:type="dxa" w:w="1500"/>
-            <w:tcBorders>
-              <w:top w:val="single" w:color="D9D4CB" w:sz="4"/>
-              <w:left w:val="none" w:color="auto" w:sz="0"/>
-              <w:bottom w:val="single" w:color="D9D4CB" w:sz="4"/>
-              <w:right w:val="none" w:color="auto" w:sz="0"/>
-            </w:tcBorders>
-            <w:tcMar>
-              <w:top w:type="dxa" w:w="70"/>
-              <w:left w:type="dxa" w:w="100"/>
-              <w:bottom w:type="dxa" w:w="70"/>
+            <w:tcW w:type="dxa" w:w="1420"/>
+            <w:tcBorders>
+              <w:top w:val="single" w:color="D9D4CB" w:sz="4"/>
+              <w:left w:val="none" w:color="auto" w:sz="0"/>
+              <w:bottom w:val="single" w:color="D9D4CB" w:sz="4"/>
+              <w:right w:val="none" w:color="auto" w:sz="0"/>
+            </w:tcBorders>
+            <w:tcMar>
+              <w:top w:type="dxa" w:w="52"/>
+              <w:left w:type="dxa" w:w="100"/>
+              <w:bottom w:type="dxa" w:w="52"/>
               <w:right w:type="dxa" w:w="100"/>
             </w:tcMar>
             <w:vAlign w:val="center"/>
@@ -9401,17 +9419,17 @@
         </w:tc>
         <w:tc>
           <w:tcPr>
-            <w:tcW w:type="dxa" w:w="720"/>
-            <w:tcBorders>
-              <w:top w:val="single" w:color="D9D4CB" w:sz="4"/>
-              <w:left w:val="none" w:color="auto" w:sz="0"/>
-              <w:bottom w:val="single" w:color="D9D4CB" w:sz="4"/>
-              <w:right w:val="none" w:color="auto" w:sz="0"/>
-            </w:tcBorders>
-            <w:tcMar>
-              <w:top w:type="dxa" w:w="70"/>
-              <w:left w:type="dxa" w:w="100"/>
-              <w:bottom w:type="dxa" w:w="70"/>
+            <w:tcW w:type="dxa" w:w="900"/>
+            <w:tcBorders>
+              <w:top w:val="single" w:color="D9D4CB" w:sz="4"/>
+              <w:left w:val="none" w:color="auto" w:sz="0"/>
+              <w:bottom w:val="single" w:color="D9D4CB" w:sz="4"/>
+              <w:right w:val="none" w:color="auto" w:sz="0"/>
+            </w:tcBorders>
+            <w:tcMar>
+              <w:top w:type="dxa" w:w="52"/>
+              <w:left w:type="dxa" w:w="100"/>
+              <w:bottom w:type="dxa" w:w="52"/>
               <w:right w:type="dxa" w:w="100"/>
             </w:tcMar>
             <w:vAlign w:val="center"/>
@@ -9438,17 +9456,17 @@
         </w:tc>
         <w:tc>
           <w:tcPr>
-            <w:tcW w:type="dxa" w:w="1180"/>
-            <w:tcBorders>
-              <w:top w:val="single" w:color="D9D4CB" w:sz="4"/>
-              <w:left w:val="none" w:color="auto" w:sz="0"/>
-              <w:bottom w:val="single" w:color="D9D4CB" w:sz="4"/>
-              <w:right w:val="none" w:color="auto" w:sz="0"/>
-            </w:tcBorders>
-            <w:tcMar>
-              <w:top w:type="dxa" w:w="70"/>
-              <w:left w:type="dxa" w:w="100"/>
-              <w:bottom w:type="dxa" w:w="70"/>
+            <w:tcW w:type="dxa" w:w="1360"/>
+            <w:tcBorders>
+              <w:top w:val="single" w:color="D9D4CB" w:sz="4"/>
+              <w:left w:val="none" w:color="auto" w:sz="0"/>
+              <w:bottom w:val="single" w:color="D9D4CB" w:sz="4"/>
+              <w:right w:val="none" w:color="auto" w:sz="0"/>
+            </w:tcBorders>
+            <w:tcMar>
+              <w:top w:type="dxa" w:w="52"/>
+              <w:left w:type="dxa" w:w="100"/>
+              <w:bottom w:type="dxa" w:w="52"/>
               <w:right w:type="dxa" w:w="100"/>
             </w:tcMar>
             <w:vAlign w:val="center"/>
@@ -9475,17 +9493,17 @@
         </w:tc>
         <w:tc>
           <w:tcPr>
-            <w:tcW w:type="dxa" w:w="2200"/>
-            <w:tcBorders>
-              <w:top w:val="single" w:color="D9D4CB" w:sz="4"/>
-              <w:left w:val="none" w:color="auto" w:sz="0"/>
-              <w:bottom w:val="single" w:color="D9D4CB" w:sz="4"/>
-              <w:right w:val="none" w:color="auto" w:sz="0"/>
-            </w:tcBorders>
-            <w:tcMar>
-              <w:top w:type="dxa" w:w="70"/>
-              <w:left w:type="dxa" w:w="100"/>
-              <w:bottom w:type="dxa" w:w="70"/>
+            <w:tcW w:type="dxa" w:w="2060"/>
+            <w:tcBorders>
+              <w:top w:val="single" w:color="D9D4CB" w:sz="4"/>
+              <w:left w:val="none" w:color="auto" w:sz="0"/>
+              <w:bottom w:val="single" w:color="D9D4CB" w:sz="4"/>
+              <w:right w:val="none" w:color="auto" w:sz="0"/>
+            </w:tcBorders>
+            <w:tcMar>
+              <w:top w:type="dxa" w:w="52"/>
+              <w:left w:type="dxa" w:w="100"/>
+              <w:bottom w:type="dxa" w:w="52"/>
               <w:right w:type="dxa" w:w="100"/>
             </w:tcMar>
             <w:vAlign w:val="center"/>
@@ -9512,17 +9530,17 @@
         </w:tc>
         <w:tc>
           <w:tcPr>
-            <w:tcW w:type="dxa" w:w="1050"/>
-            <w:tcBorders>
-              <w:top w:val="single" w:color="D9D4CB" w:sz="4"/>
-              <w:left w:val="none" w:color="auto" w:sz="0"/>
-              <w:bottom w:val="single" w:color="D9D4CB" w:sz="4"/>
-              <w:right w:val="none" w:color="auto" w:sz="0"/>
-            </w:tcBorders>
-            <w:tcMar>
-              <w:top w:type="dxa" w:w="70"/>
-              <w:left w:type="dxa" w:w="100"/>
-              <w:bottom w:type="dxa" w:w="70"/>
+            <w:tcW w:type="dxa" w:w="1120"/>
+            <w:tcBorders>
+              <w:top w:val="single" w:color="D9D4CB" w:sz="4"/>
+              <w:left w:val="none" w:color="auto" w:sz="0"/>
+              <w:bottom w:val="single" w:color="D9D4CB" w:sz="4"/>
+              <w:right w:val="none" w:color="auto" w:sz="0"/>
+            </w:tcBorders>
+            <w:tcMar>
+              <w:top w:type="dxa" w:w="52"/>
+              <w:left w:type="dxa" w:w="100"/>
+              <w:bottom w:type="dxa" w:w="52"/>
               <w:right w:type="dxa" w:w="100"/>
             </w:tcMar>
             <w:vAlign w:val="center"/>
@@ -9549,17 +9567,17 @@
         </w:tc>
         <w:tc>
           <w:tcPr>
-            <w:tcW w:type="dxa" w:w="1268"/>
-            <w:tcBorders>
-              <w:top w:val="single" w:color="D9D4CB" w:sz="4"/>
-              <w:left w:val="none" w:color="auto" w:sz="0"/>
-              <w:bottom w:val="single" w:color="D9D4CB" w:sz="4"/>
-              <w:right w:val="none" w:color="auto" w:sz="0"/>
-            </w:tcBorders>
-            <w:tcMar>
-              <w:top w:type="dxa" w:w="70"/>
-              <w:left w:type="dxa" w:w="100"/>
-              <w:bottom w:type="dxa" w:w="70"/>
+            <w:tcW w:type="dxa" w:w="1238"/>
+            <w:tcBorders>
+              <w:top w:val="single" w:color="D9D4CB" w:sz="4"/>
+              <w:left w:val="none" w:color="auto" w:sz="0"/>
+              <w:bottom w:val="single" w:color="D9D4CB" w:sz="4"/>
+              <w:right w:val="none" w:color="auto" w:sz="0"/>
+            </w:tcBorders>
+            <w:tcMar>
+              <w:top w:type="dxa" w:w="52"/>
+              <w:left w:type="dxa" w:w="100"/>
+              <w:bottom w:type="dxa" w:w="52"/>
               <w:right w:type="dxa" w:w="100"/>
             </w:tcMar>
             <w:vAlign w:val="center"/>
@@ -9588,7 +9606,7 @@
       <w:tr>
         <w:tc>
           <w:tcPr>
-            <w:tcW w:type="dxa" w:w="1720"/>
+            <w:tcW w:type="dxa" w:w="1540"/>
             <w:tcBorders>
               <w:top w:val="single" w:color="D9D4CB" w:sz="4"/>
               <w:left w:val="none" w:color="auto" w:sz="0"/>
@@ -9597,9 +9615,9 @@
             </w:tcBorders>
             <w:shd w:fill="FBFAF8" w:color="auto" w:val="clear"/>
             <w:tcMar>
-              <w:top w:type="dxa" w:w="70"/>
-              <w:left w:type="dxa" w:w="100"/>
-              <w:bottom w:type="dxa" w:w="70"/>
+              <w:top w:type="dxa" w:w="52"/>
+              <w:left w:type="dxa" w:w="100"/>
+              <w:bottom w:type="dxa" w:w="52"/>
               <w:right w:type="dxa" w:w="100"/>
             </w:tcMar>
             <w:vAlign w:val="center"/>
@@ -9626,7 +9644,7 @@
         </w:tc>
         <w:tc>
           <w:tcPr>
-            <w:tcW w:type="dxa" w:w="1500"/>
+            <w:tcW w:type="dxa" w:w="1420"/>
             <w:tcBorders>
               <w:top w:val="single" w:color="D9D4CB" w:sz="4"/>
               <w:left w:val="none" w:color="auto" w:sz="0"/>
@@ -9635,9 +9653,9 @@
             </w:tcBorders>
             <w:shd w:fill="FBFAF8" w:color="auto" w:val="clear"/>
             <w:tcMar>
-              <w:top w:type="dxa" w:w="70"/>
-              <w:left w:type="dxa" w:w="100"/>
-              <w:bottom w:type="dxa" w:w="70"/>
+              <w:top w:type="dxa" w:w="52"/>
+              <w:left w:type="dxa" w:w="100"/>
+              <w:bottom w:type="dxa" w:w="52"/>
               <w:right w:type="dxa" w:w="100"/>
             </w:tcMar>
             <w:vAlign w:val="center"/>
@@ -9664,7 +9682,7 @@
         </w:tc>
         <w:tc>
           <w:tcPr>
-            <w:tcW w:type="dxa" w:w="720"/>
+            <w:tcW w:type="dxa" w:w="900"/>
             <w:tcBorders>
               <w:top w:val="single" w:color="D9D4CB" w:sz="4"/>
               <w:left w:val="none" w:color="auto" w:sz="0"/>
@@ -9673,9 +9691,9 @@
             </w:tcBorders>
             <w:shd w:fill="FBFAF8" w:color="auto" w:val="clear"/>
             <w:tcMar>
-              <w:top w:type="dxa" w:w="70"/>
-              <w:left w:type="dxa" w:w="100"/>
-              <w:bottom w:type="dxa" w:w="70"/>
+              <w:top w:type="dxa" w:w="52"/>
+              <w:left w:type="dxa" w:w="100"/>
+              <w:bottom w:type="dxa" w:w="52"/>
               <w:right w:type="dxa" w:w="100"/>
             </w:tcMar>
             <w:vAlign w:val="center"/>
@@ -9702,7 +9720,7 @@
         </w:tc>
         <w:tc>
           <w:tcPr>
-            <w:tcW w:type="dxa" w:w="1180"/>
+            <w:tcW w:type="dxa" w:w="1360"/>
             <w:tcBorders>
               <w:top w:val="single" w:color="D9D4CB" w:sz="4"/>
               <w:left w:val="none" w:color="auto" w:sz="0"/>
@@ -9711,9 +9729,9 @@
             </w:tcBorders>
             <w:shd w:fill="FBFAF8" w:color="auto" w:val="clear"/>
             <w:tcMar>
-              <w:top w:type="dxa" w:w="70"/>
-              <w:left w:type="dxa" w:w="100"/>
-              <w:bottom w:type="dxa" w:w="70"/>
+              <w:top w:type="dxa" w:w="52"/>
+              <w:left w:type="dxa" w:w="100"/>
+              <w:bottom w:type="dxa" w:w="52"/>
               <w:right w:type="dxa" w:w="100"/>
             </w:tcMar>
             <w:vAlign w:val="center"/>
@@ -9740,7 +9758,7 @@
         </w:tc>
         <w:tc>
           <w:tcPr>
-            <w:tcW w:type="dxa" w:w="2200"/>
+            <w:tcW w:type="dxa" w:w="2060"/>
             <w:tcBorders>
               <w:top w:val="single" w:color="D9D4CB" w:sz="4"/>
               <w:left w:val="none" w:color="auto" w:sz="0"/>
@@ -9749,9 +9767,9 @@
             </w:tcBorders>
             <w:shd w:fill="FBFAF8" w:color="auto" w:val="clear"/>
             <w:tcMar>
-              <w:top w:type="dxa" w:w="70"/>
-              <w:left w:type="dxa" w:w="100"/>
-              <w:bottom w:type="dxa" w:w="70"/>
+              <w:top w:type="dxa" w:w="52"/>
+              <w:left w:type="dxa" w:w="100"/>
+              <w:bottom w:type="dxa" w:w="52"/>
               <w:right w:type="dxa" w:w="100"/>
             </w:tcMar>
             <w:vAlign w:val="center"/>
@@ -9778,7 +9796,7 @@
         </w:tc>
         <w:tc>
           <w:tcPr>
-            <w:tcW w:type="dxa" w:w="1050"/>
+            <w:tcW w:type="dxa" w:w="1120"/>
             <w:tcBorders>
               <w:top w:val="single" w:color="D9D4CB" w:sz="4"/>
               <w:left w:val="none" w:color="auto" w:sz="0"/>
@@ -9787,9 +9805,9 @@
             </w:tcBorders>
             <w:shd w:fill="FBFAF8" w:color="auto" w:val="clear"/>
             <w:tcMar>
-              <w:top w:type="dxa" w:w="70"/>
-              <w:left w:type="dxa" w:w="100"/>
-              <w:bottom w:type="dxa" w:w="70"/>
+              <w:top w:type="dxa" w:w="52"/>
+              <w:left w:type="dxa" w:w="100"/>
+              <w:bottom w:type="dxa" w:w="52"/>
               <w:right w:type="dxa" w:w="100"/>
             </w:tcMar>
             <w:vAlign w:val="center"/>
@@ -9816,7 +9834,7 @@
         </w:tc>
         <w:tc>
           <w:tcPr>
-            <w:tcW w:type="dxa" w:w="1268"/>
+            <w:tcW w:type="dxa" w:w="1238"/>
             <w:tcBorders>
               <w:top w:val="single" w:color="D9D4CB" w:sz="4"/>
               <w:left w:val="none" w:color="auto" w:sz="0"/>
@@ -9825,9 +9843,9 @@
             </w:tcBorders>
             <w:shd w:fill="FBFAF8" w:color="auto" w:val="clear"/>
             <w:tcMar>
-              <w:top w:type="dxa" w:w="70"/>
-              <w:left w:type="dxa" w:w="100"/>
-              <w:bottom w:type="dxa" w:w="70"/>
+              <w:top w:type="dxa" w:w="52"/>
+              <w:left w:type="dxa" w:w="100"/>
+              <w:bottom w:type="dxa" w:w="52"/>
               <w:right w:type="dxa" w:w="100"/>
             </w:tcMar>
             <w:vAlign w:val="center"/>
@@ -9856,17 +9874,17 @@
       <w:tr>
         <w:tc>
           <w:tcPr>
-            <w:tcW w:type="dxa" w:w="1720"/>
-            <w:tcBorders>
-              <w:top w:val="single" w:color="D9D4CB" w:sz="4"/>
-              <w:left w:val="none" w:color="auto" w:sz="0"/>
-              <w:bottom w:val="single" w:color="D9D4CB" w:sz="4"/>
-              <w:right w:val="none" w:color="auto" w:sz="0"/>
-            </w:tcBorders>
-            <w:tcMar>
-              <w:top w:type="dxa" w:w="70"/>
-              <w:left w:type="dxa" w:w="100"/>
-              <w:bottom w:type="dxa" w:w="70"/>
+            <w:tcW w:type="dxa" w:w="1540"/>
+            <w:tcBorders>
+              <w:top w:val="single" w:color="D9D4CB" w:sz="4"/>
+              <w:left w:val="none" w:color="auto" w:sz="0"/>
+              <w:bottom w:val="single" w:color="D9D4CB" w:sz="4"/>
+              <w:right w:val="none" w:color="auto" w:sz="0"/>
+            </w:tcBorders>
+            <w:tcMar>
+              <w:top w:type="dxa" w:w="52"/>
+              <w:left w:type="dxa" w:w="100"/>
+              <w:bottom w:type="dxa" w:w="52"/>
               <w:right w:type="dxa" w:w="100"/>
             </w:tcMar>
             <w:vAlign w:val="center"/>
@@ -9893,17 +9911,17 @@
         </w:tc>
         <w:tc>
           <w:tcPr>
-            <w:tcW w:type="dxa" w:w="1500"/>
-            <w:tcBorders>
-              <w:top w:val="single" w:color="D9D4CB" w:sz="4"/>
-              <w:left w:val="none" w:color="auto" w:sz="0"/>
-              <w:bottom w:val="single" w:color="D9D4CB" w:sz="4"/>
-              <w:right w:val="none" w:color="auto" w:sz="0"/>
-            </w:tcBorders>
-            <w:tcMar>
-              <w:top w:type="dxa" w:w="70"/>
-              <w:left w:type="dxa" w:w="100"/>
-              <w:bottom w:type="dxa" w:w="70"/>
+            <w:tcW w:type="dxa" w:w="1420"/>
+            <w:tcBorders>
+              <w:top w:val="single" w:color="D9D4CB" w:sz="4"/>
+              <w:left w:val="none" w:color="auto" w:sz="0"/>
+              <w:bottom w:val="single" w:color="D9D4CB" w:sz="4"/>
+              <w:right w:val="none" w:color="auto" w:sz="0"/>
+            </w:tcBorders>
+            <w:tcMar>
+              <w:top w:type="dxa" w:w="52"/>
+              <w:left w:type="dxa" w:w="100"/>
+              <w:bottom w:type="dxa" w:w="52"/>
               <w:right w:type="dxa" w:w="100"/>
             </w:tcMar>
             <w:vAlign w:val="center"/>
@@ -9930,17 +9948,17 @@
         </w:tc>
         <w:tc>
           <w:tcPr>
-            <w:tcW w:type="dxa" w:w="720"/>
-            <w:tcBorders>
-              <w:top w:val="single" w:color="D9D4CB" w:sz="4"/>
-              <w:left w:val="none" w:color="auto" w:sz="0"/>
-              <w:bottom w:val="single" w:color="D9D4CB" w:sz="4"/>
-              <w:right w:val="none" w:color="auto" w:sz="0"/>
-            </w:tcBorders>
-            <w:tcMar>
-              <w:top w:type="dxa" w:w="70"/>
-              <w:left w:type="dxa" w:w="100"/>
-              <w:bottom w:type="dxa" w:w="70"/>
+            <w:tcW w:type="dxa" w:w="900"/>
+            <w:tcBorders>
+              <w:top w:val="single" w:color="D9D4CB" w:sz="4"/>
+              <w:left w:val="none" w:color="auto" w:sz="0"/>
+              <w:bottom w:val="single" w:color="D9D4CB" w:sz="4"/>
+              <w:right w:val="none" w:color="auto" w:sz="0"/>
+            </w:tcBorders>
+            <w:tcMar>
+              <w:top w:type="dxa" w:w="52"/>
+              <w:left w:type="dxa" w:w="100"/>
+              <w:bottom w:type="dxa" w:w="52"/>
               <w:right w:type="dxa" w:w="100"/>
             </w:tcMar>
             <w:vAlign w:val="center"/>
@@ -9967,17 +9985,17 @@
         </w:tc>
         <w:tc>
           <w:tcPr>
-            <w:tcW w:type="dxa" w:w="1180"/>
-            <w:tcBorders>
-              <w:top w:val="single" w:color="D9D4CB" w:sz="4"/>
-              <w:left w:val="none" w:color="auto" w:sz="0"/>
-              <w:bottom w:val="single" w:color="D9D4CB" w:sz="4"/>
-              <w:right w:val="none" w:color="auto" w:sz="0"/>
-            </w:tcBorders>
-            <w:tcMar>
-              <w:top w:type="dxa" w:w="70"/>
-              <w:left w:type="dxa" w:w="100"/>
-              <w:bottom w:type="dxa" w:w="70"/>
+            <w:tcW w:type="dxa" w:w="1360"/>
+            <w:tcBorders>
+              <w:top w:val="single" w:color="D9D4CB" w:sz="4"/>
+              <w:left w:val="none" w:color="auto" w:sz="0"/>
+              <w:bottom w:val="single" w:color="D9D4CB" w:sz="4"/>
+              <w:right w:val="none" w:color="auto" w:sz="0"/>
+            </w:tcBorders>
+            <w:tcMar>
+              <w:top w:type="dxa" w:w="52"/>
+              <w:left w:type="dxa" w:w="100"/>
+              <w:bottom w:type="dxa" w:w="52"/>
               <w:right w:type="dxa" w:w="100"/>
             </w:tcMar>
             <w:vAlign w:val="center"/>
@@ -10004,17 +10022,17 @@
         </w:tc>
         <w:tc>
           <w:tcPr>
-            <w:tcW w:type="dxa" w:w="2200"/>
-            <w:tcBorders>
-              <w:top w:val="single" w:color="D9D4CB" w:sz="4"/>
-              <w:left w:val="none" w:color="auto" w:sz="0"/>
-              <w:bottom w:val="single" w:color="D9D4CB" w:sz="4"/>
-              <w:right w:val="none" w:color="auto" w:sz="0"/>
-            </w:tcBorders>
-            <w:tcMar>
-              <w:top w:type="dxa" w:w="70"/>
-              <w:left w:type="dxa" w:w="100"/>
-              <w:bottom w:type="dxa" w:w="70"/>
+            <w:tcW w:type="dxa" w:w="2060"/>
+            <w:tcBorders>
+              <w:top w:val="single" w:color="D9D4CB" w:sz="4"/>
+              <w:left w:val="none" w:color="auto" w:sz="0"/>
+              <w:bottom w:val="single" w:color="D9D4CB" w:sz="4"/>
+              <w:right w:val="none" w:color="auto" w:sz="0"/>
+            </w:tcBorders>
+            <w:tcMar>
+              <w:top w:type="dxa" w:w="52"/>
+              <w:left w:type="dxa" w:w="100"/>
+              <w:bottom w:type="dxa" w:w="52"/>
               <w:right w:type="dxa" w:w="100"/>
             </w:tcMar>
             <w:vAlign w:val="center"/>
@@ -10041,17 +10059,17 @@
         </w:tc>
         <w:tc>
           <w:tcPr>
-            <w:tcW w:type="dxa" w:w="1050"/>
-            <w:tcBorders>
-              <w:top w:val="single" w:color="D9D4CB" w:sz="4"/>
-              <w:left w:val="none" w:color="auto" w:sz="0"/>
-              <w:bottom w:val="single" w:color="D9D4CB" w:sz="4"/>
-              <w:right w:val="none" w:color="auto" w:sz="0"/>
-            </w:tcBorders>
-            <w:tcMar>
-              <w:top w:type="dxa" w:w="70"/>
-              <w:left w:type="dxa" w:w="100"/>
-              <w:bottom w:type="dxa" w:w="70"/>
+            <w:tcW w:type="dxa" w:w="1120"/>
+            <w:tcBorders>
+              <w:top w:val="single" w:color="D9D4CB" w:sz="4"/>
+              <w:left w:val="none" w:color="auto" w:sz="0"/>
+              <w:bottom w:val="single" w:color="D9D4CB" w:sz="4"/>
+              <w:right w:val="none" w:color="auto" w:sz="0"/>
+            </w:tcBorders>
+            <w:tcMar>
+              <w:top w:type="dxa" w:w="52"/>
+              <w:left w:type="dxa" w:w="100"/>
+              <w:bottom w:type="dxa" w:w="52"/>
               <w:right w:type="dxa" w:w="100"/>
             </w:tcMar>
             <w:vAlign w:val="center"/>
@@ -10078,17 +10096,17 @@
         </w:tc>
         <w:tc>
           <w:tcPr>
-            <w:tcW w:type="dxa" w:w="1268"/>
-            <w:tcBorders>
-              <w:top w:val="single" w:color="D9D4CB" w:sz="4"/>
-              <w:left w:val="none" w:color="auto" w:sz="0"/>
-              <w:bottom w:val="single" w:color="D9D4CB" w:sz="4"/>
-              <w:right w:val="none" w:color="auto" w:sz="0"/>
-            </w:tcBorders>
-            <w:tcMar>
-              <w:top w:type="dxa" w:w="70"/>
-              <w:left w:type="dxa" w:w="100"/>
-              <w:bottom w:type="dxa" w:w="70"/>
+            <w:tcW w:type="dxa" w:w="1238"/>
+            <w:tcBorders>
+              <w:top w:val="single" w:color="D9D4CB" w:sz="4"/>
+              <w:left w:val="none" w:color="auto" w:sz="0"/>
+              <w:bottom w:val="single" w:color="D9D4CB" w:sz="4"/>
+              <w:right w:val="none" w:color="auto" w:sz="0"/>
+            </w:tcBorders>
+            <w:tcMar>
+              <w:top w:type="dxa" w:w="52"/>
+              <w:left w:type="dxa" w:w="100"/>
+              <w:bottom w:type="dxa" w:w="52"/>
               <w:right w:type="dxa" w:w="100"/>
             </w:tcMar>
             <w:vAlign w:val="center"/>
@@ -10117,7 +10135,7 @@
       <w:tr>
         <w:tc>
           <w:tcPr>
-            <w:tcW w:type="dxa" w:w="1720"/>
+            <w:tcW w:type="dxa" w:w="1540"/>
             <w:tcBorders>
               <w:top w:val="single" w:color="D9D4CB" w:sz="4"/>
               <w:left w:val="none" w:color="auto" w:sz="0"/>
@@ -10126,9 +10144,9 @@
             </w:tcBorders>
             <w:shd w:fill="FBFAF8" w:color="auto" w:val="clear"/>
             <w:tcMar>
-              <w:top w:type="dxa" w:w="70"/>
-              <w:left w:type="dxa" w:w="100"/>
-              <w:bottom w:type="dxa" w:w="70"/>
+              <w:top w:type="dxa" w:w="52"/>
+              <w:left w:type="dxa" w:w="100"/>
+              <w:bottom w:type="dxa" w:w="52"/>
               <w:right w:type="dxa" w:w="100"/>
             </w:tcMar>
             <w:vAlign w:val="center"/>
@@ -10155,7 +10173,7 @@
         </w:tc>
         <w:tc>
           <w:tcPr>
-            <w:tcW w:type="dxa" w:w="1500"/>
+            <w:tcW w:type="dxa" w:w="1420"/>
             <w:tcBorders>
               <w:top w:val="single" w:color="D9D4CB" w:sz="4"/>
               <w:left w:val="none" w:color="auto" w:sz="0"/>
@@ -10164,9 +10182,9 @@
             </w:tcBorders>
             <w:shd w:fill="FBFAF8" w:color="auto" w:val="clear"/>
             <w:tcMar>
-              <w:top w:type="dxa" w:w="70"/>
-              <w:left w:type="dxa" w:w="100"/>
-              <w:bottom w:type="dxa" w:w="70"/>
+              <w:top w:type="dxa" w:w="52"/>
+              <w:left w:type="dxa" w:w="100"/>
+              <w:bottom w:type="dxa" w:w="52"/>
               <w:right w:type="dxa" w:w="100"/>
             </w:tcMar>
             <w:vAlign w:val="center"/>
@@ -10193,7 +10211,7 @@
         </w:tc>
         <w:tc>
           <w:tcPr>
-            <w:tcW w:type="dxa" w:w="720"/>
+            <w:tcW w:type="dxa" w:w="900"/>
             <w:tcBorders>
               <w:top w:val="single" w:color="D9D4CB" w:sz="4"/>
               <w:left w:val="none" w:color="auto" w:sz="0"/>
@@ -10202,9 +10220,9 @@
             </w:tcBorders>
             <w:shd w:fill="FBFAF8" w:color="auto" w:val="clear"/>
             <w:tcMar>
-              <w:top w:type="dxa" w:w="70"/>
-              <w:left w:type="dxa" w:w="100"/>
-              <w:bottom w:type="dxa" w:w="70"/>
+              <w:top w:type="dxa" w:w="52"/>
+              <w:left w:type="dxa" w:w="100"/>
+              <w:bottom w:type="dxa" w:w="52"/>
               <w:right w:type="dxa" w:w="100"/>
             </w:tcMar>
             <w:vAlign w:val="center"/>
@@ -10231,7 +10249,7 @@
         </w:tc>
         <w:tc>
           <w:tcPr>
-            <w:tcW w:type="dxa" w:w="1180"/>
+            <w:tcW w:type="dxa" w:w="1360"/>
             <w:tcBorders>
               <w:top w:val="single" w:color="D9D4CB" w:sz="4"/>
               <w:left w:val="none" w:color="auto" w:sz="0"/>
@@ -10240,9 +10258,9 @@
             </w:tcBorders>
             <w:shd w:fill="FBFAF8" w:color="auto" w:val="clear"/>
             <w:tcMar>
-              <w:top w:type="dxa" w:w="70"/>
-              <w:left w:type="dxa" w:w="100"/>
-              <w:bottom w:type="dxa" w:w="70"/>
+              <w:top w:type="dxa" w:w="52"/>
+              <w:left w:type="dxa" w:w="100"/>
+              <w:bottom w:type="dxa" w:w="52"/>
               <w:right w:type="dxa" w:w="100"/>
             </w:tcMar>
             <w:vAlign w:val="center"/>
@@ -10269,7 +10287,7 @@
         </w:tc>
         <w:tc>
           <w:tcPr>
-            <w:tcW w:type="dxa" w:w="2200"/>
+            <w:tcW w:type="dxa" w:w="2060"/>
             <w:tcBorders>
               <w:top w:val="single" w:color="D9D4CB" w:sz="4"/>
               <w:left w:val="none" w:color="auto" w:sz="0"/>
@@ -10278,9 +10296,9 @@
             </w:tcBorders>
             <w:shd w:fill="FBFAF8" w:color="auto" w:val="clear"/>
             <w:tcMar>
-              <w:top w:type="dxa" w:w="70"/>
-              <w:left w:type="dxa" w:w="100"/>
-              <w:bottom w:type="dxa" w:w="70"/>
+              <w:top w:type="dxa" w:w="52"/>
+              <w:left w:type="dxa" w:w="100"/>
+              <w:bottom w:type="dxa" w:w="52"/>
               <w:right w:type="dxa" w:w="100"/>
             </w:tcMar>
             <w:vAlign w:val="center"/>
@@ -10307,7 +10325,7 @@
         </w:tc>
         <w:tc>
           <w:tcPr>
-            <w:tcW w:type="dxa" w:w="1050"/>
+            <w:tcW w:type="dxa" w:w="1120"/>
             <w:tcBorders>
               <w:top w:val="single" w:color="D9D4CB" w:sz="4"/>
               <w:left w:val="none" w:color="auto" w:sz="0"/>
@@ -10316,9 +10334,9 @@
             </w:tcBorders>
             <w:shd w:fill="FBFAF8" w:color="auto" w:val="clear"/>
             <w:tcMar>
-              <w:top w:type="dxa" w:w="70"/>
-              <w:left w:type="dxa" w:w="100"/>
-              <w:bottom w:type="dxa" w:w="70"/>
+              <w:top w:type="dxa" w:w="52"/>
+              <w:left w:type="dxa" w:w="100"/>
+              <w:bottom w:type="dxa" w:w="52"/>
               <w:right w:type="dxa" w:w="100"/>
             </w:tcMar>
             <w:vAlign w:val="center"/>
@@ -10345,7 +10363,7 @@
         </w:tc>
         <w:tc>
           <w:tcPr>
-            <w:tcW w:type="dxa" w:w="1268"/>
+            <w:tcW w:type="dxa" w:w="1238"/>
             <w:tcBorders>
               <w:top w:val="single" w:color="D9D4CB" w:sz="4"/>
               <w:left w:val="none" w:color="auto" w:sz="0"/>
@@ -10354,9 +10372,9 @@
             </w:tcBorders>
             <w:shd w:fill="FBFAF8" w:color="auto" w:val="clear"/>
             <w:tcMar>
-              <w:top w:type="dxa" w:w="70"/>
-              <w:left w:type="dxa" w:w="100"/>
-              <w:bottom w:type="dxa" w:w="70"/>
+              <w:top w:type="dxa" w:w="52"/>
+              <w:left w:type="dxa" w:w="100"/>
+              <w:bottom w:type="dxa" w:w="52"/>
               <w:right w:type="dxa" w:w="100"/>
             </w:tcMar>
             <w:vAlign w:val="center"/>
@@ -10417,7 +10435,7 @@
           <w:sz w:val="15"/>
           <w:szCs w:val="15"/>
         </w:rPr>
-        <w:t xml:space="preserve">Все проекты, кроме МАСТЕРС и части экспозиции «Прайм Парка», представлены вторичным рынком — предложениями собственников и агентств.</w:t>
+        <w:t xml:space="preserve">Средняя цена за м² здесь и далее — средневзвешенная по площади: сумма цен всех лотов, делённая на их суммарную площадь. Все проекты, кроме МАСТЕРС и части экспозиции «Прайм Парка», представлены вторичным рынком — предложениями собственников и агентств.</w:t>
       </w:r>
     </w:p>
     <w:p>
@@ -10451,12 +10469,12 @@
         </w:tblBorders>
       </w:tblPr>
       <w:tblGrid>
-        <w:gridCol w:w="1620"/>
-        <w:gridCol w:w="900"/>
-        <w:gridCol w:w="2140"/>
-        <w:gridCol w:w="2000"/>
-        <w:gridCol w:w="1770"/>
-        <w:gridCol w:w="1208"/>
+        <w:gridCol w:w="1420"/>
+        <w:gridCol w:w="1180"/>
+        <w:gridCol w:w="2020"/>
+        <w:gridCol w:w="1940"/>
+        <w:gridCol w:w="1880"/>
+        <w:gridCol w:w="1198"/>
       </w:tblGrid>
       <w:tr>
         <w:trPr>
@@ -10464,7 +10482,7 @@
         </w:trPr>
         <w:tc>
           <w:tcPr>
-            <w:tcW w:type="dxa" w:w="1620"/>
+            <w:tcW w:type="dxa" w:w="1420"/>
             <w:tcBorders>
               <w:top w:val="single" w:color="1F2A44" w:sz="4"/>
               <w:left w:val="none" w:color="auto" w:sz="0"/>
@@ -10473,9 +10491,9 @@
             </w:tcBorders>
             <w:shd w:fill="1F2A44" w:color="auto" w:val="clear"/>
             <w:tcMar>
-              <w:top w:type="dxa" w:w="70"/>
-              <w:left w:type="dxa" w:w="100"/>
-              <w:bottom w:type="dxa" w:w="70"/>
+              <w:top w:type="dxa" w:w="52"/>
+              <w:left w:type="dxa" w:w="100"/>
+              <w:bottom w:type="dxa" w:w="52"/>
               <w:right w:type="dxa" w:w="100"/>
             </w:tcMar>
             <w:vAlign w:val="center"/>
@@ -10502,7 +10520,7 @@
         </w:tc>
         <w:tc>
           <w:tcPr>
-            <w:tcW w:type="dxa" w:w="900"/>
+            <w:tcW w:type="dxa" w:w="1180"/>
             <w:tcBorders>
               <w:top w:val="single" w:color="1F2A44" w:sz="4"/>
               <w:left w:val="none" w:color="auto" w:sz="0"/>
@@ -10511,9 +10529,9 @@
             </w:tcBorders>
             <w:shd w:fill="1F2A44" w:color="auto" w:val="clear"/>
             <w:tcMar>
-              <w:top w:type="dxa" w:w="70"/>
-              <w:left w:type="dxa" w:w="100"/>
-              <w:bottom w:type="dxa" w:w="70"/>
+              <w:top w:type="dxa" w:w="52"/>
+              <w:left w:type="dxa" w:w="100"/>
+              <w:bottom w:type="dxa" w:w="52"/>
               <w:right w:type="dxa" w:w="100"/>
             </w:tcMar>
             <w:vAlign w:val="center"/>
@@ -10535,13 +10553,13 @@
                 <w:szCs w:val="16"/>
               </w:rPr>
               <w:t xml:space="preserve">Отделка
-опред.</w:t>
-            </w:r>
-          </w:p>
-        </w:tc>
-        <w:tc>
-          <w:tcPr>
-            <w:tcW w:type="dxa" w:w="2140"/>
+известна, лотов</w:t>
+            </w:r>
+          </w:p>
+        </w:tc>
+        <w:tc>
+          <w:tcPr>
+            <w:tcW w:type="dxa" w:w="2020"/>
             <w:tcBorders>
               <w:top w:val="single" w:color="1F2A44" w:sz="4"/>
               <w:left w:val="none" w:color="auto" w:sz="0"/>
@@ -10550,9 +10568,9 @@
             </w:tcBorders>
             <w:shd w:fill="1F2A44" w:color="auto" w:val="clear"/>
             <w:tcMar>
-              <w:top w:type="dxa" w:w="70"/>
-              <w:left w:type="dxa" w:w="100"/>
-              <w:bottom w:type="dxa" w:w="70"/>
+              <w:top w:type="dxa" w:w="52"/>
+              <w:left w:type="dxa" w:w="100"/>
+              <w:bottom w:type="dxa" w:w="52"/>
               <w:right w:type="dxa" w:w="100"/>
             </w:tcMar>
             <w:vAlign w:val="center"/>
@@ -10573,13 +10591,14 @@
                 <w:sz w:val="16"/>
                 <w:szCs w:val="16"/>
               </w:rPr>
-              <w:t xml:space="preserve">Без отделки / черновая</w:t>
-            </w:r>
-          </w:p>
-        </w:tc>
-        <w:tc>
-          <w:tcPr>
-            <w:tcW w:type="dxa" w:w="2000"/>
+              <w:t xml:space="preserve">Без отделки
+и черновая, ₽/м²</w:t>
+            </w:r>
+          </w:p>
+        </w:tc>
+        <w:tc>
+          <w:tcPr>
+            <w:tcW w:type="dxa" w:w="1940"/>
             <w:tcBorders>
               <w:top w:val="single" w:color="1F2A44" w:sz="4"/>
               <w:left w:val="none" w:color="auto" w:sz="0"/>
@@ -10588,9 +10607,9 @@
             </w:tcBorders>
             <w:shd w:fill="1F2A44" w:color="auto" w:val="clear"/>
             <w:tcMar>
-              <w:top w:type="dxa" w:w="70"/>
-              <w:left w:type="dxa" w:w="100"/>
-              <w:bottom w:type="dxa" w:w="70"/>
+              <w:top w:type="dxa" w:w="52"/>
+              <w:left w:type="dxa" w:w="100"/>
+              <w:bottom w:type="dxa" w:w="52"/>
               <w:right w:type="dxa" w:w="100"/>
             </w:tcMar>
             <w:vAlign w:val="center"/>
@@ -10611,13 +10630,14 @@
                 <w:sz w:val="16"/>
                 <w:szCs w:val="16"/>
               </w:rPr>
-              <w:t xml:space="preserve">White box / чистовая</w:t>
-            </w:r>
-          </w:p>
-        </w:tc>
-        <w:tc>
-          <w:tcPr>
-            <w:tcW w:type="dxa" w:w="1770"/>
+              <w:t xml:space="preserve">White box
+и чистовая, ₽/м²</w:t>
+            </w:r>
+          </w:p>
+        </w:tc>
+        <w:tc>
+          <w:tcPr>
+            <w:tcW w:type="dxa" w:w="1880"/>
             <w:tcBorders>
               <w:top w:val="single" w:color="1F2A44" w:sz="4"/>
               <w:left w:val="none" w:color="auto" w:sz="0"/>
@@ -10626,9 +10646,9 @@
             </w:tcBorders>
             <w:shd w:fill="1F2A44" w:color="auto" w:val="clear"/>
             <w:tcMar>
-              <w:top w:type="dxa" w:w="70"/>
-              <w:left w:type="dxa" w:w="100"/>
-              <w:bottom w:type="dxa" w:w="70"/>
+              <w:top w:type="dxa" w:w="52"/>
+              <w:left w:type="dxa" w:w="100"/>
+              <w:bottom w:type="dxa" w:w="52"/>
               <w:right w:type="dxa" w:w="100"/>
             </w:tcMar>
             <w:vAlign w:val="center"/>
@@ -10649,13 +10669,14 @@
                 <w:sz w:val="16"/>
                 <w:szCs w:val="16"/>
               </w:rPr>
-              <w:t xml:space="preserve">С ремонтом</w:t>
-            </w:r>
-          </w:p>
-        </w:tc>
-        <w:tc>
-          <w:tcPr>
-            <w:tcW w:type="dxa" w:w="1208"/>
+              <w:t xml:space="preserve">С готовым
+ремонтом, ₽/м²</w:t>
+            </w:r>
+          </w:p>
+        </w:tc>
+        <w:tc>
+          <w:tcPr>
+            <w:tcW w:type="dxa" w:w="1198"/>
             <w:tcBorders>
               <w:top w:val="single" w:color="1F2A44" w:sz="4"/>
               <w:left w:val="none" w:color="auto" w:sz="0"/>
@@ -10664,9 +10685,9 @@
             </w:tcBorders>
             <w:shd w:fill="1F2A44" w:color="auto" w:val="clear"/>
             <w:tcMar>
-              <w:top w:type="dxa" w:w="70"/>
-              <w:left w:type="dxa" w:w="100"/>
-              <w:bottom w:type="dxa" w:w="70"/>
+              <w:top w:type="dxa" w:w="52"/>
+              <w:left w:type="dxa" w:w="100"/>
+              <w:bottom w:type="dxa" w:w="52"/>
               <w:right w:type="dxa" w:w="100"/>
             </w:tcMar>
             <w:vAlign w:val="center"/>
@@ -10687,8 +10708,8 @@
                 <w:sz w:val="16"/>
                 <w:szCs w:val="16"/>
               </w:rPr>
-              <w:t xml:space="preserve">Премия за
-ремонт</w:t>
+              <w:t xml:space="preserve">Премия
+за ремонт</w:t>
             </w:r>
           </w:p>
         </w:tc>
@@ -10696,17 +10717,17 @@
       <w:tr>
         <w:tc>
           <w:tcPr>
-            <w:tcW w:type="dxa" w:w="1620"/>
-            <w:tcBorders>
-              <w:top w:val="single" w:color="D9D4CB" w:sz="4"/>
-              <w:left w:val="none" w:color="auto" w:sz="0"/>
-              <w:bottom w:val="single" w:color="D9D4CB" w:sz="4"/>
-              <w:right w:val="none" w:color="auto" w:sz="0"/>
-            </w:tcBorders>
-            <w:tcMar>
-              <w:top w:type="dxa" w:w="70"/>
-              <w:left w:type="dxa" w:w="100"/>
-              <w:bottom w:type="dxa" w:w="70"/>
+            <w:tcW w:type="dxa" w:w="1420"/>
+            <w:tcBorders>
+              <w:top w:val="single" w:color="D9D4CB" w:sz="4"/>
+              <w:left w:val="none" w:color="auto" w:sz="0"/>
+              <w:bottom w:val="single" w:color="D9D4CB" w:sz="4"/>
+              <w:right w:val="none" w:color="auto" w:sz="0"/>
+            </w:tcBorders>
+            <w:tcMar>
+              <w:top w:type="dxa" w:w="52"/>
+              <w:left w:type="dxa" w:w="100"/>
+              <w:bottom w:type="dxa" w:w="52"/>
               <w:right w:type="dxa" w:w="100"/>
             </w:tcMar>
             <w:vAlign w:val="center"/>
@@ -10733,54 +10754,54 @@
         </w:tc>
         <w:tc>
           <w:tcPr>
-            <w:tcW w:type="dxa" w:w="900"/>
-            <w:tcBorders>
-              <w:top w:val="single" w:color="D9D4CB" w:sz="4"/>
-              <w:left w:val="none" w:color="auto" w:sz="0"/>
-              <w:bottom w:val="single" w:color="D9D4CB" w:sz="4"/>
-              <w:right w:val="none" w:color="auto" w:sz="0"/>
-            </w:tcBorders>
-            <w:tcMar>
-              <w:top w:type="dxa" w:w="70"/>
-              <w:left w:type="dxa" w:w="100"/>
-              <w:bottom w:type="dxa" w:w="70"/>
-              <w:right w:type="dxa" w:w="100"/>
-            </w:tcMar>
-            <w:vAlign w:val="center"/>
-          </w:tcPr>
-          <w:p>
-            <w:pPr>
-              <w:spacing w:after="0" w:line="240" w:lineRule="auto"/>
-              <w:jc w:val="center"/>
-            </w:pPr>
-            <w:r>
-              <w:rPr>
-                <w:rFonts w:ascii="Arial" w:cs="Arial" w:eastAsia="Arial" w:hAnsi="Arial"/>
-                <w:b w:val="false"/>
-                <w:bCs w:val="false"/>
-                <w:i w:val="false"/>
-                <w:iCs w:val="false"/>
-                <w:color w:val="2A2E38"/>
-                <w:sz w:val="17"/>
-                <w:szCs w:val="17"/>
-              </w:rPr>
-              <w:t xml:space="preserve">222/271</w:t>
-            </w:r>
-          </w:p>
-        </w:tc>
-        <w:tc>
-          <w:tcPr>
-            <w:tcW w:type="dxa" w:w="2140"/>
-            <w:tcBorders>
-              <w:top w:val="single" w:color="D9D4CB" w:sz="4"/>
-              <w:left w:val="none" w:color="auto" w:sz="0"/>
-              <w:bottom w:val="single" w:color="D9D4CB" w:sz="4"/>
-              <w:right w:val="none" w:color="auto" w:sz="0"/>
-            </w:tcBorders>
-            <w:tcMar>
-              <w:top w:type="dxa" w:w="70"/>
-              <w:left w:type="dxa" w:w="100"/>
-              <w:bottom w:type="dxa" w:w="70"/>
+            <w:tcW w:type="dxa" w:w="1180"/>
+            <w:tcBorders>
+              <w:top w:val="single" w:color="D9D4CB" w:sz="4"/>
+              <w:left w:val="none" w:color="auto" w:sz="0"/>
+              <w:bottom w:val="single" w:color="D9D4CB" w:sz="4"/>
+              <w:right w:val="none" w:color="auto" w:sz="0"/>
+            </w:tcBorders>
+            <w:tcMar>
+              <w:top w:type="dxa" w:w="52"/>
+              <w:left w:type="dxa" w:w="100"/>
+              <w:bottom w:type="dxa" w:w="52"/>
+              <w:right w:type="dxa" w:w="100"/>
+            </w:tcMar>
+            <w:vAlign w:val="center"/>
+          </w:tcPr>
+          <w:p>
+            <w:pPr>
+              <w:spacing w:after="0" w:line="240" w:lineRule="auto"/>
+              <w:jc w:val="center"/>
+            </w:pPr>
+            <w:r>
+              <w:rPr>
+                <w:rFonts w:ascii="Arial" w:cs="Arial" w:eastAsia="Arial" w:hAnsi="Arial"/>
+                <w:b w:val="false"/>
+                <w:bCs w:val="false"/>
+                <w:i w:val="false"/>
+                <w:iCs w:val="false"/>
+                <w:color w:val="2A2E38"/>
+                <w:sz w:val="17"/>
+                <w:szCs w:val="17"/>
+              </w:rPr>
+              <w:t xml:space="preserve">222 из 271</w:t>
+            </w:r>
+          </w:p>
+        </w:tc>
+        <w:tc>
+          <w:tcPr>
+            <w:tcW w:type="dxa" w:w="2020"/>
+            <w:tcBorders>
+              <w:top w:val="single" w:color="D9D4CB" w:sz="4"/>
+              <w:left w:val="none" w:color="auto" w:sz="0"/>
+              <w:bottom w:val="single" w:color="D9D4CB" w:sz="4"/>
+              <w:right w:val="none" w:color="auto" w:sz="0"/>
+            </w:tcBorders>
+            <w:tcMar>
+              <w:top w:type="dxa" w:w="52"/>
+              <w:left w:type="dxa" w:w="100"/>
+              <w:bottom w:type="dxa" w:w="52"/>
               <w:right w:type="dxa" w:w="100"/>
             </w:tcMar>
             <w:vAlign w:val="center"/>
@@ -10807,17 +10828,17 @@
         </w:tc>
         <w:tc>
           <w:tcPr>
-            <w:tcW w:type="dxa" w:w="2000"/>
-            <w:tcBorders>
-              <w:top w:val="single" w:color="D9D4CB" w:sz="4"/>
-              <w:left w:val="none" w:color="auto" w:sz="0"/>
-              <w:bottom w:val="single" w:color="D9D4CB" w:sz="4"/>
-              <w:right w:val="none" w:color="auto" w:sz="0"/>
-            </w:tcBorders>
-            <w:tcMar>
-              <w:top w:type="dxa" w:w="70"/>
-              <w:left w:type="dxa" w:w="100"/>
-              <w:bottom w:type="dxa" w:w="70"/>
+            <w:tcW w:type="dxa" w:w="1940"/>
+            <w:tcBorders>
+              <w:top w:val="single" w:color="D9D4CB" w:sz="4"/>
+              <w:left w:val="none" w:color="auto" w:sz="0"/>
+              <w:bottom w:val="single" w:color="D9D4CB" w:sz="4"/>
+              <w:right w:val="none" w:color="auto" w:sz="0"/>
+            </w:tcBorders>
+            <w:tcMar>
+              <w:top w:type="dxa" w:w="52"/>
+              <w:left w:type="dxa" w:w="100"/>
+              <w:bottom w:type="dxa" w:w="52"/>
               <w:right w:type="dxa" w:w="100"/>
             </w:tcMar>
             <w:vAlign w:val="center"/>
@@ -10844,17 +10865,17 @@
         </w:tc>
         <w:tc>
           <w:tcPr>
-            <w:tcW w:type="dxa" w:w="1770"/>
-            <w:tcBorders>
-              <w:top w:val="single" w:color="D9D4CB" w:sz="4"/>
-              <w:left w:val="none" w:color="auto" w:sz="0"/>
-              <w:bottom w:val="single" w:color="D9D4CB" w:sz="4"/>
-              <w:right w:val="none" w:color="auto" w:sz="0"/>
-            </w:tcBorders>
-            <w:tcMar>
-              <w:top w:type="dxa" w:w="70"/>
-              <w:left w:type="dxa" w:w="100"/>
-              <w:bottom w:type="dxa" w:w="70"/>
+            <w:tcW w:type="dxa" w:w="1880"/>
+            <w:tcBorders>
+              <w:top w:val="single" w:color="D9D4CB" w:sz="4"/>
+              <w:left w:val="none" w:color="auto" w:sz="0"/>
+              <w:bottom w:val="single" w:color="D9D4CB" w:sz="4"/>
+              <w:right w:val="none" w:color="auto" w:sz="0"/>
+            </w:tcBorders>
+            <w:tcMar>
+              <w:top w:type="dxa" w:w="52"/>
+              <w:left w:type="dxa" w:w="100"/>
+              <w:bottom w:type="dxa" w:w="52"/>
               <w:right w:type="dxa" w:w="100"/>
             </w:tcMar>
             <w:vAlign w:val="center"/>
@@ -10881,17 +10902,17 @@
         </w:tc>
         <w:tc>
           <w:tcPr>
-            <w:tcW w:type="dxa" w:w="1208"/>
-            <w:tcBorders>
-              <w:top w:val="single" w:color="D9D4CB" w:sz="4"/>
-              <w:left w:val="none" w:color="auto" w:sz="0"/>
-              <w:bottom w:val="single" w:color="D9D4CB" w:sz="4"/>
-              <w:right w:val="none" w:color="auto" w:sz="0"/>
-            </w:tcBorders>
-            <w:tcMar>
-              <w:top w:type="dxa" w:w="70"/>
-              <w:left w:type="dxa" w:w="100"/>
-              <w:bottom w:type="dxa" w:w="70"/>
+            <w:tcW w:type="dxa" w:w="1198"/>
+            <w:tcBorders>
+              <w:top w:val="single" w:color="D9D4CB" w:sz="4"/>
+              <w:left w:val="none" w:color="auto" w:sz="0"/>
+              <w:bottom w:val="single" w:color="D9D4CB" w:sz="4"/>
+              <w:right w:val="none" w:color="auto" w:sz="0"/>
+            </w:tcBorders>
+            <w:tcMar>
+              <w:top w:type="dxa" w:w="52"/>
+              <w:left w:type="dxa" w:w="100"/>
+              <w:bottom w:type="dxa" w:w="52"/>
               <w:right w:type="dxa" w:w="100"/>
             </w:tcMar>
             <w:vAlign w:val="center"/>
@@ -10920,7 +10941,7 @@
       <w:tr>
         <w:tc>
           <w:tcPr>
-            <w:tcW w:type="dxa" w:w="1620"/>
+            <w:tcW w:type="dxa" w:w="1420"/>
             <w:tcBorders>
               <w:top w:val="single" w:color="D9D4CB" w:sz="4"/>
               <w:left w:val="none" w:color="auto" w:sz="0"/>
@@ -10929,9 +10950,9 @@
             </w:tcBorders>
             <w:shd w:fill="FBFAF8" w:color="auto" w:val="clear"/>
             <w:tcMar>
-              <w:top w:type="dxa" w:w="70"/>
-              <w:left w:type="dxa" w:w="100"/>
-              <w:bottom w:type="dxa" w:w="70"/>
+              <w:top w:type="dxa" w:w="52"/>
+              <w:left w:type="dxa" w:w="100"/>
+              <w:bottom w:type="dxa" w:w="52"/>
               <w:right w:type="dxa" w:w="100"/>
             </w:tcMar>
             <w:vAlign w:val="center"/>
@@ -10958,7 +10979,7 @@
         </w:tc>
         <w:tc>
           <w:tcPr>
-            <w:tcW w:type="dxa" w:w="900"/>
+            <w:tcW w:type="dxa" w:w="1180"/>
             <w:tcBorders>
               <w:top w:val="single" w:color="D9D4CB" w:sz="4"/>
               <w:left w:val="none" w:color="auto" w:sz="0"/>
@@ -10967,36 +10988,36 @@
             </w:tcBorders>
             <w:shd w:fill="FBFAF8" w:color="auto" w:val="clear"/>
             <w:tcMar>
-              <w:top w:type="dxa" w:w="70"/>
-              <w:left w:type="dxa" w:w="100"/>
-              <w:bottom w:type="dxa" w:w="70"/>
-              <w:right w:type="dxa" w:w="100"/>
-            </w:tcMar>
-            <w:vAlign w:val="center"/>
-          </w:tcPr>
-          <w:p>
-            <w:pPr>
-              <w:spacing w:after="0" w:line="240" w:lineRule="auto"/>
-              <w:jc w:val="center"/>
-            </w:pPr>
-            <w:r>
-              <w:rPr>
-                <w:rFonts w:ascii="Arial" w:cs="Arial" w:eastAsia="Arial" w:hAnsi="Arial"/>
-                <w:b w:val="false"/>
-                <w:bCs w:val="false"/>
-                <w:i w:val="false"/>
-                <w:iCs w:val="false"/>
-                <w:color w:val="2A2E38"/>
-                <w:sz w:val="17"/>
-                <w:szCs w:val="17"/>
-              </w:rPr>
-              <w:t xml:space="preserve">26/38</w:t>
-            </w:r>
-          </w:p>
-        </w:tc>
-        <w:tc>
-          <w:tcPr>
-            <w:tcW w:type="dxa" w:w="2140"/>
+              <w:top w:type="dxa" w:w="52"/>
+              <w:left w:type="dxa" w:w="100"/>
+              <w:bottom w:type="dxa" w:w="52"/>
+              <w:right w:type="dxa" w:w="100"/>
+            </w:tcMar>
+            <w:vAlign w:val="center"/>
+          </w:tcPr>
+          <w:p>
+            <w:pPr>
+              <w:spacing w:after="0" w:line="240" w:lineRule="auto"/>
+              <w:jc w:val="center"/>
+            </w:pPr>
+            <w:r>
+              <w:rPr>
+                <w:rFonts w:ascii="Arial" w:cs="Arial" w:eastAsia="Arial" w:hAnsi="Arial"/>
+                <w:b w:val="false"/>
+                <w:bCs w:val="false"/>
+                <w:i w:val="false"/>
+                <w:iCs w:val="false"/>
+                <w:color w:val="2A2E38"/>
+                <w:sz w:val="17"/>
+                <w:szCs w:val="17"/>
+              </w:rPr>
+              <w:t xml:space="preserve">26 из 38</w:t>
+            </w:r>
+          </w:p>
+        </w:tc>
+        <w:tc>
+          <w:tcPr>
+            <w:tcW w:type="dxa" w:w="2020"/>
             <w:tcBorders>
               <w:top w:val="single" w:color="D9D4CB" w:sz="4"/>
               <w:left w:val="none" w:color="auto" w:sz="0"/>
@@ -11005,9 +11026,9 @@
             </w:tcBorders>
             <w:shd w:fill="FBFAF8" w:color="auto" w:val="clear"/>
             <w:tcMar>
-              <w:top w:type="dxa" w:w="70"/>
-              <w:left w:type="dxa" w:w="100"/>
-              <w:bottom w:type="dxa" w:w="70"/>
+              <w:top w:type="dxa" w:w="52"/>
+              <w:left w:type="dxa" w:w="100"/>
+              <w:bottom w:type="dxa" w:w="52"/>
               <w:right w:type="dxa" w:w="100"/>
             </w:tcMar>
             <w:vAlign w:val="center"/>
@@ -11034,7 +11055,7 @@
         </w:tc>
         <w:tc>
           <w:tcPr>
-            <w:tcW w:type="dxa" w:w="2000"/>
+            <w:tcW w:type="dxa" w:w="1940"/>
             <w:tcBorders>
               <w:top w:val="single" w:color="D9D4CB" w:sz="4"/>
               <w:left w:val="none" w:color="auto" w:sz="0"/>
@@ -11043,9 +11064,9 @@
             </w:tcBorders>
             <w:shd w:fill="FBFAF8" w:color="auto" w:val="clear"/>
             <w:tcMar>
-              <w:top w:type="dxa" w:w="70"/>
-              <w:left w:type="dxa" w:w="100"/>
-              <w:bottom w:type="dxa" w:w="70"/>
+              <w:top w:type="dxa" w:w="52"/>
+              <w:left w:type="dxa" w:w="100"/>
+              <w:bottom w:type="dxa" w:w="52"/>
               <w:right w:type="dxa" w:w="100"/>
             </w:tcMar>
             <w:vAlign w:val="center"/>
@@ -11072,7 +11093,7 @@
         </w:tc>
         <w:tc>
           <w:tcPr>
-            <w:tcW w:type="dxa" w:w="1770"/>
+            <w:tcW w:type="dxa" w:w="1880"/>
             <w:tcBorders>
               <w:top w:val="single" w:color="D9D4CB" w:sz="4"/>
               <w:left w:val="none" w:color="auto" w:sz="0"/>
@@ -11081,9 +11102,9 @@
             </w:tcBorders>
             <w:shd w:fill="FBFAF8" w:color="auto" w:val="clear"/>
             <w:tcMar>
-              <w:top w:type="dxa" w:w="70"/>
-              <w:left w:type="dxa" w:w="100"/>
-              <w:bottom w:type="dxa" w:w="70"/>
+              <w:top w:type="dxa" w:w="52"/>
+              <w:left w:type="dxa" w:w="100"/>
+              <w:bottom w:type="dxa" w:w="52"/>
               <w:right w:type="dxa" w:w="100"/>
             </w:tcMar>
             <w:vAlign w:val="center"/>
@@ -11110,7 +11131,7 @@
         </w:tc>
         <w:tc>
           <w:tcPr>
-            <w:tcW w:type="dxa" w:w="1208"/>
+            <w:tcW w:type="dxa" w:w="1198"/>
             <w:tcBorders>
               <w:top w:val="single" w:color="D9D4CB" w:sz="4"/>
               <w:left w:val="none" w:color="auto" w:sz="0"/>
@@ -11119,9 +11140,9 @@
             </w:tcBorders>
             <w:shd w:fill="FBFAF8" w:color="auto" w:val="clear"/>
             <w:tcMar>
-              <w:top w:type="dxa" w:w="70"/>
-              <w:left w:type="dxa" w:w="100"/>
-              <w:bottom w:type="dxa" w:w="70"/>
+              <w:top w:type="dxa" w:w="52"/>
+              <w:left w:type="dxa" w:w="100"/>
+              <w:bottom w:type="dxa" w:w="52"/>
               <w:right w:type="dxa" w:w="100"/>
             </w:tcMar>
             <w:vAlign w:val="center"/>
@@ -11150,17 +11171,17 @@
       <w:tr>
         <w:tc>
           <w:tcPr>
-            <w:tcW w:type="dxa" w:w="1620"/>
-            <w:tcBorders>
-              <w:top w:val="single" w:color="D9D4CB" w:sz="4"/>
-              <w:left w:val="none" w:color="auto" w:sz="0"/>
-              <w:bottom w:val="single" w:color="D9D4CB" w:sz="4"/>
-              <w:right w:val="none" w:color="auto" w:sz="0"/>
-            </w:tcBorders>
-            <w:tcMar>
-              <w:top w:type="dxa" w:w="70"/>
-              <w:left w:type="dxa" w:w="100"/>
-              <w:bottom w:type="dxa" w:w="70"/>
+            <w:tcW w:type="dxa" w:w="1420"/>
+            <w:tcBorders>
+              <w:top w:val="single" w:color="D9D4CB" w:sz="4"/>
+              <w:left w:val="none" w:color="auto" w:sz="0"/>
+              <w:bottom w:val="single" w:color="D9D4CB" w:sz="4"/>
+              <w:right w:val="none" w:color="auto" w:sz="0"/>
+            </w:tcBorders>
+            <w:tcMar>
+              <w:top w:type="dxa" w:w="52"/>
+              <w:left w:type="dxa" w:w="100"/>
+              <w:bottom w:type="dxa" w:w="52"/>
               <w:right w:type="dxa" w:w="100"/>
             </w:tcMar>
             <w:vAlign w:val="center"/>
@@ -11187,54 +11208,54 @@
         </w:tc>
         <w:tc>
           <w:tcPr>
-            <w:tcW w:type="dxa" w:w="900"/>
-            <w:tcBorders>
-              <w:top w:val="single" w:color="D9D4CB" w:sz="4"/>
-              <w:left w:val="none" w:color="auto" w:sz="0"/>
-              <w:bottom w:val="single" w:color="D9D4CB" w:sz="4"/>
-              <w:right w:val="none" w:color="auto" w:sz="0"/>
-            </w:tcBorders>
-            <w:tcMar>
-              <w:top w:type="dxa" w:w="70"/>
-              <w:left w:type="dxa" w:w="100"/>
-              <w:bottom w:type="dxa" w:w="70"/>
-              <w:right w:type="dxa" w:w="100"/>
-            </w:tcMar>
-            <w:vAlign w:val="center"/>
-          </w:tcPr>
-          <w:p>
-            <w:pPr>
-              <w:spacing w:after="0" w:line="240" w:lineRule="auto"/>
-              <w:jc w:val="center"/>
-            </w:pPr>
-            <w:r>
-              <w:rPr>
-                <w:rFonts w:ascii="Arial" w:cs="Arial" w:eastAsia="Arial" w:hAnsi="Arial"/>
-                <w:b w:val="false"/>
-                <w:bCs w:val="false"/>
-                <w:i w:val="false"/>
-                <w:iCs w:val="false"/>
-                <w:color w:val="2A2E38"/>
-                <w:sz w:val="17"/>
-                <w:szCs w:val="17"/>
-              </w:rPr>
-              <w:t xml:space="preserve">163/163</w:t>
-            </w:r>
-          </w:p>
-        </w:tc>
-        <w:tc>
-          <w:tcPr>
-            <w:tcW w:type="dxa" w:w="2140"/>
-            <w:tcBorders>
-              <w:top w:val="single" w:color="D9D4CB" w:sz="4"/>
-              <w:left w:val="none" w:color="auto" w:sz="0"/>
-              <w:bottom w:val="single" w:color="D9D4CB" w:sz="4"/>
-              <w:right w:val="none" w:color="auto" w:sz="0"/>
-            </w:tcBorders>
-            <w:tcMar>
-              <w:top w:type="dxa" w:w="70"/>
-              <w:left w:type="dxa" w:w="100"/>
-              <w:bottom w:type="dxa" w:w="70"/>
+            <w:tcW w:type="dxa" w:w="1180"/>
+            <w:tcBorders>
+              <w:top w:val="single" w:color="D9D4CB" w:sz="4"/>
+              <w:left w:val="none" w:color="auto" w:sz="0"/>
+              <w:bottom w:val="single" w:color="D9D4CB" w:sz="4"/>
+              <w:right w:val="none" w:color="auto" w:sz="0"/>
+            </w:tcBorders>
+            <w:tcMar>
+              <w:top w:type="dxa" w:w="52"/>
+              <w:left w:type="dxa" w:w="100"/>
+              <w:bottom w:type="dxa" w:w="52"/>
+              <w:right w:type="dxa" w:w="100"/>
+            </w:tcMar>
+            <w:vAlign w:val="center"/>
+          </w:tcPr>
+          <w:p>
+            <w:pPr>
+              <w:spacing w:after="0" w:line="240" w:lineRule="auto"/>
+              <w:jc w:val="center"/>
+            </w:pPr>
+            <w:r>
+              <w:rPr>
+                <w:rFonts w:ascii="Arial" w:cs="Arial" w:eastAsia="Arial" w:hAnsi="Arial"/>
+                <w:b w:val="false"/>
+                <w:bCs w:val="false"/>
+                <w:i w:val="false"/>
+                <w:iCs w:val="false"/>
+                <w:color w:val="2A2E38"/>
+                <w:sz w:val="17"/>
+                <w:szCs w:val="17"/>
+              </w:rPr>
+              <w:t xml:space="preserve">163 из 163</w:t>
+            </w:r>
+          </w:p>
+        </w:tc>
+        <w:tc>
+          <w:tcPr>
+            <w:tcW w:type="dxa" w:w="2020"/>
+            <w:tcBorders>
+              <w:top w:val="single" w:color="D9D4CB" w:sz="4"/>
+              <w:left w:val="none" w:color="auto" w:sz="0"/>
+              <w:bottom w:val="single" w:color="D9D4CB" w:sz="4"/>
+              <w:right w:val="none" w:color="auto" w:sz="0"/>
+            </w:tcBorders>
+            <w:tcMar>
+              <w:top w:type="dxa" w:w="52"/>
+              <w:left w:type="dxa" w:w="100"/>
+              <w:bottom w:type="dxa" w:w="52"/>
               <w:right w:type="dxa" w:w="100"/>
             </w:tcMar>
             <w:vAlign w:val="center"/>
@@ -11261,17 +11282,17 @@
         </w:tc>
         <w:tc>
           <w:tcPr>
-            <w:tcW w:type="dxa" w:w="2000"/>
-            <w:tcBorders>
-              <w:top w:val="single" w:color="D9D4CB" w:sz="4"/>
-              <w:left w:val="none" w:color="auto" w:sz="0"/>
-              <w:bottom w:val="single" w:color="D9D4CB" w:sz="4"/>
-              <w:right w:val="none" w:color="auto" w:sz="0"/>
-            </w:tcBorders>
-            <w:tcMar>
-              <w:top w:type="dxa" w:w="70"/>
-              <w:left w:type="dxa" w:w="100"/>
-              <w:bottom w:type="dxa" w:w="70"/>
+            <w:tcW w:type="dxa" w:w="1940"/>
+            <w:tcBorders>
+              <w:top w:val="single" w:color="D9D4CB" w:sz="4"/>
+              <w:left w:val="none" w:color="auto" w:sz="0"/>
+              <w:bottom w:val="single" w:color="D9D4CB" w:sz="4"/>
+              <w:right w:val="none" w:color="auto" w:sz="0"/>
+            </w:tcBorders>
+            <w:tcMar>
+              <w:top w:type="dxa" w:w="52"/>
+              <w:left w:type="dxa" w:w="100"/>
+              <w:bottom w:type="dxa" w:w="52"/>
               <w:right w:type="dxa" w:w="100"/>
             </w:tcMar>
             <w:vAlign w:val="center"/>
@@ -11298,17 +11319,17 @@
         </w:tc>
         <w:tc>
           <w:tcPr>
-            <w:tcW w:type="dxa" w:w="1770"/>
-            <w:tcBorders>
-              <w:top w:val="single" w:color="D9D4CB" w:sz="4"/>
-              <w:left w:val="none" w:color="auto" w:sz="0"/>
-              <w:bottom w:val="single" w:color="D9D4CB" w:sz="4"/>
-              <w:right w:val="none" w:color="auto" w:sz="0"/>
-            </w:tcBorders>
-            <w:tcMar>
-              <w:top w:type="dxa" w:w="70"/>
-              <w:left w:type="dxa" w:w="100"/>
-              <w:bottom w:type="dxa" w:w="70"/>
+            <w:tcW w:type="dxa" w:w="1880"/>
+            <w:tcBorders>
+              <w:top w:val="single" w:color="D9D4CB" w:sz="4"/>
+              <w:left w:val="none" w:color="auto" w:sz="0"/>
+              <w:bottom w:val="single" w:color="D9D4CB" w:sz="4"/>
+              <w:right w:val="none" w:color="auto" w:sz="0"/>
+            </w:tcBorders>
+            <w:tcMar>
+              <w:top w:type="dxa" w:w="52"/>
+              <w:left w:type="dxa" w:w="100"/>
+              <w:bottom w:type="dxa" w:w="52"/>
               <w:right w:type="dxa" w:w="100"/>
             </w:tcMar>
             <w:vAlign w:val="center"/>
@@ -11335,17 +11356,17 @@
         </w:tc>
         <w:tc>
           <w:tcPr>
-            <w:tcW w:type="dxa" w:w="1208"/>
-            <w:tcBorders>
-              <w:top w:val="single" w:color="D9D4CB" w:sz="4"/>
-              <w:left w:val="none" w:color="auto" w:sz="0"/>
-              <w:bottom w:val="single" w:color="D9D4CB" w:sz="4"/>
-              <w:right w:val="none" w:color="auto" w:sz="0"/>
-            </w:tcBorders>
-            <w:tcMar>
-              <w:top w:type="dxa" w:w="70"/>
-              <w:left w:type="dxa" w:w="100"/>
-              <w:bottom w:type="dxa" w:w="70"/>
+            <w:tcW w:type="dxa" w:w="1198"/>
+            <w:tcBorders>
+              <w:top w:val="single" w:color="D9D4CB" w:sz="4"/>
+              <w:left w:val="none" w:color="auto" w:sz="0"/>
+              <w:bottom w:val="single" w:color="D9D4CB" w:sz="4"/>
+              <w:right w:val="none" w:color="auto" w:sz="0"/>
+            </w:tcBorders>
+            <w:tcMar>
+              <w:top w:type="dxa" w:w="52"/>
+              <w:left w:type="dxa" w:w="100"/>
+              <w:bottom w:type="dxa" w:w="52"/>
               <w:right w:type="dxa" w:w="100"/>
             </w:tcMar>
             <w:vAlign w:val="center"/>
@@ -11374,7 +11395,7 @@
       <w:tr>
         <w:tc>
           <w:tcPr>
-            <w:tcW w:type="dxa" w:w="1620"/>
+            <w:tcW w:type="dxa" w:w="1420"/>
             <w:tcBorders>
               <w:top w:val="single" w:color="D9D4CB" w:sz="4"/>
               <w:left w:val="none" w:color="auto" w:sz="0"/>
@@ -11383,9 +11404,9 @@
             </w:tcBorders>
             <w:shd w:fill="FBFAF8" w:color="auto" w:val="clear"/>
             <w:tcMar>
-              <w:top w:type="dxa" w:w="70"/>
-              <w:left w:type="dxa" w:w="100"/>
-              <w:bottom w:type="dxa" w:w="70"/>
+              <w:top w:type="dxa" w:w="52"/>
+              <w:left w:type="dxa" w:w="100"/>
+              <w:bottom w:type="dxa" w:w="52"/>
               <w:right w:type="dxa" w:w="100"/>
             </w:tcMar>
             <w:vAlign w:val="center"/>
@@ -11412,7 +11433,7 @@
         </w:tc>
         <w:tc>
           <w:tcPr>
-            <w:tcW w:type="dxa" w:w="900"/>
+            <w:tcW w:type="dxa" w:w="1180"/>
             <w:tcBorders>
               <w:top w:val="single" w:color="D9D4CB" w:sz="4"/>
               <w:left w:val="none" w:color="auto" w:sz="0"/>
@@ -11421,36 +11442,36 @@
             </w:tcBorders>
             <w:shd w:fill="FBFAF8" w:color="auto" w:val="clear"/>
             <w:tcMar>
-              <w:top w:type="dxa" w:w="70"/>
-              <w:left w:type="dxa" w:w="100"/>
-              <w:bottom w:type="dxa" w:w="70"/>
-              <w:right w:type="dxa" w:w="100"/>
-            </w:tcMar>
-            <w:vAlign w:val="center"/>
-          </w:tcPr>
-          <w:p>
-            <w:pPr>
-              <w:spacing w:after="0" w:line="240" w:lineRule="auto"/>
-              <w:jc w:val="center"/>
-            </w:pPr>
-            <w:r>
-              <w:rPr>
-                <w:rFonts w:ascii="Arial" w:cs="Arial" w:eastAsia="Arial" w:hAnsi="Arial"/>
-                <w:b w:val="false"/>
-                <w:bCs w:val="false"/>
-                <w:i w:val="false"/>
-                <w:iCs w:val="false"/>
-                <w:color w:val="2A2E38"/>
-                <w:sz w:val="17"/>
-                <w:szCs w:val="17"/>
-              </w:rPr>
-              <w:t xml:space="preserve">39/54</w:t>
-            </w:r>
-          </w:p>
-        </w:tc>
-        <w:tc>
-          <w:tcPr>
-            <w:tcW w:type="dxa" w:w="2140"/>
+              <w:top w:type="dxa" w:w="52"/>
+              <w:left w:type="dxa" w:w="100"/>
+              <w:bottom w:type="dxa" w:w="52"/>
+              <w:right w:type="dxa" w:w="100"/>
+            </w:tcMar>
+            <w:vAlign w:val="center"/>
+          </w:tcPr>
+          <w:p>
+            <w:pPr>
+              <w:spacing w:after="0" w:line="240" w:lineRule="auto"/>
+              <w:jc w:val="center"/>
+            </w:pPr>
+            <w:r>
+              <w:rPr>
+                <w:rFonts w:ascii="Arial" w:cs="Arial" w:eastAsia="Arial" w:hAnsi="Arial"/>
+                <w:b w:val="false"/>
+                <w:bCs w:val="false"/>
+                <w:i w:val="false"/>
+                <w:iCs w:val="false"/>
+                <w:color w:val="2A2E38"/>
+                <w:sz w:val="17"/>
+                <w:szCs w:val="17"/>
+              </w:rPr>
+              <w:t xml:space="preserve">39 из 54</w:t>
+            </w:r>
+          </w:p>
+        </w:tc>
+        <w:tc>
+          <w:tcPr>
+            <w:tcW w:type="dxa" w:w="2020"/>
             <w:tcBorders>
               <w:top w:val="single" w:color="D9D4CB" w:sz="4"/>
               <w:left w:val="none" w:color="auto" w:sz="0"/>
@@ -11459,9 +11480,9 @@
             </w:tcBorders>
             <w:shd w:fill="FBFAF8" w:color="auto" w:val="clear"/>
             <w:tcMar>
-              <w:top w:type="dxa" w:w="70"/>
-              <w:left w:type="dxa" w:w="100"/>
-              <w:bottom w:type="dxa" w:w="70"/>
+              <w:top w:type="dxa" w:w="52"/>
+              <w:left w:type="dxa" w:w="100"/>
+              <w:bottom w:type="dxa" w:w="52"/>
               <w:right w:type="dxa" w:w="100"/>
             </w:tcMar>
             <w:vAlign w:val="center"/>
@@ -11488,7 +11509,7 @@
         </w:tc>
         <w:tc>
           <w:tcPr>
-            <w:tcW w:type="dxa" w:w="2000"/>
+            <w:tcW w:type="dxa" w:w="1940"/>
             <w:tcBorders>
               <w:top w:val="single" w:color="D9D4CB" w:sz="4"/>
               <w:left w:val="none" w:color="auto" w:sz="0"/>
@@ -11497,9 +11518,9 @@
             </w:tcBorders>
             <w:shd w:fill="FBFAF8" w:color="auto" w:val="clear"/>
             <w:tcMar>
-              <w:top w:type="dxa" w:w="70"/>
-              <w:left w:type="dxa" w:w="100"/>
-              <w:bottom w:type="dxa" w:w="70"/>
+              <w:top w:type="dxa" w:w="52"/>
+              <w:left w:type="dxa" w:w="100"/>
+              <w:bottom w:type="dxa" w:w="52"/>
               <w:right w:type="dxa" w:w="100"/>
             </w:tcMar>
             <w:vAlign w:val="center"/>
@@ -11526,7 +11547,7 @@
         </w:tc>
         <w:tc>
           <w:tcPr>
-            <w:tcW w:type="dxa" w:w="1770"/>
+            <w:tcW w:type="dxa" w:w="1880"/>
             <w:tcBorders>
               <w:top w:val="single" w:color="D9D4CB" w:sz="4"/>
               <w:left w:val="none" w:color="auto" w:sz="0"/>
@@ -11535,9 +11556,9 @@
             </w:tcBorders>
             <w:shd w:fill="FBFAF8" w:color="auto" w:val="clear"/>
             <w:tcMar>
-              <w:top w:type="dxa" w:w="70"/>
-              <w:left w:type="dxa" w:w="100"/>
-              <w:bottom w:type="dxa" w:w="70"/>
+              <w:top w:type="dxa" w:w="52"/>
+              <w:left w:type="dxa" w:w="100"/>
+              <w:bottom w:type="dxa" w:w="52"/>
               <w:right w:type="dxa" w:w="100"/>
             </w:tcMar>
             <w:vAlign w:val="center"/>
@@ -11564,7 +11585,7 @@
         </w:tc>
         <w:tc>
           <w:tcPr>
-            <w:tcW w:type="dxa" w:w="1208"/>
+            <w:tcW w:type="dxa" w:w="1198"/>
             <w:tcBorders>
               <w:top w:val="single" w:color="D9D4CB" w:sz="4"/>
               <w:left w:val="none" w:color="auto" w:sz="0"/>
@@ -11573,9 +11594,9 @@
             </w:tcBorders>
             <w:shd w:fill="FBFAF8" w:color="auto" w:val="clear"/>
             <w:tcMar>
-              <w:top w:type="dxa" w:w="70"/>
-              <w:left w:type="dxa" w:w="100"/>
-              <w:bottom w:type="dxa" w:w="70"/>
+              <w:top w:type="dxa" w:w="52"/>
+              <w:left w:type="dxa" w:w="100"/>
+              <w:bottom w:type="dxa" w:w="52"/>
               <w:right w:type="dxa" w:w="100"/>
             </w:tcMar>
             <w:vAlign w:val="center"/>
@@ -11604,17 +11625,17 @@
       <w:tr>
         <w:tc>
           <w:tcPr>
-            <w:tcW w:type="dxa" w:w="1620"/>
-            <w:tcBorders>
-              <w:top w:val="single" w:color="D9D4CB" w:sz="4"/>
-              <w:left w:val="none" w:color="auto" w:sz="0"/>
-              <w:bottom w:val="single" w:color="D9D4CB" w:sz="4"/>
-              <w:right w:val="none" w:color="auto" w:sz="0"/>
-            </w:tcBorders>
-            <w:tcMar>
-              <w:top w:type="dxa" w:w="70"/>
-              <w:left w:type="dxa" w:w="100"/>
-              <w:bottom w:type="dxa" w:w="70"/>
+            <w:tcW w:type="dxa" w:w="1420"/>
+            <w:tcBorders>
+              <w:top w:val="single" w:color="D9D4CB" w:sz="4"/>
+              <w:left w:val="none" w:color="auto" w:sz="0"/>
+              <w:bottom w:val="single" w:color="D9D4CB" w:sz="4"/>
+              <w:right w:val="none" w:color="auto" w:sz="0"/>
+            </w:tcBorders>
+            <w:tcMar>
+              <w:top w:type="dxa" w:w="52"/>
+              <w:left w:type="dxa" w:w="100"/>
+              <w:bottom w:type="dxa" w:w="52"/>
               <w:right w:type="dxa" w:w="100"/>
             </w:tcMar>
             <w:vAlign w:val="center"/>
@@ -11641,54 +11662,54 @@
         </w:tc>
         <w:tc>
           <w:tcPr>
-            <w:tcW w:type="dxa" w:w="900"/>
-            <w:tcBorders>
-              <w:top w:val="single" w:color="D9D4CB" w:sz="4"/>
-              <w:left w:val="none" w:color="auto" w:sz="0"/>
-              <w:bottom w:val="single" w:color="D9D4CB" w:sz="4"/>
-              <w:right w:val="none" w:color="auto" w:sz="0"/>
-            </w:tcBorders>
-            <w:tcMar>
-              <w:top w:type="dxa" w:w="70"/>
-              <w:left w:type="dxa" w:w="100"/>
-              <w:bottom w:type="dxa" w:w="70"/>
-              <w:right w:type="dxa" w:w="100"/>
-            </w:tcMar>
-            <w:vAlign w:val="center"/>
-          </w:tcPr>
-          <w:p>
-            <w:pPr>
-              <w:spacing w:after="0" w:line="240" w:lineRule="auto"/>
-              <w:jc w:val="center"/>
-            </w:pPr>
-            <w:r>
-              <w:rPr>
-                <w:rFonts w:ascii="Arial" w:cs="Arial" w:eastAsia="Arial" w:hAnsi="Arial"/>
-                <w:b w:val="false"/>
-                <w:bCs w:val="false"/>
-                <w:i w:val="false"/>
-                <w:iCs w:val="false"/>
-                <w:color w:val="2A2E38"/>
-                <w:sz w:val="17"/>
-                <w:szCs w:val="17"/>
-              </w:rPr>
-              <w:t xml:space="preserve">6/12</w:t>
-            </w:r>
-          </w:p>
-        </w:tc>
-        <w:tc>
-          <w:tcPr>
-            <w:tcW w:type="dxa" w:w="2140"/>
-            <w:tcBorders>
-              <w:top w:val="single" w:color="D9D4CB" w:sz="4"/>
-              <w:left w:val="none" w:color="auto" w:sz="0"/>
-              <w:bottom w:val="single" w:color="D9D4CB" w:sz="4"/>
-              <w:right w:val="none" w:color="auto" w:sz="0"/>
-            </w:tcBorders>
-            <w:tcMar>
-              <w:top w:type="dxa" w:w="70"/>
-              <w:left w:type="dxa" w:w="100"/>
-              <w:bottom w:type="dxa" w:w="70"/>
+            <w:tcW w:type="dxa" w:w="1180"/>
+            <w:tcBorders>
+              <w:top w:val="single" w:color="D9D4CB" w:sz="4"/>
+              <w:left w:val="none" w:color="auto" w:sz="0"/>
+              <w:bottom w:val="single" w:color="D9D4CB" w:sz="4"/>
+              <w:right w:val="none" w:color="auto" w:sz="0"/>
+            </w:tcBorders>
+            <w:tcMar>
+              <w:top w:type="dxa" w:w="52"/>
+              <w:left w:type="dxa" w:w="100"/>
+              <w:bottom w:type="dxa" w:w="52"/>
+              <w:right w:type="dxa" w:w="100"/>
+            </w:tcMar>
+            <w:vAlign w:val="center"/>
+          </w:tcPr>
+          <w:p>
+            <w:pPr>
+              <w:spacing w:after="0" w:line="240" w:lineRule="auto"/>
+              <w:jc w:val="center"/>
+            </w:pPr>
+            <w:r>
+              <w:rPr>
+                <w:rFonts w:ascii="Arial" w:cs="Arial" w:eastAsia="Arial" w:hAnsi="Arial"/>
+                <w:b w:val="false"/>
+                <w:bCs w:val="false"/>
+                <w:i w:val="false"/>
+                <w:iCs w:val="false"/>
+                <w:color w:val="2A2E38"/>
+                <w:sz w:val="17"/>
+                <w:szCs w:val="17"/>
+              </w:rPr>
+              <w:t xml:space="preserve">6 из 12</w:t>
+            </w:r>
+          </w:p>
+        </w:tc>
+        <w:tc>
+          <w:tcPr>
+            <w:tcW w:type="dxa" w:w="2020"/>
+            <w:tcBorders>
+              <w:top w:val="single" w:color="D9D4CB" w:sz="4"/>
+              <w:left w:val="none" w:color="auto" w:sz="0"/>
+              <w:bottom w:val="single" w:color="D9D4CB" w:sz="4"/>
+              <w:right w:val="none" w:color="auto" w:sz="0"/>
+            </w:tcBorders>
+            <w:tcMar>
+              <w:top w:type="dxa" w:w="52"/>
+              <w:left w:type="dxa" w:w="100"/>
+              <w:bottom w:type="dxa" w:w="52"/>
               <w:right w:type="dxa" w:w="100"/>
             </w:tcMar>
             <w:vAlign w:val="center"/>
@@ -11715,17 +11736,17 @@
         </w:tc>
         <w:tc>
           <w:tcPr>
-            <w:tcW w:type="dxa" w:w="2000"/>
-            <w:tcBorders>
-              <w:top w:val="single" w:color="D9D4CB" w:sz="4"/>
-              <w:left w:val="none" w:color="auto" w:sz="0"/>
-              <w:bottom w:val="single" w:color="D9D4CB" w:sz="4"/>
-              <w:right w:val="none" w:color="auto" w:sz="0"/>
-            </w:tcBorders>
-            <w:tcMar>
-              <w:top w:type="dxa" w:w="70"/>
-              <w:left w:type="dxa" w:w="100"/>
-              <w:bottom w:type="dxa" w:w="70"/>
+            <w:tcW w:type="dxa" w:w="1940"/>
+            <w:tcBorders>
+              <w:top w:val="single" w:color="D9D4CB" w:sz="4"/>
+              <w:left w:val="none" w:color="auto" w:sz="0"/>
+              <w:bottom w:val="single" w:color="D9D4CB" w:sz="4"/>
+              <w:right w:val="none" w:color="auto" w:sz="0"/>
+            </w:tcBorders>
+            <w:tcMar>
+              <w:top w:type="dxa" w:w="52"/>
+              <w:left w:type="dxa" w:w="100"/>
+              <w:bottom w:type="dxa" w:w="52"/>
               <w:right w:type="dxa" w:w="100"/>
             </w:tcMar>
             <w:vAlign w:val="center"/>
@@ -11752,17 +11773,17 @@
         </w:tc>
         <w:tc>
           <w:tcPr>
-            <w:tcW w:type="dxa" w:w="1770"/>
-            <w:tcBorders>
-              <w:top w:val="single" w:color="D9D4CB" w:sz="4"/>
-              <w:left w:val="none" w:color="auto" w:sz="0"/>
-              <w:bottom w:val="single" w:color="D9D4CB" w:sz="4"/>
-              <w:right w:val="none" w:color="auto" w:sz="0"/>
-            </w:tcBorders>
-            <w:tcMar>
-              <w:top w:type="dxa" w:w="70"/>
-              <w:left w:type="dxa" w:w="100"/>
-              <w:bottom w:type="dxa" w:w="70"/>
+            <w:tcW w:type="dxa" w:w="1880"/>
+            <w:tcBorders>
+              <w:top w:val="single" w:color="D9D4CB" w:sz="4"/>
+              <w:left w:val="none" w:color="auto" w:sz="0"/>
+              <w:bottom w:val="single" w:color="D9D4CB" w:sz="4"/>
+              <w:right w:val="none" w:color="auto" w:sz="0"/>
+            </w:tcBorders>
+            <w:tcMar>
+              <w:top w:type="dxa" w:w="52"/>
+              <w:left w:type="dxa" w:w="100"/>
+              <w:bottom w:type="dxa" w:w="52"/>
               <w:right w:type="dxa" w:w="100"/>
             </w:tcMar>
             <w:vAlign w:val="center"/>
@@ -11789,17 +11810,17 @@
         </w:tc>
         <w:tc>
           <w:tcPr>
-            <w:tcW w:type="dxa" w:w="1208"/>
-            <w:tcBorders>
-              <w:top w:val="single" w:color="D9D4CB" w:sz="4"/>
-              <w:left w:val="none" w:color="auto" w:sz="0"/>
-              <w:bottom w:val="single" w:color="D9D4CB" w:sz="4"/>
-              <w:right w:val="none" w:color="auto" w:sz="0"/>
-            </w:tcBorders>
-            <w:tcMar>
-              <w:top w:type="dxa" w:w="70"/>
-              <w:left w:type="dxa" w:w="100"/>
-              <w:bottom w:type="dxa" w:w="70"/>
+            <w:tcW w:type="dxa" w:w="1198"/>
+            <w:tcBorders>
+              <w:top w:val="single" w:color="D9D4CB" w:sz="4"/>
+              <w:left w:val="none" w:color="auto" w:sz="0"/>
+              <w:bottom w:val="single" w:color="D9D4CB" w:sz="4"/>
+              <w:right w:val="none" w:color="auto" w:sz="0"/>
+            </w:tcBorders>
+            <w:tcMar>
+              <w:top w:type="dxa" w:w="52"/>
+              <w:left w:type="dxa" w:w="100"/>
+              <w:bottom w:type="dxa" w:w="52"/>
               <w:right w:type="dxa" w:w="100"/>
             </w:tcMar>
             <w:vAlign w:val="center"/>
@@ -11828,7 +11849,7 @@
       <w:tr>
         <w:tc>
           <w:tcPr>
-            <w:tcW w:type="dxa" w:w="1620"/>
+            <w:tcW w:type="dxa" w:w="1420"/>
             <w:tcBorders>
               <w:top w:val="single" w:color="D9D4CB" w:sz="4"/>
               <w:left w:val="none" w:color="auto" w:sz="0"/>
@@ -11837,9 +11858,9 @@
             </w:tcBorders>
             <w:shd w:fill="FBFAF8" w:color="auto" w:val="clear"/>
             <w:tcMar>
-              <w:top w:type="dxa" w:w="70"/>
-              <w:left w:type="dxa" w:w="100"/>
-              <w:bottom w:type="dxa" w:w="70"/>
+              <w:top w:type="dxa" w:w="52"/>
+              <w:left w:type="dxa" w:w="100"/>
+              <w:bottom w:type="dxa" w:w="52"/>
               <w:right w:type="dxa" w:w="100"/>
             </w:tcMar>
             <w:vAlign w:val="center"/>
@@ -11866,7 +11887,7 @@
         </w:tc>
         <w:tc>
           <w:tcPr>
-            <w:tcW w:type="dxa" w:w="900"/>
+            <w:tcW w:type="dxa" w:w="1180"/>
             <w:tcBorders>
               <w:top w:val="single" w:color="D9D4CB" w:sz="4"/>
               <w:left w:val="none" w:color="auto" w:sz="0"/>
@@ -11875,36 +11896,36 @@
             </w:tcBorders>
             <w:shd w:fill="FBFAF8" w:color="auto" w:val="clear"/>
             <w:tcMar>
-              <w:top w:type="dxa" w:w="70"/>
-              <w:left w:type="dxa" w:w="100"/>
-              <w:bottom w:type="dxa" w:w="70"/>
-              <w:right w:type="dxa" w:w="100"/>
-            </w:tcMar>
-            <w:vAlign w:val="center"/>
-          </w:tcPr>
-          <w:p>
-            <w:pPr>
-              <w:spacing w:after="0" w:line="240" w:lineRule="auto"/>
-              <w:jc w:val="center"/>
-            </w:pPr>
-            <w:r>
-              <w:rPr>
-                <w:rFonts w:ascii="Arial" w:cs="Arial" w:eastAsia="Arial" w:hAnsi="Arial"/>
-                <w:b w:val="false"/>
-                <w:bCs w:val="false"/>
-                <w:i w:val="false"/>
-                <w:iCs w:val="false"/>
-                <w:color w:val="2A2E38"/>
-                <w:sz w:val="17"/>
-                <w:szCs w:val="17"/>
-              </w:rPr>
-              <w:t xml:space="preserve">22/34</w:t>
-            </w:r>
-          </w:p>
-        </w:tc>
-        <w:tc>
-          <w:tcPr>
-            <w:tcW w:type="dxa" w:w="2140"/>
+              <w:top w:type="dxa" w:w="52"/>
+              <w:left w:type="dxa" w:w="100"/>
+              <w:bottom w:type="dxa" w:w="52"/>
+              <w:right w:type="dxa" w:w="100"/>
+            </w:tcMar>
+            <w:vAlign w:val="center"/>
+          </w:tcPr>
+          <w:p>
+            <w:pPr>
+              <w:spacing w:after="0" w:line="240" w:lineRule="auto"/>
+              <w:jc w:val="center"/>
+            </w:pPr>
+            <w:r>
+              <w:rPr>
+                <w:rFonts w:ascii="Arial" w:cs="Arial" w:eastAsia="Arial" w:hAnsi="Arial"/>
+                <w:b w:val="false"/>
+                <w:bCs w:val="false"/>
+                <w:i w:val="false"/>
+                <w:iCs w:val="false"/>
+                <w:color w:val="2A2E38"/>
+                <w:sz w:val="17"/>
+                <w:szCs w:val="17"/>
+              </w:rPr>
+              <w:t xml:space="preserve">22 из 34</w:t>
+            </w:r>
+          </w:p>
+        </w:tc>
+        <w:tc>
+          <w:tcPr>
+            <w:tcW w:type="dxa" w:w="2020"/>
             <w:tcBorders>
               <w:top w:val="single" w:color="D9D4CB" w:sz="4"/>
               <w:left w:val="none" w:color="auto" w:sz="0"/>
@@ -11913,9 +11934,9 @@
             </w:tcBorders>
             <w:shd w:fill="FBFAF8" w:color="auto" w:val="clear"/>
             <w:tcMar>
-              <w:top w:type="dxa" w:w="70"/>
-              <w:left w:type="dxa" w:w="100"/>
-              <w:bottom w:type="dxa" w:w="70"/>
+              <w:top w:type="dxa" w:w="52"/>
+              <w:left w:type="dxa" w:w="100"/>
+              <w:bottom w:type="dxa" w:w="52"/>
               <w:right w:type="dxa" w:w="100"/>
             </w:tcMar>
             <w:vAlign w:val="center"/>
@@ -11942,7 +11963,7 @@
         </w:tc>
         <w:tc>
           <w:tcPr>
-            <w:tcW w:type="dxa" w:w="2000"/>
+            <w:tcW w:type="dxa" w:w="1940"/>
             <w:tcBorders>
               <w:top w:val="single" w:color="D9D4CB" w:sz="4"/>
               <w:left w:val="none" w:color="auto" w:sz="0"/>
@@ -11951,9 +11972,9 @@
             </w:tcBorders>
             <w:shd w:fill="FBFAF8" w:color="auto" w:val="clear"/>
             <w:tcMar>
-              <w:top w:type="dxa" w:w="70"/>
-              <w:left w:type="dxa" w:w="100"/>
-              <w:bottom w:type="dxa" w:w="70"/>
+              <w:top w:type="dxa" w:w="52"/>
+              <w:left w:type="dxa" w:w="100"/>
+              <w:bottom w:type="dxa" w:w="52"/>
               <w:right w:type="dxa" w:w="100"/>
             </w:tcMar>
             <w:vAlign w:val="center"/>
@@ -11980,7 +12001,7 @@
         </w:tc>
         <w:tc>
           <w:tcPr>
-            <w:tcW w:type="dxa" w:w="1770"/>
+            <w:tcW w:type="dxa" w:w="1880"/>
             <w:tcBorders>
               <w:top w:val="single" w:color="D9D4CB" w:sz="4"/>
               <w:left w:val="none" w:color="auto" w:sz="0"/>
@@ -11989,9 +12010,9 @@
             </w:tcBorders>
             <w:shd w:fill="FBFAF8" w:color="auto" w:val="clear"/>
             <w:tcMar>
-              <w:top w:type="dxa" w:w="70"/>
-              <w:left w:type="dxa" w:w="100"/>
-              <w:bottom w:type="dxa" w:w="70"/>
+              <w:top w:type="dxa" w:w="52"/>
+              <w:left w:type="dxa" w:w="100"/>
+              <w:bottom w:type="dxa" w:w="52"/>
               <w:right w:type="dxa" w:w="100"/>
             </w:tcMar>
             <w:vAlign w:val="center"/>
@@ -12018,7 +12039,7 @@
         </w:tc>
         <w:tc>
           <w:tcPr>
-            <w:tcW w:type="dxa" w:w="1208"/>
+            <w:tcW w:type="dxa" w:w="1198"/>
             <w:tcBorders>
               <w:top w:val="single" w:color="D9D4CB" w:sz="4"/>
               <w:left w:val="none" w:color="auto" w:sz="0"/>
@@ -12027,9 +12048,9 @@
             </w:tcBorders>
             <w:shd w:fill="FBFAF8" w:color="auto" w:val="clear"/>
             <w:tcMar>
-              <w:top w:type="dxa" w:w="70"/>
-              <w:left w:type="dxa" w:w="100"/>
-              <w:bottom w:type="dxa" w:w="70"/>
+              <w:top w:type="dxa" w:w="52"/>
+              <w:left w:type="dxa" w:w="100"/>
+              <w:bottom w:type="dxa" w:w="52"/>
               <w:right w:type="dxa" w:w="100"/>
             </w:tcMar>
             <w:vAlign w:val="center"/>
@@ -12670,12 +12691,12 @@
         </w:tblBorders>
       </w:tblPr>
       <w:tblGrid>
-        <w:gridCol w:w="1700"/>
-        <w:gridCol w:w="1500"/>
-        <w:gridCol w:w="1300"/>
-        <w:gridCol w:w="780"/>
-        <w:gridCol w:w="1500"/>
-        <w:gridCol w:w="1500"/>
+        <w:gridCol w:w="1560"/>
+        <w:gridCol w:w="1400"/>
+        <w:gridCol w:w="1440"/>
+        <w:gridCol w:w="900"/>
+        <w:gridCol w:w="1400"/>
+        <w:gridCol w:w="1580"/>
         <w:gridCol w:w="1358"/>
       </w:tblGrid>
       <w:tr>
@@ -12684,7 +12705,7 @@
         </w:trPr>
         <w:tc>
           <w:tcPr>
-            <w:tcW w:type="dxa" w:w="1700"/>
+            <w:tcW w:type="dxa" w:w="1560"/>
             <w:tcBorders>
               <w:top w:val="single" w:color="1F2A44" w:sz="4"/>
               <w:left w:val="none" w:color="auto" w:sz="0"/>
@@ -12693,9 +12714,9 @@
             </w:tcBorders>
             <w:shd w:fill="1F2A44" w:color="auto" w:val="clear"/>
             <w:tcMar>
-              <w:top w:type="dxa" w:w="70"/>
-              <w:left w:type="dxa" w:w="100"/>
-              <w:bottom w:type="dxa" w:w="70"/>
+              <w:top w:type="dxa" w:w="52"/>
+              <w:left w:type="dxa" w:w="100"/>
+              <w:bottom w:type="dxa" w:w="52"/>
               <w:right w:type="dxa" w:w="100"/>
             </w:tcMar>
             <w:vAlign w:val="center"/>
@@ -12722,7 +12743,7 @@
         </w:tc>
         <w:tc>
           <w:tcPr>
-            <w:tcW w:type="dxa" w:w="1500"/>
+            <w:tcW w:type="dxa" w:w="1400"/>
             <w:tcBorders>
               <w:top w:val="single" w:color="1F2A44" w:sz="4"/>
               <w:left w:val="none" w:color="auto" w:sz="0"/>
@@ -12731,9 +12752,9 @@
             </w:tcBorders>
             <w:shd w:fill="1F2A44" w:color="auto" w:val="clear"/>
             <w:tcMar>
-              <w:top w:type="dxa" w:w="70"/>
-              <w:left w:type="dxa" w:w="100"/>
-              <w:bottom w:type="dxa" w:w="70"/>
+              <w:top w:type="dxa" w:w="52"/>
+              <w:left w:type="dxa" w:w="100"/>
+              <w:bottom w:type="dxa" w:w="52"/>
               <w:right w:type="dxa" w:w="100"/>
             </w:tcMar>
             <w:vAlign w:val="center"/>
@@ -12760,7 +12781,7 @@
         </w:tc>
         <w:tc>
           <w:tcPr>
-            <w:tcW w:type="dxa" w:w="1300"/>
+            <w:tcW w:type="dxa" w:w="1440"/>
             <w:tcBorders>
               <w:top w:val="single" w:color="1F2A44" w:sz="4"/>
               <w:left w:val="none" w:color="auto" w:sz="0"/>
@@ -12769,9 +12790,9 @@
             </w:tcBorders>
             <w:shd w:fill="1F2A44" w:color="auto" w:val="clear"/>
             <w:tcMar>
-              <w:top w:type="dxa" w:w="70"/>
-              <w:left w:type="dxa" w:w="100"/>
-              <w:bottom w:type="dxa" w:w="70"/>
+              <w:top w:type="dxa" w:w="52"/>
+              <w:left w:type="dxa" w:w="100"/>
+              <w:bottom w:type="dxa" w:w="52"/>
               <w:right w:type="dxa" w:w="100"/>
             </w:tcMar>
             <w:vAlign w:val="center"/>
@@ -12792,13 +12813,14 @@
                 <w:sz w:val="16"/>
                 <w:szCs w:val="16"/>
               </w:rPr>
-              <w:t xml:space="preserve">Ввод</w:t>
-            </w:r>
-          </w:p>
-        </w:tc>
-        <w:tc>
-          <w:tcPr>
-            <w:tcW w:type="dxa" w:w="780"/>
+              <w:t xml:space="preserve">Ввод
+в эксплуатацию</w:t>
+            </w:r>
+          </w:p>
+        </w:tc>
+        <w:tc>
+          <w:tcPr>
+            <w:tcW w:type="dxa" w:w="900"/>
             <w:tcBorders>
               <w:top w:val="single" w:color="1F2A44" w:sz="4"/>
               <w:left w:val="none" w:color="auto" w:sz="0"/>
@@ -12807,9 +12829,9 @@
             </w:tcBorders>
             <w:shd w:fill="1F2A44" w:color="auto" w:val="clear"/>
             <w:tcMar>
-              <w:top w:type="dxa" w:w="70"/>
-              <w:left w:type="dxa" w:w="100"/>
-              <w:bottom w:type="dxa" w:w="70"/>
+              <w:top w:type="dxa" w:w="52"/>
+              <w:left w:type="dxa" w:w="100"/>
+              <w:bottom w:type="dxa" w:w="52"/>
               <w:right w:type="dxa" w:w="100"/>
             </w:tcMar>
             <w:vAlign w:val="center"/>
@@ -12830,13 +12852,14 @@
                 <w:sz w:val="16"/>
                 <w:szCs w:val="16"/>
               </w:rPr>
-              <w:t xml:space="preserve">Лотов</w:t>
-            </w:r>
-          </w:p>
-        </w:tc>
-        <w:tc>
-          <w:tcPr>
-            <w:tcW w:type="dxa" w:w="1500"/>
+              <w:t xml:space="preserve">Лотов
+в продаже</w:t>
+            </w:r>
+          </w:p>
+        </w:tc>
+        <w:tc>
+          <w:tcPr>
+            <w:tcW w:type="dxa" w:w="1400"/>
             <w:tcBorders>
               <w:top w:val="single" w:color="1F2A44" w:sz="4"/>
               <w:left w:val="none" w:color="auto" w:sz="0"/>
@@ -12845,9 +12868,9 @@
             </w:tcBorders>
             <w:shd w:fill="1F2A44" w:color="auto" w:val="clear"/>
             <w:tcMar>
-              <w:top w:type="dxa" w:w="70"/>
-              <w:left w:type="dxa" w:w="100"/>
-              <w:bottom w:type="dxa" w:w="70"/>
+              <w:top w:type="dxa" w:w="52"/>
+              <w:left w:type="dxa" w:w="100"/>
+              <w:bottom w:type="dxa" w:w="52"/>
               <w:right w:type="dxa" w:w="100"/>
             </w:tcMar>
             <w:vAlign w:val="center"/>
@@ -12868,13 +12891,14 @@
                 <w:sz w:val="16"/>
                 <w:szCs w:val="16"/>
               </w:rPr>
-              <w:t xml:space="preserve">Площади, м²</w:t>
-            </w:r>
-          </w:p>
-        </w:tc>
-        <w:tc>
-          <w:tcPr>
-            <w:tcW w:type="dxa" w:w="1500"/>
+              <w:t xml:space="preserve">Площадь
+от — до, м²</w:t>
+            </w:r>
+          </w:p>
+        </w:tc>
+        <w:tc>
+          <w:tcPr>
+            <w:tcW w:type="dxa" w:w="1580"/>
             <w:tcBorders>
               <w:top w:val="single" w:color="1F2A44" w:sz="4"/>
               <w:left w:val="none" w:color="auto" w:sz="0"/>
@@ -12883,9 +12907,9 @@
             </w:tcBorders>
             <w:shd w:fill="1F2A44" w:color="auto" w:val="clear"/>
             <w:tcMar>
-              <w:top w:type="dxa" w:w="70"/>
-              <w:left w:type="dxa" w:w="100"/>
-              <w:bottom w:type="dxa" w:w="70"/>
+              <w:top w:type="dxa" w:w="52"/>
+              <w:left w:type="dxa" w:w="100"/>
+              <w:bottom w:type="dxa" w:w="52"/>
               <w:right w:type="dxa" w:w="100"/>
             </w:tcMar>
             <w:vAlign w:val="center"/>
@@ -12906,7 +12930,8 @@
                 <w:sz w:val="16"/>
                 <w:szCs w:val="16"/>
               </w:rPr>
-              <w:t xml:space="preserve">Бюджет, млн ₽</w:t>
+              <w:t xml:space="preserve">Цена лота
+от — до, млн ₽</w:t>
             </w:r>
           </w:p>
         </w:tc>
@@ -12921,9 +12946,9 @@
             </w:tcBorders>
             <w:shd w:fill="1F2A44" w:color="auto" w:val="clear"/>
             <w:tcMar>
-              <w:top w:type="dxa" w:w="70"/>
-              <w:left w:type="dxa" w:w="100"/>
-              <w:bottom w:type="dxa" w:w="70"/>
+              <w:top w:type="dxa" w:w="52"/>
+              <w:left w:type="dxa" w:w="100"/>
+              <w:bottom w:type="dxa" w:w="52"/>
               <w:right w:type="dxa" w:w="100"/>
             </w:tcMar>
             <w:vAlign w:val="center"/>
@@ -12944,7 +12969,8 @@
                 <w:sz w:val="16"/>
                 <w:szCs w:val="16"/>
               </w:rPr>
-              <w:t xml:space="preserve">Ø ₽/м²</w:t>
+              <w:t xml:space="preserve">Средняя цена
+за м², ₽</w:t>
             </w:r>
           </w:p>
         </w:tc>
@@ -12952,17 +12978,17 @@
       <w:tr>
         <w:tc>
           <w:tcPr>
-            <w:tcW w:type="dxa" w:w="1700"/>
-            <w:tcBorders>
-              <w:top w:val="single" w:color="D9D4CB" w:sz="4"/>
-              <w:left w:val="none" w:color="auto" w:sz="0"/>
-              <w:bottom w:val="single" w:color="D9D4CB" w:sz="4"/>
-              <w:right w:val="none" w:color="auto" w:sz="0"/>
-            </w:tcBorders>
-            <w:tcMar>
-              <w:top w:type="dxa" w:w="70"/>
-              <w:left w:type="dxa" w:w="100"/>
-              <w:bottom w:type="dxa" w:w="70"/>
+            <w:tcW w:type="dxa" w:w="1560"/>
+            <w:tcBorders>
+              <w:top w:val="single" w:color="D9D4CB" w:sz="4"/>
+              <w:left w:val="none" w:color="auto" w:sz="0"/>
+              <w:bottom w:val="single" w:color="D9D4CB" w:sz="4"/>
+              <w:right w:val="none" w:color="auto" w:sz="0"/>
+            </w:tcBorders>
+            <w:tcMar>
+              <w:top w:type="dxa" w:w="52"/>
+              <w:left w:type="dxa" w:w="100"/>
+              <w:bottom w:type="dxa" w:w="52"/>
               <w:right w:type="dxa" w:w="100"/>
             </w:tcMar>
             <w:vAlign w:val="center"/>
@@ -12989,17 +13015,17 @@
         </w:tc>
         <w:tc>
           <w:tcPr>
-            <w:tcW w:type="dxa" w:w="1500"/>
-            <w:tcBorders>
-              <w:top w:val="single" w:color="D9D4CB" w:sz="4"/>
-              <w:left w:val="none" w:color="auto" w:sz="0"/>
-              <w:bottom w:val="single" w:color="D9D4CB" w:sz="4"/>
-              <w:right w:val="none" w:color="auto" w:sz="0"/>
-            </w:tcBorders>
-            <w:tcMar>
-              <w:top w:type="dxa" w:w="70"/>
-              <w:left w:type="dxa" w:w="100"/>
-              <w:bottom w:type="dxa" w:w="70"/>
+            <w:tcW w:type="dxa" w:w="1400"/>
+            <w:tcBorders>
+              <w:top w:val="single" w:color="D9D4CB" w:sz="4"/>
+              <w:left w:val="none" w:color="auto" w:sz="0"/>
+              <w:bottom w:val="single" w:color="D9D4CB" w:sz="4"/>
+              <w:right w:val="none" w:color="auto" w:sz="0"/>
+            </w:tcBorders>
+            <w:tcMar>
+              <w:top w:type="dxa" w:w="52"/>
+              <w:left w:type="dxa" w:w="100"/>
+              <w:bottom w:type="dxa" w:w="52"/>
               <w:right w:type="dxa" w:w="100"/>
             </w:tcMar>
             <w:vAlign w:val="center"/>
@@ -13026,17 +13052,17 @@
         </w:tc>
         <w:tc>
           <w:tcPr>
-            <w:tcW w:type="dxa" w:w="1300"/>
-            <w:tcBorders>
-              <w:top w:val="single" w:color="D9D4CB" w:sz="4"/>
-              <w:left w:val="none" w:color="auto" w:sz="0"/>
-              <w:bottom w:val="single" w:color="D9D4CB" w:sz="4"/>
-              <w:right w:val="none" w:color="auto" w:sz="0"/>
-            </w:tcBorders>
-            <w:tcMar>
-              <w:top w:type="dxa" w:w="70"/>
-              <w:left w:type="dxa" w:w="100"/>
-              <w:bottom w:type="dxa" w:w="70"/>
+            <w:tcW w:type="dxa" w:w="1440"/>
+            <w:tcBorders>
+              <w:top w:val="single" w:color="D9D4CB" w:sz="4"/>
+              <w:left w:val="none" w:color="auto" w:sz="0"/>
+              <w:bottom w:val="single" w:color="D9D4CB" w:sz="4"/>
+              <w:right w:val="none" w:color="auto" w:sz="0"/>
+            </w:tcBorders>
+            <w:tcMar>
+              <w:top w:type="dxa" w:w="52"/>
+              <w:left w:type="dxa" w:w="100"/>
+              <w:bottom w:type="dxa" w:w="52"/>
               <w:right w:type="dxa" w:w="100"/>
             </w:tcMar>
             <w:vAlign w:val="center"/>
@@ -13063,17 +13089,17 @@
         </w:tc>
         <w:tc>
           <w:tcPr>
-            <w:tcW w:type="dxa" w:w="780"/>
-            <w:tcBorders>
-              <w:top w:val="single" w:color="D9D4CB" w:sz="4"/>
-              <w:left w:val="none" w:color="auto" w:sz="0"/>
-              <w:bottom w:val="single" w:color="D9D4CB" w:sz="4"/>
-              <w:right w:val="none" w:color="auto" w:sz="0"/>
-            </w:tcBorders>
-            <w:tcMar>
-              <w:top w:type="dxa" w:w="70"/>
-              <w:left w:type="dxa" w:w="100"/>
-              <w:bottom w:type="dxa" w:w="70"/>
+            <w:tcW w:type="dxa" w:w="900"/>
+            <w:tcBorders>
+              <w:top w:val="single" w:color="D9D4CB" w:sz="4"/>
+              <w:left w:val="none" w:color="auto" w:sz="0"/>
+              <w:bottom w:val="single" w:color="D9D4CB" w:sz="4"/>
+              <w:right w:val="none" w:color="auto" w:sz="0"/>
+            </w:tcBorders>
+            <w:tcMar>
+              <w:top w:type="dxa" w:w="52"/>
+              <w:left w:type="dxa" w:w="100"/>
+              <w:bottom w:type="dxa" w:w="52"/>
               <w:right w:type="dxa" w:w="100"/>
             </w:tcMar>
             <w:vAlign w:val="center"/>
@@ -13100,17 +13126,17 @@
         </w:tc>
         <w:tc>
           <w:tcPr>
-            <w:tcW w:type="dxa" w:w="1500"/>
-            <w:tcBorders>
-              <w:top w:val="single" w:color="D9D4CB" w:sz="4"/>
-              <w:left w:val="none" w:color="auto" w:sz="0"/>
-              <w:bottom w:val="single" w:color="D9D4CB" w:sz="4"/>
-              <w:right w:val="none" w:color="auto" w:sz="0"/>
-            </w:tcBorders>
-            <w:tcMar>
-              <w:top w:type="dxa" w:w="70"/>
-              <w:left w:type="dxa" w:w="100"/>
-              <w:bottom w:type="dxa" w:w="70"/>
+            <w:tcW w:type="dxa" w:w="1400"/>
+            <w:tcBorders>
+              <w:top w:val="single" w:color="D9D4CB" w:sz="4"/>
+              <w:left w:val="none" w:color="auto" w:sz="0"/>
+              <w:bottom w:val="single" w:color="D9D4CB" w:sz="4"/>
+              <w:right w:val="none" w:color="auto" w:sz="0"/>
+            </w:tcBorders>
+            <w:tcMar>
+              <w:top w:type="dxa" w:w="52"/>
+              <w:left w:type="dxa" w:w="100"/>
+              <w:bottom w:type="dxa" w:w="52"/>
               <w:right w:type="dxa" w:w="100"/>
             </w:tcMar>
             <w:vAlign w:val="center"/>
@@ -13137,17 +13163,17 @@
         </w:tc>
         <w:tc>
           <w:tcPr>
-            <w:tcW w:type="dxa" w:w="1500"/>
-            <w:tcBorders>
-              <w:top w:val="single" w:color="D9D4CB" w:sz="4"/>
-              <w:left w:val="none" w:color="auto" w:sz="0"/>
-              <w:bottom w:val="single" w:color="D9D4CB" w:sz="4"/>
-              <w:right w:val="none" w:color="auto" w:sz="0"/>
-            </w:tcBorders>
-            <w:tcMar>
-              <w:top w:type="dxa" w:w="70"/>
-              <w:left w:type="dxa" w:w="100"/>
-              <w:bottom w:type="dxa" w:w="70"/>
+            <w:tcW w:type="dxa" w:w="1580"/>
+            <w:tcBorders>
+              <w:top w:val="single" w:color="D9D4CB" w:sz="4"/>
+              <w:left w:val="none" w:color="auto" w:sz="0"/>
+              <w:bottom w:val="single" w:color="D9D4CB" w:sz="4"/>
+              <w:right w:val="none" w:color="auto" w:sz="0"/>
+            </w:tcBorders>
+            <w:tcMar>
+              <w:top w:type="dxa" w:w="52"/>
+              <w:left w:type="dxa" w:w="100"/>
+              <w:bottom w:type="dxa" w:w="52"/>
               <w:right w:type="dxa" w:w="100"/>
             </w:tcMar>
             <w:vAlign w:val="center"/>
@@ -13182,9 +13208,9 @@
               <w:right w:val="none" w:color="auto" w:sz="0"/>
             </w:tcBorders>
             <w:tcMar>
-              <w:top w:type="dxa" w:w="70"/>
-              <w:left w:type="dxa" w:w="100"/>
-              <w:bottom w:type="dxa" w:w="70"/>
+              <w:top w:type="dxa" w:w="52"/>
+              <w:left w:type="dxa" w:w="100"/>
+              <w:bottom w:type="dxa" w:w="52"/>
               <w:right w:type="dxa" w:w="100"/>
             </w:tcMar>
             <w:vAlign w:val="center"/>
@@ -13213,7 +13239,7 @@
       <w:tr>
         <w:tc>
           <w:tcPr>
-            <w:tcW w:type="dxa" w:w="1700"/>
+            <w:tcW w:type="dxa" w:w="1560"/>
             <w:tcBorders>
               <w:top w:val="single" w:color="D9D4CB" w:sz="4"/>
               <w:left w:val="none" w:color="auto" w:sz="0"/>
@@ -13222,9 +13248,9 @@
             </w:tcBorders>
             <w:shd w:fill="FBFAF8" w:color="auto" w:val="clear"/>
             <w:tcMar>
-              <w:top w:type="dxa" w:w="70"/>
-              <w:left w:type="dxa" w:w="100"/>
-              <w:bottom w:type="dxa" w:w="70"/>
+              <w:top w:type="dxa" w:w="52"/>
+              <w:left w:type="dxa" w:w="100"/>
+              <w:bottom w:type="dxa" w:w="52"/>
               <w:right w:type="dxa" w:w="100"/>
             </w:tcMar>
             <w:vAlign w:val="center"/>
@@ -13251,7 +13277,7 @@
         </w:tc>
         <w:tc>
           <w:tcPr>
-            <w:tcW w:type="dxa" w:w="1500"/>
+            <w:tcW w:type="dxa" w:w="1400"/>
             <w:tcBorders>
               <w:top w:val="single" w:color="D9D4CB" w:sz="4"/>
               <w:left w:val="none" w:color="auto" w:sz="0"/>
@@ -13260,9 +13286,9 @@
             </w:tcBorders>
             <w:shd w:fill="FBFAF8" w:color="auto" w:val="clear"/>
             <w:tcMar>
-              <w:top w:type="dxa" w:w="70"/>
-              <w:left w:type="dxa" w:w="100"/>
-              <w:bottom w:type="dxa" w:w="70"/>
+              <w:top w:type="dxa" w:w="52"/>
+              <w:left w:type="dxa" w:w="100"/>
+              <w:bottom w:type="dxa" w:w="52"/>
               <w:right w:type="dxa" w:w="100"/>
             </w:tcMar>
             <w:vAlign w:val="center"/>
@@ -13289,7 +13315,7 @@
         </w:tc>
         <w:tc>
           <w:tcPr>
-            <w:tcW w:type="dxa" w:w="1300"/>
+            <w:tcW w:type="dxa" w:w="1440"/>
             <w:tcBorders>
               <w:top w:val="single" w:color="D9D4CB" w:sz="4"/>
               <w:left w:val="none" w:color="auto" w:sz="0"/>
@@ -13298,9 +13324,9 @@
             </w:tcBorders>
             <w:shd w:fill="FBFAF8" w:color="auto" w:val="clear"/>
             <w:tcMar>
-              <w:top w:type="dxa" w:w="70"/>
-              <w:left w:type="dxa" w:w="100"/>
-              <w:bottom w:type="dxa" w:w="70"/>
+              <w:top w:type="dxa" w:w="52"/>
+              <w:left w:type="dxa" w:w="100"/>
+              <w:bottom w:type="dxa" w:w="52"/>
               <w:right w:type="dxa" w:w="100"/>
             </w:tcMar>
             <w:vAlign w:val="center"/>
@@ -13327,7 +13353,7 @@
         </w:tc>
         <w:tc>
           <w:tcPr>
-            <w:tcW w:type="dxa" w:w="780"/>
+            <w:tcW w:type="dxa" w:w="900"/>
             <w:tcBorders>
               <w:top w:val="single" w:color="D9D4CB" w:sz="4"/>
               <w:left w:val="none" w:color="auto" w:sz="0"/>
@@ -13336,9 +13362,9 @@
             </w:tcBorders>
             <w:shd w:fill="FBFAF8" w:color="auto" w:val="clear"/>
             <w:tcMar>
-              <w:top w:type="dxa" w:w="70"/>
-              <w:left w:type="dxa" w:w="100"/>
-              <w:bottom w:type="dxa" w:w="70"/>
+              <w:top w:type="dxa" w:w="52"/>
+              <w:left w:type="dxa" w:w="100"/>
+              <w:bottom w:type="dxa" w:w="52"/>
               <w:right w:type="dxa" w:w="100"/>
             </w:tcMar>
             <w:vAlign w:val="center"/>
@@ -13365,7 +13391,7 @@
         </w:tc>
         <w:tc>
           <w:tcPr>
-            <w:tcW w:type="dxa" w:w="1500"/>
+            <w:tcW w:type="dxa" w:w="1400"/>
             <w:tcBorders>
               <w:top w:val="single" w:color="D9D4CB" w:sz="4"/>
               <w:left w:val="none" w:color="auto" w:sz="0"/>
@@ -13374,9 +13400,9 @@
             </w:tcBorders>
             <w:shd w:fill="FBFAF8" w:color="auto" w:val="clear"/>
             <w:tcMar>
-              <w:top w:type="dxa" w:w="70"/>
-              <w:left w:type="dxa" w:w="100"/>
-              <w:bottom w:type="dxa" w:w="70"/>
+              <w:top w:type="dxa" w:w="52"/>
+              <w:left w:type="dxa" w:w="100"/>
+              <w:bottom w:type="dxa" w:w="52"/>
               <w:right w:type="dxa" w:w="100"/>
             </w:tcMar>
             <w:vAlign w:val="center"/>
@@ -13403,7 +13429,7 @@
         </w:tc>
         <w:tc>
           <w:tcPr>
-            <w:tcW w:type="dxa" w:w="1500"/>
+            <w:tcW w:type="dxa" w:w="1580"/>
             <w:tcBorders>
               <w:top w:val="single" w:color="D9D4CB" w:sz="4"/>
               <w:left w:val="none" w:color="auto" w:sz="0"/>
@@ -13412,9 +13438,9 @@
             </w:tcBorders>
             <w:shd w:fill="FBFAF8" w:color="auto" w:val="clear"/>
             <w:tcMar>
-              <w:top w:type="dxa" w:w="70"/>
-              <w:left w:type="dxa" w:w="100"/>
-              <w:bottom w:type="dxa" w:w="70"/>
+              <w:top w:type="dxa" w:w="52"/>
+              <w:left w:type="dxa" w:w="100"/>
+              <w:bottom w:type="dxa" w:w="52"/>
               <w:right w:type="dxa" w:w="100"/>
             </w:tcMar>
             <w:vAlign w:val="center"/>
@@ -13450,9 +13476,9 @@
             </w:tcBorders>
             <w:shd w:fill="FBFAF8" w:color="auto" w:val="clear"/>
             <w:tcMar>
-              <w:top w:type="dxa" w:w="70"/>
-              <w:left w:type="dxa" w:w="100"/>
-              <w:bottom w:type="dxa" w:w="70"/>
+              <w:top w:type="dxa" w:w="52"/>
+              <w:left w:type="dxa" w:w="100"/>
+              <w:bottom w:type="dxa" w:w="52"/>
               <w:right w:type="dxa" w:w="100"/>
             </w:tcMar>
             <w:vAlign w:val="center"/>
@@ -13481,17 +13507,17 @@
       <w:tr>
         <w:tc>
           <w:tcPr>
-            <w:tcW w:type="dxa" w:w="1700"/>
-            <w:tcBorders>
-              <w:top w:val="single" w:color="D9D4CB" w:sz="4"/>
-              <w:left w:val="none" w:color="auto" w:sz="0"/>
-              <w:bottom w:val="single" w:color="D9D4CB" w:sz="4"/>
-              <w:right w:val="none" w:color="auto" w:sz="0"/>
-            </w:tcBorders>
-            <w:tcMar>
-              <w:top w:type="dxa" w:w="70"/>
-              <w:left w:type="dxa" w:w="100"/>
-              <w:bottom w:type="dxa" w:w="70"/>
+            <w:tcW w:type="dxa" w:w="1560"/>
+            <w:tcBorders>
+              <w:top w:val="single" w:color="D9D4CB" w:sz="4"/>
+              <w:left w:val="none" w:color="auto" w:sz="0"/>
+              <w:bottom w:val="single" w:color="D9D4CB" w:sz="4"/>
+              <w:right w:val="none" w:color="auto" w:sz="0"/>
+            </w:tcBorders>
+            <w:tcMar>
+              <w:top w:type="dxa" w:w="52"/>
+              <w:left w:type="dxa" w:w="100"/>
+              <w:bottom w:type="dxa" w:w="52"/>
               <w:right w:type="dxa" w:w="100"/>
             </w:tcMar>
             <w:vAlign w:val="center"/>
@@ -13518,17 +13544,17 @@
         </w:tc>
         <w:tc>
           <w:tcPr>
-            <w:tcW w:type="dxa" w:w="1500"/>
-            <w:tcBorders>
-              <w:top w:val="single" w:color="D9D4CB" w:sz="4"/>
-              <w:left w:val="none" w:color="auto" w:sz="0"/>
-              <w:bottom w:val="single" w:color="D9D4CB" w:sz="4"/>
-              <w:right w:val="none" w:color="auto" w:sz="0"/>
-            </w:tcBorders>
-            <w:tcMar>
-              <w:top w:type="dxa" w:w="70"/>
-              <w:left w:type="dxa" w:w="100"/>
-              <w:bottom w:type="dxa" w:w="70"/>
+            <w:tcW w:type="dxa" w:w="1400"/>
+            <w:tcBorders>
+              <w:top w:val="single" w:color="D9D4CB" w:sz="4"/>
+              <w:left w:val="none" w:color="auto" w:sz="0"/>
+              <w:bottom w:val="single" w:color="D9D4CB" w:sz="4"/>
+              <w:right w:val="none" w:color="auto" w:sz="0"/>
+            </w:tcBorders>
+            <w:tcMar>
+              <w:top w:type="dxa" w:w="52"/>
+              <w:left w:type="dxa" w:w="100"/>
+              <w:bottom w:type="dxa" w:w="52"/>
               <w:right w:type="dxa" w:w="100"/>
             </w:tcMar>
             <w:vAlign w:val="center"/>
@@ -13555,17 +13581,17 @@
         </w:tc>
         <w:tc>
           <w:tcPr>
-            <w:tcW w:type="dxa" w:w="1300"/>
-            <w:tcBorders>
-              <w:top w:val="single" w:color="D9D4CB" w:sz="4"/>
-              <w:left w:val="none" w:color="auto" w:sz="0"/>
-              <w:bottom w:val="single" w:color="D9D4CB" w:sz="4"/>
-              <w:right w:val="none" w:color="auto" w:sz="0"/>
-            </w:tcBorders>
-            <w:tcMar>
-              <w:top w:type="dxa" w:w="70"/>
-              <w:left w:type="dxa" w:w="100"/>
-              <w:bottom w:type="dxa" w:w="70"/>
+            <w:tcW w:type="dxa" w:w="1440"/>
+            <w:tcBorders>
+              <w:top w:val="single" w:color="D9D4CB" w:sz="4"/>
+              <w:left w:val="none" w:color="auto" w:sz="0"/>
+              <w:bottom w:val="single" w:color="D9D4CB" w:sz="4"/>
+              <w:right w:val="none" w:color="auto" w:sz="0"/>
+            </w:tcBorders>
+            <w:tcMar>
+              <w:top w:type="dxa" w:w="52"/>
+              <w:left w:type="dxa" w:w="100"/>
+              <w:bottom w:type="dxa" w:w="52"/>
               <w:right w:type="dxa" w:w="100"/>
             </w:tcMar>
             <w:vAlign w:val="center"/>
@@ -13592,17 +13618,17 @@
         </w:tc>
         <w:tc>
           <w:tcPr>
-            <w:tcW w:type="dxa" w:w="780"/>
-            <w:tcBorders>
-              <w:top w:val="single" w:color="D9D4CB" w:sz="4"/>
-              <w:left w:val="none" w:color="auto" w:sz="0"/>
-              <w:bottom w:val="single" w:color="D9D4CB" w:sz="4"/>
-              <w:right w:val="none" w:color="auto" w:sz="0"/>
-            </w:tcBorders>
-            <w:tcMar>
-              <w:top w:type="dxa" w:w="70"/>
-              <w:left w:type="dxa" w:w="100"/>
-              <w:bottom w:type="dxa" w:w="70"/>
+            <w:tcW w:type="dxa" w:w="900"/>
+            <w:tcBorders>
+              <w:top w:val="single" w:color="D9D4CB" w:sz="4"/>
+              <w:left w:val="none" w:color="auto" w:sz="0"/>
+              <w:bottom w:val="single" w:color="D9D4CB" w:sz="4"/>
+              <w:right w:val="none" w:color="auto" w:sz="0"/>
+            </w:tcBorders>
+            <w:tcMar>
+              <w:top w:type="dxa" w:w="52"/>
+              <w:left w:type="dxa" w:w="100"/>
+              <w:bottom w:type="dxa" w:w="52"/>
               <w:right w:type="dxa" w:w="100"/>
             </w:tcMar>
             <w:vAlign w:val="center"/>
@@ -13629,17 +13655,17 @@
         </w:tc>
         <w:tc>
           <w:tcPr>
-            <w:tcW w:type="dxa" w:w="1500"/>
-            <w:tcBorders>
-              <w:top w:val="single" w:color="D9D4CB" w:sz="4"/>
-              <w:left w:val="none" w:color="auto" w:sz="0"/>
-              <w:bottom w:val="single" w:color="D9D4CB" w:sz="4"/>
-              <w:right w:val="none" w:color="auto" w:sz="0"/>
-            </w:tcBorders>
-            <w:tcMar>
-              <w:top w:type="dxa" w:w="70"/>
-              <w:left w:type="dxa" w:w="100"/>
-              <w:bottom w:type="dxa" w:w="70"/>
+            <w:tcW w:type="dxa" w:w="1400"/>
+            <w:tcBorders>
+              <w:top w:val="single" w:color="D9D4CB" w:sz="4"/>
+              <w:left w:val="none" w:color="auto" w:sz="0"/>
+              <w:bottom w:val="single" w:color="D9D4CB" w:sz="4"/>
+              <w:right w:val="none" w:color="auto" w:sz="0"/>
+            </w:tcBorders>
+            <w:tcMar>
+              <w:top w:type="dxa" w:w="52"/>
+              <w:left w:type="dxa" w:w="100"/>
+              <w:bottom w:type="dxa" w:w="52"/>
               <w:right w:type="dxa" w:w="100"/>
             </w:tcMar>
             <w:vAlign w:val="center"/>
@@ -13666,17 +13692,17 @@
         </w:tc>
         <w:tc>
           <w:tcPr>
-            <w:tcW w:type="dxa" w:w="1500"/>
-            <w:tcBorders>
-              <w:top w:val="single" w:color="D9D4CB" w:sz="4"/>
-              <w:left w:val="none" w:color="auto" w:sz="0"/>
-              <w:bottom w:val="single" w:color="D9D4CB" w:sz="4"/>
-              <w:right w:val="none" w:color="auto" w:sz="0"/>
-            </w:tcBorders>
-            <w:tcMar>
-              <w:top w:type="dxa" w:w="70"/>
-              <w:left w:type="dxa" w:w="100"/>
-              <w:bottom w:type="dxa" w:w="70"/>
+            <w:tcW w:type="dxa" w:w="1580"/>
+            <w:tcBorders>
+              <w:top w:val="single" w:color="D9D4CB" w:sz="4"/>
+              <w:left w:val="none" w:color="auto" w:sz="0"/>
+              <w:bottom w:val="single" w:color="D9D4CB" w:sz="4"/>
+              <w:right w:val="none" w:color="auto" w:sz="0"/>
+            </w:tcBorders>
+            <w:tcMar>
+              <w:top w:type="dxa" w:w="52"/>
+              <w:left w:type="dxa" w:w="100"/>
+              <w:bottom w:type="dxa" w:w="52"/>
               <w:right w:type="dxa" w:w="100"/>
             </w:tcMar>
             <w:vAlign w:val="center"/>
@@ -13711,9 +13737,9 @@
               <w:right w:val="none" w:color="auto" w:sz="0"/>
             </w:tcBorders>
             <w:tcMar>
-              <w:top w:type="dxa" w:w="70"/>
-              <w:left w:type="dxa" w:w="100"/>
-              <w:bottom w:type="dxa" w:w="70"/>
+              <w:top w:type="dxa" w:w="52"/>
+              <w:left w:type="dxa" w:w="100"/>
+              <w:bottom w:type="dxa" w:w="52"/>
               <w:right w:type="dxa" w:w="100"/>
             </w:tcMar>
             <w:vAlign w:val="center"/>
@@ -13893,9 +13919,9 @@
             </w:tcBorders>
             <w:shd w:fill="1F2A44" w:color="auto" w:val="clear"/>
             <w:tcMar>
-              <w:top w:type="dxa" w:w="70"/>
-              <w:left w:type="dxa" w:w="100"/>
-              <w:bottom w:type="dxa" w:w="70"/>
+              <w:top w:type="dxa" w:w="52"/>
+              <w:left w:type="dxa" w:w="100"/>
+              <w:bottom w:type="dxa" w:w="52"/>
               <w:right w:type="dxa" w:w="100"/>
             </w:tcMar>
             <w:vAlign w:val="center"/>
@@ -13916,7 +13942,7 @@
                 <w:sz w:val="16"/>
                 <w:szCs w:val="16"/>
               </w:rPr>
-              <w:t xml:space="preserve">Тип</w:t>
+              <w:t xml:space="preserve">Тип квартиры</w:t>
             </w:r>
           </w:p>
         </w:tc>
@@ -13931,9 +13957,9 @@
             </w:tcBorders>
             <w:shd w:fill="1F2A44" w:color="auto" w:val="clear"/>
             <w:tcMar>
-              <w:top w:type="dxa" w:w="70"/>
-              <w:left w:type="dxa" w:w="100"/>
-              <w:bottom w:type="dxa" w:w="70"/>
+              <w:top w:type="dxa" w:w="52"/>
+              <w:left w:type="dxa" w:w="100"/>
+              <w:bottom w:type="dxa" w:w="52"/>
               <w:right w:type="dxa" w:w="100"/>
             </w:tcMar>
             <w:vAlign w:val="center"/>
@@ -13954,7 +13980,8 @@
                 <w:sz w:val="16"/>
                 <w:szCs w:val="16"/>
               </w:rPr>
-              <w:t xml:space="preserve">Муза</w:t>
+              <w:t xml:space="preserve">Муза
+средняя цена за м², ₽</w:t>
             </w:r>
           </w:p>
         </w:tc>
@@ -13969,9 +13996,9 @@
             </w:tcBorders>
             <w:shd w:fill="1F2A44" w:color="auto" w:val="clear"/>
             <w:tcMar>
-              <w:top w:type="dxa" w:w="70"/>
-              <w:left w:type="dxa" w:w="100"/>
-              <w:bottom w:type="dxa" w:w="70"/>
+              <w:top w:type="dxa" w:w="52"/>
+              <w:left w:type="dxa" w:w="100"/>
+              <w:bottom w:type="dxa" w:w="52"/>
               <w:right w:type="dxa" w:w="100"/>
             </w:tcMar>
             <w:vAlign w:val="center"/>
@@ -13992,7 +14019,8 @@
                 <w:sz w:val="16"/>
                 <w:szCs w:val="16"/>
               </w:rPr>
-              <w:t xml:space="preserve">МАСТЕРС</w:t>
+              <w:t xml:space="preserve">МАСТЕРС
+средняя цена за м², ₽</w:t>
             </w:r>
           </w:p>
         </w:tc>
@@ -14007,9 +14035,9 @@
             </w:tcBorders>
             <w:shd w:fill="1F2A44" w:color="auto" w:val="clear"/>
             <w:tcMar>
-              <w:top w:type="dxa" w:w="70"/>
-              <w:left w:type="dxa" w:w="100"/>
-              <w:bottom w:type="dxa" w:w="70"/>
+              <w:top w:type="dxa" w:w="52"/>
+              <w:left w:type="dxa" w:w="100"/>
+              <w:bottom w:type="dxa" w:w="52"/>
               <w:right w:type="dxa" w:w="100"/>
             </w:tcMar>
             <w:vAlign w:val="center"/>
@@ -14030,7 +14058,8 @@
                 <w:sz w:val="16"/>
                 <w:szCs w:val="16"/>
               </w:rPr>
-              <w:t xml:space="preserve">Дом на Часовой</w:t>
+              <w:t xml:space="preserve">Дом на Часовой
+средняя цена за м², ₽</w:t>
             </w:r>
           </w:p>
         </w:tc>
@@ -14046,9 +14075,9 @@
               <w:right w:val="none" w:color="auto" w:sz="0"/>
             </w:tcBorders>
             <w:tcMar>
-              <w:top w:type="dxa" w:w="70"/>
-              <w:left w:type="dxa" w:w="100"/>
-              <w:bottom w:type="dxa" w:w="70"/>
+              <w:top w:type="dxa" w:w="52"/>
+              <w:left w:type="dxa" w:w="100"/>
+              <w:bottom w:type="dxa" w:w="52"/>
               <w:right w:type="dxa" w:w="100"/>
             </w:tcMar>
             <w:vAlign w:val="center"/>
@@ -14083,9 +14112,9 @@
               <w:right w:val="none" w:color="auto" w:sz="0"/>
             </w:tcBorders>
             <w:tcMar>
-              <w:top w:type="dxa" w:w="70"/>
-              <w:left w:type="dxa" w:w="100"/>
-              <w:bottom w:type="dxa" w:w="70"/>
+              <w:top w:type="dxa" w:w="52"/>
+              <w:left w:type="dxa" w:w="100"/>
+              <w:bottom w:type="dxa" w:w="52"/>
               <w:right w:type="dxa" w:w="100"/>
             </w:tcMar>
             <w:vAlign w:val="center"/>
@@ -14120,9 +14149,9 @@
               <w:right w:val="none" w:color="auto" w:sz="0"/>
             </w:tcBorders>
             <w:tcMar>
-              <w:top w:type="dxa" w:w="70"/>
-              <w:left w:type="dxa" w:w="100"/>
-              <w:bottom w:type="dxa" w:w="70"/>
+              <w:top w:type="dxa" w:w="52"/>
+              <w:left w:type="dxa" w:w="100"/>
+              <w:bottom w:type="dxa" w:w="52"/>
               <w:right w:type="dxa" w:w="100"/>
             </w:tcMar>
             <w:vAlign w:val="center"/>
@@ -14157,9 +14186,9 @@
               <w:right w:val="none" w:color="auto" w:sz="0"/>
             </w:tcBorders>
             <w:tcMar>
-              <w:top w:type="dxa" w:w="70"/>
-              <w:left w:type="dxa" w:w="100"/>
-              <w:bottom w:type="dxa" w:w="70"/>
+              <w:top w:type="dxa" w:w="52"/>
+              <w:left w:type="dxa" w:w="100"/>
+              <w:bottom w:type="dxa" w:w="52"/>
               <w:right w:type="dxa" w:w="100"/>
             </w:tcMar>
             <w:vAlign w:val="center"/>
@@ -14197,9 +14226,9 @@
             </w:tcBorders>
             <w:shd w:fill="FBFAF8" w:color="auto" w:val="clear"/>
             <w:tcMar>
-              <w:top w:type="dxa" w:w="70"/>
-              <w:left w:type="dxa" w:w="100"/>
-              <w:bottom w:type="dxa" w:w="70"/>
+              <w:top w:type="dxa" w:w="52"/>
+              <w:left w:type="dxa" w:w="100"/>
+              <w:bottom w:type="dxa" w:w="52"/>
               <w:right w:type="dxa" w:w="100"/>
             </w:tcMar>
             <w:vAlign w:val="center"/>
@@ -14235,9 +14264,9 @@
             </w:tcBorders>
             <w:shd w:fill="FBFAF8" w:color="auto" w:val="clear"/>
             <w:tcMar>
-              <w:top w:type="dxa" w:w="70"/>
-              <w:left w:type="dxa" w:w="100"/>
-              <w:bottom w:type="dxa" w:w="70"/>
+              <w:top w:type="dxa" w:w="52"/>
+              <w:left w:type="dxa" w:w="100"/>
+              <w:bottom w:type="dxa" w:w="52"/>
               <w:right w:type="dxa" w:w="100"/>
             </w:tcMar>
             <w:vAlign w:val="center"/>
@@ -14273,9 +14302,9 @@
             </w:tcBorders>
             <w:shd w:fill="FBFAF8" w:color="auto" w:val="clear"/>
             <w:tcMar>
-              <w:top w:type="dxa" w:w="70"/>
-              <w:left w:type="dxa" w:w="100"/>
-              <w:bottom w:type="dxa" w:w="70"/>
+              <w:top w:type="dxa" w:w="52"/>
+              <w:left w:type="dxa" w:w="100"/>
+              <w:bottom w:type="dxa" w:w="52"/>
               <w:right w:type="dxa" w:w="100"/>
             </w:tcMar>
             <w:vAlign w:val="center"/>
@@ -14311,9 +14340,9 @@
             </w:tcBorders>
             <w:shd w:fill="FBFAF8" w:color="auto" w:val="clear"/>
             <w:tcMar>
-              <w:top w:type="dxa" w:w="70"/>
-              <w:left w:type="dxa" w:w="100"/>
-              <w:bottom w:type="dxa" w:w="70"/>
+              <w:top w:type="dxa" w:w="52"/>
+              <w:left w:type="dxa" w:w="100"/>
+              <w:bottom w:type="dxa" w:w="52"/>
               <w:right w:type="dxa" w:w="100"/>
             </w:tcMar>
             <w:vAlign w:val="center"/>
@@ -14350,9 +14379,9 @@
               <w:right w:val="none" w:color="auto" w:sz="0"/>
             </w:tcBorders>
             <w:tcMar>
-              <w:top w:type="dxa" w:w="70"/>
-              <w:left w:type="dxa" w:w="100"/>
-              <w:bottom w:type="dxa" w:w="70"/>
+              <w:top w:type="dxa" w:w="52"/>
+              <w:left w:type="dxa" w:w="100"/>
+              <w:bottom w:type="dxa" w:w="52"/>
               <w:right w:type="dxa" w:w="100"/>
             </w:tcMar>
             <w:vAlign w:val="center"/>
@@ -14387,9 +14416,9 @@
               <w:right w:val="none" w:color="auto" w:sz="0"/>
             </w:tcBorders>
             <w:tcMar>
-              <w:top w:type="dxa" w:w="70"/>
-              <w:left w:type="dxa" w:w="100"/>
-              <w:bottom w:type="dxa" w:w="70"/>
+              <w:top w:type="dxa" w:w="52"/>
+              <w:left w:type="dxa" w:w="100"/>
+              <w:bottom w:type="dxa" w:w="52"/>
               <w:right w:type="dxa" w:w="100"/>
             </w:tcMar>
             <w:vAlign w:val="center"/>
@@ -14424,9 +14453,9 @@
               <w:right w:val="none" w:color="auto" w:sz="0"/>
             </w:tcBorders>
             <w:tcMar>
-              <w:top w:type="dxa" w:w="70"/>
-              <w:left w:type="dxa" w:w="100"/>
-              <w:bottom w:type="dxa" w:w="70"/>
+              <w:top w:type="dxa" w:w="52"/>
+              <w:left w:type="dxa" w:w="100"/>
+              <w:bottom w:type="dxa" w:w="52"/>
               <w:right w:type="dxa" w:w="100"/>
             </w:tcMar>
             <w:vAlign w:val="center"/>
@@ -14461,9 +14490,9 @@
               <w:right w:val="none" w:color="auto" w:sz="0"/>
             </w:tcBorders>
             <w:tcMar>
-              <w:top w:type="dxa" w:w="70"/>
-              <w:left w:type="dxa" w:w="100"/>
-              <w:bottom w:type="dxa" w:w="70"/>
+              <w:top w:type="dxa" w:w="52"/>
+              <w:left w:type="dxa" w:w="100"/>
+              <w:bottom w:type="dxa" w:w="52"/>
               <w:right w:type="dxa" w:w="100"/>
             </w:tcMar>
             <w:vAlign w:val="center"/>
@@ -14501,9 +14530,9 @@
             </w:tcBorders>
             <w:shd w:fill="FBFAF8" w:color="auto" w:val="clear"/>
             <w:tcMar>
-              <w:top w:type="dxa" w:w="70"/>
-              <w:left w:type="dxa" w:w="100"/>
-              <w:bottom w:type="dxa" w:w="70"/>
+              <w:top w:type="dxa" w:w="52"/>
+              <w:left w:type="dxa" w:w="100"/>
+              <w:bottom w:type="dxa" w:w="52"/>
               <w:right w:type="dxa" w:w="100"/>
             </w:tcMar>
             <w:vAlign w:val="center"/>
@@ -14539,9 +14568,9 @@
             </w:tcBorders>
             <w:shd w:fill="FBFAF8" w:color="auto" w:val="clear"/>
             <w:tcMar>
-              <w:top w:type="dxa" w:w="70"/>
-              <w:left w:type="dxa" w:w="100"/>
-              <w:bottom w:type="dxa" w:w="70"/>
+              <w:top w:type="dxa" w:w="52"/>
+              <w:left w:type="dxa" w:w="100"/>
+              <w:bottom w:type="dxa" w:w="52"/>
               <w:right w:type="dxa" w:w="100"/>
             </w:tcMar>
             <w:vAlign w:val="center"/>
@@ -14577,9 +14606,9 @@
             </w:tcBorders>
             <w:shd w:fill="FBFAF8" w:color="auto" w:val="clear"/>
             <w:tcMar>
-              <w:top w:type="dxa" w:w="70"/>
-              <w:left w:type="dxa" w:w="100"/>
-              <w:bottom w:type="dxa" w:w="70"/>
+              <w:top w:type="dxa" w:w="52"/>
+              <w:left w:type="dxa" w:w="100"/>
+              <w:bottom w:type="dxa" w:w="52"/>
               <w:right w:type="dxa" w:w="100"/>
             </w:tcMar>
             <w:vAlign w:val="center"/>
@@ -14615,9 +14644,9 @@
             </w:tcBorders>
             <w:shd w:fill="FBFAF8" w:color="auto" w:val="clear"/>
             <w:tcMar>
-              <w:top w:type="dxa" w:w="70"/>
-              <w:left w:type="dxa" w:w="100"/>
-              <w:bottom w:type="dxa" w:w="70"/>
+              <w:top w:type="dxa" w:w="52"/>
+              <w:left w:type="dxa" w:w="100"/>
+              <w:bottom w:type="dxa" w:w="52"/>
               <w:right w:type="dxa" w:w="100"/>
             </w:tcMar>
             <w:vAlign w:val="center"/>
@@ -14678,7 +14707,7 @@
           <w:sz w:val="15"/>
           <w:szCs w:val="15"/>
         </w:rPr>
-        <w:t xml:space="preserve">Студий в «Музе» нет. Порядок цен сохраняется во всех типологиях без исключения.</w:t>
+        <w:t xml:space="preserve">В скобках — число лотов в продаже. Студий в «Музе» нет. Порядок цен сохраняется во всех типологиях без исключения.</w:t>
       </w:r>
     </w:p>
     <w:p>
@@ -15397,7 +15426,7 @@
             <w:pPr>
               <w:spacing w:after="0" w:before="60" w:line="230" w:lineRule="auto"/>
             </w:pPr>
-            <w:hyperlink w:history="1" r:id="rIdk7hmlmrgovqwhgg7srwa2">
+            <w:hyperlink w:history="1" r:id="rId5-ozncibk-0oxiu5wbkj4">
               <w:r>
                 <w:rPr>
                   <w:rFonts w:ascii="Arial" w:cs="Arial" w:eastAsia="Arial" w:hAnsi="Arial"/>
@@ -15847,7 +15876,7 @@
             <w:pPr>
               <w:spacing w:after="0" w:before="60" w:line="230" w:lineRule="auto"/>
             </w:pPr>
-            <w:hyperlink w:history="1" r:id="rIduscd9fakvryxrybjsxuiy">
+            <w:hyperlink w:history="1" r:id="rIde7kl2e74tjqr-3zs4n4_0">
               <w:r>
                 <w:rPr>
                   <w:rFonts w:ascii="Arial" w:cs="Arial" w:eastAsia="Arial" w:hAnsi="Arial"/>
@@ -16298,7 +16327,7 @@
             <w:pPr>
               <w:spacing w:after="0" w:before="60" w:line="230" w:lineRule="auto"/>
             </w:pPr>
-            <w:hyperlink w:history="1" r:id="rIdcivblx0uvvn0eqytgbavq">
+            <w:hyperlink w:history="1" r:id="rIdg_oylkb7va_yl-iqoo2v5">
               <w:r>
                 <w:rPr>
                   <w:rFonts w:ascii="Arial" w:cs="Arial" w:eastAsia="Arial" w:hAnsi="Arial"/>
@@ -16366,14 +16395,14 @@
         </w:tblBorders>
       </w:tblPr>
       <w:tblGrid>
-        <w:gridCol w:w="1700"/>
-        <w:gridCol w:w="1200"/>
-        <w:gridCol w:w="900"/>
-        <w:gridCol w:w="1200"/>
-        <w:gridCol w:w="1050"/>
-        <w:gridCol w:w="1250"/>
-        <w:gridCol w:w="1150"/>
-        <w:gridCol w:w="1188"/>
+        <w:gridCol w:w="1620"/>
+        <w:gridCol w:w="1220"/>
+        <w:gridCol w:w="780"/>
+        <w:gridCol w:w="1180"/>
+        <w:gridCol w:w="1120"/>
+        <w:gridCol w:w="1080"/>
+        <w:gridCol w:w="1080"/>
+        <w:gridCol w:w="1558"/>
       </w:tblGrid>
       <w:tr>
         <w:trPr>
@@ -16381,7 +16410,7 @@
         </w:trPr>
         <w:tc>
           <w:tcPr>
-            <w:tcW w:type="dxa" w:w="1700"/>
+            <w:tcW w:type="dxa" w:w="1620"/>
             <w:tcBorders>
               <w:top w:val="single" w:color="1F2A44" w:sz="4"/>
               <w:left w:val="none" w:color="auto" w:sz="0"/>
@@ -16390,9 +16419,9 @@
             </w:tcBorders>
             <w:shd w:fill="1F2A44" w:color="auto" w:val="clear"/>
             <w:tcMar>
-              <w:top w:type="dxa" w:w="70"/>
-              <w:left w:type="dxa" w:w="100"/>
-              <w:bottom w:type="dxa" w:w="70"/>
+              <w:top w:type="dxa" w:w="52"/>
+              <w:left w:type="dxa" w:w="100"/>
+              <w:bottom w:type="dxa" w:w="52"/>
               <w:right w:type="dxa" w:w="100"/>
             </w:tcMar>
             <w:vAlign w:val="center"/>
@@ -16413,13 +16442,13 @@
                 <w:sz w:val="16"/>
                 <w:szCs w:val="16"/>
               </w:rPr>
-              <w:t xml:space="preserve">Тип</w:t>
-            </w:r>
-          </w:p>
-        </w:tc>
-        <w:tc>
-          <w:tcPr>
-            <w:tcW w:type="dxa" w:w="1200"/>
+              <w:t xml:space="preserve">Тип квартиры</w:t>
+            </w:r>
+          </w:p>
+        </w:tc>
+        <w:tc>
+          <w:tcPr>
+            <w:tcW w:type="dxa" w:w="1220"/>
             <w:tcBorders>
               <w:top w:val="single" w:color="1F2A44" w:sz="4"/>
               <w:left w:val="none" w:color="auto" w:sz="0"/>
@@ -16428,9 +16457,9 @@
             </w:tcBorders>
             <w:shd w:fill="1F2A44" w:color="auto" w:val="clear"/>
             <w:tcMar>
-              <w:top w:type="dxa" w:w="70"/>
-              <w:left w:type="dxa" w:w="100"/>
-              <w:bottom w:type="dxa" w:w="70"/>
+              <w:top w:type="dxa" w:w="52"/>
+              <w:left w:type="dxa" w:w="100"/>
+              <w:bottom w:type="dxa" w:w="52"/>
               <w:right w:type="dxa" w:w="100"/>
             </w:tcMar>
             <w:vAlign w:val="center"/>
@@ -16452,13 +16481,13 @@
                 <w:szCs w:val="16"/>
               </w:rPr>
               <w:t xml:space="preserve">Площадь
-на плане</w:t>
-            </w:r>
-          </w:p>
-        </w:tc>
-        <w:tc>
-          <w:tcPr>
-            <w:tcW w:type="dxa" w:w="900"/>
+на плане, м²</w:t>
+            </w:r>
+          </w:p>
+        </w:tc>
+        <w:tc>
+          <w:tcPr>
+            <w:tcW w:type="dxa" w:w="780"/>
             <w:tcBorders>
               <w:top w:val="single" w:color="1F2A44" w:sz="4"/>
               <w:left w:val="none" w:color="auto" w:sz="0"/>
@@ -16467,9 +16496,9 @@
             </w:tcBorders>
             <w:shd w:fill="1F2A44" w:color="auto" w:val="clear"/>
             <w:tcMar>
-              <w:top w:type="dxa" w:w="70"/>
-              <w:left w:type="dxa" w:w="100"/>
-              <w:bottom w:type="dxa" w:w="70"/>
+              <w:top w:type="dxa" w:w="52"/>
+              <w:left w:type="dxa" w:w="100"/>
+              <w:bottom w:type="dxa" w:w="52"/>
               <w:right w:type="dxa" w:w="100"/>
             </w:tcMar>
             <w:vAlign w:val="center"/>
@@ -16496,7 +16525,7 @@
         </w:tc>
         <w:tc>
           <w:tcPr>
-            <w:tcW w:type="dxa" w:w="1200"/>
+            <w:tcW w:type="dxa" w:w="1180"/>
             <w:tcBorders>
               <w:top w:val="single" w:color="1F2A44" w:sz="4"/>
               <w:left w:val="none" w:color="auto" w:sz="0"/>
@@ -16505,9 +16534,9 @@
             </w:tcBorders>
             <w:shd w:fill="1F2A44" w:color="auto" w:val="clear"/>
             <w:tcMar>
-              <w:top w:type="dxa" w:w="70"/>
-              <w:left w:type="dxa" w:w="100"/>
-              <w:bottom w:type="dxa" w:w="70"/>
+              <w:top w:type="dxa" w:w="52"/>
+              <w:left w:type="dxa" w:w="100"/>
+              <w:bottom w:type="dxa" w:w="52"/>
               <w:right w:type="dxa" w:w="100"/>
             </w:tcMar>
             <w:vAlign w:val="center"/>
@@ -16534,7 +16563,7 @@
         </w:tc>
         <w:tc>
           <w:tcPr>
-            <w:tcW w:type="dxa" w:w="1050"/>
+            <w:tcW w:type="dxa" w:w="1120"/>
             <w:tcBorders>
               <w:top w:val="single" w:color="1F2A44" w:sz="4"/>
               <w:left w:val="none" w:color="auto" w:sz="0"/>
@@ -16543,9 +16572,9 @@
             </w:tcBorders>
             <w:shd w:fill="1F2A44" w:color="auto" w:val="clear"/>
             <w:tcMar>
-              <w:top w:type="dxa" w:w="70"/>
-              <w:left w:type="dxa" w:w="100"/>
-              <w:bottom w:type="dxa" w:w="70"/>
+              <w:top w:type="dxa" w:w="52"/>
+              <w:left w:type="dxa" w:w="100"/>
+              <w:bottom w:type="dxa" w:w="52"/>
               <w:right w:type="dxa" w:w="100"/>
             </w:tcMar>
             <w:vAlign w:val="center"/>
@@ -16566,14 +16595,14 @@
                 <w:sz w:val="16"/>
                 <w:szCs w:val="16"/>
               </w:rPr>
-              <w:t xml:space="preserve">Цена,
+              <w:t xml:space="preserve">Цена лота,
 млн ₽</w:t>
             </w:r>
           </w:p>
         </w:tc>
         <w:tc>
           <w:tcPr>
-            <w:tcW w:type="dxa" w:w="1250"/>
+            <w:tcW w:type="dxa" w:w="1080"/>
             <w:tcBorders>
               <w:top w:val="single" w:color="1F2A44" w:sz="4"/>
               <w:left w:val="none" w:color="auto" w:sz="0"/>
@@ -16582,9 +16611,9 @@
             </w:tcBorders>
             <w:shd w:fill="1F2A44" w:color="auto" w:val="clear"/>
             <w:tcMar>
-              <w:top w:type="dxa" w:w="70"/>
-              <w:left w:type="dxa" w:w="100"/>
-              <w:bottom w:type="dxa" w:w="70"/>
+              <w:top w:type="dxa" w:w="52"/>
+              <w:left w:type="dxa" w:w="100"/>
+              <w:bottom w:type="dxa" w:w="52"/>
               <w:right w:type="dxa" w:w="100"/>
             </w:tcMar>
             <w:vAlign w:val="center"/>
@@ -16605,13 +16634,14 @@
                 <w:sz w:val="16"/>
                 <w:szCs w:val="16"/>
               </w:rPr>
-              <w:t xml:space="preserve">₽/м²</w:t>
-            </w:r>
-          </w:p>
-        </w:tc>
-        <w:tc>
-          <w:tcPr>
-            <w:tcW w:type="dxa" w:w="1150"/>
+              <w:t xml:space="preserve">Цена за
+м², ₽</w:t>
+            </w:r>
+          </w:p>
+        </w:tc>
+        <w:tc>
+          <w:tcPr>
+            <w:tcW w:type="dxa" w:w="1080"/>
             <w:tcBorders>
               <w:top w:val="single" w:color="1F2A44" w:sz="4"/>
               <w:left w:val="none" w:color="auto" w:sz="0"/>
@@ -16620,9 +16650,9 @@
             </w:tcBorders>
             <w:shd w:fill="1F2A44" w:color="auto" w:val="clear"/>
             <w:tcMar>
-              <w:top w:type="dxa" w:w="70"/>
-              <w:left w:type="dxa" w:w="100"/>
-              <w:bottom w:type="dxa" w:w="70"/>
+              <w:top w:type="dxa" w:w="52"/>
+              <w:left w:type="dxa" w:w="100"/>
+              <w:bottom w:type="dxa" w:w="52"/>
               <w:right w:type="dxa" w:w="100"/>
             </w:tcMar>
             <w:vAlign w:val="center"/>
@@ -16650,7 +16680,7 @@
         </w:tc>
         <w:tc>
           <w:tcPr>
-            <w:tcW w:type="dxa" w:w="1188"/>
+            <w:tcW w:type="dxa" w:w="1558"/>
             <w:tcBorders>
               <w:top w:val="single" w:color="1F2A44" w:sz="4"/>
               <w:left w:val="none" w:color="auto" w:sz="0"/>
@@ -16659,9 +16689,9 @@
             </w:tcBorders>
             <w:shd w:fill="1F2A44" w:color="auto" w:val="clear"/>
             <w:tcMar>
-              <w:top w:type="dxa" w:w="70"/>
-              <w:left w:type="dxa" w:w="100"/>
-              <w:bottom w:type="dxa" w:w="70"/>
+              <w:top w:type="dxa" w:w="52"/>
+              <w:left w:type="dxa" w:w="100"/>
+              <w:bottom w:type="dxa" w:w="52"/>
               <w:right w:type="dxa" w:w="100"/>
             </w:tcMar>
             <w:vAlign w:val="center"/>
@@ -16682,8 +16712,8 @@
                 <w:sz w:val="16"/>
                 <w:szCs w:val="16"/>
               </w:rPr>
-              <w:t xml:space="preserve">Площади
-в типе, м²</w:t>
+              <w:t xml:space="preserve">Площади в типе
+от — до, м²</w:t>
             </w:r>
           </w:p>
         </w:tc>
@@ -16691,17 +16721,17 @@
       <w:tr>
         <w:tc>
           <w:tcPr>
-            <w:tcW w:type="dxa" w:w="1700"/>
-            <w:tcBorders>
-              <w:top w:val="single" w:color="D9D4CB" w:sz="4"/>
-              <w:left w:val="none" w:color="auto" w:sz="0"/>
-              <w:bottom w:val="single" w:color="D9D4CB" w:sz="4"/>
-              <w:right w:val="none" w:color="auto" w:sz="0"/>
-            </w:tcBorders>
-            <w:tcMar>
-              <w:top w:type="dxa" w:w="70"/>
-              <w:left w:type="dxa" w:w="100"/>
-              <w:bottom w:type="dxa" w:w="70"/>
+            <w:tcW w:type="dxa" w:w="1620"/>
+            <w:tcBorders>
+              <w:top w:val="single" w:color="D9D4CB" w:sz="4"/>
+              <w:left w:val="none" w:color="auto" w:sz="0"/>
+              <w:bottom w:val="single" w:color="D9D4CB" w:sz="4"/>
+              <w:right w:val="none" w:color="auto" w:sz="0"/>
+            </w:tcBorders>
+            <w:tcMar>
+              <w:top w:type="dxa" w:w="52"/>
+              <w:left w:type="dxa" w:w="100"/>
+              <w:bottom w:type="dxa" w:w="52"/>
               <w:right w:type="dxa" w:w="100"/>
             </w:tcMar>
             <w:vAlign w:val="center"/>
@@ -16728,17 +16758,17 @@
         </w:tc>
         <w:tc>
           <w:tcPr>
-            <w:tcW w:type="dxa" w:w="1200"/>
-            <w:tcBorders>
-              <w:top w:val="single" w:color="D9D4CB" w:sz="4"/>
-              <w:left w:val="none" w:color="auto" w:sz="0"/>
-              <w:bottom w:val="single" w:color="D9D4CB" w:sz="4"/>
-              <w:right w:val="none" w:color="auto" w:sz="0"/>
-            </w:tcBorders>
-            <w:tcMar>
-              <w:top w:type="dxa" w:w="70"/>
-              <w:left w:type="dxa" w:w="100"/>
-              <w:bottom w:type="dxa" w:w="70"/>
+            <w:tcW w:type="dxa" w:w="1220"/>
+            <w:tcBorders>
+              <w:top w:val="single" w:color="D9D4CB" w:sz="4"/>
+              <w:left w:val="none" w:color="auto" w:sz="0"/>
+              <w:bottom w:val="single" w:color="D9D4CB" w:sz="4"/>
+              <w:right w:val="none" w:color="auto" w:sz="0"/>
+            </w:tcBorders>
+            <w:tcMar>
+              <w:top w:type="dxa" w:w="52"/>
+              <w:left w:type="dxa" w:w="100"/>
+              <w:bottom w:type="dxa" w:w="52"/>
               <w:right w:type="dxa" w:w="100"/>
             </w:tcMar>
             <w:vAlign w:val="center"/>
@@ -16765,17 +16795,17 @@
         </w:tc>
         <w:tc>
           <w:tcPr>
-            <w:tcW w:type="dxa" w:w="900"/>
-            <w:tcBorders>
-              <w:top w:val="single" w:color="D9D4CB" w:sz="4"/>
-              <w:left w:val="none" w:color="auto" w:sz="0"/>
-              <w:bottom w:val="single" w:color="D9D4CB" w:sz="4"/>
-              <w:right w:val="none" w:color="auto" w:sz="0"/>
-            </w:tcBorders>
-            <w:tcMar>
-              <w:top w:type="dxa" w:w="70"/>
-              <w:left w:type="dxa" w:w="100"/>
-              <w:bottom w:type="dxa" w:w="70"/>
+            <w:tcW w:type="dxa" w:w="780"/>
+            <w:tcBorders>
+              <w:top w:val="single" w:color="D9D4CB" w:sz="4"/>
+              <w:left w:val="none" w:color="auto" w:sz="0"/>
+              <w:bottom w:val="single" w:color="D9D4CB" w:sz="4"/>
+              <w:right w:val="none" w:color="auto" w:sz="0"/>
+            </w:tcBorders>
+            <w:tcMar>
+              <w:top w:type="dxa" w:w="52"/>
+              <w:left w:type="dxa" w:w="100"/>
+              <w:bottom w:type="dxa" w:w="52"/>
               <w:right w:type="dxa" w:w="100"/>
             </w:tcMar>
             <w:vAlign w:val="center"/>
@@ -16802,17 +16832,17 @@
         </w:tc>
         <w:tc>
           <w:tcPr>
-            <w:tcW w:type="dxa" w:w="1200"/>
-            <w:tcBorders>
-              <w:top w:val="single" w:color="D9D4CB" w:sz="4"/>
-              <w:left w:val="none" w:color="auto" w:sz="0"/>
-              <w:bottom w:val="single" w:color="D9D4CB" w:sz="4"/>
-              <w:right w:val="none" w:color="auto" w:sz="0"/>
-            </w:tcBorders>
-            <w:tcMar>
-              <w:top w:type="dxa" w:w="70"/>
-              <w:left w:type="dxa" w:w="100"/>
-              <w:bottom w:type="dxa" w:w="70"/>
+            <w:tcW w:type="dxa" w:w="1180"/>
+            <w:tcBorders>
+              <w:top w:val="single" w:color="D9D4CB" w:sz="4"/>
+              <w:left w:val="none" w:color="auto" w:sz="0"/>
+              <w:bottom w:val="single" w:color="D9D4CB" w:sz="4"/>
+              <w:right w:val="none" w:color="auto" w:sz="0"/>
+            </w:tcBorders>
+            <w:tcMar>
+              <w:top w:type="dxa" w:w="52"/>
+              <w:left w:type="dxa" w:w="100"/>
+              <w:bottom w:type="dxa" w:w="52"/>
               <w:right w:type="dxa" w:w="100"/>
             </w:tcMar>
             <w:vAlign w:val="center"/>
@@ -16839,17 +16869,17 @@
         </w:tc>
         <w:tc>
           <w:tcPr>
-            <w:tcW w:type="dxa" w:w="1050"/>
-            <w:tcBorders>
-              <w:top w:val="single" w:color="D9D4CB" w:sz="4"/>
-              <w:left w:val="none" w:color="auto" w:sz="0"/>
-              <w:bottom w:val="single" w:color="D9D4CB" w:sz="4"/>
-              <w:right w:val="none" w:color="auto" w:sz="0"/>
-            </w:tcBorders>
-            <w:tcMar>
-              <w:top w:type="dxa" w:w="70"/>
-              <w:left w:type="dxa" w:w="100"/>
-              <w:bottom w:type="dxa" w:w="70"/>
+            <w:tcW w:type="dxa" w:w="1120"/>
+            <w:tcBorders>
+              <w:top w:val="single" w:color="D9D4CB" w:sz="4"/>
+              <w:left w:val="none" w:color="auto" w:sz="0"/>
+              <w:bottom w:val="single" w:color="D9D4CB" w:sz="4"/>
+              <w:right w:val="none" w:color="auto" w:sz="0"/>
+            </w:tcBorders>
+            <w:tcMar>
+              <w:top w:type="dxa" w:w="52"/>
+              <w:left w:type="dxa" w:w="100"/>
+              <w:bottom w:type="dxa" w:w="52"/>
               <w:right w:type="dxa" w:w="100"/>
             </w:tcMar>
             <w:vAlign w:val="center"/>
@@ -16876,17 +16906,17 @@
         </w:tc>
         <w:tc>
           <w:tcPr>
-            <w:tcW w:type="dxa" w:w="1250"/>
-            <w:tcBorders>
-              <w:top w:val="single" w:color="D9D4CB" w:sz="4"/>
-              <w:left w:val="none" w:color="auto" w:sz="0"/>
-              <w:bottom w:val="single" w:color="D9D4CB" w:sz="4"/>
-              <w:right w:val="none" w:color="auto" w:sz="0"/>
-            </w:tcBorders>
-            <w:tcMar>
-              <w:top w:type="dxa" w:w="70"/>
-              <w:left w:type="dxa" w:w="100"/>
-              <w:bottom w:type="dxa" w:w="70"/>
+            <w:tcW w:type="dxa" w:w="1080"/>
+            <w:tcBorders>
+              <w:top w:val="single" w:color="D9D4CB" w:sz="4"/>
+              <w:left w:val="none" w:color="auto" w:sz="0"/>
+              <w:bottom w:val="single" w:color="D9D4CB" w:sz="4"/>
+              <w:right w:val="none" w:color="auto" w:sz="0"/>
+            </w:tcBorders>
+            <w:tcMar>
+              <w:top w:type="dxa" w:w="52"/>
+              <w:left w:type="dxa" w:w="100"/>
+              <w:bottom w:type="dxa" w:w="52"/>
               <w:right w:type="dxa" w:w="100"/>
             </w:tcMar>
             <w:vAlign w:val="center"/>
@@ -16913,17 +16943,17 @@
         </w:tc>
         <w:tc>
           <w:tcPr>
-            <w:tcW w:type="dxa" w:w="1150"/>
-            <w:tcBorders>
-              <w:top w:val="single" w:color="D9D4CB" w:sz="4"/>
-              <w:left w:val="none" w:color="auto" w:sz="0"/>
-              <w:bottom w:val="single" w:color="D9D4CB" w:sz="4"/>
-              <w:right w:val="none" w:color="auto" w:sz="0"/>
-            </w:tcBorders>
-            <w:tcMar>
-              <w:top w:type="dxa" w:w="70"/>
-              <w:left w:type="dxa" w:w="100"/>
-              <w:bottom w:type="dxa" w:w="70"/>
+            <w:tcW w:type="dxa" w:w="1080"/>
+            <w:tcBorders>
+              <w:top w:val="single" w:color="D9D4CB" w:sz="4"/>
+              <w:left w:val="none" w:color="auto" w:sz="0"/>
+              <w:bottom w:val="single" w:color="D9D4CB" w:sz="4"/>
+              <w:right w:val="none" w:color="auto" w:sz="0"/>
+            </w:tcBorders>
+            <w:tcMar>
+              <w:top w:type="dxa" w:w="52"/>
+              <w:left w:type="dxa" w:w="100"/>
+              <w:bottom w:type="dxa" w:w="52"/>
               <w:right w:type="dxa" w:w="100"/>
             </w:tcMar>
             <w:vAlign w:val="center"/>
@@ -16950,17 +16980,17 @@
         </w:tc>
         <w:tc>
           <w:tcPr>
-            <w:tcW w:type="dxa" w:w="1188"/>
-            <w:tcBorders>
-              <w:top w:val="single" w:color="D9D4CB" w:sz="4"/>
-              <w:left w:val="none" w:color="auto" w:sz="0"/>
-              <w:bottom w:val="single" w:color="D9D4CB" w:sz="4"/>
-              <w:right w:val="none" w:color="auto" w:sz="0"/>
-            </w:tcBorders>
-            <w:tcMar>
-              <w:top w:type="dxa" w:w="70"/>
-              <w:left w:type="dxa" w:w="100"/>
-              <w:bottom w:type="dxa" w:w="70"/>
+            <w:tcW w:type="dxa" w:w="1558"/>
+            <w:tcBorders>
+              <w:top w:val="single" w:color="D9D4CB" w:sz="4"/>
+              <w:left w:val="none" w:color="auto" w:sz="0"/>
+              <w:bottom w:val="single" w:color="D9D4CB" w:sz="4"/>
+              <w:right w:val="none" w:color="auto" w:sz="0"/>
+            </w:tcBorders>
+            <w:tcMar>
+              <w:top w:type="dxa" w:w="52"/>
+              <w:left w:type="dxa" w:w="100"/>
+              <w:bottom w:type="dxa" w:w="52"/>
               <w:right w:type="dxa" w:w="100"/>
             </w:tcMar>
             <w:vAlign w:val="center"/>
@@ -16989,7 +17019,7 @@
       <w:tr>
         <w:tc>
           <w:tcPr>
-            <w:tcW w:type="dxa" w:w="1700"/>
+            <w:tcW w:type="dxa" w:w="1620"/>
             <w:tcBorders>
               <w:top w:val="single" w:color="D9D4CB" w:sz="4"/>
               <w:left w:val="none" w:color="auto" w:sz="0"/>
@@ -16998,9 +17028,9 @@
             </w:tcBorders>
             <w:shd w:fill="FBFAF8" w:color="auto" w:val="clear"/>
             <w:tcMar>
-              <w:top w:type="dxa" w:w="70"/>
-              <w:left w:type="dxa" w:w="100"/>
-              <w:bottom w:type="dxa" w:w="70"/>
+              <w:top w:type="dxa" w:w="52"/>
+              <w:left w:type="dxa" w:w="100"/>
+              <w:bottom w:type="dxa" w:w="52"/>
               <w:right w:type="dxa" w:w="100"/>
             </w:tcMar>
             <w:vAlign w:val="center"/>
@@ -17027,7 +17057,7 @@
         </w:tc>
         <w:tc>
           <w:tcPr>
-            <w:tcW w:type="dxa" w:w="1200"/>
+            <w:tcW w:type="dxa" w:w="1220"/>
             <w:tcBorders>
               <w:top w:val="single" w:color="D9D4CB" w:sz="4"/>
               <w:left w:val="none" w:color="auto" w:sz="0"/>
@@ -17036,9 +17066,9 @@
             </w:tcBorders>
             <w:shd w:fill="FBFAF8" w:color="auto" w:val="clear"/>
             <w:tcMar>
-              <w:top w:type="dxa" w:w="70"/>
-              <w:left w:type="dxa" w:w="100"/>
-              <w:bottom w:type="dxa" w:w="70"/>
+              <w:top w:type="dxa" w:w="52"/>
+              <w:left w:type="dxa" w:w="100"/>
+              <w:bottom w:type="dxa" w:w="52"/>
               <w:right w:type="dxa" w:w="100"/>
             </w:tcMar>
             <w:vAlign w:val="center"/>
@@ -17065,7 +17095,7 @@
         </w:tc>
         <w:tc>
           <w:tcPr>
-            <w:tcW w:type="dxa" w:w="900"/>
+            <w:tcW w:type="dxa" w:w="780"/>
             <w:tcBorders>
               <w:top w:val="single" w:color="D9D4CB" w:sz="4"/>
               <w:left w:val="none" w:color="auto" w:sz="0"/>
@@ -17074,9 +17104,9 @@
             </w:tcBorders>
             <w:shd w:fill="FBFAF8" w:color="auto" w:val="clear"/>
             <w:tcMar>
-              <w:top w:type="dxa" w:w="70"/>
-              <w:left w:type="dxa" w:w="100"/>
-              <w:bottom w:type="dxa" w:w="70"/>
+              <w:top w:type="dxa" w:w="52"/>
+              <w:left w:type="dxa" w:w="100"/>
+              <w:bottom w:type="dxa" w:w="52"/>
               <w:right w:type="dxa" w:w="100"/>
             </w:tcMar>
             <w:vAlign w:val="center"/>
@@ -17103,7 +17133,7 @@
         </w:tc>
         <w:tc>
           <w:tcPr>
-            <w:tcW w:type="dxa" w:w="1200"/>
+            <w:tcW w:type="dxa" w:w="1180"/>
             <w:tcBorders>
               <w:top w:val="single" w:color="D9D4CB" w:sz="4"/>
               <w:left w:val="none" w:color="auto" w:sz="0"/>
@@ -17112,9 +17142,9 @@
             </w:tcBorders>
             <w:shd w:fill="FBFAF8" w:color="auto" w:val="clear"/>
             <w:tcMar>
-              <w:top w:type="dxa" w:w="70"/>
-              <w:left w:type="dxa" w:w="100"/>
-              <w:bottom w:type="dxa" w:w="70"/>
+              <w:top w:type="dxa" w:w="52"/>
+              <w:left w:type="dxa" w:w="100"/>
+              <w:bottom w:type="dxa" w:w="52"/>
               <w:right w:type="dxa" w:w="100"/>
             </w:tcMar>
             <w:vAlign w:val="center"/>
@@ -17141,7 +17171,7 @@
         </w:tc>
         <w:tc>
           <w:tcPr>
-            <w:tcW w:type="dxa" w:w="1050"/>
+            <w:tcW w:type="dxa" w:w="1120"/>
             <w:tcBorders>
               <w:top w:val="single" w:color="D9D4CB" w:sz="4"/>
               <w:left w:val="none" w:color="auto" w:sz="0"/>
@@ -17150,9 +17180,9 @@
             </w:tcBorders>
             <w:shd w:fill="FBFAF8" w:color="auto" w:val="clear"/>
             <w:tcMar>
-              <w:top w:type="dxa" w:w="70"/>
-              <w:left w:type="dxa" w:w="100"/>
-              <w:bottom w:type="dxa" w:w="70"/>
+              <w:top w:type="dxa" w:w="52"/>
+              <w:left w:type="dxa" w:w="100"/>
+              <w:bottom w:type="dxa" w:w="52"/>
               <w:right w:type="dxa" w:w="100"/>
             </w:tcMar>
             <w:vAlign w:val="center"/>
@@ -17179,7 +17209,7 @@
         </w:tc>
         <w:tc>
           <w:tcPr>
-            <w:tcW w:type="dxa" w:w="1250"/>
+            <w:tcW w:type="dxa" w:w="1080"/>
             <w:tcBorders>
               <w:top w:val="single" w:color="D9D4CB" w:sz="4"/>
               <w:left w:val="none" w:color="auto" w:sz="0"/>
@@ -17188,9 +17218,9 @@
             </w:tcBorders>
             <w:shd w:fill="FBFAF8" w:color="auto" w:val="clear"/>
             <w:tcMar>
-              <w:top w:type="dxa" w:w="70"/>
-              <w:left w:type="dxa" w:w="100"/>
-              <w:bottom w:type="dxa" w:w="70"/>
+              <w:top w:type="dxa" w:w="52"/>
+              <w:left w:type="dxa" w:w="100"/>
+              <w:bottom w:type="dxa" w:w="52"/>
               <w:right w:type="dxa" w:w="100"/>
             </w:tcMar>
             <w:vAlign w:val="center"/>
@@ -17217,7 +17247,7 @@
         </w:tc>
         <w:tc>
           <w:tcPr>
-            <w:tcW w:type="dxa" w:w="1150"/>
+            <w:tcW w:type="dxa" w:w="1080"/>
             <w:tcBorders>
               <w:top w:val="single" w:color="D9D4CB" w:sz="4"/>
               <w:left w:val="none" w:color="auto" w:sz="0"/>
@@ -17226,9 +17256,9 @@
             </w:tcBorders>
             <w:shd w:fill="FBFAF8" w:color="auto" w:val="clear"/>
             <w:tcMar>
-              <w:top w:type="dxa" w:w="70"/>
-              <w:left w:type="dxa" w:w="100"/>
-              <w:bottom w:type="dxa" w:w="70"/>
+              <w:top w:type="dxa" w:w="52"/>
+              <w:left w:type="dxa" w:w="100"/>
+              <w:bottom w:type="dxa" w:w="52"/>
               <w:right w:type="dxa" w:w="100"/>
             </w:tcMar>
             <w:vAlign w:val="center"/>
@@ -17255,7 +17285,7 @@
         </w:tc>
         <w:tc>
           <w:tcPr>
-            <w:tcW w:type="dxa" w:w="1188"/>
+            <w:tcW w:type="dxa" w:w="1558"/>
             <w:tcBorders>
               <w:top w:val="single" w:color="D9D4CB" w:sz="4"/>
               <w:left w:val="none" w:color="auto" w:sz="0"/>
@@ -17264,9 +17294,9 @@
             </w:tcBorders>
             <w:shd w:fill="FBFAF8" w:color="auto" w:val="clear"/>
             <w:tcMar>
-              <w:top w:type="dxa" w:w="70"/>
-              <w:left w:type="dxa" w:w="100"/>
-              <w:bottom w:type="dxa" w:w="70"/>
+              <w:top w:type="dxa" w:w="52"/>
+              <w:left w:type="dxa" w:w="100"/>
+              <w:bottom w:type="dxa" w:w="52"/>
               <w:right w:type="dxa" w:w="100"/>
             </w:tcMar>
             <w:vAlign w:val="center"/>
@@ -17295,17 +17325,17 @@
       <w:tr>
         <w:tc>
           <w:tcPr>
-            <w:tcW w:type="dxa" w:w="1700"/>
-            <w:tcBorders>
-              <w:top w:val="single" w:color="D9D4CB" w:sz="4"/>
-              <w:left w:val="none" w:color="auto" w:sz="0"/>
-              <w:bottom w:val="single" w:color="D9D4CB" w:sz="4"/>
-              <w:right w:val="none" w:color="auto" w:sz="0"/>
-            </w:tcBorders>
-            <w:tcMar>
-              <w:top w:type="dxa" w:w="70"/>
-              <w:left w:type="dxa" w:w="100"/>
-              <w:bottom w:type="dxa" w:w="70"/>
+            <w:tcW w:type="dxa" w:w="1620"/>
+            <w:tcBorders>
+              <w:top w:val="single" w:color="D9D4CB" w:sz="4"/>
+              <w:left w:val="none" w:color="auto" w:sz="0"/>
+              <w:bottom w:val="single" w:color="D9D4CB" w:sz="4"/>
+              <w:right w:val="none" w:color="auto" w:sz="0"/>
+            </w:tcBorders>
+            <w:tcMar>
+              <w:top w:type="dxa" w:w="52"/>
+              <w:left w:type="dxa" w:w="100"/>
+              <w:bottom w:type="dxa" w:w="52"/>
               <w:right w:type="dxa" w:w="100"/>
             </w:tcMar>
             <w:vAlign w:val="center"/>
@@ -17332,17 +17362,17 @@
         </w:tc>
         <w:tc>
           <w:tcPr>
-            <w:tcW w:type="dxa" w:w="1200"/>
-            <w:tcBorders>
-              <w:top w:val="single" w:color="D9D4CB" w:sz="4"/>
-              <w:left w:val="none" w:color="auto" w:sz="0"/>
-              <w:bottom w:val="single" w:color="D9D4CB" w:sz="4"/>
-              <w:right w:val="none" w:color="auto" w:sz="0"/>
-            </w:tcBorders>
-            <w:tcMar>
-              <w:top w:type="dxa" w:w="70"/>
-              <w:left w:type="dxa" w:w="100"/>
-              <w:bottom w:type="dxa" w:w="70"/>
+            <w:tcW w:type="dxa" w:w="1220"/>
+            <w:tcBorders>
+              <w:top w:val="single" w:color="D9D4CB" w:sz="4"/>
+              <w:left w:val="none" w:color="auto" w:sz="0"/>
+              <w:bottom w:val="single" w:color="D9D4CB" w:sz="4"/>
+              <w:right w:val="none" w:color="auto" w:sz="0"/>
+            </w:tcBorders>
+            <w:tcMar>
+              <w:top w:type="dxa" w:w="52"/>
+              <w:left w:type="dxa" w:w="100"/>
+              <w:bottom w:type="dxa" w:w="52"/>
               <w:right w:type="dxa" w:w="100"/>
             </w:tcMar>
             <w:vAlign w:val="center"/>
@@ -17369,17 +17399,17 @@
         </w:tc>
         <w:tc>
           <w:tcPr>
-            <w:tcW w:type="dxa" w:w="900"/>
-            <w:tcBorders>
-              <w:top w:val="single" w:color="D9D4CB" w:sz="4"/>
-              <w:left w:val="none" w:color="auto" w:sz="0"/>
-              <w:bottom w:val="single" w:color="D9D4CB" w:sz="4"/>
-              <w:right w:val="none" w:color="auto" w:sz="0"/>
-            </w:tcBorders>
-            <w:tcMar>
-              <w:top w:type="dxa" w:w="70"/>
-              <w:left w:type="dxa" w:w="100"/>
-              <w:bottom w:type="dxa" w:w="70"/>
+            <w:tcW w:type="dxa" w:w="780"/>
+            <w:tcBorders>
+              <w:top w:val="single" w:color="D9D4CB" w:sz="4"/>
+              <w:left w:val="none" w:color="auto" w:sz="0"/>
+              <w:bottom w:val="single" w:color="D9D4CB" w:sz="4"/>
+              <w:right w:val="none" w:color="auto" w:sz="0"/>
+            </w:tcBorders>
+            <w:tcMar>
+              <w:top w:type="dxa" w:w="52"/>
+              <w:left w:type="dxa" w:w="100"/>
+              <w:bottom w:type="dxa" w:w="52"/>
               <w:right w:type="dxa" w:w="100"/>
             </w:tcMar>
             <w:vAlign w:val="center"/>
@@ -17406,17 +17436,17 @@
         </w:tc>
         <w:tc>
           <w:tcPr>
-            <w:tcW w:type="dxa" w:w="1200"/>
-            <w:tcBorders>
-              <w:top w:val="single" w:color="D9D4CB" w:sz="4"/>
-              <w:left w:val="none" w:color="auto" w:sz="0"/>
-              <w:bottom w:val="single" w:color="D9D4CB" w:sz="4"/>
-              <w:right w:val="none" w:color="auto" w:sz="0"/>
-            </w:tcBorders>
-            <w:tcMar>
-              <w:top w:type="dxa" w:w="70"/>
-              <w:left w:type="dxa" w:w="100"/>
-              <w:bottom w:type="dxa" w:w="70"/>
+            <w:tcW w:type="dxa" w:w="1180"/>
+            <w:tcBorders>
+              <w:top w:val="single" w:color="D9D4CB" w:sz="4"/>
+              <w:left w:val="none" w:color="auto" w:sz="0"/>
+              <w:bottom w:val="single" w:color="D9D4CB" w:sz="4"/>
+              <w:right w:val="none" w:color="auto" w:sz="0"/>
+            </w:tcBorders>
+            <w:tcMar>
+              <w:top w:type="dxa" w:w="52"/>
+              <w:left w:type="dxa" w:w="100"/>
+              <w:bottom w:type="dxa" w:w="52"/>
               <w:right w:type="dxa" w:w="100"/>
             </w:tcMar>
             <w:vAlign w:val="center"/>
@@ -17443,17 +17473,17 @@
         </w:tc>
         <w:tc>
           <w:tcPr>
-            <w:tcW w:type="dxa" w:w="1050"/>
-            <w:tcBorders>
-              <w:top w:val="single" w:color="D9D4CB" w:sz="4"/>
-              <w:left w:val="none" w:color="auto" w:sz="0"/>
-              <w:bottom w:val="single" w:color="D9D4CB" w:sz="4"/>
-              <w:right w:val="none" w:color="auto" w:sz="0"/>
-            </w:tcBorders>
-            <w:tcMar>
-              <w:top w:type="dxa" w:w="70"/>
-              <w:left w:type="dxa" w:w="100"/>
-              <w:bottom w:type="dxa" w:w="70"/>
+            <w:tcW w:type="dxa" w:w="1120"/>
+            <w:tcBorders>
+              <w:top w:val="single" w:color="D9D4CB" w:sz="4"/>
+              <w:left w:val="none" w:color="auto" w:sz="0"/>
+              <w:bottom w:val="single" w:color="D9D4CB" w:sz="4"/>
+              <w:right w:val="none" w:color="auto" w:sz="0"/>
+            </w:tcBorders>
+            <w:tcMar>
+              <w:top w:type="dxa" w:w="52"/>
+              <w:left w:type="dxa" w:w="100"/>
+              <w:bottom w:type="dxa" w:w="52"/>
               <w:right w:type="dxa" w:w="100"/>
             </w:tcMar>
             <w:vAlign w:val="center"/>
@@ -17480,17 +17510,17 @@
         </w:tc>
         <w:tc>
           <w:tcPr>
-            <w:tcW w:type="dxa" w:w="1250"/>
-            <w:tcBorders>
-              <w:top w:val="single" w:color="D9D4CB" w:sz="4"/>
-              <w:left w:val="none" w:color="auto" w:sz="0"/>
-              <w:bottom w:val="single" w:color="D9D4CB" w:sz="4"/>
-              <w:right w:val="none" w:color="auto" w:sz="0"/>
-            </w:tcBorders>
-            <w:tcMar>
-              <w:top w:type="dxa" w:w="70"/>
-              <w:left w:type="dxa" w:w="100"/>
-              <w:bottom w:type="dxa" w:w="70"/>
+            <w:tcW w:type="dxa" w:w="1080"/>
+            <w:tcBorders>
+              <w:top w:val="single" w:color="D9D4CB" w:sz="4"/>
+              <w:left w:val="none" w:color="auto" w:sz="0"/>
+              <w:bottom w:val="single" w:color="D9D4CB" w:sz="4"/>
+              <w:right w:val="none" w:color="auto" w:sz="0"/>
+            </w:tcBorders>
+            <w:tcMar>
+              <w:top w:type="dxa" w:w="52"/>
+              <w:left w:type="dxa" w:w="100"/>
+              <w:bottom w:type="dxa" w:w="52"/>
               <w:right w:type="dxa" w:w="100"/>
             </w:tcMar>
             <w:vAlign w:val="center"/>
@@ -17517,17 +17547,17 @@
         </w:tc>
         <w:tc>
           <w:tcPr>
-            <w:tcW w:type="dxa" w:w="1150"/>
-            <w:tcBorders>
-              <w:top w:val="single" w:color="D9D4CB" w:sz="4"/>
-              <w:left w:val="none" w:color="auto" w:sz="0"/>
-              <w:bottom w:val="single" w:color="D9D4CB" w:sz="4"/>
-              <w:right w:val="none" w:color="auto" w:sz="0"/>
-            </w:tcBorders>
-            <w:tcMar>
-              <w:top w:type="dxa" w:w="70"/>
-              <w:left w:type="dxa" w:w="100"/>
-              <w:bottom w:type="dxa" w:w="70"/>
+            <w:tcW w:type="dxa" w:w="1080"/>
+            <w:tcBorders>
+              <w:top w:val="single" w:color="D9D4CB" w:sz="4"/>
+              <w:left w:val="none" w:color="auto" w:sz="0"/>
+              <w:bottom w:val="single" w:color="D9D4CB" w:sz="4"/>
+              <w:right w:val="none" w:color="auto" w:sz="0"/>
+            </w:tcBorders>
+            <w:tcMar>
+              <w:top w:type="dxa" w:w="52"/>
+              <w:left w:type="dxa" w:w="100"/>
+              <w:bottom w:type="dxa" w:w="52"/>
               <w:right w:type="dxa" w:w="100"/>
             </w:tcMar>
             <w:vAlign w:val="center"/>
@@ -17554,17 +17584,17 @@
         </w:tc>
         <w:tc>
           <w:tcPr>
-            <w:tcW w:type="dxa" w:w="1188"/>
-            <w:tcBorders>
-              <w:top w:val="single" w:color="D9D4CB" w:sz="4"/>
-              <w:left w:val="none" w:color="auto" w:sz="0"/>
-              <w:bottom w:val="single" w:color="D9D4CB" w:sz="4"/>
-              <w:right w:val="none" w:color="auto" w:sz="0"/>
-            </w:tcBorders>
-            <w:tcMar>
-              <w:top w:type="dxa" w:w="70"/>
-              <w:left w:type="dxa" w:w="100"/>
-              <w:bottom w:type="dxa" w:w="70"/>
+            <w:tcW w:type="dxa" w:w="1558"/>
+            <w:tcBorders>
+              <w:top w:val="single" w:color="D9D4CB" w:sz="4"/>
+              <w:left w:val="none" w:color="auto" w:sz="0"/>
+              <w:bottom w:val="single" w:color="D9D4CB" w:sz="4"/>
+              <w:right w:val="none" w:color="auto" w:sz="0"/>
+            </w:tcBorders>
+            <w:tcMar>
+              <w:top w:type="dxa" w:w="52"/>
+              <w:left w:type="dxa" w:w="100"/>
+              <w:bottom w:type="dxa" w:w="52"/>
               <w:right w:type="dxa" w:w="100"/>
             </w:tcMar>
             <w:vAlign w:val="center"/>
@@ -17705,9 +17735,9 @@
             </w:tcBorders>
             <w:shd w:fill="1F2A44" w:color="auto" w:val="clear"/>
             <w:tcMar>
-              <w:top w:type="dxa" w:w="70"/>
-              <w:left w:type="dxa" w:w="100"/>
-              <w:bottom w:type="dxa" w:w="70"/>
+              <w:top w:type="dxa" w:w="52"/>
+              <w:left w:type="dxa" w:w="100"/>
+              <w:bottom w:type="dxa" w:w="52"/>
               <w:right w:type="dxa" w:w="100"/>
             </w:tcMar>
             <w:vAlign w:val="center"/>
@@ -17743,9 +17773,9 @@
             </w:tcBorders>
             <w:shd w:fill="1F2A44" w:color="auto" w:val="clear"/>
             <w:tcMar>
-              <w:top w:type="dxa" w:w="70"/>
-              <w:left w:type="dxa" w:w="100"/>
-              <w:bottom w:type="dxa" w:w="70"/>
+              <w:top w:type="dxa" w:w="52"/>
+              <w:left w:type="dxa" w:w="100"/>
+              <w:bottom w:type="dxa" w:w="52"/>
               <w:right w:type="dxa" w:w="100"/>
             </w:tcMar>
             <w:vAlign w:val="center"/>
@@ -17766,7 +17796,7 @@
                 <w:sz w:val="16"/>
                 <w:szCs w:val="16"/>
               </w:rPr>
-              <w:t xml:space="preserve">Лот</w:t>
+              <w:t xml:space="preserve">Квартира</w:t>
             </w:r>
           </w:p>
         </w:tc>
@@ -17781,9 +17811,9 @@
             </w:tcBorders>
             <w:shd w:fill="1F2A44" w:color="auto" w:val="clear"/>
             <w:tcMar>
-              <w:top w:type="dxa" w:w="70"/>
-              <w:left w:type="dxa" w:w="100"/>
-              <w:bottom w:type="dxa" w:w="70"/>
+              <w:top w:type="dxa" w:w="52"/>
+              <w:left w:type="dxa" w:w="100"/>
+              <w:bottom w:type="dxa" w:w="52"/>
               <w:right w:type="dxa" w:w="100"/>
             </w:tcMar>
             <w:vAlign w:val="center"/>
@@ -17819,9 +17849,9 @@
             </w:tcBorders>
             <w:shd w:fill="1F2A44" w:color="auto" w:val="clear"/>
             <w:tcMar>
-              <w:top w:type="dxa" w:w="70"/>
-              <w:left w:type="dxa" w:w="100"/>
-              <w:bottom w:type="dxa" w:w="70"/>
+              <w:top w:type="dxa" w:w="52"/>
+              <w:left w:type="dxa" w:w="100"/>
+              <w:bottom w:type="dxa" w:w="52"/>
               <w:right w:type="dxa" w:w="100"/>
             </w:tcMar>
             <w:vAlign w:val="center"/>
@@ -17857,9 +17887,9 @@
             </w:tcBorders>
             <w:shd w:fill="1F2A44" w:color="auto" w:val="clear"/>
             <w:tcMar>
-              <w:top w:type="dxa" w:w="70"/>
-              <w:left w:type="dxa" w:w="100"/>
-              <w:bottom w:type="dxa" w:w="70"/>
+              <w:top w:type="dxa" w:w="52"/>
+              <w:left w:type="dxa" w:w="100"/>
+              <w:bottom w:type="dxa" w:w="52"/>
               <w:right w:type="dxa" w:w="100"/>
             </w:tcMar>
             <w:vAlign w:val="center"/>
@@ -17880,7 +17910,7 @@
                 <w:sz w:val="16"/>
                 <w:szCs w:val="16"/>
               </w:rPr>
-              <w:t xml:space="preserve">Бюджет,
+              <w:t xml:space="preserve">Цена лота,
 млн ₽</w:t>
             </w:r>
           </w:p>
@@ -17896,9 +17926,9 @@
             </w:tcBorders>
             <w:shd w:fill="1F2A44" w:color="auto" w:val="clear"/>
             <w:tcMar>
-              <w:top w:type="dxa" w:w="70"/>
-              <w:left w:type="dxa" w:w="100"/>
-              <w:bottom w:type="dxa" w:w="70"/>
+              <w:top w:type="dxa" w:w="52"/>
+              <w:left w:type="dxa" w:w="100"/>
+              <w:bottom w:type="dxa" w:w="52"/>
               <w:right w:type="dxa" w:w="100"/>
             </w:tcMar>
             <w:vAlign w:val="center"/>
@@ -17919,7 +17949,8 @@
                 <w:sz w:val="16"/>
                 <w:szCs w:val="16"/>
               </w:rPr>
-              <w:t xml:space="preserve">₽/м²</w:t>
+              <w:t xml:space="preserve">Цена за
+м², ₽</w:t>
             </w:r>
           </w:p>
         </w:tc>
@@ -17934,9 +17965,9 @@
             </w:tcBorders>
             <w:shd w:fill="1F2A44" w:color="auto" w:val="clear"/>
             <w:tcMar>
-              <w:top w:type="dxa" w:w="70"/>
-              <w:left w:type="dxa" w:w="100"/>
-              <w:bottom w:type="dxa" w:w="70"/>
+              <w:top w:type="dxa" w:w="52"/>
+              <w:left w:type="dxa" w:w="100"/>
+              <w:bottom w:type="dxa" w:w="52"/>
               <w:right w:type="dxa" w:w="100"/>
             </w:tcMar>
             <w:vAlign w:val="center"/>
@@ -17973,9 +18004,9 @@
               <w:right w:val="none" w:color="auto" w:sz="0"/>
             </w:tcBorders>
             <w:tcMar>
-              <w:top w:type="dxa" w:w="70"/>
-              <w:left w:type="dxa" w:w="100"/>
-              <w:bottom w:type="dxa" w:w="70"/>
+              <w:top w:type="dxa" w:w="52"/>
+              <w:left w:type="dxa" w:w="100"/>
+              <w:bottom w:type="dxa" w:w="52"/>
               <w:right w:type="dxa" w:w="100"/>
             </w:tcMar>
             <w:vAlign w:val="center"/>
@@ -18010,9 +18041,9 @@
               <w:right w:val="none" w:color="auto" w:sz="0"/>
             </w:tcBorders>
             <w:tcMar>
-              <w:top w:type="dxa" w:w="70"/>
-              <w:left w:type="dxa" w:w="100"/>
-              <w:bottom w:type="dxa" w:w="70"/>
+              <w:top w:type="dxa" w:w="52"/>
+              <w:left w:type="dxa" w:w="100"/>
+              <w:bottom w:type="dxa" w:w="52"/>
               <w:right w:type="dxa" w:w="100"/>
             </w:tcMar>
             <w:vAlign w:val="center"/>
@@ -18047,9 +18078,9 @@
               <w:right w:val="none" w:color="auto" w:sz="0"/>
             </w:tcBorders>
             <w:tcMar>
-              <w:top w:type="dxa" w:w="70"/>
-              <w:left w:type="dxa" w:w="100"/>
-              <w:bottom w:type="dxa" w:w="70"/>
+              <w:top w:type="dxa" w:w="52"/>
+              <w:left w:type="dxa" w:w="100"/>
+              <w:bottom w:type="dxa" w:w="52"/>
               <w:right w:type="dxa" w:w="100"/>
             </w:tcMar>
             <w:vAlign w:val="center"/>
@@ -18084,9 +18115,9 @@
               <w:right w:val="none" w:color="auto" w:sz="0"/>
             </w:tcBorders>
             <w:tcMar>
-              <w:top w:type="dxa" w:w="70"/>
-              <w:left w:type="dxa" w:w="100"/>
-              <w:bottom w:type="dxa" w:w="70"/>
+              <w:top w:type="dxa" w:w="52"/>
+              <w:left w:type="dxa" w:w="100"/>
+              <w:bottom w:type="dxa" w:w="52"/>
               <w:right w:type="dxa" w:w="100"/>
             </w:tcMar>
             <w:vAlign w:val="center"/>
@@ -18121,9 +18152,9 @@
               <w:right w:val="none" w:color="auto" w:sz="0"/>
             </w:tcBorders>
             <w:tcMar>
-              <w:top w:type="dxa" w:w="70"/>
-              <w:left w:type="dxa" w:w="100"/>
-              <w:bottom w:type="dxa" w:w="70"/>
+              <w:top w:type="dxa" w:w="52"/>
+              <w:left w:type="dxa" w:w="100"/>
+              <w:bottom w:type="dxa" w:w="52"/>
               <w:right w:type="dxa" w:w="100"/>
             </w:tcMar>
             <w:vAlign w:val="center"/>
@@ -18158,9 +18189,9 @@
               <w:right w:val="none" w:color="auto" w:sz="0"/>
             </w:tcBorders>
             <w:tcMar>
-              <w:top w:type="dxa" w:w="70"/>
-              <w:left w:type="dxa" w:w="100"/>
-              <w:bottom w:type="dxa" w:w="70"/>
+              <w:top w:type="dxa" w:w="52"/>
+              <w:left w:type="dxa" w:w="100"/>
+              <w:bottom w:type="dxa" w:w="52"/>
               <w:right w:type="dxa" w:w="100"/>
             </w:tcMar>
             <w:vAlign w:val="center"/>
@@ -18195,19 +18226,19 @@
               <w:right w:val="none" w:color="auto" w:sz="0"/>
             </w:tcBorders>
             <w:tcMar>
-              <w:top w:type="dxa" w:w="70"/>
-              <w:left w:type="dxa" w:w="100"/>
-              <w:bottom w:type="dxa" w:w="70"/>
-              <w:right w:type="dxa" w:w="100"/>
-            </w:tcMar>
-            <w:vAlign w:val="center"/>
-          </w:tcPr>
-          <w:p>
-            <w:pPr>
-              <w:spacing w:after="0" w:line="240" w:lineRule="auto"/>
-              <w:jc w:val="center"/>
-            </w:pPr>
-            <w:hyperlink w:history="1" r:id="rIdpereziikpic65rgzgo3t7">
+              <w:top w:type="dxa" w:w="52"/>
+              <w:left w:type="dxa" w:w="100"/>
+              <w:bottom w:type="dxa" w:w="52"/>
+              <w:right w:type="dxa" w:w="100"/>
+            </w:tcMar>
+            <w:vAlign w:val="center"/>
+          </w:tcPr>
+          <w:p>
+            <w:pPr>
+              <w:spacing w:after="0" w:line="240" w:lineRule="auto"/>
+              <w:jc w:val="center"/>
+            </w:pPr>
+            <w:hyperlink w:history="1" r:id="rIddcia80c4ejwqzejwfjez6">
               <w:r>
                 <w:rPr>
                   <w:rFonts w:ascii="Arial" w:cs="Arial" w:eastAsia="Arial" w:hAnsi="Arial"/>
@@ -18237,9 +18268,9 @@
             </w:tcBorders>
             <w:shd w:fill="FBFAF8" w:color="auto" w:val="clear"/>
             <w:tcMar>
-              <w:top w:type="dxa" w:w="70"/>
-              <w:left w:type="dxa" w:w="100"/>
-              <w:bottom w:type="dxa" w:w="70"/>
+              <w:top w:type="dxa" w:w="52"/>
+              <w:left w:type="dxa" w:w="100"/>
+              <w:bottom w:type="dxa" w:w="52"/>
               <w:right w:type="dxa" w:w="100"/>
             </w:tcMar>
             <w:vAlign w:val="center"/>
@@ -18275,9 +18306,9 @@
             </w:tcBorders>
             <w:shd w:fill="FBFAF8" w:color="auto" w:val="clear"/>
             <w:tcMar>
-              <w:top w:type="dxa" w:w="70"/>
-              <w:left w:type="dxa" w:w="100"/>
-              <w:bottom w:type="dxa" w:w="70"/>
+              <w:top w:type="dxa" w:w="52"/>
+              <w:left w:type="dxa" w:w="100"/>
+              <w:bottom w:type="dxa" w:w="52"/>
               <w:right w:type="dxa" w:w="100"/>
             </w:tcMar>
             <w:vAlign w:val="center"/>
@@ -18313,9 +18344,9 @@
             </w:tcBorders>
             <w:shd w:fill="FBFAF8" w:color="auto" w:val="clear"/>
             <w:tcMar>
-              <w:top w:type="dxa" w:w="70"/>
-              <w:left w:type="dxa" w:w="100"/>
-              <w:bottom w:type="dxa" w:w="70"/>
+              <w:top w:type="dxa" w:w="52"/>
+              <w:left w:type="dxa" w:w="100"/>
+              <w:bottom w:type="dxa" w:w="52"/>
               <w:right w:type="dxa" w:w="100"/>
             </w:tcMar>
             <w:vAlign w:val="center"/>
@@ -18351,9 +18382,9 @@
             </w:tcBorders>
             <w:shd w:fill="FBFAF8" w:color="auto" w:val="clear"/>
             <w:tcMar>
-              <w:top w:type="dxa" w:w="70"/>
-              <w:left w:type="dxa" w:w="100"/>
-              <w:bottom w:type="dxa" w:w="70"/>
+              <w:top w:type="dxa" w:w="52"/>
+              <w:left w:type="dxa" w:w="100"/>
+              <w:bottom w:type="dxa" w:w="52"/>
               <w:right w:type="dxa" w:w="100"/>
             </w:tcMar>
             <w:vAlign w:val="center"/>
@@ -18389,9 +18420,9 @@
             </w:tcBorders>
             <w:shd w:fill="FBFAF8" w:color="auto" w:val="clear"/>
             <w:tcMar>
-              <w:top w:type="dxa" w:w="70"/>
-              <w:left w:type="dxa" w:w="100"/>
-              <w:bottom w:type="dxa" w:w="70"/>
+              <w:top w:type="dxa" w:w="52"/>
+              <w:left w:type="dxa" w:w="100"/>
+              <w:bottom w:type="dxa" w:w="52"/>
               <w:right w:type="dxa" w:w="100"/>
             </w:tcMar>
             <w:vAlign w:val="center"/>
@@ -18427,9 +18458,9 @@
             </w:tcBorders>
             <w:shd w:fill="FBFAF8" w:color="auto" w:val="clear"/>
             <w:tcMar>
-              <w:top w:type="dxa" w:w="70"/>
-              <w:left w:type="dxa" w:w="100"/>
-              <w:bottom w:type="dxa" w:w="70"/>
+              <w:top w:type="dxa" w:w="52"/>
+              <w:left w:type="dxa" w:w="100"/>
+              <w:bottom w:type="dxa" w:w="52"/>
               <w:right w:type="dxa" w:w="100"/>
             </w:tcMar>
             <w:vAlign w:val="center"/>
@@ -18465,19 +18496,19 @@
             </w:tcBorders>
             <w:shd w:fill="FBFAF8" w:color="auto" w:val="clear"/>
             <w:tcMar>
-              <w:top w:type="dxa" w:w="70"/>
-              <w:left w:type="dxa" w:w="100"/>
-              <w:bottom w:type="dxa" w:w="70"/>
-              <w:right w:type="dxa" w:w="100"/>
-            </w:tcMar>
-            <w:vAlign w:val="center"/>
-          </w:tcPr>
-          <w:p>
-            <w:pPr>
-              <w:spacing w:after="0" w:line="240" w:lineRule="auto"/>
-              <w:jc w:val="center"/>
-            </w:pPr>
-            <w:hyperlink w:history="1" r:id="rIdomkvgpeccn0chy-qhvhhl">
+              <w:top w:type="dxa" w:w="52"/>
+              <w:left w:type="dxa" w:w="100"/>
+              <w:bottom w:type="dxa" w:w="52"/>
+              <w:right w:type="dxa" w:w="100"/>
+            </w:tcMar>
+            <w:vAlign w:val="center"/>
+          </w:tcPr>
+          <w:p>
+            <w:pPr>
+              <w:spacing w:after="0" w:line="240" w:lineRule="auto"/>
+              <w:jc w:val="center"/>
+            </w:pPr>
+            <w:hyperlink w:history="1" r:id="rIdla-eowxifspurs7vxranb">
               <w:r>
                 <w:rPr>
                   <w:rFonts w:ascii="Arial" w:cs="Arial" w:eastAsia="Arial" w:hAnsi="Arial"/>
@@ -18506,9 +18537,9 @@
               <w:right w:val="none" w:color="auto" w:sz="0"/>
             </w:tcBorders>
             <w:tcMar>
-              <w:top w:type="dxa" w:w="70"/>
-              <w:left w:type="dxa" w:w="100"/>
-              <w:bottom w:type="dxa" w:w="70"/>
+              <w:top w:type="dxa" w:w="52"/>
+              <w:left w:type="dxa" w:w="100"/>
+              <w:bottom w:type="dxa" w:w="52"/>
               <w:right w:type="dxa" w:w="100"/>
             </w:tcMar>
             <w:vAlign w:val="center"/>
@@ -18543,9 +18574,9 @@
               <w:right w:val="none" w:color="auto" w:sz="0"/>
             </w:tcBorders>
             <w:tcMar>
-              <w:top w:type="dxa" w:w="70"/>
-              <w:left w:type="dxa" w:w="100"/>
-              <w:bottom w:type="dxa" w:w="70"/>
+              <w:top w:type="dxa" w:w="52"/>
+              <w:left w:type="dxa" w:w="100"/>
+              <w:bottom w:type="dxa" w:w="52"/>
               <w:right w:type="dxa" w:w="100"/>
             </w:tcMar>
             <w:vAlign w:val="center"/>
@@ -18580,9 +18611,9 @@
               <w:right w:val="none" w:color="auto" w:sz="0"/>
             </w:tcBorders>
             <w:tcMar>
-              <w:top w:type="dxa" w:w="70"/>
-              <w:left w:type="dxa" w:w="100"/>
-              <w:bottom w:type="dxa" w:w="70"/>
+              <w:top w:type="dxa" w:w="52"/>
+              <w:left w:type="dxa" w:w="100"/>
+              <w:bottom w:type="dxa" w:w="52"/>
               <w:right w:type="dxa" w:w="100"/>
             </w:tcMar>
             <w:vAlign w:val="center"/>
@@ -18617,9 +18648,9 @@
               <w:right w:val="none" w:color="auto" w:sz="0"/>
             </w:tcBorders>
             <w:tcMar>
-              <w:top w:type="dxa" w:w="70"/>
-              <w:left w:type="dxa" w:w="100"/>
-              <w:bottom w:type="dxa" w:w="70"/>
+              <w:top w:type="dxa" w:w="52"/>
+              <w:left w:type="dxa" w:w="100"/>
+              <w:bottom w:type="dxa" w:w="52"/>
               <w:right w:type="dxa" w:w="100"/>
             </w:tcMar>
             <w:vAlign w:val="center"/>
@@ -18654,9 +18685,9 @@
               <w:right w:val="none" w:color="auto" w:sz="0"/>
             </w:tcBorders>
             <w:tcMar>
-              <w:top w:type="dxa" w:w="70"/>
-              <w:left w:type="dxa" w:w="100"/>
-              <w:bottom w:type="dxa" w:w="70"/>
+              <w:top w:type="dxa" w:w="52"/>
+              <w:left w:type="dxa" w:w="100"/>
+              <w:bottom w:type="dxa" w:w="52"/>
               <w:right w:type="dxa" w:w="100"/>
             </w:tcMar>
             <w:vAlign w:val="center"/>
@@ -18691,9 +18722,9 @@
               <w:right w:val="none" w:color="auto" w:sz="0"/>
             </w:tcBorders>
             <w:tcMar>
-              <w:top w:type="dxa" w:w="70"/>
-              <w:left w:type="dxa" w:w="100"/>
-              <w:bottom w:type="dxa" w:w="70"/>
+              <w:top w:type="dxa" w:w="52"/>
+              <w:left w:type="dxa" w:w="100"/>
+              <w:bottom w:type="dxa" w:w="52"/>
               <w:right w:type="dxa" w:w="100"/>
             </w:tcMar>
             <w:vAlign w:val="center"/>
@@ -18728,19 +18759,19 @@
               <w:right w:val="none" w:color="auto" w:sz="0"/>
             </w:tcBorders>
             <w:tcMar>
-              <w:top w:type="dxa" w:w="70"/>
-              <w:left w:type="dxa" w:w="100"/>
-              <w:bottom w:type="dxa" w:w="70"/>
-              <w:right w:type="dxa" w:w="100"/>
-            </w:tcMar>
-            <w:vAlign w:val="center"/>
-          </w:tcPr>
-          <w:p>
-            <w:pPr>
-              <w:spacing w:after="0" w:line="240" w:lineRule="auto"/>
-              <w:jc w:val="center"/>
-            </w:pPr>
-            <w:hyperlink w:history="1" r:id="rIdol8yyc5t1ntzlb-jo-mrp">
+              <w:top w:type="dxa" w:w="52"/>
+              <w:left w:type="dxa" w:w="100"/>
+              <w:bottom w:type="dxa" w:w="52"/>
+              <w:right w:type="dxa" w:w="100"/>
+            </w:tcMar>
+            <w:vAlign w:val="center"/>
+          </w:tcPr>
+          <w:p>
+            <w:pPr>
+              <w:spacing w:after="0" w:line="240" w:lineRule="auto"/>
+              <w:jc w:val="center"/>
+            </w:pPr>
+            <w:hyperlink w:history="1" r:id="rIdvx9y6jawaf05ttngfn46w">
               <w:r>
                 <w:rPr>
                   <w:rFonts w:ascii="Arial" w:cs="Arial" w:eastAsia="Arial" w:hAnsi="Arial"/>
@@ -18770,9 +18801,9 @@
             </w:tcBorders>
             <w:shd w:fill="FBFAF8" w:color="auto" w:val="clear"/>
             <w:tcMar>
-              <w:top w:type="dxa" w:w="70"/>
-              <w:left w:type="dxa" w:w="100"/>
-              <w:bottom w:type="dxa" w:w="70"/>
+              <w:top w:type="dxa" w:w="52"/>
+              <w:left w:type="dxa" w:w="100"/>
+              <w:bottom w:type="dxa" w:w="52"/>
               <w:right w:type="dxa" w:w="100"/>
             </w:tcMar>
             <w:vAlign w:val="center"/>
@@ -18808,9 +18839,9 @@
             </w:tcBorders>
             <w:shd w:fill="FBFAF8" w:color="auto" w:val="clear"/>
             <w:tcMar>
-              <w:top w:type="dxa" w:w="70"/>
-              <w:left w:type="dxa" w:w="100"/>
-              <w:bottom w:type="dxa" w:w="70"/>
+              <w:top w:type="dxa" w:w="52"/>
+              <w:left w:type="dxa" w:w="100"/>
+              <w:bottom w:type="dxa" w:w="52"/>
               <w:right w:type="dxa" w:w="100"/>
             </w:tcMar>
             <w:vAlign w:val="center"/>
@@ -18846,9 +18877,9 @@
             </w:tcBorders>
             <w:shd w:fill="FBFAF8" w:color="auto" w:val="clear"/>
             <w:tcMar>
-              <w:top w:type="dxa" w:w="70"/>
-              <w:left w:type="dxa" w:w="100"/>
-              <w:bottom w:type="dxa" w:w="70"/>
+              <w:top w:type="dxa" w:w="52"/>
+              <w:left w:type="dxa" w:w="100"/>
+              <w:bottom w:type="dxa" w:w="52"/>
               <w:right w:type="dxa" w:w="100"/>
             </w:tcMar>
             <w:vAlign w:val="center"/>
@@ -18884,9 +18915,9 @@
             </w:tcBorders>
             <w:shd w:fill="FBFAF8" w:color="auto" w:val="clear"/>
             <w:tcMar>
-              <w:top w:type="dxa" w:w="70"/>
-              <w:left w:type="dxa" w:w="100"/>
-              <w:bottom w:type="dxa" w:w="70"/>
+              <w:top w:type="dxa" w:w="52"/>
+              <w:left w:type="dxa" w:w="100"/>
+              <w:bottom w:type="dxa" w:w="52"/>
               <w:right w:type="dxa" w:w="100"/>
             </w:tcMar>
             <w:vAlign w:val="center"/>
@@ -18922,9 +18953,9 @@
             </w:tcBorders>
             <w:shd w:fill="FBFAF8" w:color="auto" w:val="clear"/>
             <w:tcMar>
-              <w:top w:type="dxa" w:w="70"/>
-              <w:left w:type="dxa" w:w="100"/>
-              <w:bottom w:type="dxa" w:w="70"/>
+              <w:top w:type="dxa" w:w="52"/>
+              <w:left w:type="dxa" w:w="100"/>
+              <w:bottom w:type="dxa" w:w="52"/>
               <w:right w:type="dxa" w:w="100"/>
             </w:tcMar>
             <w:vAlign w:val="center"/>
@@ -18960,9 +18991,9 @@
             </w:tcBorders>
             <w:shd w:fill="FBFAF8" w:color="auto" w:val="clear"/>
             <w:tcMar>
-              <w:top w:type="dxa" w:w="70"/>
-              <w:left w:type="dxa" w:w="100"/>
-              <w:bottom w:type="dxa" w:w="70"/>
+              <w:top w:type="dxa" w:w="52"/>
+              <w:left w:type="dxa" w:w="100"/>
+              <w:bottom w:type="dxa" w:w="52"/>
               <w:right w:type="dxa" w:w="100"/>
             </w:tcMar>
             <w:vAlign w:val="center"/>
@@ -18998,19 +19029,19 @@
             </w:tcBorders>
             <w:shd w:fill="FBFAF8" w:color="auto" w:val="clear"/>
             <w:tcMar>
-              <w:top w:type="dxa" w:w="70"/>
-              <w:left w:type="dxa" w:w="100"/>
-              <w:bottom w:type="dxa" w:w="70"/>
-              <w:right w:type="dxa" w:w="100"/>
-            </w:tcMar>
-            <w:vAlign w:val="center"/>
-          </w:tcPr>
-          <w:p>
-            <w:pPr>
-              <w:spacing w:after="0" w:line="240" w:lineRule="auto"/>
-              <w:jc w:val="center"/>
-            </w:pPr>
-            <w:hyperlink w:history="1" r:id="rIdun42xiirmfvbmvty6qnrn">
+              <w:top w:type="dxa" w:w="52"/>
+              <w:left w:type="dxa" w:w="100"/>
+              <w:bottom w:type="dxa" w:w="52"/>
+              <w:right w:type="dxa" w:w="100"/>
+            </w:tcMar>
+            <w:vAlign w:val="center"/>
+          </w:tcPr>
+          <w:p>
+            <w:pPr>
+              <w:spacing w:after="0" w:line="240" w:lineRule="auto"/>
+              <w:jc w:val="center"/>
+            </w:pPr>
+            <w:hyperlink w:history="1" r:id="rIdnbuead1lnyaiwsr5y_lsm">
               <w:r>
                 <w:rPr>
                   <w:rFonts w:ascii="Arial" w:cs="Arial" w:eastAsia="Arial" w:hAnsi="Arial"/>
@@ -19039,9 +19070,9 @@
               <w:right w:val="none" w:color="auto" w:sz="0"/>
             </w:tcBorders>
             <w:tcMar>
-              <w:top w:type="dxa" w:w="70"/>
-              <w:left w:type="dxa" w:w="100"/>
-              <w:bottom w:type="dxa" w:w="70"/>
+              <w:top w:type="dxa" w:w="52"/>
+              <w:left w:type="dxa" w:w="100"/>
+              <w:bottom w:type="dxa" w:w="52"/>
               <w:right w:type="dxa" w:w="100"/>
             </w:tcMar>
             <w:vAlign w:val="center"/>
@@ -19076,9 +19107,9 @@
               <w:right w:val="none" w:color="auto" w:sz="0"/>
             </w:tcBorders>
             <w:tcMar>
-              <w:top w:type="dxa" w:w="70"/>
-              <w:left w:type="dxa" w:w="100"/>
-              <w:bottom w:type="dxa" w:w="70"/>
+              <w:top w:type="dxa" w:w="52"/>
+              <w:left w:type="dxa" w:w="100"/>
+              <w:bottom w:type="dxa" w:w="52"/>
               <w:right w:type="dxa" w:w="100"/>
             </w:tcMar>
             <w:vAlign w:val="center"/>
@@ -19113,9 +19144,9 @@
               <w:right w:val="none" w:color="auto" w:sz="0"/>
             </w:tcBorders>
             <w:tcMar>
-              <w:top w:type="dxa" w:w="70"/>
-              <w:left w:type="dxa" w:w="100"/>
-              <w:bottom w:type="dxa" w:w="70"/>
+              <w:top w:type="dxa" w:w="52"/>
+              <w:left w:type="dxa" w:w="100"/>
+              <w:bottom w:type="dxa" w:w="52"/>
               <w:right w:type="dxa" w:w="100"/>
             </w:tcMar>
             <w:vAlign w:val="center"/>
@@ -19150,9 +19181,9 @@
               <w:right w:val="none" w:color="auto" w:sz="0"/>
             </w:tcBorders>
             <w:tcMar>
-              <w:top w:type="dxa" w:w="70"/>
-              <w:left w:type="dxa" w:w="100"/>
-              <w:bottom w:type="dxa" w:w="70"/>
+              <w:top w:type="dxa" w:w="52"/>
+              <w:left w:type="dxa" w:w="100"/>
+              <w:bottom w:type="dxa" w:w="52"/>
               <w:right w:type="dxa" w:w="100"/>
             </w:tcMar>
             <w:vAlign w:val="center"/>
@@ -19187,9 +19218,9 @@
               <w:right w:val="none" w:color="auto" w:sz="0"/>
             </w:tcBorders>
             <w:tcMar>
-              <w:top w:type="dxa" w:w="70"/>
-              <w:left w:type="dxa" w:w="100"/>
-              <w:bottom w:type="dxa" w:w="70"/>
+              <w:top w:type="dxa" w:w="52"/>
+              <w:left w:type="dxa" w:w="100"/>
+              <w:bottom w:type="dxa" w:w="52"/>
               <w:right w:type="dxa" w:w="100"/>
             </w:tcMar>
             <w:vAlign w:val="center"/>
@@ -19224,9 +19255,9 @@
               <w:right w:val="none" w:color="auto" w:sz="0"/>
             </w:tcBorders>
             <w:tcMar>
-              <w:top w:type="dxa" w:w="70"/>
-              <w:left w:type="dxa" w:w="100"/>
-              <w:bottom w:type="dxa" w:w="70"/>
+              <w:top w:type="dxa" w:w="52"/>
+              <w:left w:type="dxa" w:w="100"/>
+              <w:bottom w:type="dxa" w:w="52"/>
               <w:right w:type="dxa" w:w="100"/>
             </w:tcMar>
             <w:vAlign w:val="center"/>
@@ -19261,19 +19292,19 @@
               <w:right w:val="none" w:color="auto" w:sz="0"/>
             </w:tcBorders>
             <w:tcMar>
-              <w:top w:type="dxa" w:w="70"/>
-              <w:left w:type="dxa" w:w="100"/>
-              <w:bottom w:type="dxa" w:w="70"/>
-              <w:right w:type="dxa" w:w="100"/>
-            </w:tcMar>
-            <w:vAlign w:val="center"/>
-          </w:tcPr>
-          <w:p>
-            <w:pPr>
-              <w:spacing w:after="0" w:line="240" w:lineRule="auto"/>
-              <w:jc w:val="center"/>
-            </w:pPr>
-            <w:hyperlink w:history="1" r:id="rId1dkm0pqihrfyzhbfxl0rz">
+              <w:top w:type="dxa" w:w="52"/>
+              <w:left w:type="dxa" w:w="100"/>
+              <w:bottom w:type="dxa" w:w="52"/>
+              <w:right w:type="dxa" w:w="100"/>
+            </w:tcMar>
+            <w:vAlign w:val="center"/>
+          </w:tcPr>
+          <w:p>
+            <w:pPr>
+              <w:spacing w:after="0" w:line="240" w:lineRule="auto"/>
+              <w:jc w:val="center"/>
+            </w:pPr>
+            <w:hyperlink w:history="1" r:id="rId8hhv0uam2lvbkqcu9_m4d">
               <w:r>
                 <w:rPr>
                   <w:rFonts w:ascii="Arial" w:cs="Arial" w:eastAsia="Arial" w:hAnsi="Arial"/>
@@ -19303,9 +19334,9 @@
             </w:tcBorders>
             <w:shd w:fill="FBFAF8" w:color="auto" w:val="clear"/>
             <w:tcMar>
-              <w:top w:type="dxa" w:w="70"/>
-              <w:left w:type="dxa" w:w="100"/>
-              <w:bottom w:type="dxa" w:w="70"/>
+              <w:top w:type="dxa" w:w="52"/>
+              <w:left w:type="dxa" w:w="100"/>
+              <w:bottom w:type="dxa" w:w="52"/>
               <w:right w:type="dxa" w:w="100"/>
             </w:tcMar>
             <w:vAlign w:val="center"/>
@@ -19341,9 +19372,9 @@
             </w:tcBorders>
             <w:shd w:fill="FBFAF8" w:color="auto" w:val="clear"/>
             <w:tcMar>
-              <w:top w:type="dxa" w:w="70"/>
-              <w:left w:type="dxa" w:w="100"/>
-              <w:bottom w:type="dxa" w:w="70"/>
+              <w:top w:type="dxa" w:w="52"/>
+              <w:left w:type="dxa" w:w="100"/>
+              <w:bottom w:type="dxa" w:w="52"/>
               <w:right w:type="dxa" w:w="100"/>
             </w:tcMar>
             <w:vAlign w:val="center"/>
@@ -19379,9 +19410,9 @@
             </w:tcBorders>
             <w:shd w:fill="FBFAF8" w:color="auto" w:val="clear"/>
             <w:tcMar>
-              <w:top w:type="dxa" w:w="70"/>
-              <w:left w:type="dxa" w:w="100"/>
-              <w:bottom w:type="dxa" w:w="70"/>
+              <w:top w:type="dxa" w:w="52"/>
+              <w:left w:type="dxa" w:w="100"/>
+              <w:bottom w:type="dxa" w:w="52"/>
               <w:right w:type="dxa" w:w="100"/>
             </w:tcMar>
             <w:vAlign w:val="center"/>
@@ -19417,9 +19448,9 @@
             </w:tcBorders>
             <w:shd w:fill="FBFAF8" w:color="auto" w:val="clear"/>
             <w:tcMar>
-              <w:top w:type="dxa" w:w="70"/>
-              <w:left w:type="dxa" w:w="100"/>
-              <w:bottom w:type="dxa" w:w="70"/>
+              <w:top w:type="dxa" w:w="52"/>
+              <w:left w:type="dxa" w:w="100"/>
+              <w:bottom w:type="dxa" w:w="52"/>
               <w:right w:type="dxa" w:w="100"/>
             </w:tcMar>
             <w:vAlign w:val="center"/>
@@ -19455,9 +19486,9 @@
             </w:tcBorders>
             <w:shd w:fill="FBFAF8" w:color="auto" w:val="clear"/>
             <w:tcMar>
-              <w:top w:type="dxa" w:w="70"/>
-              <w:left w:type="dxa" w:w="100"/>
-              <w:bottom w:type="dxa" w:w="70"/>
+              <w:top w:type="dxa" w:w="52"/>
+              <w:left w:type="dxa" w:w="100"/>
+              <w:bottom w:type="dxa" w:w="52"/>
               <w:right w:type="dxa" w:w="100"/>
             </w:tcMar>
             <w:vAlign w:val="center"/>
@@ -19493,9 +19524,9 @@
             </w:tcBorders>
             <w:shd w:fill="FBFAF8" w:color="auto" w:val="clear"/>
             <w:tcMar>
-              <w:top w:type="dxa" w:w="70"/>
-              <w:left w:type="dxa" w:w="100"/>
-              <w:bottom w:type="dxa" w:w="70"/>
+              <w:top w:type="dxa" w:w="52"/>
+              <w:left w:type="dxa" w:w="100"/>
+              <w:bottom w:type="dxa" w:w="52"/>
               <w:right w:type="dxa" w:w="100"/>
             </w:tcMar>
             <w:vAlign w:val="center"/>
@@ -19531,19 +19562,19 @@
             </w:tcBorders>
             <w:shd w:fill="FBFAF8" w:color="auto" w:val="clear"/>
             <w:tcMar>
-              <w:top w:type="dxa" w:w="70"/>
-              <w:left w:type="dxa" w:w="100"/>
-              <w:bottom w:type="dxa" w:w="70"/>
-              <w:right w:type="dxa" w:w="100"/>
-            </w:tcMar>
-            <w:vAlign w:val="center"/>
-          </w:tcPr>
-          <w:p>
-            <w:pPr>
-              <w:spacing w:after="0" w:line="240" w:lineRule="auto"/>
-              <w:jc w:val="center"/>
-            </w:pPr>
-            <w:hyperlink w:history="1" r:id="rIdes1i2yui-buv7iv03kblm">
+              <w:top w:type="dxa" w:w="52"/>
+              <w:left w:type="dxa" w:w="100"/>
+              <w:bottom w:type="dxa" w:w="52"/>
+              <w:right w:type="dxa" w:w="100"/>
+            </w:tcMar>
+            <w:vAlign w:val="center"/>
+          </w:tcPr>
+          <w:p>
+            <w:pPr>
+              <w:spacing w:after="0" w:line="240" w:lineRule="auto"/>
+              <w:jc w:val="center"/>
+            </w:pPr>
+            <w:hyperlink w:history="1" r:id="rIdbyhx-s8_e64qzy3sdkgro">
               <w:r>
                 <w:rPr>
                   <w:rFonts w:ascii="Arial" w:cs="Arial" w:eastAsia="Arial" w:hAnsi="Arial"/>
@@ -20096,7 +20127,7 @@
         </w:rPr>
         <w:t xml:space="preserve">Яндекс Недвижимость — стоимость ремонта квартиры, 2026 — </w:t>
       </w:r>
-      <w:hyperlink w:history="1" r:id="rIdcqzkqsgium4mzdxr-dvd5">
+      <w:hyperlink w:history="1" r:id="rIdqthu52zy53nexyqpatnkt">
         <w:r>
           <w:rPr>
             <w:rFonts w:ascii="Arial" w:cs="Arial" w:eastAsia="Arial" w:hAnsi="Arial"/>
@@ -20143,7 +20174,7 @@
         </w:rPr>
         <w:t xml:space="preserve">Официальный сайт проекта Capital Group — </w:t>
       </w:r>
-      <w:hyperlink w:history="1" r:id="rIdwvtvmzhrkk6qe9_dqussx">
+      <w:hyperlink w:history="1" r:id="rId62_9fzpvmb5lmf-ll8er-">
         <w:r>
           <w:rPr>
             <w:rFonts w:ascii="Arial" w:cs="Arial" w:eastAsia="Arial" w:hAnsi="Arial"/>
@@ -20190,7 +20221,7 @@
         </w:rPr>
         <w:t xml:space="preserve">Новострой-М — карточка ЖК на ул. Викторенко — </w:t>
       </w:r>
-      <w:hyperlink w:history="1" r:id="rIdkncpfdklcrlnj-ob8t_-s">
+      <w:hyperlink w:history="1" r:id="rIdyxvakebbf-xiez1ng8gav">
         <w:r>
           <w:rPr>
             <w:rFonts w:ascii="Arial" w:cs="Arial" w:eastAsia="Arial" w:hAnsi="Arial"/>
@@ -20237,7 +20268,7 @@
         </w:rPr>
         <w:t xml:space="preserve">vNovostroike.ru — ЖК МАСТЕРС — </w:t>
       </w:r>
-      <w:hyperlink w:history="1" r:id="rIdm3s0pzeuqmabpew_0jjhu">
+      <w:hyperlink w:history="1" r:id="rIdlu3gsds4hogo7uoiz0-4j">
         <w:r>
           <w:rPr>
             <w:rFonts w:ascii="Arial" w:cs="Arial" w:eastAsia="Arial" w:hAnsi="Arial"/>
@@ -20284,7 +20315,7 @@
         </w:rPr>
         <w:t xml:space="preserve">Яндекс Карты — картографическая основа — </w:t>
       </w:r>
-      <w:hyperlink w:history="1" r:id="rIdelsniniqpsgdxeuhahnnv">
+      <w:hyperlink w:history="1" r:id="rIdximd00hyh5da5zpw-hjbk">
         <w:r>
           <w:rPr>
             <w:rFonts w:ascii="Arial" w:cs="Arial" w:eastAsia="Arial" w:hAnsi="Arial"/>
